--- a/MATLAB Coursework 2  Word Template.docx
+++ b/MATLAB Coursework 2  Word Template.docx
@@ -1,6 +1,6 @@
 
 <file path=word/document.xml><?xml version="1.0" encoding="utf-8"?>
-<w:document xmlns:wpc="http://schemas.microsoft.com/office/word/2010/wordprocessingCanvas" xmlns:cx="http://schemas.microsoft.com/office/drawing/2014/chartex" xmlns:cx1="http://schemas.microsoft.com/office/drawing/2015/9/8/chartex" xmlns:cx2="http://schemas.microsoft.com/office/drawing/2015/10/21/chartex" xmlns:cx3="http://schemas.microsoft.com/office/drawing/2016/5/9/chartex" xmlns:cx4="http://schemas.microsoft.com/office/drawing/2016/5/10/chartex" xmlns:cx5="http://schemas.microsoft.com/office/drawing/2016/5/11/chartex" xmlns:cx6="http://schemas.microsoft.com/office/drawing/2016/5/12/chartex" xmlns:cx7="http://schemas.microsoft.com/office/drawing/2016/5/13/chartex" xmlns:cx8="http://schemas.microsoft.com/office/drawing/2016/5/14/chartex" xmlns:mc="http://schemas.openxmlformats.org/markup-compatibility/2006" xmlns:aink="http://schemas.microsoft.com/office/drawing/2016/ink" xmlns:am3d="http://schemas.microsoft.com/office/drawing/2017/model3d" xmlns:o="urn:schemas-microsoft-com:office:office" xmlns:oel="http://schemas.microsoft.com/office/2019/extlst" xmlns:r="http://schemas.openxmlformats.org/officeDocument/2006/relationships" xmlns:m="http://schemas.openxmlformats.org/officeDocument/2006/math" xmlns:v="urn:schemas-microsoft-com:vml" xmlns:wp14="http://schemas.microsoft.com/office/word/2010/wordprocessingDrawing" xmlns:wp="http://schemas.openxmlformats.org/drawingml/2006/wordprocessingDrawing" xmlns:w10="urn:schemas-microsoft-com:office:word" xmlns:w="http://schemas.openxmlformats.org/wordprocessingml/2006/main" xmlns:w14="http://schemas.microsoft.com/office/word/2010/wordml" xmlns:w15="http://schemas.microsoft.com/office/word/2012/wordml" xmlns:w16cex="http://schemas.microsoft.com/office/word/2018/wordml/cex" xmlns:w16cid="http://schemas.microsoft.com/office/word/2016/wordml/cid" xmlns:w16="http://schemas.microsoft.com/office/word/2018/wordml" xmlns:w16du="http://schemas.microsoft.com/office/word/2023/wordml/word16du" xmlns:w16sdtdh="http://schemas.microsoft.com/office/word/2020/wordml/sdtdatahash" xmlns:w16sdtfl="http://schemas.microsoft.com/office/word/2024/wordml/sdtformatlock" xmlns:w16se="http://schemas.microsoft.com/office/word/2015/wordml/symex" xmlns:wpg="http://schemas.microsoft.com/office/word/2010/wordprocessingGroup" xmlns:wpi="http://schemas.microsoft.com/office/word/2010/wordprocessingInk" xmlns:wne="http://schemas.microsoft.com/office/word/2006/wordml" xmlns:wps="http://schemas.microsoft.com/office/word/2010/wordprocessingShape" mc:Ignorable="w14 w15 w16se w16cid w16 w16cex w16sdtdh w16sdtfl w16du wp14">
+<w:document xmlns:wpc="http://schemas.microsoft.com/office/word/2010/wordprocessingCanvas" xmlns:cx="http://schemas.microsoft.com/office/drawing/2014/chartex" xmlns:cx1="http://schemas.microsoft.com/office/drawing/2015/9/8/chartex" xmlns:cx2="http://schemas.microsoft.com/office/drawing/2015/10/21/chartex" xmlns:cx3="http://schemas.microsoft.com/office/drawing/2016/5/9/chartex" xmlns:cx4="http://schemas.microsoft.com/office/drawing/2016/5/10/chartex" xmlns:cx5="http://schemas.microsoft.com/office/drawing/2016/5/11/chartex" xmlns:cx6="http://schemas.microsoft.com/office/drawing/2016/5/12/chartex" xmlns:cx7="http://schemas.microsoft.com/office/drawing/2016/5/13/chartex" xmlns:cx8="http://schemas.microsoft.com/office/drawing/2016/5/14/chartex" xmlns:mc="http://schemas.openxmlformats.org/markup-compatibility/2006" xmlns:aink="http://schemas.microsoft.com/office/drawing/2016/ink" xmlns:am3d="http://schemas.microsoft.com/office/drawing/2017/model3d" xmlns:o="urn:schemas-microsoft-com:office:office" xmlns:oel="http://schemas.microsoft.com/office/2019/extlst" xmlns:r="http://schemas.openxmlformats.org/officeDocument/2006/relationships" xmlns:m="http://schemas.openxmlformats.org/officeDocument/2006/math" xmlns:v="urn:schemas-microsoft-com:vml" xmlns:wp14="http://schemas.microsoft.com/office/word/2010/wordprocessingDrawing" xmlns:wp="http://schemas.openxmlformats.org/drawingml/2006/wordprocessingDrawing" xmlns:w10="urn:schemas-microsoft-com:office:word" xmlns:w="http://schemas.openxmlformats.org/wordprocessingml/2006/main" xmlns:w14="http://schemas.microsoft.com/office/word/2010/wordml" xmlns:w15="http://schemas.microsoft.com/office/word/2012/wordml" xmlns:w16cex="http://schemas.microsoft.com/office/word/2018/wordml/cex" xmlns:w16cid="http://schemas.microsoft.com/office/word/2016/wordml/cid" xmlns:w16="http://schemas.microsoft.com/office/word/2018/wordml" xmlns:w16sdtdh="http://schemas.microsoft.com/office/word/2020/wordml/sdtdatahash" xmlns:w16se="http://schemas.microsoft.com/office/word/2015/wordml/symex" xmlns:wpg="http://schemas.microsoft.com/office/word/2010/wordprocessingGroup" xmlns:wpi="http://schemas.microsoft.com/office/word/2010/wordprocessingInk" xmlns:wne="http://schemas.microsoft.com/office/word/2006/wordml" xmlns:wps="http://schemas.microsoft.com/office/word/2010/wordprocessingShape" mc:Ignorable="w14 w15 w16se w16cid w16 w16cex w16sdtdh wp14">
   <w:body>
     <w:p/>
     <w:p/>
@@ -18,8 +18,10 @@
     <w:p>
       <w:pPr>
         <w:rPr>
+          <w:rFonts w:eastAsia="等线" w:hint="eastAsia"/>
           <w:b/>
           <w:bCs/>
+          <w:lang w:eastAsia="zh-CN"/>
         </w:rPr>
       </w:pPr>
       <w:r>
@@ -27,14 +29,25 @@
           <w:b/>
           <w:bCs/>
         </w:rPr>
-        <w:t>Author: Add your name</w:t>
+        <w:t xml:space="preserve">Author: </w:t>
+      </w:r>
+      <w:r>
+        <w:rPr>
+          <w:rFonts w:eastAsia="等线" w:hint="eastAsia"/>
+          <w:b/>
+          <w:bCs/>
+          <w:lang w:eastAsia="zh-CN"/>
+        </w:rPr>
+        <w:t>Yixin Ding</w:t>
       </w:r>
     </w:p>
     <w:p>
       <w:pPr>
         <w:rPr>
+          <w:rFonts w:hint="eastAsia"/>
           <w:b/>
           <w:bCs/>
+          <w:lang w:eastAsia="zh-CN"/>
         </w:rPr>
       </w:pPr>
       <w:r>
@@ -42,14 +55,25 @@
           <w:b/>
           <w:bCs/>
         </w:rPr>
-        <w:t>Student ID: Put your ID number here</w:t>
+        <w:t xml:space="preserve">Student ID: </w:t>
+      </w:r>
+      <w:r>
+        <w:rPr>
+          <w:rFonts w:hint="eastAsia"/>
+          <w:b/>
+          <w:bCs/>
+          <w:lang w:eastAsia="zh-CN"/>
+        </w:rPr>
+        <w:t>20719599</w:t>
       </w:r>
     </w:p>
     <w:p>
       <w:pPr>
         <w:rPr>
+          <w:rFonts w:hint="eastAsia"/>
           <w:b/>
           <w:bCs/>
+          <w:lang w:eastAsia="zh-CN"/>
         </w:rPr>
       </w:pPr>
       <w:r>
@@ -61,10 +85,12 @@
       </w:r>
       <w:r>
         <w:rPr>
+          <w:rFonts w:hint="eastAsia"/>
           <w:b/>
           <w:bCs/>
-        </w:rPr>
-        <w:t>Add submission date here</w:t>
+          <w:lang w:eastAsia="zh-CN"/>
+        </w:rPr>
+        <w:t>2026.4.27</w:t>
       </w:r>
     </w:p>
     <w:p/>
@@ -86,16 +112,29 @@
     </w:p>
     <w:p>
       <w:pPr>
-        <w:rPr>
-          <w:color w:val="808080" w:themeColor="background1" w:themeShade="80"/>
+        <w:spacing w:line="259" w:lineRule="auto"/>
+        <w:jc w:val="both"/>
+        <w:rPr>
+          <w:b/>
+          <w:bCs/>
+          <w:color w:val="000000" w:themeColor="text1"/>
+          <w:sz w:val="32"/>
+          <w:szCs w:val="32"/>
+          <w:lang w:eastAsia="zh-CN"/>
         </w:rPr>
       </w:pPr>
       <w:r>
         <w:rPr>
-          <w:color w:val="808080" w:themeColor="background1" w:themeShade="80"/>
+          <w:rFonts w:hint="eastAsia"/>
+          <w:b/>
+          <w:bCs/>
+          <w:color w:val="000000" w:themeColor="text1"/>
+          <w:sz w:val="32"/>
+          <w:szCs w:val="32"/>
+          <w:lang w:eastAsia="zh-CN"/>
         </w:rPr>
         <w:lastRenderedPageBreak/>
-        <w:t>For questions which require you to write text (i.e., descriptive sentences), or include images and graphs, please add them to the Word submission template.</w:t>
+        <w:t>Task 1</w:t>
       </w:r>
     </w:p>
     <w:p>
@@ -103,16 +142,232 @@
         <w:spacing w:line="259" w:lineRule="auto"/>
         <w:jc w:val="both"/>
         <w:rPr>
+          <w:rFonts w:hint="eastAsia"/>
+          <w:color w:val="000000" w:themeColor="text1"/>
+          <w:lang w:eastAsia="zh-CN"/>
+        </w:rPr>
+      </w:pPr>
+      <w:r>
+        <w:rPr>
+          <w:rFonts w:hint="eastAsia"/>
+          <w:color w:val="000000" w:themeColor="text1"/>
+          <w:lang w:eastAsia="zh-CN"/>
+        </w:rPr>
+        <w:t>a)</w:t>
+      </w:r>
+      <w:r>
+        <w:t xml:space="preserve"> </w:t>
+      </w:r>
+      <w:r>
+        <w:rPr>
+          <w:color w:val="000000" w:themeColor="text1"/>
+          <w:lang w:eastAsia="zh-CN"/>
+        </w:rPr>
+        <w:t>Thermistor Circuit Implementation with Arduino UNO</w:t>
+      </w:r>
+      <w:r>
+        <w:rPr>
+          <w:rFonts w:hint="eastAsia"/>
+          <w:color w:val="000000" w:themeColor="text1"/>
+          <w:lang w:eastAsia="zh-CN"/>
+        </w:rPr>
+        <w:t>:</w:t>
+      </w:r>
+    </w:p>
+    <w:p>
+      <w:pPr>
+        <w:pStyle w:val="NormalWeb"/>
+        <w:jc w:val="center"/>
+        <w:rPr>
+          <w:rFonts w:eastAsia="等线"/>
+        </w:rPr>
+      </w:pPr>
+      <w:r>
+        <w:rPr>
+          <w:noProof/>
+        </w:rPr>
+        <w:drawing>
+          <wp:inline distT="0" distB="0" distL="0" distR="0" wp14:anchorId="4DCC77A5" wp14:editId="62650391">
+            <wp:extent cx="4874260" cy="3657600"/>
+            <wp:effectExtent l="0" t="0" r="2540" b="0"/>
+            <wp:docPr id="3" name="Picture 3"/>
+            <wp:cNvGraphicFramePr>
+              <a:graphicFrameLocks xmlns:a="http://schemas.openxmlformats.org/drawingml/2006/main" noChangeAspect="1"/>
+            </wp:cNvGraphicFramePr>
+            <a:graphic xmlns:a="http://schemas.openxmlformats.org/drawingml/2006/main">
+              <a:graphicData uri="http://schemas.openxmlformats.org/drawingml/2006/picture">
+                <pic:pic xmlns:pic="http://schemas.openxmlformats.org/drawingml/2006/picture">
+                  <pic:nvPicPr>
+                    <pic:cNvPr id="0" name="Picture 3"/>
+                    <pic:cNvPicPr>
+                      <a:picLocks noChangeAspect="1" noChangeArrowheads="1"/>
+                    </pic:cNvPicPr>
+                  </pic:nvPicPr>
+                  <pic:blipFill>
+                    <a:blip r:embed="rId8" cstate="print">
+                      <a:extLst>
+                        <a:ext uri="{28A0092B-C50C-407E-A947-70E740481C1C}">
+                          <a14:useLocalDpi xmlns:a14="http://schemas.microsoft.com/office/drawing/2010/main" val="0"/>
+                        </a:ext>
+                      </a:extLst>
+                    </a:blip>
+                    <a:srcRect/>
+                    <a:stretch>
+                      <a:fillRect/>
+                    </a:stretch>
+                  </pic:blipFill>
+                  <pic:spPr bwMode="auto">
+                    <a:xfrm>
+                      <a:off x="0" y="0"/>
+                      <a:ext cx="4874260" cy="3657600"/>
+                    </a:xfrm>
+                    <a:prstGeom prst="rect">
+                      <a:avLst/>
+                    </a:prstGeom>
+                    <a:noFill/>
+                    <a:ln>
+                      <a:noFill/>
+                    </a:ln>
+                  </pic:spPr>
+                </pic:pic>
+              </a:graphicData>
+            </a:graphic>
+          </wp:inline>
+        </w:drawing>
+      </w:r>
+    </w:p>
+    <w:p>
+      <w:pPr>
+        <w:pStyle w:val="NormalWeb"/>
+        <w:rPr>
+          <w:rFonts w:eastAsia="等线" w:hint="eastAsia"/>
+        </w:rPr>
+      </w:pPr>
+      <w:r>
+        <w:rPr>
+          <w:rFonts w:eastAsia="等线" w:hint="eastAsia"/>
+        </w:rPr>
+        <w:t xml:space="preserve">c) </w:t>
+      </w:r>
+      <w:r>
+        <w:rPr>
+          <w:rFonts w:eastAsia="等线"/>
+        </w:rPr>
+        <w:t>Temperature Variation Over Time</w:t>
+      </w:r>
+      <w:r>
+        <w:rPr>
+          <w:rFonts w:eastAsia="等线" w:hint="eastAsia"/>
+        </w:rPr>
+        <w:t>:</w:t>
+      </w:r>
+    </w:p>
+    <w:p>
+      <w:pPr>
+        <w:pStyle w:val="NormalWeb"/>
+        <w:jc w:val="center"/>
+      </w:pPr>
+      <w:r>
+        <w:rPr>
+          <w:noProof/>
+        </w:rPr>
+        <w:drawing>
+          <wp:inline distT="0" distB="0" distL="0" distR="0" wp14:anchorId="70FA172A" wp14:editId="3CBBE6A6">
+            <wp:extent cx="5618747" cy="3657600"/>
+            <wp:effectExtent l="0" t="0" r="1270" b="0"/>
+            <wp:docPr id="7" name="Picture 7"/>
+            <wp:cNvGraphicFramePr>
+              <a:graphicFrameLocks xmlns:a="http://schemas.openxmlformats.org/drawingml/2006/main" noChangeAspect="1"/>
+            </wp:cNvGraphicFramePr>
+            <a:graphic xmlns:a="http://schemas.openxmlformats.org/drawingml/2006/main">
+              <a:graphicData uri="http://schemas.openxmlformats.org/drawingml/2006/picture">
+                <pic:pic xmlns:pic="http://schemas.openxmlformats.org/drawingml/2006/picture">
+                  <pic:nvPicPr>
+                    <pic:cNvPr id="0" name="Picture 1"/>
+                    <pic:cNvPicPr>
+                      <a:picLocks noChangeAspect="1" noChangeArrowheads="1"/>
+                    </pic:cNvPicPr>
+                  </pic:nvPicPr>
+                  <pic:blipFill>
+                    <a:blip r:embed="rId9" cstate="print">
+                      <a:extLst>
+                        <a:ext uri="{28A0092B-C50C-407E-A947-70E740481C1C}">
+                          <a14:useLocalDpi xmlns:a14="http://schemas.microsoft.com/office/drawing/2010/main" val="0"/>
+                        </a:ext>
+                      </a:extLst>
+                    </a:blip>
+                    <a:srcRect/>
+                    <a:stretch>
+                      <a:fillRect/>
+                    </a:stretch>
+                  </pic:blipFill>
+                  <pic:spPr bwMode="auto">
+                    <a:xfrm>
+                      <a:off x="0" y="0"/>
+                      <a:ext cx="5618747" cy="3657600"/>
+                    </a:xfrm>
+                    <a:prstGeom prst="rect">
+                      <a:avLst/>
+                    </a:prstGeom>
+                    <a:noFill/>
+                    <a:ln>
+                      <a:noFill/>
+                    </a:ln>
+                  </pic:spPr>
+                </pic:pic>
+              </a:graphicData>
+            </a:graphic>
+          </wp:inline>
+        </w:drawing>
+      </w:r>
+    </w:p>
+    <w:p>
+      <w:pPr>
+        <w:pStyle w:val="NormalWeb"/>
+        <w:jc w:val="center"/>
+        <w:rPr>
+          <w:rFonts w:eastAsia="等线" w:hint="eastAsia"/>
+        </w:rPr>
+      </w:pPr>
+    </w:p>
+    <w:p>
+      <w:pPr>
+        <w:spacing w:line="259" w:lineRule="auto"/>
+        <w:jc w:val="both"/>
+        <w:rPr>
+          <w:rFonts w:hint="eastAsia"/>
+          <w:color w:val="000000" w:themeColor="text1"/>
+          <w:lang w:eastAsia="zh-CN"/>
+        </w:rPr>
+      </w:pPr>
+    </w:p>
+    <w:p>
+      <w:pPr>
+        <w:spacing w:line="259" w:lineRule="auto"/>
+        <w:jc w:val="both"/>
+        <w:rPr>
+          <w:color w:val="808080" w:themeColor="background1" w:themeShade="80"/>
+          <w:lang w:eastAsia="zh-CN"/>
+        </w:rPr>
+      </w:pPr>
+    </w:p>
+    <w:p>
+      <w:pPr>
+        <w:spacing w:line="259" w:lineRule="auto"/>
+        <w:jc w:val="both"/>
+        <w:rPr>
+          <w:rFonts w:hint="eastAsia"/>
           <w:color w:val="000000" w:themeColor="text1"/>
           <w:highlight w:val="cyan"/>
+          <w:lang w:eastAsia="zh-CN"/>
         </w:rPr>
       </w:pPr>
     </w:p>
     <w:sectPr>
-      <w:headerReference w:type="default" r:id="rId8"/>
-      <w:footerReference w:type="default" r:id="rId9"/>
-      <w:headerReference w:type="first" r:id="rId10"/>
-      <w:footerReference w:type="first" r:id="rId11"/>
+      <w:headerReference w:type="default" r:id="rId10"/>
+      <w:footerReference w:type="default" r:id="rId11"/>
+      <w:headerReference w:type="first" r:id="rId12"/>
+      <w:footerReference w:type="first" r:id="rId13"/>
       <w:pgSz w:w="11906" w:h="16838"/>
       <w:pgMar w:top="1440" w:right="1440" w:bottom="1440" w:left="1440" w:header="850" w:footer="708" w:gutter="0"/>
       <w:cols w:space="708"/>
@@ -124,7 +379,7 @@
 </file>
 
 <file path=word/endnotes.xml><?xml version="1.0" encoding="utf-8"?>
-<w:endnotes xmlns:wpc="http://schemas.microsoft.com/office/word/2010/wordprocessingCanvas" xmlns:cx="http://schemas.microsoft.com/office/drawing/2014/chartex" xmlns:cx1="http://schemas.microsoft.com/office/drawing/2015/9/8/chartex" xmlns:cx2="http://schemas.microsoft.com/office/drawing/2015/10/21/chartex" xmlns:cx3="http://schemas.microsoft.com/office/drawing/2016/5/9/chartex" xmlns:cx4="http://schemas.microsoft.com/office/drawing/2016/5/10/chartex" xmlns:cx5="http://schemas.microsoft.com/office/drawing/2016/5/11/chartex" xmlns:cx6="http://schemas.microsoft.com/office/drawing/2016/5/12/chartex" xmlns:cx7="http://schemas.microsoft.com/office/drawing/2016/5/13/chartex" xmlns:cx8="http://schemas.microsoft.com/office/drawing/2016/5/14/chartex" xmlns:mc="http://schemas.openxmlformats.org/markup-compatibility/2006" xmlns:aink="http://schemas.microsoft.com/office/drawing/2016/ink" xmlns:am3d="http://schemas.microsoft.com/office/drawing/2017/model3d" xmlns:o="urn:schemas-microsoft-com:office:office" xmlns:oel="http://schemas.microsoft.com/office/2019/extlst" xmlns:r="http://schemas.openxmlformats.org/officeDocument/2006/relationships" xmlns:m="http://schemas.openxmlformats.org/officeDocument/2006/math" xmlns:v="urn:schemas-microsoft-com:vml" xmlns:wp14="http://schemas.microsoft.com/office/word/2010/wordprocessingDrawing" xmlns:wp="http://schemas.openxmlformats.org/drawingml/2006/wordprocessingDrawing" xmlns:w10="urn:schemas-microsoft-com:office:word" xmlns:w="http://schemas.openxmlformats.org/wordprocessingml/2006/main" xmlns:w14="http://schemas.microsoft.com/office/word/2010/wordml" xmlns:w15="http://schemas.microsoft.com/office/word/2012/wordml" xmlns:w16cex="http://schemas.microsoft.com/office/word/2018/wordml/cex" xmlns:w16cid="http://schemas.microsoft.com/office/word/2016/wordml/cid" xmlns:w16="http://schemas.microsoft.com/office/word/2018/wordml" xmlns:w16du="http://schemas.microsoft.com/office/word/2023/wordml/word16du" xmlns:w16sdtdh="http://schemas.microsoft.com/office/word/2020/wordml/sdtdatahash" xmlns:w16sdtfl="http://schemas.microsoft.com/office/word/2024/wordml/sdtformatlock" xmlns:w16se="http://schemas.microsoft.com/office/word/2015/wordml/symex" xmlns:wpg="http://schemas.microsoft.com/office/word/2010/wordprocessingGroup" xmlns:wpi="http://schemas.microsoft.com/office/word/2010/wordprocessingInk" xmlns:wne="http://schemas.microsoft.com/office/word/2006/wordml" xmlns:wps="http://schemas.microsoft.com/office/word/2010/wordprocessingShape" mc:Ignorable="w14 w15 w16se w16cid w16 w16cex w16sdtdh w16sdtfl w16du wp14">
+<w:endnotes xmlns:wpc="http://schemas.microsoft.com/office/word/2010/wordprocessingCanvas" xmlns:cx="http://schemas.microsoft.com/office/drawing/2014/chartex" xmlns:cx1="http://schemas.microsoft.com/office/drawing/2015/9/8/chartex" xmlns:cx2="http://schemas.microsoft.com/office/drawing/2015/10/21/chartex" xmlns:cx3="http://schemas.microsoft.com/office/drawing/2016/5/9/chartex" xmlns:cx4="http://schemas.microsoft.com/office/drawing/2016/5/10/chartex" xmlns:cx5="http://schemas.microsoft.com/office/drawing/2016/5/11/chartex" xmlns:cx6="http://schemas.microsoft.com/office/drawing/2016/5/12/chartex" xmlns:cx7="http://schemas.microsoft.com/office/drawing/2016/5/13/chartex" xmlns:cx8="http://schemas.microsoft.com/office/drawing/2016/5/14/chartex" xmlns:mc="http://schemas.openxmlformats.org/markup-compatibility/2006" xmlns:aink="http://schemas.microsoft.com/office/drawing/2016/ink" xmlns:am3d="http://schemas.microsoft.com/office/drawing/2017/model3d" xmlns:o="urn:schemas-microsoft-com:office:office" xmlns:oel="http://schemas.microsoft.com/office/2019/extlst" xmlns:r="http://schemas.openxmlformats.org/officeDocument/2006/relationships" xmlns:m="http://schemas.openxmlformats.org/officeDocument/2006/math" xmlns:v="urn:schemas-microsoft-com:vml" xmlns:wp14="http://schemas.microsoft.com/office/word/2010/wordprocessingDrawing" xmlns:wp="http://schemas.openxmlformats.org/drawingml/2006/wordprocessingDrawing" xmlns:w10="urn:schemas-microsoft-com:office:word" xmlns:w="http://schemas.openxmlformats.org/wordprocessingml/2006/main" xmlns:w14="http://schemas.microsoft.com/office/word/2010/wordml" xmlns:w15="http://schemas.microsoft.com/office/word/2012/wordml" xmlns:w16cex="http://schemas.microsoft.com/office/word/2018/wordml/cex" xmlns:w16cid="http://schemas.microsoft.com/office/word/2016/wordml/cid" xmlns:w16="http://schemas.microsoft.com/office/word/2018/wordml" xmlns:w16sdtdh="http://schemas.microsoft.com/office/word/2020/wordml/sdtdatahash" xmlns:w16se="http://schemas.microsoft.com/office/word/2015/wordml/symex" xmlns:wpg="http://schemas.microsoft.com/office/word/2010/wordprocessingGroup" xmlns:wpi="http://schemas.microsoft.com/office/word/2010/wordprocessingInk" xmlns:wne="http://schemas.microsoft.com/office/word/2006/wordml" xmlns:wps="http://schemas.microsoft.com/office/word/2010/wordprocessingShape" mc:Ignorable="w14 w15 w16se w16cid w16 w16cex w16sdtdh wp14">
   <w:endnote w:type="separator" w:id="-1">
     <w:p>
       <w:r>
@@ -150,7 +405,7 @@
 </file>
 
 <file path=word/footer1.xml><?xml version="1.0" encoding="utf-8"?>
-<w:ftr xmlns:wpc="http://schemas.microsoft.com/office/word/2010/wordprocessingCanvas" xmlns:cx="http://schemas.microsoft.com/office/drawing/2014/chartex" xmlns:cx1="http://schemas.microsoft.com/office/drawing/2015/9/8/chartex" xmlns:cx2="http://schemas.microsoft.com/office/drawing/2015/10/21/chartex" xmlns:cx3="http://schemas.microsoft.com/office/drawing/2016/5/9/chartex" xmlns:cx4="http://schemas.microsoft.com/office/drawing/2016/5/10/chartex" xmlns:cx5="http://schemas.microsoft.com/office/drawing/2016/5/11/chartex" xmlns:cx6="http://schemas.microsoft.com/office/drawing/2016/5/12/chartex" xmlns:cx7="http://schemas.microsoft.com/office/drawing/2016/5/13/chartex" xmlns:cx8="http://schemas.microsoft.com/office/drawing/2016/5/14/chartex" xmlns:mc="http://schemas.openxmlformats.org/markup-compatibility/2006" xmlns:aink="http://schemas.microsoft.com/office/drawing/2016/ink" xmlns:am3d="http://schemas.microsoft.com/office/drawing/2017/model3d" xmlns:o="urn:schemas-microsoft-com:office:office" xmlns:oel="http://schemas.microsoft.com/office/2019/extlst" xmlns:r="http://schemas.openxmlformats.org/officeDocument/2006/relationships" xmlns:m="http://schemas.openxmlformats.org/officeDocument/2006/math" xmlns:v="urn:schemas-microsoft-com:vml" xmlns:wp14="http://schemas.microsoft.com/office/word/2010/wordprocessingDrawing" xmlns:wp="http://schemas.openxmlformats.org/drawingml/2006/wordprocessingDrawing" xmlns:w10="urn:schemas-microsoft-com:office:word" xmlns:w="http://schemas.openxmlformats.org/wordprocessingml/2006/main" xmlns:w14="http://schemas.microsoft.com/office/word/2010/wordml" xmlns:w15="http://schemas.microsoft.com/office/word/2012/wordml" xmlns:w16cex="http://schemas.microsoft.com/office/word/2018/wordml/cex" xmlns:w16cid="http://schemas.microsoft.com/office/word/2016/wordml/cid" xmlns:w16="http://schemas.microsoft.com/office/word/2018/wordml" xmlns:w16du="http://schemas.microsoft.com/office/word/2023/wordml/word16du" xmlns:w16sdtdh="http://schemas.microsoft.com/office/word/2020/wordml/sdtdatahash" xmlns:w16sdtfl="http://schemas.microsoft.com/office/word/2024/wordml/sdtformatlock" xmlns:w16se="http://schemas.microsoft.com/office/word/2015/wordml/symex" xmlns:wpg="http://schemas.microsoft.com/office/word/2010/wordprocessingGroup" xmlns:wpi="http://schemas.microsoft.com/office/word/2010/wordprocessingInk" xmlns:wne="http://schemas.microsoft.com/office/word/2006/wordml" xmlns:wps="http://schemas.microsoft.com/office/word/2010/wordprocessingShape" mc:Ignorable="w14 w15 w16se w16cid w16 w16cex w16sdtdh w16sdtfl w16du wp14">
+<w:ftr xmlns:wpc="http://schemas.microsoft.com/office/word/2010/wordprocessingCanvas" xmlns:cx="http://schemas.microsoft.com/office/drawing/2014/chartex" xmlns:cx1="http://schemas.microsoft.com/office/drawing/2015/9/8/chartex" xmlns:cx2="http://schemas.microsoft.com/office/drawing/2015/10/21/chartex" xmlns:cx3="http://schemas.microsoft.com/office/drawing/2016/5/9/chartex" xmlns:cx4="http://schemas.microsoft.com/office/drawing/2016/5/10/chartex" xmlns:cx5="http://schemas.microsoft.com/office/drawing/2016/5/11/chartex" xmlns:cx6="http://schemas.microsoft.com/office/drawing/2016/5/12/chartex" xmlns:cx7="http://schemas.microsoft.com/office/drawing/2016/5/13/chartex" xmlns:cx8="http://schemas.microsoft.com/office/drawing/2016/5/14/chartex" xmlns:mc="http://schemas.openxmlformats.org/markup-compatibility/2006" xmlns:aink="http://schemas.microsoft.com/office/drawing/2016/ink" xmlns:am3d="http://schemas.microsoft.com/office/drawing/2017/model3d" xmlns:o="urn:schemas-microsoft-com:office:office" xmlns:oel="http://schemas.microsoft.com/office/2019/extlst" xmlns:r="http://schemas.openxmlformats.org/officeDocument/2006/relationships" xmlns:m="http://schemas.openxmlformats.org/officeDocument/2006/math" xmlns:v="urn:schemas-microsoft-com:vml" xmlns:wp14="http://schemas.microsoft.com/office/word/2010/wordprocessingDrawing" xmlns:wp="http://schemas.openxmlformats.org/drawingml/2006/wordprocessingDrawing" xmlns:w10="urn:schemas-microsoft-com:office:word" xmlns:w="http://schemas.openxmlformats.org/wordprocessingml/2006/main" xmlns:w14="http://schemas.microsoft.com/office/word/2010/wordml" xmlns:w15="http://schemas.microsoft.com/office/word/2012/wordml" xmlns:w16cex="http://schemas.microsoft.com/office/word/2018/wordml/cex" xmlns:w16cid="http://schemas.microsoft.com/office/word/2016/wordml/cid" xmlns:w16="http://schemas.microsoft.com/office/word/2018/wordml" xmlns:w16sdtdh="http://schemas.microsoft.com/office/word/2020/wordml/sdtdatahash" xmlns:w16se="http://schemas.microsoft.com/office/word/2015/wordml/symex" xmlns:wpg="http://schemas.microsoft.com/office/word/2010/wordprocessingGroup" xmlns:wpi="http://schemas.microsoft.com/office/word/2010/wordprocessingInk" xmlns:wne="http://schemas.microsoft.com/office/word/2006/wordml" xmlns:wps="http://schemas.microsoft.com/office/word/2010/wordprocessingShape" mc:Ignorable="w14 w15 w16se w16cid w16 w16cex w16sdtdh wp14">
   <w:sdt>
     <w:sdtPr>
       <w:id w:val="1214853255"/>
@@ -224,7 +479,7 @@
                 </wp:anchor>
               </w:drawing>
             </mc:Choice>
-            <mc:Fallback>
+            <mc:Fallback xmlns:w16sdtfl="http://schemas.microsoft.com/office/word/2024/wordml/sdtformatlock" xmlns:w16du="http://schemas.microsoft.com/office/word/2023/wordml/word16du">
               <w:pict>
                 <v:line w14:anchorId="68CAF598" id="Straight Connector 4" o:spid="_x0000_s1026" style="position:absolute;z-index:251658243;visibility:visible;mso-wrap-style:square;mso-wrap-distance-left:9pt;mso-wrap-distance-top:0;mso-wrap-distance-right:9pt;mso-wrap-distance-bottom:0;mso-position-horizontal:absolute;mso-position-horizontal-relative:text;mso-position-vertical:absolute;mso-position-vertical-relative:text" from="-.75pt,-10.2pt" to="454.5pt,-10.2pt" o:gfxdata="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" strokecolor="#4472c4 [3204]" strokeweight=".5pt">
                   <v:stroke joinstyle="miter"/>
@@ -261,47 +516,31 @@
     <w:pPr>
       <w:pStyle w:val="Footer"/>
       <w:rPr>
+        <w:rFonts w:hint="eastAsia"/>
         <w:i/>
         <w:iCs/>
         <w:sz w:val="18"/>
         <w:szCs w:val="18"/>
+        <w:lang w:eastAsia="zh-CN"/>
       </w:rPr>
     </w:pPr>
     <w:r>
       <w:rPr>
+        <w:rFonts w:hint="eastAsia"/>
         <w:i/>
         <w:iCs/>
         <w:sz w:val="18"/>
         <w:szCs w:val="18"/>
-        <w:highlight w:val="yellow"/>
-      </w:rPr>
-      <w:t>Your name</w:t>
-    </w:r>
-    <w:r>
-      <w:rPr>
-        <w:i/>
-        <w:iCs/>
-        <w:sz w:val="18"/>
-        <w:szCs w:val="18"/>
-        <w:highlight w:val="yellow"/>
-      </w:rPr>
-      <w:t>, student ID</w:t>
-    </w:r>
-    <w:r>
-      <w:rPr>
-        <w:i/>
-        <w:iCs/>
-        <w:sz w:val="18"/>
-        <w:szCs w:val="18"/>
-      </w:rPr>
-      <w:t xml:space="preserve"> </w:t>
+        <w:lang w:eastAsia="zh-CN"/>
+      </w:rPr>
+      <w:t>Yixin Ding, 20719599</w:t>
     </w:r>
   </w:p>
 </w:ftr>
 </file>
 
 <file path=word/footer2.xml><?xml version="1.0" encoding="utf-8"?>
-<w:ftr xmlns:wpc="http://schemas.microsoft.com/office/word/2010/wordprocessingCanvas" xmlns:cx="http://schemas.microsoft.com/office/drawing/2014/chartex" xmlns:cx1="http://schemas.microsoft.com/office/drawing/2015/9/8/chartex" xmlns:cx2="http://schemas.microsoft.com/office/drawing/2015/10/21/chartex" xmlns:cx3="http://schemas.microsoft.com/office/drawing/2016/5/9/chartex" xmlns:cx4="http://schemas.microsoft.com/office/drawing/2016/5/10/chartex" xmlns:cx5="http://schemas.microsoft.com/office/drawing/2016/5/11/chartex" xmlns:cx6="http://schemas.microsoft.com/office/drawing/2016/5/12/chartex" xmlns:cx7="http://schemas.microsoft.com/office/drawing/2016/5/13/chartex" xmlns:cx8="http://schemas.microsoft.com/office/drawing/2016/5/14/chartex" xmlns:mc="http://schemas.openxmlformats.org/markup-compatibility/2006" xmlns:aink="http://schemas.microsoft.com/office/drawing/2016/ink" xmlns:am3d="http://schemas.microsoft.com/office/drawing/2017/model3d" xmlns:o="urn:schemas-microsoft-com:office:office" xmlns:oel="http://schemas.microsoft.com/office/2019/extlst" xmlns:r="http://schemas.openxmlformats.org/officeDocument/2006/relationships" xmlns:m="http://schemas.openxmlformats.org/officeDocument/2006/math" xmlns:v="urn:schemas-microsoft-com:vml" xmlns:wp14="http://schemas.microsoft.com/office/word/2010/wordprocessingDrawing" xmlns:wp="http://schemas.openxmlformats.org/drawingml/2006/wordprocessingDrawing" xmlns:w10="urn:schemas-microsoft-com:office:word" xmlns:w="http://schemas.openxmlformats.org/wordprocessingml/2006/main" xmlns:w14="http://schemas.microsoft.com/office/word/2010/wordml" xmlns:w15="http://schemas.microsoft.com/office/word/2012/wordml" xmlns:w16cex="http://schemas.microsoft.com/office/word/2018/wordml/cex" xmlns:w16cid="http://schemas.microsoft.com/office/word/2016/wordml/cid" xmlns:w16="http://schemas.microsoft.com/office/word/2018/wordml" xmlns:w16du="http://schemas.microsoft.com/office/word/2023/wordml/word16du" xmlns:w16sdtdh="http://schemas.microsoft.com/office/word/2020/wordml/sdtdatahash" xmlns:w16sdtfl="http://schemas.microsoft.com/office/word/2024/wordml/sdtformatlock" xmlns:w16se="http://schemas.microsoft.com/office/word/2015/wordml/symex" xmlns:wpg="http://schemas.microsoft.com/office/word/2010/wordprocessingGroup" xmlns:wpi="http://schemas.microsoft.com/office/word/2010/wordprocessingInk" xmlns:wne="http://schemas.microsoft.com/office/word/2006/wordml" xmlns:wps="http://schemas.microsoft.com/office/word/2010/wordprocessingShape" mc:Ignorable="w14 w15 w16se w16cid w16 w16cex w16sdtdh w16sdtfl w16du wp14">
+<w:ftr xmlns:wpc="http://schemas.microsoft.com/office/word/2010/wordprocessingCanvas" xmlns:cx="http://schemas.microsoft.com/office/drawing/2014/chartex" xmlns:cx1="http://schemas.microsoft.com/office/drawing/2015/9/8/chartex" xmlns:cx2="http://schemas.microsoft.com/office/drawing/2015/10/21/chartex" xmlns:cx3="http://schemas.microsoft.com/office/drawing/2016/5/9/chartex" xmlns:cx4="http://schemas.microsoft.com/office/drawing/2016/5/10/chartex" xmlns:cx5="http://schemas.microsoft.com/office/drawing/2016/5/11/chartex" xmlns:cx6="http://schemas.microsoft.com/office/drawing/2016/5/12/chartex" xmlns:cx7="http://schemas.microsoft.com/office/drawing/2016/5/13/chartex" xmlns:cx8="http://schemas.microsoft.com/office/drawing/2016/5/14/chartex" xmlns:mc="http://schemas.openxmlformats.org/markup-compatibility/2006" xmlns:aink="http://schemas.microsoft.com/office/drawing/2016/ink" xmlns:am3d="http://schemas.microsoft.com/office/drawing/2017/model3d" xmlns:o="urn:schemas-microsoft-com:office:office" xmlns:oel="http://schemas.microsoft.com/office/2019/extlst" xmlns:r="http://schemas.openxmlformats.org/officeDocument/2006/relationships" xmlns:m="http://schemas.openxmlformats.org/officeDocument/2006/math" xmlns:v="urn:schemas-microsoft-com:vml" xmlns:wp14="http://schemas.microsoft.com/office/word/2010/wordprocessingDrawing" xmlns:wp="http://schemas.openxmlformats.org/drawingml/2006/wordprocessingDrawing" xmlns:w10="urn:schemas-microsoft-com:office:word" xmlns:w="http://schemas.openxmlformats.org/wordprocessingml/2006/main" xmlns:w14="http://schemas.microsoft.com/office/word/2010/wordml" xmlns:w15="http://schemas.microsoft.com/office/word/2012/wordml" xmlns:w16cex="http://schemas.microsoft.com/office/word/2018/wordml/cex" xmlns:w16cid="http://schemas.microsoft.com/office/word/2016/wordml/cid" xmlns:w16="http://schemas.microsoft.com/office/word/2018/wordml" xmlns:w16sdtdh="http://schemas.microsoft.com/office/word/2020/wordml/sdtdatahash" xmlns:w16se="http://schemas.microsoft.com/office/word/2015/wordml/symex" xmlns:wpg="http://schemas.microsoft.com/office/word/2010/wordprocessingGroup" xmlns:wpi="http://schemas.microsoft.com/office/word/2010/wordprocessingInk" xmlns:wne="http://schemas.microsoft.com/office/word/2006/wordml" xmlns:wps="http://schemas.microsoft.com/office/word/2010/wordprocessingShape" mc:Ignorable="w14 w15 w16se w16cid w16 w16cex w16sdtdh wp14">
   <w:p>
     <w:pPr>
       <w:pStyle w:val="Footer"/>
@@ -317,7 +556,7 @@
 </file>
 
 <file path=word/footnotes.xml><?xml version="1.0" encoding="utf-8"?>
-<w:footnotes xmlns:wpc="http://schemas.microsoft.com/office/word/2010/wordprocessingCanvas" xmlns:cx="http://schemas.microsoft.com/office/drawing/2014/chartex" xmlns:cx1="http://schemas.microsoft.com/office/drawing/2015/9/8/chartex" xmlns:cx2="http://schemas.microsoft.com/office/drawing/2015/10/21/chartex" xmlns:cx3="http://schemas.microsoft.com/office/drawing/2016/5/9/chartex" xmlns:cx4="http://schemas.microsoft.com/office/drawing/2016/5/10/chartex" xmlns:cx5="http://schemas.microsoft.com/office/drawing/2016/5/11/chartex" xmlns:cx6="http://schemas.microsoft.com/office/drawing/2016/5/12/chartex" xmlns:cx7="http://schemas.microsoft.com/office/drawing/2016/5/13/chartex" xmlns:cx8="http://schemas.microsoft.com/office/drawing/2016/5/14/chartex" xmlns:mc="http://schemas.openxmlformats.org/markup-compatibility/2006" xmlns:aink="http://schemas.microsoft.com/office/drawing/2016/ink" xmlns:am3d="http://schemas.microsoft.com/office/drawing/2017/model3d" xmlns:o="urn:schemas-microsoft-com:office:office" xmlns:oel="http://schemas.microsoft.com/office/2019/extlst" xmlns:r="http://schemas.openxmlformats.org/officeDocument/2006/relationships" xmlns:m="http://schemas.openxmlformats.org/officeDocument/2006/math" xmlns:v="urn:schemas-microsoft-com:vml" xmlns:wp14="http://schemas.microsoft.com/office/word/2010/wordprocessingDrawing" xmlns:wp="http://schemas.openxmlformats.org/drawingml/2006/wordprocessingDrawing" xmlns:w10="urn:schemas-microsoft-com:office:word" xmlns:w="http://schemas.openxmlformats.org/wordprocessingml/2006/main" xmlns:w14="http://schemas.microsoft.com/office/word/2010/wordml" xmlns:w15="http://schemas.microsoft.com/office/word/2012/wordml" xmlns:w16cex="http://schemas.microsoft.com/office/word/2018/wordml/cex" xmlns:w16cid="http://schemas.microsoft.com/office/word/2016/wordml/cid" xmlns:w16="http://schemas.microsoft.com/office/word/2018/wordml" xmlns:w16du="http://schemas.microsoft.com/office/word/2023/wordml/word16du" xmlns:w16sdtdh="http://schemas.microsoft.com/office/word/2020/wordml/sdtdatahash" xmlns:w16sdtfl="http://schemas.microsoft.com/office/word/2024/wordml/sdtformatlock" xmlns:w16se="http://schemas.microsoft.com/office/word/2015/wordml/symex" xmlns:wpg="http://schemas.microsoft.com/office/word/2010/wordprocessingGroup" xmlns:wpi="http://schemas.microsoft.com/office/word/2010/wordprocessingInk" xmlns:wne="http://schemas.microsoft.com/office/word/2006/wordml" xmlns:wps="http://schemas.microsoft.com/office/word/2010/wordprocessingShape" mc:Ignorable="w14 w15 w16se w16cid w16 w16cex w16sdtdh w16sdtfl w16du wp14">
+<w:footnotes xmlns:wpc="http://schemas.microsoft.com/office/word/2010/wordprocessingCanvas" xmlns:cx="http://schemas.microsoft.com/office/drawing/2014/chartex" xmlns:cx1="http://schemas.microsoft.com/office/drawing/2015/9/8/chartex" xmlns:cx2="http://schemas.microsoft.com/office/drawing/2015/10/21/chartex" xmlns:cx3="http://schemas.microsoft.com/office/drawing/2016/5/9/chartex" xmlns:cx4="http://schemas.microsoft.com/office/drawing/2016/5/10/chartex" xmlns:cx5="http://schemas.microsoft.com/office/drawing/2016/5/11/chartex" xmlns:cx6="http://schemas.microsoft.com/office/drawing/2016/5/12/chartex" xmlns:cx7="http://schemas.microsoft.com/office/drawing/2016/5/13/chartex" xmlns:cx8="http://schemas.microsoft.com/office/drawing/2016/5/14/chartex" xmlns:mc="http://schemas.openxmlformats.org/markup-compatibility/2006" xmlns:aink="http://schemas.microsoft.com/office/drawing/2016/ink" xmlns:am3d="http://schemas.microsoft.com/office/drawing/2017/model3d" xmlns:o="urn:schemas-microsoft-com:office:office" xmlns:oel="http://schemas.microsoft.com/office/2019/extlst" xmlns:r="http://schemas.openxmlformats.org/officeDocument/2006/relationships" xmlns:m="http://schemas.openxmlformats.org/officeDocument/2006/math" xmlns:v="urn:schemas-microsoft-com:vml" xmlns:wp14="http://schemas.microsoft.com/office/word/2010/wordprocessingDrawing" xmlns:wp="http://schemas.openxmlformats.org/drawingml/2006/wordprocessingDrawing" xmlns:w10="urn:schemas-microsoft-com:office:word" xmlns:w="http://schemas.openxmlformats.org/wordprocessingml/2006/main" xmlns:w14="http://schemas.microsoft.com/office/word/2010/wordml" xmlns:w15="http://schemas.microsoft.com/office/word/2012/wordml" xmlns:w16cex="http://schemas.microsoft.com/office/word/2018/wordml/cex" xmlns:w16cid="http://schemas.microsoft.com/office/word/2016/wordml/cid" xmlns:w16="http://schemas.microsoft.com/office/word/2018/wordml" xmlns:w16sdtdh="http://schemas.microsoft.com/office/word/2020/wordml/sdtdatahash" xmlns:w16se="http://schemas.microsoft.com/office/word/2015/wordml/symex" xmlns:wpg="http://schemas.microsoft.com/office/word/2010/wordprocessingGroup" xmlns:wpi="http://schemas.microsoft.com/office/word/2010/wordprocessingInk" xmlns:wne="http://schemas.microsoft.com/office/word/2006/wordml" xmlns:wps="http://schemas.microsoft.com/office/word/2010/wordprocessingShape" mc:Ignorable="w14 w15 w16se w16cid w16 w16cex w16sdtdh wp14">
   <w:footnote w:type="separator" w:id="-1">
     <w:p>
       <w:r>
@@ -343,7 +582,7 @@
 </file>
 
 <file path=word/header1.xml><?xml version="1.0" encoding="utf-8"?>
-<w:hdr xmlns:wpc="http://schemas.microsoft.com/office/word/2010/wordprocessingCanvas" xmlns:cx="http://schemas.microsoft.com/office/drawing/2014/chartex" xmlns:cx1="http://schemas.microsoft.com/office/drawing/2015/9/8/chartex" xmlns:cx2="http://schemas.microsoft.com/office/drawing/2015/10/21/chartex" xmlns:cx3="http://schemas.microsoft.com/office/drawing/2016/5/9/chartex" xmlns:cx4="http://schemas.microsoft.com/office/drawing/2016/5/10/chartex" xmlns:cx5="http://schemas.microsoft.com/office/drawing/2016/5/11/chartex" xmlns:cx6="http://schemas.microsoft.com/office/drawing/2016/5/12/chartex" xmlns:cx7="http://schemas.microsoft.com/office/drawing/2016/5/13/chartex" xmlns:cx8="http://schemas.microsoft.com/office/drawing/2016/5/14/chartex" xmlns:mc="http://schemas.openxmlformats.org/markup-compatibility/2006" xmlns:aink="http://schemas.microsoft.com/office/drawing/2016/ink" xmlns:am3d="http://schemas.microsoft.com/office/drawing/2017/model3d" xmlns:o="urn:schemas-microsoft-com:office:office" xmlns:oel="http://schemas.microsoft.com/office/2019/extlst" xmlns:r="http://schemas.openxmlformats.org/officeDocument/2006/relationships" xmlns:m="http://schemas.openxmlformats.org/officeDocument/2006/math" xmlns:v="urn:schemas-microsoft-com:vml" xmlns:wp14="http://schemas.microsoft.com/office/word/2010/wordprocessingDrawing" xmlns:wp="http://schemas.openxmlformats.org/drawingml/2006/wordprocessingDrawing" xmlns:w10="urn:schemas-microsoft-com:office:word" xmlns:w="http://schemas.openxmlformats.org/wordprocessingml/2006/main" xmlns:w14="http://schemas.microsoft.com/office/word/2010/wordml" xmlns:w15="http://schemas.microsoft.com/office/word/2012/wordml" xmlns:w16cex="http://schemas.microsoft.com/office/word/2018/wordml/cex" xmlns:w16cid="http://schemas.microsoft.com/office/word/2016/wordml/cid" xmlns:w16="http://schemas.microsoft.com/office/word/2018/wordml" xmlns:w16du="http://schemas.microsoft.com/office/word/2023/wordml/word16du" xmlns:w16sdtdh="http://schemas.microsoft.com/office/word/2020/wordml/sdtdatahash" xmlns:w16sdtfl="http://schemas.microsoft.com/office/word/2024/wordml/sdtformatlock" xmlns:w16se="http://schemas.microsoft.com/office/word/2015/wordml/symex" xmlns:wpg="http://schemas.microsoft.com/office/word/2010/wordprocessingGroup" xmlns:wpi="http://schemas.microsoft.com/office/word/2010/wordprocessingInk" xmlns:wne="http://schemas.microsoft.com/office/word/2006/wordml" xmlns:wps="http://schemas.microsoft.com/office/word/2010/wordprocessingShape" mc:Ignorable="w14 w15 w16se w16cid w16 w16cex w16sdtdh w16sdtfl w16du wp14">
+<w:hdr xmlns:wpc="http://schemas.microsoft.com/office/word/2010/wordprocessingCanvas" xmlns:cx="http://schemas.microsoft.com/office/drawing/2014/chartex" xmlns:cx1="http://schemas.microsoft.com/office/drawing/2015/9/8/chartex" xmlns:cx2="http://schemas.microsoft.com/office/drawing/2015/10/21/chartex" xmlns:cx3="http://schemas.microsoft.com/office/drawing/2016/5/9/chartex" xmlns:cx4="http://schemas.microsoft.com/office/drawing/2016/5/10/chartex" xmlns:cx5="http://schemas.microsoft.com/office/drawing/2016/5/11/chartex" xmlns:cx6="http://schemas.microsoft.com/office/drawing/2016/5/12/chartex" xmlns:cx7="http://schemas.microsoft.com/office/drawing/2016/5/13/chartex" xmlns:cx8="http://schemas.microsoft.com/office/drawing/2016/5/14/chartex" xmlns:mc="http://schemas.openxmlformats.org/markup-compatibility/2006" xmlns:aink="http://schemas.microsoft.com/office/drawing/2016/ink" xmlns:am3d="http://schemas.microsoft.com/office/drawing/2017/model3d" xmlns:o="urn:schemas-microsoft-com:office:office" xmlns:oel="http://schemas.microsoft.com/office/2019/extlst" xmlns:r="http://schemas.openxmlformats.org/officeDocument/2006/relationships" xmlns:m="http://schemas.openxmlformats.org/officeDocument/2006/math" xmlns:v="urn:schemas-microsoft-com:vml" xmlns:wp14="http://schemas.microsoft.com/office/word/2010/wordprocessingDrawing" xmlns:wp="http://schemas.openxmlformats.org/drawingml/2006/wordprocessingDrawing" xmlns:w10="urn:schemas-microsoft-com:office:word" xmlns:w="http://schemas.openxmlformats.org/wordprocessingml/2006/main" xmlns:w14="http://schemas.microsoft.com/office/word/2010/wordml" xmlns:w15="http://schemas.microsoft.com/office/word/2012/wordml" xmlns:w16cex="http://schemas.microsoft.com/office/word/2018/wordml/cex" xmlns:w16cid="http://schemas.microsoft.com/office/word/2016/wordml/cid" xmlns:w16="http://schemas.microsoft.com/office/word/2018/wordml" xmlns:w16sdtdh="http://schemas.microsoft.com/office/word/2020/wordml/sdtdatahash" xmlns:w16se="http://schemas.microsoft.com/office/word/2015/wordml/symex" xmlns:wpg="http://schemas.microsoft.com/office/word/2010/wordprocessingGroup" xmlns:wpi="http://schemas.microsoft.com/office/word/2010/wordprocessingInk" xmlns:wne="http://schemas.microsoft.com/office/word/2006/wordml" xmlns:wps="http://schemas.microsoft.com/office/word/2010/wordprocessingShape" mc:Ignorable="w14 w15 w16se w16cid w16 w16cex w16sdtdh wp14">
   <w:p>
     <w:pPr>
       <w:pStyle w:val="Header"/>
@@ -370,7 +609,7 @@
 </file>
 
 <file path=word/header2.xml><?xml version="1.0" encoding="utf-8"?>
-<w:hdr xmlns:wpc="http://schemas.microsoft.com/office/word/2010/wordprocessingCanvas" xmlns:cx="http://schemas.microsoft.com/office/drawing/2014/chartex" xmlns:cx1="http://schemas.microsoft.com/office/drawing/2015/9/8/chartex" xmlns:cx2="http://schemas.microsoft.com/office/drawing/2015/10/21/chartex" xmlns:cx3="http://schemas.microsoft.com/office/drawing/2016/5/9/chartex" xmlns:cx4="http://schemas.microsoft.com/office/drawing/2016/5/10/chartex" xmlns:cx5="http://schemas.microsoft.com/office/drawing/2016/5/11/chartex" xmlns:cx6="http://schemas.microsoft.com/office/drawing/2016/5/12/chartex" xmlns:cx7="http://schemas.microsoft.com/office/drawing/2016/5/13/chartex" xmlns:cx8="http://schemas.microsoft.com/office/drawing/2016/5/14/chartex" xmlns:mc="http://schemas.openxmlformats.org/markup-compatibility/2006" xmlns:aink="http://schemas.microsoft.com/office/drawing/2016/ink" xmlns:am3d="http://schemas.microsoft.com/office/drawing/2017/model3d" xmlns:o="urn:schemas-microsoft-com:office:office" xmlns:oel="http://schemas.microsoft.com/office/2019/extlst" xmlns:r="http://schemas.openxmlformats.org/officeDocument/2006/relationships" xmlns:m="http://schemas.openxmlformats.org/officeDocument/2006/math" xmlns:v="urn:schemas-microsoft-com:vml" xmlns:wp14="http://schemas.microsoft.com/office/word/2010/wordprocessingDrawing" xmlns:wp="http://schemas.openxmlformats.org/drawingml/2006/wordprocessingDrawing" xmlns:w10="urn:schemas-microsoft-com:office:word" xmlns:w="http://schemas.openxmlformats.org/wordprocessingml/2006/main" xmlns:w14="http://schemas.microsoft.com/office/word/2010/wordml" xmlns:w15="http://schemas.microsoft.com/office/word/2012/wordml" xmlns:w16cex="http://schemas.microsoft.com/office/word/2018/wordml/cex" xmlns:w16cid="http://schemas.microsoft.com/office/word/2016/wordml/cid" xmlns:w16="http://schemas.microsoft.com/office/word/2018/wordml" xmlns:w16du="http://schemas.microsoft.com/office/word/2023/wordml/word16du" xmlns:w16sdtdh="http://schemas.microsoft.com/office/word/2020/wordml/sdtdatahash" xmlns:w16sdtfl="http://schemas.microsoft.com/office/word/2024/wordml/sdtformatlock" xmlns:w16se="http://schemas.microsoft.com/office/word/2015/wordml/symex" xmlns:wpg="http://schemas.microsoft.com/office/word/2010/wordprocessingGroup" xmlns:wpi="http://schemas.microsoft.com/office/word/2010/wordprocessingInk" xmlns:wne="http://schemas.microsoft.com/office/word/2006/wordml" xmlns:wps="http://schemas.microsoft.com/office/word/2010/wordprocessingShape" mc:Ignorable="w14 w15 w16se w16cid w16 w16cex w16sdtdh w16sdtfl w16du wp14">
+<w:hdr xmlns:wpc="http://schemas.microsoft.com/office/word/2010/wordprocessingCanvas" xmlns:cx="http://schemas.microsoft.com/office/drawing/2014/chartex" xmlns:cx1="http://schemas.microsoft.com/office/drawing/2015/9/8/chartex" xmlns:cx2="http://schemas.microsoft.com/office/drawing/2015/10/21/chartex" xmlns:cx3="http://schemas.microsoft.com/office/drawing/2016/5/9/chartex" xmlns:cx4="http://schemas.microsoft.com/office/drawing/2016/5/10/chartex" xmlns:cx5="http://schemas.microsoft.com/office/drawing/2016/5/11/chartex" xmlns:cx6="http://schemas.microsoft.com/office/drawing/2016/5/12/chartex" xmlns:cx7="http://schemas.microsoft.com/office/drawing/2016/5/13/chartex" xmlns:cx8="http://schemas.microsoft.com/office/drawing/2016/5/14/chartex" xmlns:mc="http://schemas.openxmlformats.org/markup-compatibility/2006" xmlns:aink="http://schemas.microsoft.com/office/drawing/2016/ink" xmlns:am3d="http://schemas.microsoft.com/office/drawing/2017/model3d" xmlns:o="urn:schemas-microsoft-com:office:office" xmlns:oel="http://schemas.microsoft.com/office/2019/extlst" xmlns:r="http://schemas.openxmlformats.org/officeDocument/2006/relationships" xmlns:m="http://schemas.openxmlformats.org/officeDocument/2006/math" xmlns:v="urn:schemas-microsoft-com:vml" xmlns:wp14="http://schemas.microsoft.com/office/word/2010/wordprocessingDrawing" xmlns:wp="http://schemas.openxmlformats.org/drawingml/2006/wordprocessingDrawing" xmlns:w10="urn:schemas-microsoft-com:office:word" xmlns:w="http://schemas.openxmlformats.org/wordprocessingml/2006/main" xmlns:w14="http://schemas.microsoft.com/office/word/2010/wordml" xmlns:w15="http://schemas.microsoft.com/office/word/2012/wordml" xmlns:w16cex="http://schemas.microsoft.com/office/word/2018/wordml/cex" xmlns:w16cid="http://schemas.microsoft.com/office/word/2016/wordml/cid" xmlns:w16="http://schemas.microsoft.com/office/word/2018/wordml" xmlns:w16sdtdh="http://schemas.microsoft.com/office/word/2020/wordml/sdtdatahash" xmlns:w16se="http://schemas.microsoft.com/office/word/2015/wordml/symex" xmlns:wpg="http://schemas.microsoft.com/office/word/2010/wordprocessingGroup" xmlns:wpi="http://schemas.microsoft.com/office/word/2010/wordprocessingInk" xmlns:wne="http://schemas.microsoft.com/office/word/2006/wordml" xmlns:wps="http://schemas.microsoft.com/office/word/2010/wordprocessingShape" mc:Ignorable="w14 w15 w16se w16cid w16 w16cex w16sdtdh wp14">
   <w:p>
     <w:pPr>
       <w:pStyle w:val="Header"/>
@@ -551,7 +790,7 @@
 </file>
 
 <file path=word/numbering.xml><?xml version="1.0" encoding="utf-8"?>
-<w:numbering xmlns:wpc="http://schemas.microsoft.com/office/word/2010/wordprocessingCanvas" xmlns:cx="http://schemas.microsoft.com/office/drawing/2014/chartex" xmlns:cx1="http://schemas.microsoft.com/office/drawing/2015/9/8/chartex" xmlns:cx2="http://schemas.microsoft.com/office/drawing/2015/10/21/chartex" xmlns:cx3="http://schemas.microsoft.com/office/drawing/2016/5/9/chartex" xmlns:cx4="http://schemas.microsoft.com/office/drawing/2016/5/10/chartex" xmlns:cx5="http://schemas.microsoft.com/office/drawing/2016/5/11/chartex" xmlns:cx6="http://schemas.microsoft.com/office/drawing/2016/5/12/chartex" xmlns:cx7="http://schemas.microsoft.com/office/drawing/2016/5/13/chartex" xmlns:cx8="http://schemas.microsoft.com/office/drawing/2016/5/14/chartex" xmlns:mc="http://schemas.openxmlformats.org/markup-compatibility/2006" xmlns:aink="http://schemas.microsoft.com/office/drawing/2016/ink" xmlns:am3d="http://schemas.microsoft.com/office/drawing/2017/model3d" xmlns:o="urn:schemas-microsoft-com:office:office" xmlns:oel="http://schemas.microsoft.com/office/2019/extlst" xmlns:r="http://schemas.openxmlformats.org/officeDocument/2006/relationships" xmlns:m="http://schemas.openxmlformats.org/officeDocument/2006/math" xmlns:v="urn:schemas-microsoft-com:vml" xmlns:wp14="http://schemas.microsoft.com/office/word/2010/wordprocessingDrawing" xmlns:wp="http://schemas.openxmlformats.org/drawingml/2006/wordprocessingDrawing" xmlns:w10="urn:schemas-microsoft-com:office:word" xmlns:w="http://schemas.openxmlformats.org/wordprocessingml/2006/main" xmlns:w14="http://schemas.microsoft.com/office/word/2010/wordml" xmlns:w15="http://schemas.microsoft.com/office/word/2012/wordml" xmlns:w16cex="http://schemas.microsoft.com/office/word/2018/wordml/cex" xmlns:w16cid="http://schemas.microsoft.com/office/word/2016/wordml/cid" xmlns:w16="http://schemas.microsoft.com/office/word/2018/wordml" xmlns:w16du="http://schemas.microsoft.com/office/word/2023/wordml/word16du" xmlns:w16sdtdh="http://schemas.microsoft.com/office/word/2020/wordml/sdtdatahash" xmlns:w16sdtfl="http://schemas.microsoft.com/office/word/2024/wordml/sdtformatlock" xmlns:w16se="http://schemas.microsoft.com/office/word/2015/wordml/symex" xmlns:wpg="http://schemas.microsoft.com/office/word/2010/wordprocessingGroup" xmlns:wpi="http://schemas.microsoft.com/office/word/2010/wordprocessingInk" xmlns:wne="http://schemas.microsoft.com/office/word/2006/wordml" xmlns:wps="http://schemas.microsoft.com/office/word/2010/wordprocessingShape" mc:Ignorable="w14 w15 w16se w16cid w16 w16cex w16sdtdh w16sdtfl w16du wp14">
+<w:numbering xmlns:wpc="http://schemas.microsoft.com/office/word/2010/wordprocessingCanvas" xmlns:cx="http://schemas.microsoft.com/office/drawing/2014/chartex" xmlns:cx1="http://schemas.microsoft.com/office/drawing/2015/9/8/chartex" xmlns:cx2="http://schemas.microsoft.com/office/drawing/2015/10/21/chartex" xmlns:cx3="http://schemas.microsoft.com/office/drawing/2016/5/9/chartex" xmlns:cx4="http://schemas.microsoft.com/office/drawing/2016/5/10/chartex" xmlns:cx5="http://schemas.microsoft.com/office/drawing/2016/5/11/chartex" xmlns:cx6="http://schemas.microsoft.com/office/drawing/2016/5/12/chartex" xmlns:cx7="http://schemas.microsoft.com/office/drawing/2016/5/13/chartex" xmlns:cx8="http://schemas.microsoft.com/office/drawing/2016/5/14/chartex" xmlns:mc="http://schemas.openxmlformats.org/markup-compatibility/2006" xmlns:aink="http://schemas.microsoft.com/office/drawing/2016/ink" xmlns:am3d="http://schemas.microsoft.com/office/drawing/2017/model3d" xmlns:o="urn:schemas-microsoft-com:office:office" xmlns:oel="http://schemas.microsoft.com/office/2019/extlst" xmlns:r="http://schemas.openxmlformats.org/officeDocument/2006/relationships" xmlns:m="http://schemas.openxmlformats.org/officeDocument/2006/math" xmlns:v="urn:schemas-microsoft-com:vml" xmlns:wp14="http://schemas.microsoft.com/office/word/2010/wordprocessingDrawing" xmlns:wp="http://schemas.openxmlformats.org/drawingml/2006/wordprocessingDrawing" xmlns:w10="urn:schemas-microsoft-com:office:word" xmlns:w="http://schemas.openxmlformats.org/wordprocessingml/2006/main" xmlns:w14="http://schemas.microsoft.com/office/word/2010/wordml" xmlns:w15="http://schemas.microsoft.com/office/word/2012/wordml" xmlns:w16cex="http://schemas.microsoft.com/office/word/2018/wordml/cex" xmlns:w16cid="http://schemas.microsoft.com/office/word/2016/wordml/cid" xmlns:w16="http://schemas.microsoft.com/office/word/2018/wordml" xmlns:w16sdtdh="http://schemas.microsoft.com/office/word/2020/wordml/sdtdatahash" xmlns:w16se="http://schemas.microsoft.com/office/word/2015/wordml/symex" xmlns:wpg="http://schemas.microsoft.com/office/word/2010/wordprocessingGroup" xmlns:wpi="http://schemas.microsoft.com/office/word/2010/wordprocessingInk" xmlns:wne="http://schemas.microsoft.com/office/word/2006/wordml" xmlns:wps="http://schemas.microsoft.com/office/word/2010/wordprocessingShape" mc:Ignorable="w14 w15 w16se w16cid w16 w16cex w16sdtdh wp14">
   <w:abstractNum w:abstractNumId="0" w15:restartNumberingAfterBreak="0">
     <w:nsid w:val="050D766D"/>
     <w:multiLevelType w:val="hybridMultilevel"/>
@@ -971,11 +1210,11 @@
 </file>
 
 <file path=word/styles.xml><?xml version="1.0" encoding="utf-8"?>
-<w:styles xmlns:mc="http://schemas.openxmlformats.org/markup-compatibility/2006" xmlns:r="http://schemas.openxmlformats.org/officeDocument/2006/relationships" xmlns:w="http://schemas.openxmlformats.org/wordprocessingml/2006/main" xmlns:w14="http://schemas.microsoft.com/office/word/2010/wordml" xmlns:w15="http://schemas.microsoft.com/office/word/2012/wordml" xmlns:w16cex="http://schemas.microsoft.com/office/word/2018/wordml/cex" xmlns:w16cid="http://schemas.microsoft.com/office/word/2016/wordml/cid" xmlns:w16="http://schemas.microsoft.com/office/word/2018/wordml" xmlns:w16du="http://schemas.microsoft.com/office/word/2023/wordml/word16du" xmlns:w16sdtdh="http://schemas.microsoft.com/office/word/2020/wordml/sdtdatahash" xmlns:w16sdtfl="http://schemas.microsoft.com/office/word/2024/wordml/sdtformatlock" xmlns:w16se="http://schemas.microsoft.com/office/word/2015/wordml/symex" mc:Ignorable="w14 w15 w16se w16cid w16 w16cex w16sdtdh w16sdtfl w16du">
+<w:styles xmlns:mc="http://schemas.openxmlformats.org/markup-compatibility/2006" xmlns:r="http://schemas.openxmlformats.org/officeDocument/2006/relationships" xmlns:w="http://schemas.openxmlformats.org/wordprocessingml/2006/main" xmlns:w14="http://schemas.microsoft.com/office/word/2010/wordml" xmlns:w15="http://schemas.microsoft.com/office/word/2012/wordml" xmlns:w16cex="http://schemas.microsoft.com/office/word/2018/wordml/cex" xmlns:w16cid="http://schemas.microsoft.com/office/word/2016/wordml/cid" xmlns:w16="http://schemas.microsoft.com/office/word/2018/wordml" xmlns:w16sdtdh="http://schemas.microsoft.com/office/word/2020/wordml/sdtdatahash" xmlns:w16se="http://schemas.microsoft.com/office/word/2015/wordml/symex" mc:Ignorable="w14 w15 w16se w16cid w16 w16cex w16sdtdh">
   <w:docDefaults>
     <w:rPrDefault>
       <w:rPr>
-        <w:rFonts w:asciiTheme="minorHAnsi" w:eastAsiaTheme="minorHAnsi" w:hAnsiTheme="minorHAnsi" w:cstheme="minorBidi"/>
+        <w:rFonts w:asciiTheme="minorHAnsi" w:eastAsia="宋体" w:hAnsiTheme="minorHAnsi" w:cstheme="minorBidi"/>
         <w:sz w:val="22"/>
         <w:szCs w:val="22"/>
         <w:lang w:val="en-GB" w:eastAsia="en-US" w:bidi="ar-SA"/>
@@ -1424,7 +1663,6 @@
   <w:style w:type="character" w:default="1" w:styleId="DefaultParagraphFont">
     <w:name w:val="Default Paragraph Font"/>
     <w:uiPriority w:val="1"/>
-    <w:semiHidden/>
     <w:unhideWhenUsed/>
   </w:style>
   <w:style w:type="table" w:default="1" w:styleId="TableNormal">
@@ -1701,6 +1939,23 @@
       <w:i/>
       <w:iCs/>
       <w:color w:val="4472C4" w:themeColor="accent1"/>
+    </w:rPr>
+  </w:style>
+  <w:style w:type="paragraph" w:styleId="NormalWeb">
+    <w:name w:val="Normal (Web)"/>
+    <w:basedOn w:val="Normal"/>
+    <w:uiPriority w:val="99"/>
+    <w:semiHidden/>
+    <w:unhideWhenUsed/>
+    <w:rsid w:val="00985133"/>
+    <w:pPr>
+      <w:spacing w:before="100" w:beforeAutospacing="1" w:after="100" w:afterAutospacing="1" w:line="240" w:lineRule="auto"/>
+    </w:pPr>
+    <w:rPr>
+      <w:rFonts w:ascii="Times New Roman" w:eastAsia="Times New Roman" w:hAnsi="Times New Roman" w:cs="Times New Roman"/>
+      <w:sz w:val="24"/>
+      <w:szCs w:val="24"/>
+      <w:lang w:val="en-US" w:eastAsia="zh-CN"/>
     </w:rPr>
   </w:style>
 </w:styles>

--- a/MATLAB Coursework 2  Word Template.docx
+++ b/MATLAB Coursework 2  Word Template.docx
@@ -18,7 +18,7 @@
     <w:p>
       <w:pPr>
         <w:rPr>
-          <w:rFonts w:eastAsia="等线" w:hint="eastAsia"/>
+          <w:rFonts w:eastAsia="等线"/>
           <w:b/>
           <w:bCs/>
           <w:lang w:eastAsia="zh-CN"/>
@@ -43,34 +43,32 @@
     </w:p>
     <w:p>
       <w:pPr>
+        <w:rPr>
+          <w:b/>
+          <w:bCs/>
+          <w:lang w:eastAsia="zh-CN"/>
+        </w:rPr>
+      </w:pPr>
+      <w:r>
+        <w:rPr>
+          <w:b/>
+          <w:bCs/>
+        </w:rPr>
+        <w:t xml:space="preserve">Student ID: </w:t>
+      </w:r>
+      <w:r>
         <w:rPr>
           <w:rFonts w:hint="eastAsia"/>
           <w:b/>
           <w:bCs/>
           <w:lang w:eastAsia="zh-CN"/>
         </w:rPr>
-      </w:pPr>
-      <w:r>
-        <w:rPr>
-          <w:b/>
-          <w:bCs/>
-        </w:rPr>
-        <w:t xml:space="preserve">Student ID: </w:t>
-      </w:r>
-      <w:r>
-        <w:rPr>
-          <w:rFonts w:hint="eastAsia"/>
-          <w:b/>
-          <w:bCs/>
-          <w:lang w:eastAsia="zh-CN"/>
-        </w:rPr>
         <w:t>20719599</w:t>
       </w:r>
     </w:p>
     <w:p>
       <w:pPr>
         <w:rPr>
-          <w:rFonts w:hint="eastAsia"/>
           <w:b/>
           <w:bCs/>
           <w:lang w:eastAsia="zh-CN"/>
@@ -142,7 +140,6 @@
         <w:spacing w:line="259" w:lineRule="auto"/>
         <w:jc w:val="both"/>
         <w:rPr>
-          <w:rFonts w:hint="eastAsia"/>
           <w:color w:val="000000" w:themeColor="text1"/>
           <w:lang w:eastAsia="zh-CN"/>
         </w:rPr>
@@ -240,7 +237,7 @@
       <w:pPr>
         <w:pStyle w:val="NormalWeb"/>
         <w:rPr>
-          <w:rFonts w:eastAsia="等线" w:hint="eastAsia"/>
+          <w:rFonts w:eastAsia="等线"/>
         </w:rPr>
       </w:pPr>
       <w:r>
@@ -272,7 +269,7 @@
           <w:noProof/>
         </w:rPr>
         <w:drawing>
-          <wp:inline distT="0" distB="0" distL="0" distR="0" wp14:anchorId="70FA172A" wp14:editId="3CBBE6A6">
+          <wp:inline distT="0" distB="0" distL="0" distR="0" wp14:anchorId="70FA172A" wp14:editId="162D26B6">
             <wp:extent cx="5618747" cy="3657600"/>
             <wp:effectExtent l="0" t="0" r="1270" b="0"/>
             <wp:docPr id="7" name="Picture 7"/>
@@ -323,38 +320,3130 @@
     </w:p>
     <w:p>
       <w:pPr>
+        <w:spacing w:line="259" w:lineRule="auto"/>
+        <w:rPr>
+          <w:b/>
+          <w:bCs/>
+          <w:color w:val="000000" w:themeColor="text1"/>
+          <w:sz w:val="32"/>
+          <w:szCs w:val="32"/>
+          <w:lang w:eastAsia="zh-CN"/>
+        </w:rPr>
+      </w:pPr>
+      <w:r>
+        <w:rPr>
+          <w:rFonts w:hint="eastAsia"/>
+          <w:b/>
+          <w:bCs/>
+          <w:color w:val="000000" w:themeColor="text1"/>
+          <w:sz w:val="32"/>
+          <w:szCs w:val="32"/>
+          <w:lang w:eastAsia="zh-CN"/>
+        </w:rPr>
+        <w:lastRenderedPageBreak/>
+        <w:t>T</w:t>
+      </w:r>
+      <w:r>
+        <w:rPr>
+          <w:rFonts w:hint="eastAsia"/>
+          <w:b/>
+          <w:bCs/>
+          <w:color w:val="000000" w:themeColor="text1"/>
+          <w:sz w:val="32"/>
+          <w:szCs w:val="32"/>
+          <w:lang w:eastAsia="zh-CN"/>
+        </w:rPr>
+        <w:t xml:space="preserve">ask </w:t>
+      </w:r>
+      <w:r>
+        <w:rPr>
+          <w:rFonts w:hint="eastAsia"/>
+          <w:b/>
+          <w:bCs/>
+          <w:color w:val="000000" w:themeColor="text1"/>
+          <w:sz w:val="32"/>
+          <w:szCs w:val="32"/>
+          <w:lang w:eastAsia="zh-CN"/>
+        </w:rPr>
+        <w:t>2</w:t>
+      </w:r>
+    </w:p>
+    <w:p>
+      <w:pPr>
+        <w:spacing w:line="259" w:lineRule="auto"/>
+        <w:rPr>
+          <w:rFonts w:ascii="Times New Roman" w:hAnsi="Times New Roman" w:cs="Times New Roman"/>
+          <w:sz w:val="24"/>
+          <w:szCs w:val="24"/>
+          <w:lang w:eastAsia="zh-CN"/>
+        </w:rPr>
+      </w:pPr>
+      <w:r>
+        <w:rPr>
+          <w:rFonts w:ascii="Times New Roman" w:hAnsi="Times New Roman" w:cs="Times New Roman"/>
+          <w:sz w:val="24"/>
+          <w:szCs w:val="24"/>
+          <w:lang w:eastAsia="zh-CN"/>
+        </w:rPr>
+        <w:t>f)</w:t>
+      </w:r>
+      <w:r>
+        <w:rPr>
+          <w:rFonts w:ascii="Times New Roman" w:hAnsi="Times New Roman" w:cs="Times New Roman" w:hint="eastAsia"/>
+          <w:sz w:val="24"/>
+          <w:szCs w:val="24"/>
+          <w:lang w:eastAsia="zh-CN"/>
+        </w:rPr>
+        <w:t xml:space="preserve"> </w:t>
+      </w:r>
+      <w:r>
+        <w:rPr>
+          <w:rFonts w:ascii="Times New Roman" w:hAnsi="Times New Roman" w:cs="Times New Roman"/>
+          <w:sz w:val="24"/>
+          <w:szCs w:val="24"/>
+          <w:lang w:eastAsia="zh-CN"/>
+        </w:rPr>
+        <w:t>Connection diagram of three LED sensors with Arduino</w:t>
+      </w:r>
+      <w:r>
+        <w:rPr>
+          <w:rFonts w:ascii="Times New Roman" w:hAnsi="Times New Roman" w:cs="Times New Roman" w:hint="eastAsia"/>
+          <w:sz w:val="24"/>
+          <w:szCs w:val="24"/>
+          <w:lang w:eastAsia="zh-CN"/>
+        </w:rPr>
+        <w:t>:</w:t>
+      </w:r>
+    </w:p>
+    <w:p>
+      <w:pPr>
+        <w:spacing w:line="259" w:lineRule="auto"/>
+        <w:rPr>
+          <w:rFonts w:ascii="Times New Roman" w:hAnsi="Times New Roman" w:cs="Times New Roman"/>
+          <w:sz w:val="24"/>
+          <w:szCs w:val="24"/>
+          <w:lang w:val="en-US"/>
+        </w:rPr>
+      </w:pPr>
+      <w:r>
+        <w:rPr>
+          <w:rFonts w:ascii="Times New Roman" w:hAnsi="Times New Roman" w:cs="Times New Roman"/>
+          <w:sz w:val="24"/>
+          <w:szCs w:val="24"/>
+          <w:lang w:val="en-US"/>
+        </w:rPr>
+        <w:drawing>
+          <wp:inline distT="0" distB="0" distL="0" distR="0" wp14:anchorId="2A87B8BD" wp14:editId="73249762">
+            <wp:extent cx="5731510" cy="4300855"/>
+            <wp:effectExtent l="0" t="0" r="2540" b="4445"/>
+            <wp:docPr id="46" name="Picture 46"/>
+            <wp:cNvGraphicFramePr>
+              <a:graphicFrameLocks xmlns:a="http://schemas.openxmlformats.org/drawingml/2006/main" noChangeAspect="1"/>
+            </wp:cNvGraphicFramePr>
+            <a:graphic xmlns:a="http://schemas.openxmlformats.org/drawingml/2006/main">
+              <a:graphicData uri="http://schemas.openxmlformats.org/drawingml/2006/picture">
+                <pic:pic xmlns:pic="http://schemas.openxmlformats.org/drawingml/2006/picture">
+                  <pic:nvPicPr>
+                    <pic:cNvPr id="0" name="Picture 6"/>
+                    <pic:cNvPicPr>
+                      <a:picLocks noChangeAspect="1" noChangeArrowheads="1"/>
+                    </pic:cNvPicPr>
+                  </pic:nvPicPr>
+                  <pic:blipFill>
+                    <a:blip r:embed="rId10" cstate="print">
+                      <a:extLst>
+                        <a:ext uri="{28A0092B-C50C-407E-A947-70E740481C1C}">
+                          <a14:useLocalDpi xmlns:a14="http://schemas.microsoft.com/office/drawing/2010/main" val="0"/>
+                        </a:ext>
+                      </a:extLst>
+                    </a:blip>
+                    <a:srcRect/>
+                    <a:stretch>
+                      <a:fillRect/>
+                    </a:stretch>
+                  </pic:blipFill>
+                  <pic:spPr bwMode="auto">
+                    <a:xfrm>
+                      <a:off x="0" y="0"/>
+                      <a:ext cx="5731510" cy="4300855"/>
+                    </a:xfrm>
+                    <a:prstGeom prst="rect">
+                      <a:avLst/>
+                    </a:prstGeom>
+                    <a:noFill/>
+                    <a:ln>
+                      <a:noFill/>
+                    </a:ln>
+                  </pic:spPr>
+                </pic:pic>
+              </a:graphicData>
+            </a:graphic>
+          </wp:inline>
+        </w:drawing>
+      </w:r>
+    </w:p>
+    <w:p>
+      <w:pPr>
+        <w:spacing w:line="259" w:lineRule="auto"/>
+        <w:rPr>
+          <w:rFonts w:ascii="Times New Roman" w:eastAsia="Times New Roman" w:hAnsi="Times New Roman" w:cs="Times New Roman"/>
+          <w:sz w:val="24"/>
+          <w:szCs w:val="24"/>
+          <w:lang w:val="en-US" w:eastAsia="zh-CN"/>
+        </w:rPr>
+      </w:pPr>
+      <w:r>
+        <w:rPr>
+          <w:rFonts w:ascii="Times New Roman" w:hAnsi="Times New Roman" w:cs="Times New Roman"/>
+          <w:sz w:val="24"/>
+          <w:szCs w:val="24"/>
+        </w:rPr>
+        <w:br w:type="page"/>
+      </w:r>
+    </w:p>
+    <w:p>
+      <w:pPr>
+        <w:spacing w:line="259" w:lineRule="auto"/>
+        <w:rPr>
+          <w:rFonts w:ascii="Times New Roman" w:hAnsi="Times New Roman" w:cs="Times New Roman"/>
+          <w:sz w:val="24"/>
+          <w:szCs w:val="24"/>
+          <w:lang w:eastAsia="zh-CN"/>
+        </w:rPr>
+      </w:pPr>
+      <w:r>
+        <w:rPr>
+          <w:rFonts w:hint="eastAsia"/>
+          <w:b/>
+          <w:bCs/>
+          <w:noProof/>
+          <w:color w:val="000000" w:themeColor="text1"/>
+          <w:sz w:val="32"/>
+          <w:szCs w:val="32"/>
+          <w:lang w:eastAsia="zh-CN"/>
+        </w:rPr>
+        <w:lastRenderedPageBreak/>
+        <mc:AlternateContent>
+          <mc:Choice Requires="wps">
+            <w:drawing>
+              <wp:anchor distT="0" distB="0" distL="114300" distR="114300" simplePos="0" relativeHeight="251659264" behindDoc="1" locked="0" layoutInCell="1" allowOverlap="1" wp14:anchorId="7F44E95B" wp14:editId="03F54E1B">
+                <wp:simplePos x="0" y="0"/>
+                <wp:positionH relativeFrom="margin">
+                  <wp:posOffset>2333625</wp:posOffset>
+                </wp:positionH>
+                <wp:positionV relativeFrom="paragraph">
+                  <wp:posOffset>290830</wp:posOffset>
+                </wp:positionV>
+                <wp:extent cx="1047750" cy="342900"/>
+                <wp:effectExtent l="0" t="0" r="19050" b="19050"/>
+                <wp:wrapNone/>
+                <wp:docPr id="2" name="Rectangle 2"/>
+                <wp:cNvGraphicFramePr/>
+                <a:graphic xmlns:a="http://schemas.openxmlformats.org/drawingml/2006/main">
+                  <a:graphicData uri="http://schemas.microsoft.com/office/word/2010/wordprocessingShape">
+                    <wps:wsp>
+                      <wps:cNvSpPr/>
+                      <wps:spPr>
+                        <a:xfrm>
+                          <a:off x="0" y="0"/>
+                          <a:ext cx="1047750" cy="342900"/>
+                        </a:xfrm>
+                        <a:prstGeom prst="rect">
+                          <a:avLst/>
+                        </a:prstGeom>
+                      </wps:spPr>
+                      <wps:style>
+                        <a:lnRef idx="2">
+                          <a:schemeClr val="dk1"/>
+                        </a:lnRef>
+                        <a:fillRef idx="1">
+                          <a:schemeClr val="lt1"/>
+                        </a:fillRef>
+                        <a:effectRef idx="0">
+                          <a:schemeClr val="dk1"/>
+                        </a:effectRef>
+                        <a:fontRef idx="minor">
+                          <a:schemeClr val="dk1"/>
+                        </a:fontRef>
+                      </wps:style>
+                      <wps:bodyPr rot="0" spcFirstLastPara="0" vertOverflow="overflow" horzOverflow="overflow" vert="horz" wrap="square" lIns="91440" tIns="45720" rIns="91440" bIns="45720" numCol="1" spcCol="0" rtlCol="0" fromWordArt="0" anchor="ctr" anchorCtr="0" forceAA="0" compatLnSpc="1">
+                        <a:prstTxWarp prst="textNoShape">
+                          <a:avLst/>
+                        </a:prstTxWarp>
+                        <a:noAutofit/>
+                      </wps:bodyPr>
+                    </wps:wsp>
+                  </a:graphicData>
+                </a:graphic>
+                <wp14:sizeRelH relativeFrom="margin">
+                  <wp14:pctWidth>0</wp14:pctWidth>
+                </wp14:sizeRelH>
+                <wp14:sizeRelV relativeFrom="margin">
+                  <wp14:pctHeight>0</wp14:pctHeight>
+                </wp14:sizeRelV>
+              </wp:anchor>
+            </w:drawing>
+          </mc:Choice>
+          <mc:Fallback>
+            <w:pict>
+              <v:rect w14:anchorId="3F77BC8D" id="Rectangle 2" o:spid="_x0000_s1026" style="position:absolute;margin-left:183.75pt;margin-top:22.9pt;width:82.5pt;height:27pt;z-index:-251657216;visibility:visible;mso-wrap-style:square;mso-width-percent:0;mso-height-percent:0;mso-wrap-distance-left:9pt;mso-wrap-distance-top:0;mso-wrap-distance-right:9pt;mso-wrap-distance-bottom:0;mso-position-horizontal:absolute;mso-position-horizontal-relative:margin;mso-position-vertical:absolute;mso-position-vertical-relative:text;mso-width-percent:0;mso-height-percent:0;mso-width-relative:margin;mso-height-relative:margin;v-text-anchor:middle" o:gfxdata="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" fillcolor="white [3201]" strokecolor="black [3200]" strokeweight="1pt">
+                <w10:wrap anchorx="margin"/>
+              </v:rect>
+            </w:pict>
+          </mc:Fallback>
+        </mc:AlternateContent>
+      </w:r>
+      <w:r>
+        <w:rPr>
+          <w:rFonts w:ascii="Times New Roman" w:hAnsi="Times New Roman" w:cs="Times New Roman" w:hint="eastAsia"/>
+          <w:sz w:val="24"/>
+          <w:szCs w:val="24"/>
+          <w:lang w:val="en-US" w:eastAsia="zh-CN"/>
+        </w:rPr>
+        <w:t>g</w:t>
+      </w:r>
+      <w:r>
+        <w:rPr>
+          <w:rFonts w:ascii="Times New Roman" w:hAnsi="Times New Roman" w:cs="Times New Roman"/>
+          <w:sz w:val="24"/>
+          <w:szCs w:val="24"/>
+          <w:lang w:eastAsia="zh-CN"/>
+        </w:rPr>
+        <w:t>)</w:t>
+      </w:r>
+      <w:r>
+        <w:rPr>
+          <w:rFonts w:ascii="Times New Roman" w:hAnsi="Times New Roman" w:cs="Times New Roman" w:hint="eastAsia"/>
+          <w:sz w:val="24"/>
+          <w:szCs w:val="24"/>
+          <w:lang w:eastAsia="zh-CN"/>
+        </w:rPr>
+        <w:t xml:space="preserve"> </w:t>
+      </w:r>
+      <w:r>
+        <w:rPr>
+          <w:rFonts w:ascii="Times New Roman" w:hAnsi="Times New Roman" w:cs="Times New Roman" w:hint="eastAsia"/>
+          <w:sz w:val="24"/>
+          <w:szCs w:val="24"/>
+          <w:lang w:eastAsia="zh-CN"/>
+        </w:rPr>
+        <w:t>Flowchart</w:t>
+      </w:r>
+      <w:r>
+        <w:rPr>
+          <w:rFonts w:ascii="Times New Roman" w:hAnsi="Times New Roman" w:cs="Times New Roman" w:hint="eastAsia"/>
+          <w:sz w:val="24"/>
+          <w:szCs w:val="24"/>
+          <w:lang w:eastAsia="zh-CN"/>
+        </w:rPr>
+        <w:t>:</w:t>
+      </w:r>
+    </w:p>
+    <w:p>
+      <w:pPr>
         <w:pStyle w:val="NormalWeb"/>
         <w:jc w:val="center"/>
         <w:rPr>
-          <w:rFonts w:eastAsia="等线" w:hint="eastAsia"/>
-        </w:rPr>
-      </w:pPr>
+          <w:rFonts w:eastAsia="等线"/>
+        </w:rPr>
+      </w:pPr>
+      <w:r>
+        <w:rPr>
+          <w:rFonts w:eastAsia="等线" w:hint="eastAsia"/>
+          <w:noProof/>
+        </w:rPr>
+        <mc:AlternateContent>
+          <mc:Choice Requires="wps">
+            <w:drawing>
+              <wp:anchor distT="0" distB="0" distL="114300" distR="114300" simplePos="0" relativeHeight="251713536" behindDoc="0" locked="0" layoutInCell="1" allowOverlap="1" wp14:anchorId="1B574DF8" wp14:editId="64EABB1E">
+                <wp:simplePos x="0" y="0"/>
+                <wp:positionH relativeFrom="column">
+                  <wp:posOffset>2857500</wp:posOffset>
+                </wp:positionH>
+                <wp:positionV relativeFrom="paragraph">
+                  <wp:posOffset>347345</wp:posOffset>
+                </wp:positionV>
+                <wp:extent cx="3169" cy="365760"/>
+                <wp:effectExtent l="76200" t="0" r="73660" b="53340"/>
+                <wp:wrapNone/>
+                <wp:docPr id="51" name="Straight Arrow Connector 51"/>
+                <wp:cNvGraphicFramePr/>
+                <a:graphic xmlns:a="http://schemas.openxmlformats.org/drawingml/2006/main">
+                  <a:graphicData uri="http://schemas.microsoft.com/office/word/2010/wordprocessingShape">
+                    <wps:wsp>
+                      <wps:cNvCnPr/>
+                      <wps:spPr>
+                        <a:xfrm>
+                          <a:off x="0" y="0"/>
+                          <a:ext cx="3169" cy="365760"/>
+                        </a:xfrm>
+                        <a:prstGeom prst="straightConnector1">
+                          <a:avLst/>
+                        </a:prstGeom>
+                        <a:ln>
+                          <a:tailEnd type="triangle"/>
+                        </a:ln>
+                      </wps:spPr>
+                      <wps:style>
+                        <a:lnRef idx="1">
+                          <a:schemeClr val="dk1"/>
+                        </a:lnRef>
+                        <a:fillRef idx="0">
+                          <a:schemeClr val="dk1"/>
+                        </a:fillRef>
+                        <a:effectRef idx="0">
+                          <a:schemeClr val="dk1"/>
+                        </a:effectRef>
+                        <a:fontRef idx="minor">
+                          <a:schemeClr val="tx1"/>
+                        </a:fontRef>
+                      </wps:style>
+                      <wps:bodyPr/>
+                    </wps:wsp>
+                  </a:graphicData>
+                </a:graphic>
+                <wp14:sizeRelH relativeFrom="margin">
+                  <wp14:pctWidth>0</wp14:pctWidth>
+                </wp14:sizeRelH>
+                <wp14:sizeRelV relativeFrom="margin">
+                  <wp14:pctHeight>0</wp14:pctHeight>
+                </wp14:sizeRelV>
+              </wp:anchor>
+            </w:drawing>
+          </mc:Choice>
+          <mc:Fallback>
+            <w:pict>
+              <v:shapetype w14:anchorId="7A8FF69E" id="_x0000_t32" coordsize="21600,21600" o:spt="32" o:oned="t" path="m,l21600,21600e" filled="f">
+                <v:path arrowok="t" fillok="f" o:connecttype="none"/>
+                <o:lock v:ext="edit" shapetype="t"/>
+              </v:shapetype>
+              <v:shape id="Straight Arrow Connector 51" o:spid="_x0000_s1026" type="#_x0000_t32" style="position:absolute;margin-left:225pt;margin-top:27.35pt;width:.25pt;height:28.8pt;z-index:251713536;visibility:visible;mso-wrap-style:square;mso-width-percent:0;mso-height-percent:0;mso-wrap-distance-left:9pt;mso-wrap-distance-top:0;mso-wrap-distance-right:9pt;mso-wrap-distance-bottom:0;mso-position-horizontal:absolute;mso-position-horizontal-relative:text;mso-position-vertical:absolute;mso-position-vertical-relative:text;mso-width-percent:0;mso-height-percent:0;mso-width-relative:margin;mso-height-relative:margin" o:gfxdata="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" strokecolor="black [3200]" strokeweight=".5pt">
+                <v:stroke endarrow="block" joinstyle="miter"/>
+              </v:shape>
+            </w:pict>
+          </mc:Fallback>
+        </mc:AlternateContent>
+      </w:r>
+      <w:r>
+        <w:rPr>
+          <w:rFonts w:eastAsia="等线" w:hint="eastAsia"/>
+        </w:rPr>
+        <w:t>Start</w:t>
+      </w:r>
     </w:p>
     <w:p>
       <w:pPr>
+        <w:tabs>
+          <w:tab w:val="left" w:pos="3630"/>
+        </w:tabs>
         <w:spacing w:line="259" w:lineRule="auto"/>
         <w:jc w:val="both"/>
         <w:rPr>
-          <w:rFonts w:hint="eastAsia"/>
+          <w:b/>
+          <w:bCs/>
+          <w:color w:val="000000" w:themeColor="text1"/>
+          <w:sz w:val="32"/>
+          <w:szCs w:val="32"/>
+          <w:lang w:eastAsia="zh-CN"/>
+        </w:rPr>
+      </w:pPr>
+      <w:r>
+        <w:rPr>
+          <w:rFonts w:eastAsia="等线"/>
+          <w:noProof/>
+        </w:rPr>
+        <mc:AlternateContent>
+          <mc:Choice Requires="wps">
+            <w:drawing>
+              <wp:anchor distT="0" distB="0" distL="114300" distR="114300" simplePos="0" relativeHeight="251660288" behindDoc="1" locked="0" layoutInCell="1" allowOverlap="1" wp14:anchorId="3430A341" wp14:editId="40F5A1EF">
+                <wp:simplePos x="0" y="0"/>
+                <wp:positionH relativeFrom="margin">
+                  <wp:posOffset>171450</wp:posOffset>
+                </wp:positionH>
+                <wp:positionV relativeFrom="paragraph">
+                  <wp:posOffset>285115</wp:posOffset>
+                </wp:positionV>
+                <wp:extent cx="5410200" cy="457200"/>
+                <wp:effectExtent l="0" t="0" r="19050" b="19050"/>
+                <wp:wrapNone/>
+                <wp:docPr id="6" name="Rectangle 6"/>
+                <wp:cNvGraphicFramePr/>
+                <a:graphic xmlns:a="http://schemas.openxmlformats.org/drawingml/2006/main">
+                  <a:graphicData uri="http://schemas.microsoft.com/office/word/2010/wordprocessingShape">
+                    <wps:wsp>
+                      <wps:cNvSpPr/>
+                      <wps:spPr>
+                        <a:xfrm>
+                          <a:off x="0" y="0"/>
+                          <a:ext cx="5410200" cy="457200"/>
+                        </a:xfrm>
+                        <a:prstGeom prst="rect">
+                          <a:avLst/>
+                        </a:prstGeom>
+                      </wps:spPr>
+                      <wps:style>
+                        <a:lnRef idx="2">
+                          <a:schemeClr val="dk1"/>
+                        </a:lnRef>
+                        <a:fillRef idx="1">
+                          <a:schemeClr val="lt1"/>
+                        </a:fillRef>
+                        <a:effectRef idx="0">
+                          <a:schemeClr val="dk1"/>
+                        </a:effectRef>
+                        <a:fontRef idx="minor">
+                          <a:schemeClr val="dk1"/>
+                        </a:fontRef>
+                      </wps:style>
+                      <wps:bodyPr rot="0" spcFirstLastPara="0" vertOverflow="overflow" horzOverflow="overflow" vert="horz" wrap="square" lIns="91440" tIns="45720" rIns="91440" bIns="45720" numCol="1" spcCol="0" rtlCol="0" fromWordArt="0" anchor="ctr" anchorCtr="0" forceAA="0" compatLnSpc="1">
+                        <a:prstTxWarp prst="textNoShape">
+                          <a:avLst/>
+                        </a:prstTxWarp>
+                        <a:noAutofit/>
+                      </wps:bodyPr>
+                    </wps:wsp>
+                  </a:graphicData>
+                </a:graphic>
+                <wp14:sizeRelH relativeFrom="margin">
+                  <wp14:pctWidth>0</wp14:pctWidth>
+                </wp14:sizeRelH>
+                <wp14:sizeRelV relativeFrom="margin">
+                  <wp14:pctHeight>0</wp14:pctHeight>
+                </wp14:sizeRelV>
+              </wp:anchor>
+            </w:drawing>
+          </mc:Choice>
+          <mc:Fallback>
+            <w:pict>
+              <v:rect w14:anchorId="5B0F0A83" id="Rectangle 6" o:spid="_x0000_s1026" style="position:absolute;margin-left:13.5pt;margin-top:22.45pt;width:426pt;height:36pt;z-index:-251656192;visibility:visible;mso-wrap-style:square;mso-width-percent:0;mso-height-percent:0;mso-wrap-distance-left:9pt;mso-wrap-distance-top:0;mso-wrap-distance-right:9pt;mso-wrap-distance-bottom:0;mso-position-horizontal:absolute;mso-position-horizontal-relative:margin;mso-position-vertical:absolute;mso-position-vertical-relative:text;mso-width-percent:0;mso-height-percent:0;mso-width-relative:margin;mso-height-relative:margin;v-text-anchor:middle" o:gfxdata="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" fillcolor="white [3201]" strokecolor="black [3200]" strokeweight="1pt">
+                <w10:wrap anchorx="margin"/>
+              </v:rect>
+            </w:pict>
+          </mc:Fallback>
+        </mc:AlternateContent>
+      </w:r>
+    </w:p>
+    <w:p>
+      <w:pPr>
+        <w:pStyle w:val="NormalWeb"/>
+        <w:jc w:val="center"/>
+        <w:rPr>
+          <w:rFonts w:eastAsia="等线"/>
+        </w:rPr>
+      </w:pPr>
+      <w:r>
+        <w:rPr>
+          <w:rFonts w:eastAsia="等线" w:hint="eastAsia"/>
+          <w:noProof/>
+        </w:rPr>
+        <mc:AlternateContent>
+          <mc:Choice Requires="wps">
+            <w:drawing>
+              <wp:anchor distT="0" distB="0" distL="114300" distR="114300" simplePos="0" relativeHeight="251669504" behindDoc="0" locked="0" layoutInCell="1" allowOverlap="1" wp14:anchorId="2F1B6A70" wp14:editId="0DC6BA52">
+                <wp:simplePos x="0" y="0"/>
+                <wp:positionH relativeFrom="column">
+                  <wp:posOffset>2857500</wp:posOffset>
+                </wp:positionH>
+                <wp:positionV relativeFrom="paragraph">
+                  <wp:posOffset>406400</wp:posOffset>
+                </wp:positionV>
+                <wp:extent cx="3169" cy="210312"/>
+                <wp:effectExtent l="76200" t="0" r="73660" b="56515"/>
+                <wp:wrapNone/>
+                <wp:docPr id="20" name="Straight Arrow Connector 20"/>
+                <wp:cNvGraphicFramePr/>
+                <a:graphic xmlns:a="http://schemas.openxmlformats.org/drawingml/2006/main">
+                  <a:graphicData uri="http://schemas.microsoft.com/office/word/2010/wordprocessingShape">
+                    <wps:wsp>
+                      <wps:cNvCnPr/>
+                      <wps:spPr>
+                        <a:xfrm>
+                          <a:off x="0" y="0"/>
+                          <a:ext cx="3169" cy="210312"/>
+                        </a:xfrm>
+                        <a:prstGeom prst="straightConnector1">
+                          <a:avLst/>
+                        </a:prstGeom>
+                        <a:ln>
+                          <a:tailEnd type="triangle"/>
+                        </a:ln>
+                      </wps:spPr>
+                      <wps:style>
+                        <a:lnRef idx="1">
+                          <a:schemeClr val="dk1"/>
+                        </a:lnRef>
+                        <a:fillRef idx="0">
+                          <a:schemeClr val="dk1"/>
+                        </a:fillRef>
+                        <a:effectRef idx="0">
+                          <a:schemeClr val="dk1"/>
+                        </a:effectRef>
+                        <a:fontRef idx="minor">
+                          <a:schemeClr val="tx1"/>
+                        </a:fontRef>
+                      </wps:style>
+                      <wps:bodyPr/>
+                    </wps:wsp>
+                  </a:graphicData>
+                </a:graphic>
+                <wp14:sizeRelH relativeFrom="margin">
+                  <wp14:pctWidth>0</wp14:pctWidth>
+                </wp14:sizeRelH>
+                <wp14:sizeRelV relativeFrom="margin">
+                  <wp14:pctHeight>0</wp14:pctHeight>
+                </wp14:sizeRelV>
+              </wp:anchor>
+            </w:drawing>
+          </mc:Choice>
+          <mc:Fallback>
+            <w:pict>
+              <v:shape w14:anchorId="4D0E2866" id="Straight Arrow Connector 20" o:spid="_x0000_s1026" type="#_x0000_t32" style="position:absolute;margin-left:225pt;margin-top:32pt;width:.25pt;height:16.55pt;z-index:251669504;visibility:visible;mso-wrap-style:square;mso-width-percent:0;mso-height-percent:0;mso-wrap-distance-left:9pt;mso-wrap-distance-top:0;mso-wrap-distance-right:9pt;mso-wrap-distance-bottom:0;mso-position-horizontal:absolute;mso-position-horizontal-relative:text;mso-position-vertical:absolute;mso-position-vertical-relative:text;mso-width-percent:0;mso-height-percent:0;mso-width-relative:margin;mso-height-relative:margin" o:gfxdata="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" strokecolor="black [3200]" strokeweight=".5pt">
+                <v:stroke endarrow="block" joinstyle="miter"/>
+              </v:shape>
+            </w:pict>
+          </mc:Fallback>
+        </mc:AlternateContent>
+      </w:r>
+      <w:r>
+        <w:rPr>
+          <w:rFonts w:eastAsia="等线" w:hint="eastAsia"/>
+        </w:rPr>
+        <w:t>Connect the three LEDs and temperature sensor to the Arduino on the breadboard.</w:t>
+      </w:r>
+    </w:p>
+    <w:p>
+      <w:pPr>
+        <w:pStyle w:val="NormalWeb"/>
+        <w:jc w:val="center"/>
+        <w:rPr>
+          <w:rFonts w:eastAsia="等线"/>
+        </w:rPr>
+      </w:pPr>
+      <w:r>
+        <w:rPr>
+          <w:rFonts w:eastAsia="等线"/>
+          <w:noProof/>
+        </w:rPr>
+        <mc:AlternateContent>
+          <mc:Choice Requires="wps">
+            <w:drawing>
+              <wp:anchor distT="0" distB="0" distL="114300" distR="114300" simplePos="0" relativeHeight="251662336" behindDoc="1" locked="0" layoutInCell="1" allowOverlap="1" wp14:anchorId="0C83E2FA" wp14:editId="646696ED">
+                <wp:simplePos x="0" y="0"/>
+                <wp:positionH relativeFrom="margin">
+                  <wp:posOffset>598805</wp:posOffset>
+                </wp:positionH>
+                <wp:positionV relativeFrom="paragraph">
+                  <wp:posOffset>187960</wp:posOffset>
+                </wp:positionV>
+                <wp:extent cx="4505325" cy="457200"/>
+                <wp:effectExtent l="0" t="0" r="28575" b="19050"/>
+                <wp:wrapNone/>
+                <wp:docPr id="8" name="Rectangle 8"/>
+                <wp:cNvGraphicFramePr/>
+                <a:graphic xmlns:a="http://schemas.openxmlformats.org/drawingml/2006/main">
+                  <a:graphicData uri="http://schemas.microsoft.com/office/word/2010/wordprocessingShape">
+                    <wps:wsp>
+                      <wps:cNvSpPr/>
+                      <wps:spPr>
+                        <a:xfrm>
+                          <a:off x="0" y="0"/>
+                          <a:ext cx="4505325" cy="457200"/>
+                        </a:xfrm>
+                        <a:prstGeom prst="rect">
+                          <a:avLst/>
+                        </a:prstGeom>
+                      </wps:spPr>
+                      <wps:style>
+                        <a:lnRef idx="2">
+                          <a:schemeClr val="dk1"/>
+                        </a:lnRef>
+                        <a:fillRef idx="1">
+                          <a:schemeClr val="lt1"/>
+                        </a:fillRef>
+                        <a:effectRef idx="0">
+                          <a:schemeClr val="dk1"/>
+                        </a:effectRef>
+                        <a:fontRef idx="minor">
+                          <a:schemeClr val="dk1"/>
+                        </a:fontRef>
+                      </wps:style>
+                      <wps:bodyPr rot="0" spcFirstLastPara="0" vertOverflow="overflow" horzOverflow="overflow" vert="horz" wrap="square" lIns="91440" tIns="45720" rIns="91440" bIns="45720" numCol="1" spcCol="0" rtlCol="0" fromWordArt="0" anchor="ctr" anchorCtr="0" forceAA="0" compatLnSpc="1">
+                        <a:prstTxWarp prst="textNoShape">
+                          <a:avLst/>
+                        </a:prstTxWarp>
+                        <a:noAutofit/>
+                      </wps:bodyPr>
+                    </wps:wsp>
+                  </a:graphicData>
+                </a:graphic>
+                <wp14:sizeRelH relativeFrom="margin">
+                  <wp14:pctWidth>0</wp14:pctWidth>
+                </wp14:sizeRelH>
+                <wp14:sizeRelV relativeFrom="margin">
+                  <wp14:pctHeight>0</wp14:pctHeight>
+                </wp14:sizeRelV>
+              </wp:anchor>
+            </w:drawing>
+          </mc:Choice>
+          <mc:Fallback>
+            <w:pict>
+              <v:rect w14:anchorId="69A88558" id="Rectangle 8" o:spid="_x0000_s1026" style="position:absolute;margin-left:47.15pt;margin-top:14.8pt;width:354.75pt;height:36pt;z-index:-251654144;visibility:visible;mso-wrap-style:square;mso-width-percent:0;mso-height-percent:0;mso-wrap-distance-left:9pt;mso-wrap-distance-top:0;mso-wrap-distance-right:9pt;mso-wrap-distance-bottom:0;mso-position-horizontal:absolute;mso-position-horizontal-relative:margin;mso-position-vertical:absolute;mso-position-vertical-relative:text;mso-width-percent:0;mso-height-percent:0;mso-width-relative:margin;mso-height-relative:margin;v-text-anchor:middle" o:gfxdata="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" fillcolor="white [3201]" strokecolor="black [3200]" strokeweight="1pt">
+                <w10:wrap anchorx="margin"/>
+              </v:rect>
+            </w:pict>
+          </mc:Fallback>
+        </mc:AlternateContent>
+      </w:r>
+    </w:p>
+    <w:p>
+      <w:pPr>
+        <w:pStyle w:val="NormalWeb"/>
+        <w:jc w:val="center"/>
+        <w:rPr>
+          <w:rFonts w:eastAsia="等线"/>
+        </w:rPr>
+      </w:pPr>
+      <w:r>
+        <w:rPr>
+          <w:rFonts w:eastAsia="等线" w:hint="eastAsia"/>
+          <w:noProof/>
+        </w:rPr>
+        <mc:AlternateContent>
+          <mc:Choice Requires="wps">
+            <w:drawing>
+              <wp:anchor distT="0" distB="0" distL="114300" distR="114300" simplePos="0" relativeHeight="251671552" behindDoc="0" locked="0" layoutInCell="1" allowOverlap="1" wp14:anchorId="421782D0" wp14:editId="443E1D62">
+                <wp:simplePos x="0" y="0"/>
+                <wp:positionH relativeFrom="column">
+                  <wp:posOffset>2859196</wp:posOffset>
+                </wp:positionH>
+                <wp:positionV relativeFrom="paragraph">
+                  <wp:posOffset>287368</wp:posOffset>
+                </wp:positionV>
+                <wp:extent cx="3169" cy="265176"/>
+                <wp:effectExtent l="76200" t="0" r="73660" b="59055"/>
+                <wp:wrapNone/>
+                <wp:docPr id="21" name="Straight Arrow Connector 21"/>
+                <wp:cNvGraphicFramePr/>
+                <a:graphic xmlns:a="http://schemas.openxmlformats.org/drawingml/2006/main">
+                  <a:graphicData uri="http://schemas.microsoft.com/office/word/2010/wordprocessingShape">
+                    <wps:wsp>
+                      <wps:cNvCnPr/>
+                      <wps:spPr>
+                        <a:xfrm>
+                          <a:off x="0" y="0"/>
+                          <a:ext cx="3169" cy="265176"/>
+                        </a:xfrm>
+                        <a:prstGeom prst="straightConnector1">
+                          <a:avLst/>
+                        </a:prstGeom>
+                        <a:ln>
+                          <a:tailEnd type="triangle"/>
+                        </a:ln>
+                      </wps:spPr>
+                      <wps:style>
+                        <a:lnRef idx="1">
+                          <a:schemeClr val="dk1"/>
+                        </a:lnRef>
+                        <a:fillRef idx="0">
+                          <a:schemeClr val="dk1"/>
+                        </a:fillRef>
+                        <a:effectRef idx="0">
+                          <a:schemeClr val="dk1"/>
+                        </a:effectRef>
+                        <a:fontRef idx="minor">
+                          <a:schemeClr val="tx1"/>
+                        </a:fontRef>
+                      </wps:style>
+                      <wps:bodyPr/>
+                    </wps:wsp>
+                  </a:graphicData>
+                </a:graphic>
+                <wp14:sizeRelH relativeFrom="margin">
+                  <wp14:pctWidth>0</wp14:pctWidth>
+                </wp14:sizeRelH>
+                <wp14:sizeRelV relativeFrom="margin">
+                  <wp14:pctHeight>0</wp14:pctHeight>
+                </wp14:sizeRelV>
+              </wp:anchor>
+            </w:drawing>
+          </mc:Choice>
+          <mc:Fallback>
+            <w:pict>
+              <v:shape w14:anchorId="6BFC2C5A" id="Straight Arrow Connector 21" o:spid="_x0000_s1026" type="#_x0000_t32" style="position:absolute;margin-left:225.15pt;margin-top:22.65pt;width:.25pt;height:20.9pt;z-index:251671552;visibility:visible;mso-wrap-style:square;mso-width-percent:0;mso-height-percent:0;mso-wrap-distance-left:9pt;mso-wrap-distance-top:0;mso-wrap-distance-right:9pt;mso-wrap-distance-bottom:0;mso-position-horizontal:absolute;mso-position-horizontal-relative:text;mso-position-vertical:absolute;mso-position-vertical-relative:text;mso-width-percent:0;mso-height-percent:0;mso-width-relative:margin;mso-height-relative:margin" o:gfxdata="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" strokecolor="black [3200]" strokeweight=".5pt">
+                <v:stroke endarrow="block" joinstyle="miter"/>
+              </v:shape>
+            </w:pict>
+          </mc:Fallback>
+        </mc:AlternateContent>
+      </w:r>
+      <w:r>
+        <w:rPr>
+          <w:rFonts w:eastAsia="等线" w:hint="eastAsia"/>
+        </w:rPr>
+        <w:t>Set green/yellow/red pins as OUTPUT, and turn all LEDs OFF.</w:t>
+      </w:r>
+    </w:p>
+    <w:p>
+      <w:pPr>
+        <w:pStyle w:val="NormalWeb"/>
+        <w:jc w:val="center"/>
+        <w:rPr>
+          <w:rFonts w:eastAsia="等线"/>
+        </w:rPr>
+      </w:pPr>
+      <w:r>
+        <w:rPr>
+          <w:rFonts w:eastAsia="等线"/>
+          <w:noProof/>
+        </w:rPr>
+        <mc:AlternateContent>
+          <mc:Choice Requires="wps">
+            <w:drawing>
+              <wp:anchor distT="0" distB="0" distL="114300" distR="114300" simplePos="0" relativeHeight="251711488" behindDoc="1" locked="0" layoutInCell="1" allowOverlap="1" wp14:anchorId="31A43203" wp14:editId="15354CD7">
+                <wp:simplePos x="0" y="0"/>
+                <wp:positionH relativeFrom="margin">
+                  <wp:posOffset>1895475</wp:posOffset>
+                </wp:positionH>
+                <wp:positionV relativeFrom="paragraph">
+                  <wp:posOffset>202565</wp:posOffset>
+                </wp:positionV>
+                <wp:extent cx="1905000" cy="457200"/>
+                <wp:effectExtent l="0" t="0" r="19050" b="19050"/>
+                <wp:wrapNone/>
+                <wp:docPr id="49" name="Rectangle 49"/>
+                <wp:cNvGraphicFramePr/>
+                <a:graphic xmlns:a="http://schemas.openxmlformats.org/drawingml/2006/main">
+                  <a:graphicData uri="http://schemas.microsoft.com/office/word/2010/wordprocessingShape">
+                    <wps:wsp>
+                      <wps:cNvSpPr/>
+                      <wps:spPr>
+                        <a:xfrm>
+                          <a:off x="0" y="0"/>
+                          <a:ext cx="1905000" cy="457200"/>
+                        </a:xfrm>
+                        <a:prstGeom prst="rect">
+                          <a:avLst/>
+                        </a:prstGeom>
+                      </wps:spPr>
+                      <wps:style>
+                        <a:lnRef idx="2">
+                          <a:schemeClr val="dk1"/>
+                        </a:lnRef>
+                        <a:fillRef idx="1">
+                          <a:schemeClr val="lt1"/>
+                        </a:fillRef>
+                        <a:effectRef idx="0">
+                          <a:schemeClr val="dk1"/>
+                        </a:effectRef>
+                        <a:fontRef idx="minor">
+                          <a:schemeClr val="dk1"/>
+                        </a:fontRef>
+                      </wps:style>
+                      <wps:bodyPr rot="0" spcFirstLastPara="0" vertOverflow="overflow" horzOverflow="overflow" vert="horz" wrap="square" lIns="91440" tIns="45720" rIns="91440" bIns="45720" numCol="1" spcCol="0" rtlCol="0" fromWordArt="0" anchor="ctr" anchorCtr="0" forceAA="0" compatLnSpc="1">
+                        <a:prstTxWarp prst="textNoShape">
+                          <a:avLst/>
+                        </a:prstTxWarp>
+                        <a:noAutofit/>
+                      </wps:bodyPr>
+                    </wps:wsp>
+                  </a:graphicData>
+                </a:graphic>
+                <wp14:sizeRelV relativeFrom="margin">
+                  <wp14:pctHeight>0</wp14:pctHeight>
+                </wp14:sizeRelV>
+              </wp:anchor>
+            </w:drawing>
+          </mc:Choice>
+          <mc:Fallback>
+            <w:pict>
+              <v:rect w14:anchorId="396FD291" id="Rectangle 49" o:spid="_x0000_s1026" style="position:absolute;margin-left:149.25pt;margin-top:15.95pt;width:150pt;height:36pt;z-index:-251604992;visibility:visible;mso-wrap-style:square;mso-height-percent:0;mso-wrap-distance-left:9pt;mso-wrap-distance-top:0;mso-wrap-distance-right:9pt;mso-wrap-distance-bottom:0;mso-position-horizontal:absolute;mso-position-horizontal-relative:margin;mso-position-vertical:absolute;mso-position-vertical-relative:text;mso-height-percent:0;mso-height-relative:margin;v-text-anchor:middle" o:gfxdata="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" fillcolor="white [3201]" strokecolor="black [3200]" strokeweight="1pt">
+                <w10:wrap anchorx="margin"/>
+              </v:rect>
+            </w:pict>
+          </mc:Fallback>
+        </mc:AlternateContent>
+      </w:r>
+    </w:p>
+    <w:p>
+      <w:pPr>
+        <w:pStyle w:val="NormalWeb"/>
+        <w:jc w:val="center"/>
+        <w:rPr>
+          <w:rFonts w:eastAsia="等线"/>
+        </w:rPr>
+      </w:pPr>
+      <w:r>
+        <w:rPr>
+          <w:rFonts w:eastAsia="等线" w:hint="eastAsia"/>
+          <w:noProof/>
+        </w:rPr>
+        <mc:AlternateContent>
+          <mc:Choice Requires="wps">
+            <w:drawing>
+              <wp:anchor distT="0" distB="0" distL="114300" distR="114300" simplePos="0" relativeHeight="251710463" behindDoc="1" locked="0" layoutInCell="1" allowOverlap="1" wp14:anchorId="485E46CC" wp14:editId="38C8764C">
+                <wp:simplePos x="0" y="0"/>
+                <wp:positionH relativeFrom="column">
+                  <wp:posOffset>2867025</wp:posOffset>
+                </wp:positionH>
+                <wp:positionV relativeFrom="paragraph">
+                  <wp:posOffset>281940</wp:posOffset>
+                </wp:positionV>
+                <wp:extent cx="3169" cy="265176"/>
+                <wp:effectExtent l="76200" t="0" r="73660" b="59055"/>
+                <wp:wrapNone/>
+                <wp:docPr id="50" name="Straight Arrow Connector 50"/>
+                <wp:cNvGraphicFramePr/>
+                <a:graphic xmlns:a="http://schemas.openxmlformats.org/drawingml/2006/main">
+                  <a:graphicData uri="http://schemas.microsoft.com/office/word/2010/wordprocessingShape">
+                    <wps:wsp>
+                      <wps:cNvCnPr/>
+                      <wps:spPr>
+                        <a:xfrm>
+                          <a:off x="0" y="0"/>
+                          <a:ext cx="3169" cy="265176"/>
+                        </a:xfrm>
+                        <a:prstGeom prst="straightConnector1">
+                          <a:avLst/>
+                        </a:prstGeom>
+                        <a:ln>
+                          <a:tailEnd type="triangle"/>
+                        </a:ln>
+                      </wps:spPr>
+                      <wps:style>
+                        <a:lnRef idx="1">
+                          <a:schemeClr val="dk1"/>
+                        </a:lnRef>
+                        <a:fillRef idx="0">
+                          <a:schemeClr val="dk1"/>
+                        </a:fillRef>
+                        <a:effectRef idx="0">
+                          <a:schemeClr val="dk1"/>
+                        </a:effectRef>
+                        <a:fontRef idx="minor">
+                          <a:schemeClr val="tx1"/>
+                        </a:fontRef>
+                      </wps:style>
+                      <wps:bodyPr/>
+                    </wps:wsp>
+                  </a:graphicData>
+                </a:graphic>
+                <wp14:sizeRelH relativeFrom="margin">
+                  <wp14:pctWidth>0</wp14:pctWidth>
+                </wp14:sizeRelH>
+                <wp14:sizeRelV relativeFrom="margin">
+                  <wp14:pctHeight>0</wp14:pctHeight>
+                </wp14:sizeRelV>
+              </wp:anchor>
+            </w:drawing>
+          </mc:Choice>
+          <mc:Fallback>
+            <w:pict>
+              <v:shape w14:anchorId="63013B99" id="Straight Arrow Connector 50" o:spid="_x0000_s1026" type="#_x0000_t32" style="position:absolute;margin-left:225.75pt;margin-top:22.2pt;width:.25pt;height:20.9pt;z-index:-251606017;visibility:visible;mso-wrap-style:square;mso-width-percent:0;mso-height-percent:0;mso-wrap-distance-left:9pt;mso-wrap-distance-top:0;mso-wrap-distance-right:9pt;mso-wrap-distance-bottom:0;mso-position-horizontal:absolute;mso-position-horizontal-relative:text;mso-position-vertical:absolute;mso-position-vertical-relative:text;mso-width-percent:0;mso-height-percent:0;mso-width-relative:margin;mso-height-relative:margin" o:gfxdata="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" strokecolor="black [3200]" strokeweight=".5pt">
+                <v:stroke endarrow="block" joinstyle="miter"/>
+              </v:shape>
+            </w:pict>
+          </mc:Fallback>
+        </mc:AlternateContent>
+      </w:r>
+      <w:r>
+        <w:rPr>
+          <w:rFonts w:eastAsia="等线" w:hint="eastAsia"/>
+        </w:rPr>
+        <w:t>Infinite While loop start</w:t>
+      </w:r>
+    </w:p>
+    <w:p>
+      <w:pPr>
+        <w:pStyle w:val="NormalWeb"/>
+        <w:jc w:val="center"/>
+        <w:rPr>
+          <w:rFonts w:eastAsia="等线" w:hint="eastAsia"/>
+        </w:rPr>
+      </w:pPr>
+      <w:r>
+        <w:rPr>
+          <w:rFonts w:eastAsia="等线" w:hint="eastAsia"/>
+          <w:noProof/>
+        </w:rPr>
+        <mc:AlternateContent>
+          <mc:Choice Requires="wps">
+            <w:drawing>
+              <wp:anchor distT="0" distB="0" distL="114300" distR="114300" simplePos="0" relativeHeight="251707392" behindDoc="0" locked="0" layoutInCell="1" allowOverlap="1" wp14:anchorId="20F39CFB" wp14:editId="45D29668">
+                <wp:simplePos x="0" y="0"/>
+                <wp:positionH relativeFrom="column">
+                  <wp:posOffset>723265</wp:posOffset>
+                </wp:positionH>
+                <wp:positionV relativeFrom="paragraph">
+                  <wp:posOffset>328295</wp:posOffset>
+                </wp:positionV>
+                <wp:extent cx="1171575" cy="5267325"/>
+                <wp:effectExtent l="628650" t="76200" r="0" b="28575"/>
+                <wp:wrapNone/>
+                <wp:docPr id="44" name="Connector: Elbow 44"/>
+                <wp:cNvGraphicFramePr/>
+                <a:graphic xmlns:a="http://schemas.openxmlformats.org/drawingml/2006/main">
+                  <a:graphicData uri="http://schemas.microsoft.com/office/word/2010/wordprocessingShape">
+                    <wps:wsp>
+                      <wps:cNvCnPr/>
+                      <wps:spPr>
+                        <a:xfrm flipV="1">
+                          <a:off x="0" y="0"/>
+                          <a:ext cx="1171575" cy="5267325"/>
+                        </a:xfrm>
+                        <a:prstGeom prst="bentConnector3">
+                          <a:avLst>
+                            <a:gd name="adj1" fmla="val -52439"/>
+                          </a:avLst>
+                        </a:prstGeom>
+                        <a:ln>
+                          <a:tailEnd type="triangle"/>
+                        </a:ln>
+                      </wps:spPr>
+                      <wps:style>
+                        <a:lnRef idx="1">
+                          <a:schemeClr val="dk1"/>
+                        </a:lnRef>
+                        <a:fillRef idx="0">
+                          <a:schemeClr val="dk1"/>
+                        </a:fillRef>
+                        <a:effectRef idx="0">
+                          <a:schemeClr val="dk1"/>
+                        </a:effectRef>
+                        <a:fontRef idx="minor">
+                          <a:schemeClr val="tx1"/>
+                        </a:fontRef>
+                      </wps:style>
+                      <wps:bodyPr/>
+                    </wps:wsp>
+                  </a:graphicData>
+                </a:graphic>
+                <wp14:sizeRelH relativeFrom="margin">
+                  <wp14:pctWidth>0</wp14:pctWidth>
+                </wp14:sizeRelH>
+                <wp14:sizeRelV relativeFrom="margin">
+                  <wp14:pctHeight>0</wp14:pctHeight>
+                </wp14:sizeRelV>
+              </wp:anchor>
+            </w:drawing>
+          </mc:Choice>
+          <mc:Fallback>
+            <w:pict>
+              <v:shapetype w14:anchorId="02C6199B" id="_x0000_t34" coordsize="21600,21600" o:spt="34" o:oned="t" adj="10800" path="m,l@0,0@0,21600,21600,21600e" filled="f">
+                <v:stroke joinstyle="miter"/>
+                <v:formulas>
+                  <v:f eqn="val #0"/>
+                </v:formulas>
+                <v:path arrowok="t" fillok="f" o:connecttype="none"/>
+                <v:handles>
+                  <v:h position="#0,center"/>
+                </v:handles>
+                <o:lock v:ext="edit" shapetype="t"/>
+              </v:shapetype>
+              <v:shape id="Connector: Elbow 44" o:spid="_x0000_s1026" type="#_x0000_t34" style="position:absolute;margin-left:56.95pt;margin-top:25.85pt;width:92.25pt;height:414.75pt;flip:y;z-index:251707392;visibility:visible;mso-wrap-style:square;mso-width-percent:0;mso-height-percent:0;mso-wrap-distance-left:9pt;mso-wrap-distance-top:0;mso-wrap-distance-right:9pt;mso-wrap-distance-bottom:0;mso-position-horizontal:absolute;mso-position-horizontal-relative:text;mso-position-vertical:absolute;mso-position-vertical-relative:text;mso-width-percent:0;mso-height-percent:0;mso-width-relative:margin;mso-height-relative:margin" o:gfxdata="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" adj="-11327" strokecolor="black [3200]" strokeweight=".5pt">
+                <v:stroke endarrow="block"/>
+              </v:shape>
+            </w:pict>
+          </mc:Fallback>
+        </mc:AlternateContent>
+      </w:r>
+      <w:r>
+        <w:rPr>
+          <w:rFonts w:eastAsia="等线"/>
+          <w:noProof/>
+        </w:rPr>
+        <mc:AlternateContent>
+          <mc:Choice Requires="wps">
+            <w:drawing>
+              <wp:anchor distT="0" distB="0" distL="114300" distR="114300" simplePos="0" relativeHeight="251663360" behindDoc="1" locked="0" layoutInCell="1" allowOverlap="1" wp14:anchorId="77FCABCA" wp14:editId="2AD42BD0">
+                <wp:simplePos x="0" y="0"/>
+                <wp:positionH relativeFrom="margin">
+                  <wp:posOffset>1903730</wp:posOffset>
+                </wp:positionH>
+                <wp:positionV relativeFrom="paragraph">
+                  <wp:posOffset>194945</wp:posOffset>
+                </wp:positionV>
+                <wp:extent cx="1905000" cy="457200"/>
+                <wp:effectExtent l="0" t="0" r="19050" b="19050"/>
+                <wp:wrapNone/>
+                <wp:docPr id="9" name="Rectangle 9"/>
+                <wp:cNvGraphicFramePr/>
+                <a:graphic xmlns:a="http://schemas.openxmlformats.org/drawingml/2006/main">
+                  <a:graphicData uri="http://schemas.microsoft.com/office/word/2010/wordprocessingShape">
+                    <wps:wsp>
+                      <wps:cNvSpPr/>
+                      <wps:spPr>
+                        <a:xfrm>
+                          <a:off x="0" y="0"/>
+                          <a:ext cx="1905000" cy="457200"/>
+                        </a:xfrm>
+                        <a:prstGeom prst="rect">
+                          <a:avLst/>
+                        </a:prstGeom>
+                      </wps:spPr>
+                      <wps:style>
+                        <a:lnRef idx="2">
+                          <a:schemeClr val="dk1"/>
+                        </a:lnRef>
+                        <a:fillRef idx="1">
+                          <a:schemeClr val="lt1"/>
+                        </a:fillRef>
+                        <a:effectRef idx="0">
+                          <a:schemeClr val="dk1"/>
+                        </a:effectRef>
+                        <a:fontRef idx="minor">
+                          <a:schemeClr val="dk1"/>
+                        </a:fontRef>
+                      </wps:style>
+                      <wps:bodyPr rot="0" spcFirstLastPara="0" vertOverflow="overflow" horzOverflow="overflow" vert="horz" wrap="square" lIns="91440" tIns="45720" rIns="91440" bIns="45720" numCol="1" spcCol="0" rtlCol="0" fromWordArt="0" anchor="ctr" anchorCtr="0" forceAA="0" compatLnSpc="1">
+                        <a:prstTxWarp prst="textNoShape">
+                          <a:avLst/>
+                        </a:prstTxWarp>
+                        <a:noAutofit/>
+                      </wps:bodyPr>
+                    </wps:wsp>
+                  </a:graphicData>
+                </a:graphic>
+                <wp14:sizeRelV relativeFrom="margin">
+                  <wp14:pctHeight>0</wp14:pctHeight>
+                </wp14:sizeRelV>
+              </wp:anchor>
+            </w:drawing>
+          </mc:Choice>
+          <mc:Fallback>
+            <w:pict>
+              <v:rect w14:anchorId="217FD96D" id="Rectangle 9" o:spid="_x0000_s1026" style="position:absolute;margin-left:149.9pt;margin-top:15.35pt;width:150pt;height:36pt;z-index:-251653120;visibility:visible;mso-wrap-style:square;mso-height-percent:0;mso-wrap-distance-left:9pt;mso-wrap-distance-top:0;mso-wrap-distance-right:9pt;mso-wrap-distance-bottom:0;mso-position-horizontal:absolute;mso-position-horizontal-relative:margin;mso-position-vertical:absolute;mso-position-vertical-relative:text;mso-height-percent:0;mso-height-relative:margin;v-text-anchor:middle" o:gfxdata="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" fillcolor="white [3201]" strokecolor="black [3200]" strokeweight="1pt">
+                <w10:wrap anchorx="margin"/>
+              </v:rect>
+            </w:pict>
+          </mc:Fallback>
+        </mc:AlternateContent>
+      </w:r>
+    </w:p>
+    <w:p>
+      <w:pPr>
+        <w:pStyle w:val="NormalWeb"/>
+        <w:jc w:val="center"/>
+        <w:rPr>
+          <w:rFonts w:eastAsia="等线"/>
+        </w:rPr>
+      </w:pPr>
+      <w:r>
+        <w:rPr>
+          <w:rFonts w:eastAsia="等线" w:hint="eastAsia"/>
+          <w:noProof/>
+          <w:lang w:val="en-GB"/>
+        </w:rPr>
+        <mc:AlternateContent>
+          <mc:Choice Requires="wps">
+            <w:drawing>
+              <wp:anchor distT="0" distB="0" distL="114300" distR="114300" simplePos="0" relativeHeight="251696128" behindDoc="0" locked="0" layoutInCell="1" allowOverlap="1" wp14:anchorId="65FE2973" wp14:editId="67208C5A">
+                <wp:simplePos x="0" y="0"/>
+                <wp:positionH relativeFrom="column">
+                  <wp:posOffset>3810000</wp:posOffset>
+                </wp:positionH>
+                <wp:positionV relativeFrom="paragraph">
+                  <wp:posOffset>80645</wp:posOffset>
+                </wp:positionV>
+                <wp:extent cx="1197610" cy="3543300"/>
+                <wp:effectExtent l="38100" t="76200" r="612140" b="19050"/>
+                <wp:wrapNone/>
+                <wp:docPr id="36" name="Connector: Elbow 36"/>
+                <wp:cNvGraphicFramePr/>
+                <a:graphic xmlns:a="http://schemas.openxmlformats.org/drawingml/2006/main">
+                  <a:graphicData uri="http://schemas.microsoft.com/office/word/2010/wordprocessingShape">
+                    <wps:wsp>
+                      <wps:cNvCnPr/>
+                      <wps:spPr>
+                        <a:xfrm flipH="1" flipV="1">
+                          <a:off x="0" y="0"/>
+                          <a:ext cx="1197610" cy="3543300"/>
+                        </a:xfrm>
+                        <a:prstGeom prst="bentConnector3">
+                          <a:avLst>
+                            <a:gd name="adj1" fmla="val -49417"/>
+                          </a:avLst>
+                        </a:prstGeom>
+                        <a:ln>
+                          <a:tailEnd type="triangle"/>
+                        </a:ln>
+                      </wps:spPr>
+                      <wps:style>
+                        <a:lnRef idx="1">
+                          <a:schemeClr val="dk1"/>
+                        </a:lnRef>
+                        <a:fillRef idx="0">
+                          <a:schemeClr val="dk1"/>
+                        </a:fillRef>
+                        <a:effectRef idx="0">
+                          <a:schemeClr val="dk1"/>
+                        </a:effectRef>
+                        <a:fontRef idx="minor">
+                          <a:schemeClr val="tx1"/>
+                        </a:fontRef>
+                      </wps:style>
+                      <wps:bodyPr/>
+                    </wps:wsp>
+                  </a:graphicData>
+                </a:graphic>
+                <wp14:sizeRelH relativeFrom="margin">
+                  <wp14:pctWidth>0</wp14:pctWidth>
+                </wp14:sizeRelH>
+                <wp14:sizeRelV relativeFrom="margin">
+                  <wp14:pctHeight>0</wp14:pctHeight>
+                </wp14:sizeRelV>
+              </wp:anchor>
+            </w:drawing>
+          </mc:Choice>
+          <mc:Fallback>
+            <w:pict>
+              <v:shape w14:anchorId="0B30D41E" id="Connector: Elbow 36" o:spid="_x0000_s1026" type="#_x0000_t34" style="position:absolute;margin-left:300pt;margin-top:6.35pt;width:94.3pt;height:279pt;flip:x y;z-index:251696128;visibility:visible;mso-wrap-style:square;mso-width-percent:0;mso-height-percent:0;mso-wrap-distance-left:9pt;mso-wrap-distance-top:0;mso-wrap-distance-right:9pt;mso-wrap-distance-bottom:0;mso-position-horizontal:absolute;mso-position-horizontal-relative:text;mso-position-vertical:absolute;mso-position-vertical-relative:text;mso-width-percent:0;mso-height-percent:0;mso-width-relative:margin;mso-height-relative:margin" o:gfxdata="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" adj="-10674" strokecolor="black [3200]" strokeweight=".5pt">
+                <v:stroke endarrow="block"/>
+              </v:shape>
+            </w:pict>
+          </mc:Fallback>
+        </mc:AlternateContent>
+      </w:r>
+      <w:r>
+        <w:rPr>
+          <w:rFonts w:eastAsia="等线" w:hint="eastAsia"/>
+          <w:noProof/>
+          <w:lang w:val="en-GB"/>
+        </w:rPr>
+        <mc:AlternateContent>
+          <mc:Choice Requires="wps">
+            <w:drawing>
+              <wp:anchor distT="0" distB="0" distL="114300" distR="114300" simplePos="0" relativeHeight="251695104" behindDoc="0" locked="0" layoutInCell="1" allowOverlap="1" wp14:anchorId="7F62D662" wp14:editId="1D6EBB5B">
+                <wp:simplePos x="0" y="0"/>
+                <wp:positionH relativeFrom="column">
+                  <wp:posOffset>723900</wp:posOffset>
+                </wp:positionH>
+                <wp:positionV relativeFrom="paragraph">
+                  <wp:posOffset>80645</wp:posOffset>
+                </wp:positionV>
+                <wp:extent cx="1181100" cy="1714500"/>
+                <wp:effectExtent l="381000" t="76200" r="0" b="19050"/>
+                <wp:wrapNone/>
+                <wp:docPr id="35" name="Connector: Elbow 35"/>
+                <wp:cNvGraphicFramePr/>
+                <a:graphic xmlns:a="http://schemas.openxmlformats.org/drawingml/2006/main">
+                  <a:graphicData uri="http://schemas.microsoft.com/office/word/2010/wordprocessingShape">
+                    <wps:wsp>
+                      <wps:cNvCnPr/>
+                      <wps:spPr>
+                        <a:xfrm flipV="1">
+                          <a:off x="0" y="0"/>
+                          <a:ext cx="1181100" cy="1714500"/>
+                        </a:xfrm>
+                        <a:prstGeom prst="bentConnector3">
+                          <a:avLst>
+                            <a:gd name="adj1" fmla="val -31452"/>
+                          </a:avLst>
+                        </a:prstGeom>
+                        <a:ln>
+                          <a:tailEnd type="triangle"/>
+                        </a:ln>
+                      </wps:spPr>
+                      <wps:style>
+                        <a:lnRef idx="1">
+                          <a:schemeClr val="dk1"/>
+                        </a:lnRef>
+                        <a:fillRef idx="0">
+                          <a:schemeClr val="dk1"/>
+                        </a:fillRef>
+                        <a:effectRef idx="0">
+                          <a:schemeClr val="dk1"/>
+                        </a:effectRef>
+                        <a:fontRef idx="minor">
+                          <a:schemeClr val="tx1"/>
+                        </a:fontRef>
+                      </wps:style>
+                      <wps:bodyPr/>
+                    </wps:wsp>
+                  </a:graphicData>
+                </a:graphic>
+                <wp14:sizeRelH relativeFrom="margin">
+                  <wp14:pctWidth>0</wp14:pctWidth>
+                </wp14:sizeRelH>
+                <wp14:sizeRelV relativeFrom="margin">
+                  <wp14:pctHeight>0</wp14:pctHeight>
+                </wp14:sizeRelV>
+              </wp:anchor>
+            </w:drawing>
+          </mc:Choice>
+          <mc:Fallback>
+            <w:pict>
+              <v:shape w14:anchorId="35E9E007" id="Connector: Elbow 35" o:spid="_x0000_s1026" type="#_x0000_t34" style="position:absolute;margin-left:57pt;margin-top:6.35pt;width:93pt;height:135pt;flip:y;z-index:251695104;visibility:visible;mso-wrap-style:square;mso-width-percent:0;mso-height-percent:0;mso-wrap-distance-left:9pt;mso-wrap-distance-top:0;mso-wrap-distance-right:9pt;mso-wrap-distance-bottom:0;mso-position-horizontal:absolute;mso-position-horizontal-relative:text;mso-position-vertical:absolute;mso-position-vertical-relative:text;mso-width-percent:0;mso-height-percent:0;mso-width-relative:margin;mso-height-relative:margin" o:gfxdata="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" adj="-6794" strokecolor="black [3200]" strokeweight=".5pt">
+                <v:stroke endarrow="block"/>
+              </v:shape>
+            </w:pict>
+          </mc:Fallback>
+        </mc:AlternateContent>
+      </w:r>
+      <w:r>
+        <w:rPr>
+          <w:rFonts w:eastAsia="等线" w:hint="eastAsia"/>
+          <w:noProof/>
+        </w:rPr>
+        <mc:AlternateContent>
+          <mc:Choice Requires="wps">
+            <w:drawing>
+              <wp:anchor distT="0" distB="0" distL="114300" distR="114300" simplePos="0" relativeHeight="251673600" behindDoc="0" locked="0" layoutInCell="1" allowOverlap="1" wp14:anchorId="134862ED" wp14:editId="266478DA">
+                <wp:simplePos x="0" y="0"/>
+                <wp:positionH relativeFrom="column">
+                  <wp:posOffset>2860040</wp:posOffset>
+                </wp:positionH>
+                <wp:positionV relativeFrom="paragraph">
+                  <wp:posOffset>302260</wp:posOffset>
+                </wp:positionV>
+                <wp:extent cx="3169" cy="256032"/>
+                <wp:effectExtent l="76200" t="0" r="73660" b="48895"/>
+                <wp:wrapNone/>
+                <wp:docPr id="22" name="Straight Arrow Connector 22"/>
+                <wp:cNvGraphicFramePr/>
+                <a:graphic xmlns:a="http://schemas.openxmlformats.org/drawingml/2006/main">
+                  <a:graphicData uri="http://schemas.microsoft.com/office/word/2010/wordprocessingShape">
+                    <wps:wsp>
+                      <wps:cNvCnPr/>
+                      <wps:spPr>
+                        <a:xfrm>
+                          <a:off x="0" y="0"/>
+                          <a:ext cx="3169" cy="256032"/>
+                        </a:xfrm>
+                        <a:prstGeom prst="straightConnector1">
+                          <a:avLst/>
+                        </a:prstGeom>
+                        <a:ln>
+                          <a:tailEnd type="triangle"/>
+                        </a:ln>
+                      </wps:spPr>
+                      <wps:style>
+                        <a:lnRef idx="1">
+                          <a:schemeClr val="dk1"/>
+                        </a:lnRef>
+                        <a:fillRef idx="0">
+                          <a:schemeClr val="dk1"/>
+                        </a:fillRef>
+                        <a:effectRef idx="0">
+                          <a:schemeClr val="dk1"/>
+                        </a:effectRef>
+                        <a:fontRef idx="minor">
+                          <a:schemeClr val="tx1"/>
+                        </a:fontRef>
+                      </wps:style>
+                      <wps:bodyPr/>
+                    </wps:wsp>
+                  </a:graphicData>
+                </a:graphic>
+                <wp14:sizeRelH relativeFrom="margin">
+                  <wp14:pctWidth>0</wp14:pctWidth>
+                </wp14:sizeRelH>
+                <wp14:sizeRelV relativeFrom="margin">
+                  <wp14:pctHeight>0</wp14:pctHeight>
+                </wp14:sizeRelV>
+              </wp:anchor>
+            </w:drawing>
+          </mc:Choice>
+          <mc:Fallback>
+            <w:pict>
+              <v:shape w14:anchorId="35D813B1" id="Straight Arrow Connector 22" o:spid="_x0000_s1026" type="#_x0000_t32" style="position:absolute;margin-left:225.2pt;margin-top:23.8pt;width:.25pt;height:20.15pt;z-index:251673600;visibility:visible;mso-wrap-style:square;mso-width-percent:0;mso-height-percent:0;mso-wrap-distance-left:9pt;mso-wrap-distance-top:0;mso-wrap-distance-right:9pt;mso-wrap-distance-bottom:0;mso-position-horizontal:absolute;mso-position-horizontal-relative:text;mso-position-vertical:absolute;mso-position-vertical-relative:text;mso-width-percent:0;mso-height-percent:0;mso-width-relative:margin;mso-height-relative:margin" o:gfxdata="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" strokecolor="black [3200]" strokeweight=".5pt">
+                <v:stroke endarrow="block" joinstyle="miter"/>
+              </v:shape>
+            </w:pict>
+          </mc:Fallback>
+        </mc:AlternateContent>
+      </w:r>
+      <w:r>
+        <w:rPr>
+          <w:rFonts w:eastAsia="等线" w:hint="eastAsia"/>
+        </w:rPr>
+        <w:t>Read current temperature</w:t>
+      </w:r>
+    </w:p>
+    <w:p>
+      <w:pPr>
+        <w:pStyle w:val="NormalWeb"/>
+        <w:jc w:val="center"/>
+        <w:rPr>
+          <w:rFonts w:eastAsia="等线"/>
+        </w:rPr>
+      </w:pPr>
+      <w:r>
+        <w:rPr>
+          <w:rFonts w:eastAsia="等线"/>
+          <w:noProof/>
+        </w:rPr>
+        <mc:AlternateContent>
+          <mc:Choice Requires="wps">
+            <w:drawing>
+              <wp:anchor distT="45720" distB="45720" distL="114300" distR="114300" simplePos="0" relativeHeight="251702272" behindDoc="0" locked="0" layoutInCell="1" allowOverlap="1" wp14:anchorId="3C6A556B" wp14:editId="3459F988">
+                <wp:simplePos x="0" y="0"/>
+                <wp:positionH relativeFrom="column">
+                  <wp:posOffset>4873625</wp:posOffset>
+                </wp:positionH>
+                <wp:positionV relativeFrom="paragraph">
+                  <wp:posOffset>154940</wp:posOffset>
+                </wp:positionV>
+                <wp:extent cx="457200" cy="236855"/>
+                <wp:effectExtent l="0" t="0" r="19050" b="10795"/>
+                <wp:wrapNone/>
+                <wp:docPr id="41" name="Text Box 2"/>
+                <wp:cNvGraphicFramePr>
+                  <a:graphicFrameLocks xmlns:a="http://schemas.openxmlformats.org/drawingml/2006/main"/>
+                </wp:cNvGraphicFramePr>
+                <a:graphic xmlns:a="http://schemas.openxmlformats.org/drawingml/2006/main">
+                  <a:graphicData uri="http://schemas.microsoft.com/office/word/2010/wordprocessingShape">
+                    <wps:wsp>
+                      <wps:cNvSpPr txBox="1">
+                        <a:spLocks noChangeArrowheads="1"/>
+                      </wps:cNvSpPr>
+                      <wps:spPr bwMode="auto">
+                        <a:xfrm>
+                          <a:off x="0" y="0"/>
+                          <a:ext cx="457200" cy="236855"/>
+                        </a:xfrm>
+                        <a:prstGeom prst="rect">
+                          <a:avLst/>
+                        </a:prstGeom>
+                        <a:solidFill>
+                          <a:srgbClr val="FFFFFF"/>
+                        </a:solidFill>
+                        <a:ln w="9525">
+                          <a:solidFill>
+                            <a:schemeClr val="bg1"/>
+                          </a:solidFill>
+                          <a:miter lim="800000"/>
+                          <a:headEnd/>
+                          <a:tailEnd/>
+                        </a:ln>
+                      </wps:spPr>
+                      <wps:txbx>
+                        <w:txbxContent>
+                          <w:p>
+                            <w:pPr>
+                              <w:rPr>
+                                <w:rFonts w:hint="eastAsia"/>
+                              </w:rPr>
+                            </w:pPr>
+                            <w:r>
+                              <w:rPr>
+                                <w:rFonts w:hint="eastAsia"/>
+                                <w:lang w:eastAsia="zh-CN"/>
+                              </w:rPr>
+                              <w:t>No</w:t>
+                            </w:r>
+                          </w:p>
+                        </w:txbxContent>
+                      </wps:txbx>
+                      <wps:bodyPr rot="0" vert="horz" wrap="square" lIns="91440" tIns="45720" rIns="91440" bIns="45720" anchor="t" anchorCtr="0">
+                        <a:noAutofit/>
+                      </wps:bodyPr>
+                    </wps:wsp>
+                  </a:graphicData>
+                </a:graphic>
+                <wp14:sizeRelH relativeFrom="margin">
+                  <wp14:pctWidth>0</wp14:pctWidth>
+                </wp14:sizeRelH>
+                <wp14:sizeRelV relativeFrom="margin">
+                  <wp14:pctHeight>0</wp14:pctHeight>
+                </wp14:sizeRelV>
+              </wp:anchor>
+            </w:drawing>
+          </mc:Choice>
+          <mc:Fallback>
+            <w:pict>
+              <v:shapetype w14:anchorId="3C6A556B" id="_x0000_t202" coordsize="21600,21600" o:spt="202" path="m,l,21600r21600,l21600,xe">
+                <v:stroke joinstyle="miter"/>
+                <v:path gradientshapeok="t" o:connecttype="rect"/>
+              </v:shapetype>
+              <v:shape id="Text Box 2" o:spid="_x0000_s1026" type="#_x0000_t202" style="position:absolute;left:0;text-align:left;margin-left:383.75pt;margin-top:12.2pt;width:36pt;height:18.65pt;z-index:251702272;visibility:visible;mso-wrap-style:square;mso-width-percent:0;mso-height-percent:0;mso-wrap-distance-left:9pt;mso-wrap-distance-top:3.6pt;mso-wrap-distance-right:9pt;mso-wrap-distance-bottom:3.6pt;mso-position-horizontal:absolute;mso-position-horizontal-relative:text;mso-position-vertical:absolute;mso-position-vertical-relative:text;mso-width-percent:0;mso-height-percent:0;mso-width-relative:margin;mso-height-relative:margin;v-text-anchor:top" o:gfxdata="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" strokecolor="white [3212]">
+                <v:textbox>
+                  <w:txbxContent>
+                    <w:p>
+                      <w:pPr>
+                        <w:rPr>
+                          <w:rFonts w:hint="eastAsia"/>
+                        </w:rPr>
+                      </w:pPr>
+                      <w:r>
+                        <w:rPr>
+                          <w:rFonts w:hint="eastAsia"/>
+                          <w:lang w:eastAsia="zh-CN"/>
+                        </w:rPr>
+                        <w:t>No</w:t>
+                      </w:r>
+                    </w:p>
+                  </w:txbxContent>
+                </v:textbox>
+              </v:shape>
+            </w:pict>
+          </mc:Fallback>
+        </mc:AlternateContent>
+      </w:r>
+      <w:r>
+        <w:rPr>
+          <w:rFonts w:eastAsia="等线"/>
+          <w:noProof/>
+        </w:rPr>
+        <mc:AlternateContent>
+          <mc:Choice Requires="wps">
+            <w:drawing>
+              <wp:anchor distT="0" distB="0" distL="114300" distR="114300" simplePos="0" relativeHeight="251664384" behindDoc="1" locked="0" layoutInCell="1" allowOverlap="1" wp14:anchorId="39E057CA" wp14:editId="4B21E4E9">
+                <wp:simplePos x="0" y="0"/>
+                <wp:positionH relativeFrom="margin">
+                  <wp:posOffset>885825</wp:posOffset>
+                </wp:positionH>
+                <wp:positionV relativeFrom="paragraph">
+                  <wp:posOffset>183103</wp:posOffset>
+                </wp:positionV>
+                <wp:extent cx="3962400" cy="466725"/>
+                <wp:effectExtent l="38100" t="19050" r="0" b="47625"/>
+                <wp:wrapNone/>
+                <wp:docPr id="10" name="Diamond 10"/>
+                <wp:cNvGraphicFramePr/>
+                <a:graphic xmlns:a="http://schemas.openxmlformats.org/drawingml/2006/main">
+                  <a:graphicData uri="http://schemas.microsoft.com/office/word/2010/wordprocessingShape">
+                    <wps:wsp>
+                      <wps:cNvSpPr/>
+                      <wps:spPr>
+                        <a:xfrm>
+                          <a:off x="0" y="0"/>
+                          <a:ext cx="3962400" cy="466725"/>
+                        </a:xfrm>
+                        <a:prstGeom prst="diamond">
+                          <a:avLst/>
+                        </a:prstGeom>
+                      </wps:spPr>
+                      <wps:style>
+                        <a:lnRef idx="2">
+                          <a:schemeClr val="dk1"/>
+                        </a:lnRef>
+                        <a:fillRef idx="1">
+                          <a:schemeClr val="lt1"/>
+                        </a:fillRef>
+                        <a:effectRef idx="0">
+                          <a:schemeClr val="dk1"/>
+                        </a:effectRef>
+                        <a:fontRef idx="minor">
+                          <a:schemeClr val="dk1"/>
+                        </a:fontRef>
+                      </wps:style>
+                      <wps:bodyPr rot="0" spcFirstLastPara="0" vertOverflow="overflow" horzOverflow="overflow" vert="horz" wrap="square" lIns="91440" tIns="45720" rIns="91440" bIns="45720" numCol="1" spcCol="0" rtlCol="0" fromWordArt="0" anchor="ctr" anchorCtr="0" forceAA="0" compatLnSpc="1">
+                        <a:prstTxWarp prst="textNoShape">
+                          <a:avLst/>
+                        </a:prstTxWarp>
+                        <a:noAutofit/>
+                      </wps:bodyPr>
+                    </wps:wsp>
+                  </a:graphicData>
+                </a:graphic>
+                <wp14:sizeRelH relativeFrom="margin">
+                  <wp14:pctWidth>0</wp14:pctWidth>
+                </wp14:sizeRelH>
+              </wp:anchor>
+            </w:drawing>
+          </mc:Choice>
+          <mc:Fallback>
+            <w:pict>
+              <v:shapetype w14:anchorId="536650A0" id="_x0000_t4" coordsize="21600,21600" o:spt="4" path="m10800,l,10800,10800,21600,21600,10800xe">
+                <v:stroke joinstyle="miter"/>
+                <v:path gradientshapeok="t" o:connecttype="rect" textboxrect="5400,5400,16200,16200"/>
+              </v:shapetype>
+              <v:shape id="Diamond 10" o:spid="_x0000_s1026" type="#_x0000_t4" style="position:absolute;margin-left:69.75pt;margin-top:14.4pt;width:312pt;height:36.75pt;z-index:-251652096;visibility:visible;mso-wrap-style:square;mso-width-percent:0;mso-wrap-distance-left:9pt;mso-wrap-distance-top:0;mso-wrap-distance-right:9pt;mso-wrap-distance-bottom:0;mso-position-horizontal:absolute;mso-position-horizontal-relative:margin;mso-position-vertical:absolute;mso-position-vertical-relative:text;mso-width-percent:0;mso-width-relative:margin;v-text-anchor:middle" o:gfxdata="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" fillcolor="white [3201]" strokecolor="black [3200]" strokeweight="1pt">
+                <w10:wrap anchorx="margin"/>
+              </v:shape>
+            </w:pict>
+          </mc:Fallback>
+        </mc:AlternateContent>
+      </w:r>
+    </w:p>
+    <w:p>
+      <w:pPr>
+        <w:pStyle w:val="NormalWeb"/>
+        <w:jc w:val="center"/>
+        <w:rPr>
+          <w:rFonts w:eastAsia="等线" w:hint="eastAsia"/>
+          <w:lang w:val="en-GB"/>
+        </w:rPr>
+      </w:pPr>
+      <w:r>
+        <w:rPr>
+          <w:rFonts w:eastAsia="等线" w:hint="eastAsia"/>
+          <w:noProof/>
+        </w:rPr>
+        <mc:AlternateContent>
+          <mc:Choice Requires="wps">
+            <w:drawing>
+              <wp:anchor distT="0" distB="0" distL="114300" distR="114300" simplePos="0" relativeHeight="251678720" behindDoc="0" locked="0" layoutInCell="1" allowOverlap="1" wp14:anchorId="29402DB1" wp14:editId="1ABAEFBE">
+                <wp:simplePos x="0" y="0"/>
+                <wp:positionH relativeFrom="column">
+                  <wp:posOffset>2856155</wp:posOffset>
+                </wp:positionH>
+                <wp:positionV relativeFrom="paragraph">
+                  <wp:posOffset>319853</wp:posOffset>
+                </wp:positionV>
+                <wp:extent cx="2540" cy="566928"/>
+                <wp:effectExtent l="76200" t="0" r="73660" b="62230"/>
+                <wp:wrapNone/>
+                <wp:docPr id="23" name="Straight Arrow Connector 23"/>
+                <wp:cNvGraphicFramePr/>
+                <a:graphic xmlns:a="http://schemas.openxmlformats.org/drawingml/2006/main">
+                  <a:graphicData uri="http://schemas.microsoft.com/office/word/2010/wordprocessingShape">
+                    <wps:wsp>
+                      <wps:cNvCnPr/>
+                      <wps:spPr>
+                        <a:xfrm>
+                          <a:off x="0" y="0"/>
+                          <a:ext cx="2540" cy="566928"/>
+                        </a:xfrm>
+                        <a:prstGeom prst="straightConnector1">
+                          <a:avLst/>
+                        </a:prstGeom>
+                        <a:ln>
+                          <a:tailEnd type="triangle"/>
+                        </a:ln>
+                      </wps:spPr>
+                      <wps:style>
+                        <a:lnRef idx="1">
+                          <a:schemeClr val="dk1"/>
+                        </a:lnRef>
+                        <a:fillRef idx="0">
+                          <a:schemeClr val="dk1"/>
+                        </a:fillRef>
+                        <a:effectRef idx="0">
+                          <a:schemeClr val="dk1"/>
+                        </a:effectRef>
+                        <a:fontRef idx="minor">
+                          <a:schemeClr val="tx1"/>
+                        </a:fontRef>
+                      </wps:style>
+                      <wps:bodyPr/>
+                    </wps:wsp>
+                  </a:graphicData>
+                </a:graphic>
+                <wp14:sizeRelH relativeFrom="margin">
+                  <wp14:pctWidth>0</wp14:pctWidth>
+                </wp14:sizeRelH>
+                <wp14:sizeRelV relativeFrom="margin">
+                  <wp14:pctHeight>0</wp14:pctHeight>
+                </wp14:sizeRelV>
+              </wp:anchor>
+            </w:drawing>
+          </mc:Choice>
+          <mc:Fallback>
+            <w:pict>
+              <v:shape w14:anchorId="3F831317" id="Straight Arrow Connector 23" o:spid="_x0000_s1026" type="#_x0000_t32" style="position:absolute;margin-left:224.9pt;margin-top:25.2pt;width:.2pt;height:44.65pt;z-index:251678720;visibility:visible;mso-wrap-style:square;mso-width-percent:0;mso-height-percent:0;mso-wrap-distance-left:9pt;mso-wrap-distance-top:0;mso-wrap-distance-right:9pt;mso-wrap-distance-bottom:0;mso-position-horizontal:absolute;mso-position-horizontal-relative:text;mso-position-vertical:absolute;mso-position-vertical-relative:text;mso-width-percent:0;mso-height-percent:0;mso-width-relative:margin;mso-height-relative:margin" o:gfxdata="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" strokecolor="black [3200]" strokeweight=".5pt">
+                <v:stroke endarrow="block" joinstyle="miter"/>
+              </v:shape>
+            </w:pict>
+          </mc:Fallback>
+        </mc:AlternateContent>
+      </w:r>
+      <w:r>
+        <w:rPr>
+          <w:rFonts w:eastAsia="等线" w:hint="eastAsia"/>
+          <w:noProof/>
+        </w:rPr>
+        <mc:AlternateContent>
+          <mc:Choice Requires="wps">
+            <w:drawing>
+              <wp:anchor distT="0" distB="0" distL="114300" distR="114300" simplePos="0" relativeHeight="251693056" behindDoc="0" locked="0" layoutInCell="1" allowOverlap="1" wp14:anchorId="779F4F54" wp14:editId="657291C5">
+                <wp:simplePos x="0" y="0"/>
+                <wp:positionH relativeFrom="column">
+                  <wp:posOffset>4806367</wp:posOffset>
+                </wp:positionH>
+                <wp:positionV relativeFrom="paragraph">
+                  <wp:posOffset>57235</wp:posOffset>
+                </wp:positionV>
+                <wp:extent cx="45719" cy="1831889"/>
+                <wp:effectExtent l="38100" t="0" r="545465" b="92710"/>
+                <wp:wrapNone/>
+                <wp:docPr id="33" name="Connector: Elbow 33"/>
+                <wp:cNvGraphicFramePr/>
+                <a:graphic xmlns:a="http://schemas.openxmlformats.org/drawingml/2006/main">
+                  <a:graphicData uri="http://schemas.microsoft.com/office/word/2010/wordprocessingShape">
+                    <wps:wsp>
+                      <wps:cNvCnPr/>
+                      <wps:spPr>
+                        <a:xfrm flipH="1">
+                          <a:off x="0" y="0"/>
+                          <a:ext cx="45719" cy="1831889"/>
+                        </a:xfrm>
+                        <a:prstGeom prst="bentConnector3">
+                          <a:avLst>
+                            <a:gd name="adj1" fmla="val -1139909"/>
+                          </a:avLst>
+                        </a:prstGeom>
+                        <a:ln>
+                          <a:tailEnd type="triangle"/>
+                        </a:ln>
+                      </wps:spPr>
+                      <wps:style>
+                        <a:lnRef idx="1">
+                          <a:schemeClr val="dk1"/>
+                        </a:lnRef>
+                        <a:fillRef idx="0">
+                          <a:schemeClr val="dk1"/>
+                        </a:fillRef>
+                        <a:effectRef idx="0">
+                          <a:schemeClr val="dk1"/>
+                        </a:effectRef>
+                        <a:fontRef idx="minor">
+                          <a:schemeClr val="tx1"/>
+                        </a:fontRef>
+                      </wps:style>
+                      <wps:bodyPr/>
+                    </wps:wsp>
+                  </a:graphicData>
+                </a:graphic>
+                <wp14:sizeRelH relativeFrom="margin">
+                  <wp14:pctWidth>0</wp14:pctWidth>
+                </wp14:sizeRelH>
+                <wp14:sizeRelV relativeFrom="margin">
+                  <wp14:pctHeight>0</wp14:pctHeight>
+                </wp14:sizeRelV>
+              </wp:anchor>
+            </w:drawing>
+          </mc:Choice>
+          <mc:Fallback>
+            <w:pict>
+              <v:shape w14:anchorId="67AA07D2" id="Connector: Elbow 33" o:spid="_x0000_s1026" type="#_x0000_t34" style="position:absolute;margin-left:378.45pt;margin-top:4.5pt;width:3.6pt;height:144.25pt;flip:x;z-index:251693056;visibility:visible;mso-wrap-style:square;mso-width-percent:0;mso-height-percent:0;mso-wrap-distance-left:9pt;mso-wrap-distance-top:0;mso-wrap-distance-right:9pt;mso-wrap-distance-bottom:0;mso-position-horizontal:absolute;mso-position-horizontal-relative:text;mso-position-vertical:absolute;mso-position-vertical-relative:text;mso-width-percent:0;mso-height-percent:0;mso-width-relative:margin;mso-height-relative:margin" o:gfxdata="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" adj="-246220" strokecolor="black [3200]" strokeweight=".5pt">
+                <v:stroke endarrow="block"/>
+              </v:shape>
+            </w:pict>
+          </mc:Fallback>
+        </mc:AlternateContent>
+      </w:r>
+      <w:r>
+        <w:rPr>
+          <w:rFonts w:eastAsia="等线" w:hint="eastAsia"/>
+        </w:rPr>
+        <w:t xml:space="preserve">Is </w:t>
+      </w:r>
+      <w:r>
+        <w:rPr>
+          <w:rFonts w:eastAsia="等线" w:hint="eastAsia"/>
+        </w:rPr>
+        <w:t xml:space="preserve">the </w:t>
+      </w:r>
+      <w:r>
+        <w:rPr>
+          <w:rFonts w:eastAsia="等线" w:hint="eastAsia"/>
+        </w:rPr>
+        <w:t>temperature in the range 18-24</w:t>
+      </w:r>
+      <w:r>
+        <w:rPr>
+          <w:rFonts w:ascii="Arial" w:eastAsia="宋体" w:hAnsi="Arial" w:cs="Arial"/>
+          <w:sz w:val="22"/>
+          <w:szCs w:val="22"/>
+          <w:lang w:val="en-GB" w:eastAsia="en-US"/>
+        </w:rPr>
+        <w:t xml:space="preserve"> </w:t>
+      </w:r>
+      <w:r>
+        <w:rPr>
+          <w:rFonts w:eastAsia="等线"/>
+          <w:lang w:val="en-GB"/>
+        </w:rPr>
+        <w:t>°C</w:t>
+      </w:r>
+      <w:r>
+        <w:rPr>
+          <w:rFonts w:eastAsia="等线" w:hint="eastAsia"/>
+          <w:lang w:val="en-GB"/>
+        </w:rPr>
+        <w:t>?</w:t>
+      </w:r>
+    </w:p>
+    <w:p>
+      <w:pPr>
+        <w:pStyle w:val="NormalWeb"/>
+        <w:jc w:val="center"/>
+        <w:rPr>
+          <w:rFonts w:eastAsia="等线"/>
+          <w:lang w:val="en-GB"/>
+        </w:rPr>
+      </w:pPr>
+      <w:r>
+        <w:rPr>
+          <w:rFonts w:eastAsia="等线"/>
+          <w:noProof/>
+        </w:rPr>
+        <mc:AlternateContent>
+          <mc:Choice Requires="wps">
+            <w:drawing>
+              <wp:anchor distT="45720" distB="45720" distL="114300" distR="114300" simplePos="0" relativeHeight="251677696" behindDoc="0" locked="0" layoutInCell="1" allowOverlap="1" wp14:anchorId="38F7B435" wp14:editId="34342C8E">
+                <wp:simplePos x="0" y="0"/>
+                <wp:positionH relativeFrom="column">
+                  <wp:posOffset>2406512</wp:posOffset>
+                </wp:positionH>
+                <wp:positionV relativeFrom="paragraph">
+                  <wp:posOffset>117254</wp:posOffset>
+                </wp:positionV>
+                <wp:extent cx="457200" cy="228600"/>
+                <wp:effectExtent l="0" t="0" r="0" b="0"/>
+                <wp:wrapSquare wrapText="bothSides"/>
+                <wp:docPr id="217" name="Text Box 2"/>
+                <wp:cNvGraphicFramePr>
+                  <a:graphicFrameLocks xmlns:a="http://schemas.openxmlformats.org/drawingml/2006/main"/>
+                </wp:cNvGraphicFramePr>
+                <a:graphic xmlns:a="http://schemas.openxmlformats.org/drawingml/2006/main">
+                  <a:graphicData uri="http://schemas.microsoft.com/office/word/2010/wordprocessingShape">
+                    <wps:wsp>
+                      <wps:cNvSpPr txBox="1">
+                        <a:spLocks noChangeArrowheads="1"/>
+                      </wps:cNvSpPr>
+                      <wps:spPr bwMode="auto">
+                        <a:xfrm>
+                          <a:off x="0" y="0"/>
+                          <a:ext cx="457200" cy="228600"/>
+                        </a:xfrm>
+                        <a:prstGeom prst="rect">
+                          <a:avLst/>
+                        </a:prstGeom>
+                        <a:solidFill>
+                          <a:srgbClr val="FFFFFF"/>
+                        </a:solidFill>
+                        <a:ln w="9525">
+                          <a:noFill/>
+                          <a:miter lim="800000"/>
+                          <a:headEnd/>
+                          <a:tailEnd/>
+                        </a:ln>
+                      </wps:spPr>
+                      <wps:txbx>
+                        <w:txbxContent>
+                          <w:p>
+                            <w:pPr>
+                              <w:rPr>
+                                <w:rFonts w:hint="eastAsia"/>
+                              </w:rPr>
+                            </w:pPr>
+                            <w:r>
+                              <w:rPr>
+                                <w:rFonts w:hint="eastAsia"/>
+                                <w:lang w:eastAsia="zh-CN"/>
+                              </w:rPr>
+                              <w:t>Yes</w:t>
+                            </w:r>
+                          </w:p>
+                        </w:txbxContent>
+                      </wps:txbx>
+                      <wps:bodyPr rot="0" vert="horz" wrap="square" lIns="91440" tIns="45720" rIns="91440" bIns="45720" anchor="t" anchorCtr="0">
+                        <a:noAutofit/>
+                      </wps:bodyPr>
+                    </wps:wsp>
+                  </a:graphicData>
+                </a:graphic>
+                <wp14:sizeRelH relativeFrom="margin">
+                  <wp14:pctWidth>0</wp14:pctWidth>
+                </wp14:sizeRelH>
+                <wp14:sizeRelV relativeFrom="margin">
+                  <wp14:pctHeight>0</wp14:pctHeight>
+                </wp14:sizeRelV>
+              </wp:anchor>
+            </w:drawing>
+          </mc:Choice>
+          <mc:Fallback>
+            <w:pict>
+              <v:shape w14:anchorId="38F7B435" id="_x0000_s1027" type="#_x0000_t202" style="position:absolute;left:0;text-align:left;margin-left:189.5pt;margin-top:9.25pt;width:36pt;height:18pt;z-index:251677696;visibility:visible;mso-wrap-style:square;mso-width-percent:0;mso-height-percent:0;mso-wrap-distance-left:9pt;mso-wrap-distance-top:3.6pt;mso-wrap-distance-right:9pt;mso-wrap-distance-bottom:3.6pt;mso-position-horizontal:absolute;mso-position-horizontal-relative:text;mso-position-vertical:absolute;mso-position-vertical-relative:text;mso-width-percent:0;mso-height-percent:0;mso-width-relative:margin;mso-height-relative:margin;v-text-anchor:top" o:gfxdata="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" stroked="f">
+                <v:textbox>
+                  <w:txbxContent>
+                    <w:p>
+                      <w:pPr>
+                        <w:rPr>
+                          <w:rFonts w:hint="eastAsia"/>
+                        </w:rPr>
+                      </w:pPr>
+                      <w:r>
+                        <w:rPr>
+                          <w:rFonts w:hint="eastAsia"/>
+                          <w:lang w:eastAsia="zh-CN"/>
+                        </w:rPr>
+                        <w:t>Yes</w:t>
+                      </w:r>
+                    </w:p>
+                  </w:txbxContent>
+                </v:textbox>
+                <w10:wrap type="square"/>
+              </v:shape>
+            </w:pict>
+          </mc:Fallback>
+        </mc:AlternateContent>
+      </w:r>
+    </w:p>
+    <w:p>
+      <w:pPr>
+        <w:pStyle w:val="NormalWeb"/>
+        <w:jc w:val="center"/>
+        <w:rPr>
+          <w:rFonts w:eastAsia="等线"/>
+          <w:lang w:val="en-GB"/>
+        </w:rPr>
+      </w:pPr>
+      <w:r>
+        <w:rPr>
+          <w:rFonts w:eastAsia="等线"/>
+          <w:noProof/>
+          <w:lang w:val="en-GB"/>
+        </w:rPr>
+        <mc:AlternateContent>
+          <mc:Choice Requires="wps">
+            <w:drawing>
+              <wp:anchor distT="0" distB="0" distL="114300" distR="114300" simplePos="0" relativeHeight="251665408" behindDoc="1" locked="0" layoutInCell="1" allowOverlap="1" wp14:anchorId="50C328F5" wp14:editId="4818BBA3">
+                <wp:simplePos x="0" y="0"/>
+                <wp:positionH relativeFrom="margin">
+                  <wp:posOffset>723265</wp:posOffset>
+                </wp:positionH>
+                <wp:positionV relativeFrom="paragraph">
+                  <wp:posOffset>182880</wp:posOffset>
+                </wp:positionV>
+                <wp:extent cx="4276725" cy="457200"/>
+                <wp:effectExtent l="0" t="0" r="28575" b="19050"/>
+                <wp:wrapNone/>
+                <wp:docPr id="13" name="Rectangle 13"/>
+                <wp:cNvGraphicFramePr/>
+                <a:graphic xmlns:a="http://schemas.openxmlformats.org/drawingml/2006/main">
+                  <a:graphicData uri="http://schemas.microsoft.com/office/word/2010/wordprocessingShape">
+                    <wps:wsp>
+                      <wps:cNvSpPr/>
+                      <wps:spPr>
+                        <a:xfrm>
+                          <a:off x="0" y="0"/>
+                          <a:ext cx="4276725" cy="457200"/>
+                        </a:xfrm>
+                        <a:prstGeom prst="rect">
+                          <a:avLst/>
+                        </a:prstGeom>
+                      </wps:spPr>
+                      <wps:style>
+                        <a:lnRef idx="2">
+                          <a:schemeClr val="dk1"/>
+                        </a:lnRef>
+                        <a:fillRef idx="1">
+                          <a:schemeClr val="lt1"/>
+                        </a:fillRef>
+                        <a:effectRef idx="0">
+                          <a:schemeClr val="dk1"/>
+                        </a:effectRef>
+                        <a:fontRef idx="minor">
+                          <a:schemeClr val="dk1"/>
+                        </a:fontRef>
+                      </wps:style>
+                      <wps:bodyPr rot="0" spcFirstLastPara="0" vertOverflow="overflow" horzOverflow="overflow" vert="horz" wrap="square" lIns="91440" tIns="45720" rIns="91440" bIns="45720" numCol="1" spcCol="0" rtlCol="0" fromWordArt="0" anchor="ctr" anchorCtr="0" forceAA="0" compatLnSpc="1">
+                        <a:prstTxWarp prst="textNoShape">
+                          <a:avLst/>
+                        </a:prstTxWarp>
+                        <a:noAutofit/>
+                      </wps:bodyPr>
+                    </wps:wsp>
+                  </a:graphicData>
+                </a:graphic>
+                <wp14:sizeRelH relativeFrom="margin">
+                  <wp14:pctWidth>0</wp14:pctWidth>
+                </wp14:sizeRelH>
+                <wp14:sizeRelV relativeFrom="margin">
+                  <wp14:pctHeight>0</wp14:pctHeight>
+                </wp14:sizeRelV>
+              </wp:anchor>
+            </w:drawing>
+          </mc:Choice>
+          <mc:Fallback>
+            <w:pict>
+              <v:rect w14:anchorId="45654F9D" id="Rectangle 13" o:spid="_x0000_s1026" style="position:absolute;margin-left:56.95pt;margin-top:14.4pt;width:336.75pt;height:36pt;z-index:-251651072;visibility:visible;mso-wrap-style:square;mso-width-percent:0;mso-height-percent:0;mso-wrap-distance-left:9pt;mso-wrap-distance-top:0;mso-wrap-distance-right:9pt;mso-wrap-distance-bottom:0;mso-position-horizontal:absolute;mso-position-horizontal-relative:margin;mso-position-vertical:absolute;mso-position-vertical-relative:text;mso-width-percent:0;mso-height-percent:0;mso-width-relative:margin;mso-height-relative:margin;v-text-anchor:middle" o:gfxdata="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" fillcolor="white [3201]" strokecolor="black [3200]" strokeweight="1pt">
+                <w10:wrap anchorx="margin"/>
+              </v:rect>
+            </w:pict>
+          </mc:Fallback>
+        </mc:AlternateContent>
+      </w:r>
+    </w:p>
+    <w:p>
+      <w:pPr>
+        <w:pStyle w:val="NormalWeb"/>
+        <w:jc w:val="center"/>
+        <w:rPr>
+          <w:rFonts w:eastAsia="等线"/>
+          <w:lang w:val="en-GB"/>
+        </w:rPr>
+      </w:pPr>
+      <w:r>
+        <w:rPr>
+          <w:rFonts w:eastAsia="等线" w:hint="eastAsia"/>
+          <w:lang w:val="en-GB"/>
+        </w:rPr>
+        <w:t>Turn on green LED constantly</w:t>
+      </w:r>
+      <w:r>
+        <w:rPr>
+          <w:rFonts w:eastAsia="等线" w:hint="eastAsia"/>
+          <w:lang w:val="en-GB"/>
+        </w:rPr>
+        <w:t xml:space="preserve"> and turn</w:t>
+      </w:r>
+      <w:r>
+        <w:rPr>
+          <w:rFonts w:eastAsia="等线" w:hint="eastAsia"/>
+          <w:lang w:val="en-GB"/>
+        </w:rPr>
+        <w:t xml:space="preserve"> off y</w:t>
+      </w:r>
+      <w:r>
+        <w:rPr>
+          <w:rFonts w:eastAsia="等线" w:hint="eastAsia"/>
+          <w:lang w:val="en-GB"/>
+        </w:rPr>
+        <w:t xml:space="preserve">ellow and </w:t>
+      </w:r>
+      <w:r>
+        <w:rPr>
+          <w:rFonts w:eastAsia="等线" w:hint="eastAsia"/>
+          <w:lang w:val="en-GB"/>
+        </w:rPr>
+        <w:t>red LEDs.</w:t>
+      </w:r>
+    </w:p>
+    <w:p>
+      <w:pPr>
+        <w:pStyle w:val="NormalWeb"/>
+        <w:jc w:val="center"/>
+        <w:rPr>
+          <w:rFonts w:eastAsia="等线"/>
+          <w:lang w:val="en-GB"/>
+        </w:rPr>
+      </w:pPr>
+      <w:r>
+        <w:rPr>
+          <w:rFonts w:eastAsia="等线"/>
+          <w:noProof/>
+        </w:rPr>
+        <mc:AlternateContent>
+          <mc:Choice Requires="wps">
+            <w:drawing>
+              <wp:anchor distT="45720" distB="45720" distL="114300" distR="114300" simplePos="0" relativeHeight="251704320" behindDoc="0" locked="0" layoutInCell="1" allowOverlap="1" wp14:anchorId="28023654" wp14:editId="4FDEF207">
+                <wp:simplePos x="0" y="0"/>
+                <wp:positionH relativeFrom="column">
+                  <wp:posOffset>472440</wp:posOffset>
+                </wp:positionH>
+                <wp:positionV relativeFrom="paragraph">
+                  <wp:posOffset>209550</wp:posOffset>
+                </wp:positionV>
+                <wp:extent cx="457200" cy="236855"/>
+                <wp:effectExtent l="0" t="0" r="19050" b="10795"/>
+                <wp:wrapNone/>
+                <wp:docPr id="42" name="Text Box 2"/>
+                <wp:cNvGraphicFramePr>
+                  <a:graphicFrameLocks xmlns:a="http://schemas.openxmlformats.org/drawingml/2006/main"/>
+                </wp:cNvGraphicFramePr>
+                <a:graphic xmlns:a="http://schemas.openxmlformats.org/drawingml/2006/main">
+                  <a:graphicData uri="http://schemas.microsoft.com/office/word/2010/wordprocessingShape">
+                    <wps:wsp>
+                      <wps:cNvSpPr txBox="1">
+                        <a:spLocks noChangeArrowheads="1"/>
+                      </wps:cNvSpPr>
+                      <wps:spPr bwMode="auto">
+                        <a:xfrm>
+                          <a:off x="0" y="0"/>
+                          <a:ext cx="457200" cy="236855"/>
+                        </a:xfrm>
+                        <a:prstGeom prst="rect">
+                          <a:avLst/>
+                        </a:prstGeom>
+                        <a:solidFill>
+                          <a:srgbClr val="FFFFFF"/>
+                        </a:solidFill>
+                        <a:ln w="9525">
+                          <a:solidFill>
+                            <a:schemeClr val="bg1"/>
+                          </a:solidFill>
+                          <a:miter lim="800000"/>
+                          <a:headEnd/>
+                          <a:tailEnd/>
+                        </a:ln>
+                      </wps:spPr>
+                      <wps:txbx>
+                        <w:txbxContent>
+                          <w:p>
+                            <w:pPr>
+                              <w:rPr>
+                                <w:rFonts w:hint="eastAsia"/>
+                              </w:rPr>
+                            </w:pPr>
+                            <w:r>
+                              <w:rPr>
+                                <w:rFonts w:hint="eastAsia"/>
+                                <w:lang w:eastAsia="zh-CN"/>
+                              </w:rPr>
+                              <w:t>No</w:t>
+                            </w:r>
+                          </w:p>
+                        </w:txbxContent>
+                      </wps:txbx>
+                      <wps:bodyPr rot="0" vert="horz" wrap="square" lIns="91440" tIns="45720" rIns="91440" bIns="45720" anchor="t" anchorCtr="0">
+                        <a:noAutofit/>
+                      </wps:bodyPr>
+                    </wps:wsp>
+                  </a:graphicData>
+                </a:graphic>
+                <wp14:sizeRelH relativeFrom="margin">
+                  <wp14:pctWidth>0</wp14:pctWidth>
+                </wp14:sizeRelH>
+                <wp14:sizeRelV relativeFrom="margin">
+                  <wp14:pctHeight>0</wp14:pctHeight>
+                </wp14:sizeRelV>
+              </wp:anchor>
+            </w:drawing>
+          </mc:Choice>
+          <mc:Fallback>
+            <w:pict>
+              <v:shape w14:anchorId="28023654" id="_x0000_s1028" type="#_x0000_t202" style="position:absolute;left:0;text-align:left;margin-left:37.2pt;margin-top:16.5pt;width:36pt;height:18.65pt;z-index:251704320;visibility:visible;mso-wrap-style:square;mso-width-percent:0;mso-height-percent:0;mso-wrap-distance-left:9pt;mso-wrap-distance-top:3.6pt;mso-wrap-distance-right:9pt;mso-wrap-distance-bottom:3.6pt;mso-position-horizontal:absolute;mso-position-horizontal-relative:text;mso-position-vertical:absolute;mso-position-vertical-relative:text;mso-width-percent:0;mso-height-percent:0;mso-width-relative:margin;mso-height-relative:margin;v-text-anchor:top" o:gfxdata="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" strokecolor="white [3212]">
+                <v:textbox>
+                  <w:txbxContent>
+                    <w:p>
+                      <w:pPr>
+                        <w:rPr>
+                          <w:rFonts w:hint="eastAsia"/>
+                        </w:rPr>
+                      </w:pPr>
+                      <w:r>
+                        <w:rPr>
+                          <w:rFonts w:hint="eastAsia"/>
+                          <w:lang w:eastAsia="zh-CN"/>
+                        </w:rPr>
+                        <w:t>No</w:t>
+                      </w:r>
+                    </w:p>
+                  </w:txbxContent>
+                </v:textbox>
+              </v:shape>
+            </w:pict>
+          </mc:Fallback>
+        </mc:AlternateContent>
+      </w:r>
+      <w:r>
+        <w:rPr>
+          <w:rFonts w:eastAsia="等线"/>
+          <w:noProof/>
+        </w:rPr>
+        <mc:AlternateContent>
+          <mc:Choice Requires="wps">
+            <w:drawing>
+              <wp:anchor distT="0" distB="0" distL="114300" distR="114300" simplePos="0" relativeHeight="251681792" behindDoc="1" locked="0" layoutInCell="1" allowOverlap="1" wp14:anchorId="6E6E9C97" wp14:editId="00205F85">
+                <wp:simplePos x="0" y="0"/>
+                <wp:positionH relativeFrom="margin">
+                  <wp:posOffset>845185</wp:posOffset>
+                </wp:positionH>
+                <wp:positionV relativeFrom="paragraph">
+                  <wp:posOffset>249555</wp:posOffset>
+                </wp:positionV>
+                <wp:extent cx="3962400" cy="466725"/>
+                <wp:effectExtent l="38100" t="19050" r="57150" b="47625"/>
+                <wp:wrapNone/>
+                <wp:docPr id="25" name="Diamond 25"/>
+                <wp:cNvGraphicFramePr/>
+                <a:graphic xmlns:a="http://schemas.openxmlformats.org/drawingml/2006/main">
+                  <a:graphicData uri="http://schemas.microsoft.com/office/word/2010/wordprocessingShape">
+                    <wps:wsp>
+                      <wps:cNvSpPr/>
+                      <wps:spPr>
+                        <a:xfrm>
+                          <a:off x="0" y="0"/>
+                          <a:ext cx="3962400" cy="466725"/>
+                        </a:xfrm>
+                        <a:prstGeom prst="diamond">
+                          <a:avLst/>
+                        </a:prstGeom>
+                      </wps:spPr>
+                      <wps:style>
+                        <a:lnRef idx="2">
+                          <a:schemeClr val="dk1"/>
+                        </a:lnRef>
+                        <a:fillRef idx="1">
+                          <a:schemeClr val="lt1"/>
+                        </a:fillRef>
+                        <a:effectRef idx="0">
+                          <a:schemeClr val="dk1"/>
+                        </a:effectRef>
+                        <a:fontRef idx="minor">
+                          <a:schemeClr val="dk1"/>
+                        </a:fontRef>
+                      </wps:style>
+                      <wps:bodyPr rot="0" spcFirstLastPara="0" vertOverflow="overflow" horzOverflow="overflow" vert="horz" wrap="square" lIns="91440" tIns="45720" rIns="91440" bIns="45720" numCol="1" spcCol="0" rtlCol="0" fromWordArt="0" anchor="ctr" anchorCtr="0" forceAA="0" compatLnSpc="1">
+                        <a:prstTxWarp prst="textNoShape">
+                          <a:avLst/>
+                        </a:prstTxWarp>
+                        <a:noAutofit/>
+                      </wps:bodyPr>
+                    </wps:wsp>
+                  </a:graphicData>
+                </a:graphic>
+                <wp14:sizeRelH relativeFrom="margin">
+                  <wp14:pctWidth>0</wp14:pctWidth>
+                </wp14:sizeRelH>
+                <wp14:sizeRelV relativeFrom="margin">
+                  <wp14:pctHeight>0</wp14:pctHeight>
+                </wp14:sizeRelV>
+              </wp:anchor>
+            </w:drawing>
+          </mc:Choice>
+          <mc:Fallback>
+            <w:pict>
+              <v:shape w14:anchorId="2BC919E2" id="Diamond 25" o:spid="_x0000_s1026" type="#_x0000_t4" style="position:absolute;margin-left:66.55pt;margin-top:19.65pt;width:312pt;height:36.75pt;z-index:-251634688;visibility:visible;mso-wrap-style:square;mso-width-percent:0;mso-height-percent:0;mso-wrap-distance-left:9pt;mso-wrap-distance-top:0;mso-wrap-distance-right:9pt;mso-wrap-distance-bottom:0;mso-position-horizontal:absolute;mso-position-horizontal-relative:margin;mso-position-vertical:absolute;mso-position-vertical-relative:text;mso-width-percent:0;mso-height-percent:0;mso-width-relative:margin;mso-height-relative:margin;v-text-anchor:middle" o:gfxdata="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" fillcolor="white [3201]" strokecolor="black [3200]" strokeweight="1pt">
+                <w10:wrap anchorx="margin"/>
+              </v:shape>
+            </w:pict>
+          </mc:Fallback>
+        </mc:AlternateContent>
+      </w:r>
+    </w:p>
+    <w:p>
+      <w:pPr>
+        <w:pStyle w:val="NormalWeb"/>
+        <w:jc w:val="center"/>
+        <w:rPr>
+          <w:rFonts w:eastAsia="等线"/>
+          <w:lang w:val="en-GB"/>
+        </w:rPr>
+      </w:pPr>
+      <w:r>
+        <w:rPr>
+          <w:rFonts w:eastAsia="等线" w:hint="eastAsia"/>
+          <w:noProof/>
+        </w:rPr>
+        <mc:AlternateContent>
+          <mc:Choice Requires="wps">
+            <w:drawing>
+              <wp:anchor distT="0" distB="0" distL="114300" distR="114300" simplePos="0" relativeHeight="251694080" behindDoc="0" locked="0" layoutInCell="1" allowOverlap="1" wp14:anchorId="38498910" wp14:editId="59EDBA26">
+                <wp:simplePos x="0" y="0"/>
+                <wp:positionH relativeFrom="column">
+                  <wp:posOffset>932815</wp:posOffset>
+                </wp:positionH>
+                <wp:positionV relativeFrom="paragraph">
+                  <wp:posOffset>114300</wp:posOffset>
+                </wp:positionV>
+                <wp:extent cx="45719" cy="1724025"/>
+                <wp:effectExtent l="571500" t="0" r="50165" b="85725"/>
+                <wp:wrapNone/>
+                <wp:docPr id="34" name="Connector: Elbow 34"/>
+                <wp:cNvGraphicFramePr/>
+                <a:graphic xmlns:a="http://schemas.openxmlformats.org/drawingml/2006/main">
+                  <a:graphicData uri="http://schemas.microsoft.com/office/word/2010/wordprocessingShape">
+                    <wps:wsp>
+                      <wps:cNvCnPr/>
+                      <wps:spPr>
+                        <a:xfrm flipH="1">
+                          <a:off x="0" y="0"/>
+                          <a:ext cx="45719" cy="1724025"/>
+                        </a:xfrm>
+                        <a:prstGeom prst="bentConnector3">
+                          <a:avLst>
+                            <a:gd name="adj1" fmla="val 1350747"/>
+                          </a:avLst>
+                        </a:prstGeom>
+                        <a:ln>
+                          <a:tailEnd type="triangle"/>
+                        </a:ln>
+                      </wps:spPr>
+                      <wps:style>
+                        <a:lnRef idx="1">
+                          <a:schemeClr val="dk1"/>
+                        </a:lnRef>
+                        <a:fillRef idx="0">
+                          <a:schemeClr val="dk1"/>
+                        </a:fillRef>
+                        <a:effectRef idx="0">
+                          <a:schemeClr val="dk1"/>
+                        </a:effectRef>
+                        <a:fontRef idx="minor">
+                          <a:schemeClr val="tx1"/>
+                        </a:fontRef>
+                      </wps:style>
+                      <wps:bodyPr/>
+                    </wps:wsp>
+                  </a:graphicData>
+                </a:graphic>
+                <wp14:sizeRelH relativeFrom="margin">
+                  <wp14:pctWidth>0</wp14:pctWidth>
+                </wp14:sizeRelH>
+                <wp14:sizeRelV relativeFrom="margin">
+                  <wp14:pctHeight>0</wp14:pctHeight>
+                </wp14:sizeRelV>
+              </wp:anchor>
+            </w:drawing>
+          </mc:Choice>
+          <mc:Fallback>
+            <w:pict>
+              <v:shape w14:anchorId="19054E33" id="Connector: Elbow 34" o:spid="_x0000_s1026" type="#_x0000_t34" style="position:absolute;margin-left:73.45pt;margin-top:9pt;width:3.6pt;height:135.75pt;flip:x;z-index:251694080;visibility:visible;mso-wrap-style:square;mso-width-percent:0;mso-height-percent:0;mso-wrap-distance-left:9pt;mso-wrap-distance-top:0;mso-wrap-distance-right:9pt;mso-wrap-distance-bottom:0;mso-position-horizontal:absolute;mso-position-horizontal-relative:text;mso-position-vertical:absolute;mso-position-vertical-relative:text;mso-width-percent:0;mso-height-percent:0;mso-width-relative:margin;mso-height-relative:margin" o:gfxdata="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" adj="291761" strokecolor="black [3200]" strokeweight=".5pt">
+                <v:stroke endarrow="block"/>
+              </v:shape>
+            </w:pict>
+          </mc:Fallback>
+        </mc:AlternateContent>
+      </w:r>
+      <w:r>
+        <w:rPr>
+          <w:rFonts w:eastAsia="等线" w:hint="eastAsia"/>
+          <w:noProof/>
+        </w:rPr>
+        <mc:AlternateContent>
+          <mc:Choice Requires="wps">
+            <w:drawing>
+              <wp:anchor distT="0" distB="0" distL="114300" distR="114300" simplePos="0" relativeHeight="251658239" behindDoc="1" locked="0" layoutInCell="1" allowOverlap="1" wp14:anchorId="5F3B8755" wp14:editId="31982827">
+                <wp:simplePos x="0" y="0"/>
+                <wp:positionH relativeFrom="column">
+                  <wp:posOffset>2860040</wp:posOffset>
+                </wp:positionH>
+                <wp:positionV relativeFrom="paragraph">
+                  <wp:posOffset>304800</wp:posOffset>
+                </wp:positionV>
+                <wp:extent cx="2540" cy="548640"/>
+                <wp:effectExtent l="76200" t="0" r="73660" b="60960"/>
+                <wp:wrapNone/>
+                <wp:docPr id="31" name="Straight Arrow Connector 31"/>
+                <wp:cNvGraphicFramePr/>
+                <a:graphic xmlns:a="http://schemas.openxmlformats.org/drawingml/2006/main">
+                  <a:graphicData uri="http://schemas.microsoft.com/office/word/2010/wordprocessingShape">
+                    <wps:wsp>
+                      <wps:cNvCnPr/>
+                      <wps:spPr>
+                        <a:xfrm>
+                          <a:off x="0" y="0"/>
+                          <a:ext cx="2540" cy="548640"/>
+                        </a:xfrm>
+                        <a:prstGeom prst="straightConnector1">
+                          <a:avLst/>
+                        </a:prstGeom>
+                        <a:ln>
+                          <a:tailEnd type="triangle"/>
+                        </a:ln>
+                      </wps:spPr>
+                      <wps:style>
+                        <a:lnRef idx="1">
+                          <a:schemeClr val="dk1"/>
+                        </a:lnRef>
+                        <a:fillRef idx="0">
+                          <a:schemeClr val="dk1"/>
+                        </a:fillRef>
+                        <a:effectRef idx="0">
+                          <a:schemeClr val="dk1"/>
+                        </a:effectRef>
+                        <a:fontRef idx="minor">
+                          <a:schemeClr val="tx1"/>
+                        </a:fontRef>
+                      </wps:style>
+                      <wps:bodyPr/>
+                    </wps:wsp>
+                  </a:graphicData>
+                </a:graphic>
+                <wp14:sizeRelH relativeFrom="margin">
+                  <wp14:pctWidth>0</wp14:pctWidth>
+                </wp14:sizeRelH>
+                <wp14:sizeRelV relativeFrom="margin">
+                  <wp14:pctHeight>0</wp14:pctHeight>
+                </wp14:sizeRelV>
+              </wp:anchor>
+            </w:drawing>
+          </mc:Choice>
+          <mc:Fallback>
+            <w:pict>
+              <v:shape w14:anchorId="4935AD2D" id="Straight Arrow Connector 31" o:spid="_x0000_s1026" type="#_x0000_t32" style="position:absolute;margin-left:225.2pt;margin-top:24pt;width:.2pt;height:43.2pt;z-index:-251658241;visibility:visible;mso-wrap-style:square;mso-width-percent:0;mso-height-percent:0;mso-wrap-distance-left:9pt;mso-wrap-distance-top:0;mso-wrap-distance-right:9pt;mso-wrap-distance-bottom:0;mso-position-horizontal:absolute;mso-position-horizontal-relative:text;mso-position-vertical:absolute;mso-position-vertical-relative:text;mso-width-percent:0;mso-height-percent:0;mso-width-relative:margin;mso-height-relative:margin" o:gfxdata="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" strokecolor="black [3200]" strokeweight=".5pt">
+                <v:stroke endarrow="block" joinstyle="miter"/>
+              </v:shape>
+            </w:pict>
+          </mc:Fallback>
+        </mc:AlternateContent>
+      </w:r>
+      <w:r>
+        <w:rPr>
+          <w:rFonts w:eastAsia="等线" w:hint="eastAsia"/>
+        </w:rPr>
+        <w:t xml:space="preserve">Is </w:t>
+      </w:r>
+      <w:r>
+        <w:rPr>
+          <w:rFonts w:eastAsia="等线" w:hint="eastAsia"/>
+        </w:rPr>
+        <w:t xml:space="preserve">the </w:t>
+      </w:r>
+      <w:r>
+        <w:rPr>
+          <w:rFonts w:eastAsia="等线" w:hint="eastAsia"/>
+        </w:rPr>
+        <w:t xml:space="preserve">temperature </w:t>
+      </w:r>
+      <w:r>
+        <w:rPr>
+          <w:rFonts w:eastAsia="等线" w:hint="eastAsia"/>
+        </w:rPr>
+        <w:t>below</w:t>
+      </w:r>
+      <w:r>
+        <w:rPr>
+          <w:rFonts w:eastAsia="等线" w:hint="eastAsia"/>
+        </w:rPr>
+        <w:t xml:space="preserve"> 18</w:t>
+      </w:r>
+      <w:r>
+        <w:rPr>
+          <w:rFonts w:ascii="Arial" w:eastAsia="宋体" w:hAnsi="Arial" w:cs="Arial"/>
+          <w:sz w:val="22"/>
+          <w:szCs w:val="22"/>
+          <w:lang w:val="en-GB" w:eastAsia="en-US"/>
+        </w:rPr>
+        <w:t xml:space="preserve"> </w:t>
+      </w:r>
+      <w:r>
+        <w:rPr>
+          <w:rFonts w:eastAsia="等线"/>
+          <w:lang w:val="en-GB"/>
+        </w:rPr>
+        <w:t>°C</w:t>
+      </w:r>
+      <w:r>
+        <w:rPr>
+          <w:rFonts w:eastAsia="等线" w:hint="eastAsia"/>
+          <w:lang w:val="en-GB"/>
+        </w:rPr>
+        <w:t>?</w:t>
+      </w:r>
+    </w:p>
+    <w:p>
+      <w:pPr>
+        <w:pStyle w:val="NormalWeb"/>
+        <w:jc w:val="center"/>
+        <w:rPr>
+          <w:rFonts w:eastAsia="等线"/>
+          <w:lang w:val="en-GB"/>
+        </w:rPr>
+      </w:pPr>
+      <w:r>
+        <w:rPr>
+          <w:rFonts w:eastAsia="等线"/>
+          <w:noProof/>
+        </w:rPr>
+        <mc:AlternateContent>
+          <mc:Choice Requires="wps">
+            <w:drawing>
+              <wp:anchor distT="45720" distB="45720" distL="114300" distR="114300" simplePos="0" relativeHeight="251709440" behindDoc="0" locked="0" layoutInCell="1" allowOverlap="1" wp14:anchorId="30244F75" wp14:editId="0D254876">
+                <wp:simplePos x="0" y="0"/>
+                <wp:positionH relativeFrom="column">
+                  <wp:posOffset>2924175</wp:posOffset>
+                </wp:positionH>
+                <wp:positionV relativeFrom="paragraph">
+                  <wp:posOffset>98425</wp:posOffset>
+                </wp:positionV>
+                <wp:extent cx="457200" cy="342900"/>
+                <wp:effectExtent l="0" t="0" r="0" b="0"/>
+                <wp:wrapSquare wrapText="bothSides"/>
+                <wp:docPr id="47" name="Text Box 2"/>
+                <wp:cNvGraphicFramePr>
+                  <a:graphicFrameLocks xmlns:a="http://schemas.openxmlformats.org/drawingml/2006/main"/>
+                </wp:cNvGraphicFramePr>
+                <a:graphic xmlns:a="http://schemas.openxmlformats.org/drawingml/2006/main">
+                  <a:graphicData uri="http://schemas.microsoft.com/office/word/2010/wordprocessingShape">
+                    <wps:wsp>
+                      <wps:cNvSpPr txBox="1">
+                        <a:spLocks noChangeArrowheads="1"/>
+                      </wps:cNvSpPr>
+                      <wps:spPr bwMode="auto">
+                        <a:xfrm>
+                          <a:off x="0" y="0"/>
+                          <a:ext cx="457200" cy="342900"/>
+                        </a:xfrm>
+                        <a:prstGeom prst="rect">
+                          <a:avLst/>
+                        </a:prstGeom>
+                        <a:solidFill>
+                          <a:srgbClr val="FFFFFF"/>
+                        </a:solidFill>
+                        <a:ln w="9525">
+                          <a:noFill/>
+                          <a:miter lim="800000"/>
+                          <a:headEnd/>
+                          <a:tailEnd/>
+                        </a:ln>
+                      </wps:spPr>
+                      <wps:txbx>
+                        <w:txbxContent>
+                          <w:p>
+                            <w:pPr>
+                              <w:rPr>
+                                <w:rFonts w:hint="eastAsia"/>
+                              </w:rPr>
+                            </w:pPr>
+                            <w:r>
+                              <w:rPr>
+                                <w:rFonts w:hint="eastAsia"/>
+                                <w:lang w:eastAsia="zh-CN"/>
+                              </w:rPr>
+                              <w:t>Yes</w:t>
+                            </w:r>
+                          </w:p>
+                        </w:txbxContent>
+                      </wps:txbx>
+                      <wps:bodyPr rot="0" vert="horz" wrap="square" lIns="91440" tIns="45720" rIns="91440" bIns="45720" anchor="t" anchorCtr="0">
+                        <a:noAutofit/>
+                      </wps:bodyPr>
+                    </wps:wsp>
+                  </a:graphicData>
+                </a:graphic>
+                <wp14:sizeRelH relativeFrom="margin">
+                  <wp14:pctWidth>0</wp14:pctWidth>
+                </wp14:sizeRelH>
+                <wp14:sizeRelV relativeFrom="margin">
+                  <wp14:pctHeight>0</wp14:pctHeight>
+                </wp14:sizeRelV>
+              </wp:anchor>
+            </w:drawing>
+          </mc:Choice>
+          <mc:Fallback>
+            <w:pict>
+              <v:shape w14:anchorId="30244F75" id="_x0000_s1029" type="#_x0000_t202" style="position:absolute;left:0;text-align:left;margin-left:230.25pt;margin-top:7.75pt;width:36pt;height:27pt;z-index:251709440;visibility:visible;mso-wrap-style:square;mso-width-percent:0;mso-height-percent:0;mso-wrap-distance-left:9pt;mso-wrap-distance-top:3.6pt;mso-wrap-distance-right:9pt;mso-wrap-distance-bottom:3.6pt;mso-position-horizontal:absolute;mso-position-horizontal-relative:text;mso-position-vertical:absolute;mso-position-vertical-relative:text;mso-width-percent:0;mso-height-percent:0;mso-width-relative:margin;mso-height-relative:margin;v-text-anchor:top" o:gfxdata="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" stroked="f">
+                <v:textbox>
+                  <w:txbxContent>
+                    <w:p>
+                      <w:pPr>
+                        <w:rPr>
+                          <w:rFonts w:hint="eastAsia"/>
+                        </w:rPr>
+                      </w:pPr>
+                      <w:r>
+                        <w:rPr>
+                          <w:rFonts w:hint="eastAsia"/>
+                          <w:lang w:eastAsia="zh-CN"/>
+                        </w:rPr>
+                        <w:t>Yes</w:t>
+                      </w:r>
+                    </w:p>
+                  </w:txbxContent>
+                </v:textbox>
+                <w10:wrap type="square"/>
+              </v:shape>
+            </w:pict>
+          </mc:Fallback>
+        </mc:AlternateContent>
+      </w:r>
+    </w:p>
+    <w:p>
+      <w:pPr>
+        <w:pStyle w:val="NormalWeb"/>
+        <w:jc w:val="center"/>
+        <w:rPr>
+          <w:rFonts w:eastAsia="等线"/>
+          <w:lang w:val="en-GB"/>
+        </w:rPr>
+      </w:pPr>
+      <w:r>
+        <w:rPr>
+          <w:rFonts w:eastAsia="等线"/>
+          <w:noProof/>
+          <w:lang w:val="en-GB"/>
+        </w:rPr>
+        <mc:AlternateContent>
+          <mc:Choice Requires="wps">
+            <w:drawing>
+              <wp:anchor distT="0" distB="0" distL="114300" distR="114300" simplePos="0" relativeHeight="251685888" behindDoc="1" locked="0" layoutInCell="1" allowOverlap="1" wp14:anchorId="4A635443" wp14:editId="5D57B55E">
+                <wp:simplePos x="0" y="0"/>
+                <wp:positionH relativeFrom="margin">
+                  <wp:posOffset>733425</wp:posOffset>
+                </wp:positionH>
+                <wp:positionV relativeFrom="paragraph">
+                  <wp:posOffset>147320</wp:posOffset>
+                </wp:positionV>
+                <wp:extent cx="4276725" cy="457200"/>
+                <wp:effectExtent l="0" t="0" r="28575" b="19050"/>
+                <wp:wrapNone/>
+                <wp:docPr id="29" name="Rectangle 29"/>
+                <wp:cNvGraphicFramePr/>
+                <a:graphic xmlns:a="http://schemas.openxmlformats.org/drawingml/2006/main">
+                  <a:graphicData uri="http://schemas.microsoft.com/office/word/2010/wordprocessingShape">
+                    <wps:wsp>
+                      <wps:cNvSpPr/>
+                      <wps:spPr>
+                        <a:xfrm>
+                          <a:off x="0" y="0"/>
+                          <a:ext cx="4276725" cy="457200"/>
+                        </a:xfrm>
+                        <a:prstGeom prst="rect">
+                          <a:avLst/>
+                        </a:prstGeom>
+                      </wps:spPr>
+                      <wps:style>
+                        <a:lnRef idx="2">
+                          <a:schemeClr val="dk1"/>
+                        </a:lnRef>
+                        <a:fillRef idx="1">
+                          <a:schemeClr val="lt1"/>
+                        </a:fillRef>
+                        <a:effectRef idx="0">
+                          <a:schemeClr val="dk1"/>
+                        </a:effectRef>
+                        <a:fontRef idx="minor">
+                          <a:schemeClr val="dk1"/>
+                        </a:fontRef>
+                      </wps:style>
+                      <wps:bodyPr rot="0" spcFirstLastPara="0" vertOverflow="overflow" horzOverflow="overflow" vert="horz" wrap="square" lIns="91440" tIns="45720" rIns="91440" bIns="45720" numCol="1" spcCol="0" rtlCol="0" fromWordArt="0" anchor="ctr" anchorCtr="0" forceAA="0" compatLnSpc="1">
+                        <a:prstTxWarp prst="textNoShape">
+                          <a:avLst/>
+                        </a:prstTxWarp>
+                        <a:noAutofit/>
+                      </wps:bodyPr>
+                    </wps:wsp>
+                  </a:graphicData>
+                </a:graphic>
+                <wp14:sizeRelH relativeFrom="margin">
+                  <wp14:pctWidth>0</wp14:pctWidth>
+                </wp14:sizeRelH>
+                <wp14:sizeRelV relativeFrom="margin">
+                  <wp14:pctHeight>0</wp14:pctHeight>
+                </wp14:sizeRelV>
+              </wp:anchor>
+            </w:drawing>
+          </mc:Choice>
+          <mc:Fallback>
+            <w:pict>
+              <v:rect w14:anchorId="2B871A86" id="Rectangle 29" o:spid="_x0000_s1026" style="position:absolute;margin-left:57.75pt;margin-top:11.6pt;width:336.75pt;height:36pt;z-index:-251630592;visibility:visible;mso-wrap-style:square;mso-width-percent:0;mso-height-percent:0;mso-wrap-distance-left:9pt;mso-wrap-distance-top:0;mso-wrap-distance-right:9pt;mso-wrap-distance-bottom:0;mso-position-horizontal:absolute;mso-position-horizontal-relative:margin;mso-position-vertical:absolute;mso-position-vertical-relative:text;mso-width-percent:0;mso-height-percent:0;mso-width-relative:margin;mso-height-relative:margin;v-text-anchor:middle" o:gfxdata="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" fillcolor="white [3201]" strokecolor="black [3200]" strokeweight="1pt">
+                <w10:wrap anchorx="margin"/>
+              </v:rect>
+            </w:pict>
+          </mc:Fallback>
+        </mc:AlternateContent>
+      </w:r>
+    </w:p>
+    <w:p>
+      <w:pPr>
+        <w:pStyle w:val="NormalWeb"/>
+        <w:jc w:val="center"/>
+        <w:rPr>
+          <w:rFonts w:eastAsia="等线"/>
+          <w:lang w:val="en-GB"/>
+        </w:rPr>
+      </w:pPr>
+      <w:r>
+        <w:rPr>
+          <w:rFonts w:eastAsia="等线" w:hint="eastAsia"/>
+          <w:lang w:val="en-GB"/>
+        </w:rPr>
+        <w:t>Yellow</w:t>
+      </w:r>
+      <w:r>
+        <w:rPr>
+          <w:rFonts w:eastAsia="等线" w:hint="eastAsia"/>
+          <w:lang w:val="en-GB"/>
+        </w:rPr>
+        <w:t xml:space="preserve"> LED </w:t>
+      </w:r>
+      <w:r>
+        <w:rPr>
+          <w:rFonts w:eastAsia="等线" w:hint="eastAsia"/>
+          <w:lang w:val="en-GB"/>
+        </w:rPr>
+        <w:t>blinks every 0.5s</w:t>
+      </w:r>
+      <w:r>
+        <w:rPr>
+          <w:rFonts w:eastAsia="等线" w:hint="eastAsia"/>
+          <w:lang w:val="en-GB"/>
+        </w:rPr>
+        <w:t xml:space="preserve"> and turn off </w:t>
+      </w:r>
+      <w:r>
+        <w:rPr>
+          <w:rFonts w:eastAsia="等线" w:hint="eastAsia"/>
+          <w:lang w:val="en-GB"/>
+        </w:rPr>
+        <w:t>green</w:t>
+      </w:r>
+      <w:r>
+        <w:rPr>
+          <w:rFonts w:eastAsia="等线" w:hint="eastAsia"/>
+          <w:lang w:val="en-GB"/>
+        </w:rPr>
+        <w:t xml:space="preserve"> and red LEDs.</w:t>
+      </w:r>
+    </w:p>
+    <w:p>
+      <w:pPr>
+        <w:pStyle w:val="NormalWeb"/>
+        <w:jc w:val="center"/>
+        <w:rPr>
+          <w:rFonts w:eastAsia="等线"/>
+          <w:lang w:val="en-GB"/>
+        </w:rPr>
+      </w:pPr>
+      <w:r>
+        <w:rPr>
+          <w:rFonts w:eastAsia="等线"/>
+          <w:noProof/>
+        </w:rPr>
+        <mc:AlternateContent>
+          <mc:Choice Requires="wps">
+            <w:drawing>
+              <wp:anchor distT="0" distB="0" distL="114300" distR="114300" simplePos="0" relativeHeight="251683840" behindDoc="1" locked="0" layoutInCell="1" allowOverlap="1" wp14:anchorId="7D17853C" wp14:editId="0A9FA51C">
+                <wp:simplePos x="0" y="0"/>
+                <wp:positionH relativeFrom="margin">
+                  <wp:posOffset>885825</wp:posOffset>
+                </wp:positionH>
+                <wp:positionV relativeFrom="paragraph">
+                  <wp:posOffset>197485</wp:posOffset>
+                </wp:positionV>
+                <wp:extent cx="3962400" cy="466725"/>
+                <wp:effectExtent l="38100" t="19050" r="0" b="47625"/>
+                <wp:wrapNone/>
+                <wp:docPr id="28" name="Diamond 28"/>
+                <wp:cNvGraphicFramePr/>
+                <a:graphic xmlns:a="http://schemas.openxmlformats.org/drawingml/2006/main">
+                  <a:graphicData uri="http://schemas.microsoft.com/office/word/2010/wordprocessingShape">
+                    <wps:wsp>
+                      <wps:cNvSpPr/>
+                      <wps:spPr>
+                        <a:xfrm>
+                          <a:off x="0" y="0"/>
+                          <a:ext cx="3962400" cy="466725"/>
+                        </a:xfrm>
+                        <a:prstGeom prst="diamond">
+                          <a:avLst/>
+                        </a:prstGeom>
+                      </wps:spPr>
+                      <wps:style>
+                        <a:lnRef idx="2">
+                          <a:schemeClr val="dk1"/>
+                        </a:lnRef>
+                        <a:fillRef idx="1">
+                          <a:schemeClr val="lt1"/>
+                        </a:fillRef>
+                        <a:effectRef idx="0">
+                          <a:schemeClr val="dk1"/>
+                        </a:effectRef>
+                        <a:fontRef idx="minor">
+                          <a:schemeClr val="dk1"/>
+                        </a:fontRef>
+                      </wps:style>
+                      <wps:bodyPr rot="0" spcFirstLastPara="0" vertOverflow="overflow" horzOverflow="overflow" vert="horz" wrap="square" lIns="91440" tIns="45720" rIns="91440" bIns="45720" numCol="1" spcCol="0" rtlCol="0" fromWordArt="0" anchor="ctr" anchorCtr="0" forceAA="0" compatLnSpc="1">
+                        <a:prstTxWarp prst="textNoShape">
+                          <a:avLst/>
+                        </a:prstTxWarp>
+                        <a:noAutofit/>
+                      </wps:bodyPr>
+                    </wps:wsp>
+                  </a:graphicData>
+                </a:graphic>
+                <wp14:sizeRelH relativeFrom="margin">
+                  <wp14:pctWidth>0</wp14:pctWidth>
+                </wp14:sizeRelH>
+              </wp:anchor>
+            </w:drawing>
+          </mc:Choice>
+          <mc:Fallback>
+            <w:pict>
+              <v:shape w14:anchorId="25E5B93A" id="Diamond 28" o:spid="_x0000_s1026" type="#_x0000_t4" style="position:absolute;margin-left:69.75pt;margin-top:15.55pt;width:312pt;height:36.75pt;z-index:-251632640;visibility:visible;mso-wrap-style:square;mso-width-percent:0;mso-wrap-distance-left:9pt;mso-wrap-distance-top:0;mso-wrap-distance-right:9pt;mso-wrap-distance-bottom:0;mso-position-horizontal:absolute;mso-position-horizontal-relative:margin;mso-position-vertical:absolute;mso-position-vertical-relative:text;mso-width-percent:0;mso-width-relative:margin;v-text-anchor:middle" o:gfxdata="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" fillcolor="white [3201]" strokecolor="black [3200]" strokeweight="1pt">
+                <w10:wrap anchorx="margin"/>
+              </v:shape>
+            </w:pict>
+          </mc:Fallback>
+        </mc:AlternateContent>
+      </w:r>
+    </w:p>
+    <w:p>
+      <w:pPr>
+        <w:pStyle w:val="NormalWeb"/>
+        <w:jc w:val="center"/>
+        <w:rPr>
+          <w:rFonts w:eastAsia="等线"/>
+          <w:lang w:val="en-GB"/>
+        </w:rPr>
+      </w:pPr>
+      <w:r>
+        <w:rPr>
+          <w:rFonts w:eastAsia="等线" w:hint="eastAsia"/>
+          <w:noProof/>
+        </w:rPr>
+        <mc:AlternateContent>
+          <mc:Choice Requires="wps">
+            <w:drawing>
+              <wp:anchor distT="0" distB="0" distL="114300" distR="114300" simplePos="0" relativeHeight="251692032" behindDoc="0" locked="0" layoutInCell="1" allowOverlap="1" wp14:anchorId="3D761CE3" wp14:editId="336C0F94">
+                <wp:simplePos x="0" y="0"/>
+                <wp:positionH relativeFrom="column">
+                  <wp:posOffset>2857500</wp:posOffset>
+                </wp:positionH>
+                <wp:positionV relativeFrom="paragraph">
+                  <wp:posOffset>314325</wp:posOffset>
+                </wp:positionV>
+                <wp:extent cx="2540" cy="457200"/>
+                <wp:effectExtent l="76200" t="0" r="73660" b="57150"/>
+                <wp:wrapNone/>
+                <wp:docPr id="32" name="Straight Arrow Connector 32"/>
+                <wp:cNvGraphicFramePr/>
+                <a:graphic xmlns:a="http://schemas.openxmlformats.org/drawingml/2006/main">
+                  <a:graphicData uri="http://schemas.microsoft.com/office/word/2010/wordprocessingShape">
+                    <wps:wsp>
+                      <wps:cNvCnPr/>
+                      <wps:spPr>
+                        <a:xfrm>
+                          <a:off x="0" y="0"/>
+                          <a:ext cx="2540" cy="457200"/>
+                        </a:xfrm>
+                        <a:prstGeom prst="straightConnector1">
+                          <a:avLst/>
+                        </a:prstGeom>
+                        <a:ln>
+                          <a:tailEnd type="triangle"/>
+                        </a:ln>
+                      </wps:spPr>
+                      <wps:style>
+                        <a:lnRef idx="1">
+                          <a:schemeClr val="dk1"/>
+                        </a:lnRef>
+                        <a:fillRef idx="0">
+                          <a:schemeClr val="dk1"/>
+                        </a:fillRef>
+                        <a:effectRef idx="0">
+                          <a:schemeClr val="dk1"/>
+                        </a:effectRef>
+                        <a:fontRef idx="minor">
+                          <a:schemeClr val="tx1"/>
+                        </a:fontRef>
+                      </wps:style>
+                      <wps:bodyPr/>
+                    </wps:wsp>
+                  </a:graphicData>
+                </a:graphic>
+                <wp14:sizeRelH relativeFrom="margin">
+                  <wp14:pctWidth>0</wp14:pctWidth>
+                </wp14:sizeRelH>
+                <wp14:sizeRelV relativeFrom="margin">
+                  <wp14:pctHeight>0</wp14:pctHeight>
+                </wp14:sizeRelV>
+              </wp:anchor>
+            </w:drawing>
+          </mc:Choice>
+          <mc:Fallback>
+            <w:pict>
+              <v:shape w14:anchorId="1EA2251F" id="Straight Arrow Connector 32" o:spid="_x0000_s1026" type="#_x0000_t32" style="position:absolute;margin-left:225pt;margin-top:24.75pt;width:.2pt;height:36pt;z-index:251692032;visibility:visible;mso-wrap-style:square;mso-width-percent:0;mso-height-percent:0;mso-wrap-distance-left:9pt;mso-wrap-distance-top:0;mso-wrap-distance-right:9pt;mso-wrap-distance-bottom:0;mso-position-horizontal:absolute;mso-position-horizontal-relative:text;mso-position-vertical:absolute;mso-position-vertical-relative:text;mso-width-percent:0;mso-height-percent:0;mso-width-relative:margin;mso-height-relative:margin" o:gfxdata="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" strokecolor="black [3200]" strokeweight=".5pt">
+                <v:stroke endarrow="block" joinstyle="miter"/>
+              </v:shape>
+            </w:pict>
+          </mc:Fallback>
+        </mc:AlternateContent>
+      </w:r>
+      <w:r>
+        <w:rPr>
+          <w:rFonts w:eastAsia="等线" w:hint="eastAsia"/>
+        </w:rPr>
+        <w:t xml:space="preserve">Is the temperature </w:t>
+      </w:r>
+      <w:r>
+        <w:rPr>
+          <w:rFonts w:eastAsia="等线" w:hint="eastAsia"/>
+        </w:rPr>
+        <w:t>above</w:t>
+      </w:r>
+      <w:r>
+        <w:rPr>
+          <w:rFonts w:eastAsia="等线" w:hint="eastAsia"/>
+        </w:rPr>
+        <w:t xml:space="preserve"> </w:t>
+      </w:r>
+      <w:r>
+        <w:rPr>
+          <w:rFonts w:eastAsia="等线" w:hint="eastAsia"/>
+        </w:rPr>
+        <w:t>24</w:t>
+      </w:r>
+      <w:r>
+        <w:rPr>
+          <w:rFonts w:ascii="Arial" w:eastAsia="宋体" w:hAnsi="Arial" w:cs="Arial"/>
+          <w:sz w:val="22"/>
+          <w:szCs w:val="22"/>
+          <w:lang w:val="en-GB" w:eastAsia="en-US"/>
+        </w:rPr>
+        <w:t xml:space="preserve"> </w:t>
+      </w:r>
+      <w:r>
+        <w:rPr>
+          <w:rFonts w:eastAsia="等线"/>
+          <w:lang w:val="en-GB"/>
+        </w:rPr>
+        <w:t>°C</w:t>
+      </w:r>
+      <w:r>
+        <w:rPr>
+          <w:rFonts w:eastAsia="等线" w:hint="eastAsia"/>
+          <w:lang w:val="en-GB"/>
+        </w:rPr>
+        <w:t>?</w:t>
+      </w:r>
+    </w:p>
+    <w:p>
+      <w:pPr>
+        <w:spacing w:line="259" w:lineRule="auto"/>
+        <w:jc w:val="center"/>
+        <w:rPr>
           <w:color w:val="000000" w:themeColor="text1"/>
           <w:lang w:eastAsia="zh-CN"/>
         </w:rPr>
       </w:pPr>
+      <w:r>
+        <w:rPr>
+          <w:rFonts w:eastAsia="等线"/>
+          <w:noProof/>
+        </w:rPr>
+        <mc:AlternateContent>
+          <mc:Choice Requires="wps">
+            <w:drawing>
+              <wp:anchor distT="45720" distB="45720" distL="114300" distR="114300" simplePos="0" relativeHeight="251706368" behindDoc="0" locked="0" layoutInCell="1" allowOverlap="1" wp14:anchorId="1063CE9C" wp14:editId="58BCA205">
+                <wp:simplePos x="0" y="0"/>
+                <wp:positionH relativeFrom="column">
+                  <wp:posOffset>2924175</wp:posOffset>
+                </wp:positionH>
+                <wp:positionV relativeFrom="paragraph">
+                  <wp:posOffset>67310</wp:posOffset>
+                </wp:positionV>
+                <wp:extent cx="457200" cy="352425"/>
+                <wp:effectExtent l="0" t="0" r="0" b="9525"/>
+                <wp:wrapSquare wrapText="bothSides"/>
+                <wp:docPr id="43" name="Text Box 2"/>
+                <wp:cNvGraphicFramePr>
+                  <a:graphicFrameLocks xmlns:a="http://schemas.openxmlformats.org/drawingml/2006/main"/>
+                </wp:cNvGraphicFramePr>
+                <a:graphic xmlns:a="http://schemas.openxmlformats.org/drawingml/2006/main">
+                  <a:graphicData uri="http://schemas.microsoft.com/office/word/2010/wordprocessingShape">
+                    <wps:wsp>
+                      <wps:cNvSpPr txBox="1">
+                        <a:spLocks noChangeArrowheads="1"/>
+                      </wps:cNvSpPr>
+                      <wps:spPr bwMode="auto">
+                        <a:xfrm>
+                          <a:off x="0" y="0"/>
+                          <a:ext cx="457200" cy="352425"/>
+                        </a:xfrm>
+                        <a:prstGeom prst="rect">
+                          <a:avLst/>
+                        </a:prstGeom>
+                        <a:solidFill>
+                          <a:srgbClr val="FFFFFF"/>
+                        </a:solidFill>
+                        <a:ln w="9525">
+                          <a:noFill/>
+                          <a:miter lim="800000"/>
+                          <a:headEnd/>
+                          <a:tailEnd/>
+                        </a:ln>
+                      </wps:spPr>
+                      <wps:txbx>
+                        <w:txbxContent>
+                          <w:p>
+                            <w:pPr>
+                              <w:rPr>
+                                <w:rFonts w:hint="eastAsia"/>
+                              </w:rPr>
+                            </w:pPr>
+                            <w:r>
+                              <w:rPr>
+                                <w:rFonts w:hint="eastAsia"/>
+                                <w:lang w:eastAsia="zh-CN"/>
+                              </w:rPr>
+                              <w:t>Yes</w:t>
+                            </w:r>
+                          </w:p>
+                        </w:txbxContent>
+                      </wps:txbx>
+                      <wps:bodyPr rot="0" vert="horz" wrap="square" lIns="91440" tIns="45720" rIns="91440" bIns="45720" anchor="t" anchorCtr="0">
+                        <a:noAutofit/>
+                      </wps:bodyPr>
+                    </wps:wsp>
+                  </a:graphicData>
+                </a:graphic>
+                <wp14:sizeRelH relativeFrom="margin">
+                  <wp14:pctWidth>0</wp14:pctWidth>
+                </wp14:sizeRelH>
+                <wp14:sizeRelV relativeFrom="margin">
+                  <wp14:pctHeight>0</wp14:pctHeight>
+                </wp14:sizeRelV>
+              </wp:anchor>
+            </w:drawing>
+          </mc:Choice>
+          <mc:Fallback>
+            <w:pict>
+              <v:shape w14:anchorId="1063CE9C" id="_x0000_s1030" type="#_x0000_t202" style="position:absolute;left:0;text-align:left;margin-left:230.25pt;margin-top:5.3pt;width:36pt;height:27.75pt;z-index:251706368;visibility:visible;mso-wrap-style:square;mso-width-percent:0;mso-height-percent:0;mso-wrap-distance-left:9pt;mso-wrap-distance-top:3.6pt;mso-wrap-distance-right:9pt;mso-wrap-distance-bottom:3.6pt;mso-position-horizontal:absolute;mso-position-horizontal-relative:text;mso-position-vertical:absolute;mso-position-vertical-relative:text;mso-width-percent:0;mso-height-percent:0;mso-width-relative:margin;mso-height-relative:margin;v-text-anchor:top" o:gfxdata="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" stroked="f">
+                <v:textbox>
+                  <w:txbxContent>
+                    <w:p>
+                      <w:pPr>
+                        <w:rPr>
+                          <w:rFonts w:hint="eastAsia"/>
+                        </w:rPr>
+                      </w:pPr>
+                      <w:r>
+                        <w:rPr>
+                          <w:rFonts w:hint="eastAsia"/>
+                          <w:lang w:eastAsia="zh-CN"/>
+                        </w:rPr>
+                        <w:t>Yes</w:t>
+                      </w:r>
+                    </w:p>
+                  </w:txbxContent>
+                </v:textbox>
+                <w10:wrap type="square"/>
+              </v:shape>
+            </w:pict>
+          </mc:Fallback>
+        </mc:AlternateContent>
+      </w:r>
     </w:p>
     <w:p>
       <w:pPr>
         <w:spacing w:line="259" w:lineRule="auto"/>
-        <w:jc w:val="both"/>
-        <w:rPr>
-          <w:color w:val="808080" w:themeColor="background1" w:themeShade="80"/>
+        <w:jc w:val="center"/>
+        <w:rPr>
+          <w:color w:val="000000" w:themeColor="text1"/>
+          <w:highlight w:val="cyan"/>
           <w:lang w:eastAsia="zh-CN"/>
         </w:rPr>
       </w:pPr>
+      <w:r>
+        <w:rPr>
+          <w:rFonts w:eastAsia="等线"/>
+          <w:noProof/>
+        </w:rPr>
+        <mc:AlternateContent>
+          <mc:Choice Requires="wps">
+            <w:drawing>
+              <wp:anchor distT="0" distB="0" distL="114300" distR="114300" simplePos="0" relativeHeight="251687936" behindDoc="1" locked="0" layoutInCell="1" allowOverlap="1" wp14:anchorId="6FAB7831" wp14:editId="0BA825C1">
+                <wp:simplePos x="0" y="0"/>
+                <wp:positionH relativeFrom="margin">
+                  <wp:posOffset>733425</wp:posOffset>
+                </wp:positionH>
+                <wp:positionV relativeFrom="paragraph">
+                  <wp:posOffset>140335</wp:posOffset>
+                </wp:positionV>
+                <wp:extent cx="4276725" cy="457200"/>
+                <wp:effectExtent l="0" t="0" r="28575" b="19050"/>
+                <wp:wrapNone/>
+                <wp:docPr id="30" name="Rectangle 30"/>
+                <wp:cNvGraphicFramePr/>
+                <a:graphic xmlns:a="http://schemas.openxmlformats.org/drawingml/2006/main">
+                  <a:graphicData uri="http://schemas.microsoft.com/office/word/2010/wordprocessingShape">
+                    <wps:wsp>
+                      <wps:cNvSpPr/>
+                      <wps:spPr>
+                        <a:xfrm>
+                          <a:off x="0" y="0"/>
+                          <a:ext cx="4276725" cy="457200"/>
+                        </a:xfrm>
+                        <a:prstGeom prst="rect">
+                          <a:avLst/>
+                        </a:prstGeom>
+                      </wps:spPr>
+                      <wps:style>
+                        <a:lnRef idx="2">
+                          <a:schemeClr val="dk1"/>
+                        </a:lnRef>
+                        <a:fillRef idx="1">
+                          <a:schemeClr val="lt1"/>
+                        </a:fillRef>
+                        <a:effectRef idx="0">
+                          <a:schemeClr val="dk1"/>
+                        </a:effectRef>
+                        <a:fontRef idx="minor">
+                          <a:schemeClr val="dk1"/>
+                        </a:fontRef>
+                      </wps:style>
+                      <wps:bodyPr rot="0" spcFirstLastPara="0" vertOverflow="overflow" horzOverflow="overflow" vert="horz" wrap="square" lIns="91440" tIns="45720" rIns="91440" bIns="45720" numCol="1" spcCol="0" rtlCol="0" fromWordArt="0" anchor="ctr" anchorCtr="0" forceAA="0" compatLnSpc="1">
+                        <a:prstTxWarp prst="textNoShape">
+                          <a:avLst/>
+                        </a:prstTxWarp>
+                        <a:noAutofit/>
+                      </wps:bodyPr>
+                    </wps:wsp>
+                  </a:graphicData>
+                </a:graphic>
+                <wp14:sizeRelH relativeFrom="margin">
+                  <wp14:pctWidth>0</wp14:pctWidth>
+                </wp14:sizeRelH>
+                <wp14:sizeRelV relativeFrom="margin">
+                  <wp14:pctHeight>0</wp14:pctHeight>
+                </wp14:sizeRelV>
+              </wp:anchor>
+            </w:drawing>
+          </mc:Choice>
+          <mc:Fallback>
+            <w:pict>
+              <v:rect w14:anchorId="1879077B" id="Rectangle 30" o:spid="_x0000_s1026" style="position:absolute;margin-left:57.75pt;margin-top:11.05pt;width:336.75pt;height:36pt;z-index:-251628544;visibility:visible;mso-wrap-style:square;mso-width-percent:0;mso-height-percent:0;mso-wrap-distance-left:9pt;mso-wrap-distance-top:0;mso-wrap-distance-right:9pt;mso-wrap-distance-bottom:0;mso-position-horizontal:absolute;mso-position-horizontal-relative:margin;mso-position-vertical:absolute;mso-position-vertical-relative:text;mso-width-percent:0;mso-height-percent:0;mso-width-relative:margin;mso-height-relative:margin;v-text-anchor:middle" o:gfxdata="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" fillcolor="white [3201]" strokecolor="black [3200]" strokeweight="1pt">
+                <w10:wrap anchorx="margin"/>
+              </v:rect>
+            </w:pict>
+          </mc:Fallback>
+        </mc:AlternateContent>
+      </w:r>
     </w:p>
     <w:p>
       <w:pPr>
         <w:spacing w:line="259" w:lineRule="auto"/>
-        <w:jc w:val="both"/>
+        <w:jc w:val="center"/>
+        <w:rPr>
+          <w:color w:val="000000" w:themeColor="text1"/>
+          <w:highlight w:val="cyan"/>
+          <w:lang w:eastAsia="zh-CN"/>
+        </w:rPr>
+      </w:pPr>
+      <w:r>
+        <w:rPr>
+          <w:rFonts w:eastAsia="等线" w:hint="eastAsia"/>
+          <w:lang w:eastAsia="zh-CN"/>
+        </w:rPr>
+        <w:t>Red</w:t>
+      </w:r>
+      <w:r>
+        <w:rPr>
+          <w:rFonts w:eastAsia="等线" w:hint="eastAsia"/>
+        </w:rPr>
+        <w:t xml:space="preserve"> LED </w:t>
+      </w:r>
+      <w:r>
+        <w:rPr>
+          <w:rFonts w:eastAsia="等线" w:hint="eastAsia"/>
+          <w:lang w:eastAsia="zh-CN"/>
+        </w:rPr>
+        <w:t>blinks every 0.25s</w:t>
+      </w:r>
+      <w:r>
+        <w:rPr>
+          <w:rFonts w:eastAsia="等线" w:hint="eastAsia"/>
+        </w:rPr>
+        <w:t xml:space="preserve"> and turn off </w:t>
+      </w:r>
+      <w:r>
+        <w:rPr>
+          <w:rFonts w:eastAsia="等线" w:hint="eastAsia"/>
+          <w:lang w:eastAsia="zh-CN"/>
+        </w:rPr>
+        <w:t>green</w:t>
+      </w:r>
+      <w:r>
+        <w:rPr>
+          <w:rFonts w:eastAsia="等线" w:hint="eastAsia"/>
+        </w:rPr>
+        <w:t xml:space="preserve"> and </w:t>
+      </w:r>
+      <w:r>
+        <w:rPr>
+          <w:rFonts w:eastAsia="等线" w:hint="eastAsia"/>
+          <w:lang w:eastAsia="zh-CN"/>
+        </w:rPr>
+        <w:t>yellow</w:t>
+      </w:r>
+      <w:r>
+        <w:rPr>
+          <w:rFonts w:eastAsia="等线" w:hint="eastAsia"/>
+        </w:rPr>
+        <w:t xml:space="preserve"> LEDs.</w:t>
+      </w:r>
+    </w:p>
+    <w:p>
+      <w:pPr>
+        <w:spacing w:line="259" w:lineRule="auto"/>
+        <w:jc w:val="center"/>
         <w:rPr>
           <w:rFonts w:hint="eastAsia"/>
           <w:color w:val="000000" w:themeColor="text1"/>
@@ -364,10 +3453,10 @@
       </w:pPr>
     </w:p>
     <w:sectPr>
-      <w:headerReference w:type="default" r:id="rId10"/>
-      <w:footerReference w:type="default" r:id="rId11"/>
-      <w:headerReference w:type="first" r:id="rId12"/>
-      <w:footerReference w:type="first" r:id="rId13"/>
+      <w:headerReference w:type="default" r:id="rId11"/>
+      <w:footerReference w:type="default" r:id="rId12"/>
+      <w:headerReference w:type="first" r:id="rId13"/>
+      <w:footerReference w:type="first" r:id="rId14"/>
       <w:pgSz w:w="11906" w:h="16838"/>
       <w:pgMar w:top="1440" w:right="1440" w:bottom="1440" w:left="1440" w:header="850" w:footer="708" w:gutter="0"/>
       <w:cols w:space="708"/>
@@ -479,7 +3568,7 @@
                 </wp:anchor>
               </w:drawing>
             </mc:Choice>
-            <mc:Fallback xmlns:w16sdtfl="http://schemas.microsoft.com/office/word/2024/wordml/sdtformatlock" xmlns:w16du="http://schemas.microsoft.com/office/word/2023/wordml/word16du">
+            <mc:Fallback xmlns:w16du="http://schemas.microsoft.com/office/word/2023/wordml/word16du" xmlns:w16sdtfl="http://schemas.microsoft.com/office/word/2024/wordml/sdtformatlock">
               <w:pict>
                 <v:line w14:anchorId="68CAF598" id="Straight Connector 4" o:spid="_x0000_s1026" style="position:absolute;z-index:251658243;visibility:visible;mso-wrap-style:square;mso-wrap-distance-left:9pt;mso-wrap-distance-top:0;mso-wrap-distance-right:9pt;mso-wrap-distance-bottom:0;mso-position-horizontal:absolute;mso-position-horizontal-relative:text;mso-position-vertical:absolute;mso-position-vertical-relative:text" from="-.75pt,-10.2pt" to="454.5pt,-10.2pt" o:gfxdata="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" strokecolor="#4472c4 [3204]" strokeweight=".5pt">
                   <v:stroke joinstyle="miter"/>
@@ -516,7 +3605,6 @@
     <w:pPr>
       <w:pStyle w:val="Footer"/>
       <w:rPr>
-        <w:rFonts w:hint="eastAsia"/>
         <w:i/>
         <w:iCs/>
         <w:sz w:val="18"/>
@@ -697,7 +3785,7 @@
               <v:stroke joinstyle="miter"/>
               <v:path gradientshapeok="t" o:connecttype="rect"/>
             </v:shapetype>
-            <v:shape id="Text Box 15" o:spid="_x0000_s1026" type="#_x0000_t202" style="position:absolute;margin-left:302.75pt;margin-top:-36.05pt;width:215.5pt;height:37pt;z-index:251658241;visibility:visible;mso-wrap-style:square;mso-width-percent:0;mso-height-percent:0;mso-wrap-distance-left:9pt;mso-wrap-distance-top:0;mso-wrap-distance-right:9pt;mso-wrap-distance-bottom:0;mso-position-horizontal:absolute;mso-position-horizontal-relative:text;mso-position-vertical:absolute;mso-position-vertical-relative:text;mso-width-percent:0;mso-height-percent:0;mso-width-relative:margin;mso-height-relative:margin;v-text-anchor:top" o:gfxdata="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" fillcolor="white [3201]" stroked="f" strokeweight=".5pt">
+            <v:shape id="Text Box 15" o:spid="_x0000_s1031" type="#_x0000_t202" style="position:absolute;margin-left:302.75pt;margin-top:-36.05pt;width:215.5pt;height:37pt;z-index:251658241;visibility:visible;mso-wrap-style:square;mso-width-percent:0;mso-height-percent:0;mso-wrap-distance-left:9pt;mso-wrap-distance-top:0;mso-wrap-distance-right:9pt;mso-wrap-distance-bottom:0;mso-position-horizontal:absolute;mso-position-horizontal-relative:text;mso-position-vertical:absolute;mso-position-vertical-relative:text;mso-width-percent:0;mso-height-percent:0;mso-width-relative:margin;mso-height-relative:margin;v-text-anchor:top" o:gfxdata="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" fillcolor="white [3201]" stroked="f" strokeweight=".5pt">
               <v:textbox>
                 <w:txbxContent>
                   <w:p>
@@ -1945,7 +5033,6 @@
     <w:name w:val="Normal (Web)"/>
     <w:basedOn w:val="Normal"/>
     <w:uiPriority w:val="99"/>
-    <w:semiHidden/>
     <w:unhideWhenUsed/>
     <w:rsid w:val="00985133"/>
     <w:pPr>

--- a/MATLAB Coursework 2  Word Template.docx
+++ b/MATLAB Coursework 2  Word Template.docx
@@ -2,7 +2,10 @@
 <file path=word/document.xml><?xml version="1.0" encoding="utf-8"?>
 <w:document xmlns:wpc="http://schemas.microsoft.com/office/word/2010/wordprocessingCanvas" xmlns:cx="http://schemas.microsoft.com/office/drawing/2014/chartex" xmlns:cx1="http://schemas.microsoft.com/office/drawing/2015/9/8/chartex" xmlns:cx2="http://schemas.microsoft.com/office/drawing/2015/10/21/chartex" xmlns:cx3="http://schemas.microsoft.com/office/drawing/2016/5/9/chartex" xmlns:cx4="http://schemas.microsoft.com/office/drawing/2016/5/10/chartex" xmlns:cx5="http://schemas.microsoft.com/office/drawing/2016/5/11/chartex" xmlns:cx6="http://schemas.microsoft.com/office/drawing/2016/5/12/chartex" xmlns:cx7="http://schemas.microsoft.com/office/drawing/2016/5/13/chartex" xmlns:cx8="http://schemas.microsoft.com/office/drawing/2016/5/14/chartex" xmlns:mc="http://schemas.openxmlformats.org/markup-compatibility/2006" xmlns:aink="http://schemas.microsoft.com/office/drawing/2016/ink" xmlns:am3d="http://schemas.microsoft.com/office/drawing/2017/model3d" xmlns:o="urn:schemas-microsoft-com:office:office" xmlns:oel="http://schemas.microsoft.com/office/2019/extlst" xmlns:r="http://schemas.openxmlformats.org/officeDocument/2006/relationships" xmlns:m="http://schemas.openxmlformats.org/officeDocument/2006/math" xmlns:v="urn:schemas-microsoft-com:vml" xmlns:wp14="http://schemas.microsoft.com/office/word/2010/wordprocessingDrawing" xmlns:wp="http://schemas.openxmlformats.org/drawingml/2006/wordprocessingDrawing" xmlns:w10="urn:schemas-microsoft-com:office:word" xmlns:w="http://schemas.openxmlformats.org/wordprocessingml/2006/main" xmlns:w14="http://schemas.microsoft.com/office/word/2010/wordml" xmlns:w15="http://schemas.microsoft.com/office/word/2012/wordml" xmlns:w16cex="http://schemas.microsoft.com/office/word/2018/wordml/cex" xmlns:w16cid="http://schemas.microsoft.com/office/word/2016/wordml/cid" xmlns:w16="http://schemas.microsoft.com/office/word/2018/wordml" xmlns:w16sdtdh="http://schemas.microsoft.com/office/word/2020/wordml/sdtdatahash" xmlns:w16se="http://schemas.microsoft.com/office/word/2015/wordml/symex" xmlns:wpg="http://schemas.microsoft.com/office/word/2010/wordprocessingGroup" xmlns:wpi="http://schemas.microsoft.com/office/word/2010/wordprocessingInk" xmlns:wne="http://schemas.microsoft.com/office/word/2006/wordml" xmlns:wps="http://schemas.microsoft.com/office/word/2010/wordprocessingShape" mc:Ignorable="w14 w15 w16se w16cid w16 w16cex w16sdtdh wp14">
   <w:body>
-    <w:p/>
+    <w:p>
+      <w:bookmarkStart w:id="0" w:name="_Hlk228215276"/>
+      <w:bookmarkEnd w:id="0"/>
+    </w:p>
     <w:p/>
     <w:p/>
     <w:p/>
@@ -418,25 +421,20 @@
     <w:p>
       <w:pPr>
         <w:spacing w:line="259" w:lineRule="auto"/>
-        <w:rPr>
-          <w:rFonts w:ascii="Times New Roman" w:hAnsi="Times New Roman" w:cs="Times New Roman"/>
-          <w:sz w:val="24"/>
-          <w:szCs w:val="24"/>
+        <w:jc w:val="center"/>
+        <w:rPr>
           <w:lang w:val="en-US"/>
         </w:rPr>
       </w:pPr>
       <w:r>
         <w:rPr>
-          <w:rFonts w:ascii="Times New Roman" w:hAnsi="Times New Roman" w:cs="Times New Roman"/>
-          <w:sz w:val="24"/>
-          <w:szCs w:val="24"/>
           <w:lang w:val="en-US"/>
         </w:rPr>
         <w:drawing>
-          <wp:inline distT="0" distB="0" distL="0" distR="0" wp14:anchorId="2A87B8BD" wp14:editId="73249762">
-            <wp:extent cx="5731510" cy="4300855"/>
-            <wp:effectExtent l="0" t="0" r="2540" b="4445"/>
-            <wp:docPr id="46" name="Picture 46"/>
+          <wp:inline distT="0" distB="0" distL="0" distR="0" wp14:anchorId="407D3AC2" wp14:editId="1342A6AE">
+            <wp:extent cx="5006202" cy="6675120"/>
+            <wp:effectExtent l="0" t="0" r="4445" b="0"/>
+            <wp:docPr id="54" name="Picture 54"/>
             <wp:cNvGraphicFramePr>
               <a:graphicFrameLocks xmlns:a="http://schemas.openxmlformats.org/drawingml/2006/main" noChangeAspect="1"/>
             </wp:cNvGraphicFramePr>
@@ -444,7 +442,7 @@
               <a:graphicData uri="http://schemas.openxmlformats.org/drawingml/2006/picture">
                 <pic:pic xmlns:pic="http://schemas.openxmlformats.org/drawingml/2006/picture">
                   <pic:nvPicPr>
-                    <pic:cNvPr id="0" name="Picture 6"/>
+                    <pic:cNvPr id="0" name="Picture 13"/>
                     <pic:cNvPicPr>
                       <a:picLocks noChangeAspect="1" noChangeArrowheads="1"/>
                     </pic:cNvPicPr>
@@ -465,7 +463,7 @@
                   <pic:spPr bwMode="auto">
                     <a:xfrm>
                       <a:off x="0" y="0"/>
-                      <a:ext cx="5731510" cy="4300855"/>
+                      <a:ext cx="5006202" cy="6675120"/>
                     </a:xfrm>
                     <a:prstGeom prst="rect">
                       <a:avLst/>
@@ -481,6 +479,14 @@
           </wp:inline>
         </w:drawing>
       </w:r>
+      <w:r>
+        <w:rPr>
+          <w:rFonts w:ascii="Times New Roman" w:hAnsi="Times New Roman" w:cs="Times New Roman"/>
+          <w:sz w:val="24"/>
+          <w:szCs w:val="24"/>
+        </w:rPr>
+        <w:br w:type="page"/>
+      </w:r>
     </w:p>
     <w:p>
       <w:pPr>
@@ -492,14 +498,6 @@
           <w:lang w:val="en-US" w:eastAsia="zh-CN"/>
         </w:rPr>
       </w:pPr>
-      <w:r>
-        <w:rPr>
-          <w:rFonts w:ascii="Times New Roman" w:hAnsi="Times New Roman" w:cs="Times New Roman"/>
-          <w:sz w:val="24"/>
-          <w:szCs w:val="24"/>
-        </w:rPr>
-        <w:br w:type="page"/>
-      </w:r>
     </w:p>
     <w:p>
       <w:pPr>
@@ -522,7 +520,6 @@
           <w:szCs w:val="32"/>
           <w:lang w:eastAsia="zh-CN"/>
         </w:rPr>
-        <w:lastRenderedPageBreak/>
         <mc:AlternateContent>
           <mc:Choice Requires="wps">
             <w:drawing>
@@ -586,7 +583,7 @@
           </mc:Choice>
           <mc:Fallback>
             <w:pict>
-              <v:rect w14:anchorId="3F77BC8D" id="Rectangle 2" o:spid="_x0000_s1026" style="position:absolute;margin-left:183.75pt;margin-top:22.9pt;width:82.5pt;height:27pt;z-index:-251657216;visibility:visible;mso-wrap-style:square;mso-width-percent:0;mso-height-percent:0;mso-wrap-distance-left:9pt;mso-wrap-distance-top:0;mso-wrap-distance-right:9pt;mso-wrap-distance-bottom:0;mso-position-horizontal:absolute;mso-position-horizontal-relative:margin;mso-position-vertical:absolute;mso-position-vertical-relative:text;mso-width-percent:0;mso-height-percent:0;mso-width-relative:margin;mso-height-relative:margin;v-text-anchor:middle" o:gfxdata="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" fillcolor="white [3201]" strokecolor="black [3200]" strokeweight="1pt">
+              <v:rect w14:anchorId="10FDC678" id="Rectangle 2" o:spid="_x0000_s1026" style="position:absolute;margin-left:183.75pt;margin-top:22.9pt;width:82.5pt;height:27pt;z-index:-251657216;visibility:visible;mso-wrap-style:square;mso-width-percent:0;mso-height-percent:0;mso-wrap-distance-left:9pt;mso-wrap-distance-top:0;mso-wrap-distance-right:9pt;mso-wrap-distance-bottom:0;mso-position-horizontal:absolute;mso-position-horizontal-relative:margin;mso-position-vertical:absolute;mso-position-vertical-relative:text;mso-width-percent:0;mso-height-percent:0;mso-width-relative:margin;mso-height-relative:margin;v-text-anchor:middle" o:gfxdata="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" fillcolor="white [3201]" strokecolor="black [3200]" strokeweight="1pt">
                 <w10:wrap anchorx="margin"/>
               </v:rect>
             </w:pict>
@@ -713,7 +710,7 @@
           </mc:Choice>
           <mc:Fallback>
             <w:pict>
-              <v:shapetype w14:anchorId="7A8FF69E" id="_x0000_t32" coordsize="21600,21600" o:spt="32" o:oned="t" path="m,l21600,21600e" filled="f">
+              <v:shapetype w14:anchorId="2F78A0CF" id="_x0000_t32" coordsize="21600,21600" o:spt="32" o:oned="t" path="m,l21600,21600e" filled="f">
                 <v:path arrowok="t" fillok="f" o:connecttype="none"/>
                 <o:lock v:ext="edit" shapetype="t"/>
               </v:shapetype>
@@ -815,7 +812,7 @@
           </mc:Choice>
           <mc:Fallback>
             <w:pict>
-              <v:rect w14:anchorId="5B0F0A83" id="Rectangle 6" o:spid="_x0000_s1026" style="position:absolute;margin-left:13.5pt;margin-top:22.45pt;width:426pt;height:36pt;z-index:-251656192;visibility:visible;mso-wrap-style:square;mso-width-percent:0;mso-height-percent:0;mso-wrap-distance-left:9pt;mso-wrap-distance-top:0;mso-wrap-distance-right:9pt;mso-wrap-distance-bottom:0;mso-position-horizontal:absolute;mso-position-horizontal-relative:margin;mso-position-vertical:absolute;mso-position-vertical-relative:text;mso-width-percent:0;mso-height-percent:0;mso-width-relative:margin;mso-height-relative:margin;v-text-anchor:middle" o:gfxdata="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" fillcolor="white [3201]" strokecolor="black [3200]" strokeweight="1pt">
+              <v:rect w14:anchorId="36114E4E" id="Rectangle 6" o:spid="_x0000_s1026" style="position:absolute;margin-left:13.5pt;margin-top:22.45pt;width:426pt;height:36pt;z-index:-251656192;visibility:visible;mso-wrap-style:square;mso-width-percent:0;mso-height-percent:0;mso-wrap-distance-left:9pt;mso-wrap-distance-top:0;mso-wrap-distance-right:9pt;mso-wrap-distance-bottom:0;mso-position-horizontal:absolute;mso-position-horizontal-relative:margin;mso-position-vertical:absolute;mso-position-vertical-relative:text;mso-width-percent:0;mso-height-percent:0;mso-width-relative:margin;mso-height-relative:margin;v-text-anchor:middle" o:gfxdata="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" fillcolor="white [3201]" strokecolor="black [3200]" strokeweight="1pt">
                 <w10:wrap anchorx="margin"/>
               </v:rect>
             </w:pict>
@@ -897,7 +894,7 @@
           </mc:Choice>
           <mc:Fallback>
             <w:pict>
-              <v:shape w14:anchorId="4D0E2866" id="Straight Arrow Connector 20" o:spid="_x0000_s1026" type="#_x0000_t32" style="position:absolute;margin-left:225pt;margin-top:32pt;width:.25pt;height:16.55pt;z-index:251669504;visibility:visible;mso-wrap-style:square;mso-width-percent:0;mso-height-percent:0;mso-wrap-distance-left:9pt;mso-wrap-distance-top:0;mso-wrap-distance-right:9pt;mso-wrap-distance-bottom:0;mso-position-horizontal:absolute;mso-position-horizontal-relative:text;mso-position-vertical:absolute;mso-position-vertical-relative:text;mso-width-percent:0;mso-height-percent:0;mso-width-relative:margin;mso-height-relative:margin" o:gfxdata="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" strokecolor="black [3200]" strokeweight=".5pt">
+              <v:shape w14:anchorId="5668F478" id="Straight Arrow Connector 20" o:spid="_x0000_s1026" type="#_x0000_t32" style="position:absolute;margin-left:225pt;margin-top:32pt;width:.25pt;height:16.55pt;z-index:251669504;visibility:visible;mso-wrap-style:square;mso-width-percent:0;mso-height-percent:0;mso-wrap-distance-left:9pt;mso-wrap-distance-top:0;mso-wrap-distance-right:9pt;mso-wrap-distance-bottom:0;mso-position-horizontal:absolute;mso-position-horizontal-relative:text;mso-position-vertical:absolute;mso-position-vertical-relative:text;mso-width-percent:0;mso-height-percent:0;mso-width-relative:margin;mso-height-relative:margin" o:gfxdata="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" strokecolor="black [3200]" strokeweight=".5pt">
                 <v:stroke endarrow="block" joinstyle="miter"/>
               </v:shape>
             </w:pict>
@@ -987,7 +984,7 @@
           </mc:Choice>
           <mc:Fallback>
             <w:pict>
-              <v:rect w14:anchorId="69A88558" id="Rectangle 8" o:spid="_x0000_s1026" style="position:absolute;margin-left:47.15pt;margin-top:14.8pt;width:354.75pt;height:36pt;z-index:-251654144;visibility:visible;mso-wrap-style:square;mso-width-percent:0;mso-height-percent:0;mso-wrap-distance-left:9pt;mso-wrap-distance-top:0;mso-wrap-distance-right:9pt;mso-wrap-distance-bottom:0;mso-position-horizontal:absolute;mso-position-horizontal-relative:margin;mso-position-vertical:absolute;mso-position-vertical-relative:text;mso-width-percent:0;mso-height-percent:0;mso-width-relative:margin;mso-height-relative:margin;v-text-anchor:middle" o:gfxdata="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" fillcolor="white [3201]" strokecolor="black [3200]" strokeweight="1pt">
+              <v:rect w14:anchorId="76241CAD" id="Rectangle 8" o:spid="_x0000_s1026" style="position:absolute;margin-left:47.15pt;margin-top:14.8pt;width:354.75pt;height:36pt;z-index:-251654144;visibility:visible;mso-wrap-style:square;mso-width-percent:0;mso-height-percent:0;mso-wrap-distance-left:9pt;mso-wrap-distance-top:0;mso-wrap-distance-right:9pt;mso-wrap-distance-bottom:0;mso-position-horizontal:absolute;mso-position-horizontal-relative:margin;mso-position-vertical:absolute;mso-position-vertical-relative:text;mso-width-percent:0;mso-height-percent:0;mso-width-relative:margin;mso-height-relative:margin;v-text-anchor:middle" o:gfxdata="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" fillcolor="white [3201]" strokecolor="black [3200]" strokeweight="1pt">
                 <w10:wrap anchorx="margin"/>
               </v:rect>
             </w:pict>
@@ -1069,7 +1066,7 @@
           </mc:Choice>
           <mc:Fallback>
             <w:pict>
-              <v:shape w14:anchorId="6BFC2C5A" id="Straight Arrow Connector 21" o:spid="_x0000_s1026" type="#_x0000_t32" style="position:absolute;margin-left:225.15pt;margin-top:22.65pt;width:.25pt;height:20.9pt;z-index:251671552;visibility:visible;mso-wrap-style:square;mso-width-percent:0;mso-height-percent:0;mso-wrap-distance-left:9pt;mso-wrap-distance-top:0;mso-wrap-distance-right:9pt;mso-wrap-distance-bottom:0;mso-position-horizontal:absolute;mso-position-horizontal-relative:text;mso-position-vertical:absolute;mso-position-vertical-relative:text;mso-width-percent:0;mso-height-percent:0;mso-width-relative:margin;mso-height-relative:margin" o:gfxdata="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" strokecolor="black [3200]" strokeweight=".5pt">
+              <v:shape w14:anchorId="044651C7" id="Straight Arrow Connector 21" o:spid="_x0000_s1026" type="#_x0000_t32" style="position:absolute;margin-left:225.15pt;margin-top:22.65pt;width:.25pt;height:20.9pt;z-index:251671552;visibility:visible;mso-wrap-style:square;mso-width-percent:0;mso-height-percent:0;mso-wrap-distance-left:9pt;mso-wrap-distance-top:0;mso-wrap-distance-right:9pt;mso-wrap-distance-bottom:0;mso-position-horizontal:absolute;mso-position-horizontal-relative:text;mso-position-vertical:absolute;mso-position-vertical-relative:text;mso-width-percent:0;mso-height-percent:0;mso-width-relative:margin;mso-height-relative:margin" o:gfxdata="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" strokecolor="black [3200]" strokeweight=".5pt">
                 <v:stroke endarrow="block" joinstyle="miter"/>
               </v:shape>
             </w:pict>
@@ -1156,7 +1153,7 @@
           </mc:Choice>
           <mc:Fallback>
             <w:pict>
-              <v:rect w14:anchorId="396FD291" id="Rectangle 49" o:spid="_x0000_s1026" style="position:absolute;margin-left:149.25pt;margin-top:15.95pt;width:150pt;height:36pt;z-index:-251604992;visibility:visible;mso-wrap-style:square;mso-height-percent:0;mso-wrap-distance-left:9pt;mso-wrap-distance-top:0;mso-wrap-distance-right:9pt;mso-wrap-distance-bottom:0;mso-position-horizontal:absolute;mso-position-horizontal-relative:margin;mso-position-vertical:absolute;mso-position-vertical-relative:text;mso-height-percent:0;mso-height-relative:margin;v-text-anchor:middle" o:gfxdata="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" fillcolor="white [3201]" strokecolor="black [3200]" strokeweight="1pt">
+              <v:rect w14:anchorId="714D1393" id="Rectangle 49" o:spid="_x0000_s1026" style="position:absolute;margin-left:149.25pt;margin-top:15.95pt;width:150pt;height:36pt;z-index:-251604992;visibility:visible;mso-wrap-style:square;mso-height-percent:0;mso-wrap-distance-left:9pt;mso-wrap-distance-top:0;mso-wrap-distance-right:9pt;mso-wrap-distance-bottom:0;mso-position-horizontal:absolute;mso-position-horizontal-relative:margin;mso-position-vertical:absolute;mso-position-vertical-relative:text;mso-height-percent:0;mso-height-relative:margin;v-text-anchor:middle" o:gfxdata="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" fillcolor="white [3201]" strokecolor="black [3200]" strokeweight="1pt">
                 <w10:wrap anchorx="margin"/>
               </v:rect>
             </w:pict>
@@ -1238,7 +1235,7 @@
           </mc:Choice>
           <mc:Fallback>
             <w:pict>
-              <v:shape w14:anchorId="63013B99" id="Straight Arrow Connector 50" o:spid="_x0000_s1026" type="#_x0000_t32" style="position:absolute;margin-left:225.75pt;margin-top:22.2pt;width:.25pt;height:20.9pt;z-index:-251606017;visibility:visible;mso-wrap-style:square;mso-width-percent:0;mso-height-percent:0;mso-wrap-distance-left:9pt;mso-wrap-distance-top:0;mso-wrap-distance-right:9pt;mso-wrap-distance-bottom:0;mso-position-horizontal:absolute;mso-position-horizontal-relative:text;mso-position-vertical:absolute;mso-position-vertical-relative:text;mso-width-percent:0;mso-height-percent:0;mso-width-relative:margin;mso-height-relative:margin" o:gfxdata="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" strokecolor="black [3200]" strokeweight=".5pt">
+              <v:shape w14:anchorId="7BCF15CF" id="Straight Arrow Connector 50" o:spid="_x0000_s1026" type="#_x0000_t32" style="position:absolute;margin-left:225.75pt;margin-top:22.2pt;width:.25pt;height:20.9pt;z-index:-251606017;visibility:visible;mso-wrap-style:square;mso-width-percent:0;mso-height-percent:0;mso-wrap-distance-left:9pt;mso-wrap-distance-top:0;mso-wrap-distance-right:9pt;mso-wrap-distance-bottom:0;mso-position-horizontal:absolute;mso-position-horizontal-relative:text;mso-position-vertical:absolute;mso-position-vertical-relative:text;mso-width-percent:0;mso-height-percent:0;mso-width-relative:margin;mso-height-relative:margin" o:gfxdata="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" strokecolor="black [3200]" strokeweight=".5pt">
                 <v:stroke endarrow="block" joinstyle="miter"/>
               </v:shape>
             </w:pict>
@@ -1328,7 +1325,7 @@
           </mc:Choice>
           <mc:Fallback>
             <w:pict>
-              <v:shapetype w14:anchorId="02C6199B" id="_x0000_t34" coordsize="21600,21600" o:spt="34" o:oned="t" adj="10800" path="m,l@0,0@0,21600,21600,21600e" filled="f">
+              <v:shapetype w14:anchorId="72D4ECAD" id="_x0000_t34" coordsize="21600,21600" o:spt="34" o:oned="t" adj="10800" path="m,l@0,0@0,21600,21600,21600e" filled="f">
                 <v:stroke joinstyle="miter"/>
                 <v:formulas>
                   <v:f eqn="val #0"/>
@@ -1411,7 +1408,7 @@
           </mc:Choice>
           <mc:Fallback>
             <w:pict>
-              <v:rect w14:anchorId="217FD96D" id="Rectangle 9" o:spid="_x0000_s1026" style="position:absolute;margin-left:149.9pt;margin-top:15.35pt;width:150pt;height:36pt;z-index:-251653120;visibility:visible;mso-wrap-style:square;mso-height-percent:0;mso-wrap-distance-left:9pt;mso-wrap-distance-top:0;mso-wrap-distance-right:9pt;mso-wrap-distance-bottom:0;mso-position-horizontal:absolute;mso-position-horizontal-relative:margin;mso-position-vertical:absolute;mso-position-vertical-relative:text;mso-height-percent:0;mso-height-relative:margin;v-text-anchor:middle" o:gfxdata="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" fillcolor="white [3201]" strokecolor="black [3200]" strokeweight="1pt">
+              <v:rect w14:anchorId="7C69EAD8" id="Rectangle 9" o:spid="_x0000_s1026" style="position:absolute;margin-left:149.9pt;margin-top:15.35pt;width:150pt;height:36pt;z-index:-251653120;visibility:visible;mso-wrap-style:square;mso-height-percent:0;mso-wrap-distance-left:9pt;mso-wrap-distance-top:0;mso-wrap-distance-right:9pt;mso-wrap-distance-bottom:0;mso-position-horizontal:absolute;mso-position-horizontal-relative:margin;mso-position-vertical:absolute;mso-position-vertical-relative:text;mso-height-percent:0;mso-height-relative:margin;v-text-anchor:middle" o:gfxdata="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" fillcolor="white [3201]" strokecolor="black [3200]" strokeweight="1pt">
                 <w10:wrap anchorx="margin"/>
               </v:rect>
             </w:pict>
@@ -1496,7 +1493,7 @@
           </mc:Choice>
           <mc:Fallback>
             <w:pict>
-              <v:shape w14:anchorId="0B30D41E" id="Connector: Elbow 36" o:spid="_x0000_s1026" type="#_x0000_t34" style="position:absolute;margin-left:300pt;margin-top:6.35pt;width:94.3pt;height:279pt;flip:x y;z-index:251696128;visibility:visible;mso-wrap-style:square;mso-width-percent:0;mso-height-percent:0;mso-wrap-distance-left:9pt;mso-wrap-distance-top:0;mso-wrap-distance-right:9pt;mso-wrap-distance-bottom:0;mso-position-horizontal:absolute;mso-position-horizontal-relative:text;mso-position-vertical:absolute;mso-position-vertical-relative:text;mso-width-percent:0;mso-height-percent:0;mso-width-relative:margin;mso-height-relative:margin" o:gfxdata="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" adj="-10674" strokecolor="black [3200]" strokeweight=".5pt">
+              <v:shape w14:anchorId="23CC0F5C" id="Connector: Elbow 36" o:spid="_x0000_s1026" type="#_x0000_t34" style="position:absolute;margin-left:300pt;margin-top:6.35pt;width:94.3pt;height:279pt;flip:x y;z-index:251696128;visibility:visible;mso-wrap-style:square;mso-width-percent:0;mso-height-percent:0;mso-wrap-distance-left:9pt;mso-wrap-distance-top:0;mso-wrap-distance-right:9pt;mso-wrap-distance-bottom:0;mso-position-horizontal:absolute;mso-position-horizontal-relative:text;mso-position-vertical:absolute;mso-position-vertical-relative:text;mso-width-percent:0;mso-height-percent:0;mso-width-relative:margin;mso-height-relative:margin" o:gfxdata="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" adj="-10674" strokecolor="black [3200]" strokeweight=".5pt">
                 <v:stroke endarrow="block"/>
               </v:shape>
             </w:pict>
@@ -1572,7 +1569,7 @@
           </mc:Choice>
           <mc:Fallback>
             <w:pict>
-              <v:shape w14:anchorId="35E9E007" id="Connector: Elbow 35" o:spid="_x0000_s1026" type="#_x0000_t34" style="position:absolute;margin-left:57pt;margin-top:6.35pt;width:93pt;height:135pt;flip:y;z-index:251695104;visibility:visible;mso-wrap-style:square;mso-width-percent:0;mso-height-percent:0;mso-wrap-distance-left:9pt;mso-wrap-distance-top:0;mso-wrap-distance-right:9pt;mso-wrap-distance-bottom:0;mso-position-horizontal:absolute;mso-position-horizontal-relative:text;mso-position-vertical:absolute;mso-position-vertical-relative:text;mso-width-percent:0;mso-height-percent:0;mso-width-relative:margin;mso-height-relative:margin" o:gfxdata="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" adj="-6794" strokecolor="black [3200]" strokeweight=".5pt">
+              <v:shape w14:anchorId="61CFEFF6" id="Connector: Elbow 35" o:spid="_x0000_s1026" type="#_x0000_t34" style="position:absolute;margin-left:57pt;margin-top:6.35pt;width:93pt;height:135pt;flip:y;z-index:251695104;visibility:visible;mso-wrap-style:square;mso-width-percent:0;mso-height-percent:0;mso-wrap-distance-left:9pt;mso-wrap-distance-top:0;mso-wrap-distance-right:9pt;mso-wrap-distance-bottom:0;mso-position-horizontal:absolute;mso-position-horizontal-relative:text;mso-position-vertical:absolute;mso-position-vertical-relative:text;mso-width-percent:0;mso-height-percent:0;mso-width-relative:margin;mso-height-relative:margin" o:gfxdata="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" adj="-6794" strokecolor="black [3200]" strokeweight=".5pt">
                 <v:stroke endarrow="block"/>
               </v:shape>
             </w:pict>
@@ -1645,7 +1642,7 @@
           </mc:Choice>
           <mc:Fallback>
             <w:pict>
-              <v:shape w14:anchorId="35D813B1" id="Straight Arrow Connector 22" o:spid="_x0000_s1026" type="#_x0000_t32" style="position:absolute;margin-left:225.2pt;margin-top:23.8pt;width:.25pt;height:20.15pt;z-index:251673600;visibility:visible;mso-wrap-style:square;mso-width-percent:0;mso-height-percent:0;mso-wrap-distance-left:9pt;mso-wrap-distance-top:0;mso-wrap-distance-right:9pt;mso-wrap-distance-bottom:0;mso-position-horizontal:absolute;mso-position-horizontal-relative:text;mso-position-vertical:absolute;mso-position-vertical-relative:text;mso-width-percent:0;mso-height-percent:0;mso-width-relative:margin;mso-height-relative:margin" o:gfxdata="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" strokecolor="black [3200]" strokeweight=".5pt">
+              <v:shape w14:anchorId="37A3F097" id="Straight Arrow Connector 22" o:spid="_x0000_s1026" type="#_x0000_t32" style="position:absolute;margin-left:225.2pt;margin-top:23.8pt;width:.25pt;height:20.15pt;z-index:251673600;visibility:visible;mso-wrap-style:square;mso-width-percent:0;mso-height-percent:0;mso-wrap-distance-left:9pt;mso-wrap-distance-top:0;mso-wrap-distance-right:9pt;mso-wrap-distance-bottom:0;mso-position-horizontal:absolute;mso-position-horizontal-relative:text;mso-position-vertical:absolute;mso-position-vertical-relative:text;mso-width-percent:0;mso-height-percent:0;mso-width-relative:margin;mso-height-relative:margin" o:gfxdata="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" strokecolor="black [3200]" strokeweight=".5pt">
                 <v:stroke endarrow="block" joinstyle="miter"/>
               </v:shape>
             </w:pict>
@@ -1844,7 +1841,7 @@
           </mc:Choice>
           <mc:Fallback>
             <w:pict>
-              <v:shapetype w14:anchorId="536650A0" id="_x0000_t4" coordsize="21600,21600" o:spt="4" path="m10800,l,10800,10800,21600,21600,10800xe">
+              <v:shapetype w14:anchorId="484C2F36" id="_x0000_t4" coordsize="21600,21600" o:spt="4" path="m10800,l,10800,10800,21600,21600,10800xe">
                 <v:stroke joinstyle="miter"/>
                 <v:path gradientshapeok="t" o:connecttype="rect" textboxrect="5400,5400,16200,16200"/>
               </v:shapetype>
@@ -1873,7 +1870,82 @@
         <mc:AlternateContent>
           <mc:Choice Requires="wps">
             <w:drawing>
-              <wp:anchor distT="0" distB="0" distL="114300" distR="114300" simplePos="0" relativeHeight="251678720" behindDoc="0" locked="0" layoutInCell="1" allowOverlap="1" wp14:anchorId="29402DB1" wp14:editId="1ABAEFBE">
+              <wp:anchor distT="0" distB="0" distL="114300" distR="114300" simplePos="0" relativeHeight="251693056" behindDoc="0" locked="0" layoutInCell="1" allowOverlap="1" wp14:anchorId="779F4F54" wp14:editId="7138578A">
+                <wp:simplePos x="0" y="0"/>
+                <wp:positionH relativeFrom="column">
+                  <wp:posOffset>4801376</wp:posOffset>
+                </wp:positionH>
+                <wp:positionV relativeFrom="paragraph">
+                  <wp:posOffset>55668</wp:posOffset>
+                </wp:positionV>
+                <wp:extent cx="45719" cy="1806011"/>
+                <wp:effectExtent l="38100" t="0" r="545465" b="99060"/>
+                <wp:wrapNone/>
+                <wp:docPr id="33" name="Connector: Elbow 33"/>
+                <wp:cNvGraphicFramePr/>
+                <a:graphic xmlns:a="http://schemas.openxmlformats.org/drawingml/2006/main">
+                  <a:graphicData uri="http://schemas.microsoft.com/office/word/2010/wordprocessingShape">
+                    <wps:wsp>
+                      <wps:cNvCnPr/>
+                      <wps:spPr>
+                        <a:xfrm flipH="1">
+                          <a:off x="0" y="0"/>
+                          <a:ext cx="45719" cy="1806011"/>
+                        </a:xfrm>
+                        <a:prstGeom prst="bentConnector3">
+                          <a:avLst>
+                            <a:gd name="adj1" fmla="val -1139909"/>
+                          </a:avLst>
+                        </a:prstGeom>
+                        <a:ln>
+                          <a:tailEnd type="triangle"/>
+                        </a:ln>
+                      </wps:spPr>
+                      <wps:style>
+                        <a:lnRef idx="1">
+                          <a:schemeClr val="dk1"/>
+                        </a:lnRef>
+                        <a:fillRef idx="0">
+                          <a:schemeClr val="dk1"/>
+                        </a:fillRef>
+                        <a:effectRef idx="0">
+                          <a:schemeClr val="dk1"/>
+                        </a:effectRef>
+                        <a:fontRef idx="minor">
+                          <a:schemeClr val="tx1"/>
+                        </a:fontRef>
+                      </wps:style>
+                      <wps:bodyPr/>
+                    </wps:wsp>
+                  </a:graphicData>
+                </a:graphic>
+                <wp14:sizeRelH relativeFrom="margin">
+                  <wp14:pctWidth>0</wp14:pctWidth>
+                </wp14:sizeRelH>
+                <wp14:sizeRelV relativeFrom="margin">
+                  <wp14:pctHeight>0</wp14:pctHeight>
+                </wp14:sizeRelV>
+              </wp:anchor>
+            </w:drawing>
+          </mc:Choice>
+          <mc:Fallback>
+            <w:pict>
+              <v:shape w14:anchorId="0BC24D52" id="Connector: Elbow 33" o:spid="_x0000_s1026" type="#_x0000_t34" style="position:absolute;margin-left:378.05pt;margin-top:4.4pt;width:3.6pt;height:142.2pt;flip:x;z-index:251693056;visibility:visible;mso-wrap-style:square;mso-width-percent:0;mso-height-percent:0;mso-wrap-distance-left:9pt;mso-wrap-distance-top:0;mso-wrap-distance-right:9pt;mso-wrap-distance-bottom:0;mso-position-horizontal:absolute;mso-position-horizontal-relative:text;mso-position-vertical:absolute;mso-position-vertical-relative:text;mso-width-percent:0;mso-height-percent:0;mso-width-relative:margin;mso-height-relative:margin" o:gfxdata="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" adj="-246220" strokecolor="black [3200]" strokeweight=".5pt">
+                <v:stroke endarrow="block"/>
+              </v:shape>
+            </w:pict>
+          </mc:Fallback>
+        </mc:AlternateContent>
+      </w:r>
+      <w:r>
+        <w:rPr>
+          <w:rFonts w:eastAsia="等线" w:hint="eastAsia"/>
+          <w:noProof/>
+        </w:rPr>
+        <mc:AlternateContent>
+          <mc:Choice Requires="wps">
+            <w:drawing>
+              <wp:anchor distT="0" distB="0" distL="114300" distR="114300" simplePos="0" relativeHeight="251678720" behindDoc="0" locked="0" layoutInCell="1" allowOverlap="1" wp14:anchorId="29402DB1" wp14:editId="63B57762">
                 <wp:simplePos x="0" y="0"/>
                 <wp:positionH relativeFrom="column">
                   <wp:posOffset>2856155</wp:posOffset>
@@ -1931,83 +2003,8 @@
           </mc:Choice>
           <mc:Fallback>
             <w:pict>
-              <v:shape w14:anchorId="3F831317" id="Straight Arrow Connector 23" o:spid="_x0000_s1026" type="#_x0000_t32" style="position:absolute;margin-left:224.9pt;margin-top:25.2pt;width:.2pt;height:44.65pt;z-index:251678720;visibility:visible;mso-wrap-style:square;mso-width-percent:0;mso-height-percent:0;mso-wrap-distance-left:9pt;mso-wrap-distance-top:0;mso-wrap-distance-right:9pt;mso-wrap-distance-bottom:0;mso-position-horizontal:absolute;mso-position-horizontal-relative:text;mso-position-vertical:absolute;mso-position-vertical-relative:text;mso-width-percent:0;mso-height-percent:0;mso-width-relative:margin;mso-height-relative:margin" o:gfxdata="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" strokecolor="black [3200]" strokeweight=".5pt">
+              <v:shape w14:anchorId="49AD7B04" id="Straight Arrow Connector 23" o:spid="_x0000_s1026" type="#_x0000_t32" style="position:absolute;margin-left:224.9pt;margin-top:25.2pt;width:.2pt;height:44.65pt;z-index:251678720;visibility:visible;mso-wrap-style:square;mso-width-percent:0;mso-height-percent:0;mso-wrap-distance-left:9pt;mso-wrap-distance-top:0;mso-wrap-distance-right:9pt;mso-wrap-distance-bottom:0;mso-position-horizontal:absolute;mso-position-horizontal-relative:text;mso-position-vertical:absolute;mso-position-vertical-relative:text;mso-width-percent:0;mso-height-percent:0;mso-width-relative:margin;mso-height-relative:margin" o:gfxdata="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" strokecolor="black [3200]" strokeweight=".5pt">
                 <v:stroke endarrow="block" joinstyle="miter"/>
-              </v:shape>
-            </w:pict>
-          </mc:Fallback>
-        </mc:AlternateContent>
-      </w:r>
-      <w:r>
-        <w:rPr>
-          <w:rFonts w:eastAsia="等线" w:hint="eastAsia"/>
-          <w:noProof/>
-        </w:rPr>
-        <mc:AlternateContent>
-          <mc:Choice Requires="wps">
-            <w:drawing>
-              <wp:anchor distT="0" distB="0" distL="114300" distR="114300" simplePos="0" relativeHeight="251693056" behindDoc="0" locked="0" layoutInCell="1" allowOverlap="1" wp14:anchorId="779F4F54" wp14:editId="657291C5">
-                <wp:simplePos x="0" y="0"/>
-                <wp:positionH relativeFrom="column">
-                  <wp:posOffset>4806367</wp:posOffset>
-                </wp:positionH>
-                <wp:positionV relativeFrom="paragraph">
-                  <wp:posOffset>57235</wp:posOffset>
-                </wp:positionV>
-                <wp:extent cx="45719" cy="1831889"/>
-                <wp:effectExtent l="38100" t="0" r="545465" b="92710"/>
-                <wp:wrapNone/>
-                <wp:docPr id="33" name="Connector: Elbow 33"/>
-                <wp:cNvGraphicFramePr/>
-                <a:graphic xmlns:a="http://schemas.openxmlformats.org/drawingml/2006/main">
-                  <a:graphicData uri="http://schemas.microsoft.com/office/word/2010/wordprocessingShape">
-                    <wps:wsp>
-                      <wps:cNvCnPr/>
-                      <wps:spPr>
-                        <a:xfrm flipH="1">
-                          <a:off x="0" y="0"/>
-                          <a:ext cx="45719" cy="1831889"/>
-                        </a:xfrm>
-                        <a:prstGeom prst="bentConnector3">
-                          <a:avLst>
-                            <a:gd name="adj1" fmla="val -1139909"/>
-                          </a:avLst>
-                        </a:prstGeom>
-                        <a:ln>
-                          <a:tailEnd type="triangle"/>
-                        </a:ln>
-                      </wps:spPr>
-                      <wps:style>
-                        <a:lnRef idx="1">
-                          <a:schemeClr val="dk1"/>
-                        </a:lnRef>
-                        <a:fillRef idx="0">
-                          <a:schemeClr val="dk1"/>
-                        </a:fillRef>
-                        <a:effectRef idx="0">
-                          <a:schemeClr val="dk1"/>
-                        </a:effectRef>
-                        <a:fontRef idx="minor">
-                          <a:schemeClr val="tx1"/>
-                        </a:fontRef>
-                      </wps:style>
-                      <wps:bodyPr/>
-                    </wps:wsp>
-                  </a:graphicData>
-                </a:graphic>
-                <wp14:sizeRelH relativeFrom="margin">
-                  <wp14:pctWidth>0</wp14:pctWidth>
-                </wp14:sizeRelH>
-                <wp14:sizeRelV relativeFrom="margin">
-                  <wp14:pctHeight>0</wp14:pctHeight>
-                </wp14:sizeRelV>
-              </wp:anchor>
-            </w:drawing>
-          </mc:Choice>
-          <mc:Fallback>
-            <w:pict>
-              <v:shape w14:anchorId="67AA07D2" id="Connector: Elbow 33" o:spid="_x0000_s1026" type="#_x0000_t34" style="position:absolute;margin-left:378.45pt;margin-top:4.5pt;width:3.6pt;height:144.25pt;flip:x;z-index:251693056;visibility:visible;mso-wrap-style:square;mso-width-percent:0;mso-height-percent:0;mso-wrap-distance-left:9pt;mso-wrap-distance-top:0;mso-wrap-distance-right:9pt;mso-wrap-distance-bottom:0;mso-position-horizontal:absolute;mso-position-horizontal-relative:text;mso-position-vertical:absolute;mso-position-vertical-relative:text;mso-width-percent:0;mso-height-percent:0;mso-width-relative:margin;mso-height-relative:margin" o:gfxdata="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" adj="-246220" strokecolor="black [3200]" strokeweight=".5pt">
-                <v:stroke endarrow="block"/>
               </v:shape>
             </w:pict>
           </mc:Fallback>
@@ -2250,7 +2247,7 @@
           </mc:Choice>
           <mc:Fallback>
             <w:pict>
-              <v:rect w14:anchorId="45654F9D" id="Rectangle 13" o:spid="_x0000_s1026" style="position:absolute;margin-left:56.95pt;margin-top:14.4pt;width:336.75pt;height:36pt;z-index:-251651072;visibility:visible;mso-wrap-style:square;mso-width-percent:0;mso-height-percent:0;mso-wrap-distance-left:9pt;mso-wrap-distance-top:0;mso-wrap-distance-right:9pt;mso-wrap-distance-bottom:0;mso-position-horizontal:absolute;mso-position-horizontal-relative:margin;mso-position-vertical:absolute;mso-position-vertical-relative:text;mso-width-percent:0;mso-height-percent:0;mso-width-relative:margin;mso-height-relative:margin;v-text-anchor:middle" o:gfxdata="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" fillcolor="white [3201]" strokecolor="black [3200]" strokeweight="1pt">
+              <v:rect w14:anchorId="5327A1D3" id="Rectangle 13" o:spid="_x0000_s1026" style="position:absolute;margin-left:56.95pt;margin-top:14.4pt;width:336.75pt;height:36pt;z-index:-251651072;visibility:visible;mso-wrap-style:square;mso-width-percent:0;mso-height-percent:0;mso-wrap-distance-left:9pt;mso-wrap-distance-top:0;mso-wrap-distance-right:9pt;mso-wrap-distance-bottom:0;mso-position-horizontal:absolute;mso-position-horizontal-relative:margin;mso-position-vertical:absolute;mso-position-vertical-relative:text;mso-width-percent:0;mso-height-percent:0;mso-width-relative:margin;mso-height-relative:margin;v-text-anchor:middle" o:gfxdata="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" fillcolor="white [3201]" strokecolor="black [3200]" strokeweight="1pt">
                 <w10:wrap anchorx="margin"/>
               </v:rect>
             </w:pict>
@@ -2320,16 +2317,16 @@
         <mc:AlternateContent>
           <mc:Choice Requires="wps">
             <w:drawing>
-              <wp:anchor distT="45720" distB="45720" distL="114300" distR="114300" simplePos="0" relativeHeight="251704320" behindDoc="0" locked="0" layoutInCell="1" allowOverlap="1" wp14:anchorId="28023654" wp14:editId="4FDEF207">
+              <wp:anchor distT="45720" distB="45720" distL="114300" distR="114300" simplePos="0" relativeHeight="251704320" behindDoc="0" locked="0" layoutInCell="1" allowOverlap="1" wp14:anchorId="28023654" wp14:editId="141AEDB6">
                 <wp:simplePos x="0" y="0"/>
                 <wp:positionH relativeFrom="column">
-                  <wp:posOffset>472440</wp:posOffset>
+                  <wp:posOffset>473710</wp:posOffset>
                 </wp:positionH>
                 <wp:positionV relativeFrom="paragraph">
-                  <wp:posOffset>209550</wp:posOffset>
+                  <wp:posOffset>173214</wp:posOffset>
                 </wp:positionV>
-                <wp:extent cx="457200" cy="236855"/>
-                <wp:effectExtent l="0" t="0" r="19050" b="10795"/>
+                <wp:extent cx="458611" cy="236784"/>
+                <wp:effectExtent l="0" t="0" r="17780" b="11430"/>
                 <wp:wrapNone/>
                 <wp:docPr id="42" name="Text Box 2"/>
                 <wp:cNvGraphicFramePr>
@@ -2344,7 +2341,7 @@
                       <wps:spPr bwMode="auto">
                         <a:xfrm>
                           <a:off x="0" y="0"/>
-                          <a:ext cx="457200" cy="236855"/>
+                          <a:ext cx="458611" cy="236784"/>
                         </a:xfrm>
                         <a:prstGeom prst="rect">
                           <a:avLst/>
@@ -2396,7 +2393,7 @@
           </mc:Choice>
           <mc:Fallback>
             <w:pict>
-              <v:shape w14:anchorId="28023654" id="_x0000_s1028" type="#_x0000_t202" style="position:absolute;left:0;text-align:left;margin-left:37.2pt;margin-top:16.5pt;width:36pt;height:18.65pt;z-index:251704320;visibility:visible;mso-wrap-style:square;mso-width-percent:0;mso-height-percent:0;mso-wrap-distance-left:9pt;mso-wrap-distance-top:3.6pt;mso-wrap-distance-right:9pt;mso-wrap-distance-bottom:3.6pt;mso-position-horizontal:absolute;mso-position-horizontal-relative:text;mso-position-vertical:absolute;mso-position-vertical-relative:text;mso-width-percent:0;mso-height-percent:0;mso-width-relative:margin;mso-height-relative:margin;v-text-anchor:top" o:gfxdata="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" strokecolor="white [3212]">
+              <v:shape w14:anchorId="28023654" id="_x0000_s1028" type="#_x0000_t202" style="position:absolute;left:0;text-align:left;margin-left:37.3pt;margin-top:13.65pt;width:36.1pt;height:18.65pt;z-index:251704320;visibility:visible;mso-wrap-style:square;mso-width-percent:0;mso-height-percent:0;mso-wrap-distance-left:9pt;mso-wrap-distance-top:3.6pt;mso-wrap-distance-right:9pt;mso-wrap-distance-bottom:3.6pt;mso-position-horizontal:absolute;mso-position-horizontal-relative:text;mso-position-vertical:absolute;mso-position-vertical-relative:text;mso-width-percent:0;mso-height-percent:0;mso-width-relative:margin;mso-height-relative:margin;v-text-anchor:top" o:gfxdata="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" strokecolor="white [3212]">
                 <v:textbox>
                   <w:txbxContent>
                     <w:p>
@@ -2428,16 +2425,16 @@
         <mc:AlternateContent>
           <mc:Choice Requires="wps">
             <w:drawing>
-              <wp:anchor distT="0" distB="0" distL="114300" distR="114300" simplePos="0" relativeHeight="251681792" behindDoc="1" locked="0" layoutInCell="1" allowOverlap="1" wp14:anchorId="6E6E9C97" wp14:editId="00205F85">
+              <wp:anchor distT="0" distB="0" distL="114300" distR="114300" simplePos="0" relativeHeight="251681792" behindDoc="1" locked="0" layoutInCell="1" allowOverlap="1" wp14:anchorId="6E6E9C97" wp14:editId="10C8ED63">
                 <wp:simplePos x="0" y="0"/>
                 <wp:positionH relativeFrom="margin">
-                  <wp:posOffset>845185</wp:posOffset>
+                  <wp:posOffset>839611</wp:posOffset>
                 </wp:positionH>
                 <wp:positionV relativeFrom="paragraph">
-                  <wp:posOffset>249555</wp:posOffset>
+                  <wp:posOffset>144852</wp:posOffset>
                 </wp:positionV>
-                <wp:extent cx="3962400" cy="466725"/>
-                <wp:effectExtent l="38100" t="19050" r="57150" b="47625"/>
+                <wp:extent cx="3962400" cy="576086"/>
+                <wp:effectExtent l="38100" t="19050" r="57150" b="33655"/>
                 <wp:wrapNone/>
                 <wp:docPr id="25" name="Diamond 25"/>
                 <wp:cNvGraphicFramePr/>
@@ -2448,7 +2445,7 @@
                       <wps:spPr>
                         <a:xfrm>
                           <a:off x="0" y="0"/>
-                          <a:ext cx="3962400" cy="466725"/>
+                          <a:ext cx="3962400" cy="576086"/>
                         </a:xfrm>
                         <a:prstGeom prst="diamond">
                           <a:avLst/>
@@ -2488,7 +2485,7 @@
           </mc:Choice>
           <mc:Fallback>
             <w:pict>
-              <v:shape w14:anchorId="2BC919E2" id="Diamond 25" o:spid="_x0000_s1026" type="#_x0000_t4" style="position:absolute;margin-left:66.55pt;margin-top:19.65pt;width:312pt;height:36.75pt;z-index:-251634688;visibility:visible;mso-wrap-style:square;mso-width-percent:0;mso-height-percent:0;mso-wrap-distance-left:9pt;mso-wrap-distance-top:0;mso-wrap-distance-right:9pt;mso-wrap-distance-bottom:0;mso-position-horizontal:absolute;mso-position-horizontal-relative:margin;mso-position-vertical:absolute;mso-position-vertical-relative:text;mso-width-percent:0;mso-height-percent:0;mso-width-relative:margin;mso-height-relative:margin;v-text-anchor:middle" o:gfxdata="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" fillcolor="white [3201]" strokecolor="black [3200]" strokeweight="1pt">
+              <v:shape w14:anchorId="15C095D2" id="Diamond 25" o:spid="_x0000_s1026" type="#_x0000_t4" style="position:absolute;margin-left:66.1pt;margin-top:11.4pt;width:312pt;height:45.35pt;z-index:-251634688;visibility:visible;mso-wrap-style:square;mso-width-percent:0;mso-height-percent:0;mso-wrap-distance-left:9pt;mso-wrap-distance-top:0;mso-wrap-distance-right:9pt;mso-wrap-distance-bottom:0;mso-position-horizontal:absolute;mso-position-horizontal-relative:margin;mso-position-vertical:absolute;mso-position-vertical-relative:text;mso-width-percent:0;mso-height-percent:0;mso-width-relative:margin;mso-height-relative:margin;v-text-anchor:middle" o:gfxdata="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" fillcolor="white [3201]" strokecolor="black [3200]" strokeweight="1pt">
                 <w10:wrap anchorx="margin"/>
               </v:shape>
             </w:pict>
@@ -2513,16 +2510,16 @@
         <mc:AlternateContent>
           <mc:Choice Requires="wps">
             <w:drawing>
-              <wp:anchor distT="0" distB="0" distL="114300" distR="114300" simplePos="0" relativeHeight="251694080" behindDoc="0" locked="0" layoutInCell="1" allowOverlap="1" wp14:anchorId="38498910" wp14:editId="59EDBA26">
+              <wp:anchor distT="0" distB="0" distL="114300" distR="114300" simplePos="0" relativeHeight="251694080" behindDoc="0" locked="0" layoutInCell="1" allowOverlap="1" wp14:anchorId="38498910" wp14:editId="21EC568E">
                 <wp:simplePos x="0" y="0"/>
                 <wp:positionH relativeFrom="column">
-                  <wp:posOffset>932815</wp:posOffset>
+                  <wp:posOffset>887024</wp:posOffset>
                 </wp:positionH>
                 <wp:positionV relativeFrom="paragraph">
-                  <wp:posOffset>114300</wp:posOffset>
+                  <wp:posOffset>95744</wp:posOffset>
                 </wp:positionV>
-                <wp:extent cx="45719" cy="1724025"/>
-                <wp:effectExtent l="571500" t="0" r="50165" b="85725"/>
+                <wp:extent cx="45719" cy="1747449"/>
+                <wp:effectExtent l="495300" t="0" r="12065" b="100965"/>
                 <wp:wrapNone/>
                 <wp:docPr id="34" name="Connector: Elbow 34"/>
                 <wp:cNvGraphicFramePr/>
@@ -2531,13 +2528,13 @@
                     <wps:wsp>
                       <wps:cNvCnPr/>
                       <wps:spPr>
-                        <a:xfrm flipH="1">
+                        <a:xfrm>
                           <a:off x="0" y="0"/>
-                          <a:ext cx="45719" cy="1724025"/>
+                          <a:ext cx="45719" cy="1747449"/>
                         </a:xfrm>
                         <a:prstGeom prst="bentConnector3">
                           <a:avLst>
-                            <a:gd name="adj1" fmla="val 1350747"/>
+                            <a:gd name="adj1" fmla="val -1087791"/>
                           </a:avLst>
                         </a:prstGeom>
                         <a:ln>
@@ -2573,7 +2570,7 @@
           </mc:Choice>
           <mc:Fallback>
             <w:pict>
-              <v:shape w14:anchorId="19054E33" id="Connector: Elbow 34" o:spid="_x0000_s1026" type="#_x0000_t34" style="position:absolute;margin-left:73.45pt;margin-top:9pt;width:3.6pt;height:135.75pt;flip:x;z-index:251694080;visibility:visible;mso-wrap-style:square;mso-width-percent:0;mso-height-percent:0;mso-wrap-distance-left:9pt;mso-wrap-distance-top:0;mso-wrap-distance-right:9pt;mso-wrap-distance-bottom:0;mso-position-horizontal:absolute;mso-position-horizontal-relative:text;mso-position-vertical:absolute;mso-position-vertical-relative:text;mso-width-percent:0;mso-height-percent:0;mso-width-relative:margin;mso-height-relative:margin" o:gfxdata="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" adj="291761" strokecolor="black [3200]" strokeweight=".5pt">
+              <v:shape w14:anchorId="3AE3C239" id="Connector: Elbow 34" o:spid="_x0000_s1026" type="#_x0000_t34" style="position:absolute;margin-left:69.85pt;margin-top:7.55pt;width:3.6pt;height:137.6pt;z-index:251694080;visibility:visible;mso-wrap-style:square;mso-width-percent:0;mso-height-percent:0;mso-wrap-distance-left:9pt;mso-wrap-distance-top:0;mso-wrap-distance-right:9pt;mso-wrap-distance-bottom:0;mso-position-horizontal:absolute;mso-position-horizontal-relative:text;mso-position-vertical:absolute;mso-position-vertical-relative:text;mso-width-percent:0;mso-height-percent:0;mso-width-relative:margin;mso-height-relative:margin" o:gfxdata="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" adj="-234963" strokecolor="black [3200]" strokeweight=".5pt">
                 <v:stroke endarrow="block"/>
               </v:shape>
             </w:pict>
@@ -2646,7 +2643,7 @@
           </mc:Choice>
           <mc:Fallback>
             <w:pict>
-              <v:shape w14:anchorId="4935AD2D" id="Straight Arrow Connector 31" o:spid="_x0000_s1026" type="#_x0000_t32" style="position:absolute;margin-left:225.2pt;margin-top:24pt;width:.2pt;height:43.2pt;z-index:-251658241;visibility:visible;mso-wrap-style:square;mso-width-percent:0;mso-height-percent:0;mso-wrap-distance-left:9pt;mso-wrap-distance-top:0;mso-wrap-distance-right:9pt;mso-wrap-distance-bottom:0;mso-position-horizontal:absolute;mso-position-horizontal-relative:text;mso-position-vertical:absolute;mso-position-vertical-relative:text;mso-width-percent:0;mso-height-percent:0;mso-width-relative:margin;mso-height-relative:margin" o:gfxdata="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" strokecolor="black [3200]" strokeweight=".5pt">
+              <v:shape w14:anchorId="19A2CE4F" id="Straight Arrow Connector 31" o:spid="_x0000_s1026" type="#_x0000_t32" style="position:absolute;margin-left:225.2pt;margin-top:24pt;width:.2pt;height:43.2pt;z-index:-251658241;visibility:visible;mso-wrap-style:square;mso-width-percent:0;mso-height-percent:0;mso-wrap-distance-left:9pt;mso-wrap-distance-top:0;mso-wrap-distance-right:9pt;mso-wrap-distance-bottom:0;mso-position-horizontal:absolute;mso-position-horizontal-relative:text;mso-position-vertical:absolute;mso-position-vertical-relative:text;mso-width-percent:0;mso-height-percent:0;mso-width-relative:margin;mso-height-relative:margin" o:gfxdata="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" strokecolor="black [3200]" strokeweight=".5pt">
                 <v:stroke endarrow="block" joinstyle="miter"/>
               </v:shape>
             </w:pict>
@@ -2902,7 +2899,7 @@
           </mc:Choice>
           <mc:Fallback>
             <w:pict>
-              <v:rect w14:anchorId="2B871A86" id="Rectangle 29" o:spid="_x0000_s1026" style="position:absolute;margin-left:57.75pt;margin-top:11.6pt;width:336.75pt;height:36pt;z-index:-251630592;visibility:visible;mso-wrap-style:square;mso-width-percent:0;mso-height-percent:0;mso-wrap-distance-left:9pt;mso-wrap-distance-top:0;mso-wrap-distance-right:9pt;mso-wrap-distance-bottom:0;mso-position-horizontal:absolute;mso-position-horizontal-relative:margin;mso-position-vertical:absolute;mso-position-vertical-relative:text;mso-width-percent:0;mso-height-percent:0;mso-width-relative:margin;mso-height-relative:margin;v-text-anchor:middle" o:gfxdata="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" fillcolor="white [3201]" strokecolor="black [3200]" strokeweight="1pt">
+              <v:rect w14:anchorId="0CF5F893" id="Rectangle 29" o:spid="_x0000_s1026" style="position:absolute;margin-left:57.75pt;margin-top:11.6pt;width:336.75pt;height:36pt;z-index:-251630592;visibility:visible;mso-wrap-style:square;mso-width-percent:0;mso-height-percent:0;mso-wrap-distance-left:9pt;mso-wrap-distance-top:0;mso-wrap-distance-right:9pt;mso-wrap-distance-bottom:0;mso-position-horizontal:absolute;mso-position-horizontal-relative:margin;mso-position-vertical:absolute;mso-position-vertical-relative:text;mso-width-percent:0;mso-height-percent:0;mso-width-relative:margin;mso-height-relative:margin;v-text-anchor:middle" o:gfxdata="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" fillcolor="white [3201]" strokecolor="black [3200]" strokeweight="1pt">
                 <w10:wrap anchorx="margin"/>
               </v:rect>
             </w:pict>
@@ -3036,7 +3033,7 @@
           </mc:Choice>
           <mc:Fallback>
             <w:pict>
-              <v:shape w14:anchorId="25E5B93A" id="Diamond 28" o:spid="_x0000_s1026" type="#_x0000_t4" style="position:absolute;margin-left:69.75pt;margin-top:15.55pt;width:312pt;height:36.75pt;z-index:-251632640;visibility:visible;mso-wrap-style:square;mso-width-percent:0;mso-wrap-distance-left:9pt;mso-wrap-distance-top:0;mso-wrap-distance-right:9pt;mso-wrap-distance-bottom:0;mso-position-horizontal:absolute;mso-position-horizontal-relative:margin;mso-position-vertical:absolute;mso-position-vertical-relative:text;mso-width-percent:0;mso-width-relative:margin;v-text-anchor:middle" o:gfxdata="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" fillcolor="white [3201]" strokecolor="black [3200]" strokeweight="1pt">
+              <v:shape w14:anchorId="57C4C1BF" id="Diamond 28" o:spid="_x0000_s1026" type="#_x0000_t4" style="position:absolute;margin-left:69.75pt;margin-top:15.55pt;width:312pt;height:36.75pt;z-index:-251632640;visibility:visible;mso-wrap-style:square;mso-width-percent:0;mso-wrap-distance-left:9pt;mso-wrap-distance-top:0;mso-wrap-distance-right:9pt;mso-wrap-distance-bottom:0;mso-position-horizontal:absolute;mso-position-horizontal-relative:margin;mso-position-vertical:absolute;mso-position-vertical-relative:text;mso-width-percent:0;mso-width-relative:margin;v-text-anchor:middle" o:gfxdata="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" fillcolor="white [3201]" strokecolor="black [3200]" strokeweight="1pt">
                 <w10:wrap anchorx="margin"/>
               </v:shape>
             </w:pict>
@@ -3119,7 +3116,7 @@
           </mc:Choice>
           <mc:Fallback>
             <w:pict>
-              <v:shape w14:anchorId="1EA2251F" id="Straight Arrow Connector 32" o:spid="_x0000_s1026" type="#_x0000_t32" style="position:absolute;margin-left:225pt;margin-top:24.75pt;width:.2pt;height:36pt;z-index:251692032;visibility:visible;mso-wrap-style:square;mso-width-percent:0;mso-height-percent:0;mso-wrap-distance-left:9pt;mso-wrap-distance-top:0;mso-wrap-distance-right:9pt;mso-wrap-distance-bottom:0;mso-position-horizontal:absolute;mso-position-horizontal-relative:text;mso-position-vertical:absolute;mso-position-vertical-relative:text;mso-width-percent:0;mso-height-percent:0;mso-width-relative:margin;mso-height-relative:margin" o:gfxdata="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" strokecolor="black [3200]" strokeweight=".5pt">
+              <v:shape w14:anchorId="31B66B2D" id="Straight Arrow Connector 32" o:spid="_x0000_s1026" type="#_x0000_t32" style="position:absolute;margin-left:225pt;margin-top:24.75pt;width:.2pt;height:36pt;z-index:251692032;visibility:visible;mso-wrap-style:square;mso-width-percent:0;mso-height-percent:0;mso-wrap-distance-left:9pt;mso-wrap-distance-top:0;mso-wrap-distance-right:9pt;mso-wrap-distance-bottom:0;mso-position-horizontal:absolute;mso-position-horizontal-relative:text;mso-position-vertical:absolute;mso-position-vertical-relative:text;mso-width-percent:0;mso-height-percent:0;mso-width-relative:margin;mso-height-relative:margin" o:gfxdata="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" strokecolor="black [3200]" strokeweight=".5pt">
                 <v:stroke endarrow="block" joinstyle="miter"/>
               </v:shape>
             </w:pict>
@@ -3369,7 +3366,7 @@
           </mc:Choice>
           <mc:Fallback>
             <w:pict>
-              <v:rect w14:anchorId="1879077B" id="Rectangle 30" o:spid="_x0000_s1026" style="position:absolute;margin-left:57.75pt;margin-top:11.05pt;width:336.75pt;height:36pt;z-index:-251628544;visibility:visible;mso-wrap-style:square;mso-width-percent:0;mso-height-percent:0;mso-wrap-distance-left:9pt;mso-wrap-distance-top:0;mso-wrap-distance-right:9pt;mso-wrap-distance-bottom:0;mso-position-horizontal:absolute;mso-position-horizontal-relative:margin;mso-position-vertical:absolute;mso-position-vertical-relative:text;mso-width-percent:0;mso-height-percent:0;mso-width-relative:margin;mso-height-relative:margin;v-text-anchor:middle" o:gfxdata="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" fillcolor="white [3201]" strokecolor="black [3200]" strokeweight="1pt">
+              <v:rect w14:anchorId="26F00924" id="Rectangle 30" o:spid="_x0000_s1026" style="position:absolute;margin-left:57.75pt;margin-top:11.05pt;width:336.75pt;height:36pt;z-index:-251628544;visibility:visible;mso-wrap-style:square;mso-width-percent:0;mso-height-percent:0;mso-wrap-distance-left:9pt;mso-wrap-distance-top:0;mso-wrap-distance-right:9pt;mso-wrap-distance-bottom:0;mso-position-horizontal:absolute;mso-position-horizontal-relative:margin;mso-position-vertical:absolute;mso-position-vertical-relative:text;mso-width-percent:0;mso-height-percent:0;mso-width-relative:margin;mso-height-relative:margin;v-text-anchor:middle" o:gfxdata="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" fillcolor="white [3201]" strokecolor="black [3200]" strokeweight="1pt">
                 <w10:wrap anchorx="margin"/>
               </v:rect>
             </w:pict>
@@ -3443,6 +3440,74 @@
     <w:p>
       <w:pPr>
         <w:spacing w:line="259" w:lineRule="auto"/>
+        <w:rPr>
+          <w:rFonts w:ascii="Times New Roman" w:hAnsi="Times New Roman" w:cs="Times New Roman"/>
+          <w:sz w:val="24"/>
+          <w:szCs w:val="24"/>
+          <w:lang w:eastAsia="zh-CN"/>
+        </w:rPr>
+      </w:pPr>
+      <w:proofErr w:type="spellStart"/>
+      <w:r>
+        <w:rPr>
+          <w:rFonts w:ascii="Times New Roman" w:hAnsi="Times New Roman" w:cs="Times New Roman" w:hint="eastAsia"/>
+          <w:sz w:val="24"/>
+          <w:szCs w:val="24"/>
+          <w:lang w:eastAsia="zh-CN"/>
+        </w:rPr>
+        <w:lastRenderedPageBreak/>
+        <w:t>i</w:t>
+      </w:r>
+      <w:proofErr w:type="spellEnd"/>
+      <w:r>
+        <w:rPr>
+          <w:rFonts w:ascii="Times New Roman" w:hAnsi="Times New Roman" w:cs="Times New Roman"/>
+          <w:sz w:val="24"/>
+          <w:szCs w:val="24"/>
+          <w:lang w:eastAsia="zh-CN"/>
+        </w:rPr>
+        <w:t>)</w:t>
+      </w:r>
+      <w:r>
+        <w:rPr>
+          <w:rFonts w:ascii="Times New Roman" w:hAnsi="Times New Roman" w:cs="Times New Roman" w:hint="eastAsia"/>
+          <w:sz w:val="24"/>
+          <w:szCs w:val="24"/>
+          <w:lang w:eastAsia="zh-CN"/>
+        </w:rPr>
+        <w:t xml:space="preserve">The </w:t>
+      </w:r>
+      <w:r>
+        <w:rPr>
+          <w:rFonts w:ascii="Times New Roman" w:hAnsi="Times New Roman" w:cs="Times New Roman" w:hint="eastAsia"/>
+          <w:sz w:val="24"/>
+          <w:szCs w:val="24"/>
+          <w:lang w:eastAsia="zh-CN"/>
+        </w:rPr>
+        <w:t xml:space="preserve"> </w:t>
+      </w:r>
+      <w:r>
+        <w:rPr>
+          <w:rFonts w:ascii="Times New Roman" w:hAnsi="Times New Roman" w:cs="Times New Roman" w:hint="eastAsia"/>
+          <w:sz w:val="24"/>
+          <w:szCs w:val="24"/>
+          <w:lang w:eastAsia="zh-CN"/>
+        </w:rPr>
+        <w:t>Live Temperature Monitoring Graph</w:t>
+      </w:r>
+      <w:r>
+        <w:rPr>
+          <w:rFonts w:ascii="Times New Roman" w:hAnsi="Times New Roman" w:cs="Times New Roman" w:hint="eastAsia"/>
+          <w:sz w:val="24"/>
+          <w:szCs w:val="24"/>
+          <w:lang w:eastAsia="zh-CN"/>
+        </w:rPr>
+        <w:t>:</w:t>
+      </w:r>
+    </w:p>
+    <w:p>
+      <w:pPr>
+        <w:spacing w:line="259" w:lineRule="auto"/>
         <w:jc w:val="center"/>
         <w:rPr>
           <w:rFonts w:hint="eastAsia"/>
@@ -3451,12 +3516,69 @@
           <w:lang w:eastAsia="zh-CN"/>
         </w:rPr>
       </w:pPr>
+      <w:r>
+        <w:rPr>
+          <w:rFonts w:ascii="Times New Roman" w:hAnsi="Times New Roman" w:cs="Times New Roman"/>
+          <w:noProof/>
+          <w:sz w:val="24"/>
+          <w:szCs w:val="24"/>
+          <w:lang w:eastAsia="zh-CN"/>
+        </w:rPr>
+        <w:drawing>
+          <wp:inline distT="0" distB="0" distL="0" distR="0" wp14:anchorId="0FFE0E34" wp14:editId="2073ACCC">
+            <wp:extent cx="5724525" cy="4143375"/>
+            <wp:effectExtent l="0" t="0" r="9525" b="9525"/>
+            <wp:docPr id="55" name="Picture 55"/>
+            <wp:cNvGraphicFramePr>
+              <a:graphicFrameLocks xmlns:a="http://schemas.openxmlformats.org/drawingml/2006/main" noChangeAspect="1"/>
+            </wp:cNvGraphicFramePr>
+            <a:graphic xmlns:a="http://schemas.openxmlformats.org/drawingml/2006/main">
+              <a:graphicData uri="http://schemas.openxmlformats.org/drawingml/2006/picture">
+                <pic:pic xmlns:pic="http://schemas.openxmlformats.org/drawingml/2006/picture">
+                  <pic:nvPicPr>
+                    <pic:cNvPr id="0" name="Picture 15"/>
+                    <pic:cNvPicPr>
+                      <a:picLocks noChangeAspect="1" noChangeArrowheads="1"/>
+                    </pic:cNvPicPr>
+                  </pic:nvPicPr>
+                  <pic:blipFill>
+                    <a:blip r:embed="rId11">
+                      <a:extLst>
+                        <a:ext uri="{28A0092B-C50C-407E-A947-70E740481C1C}">
+                          <a14:useLocalDpi xmlns:a14="http://schemas.microsoft.com/office/drawing/2010/main" val="0"/>
+                        </a:ext>
+                      </a:extLst>
+                    </a:blip>
+                    <a:srcRect/>
+                    <a:stretch>
+                      <a:fillRect/>
+                    </a:stretch>
+                  </pic:blipFill>
+                  <pic:spPr bwMode="auto">
+                    <a:xfrm>
+                      <a:off x="0" y="0"/>
+                      <a:ext cx="5724525" cy="4143375"/>
+                    </a:xfrm>
+                    <a:prstGeom prst="rect">
+                      <a:avLst/>
+                    </a:prstGeom>
+                    <a:noFill/>
+                    <a:ln>
+                      <a:noFill/>
+                    </a:ln>
+                  </pic:spPr>
+                </pic:pic>
+              </a:graphicData>
+            </a:graphic>
+          </wp:inline>
+        </w:drawing>
+      </w:r>
     </w:p>
     <w:sectPr>
-      <w:headerReference w:type="default" r:id="rId11"/>
-      <w:footerReference w:type="default" r:id="rId12"/>
-      <w:headerReference w:type="first" r:id="rId13"/>
-      <w:footerReference w:type="first" r:id="rId14"/>
+      <w:headerReference w:type="default" r:id="rId12"/>
+      <w:footerReference w:type="default" r:id="rId13"/>
+      <w:headerReference w:type="first" r:id="rId14"/>
+      <w:footerReference w:type="first" r:id="rId15"/>
       <w:pgSz w:w="11906" w:h="16838"/>
       <w:pgMar w:top="1440" w:right="1440" w:bottom="1440" w:left="1440" w:header="850" w:footer="708" w:gutter="0"/>
       <w:cols w:space="708"/>

--- a/MATLAB Coursework 2  Word Template.docx
+++ b/MATLAB Coursework 2  Word Template.docx
@@ -492,10 +492,10 @@
       <w:pPr>
         <w:spacing w:line="259" w:lineRule="auto"/>
         <w:rPr>
-          <w:rFonts w:ascii="Times New Roman" w:eastAsia="Times New Roman" w:hAnsi="Times New Roman" w:cs="Times New Roman"/>
-          <w:sz w:val="24"/>
-          <w:szCs w:val="24"/>
-          <w:lang w:val="en-US" w:eastAsia="zh-CN"/>
+          <w:rFonts w:ascii="Times New Roman" w:hAnsi="Times New Roman" w:cs="Times New Roman"/>
+          <w:sz w:val="24"/>
+          <w:szCs w:val="24"/>
+          <w:lang w:eastAsia="zh-CN"/>
         </w:rPr>
       </w:pPr>
     </w:p>
@@ -511,13 +511,9 @@
       </w:pPr>
       <w:r>
         <w:rPr>
-          <w:rFonts w:hint="eastAsia"/>
-          <w:b/>
-          <w:bCs/>
-          <w:noProof/>
-          <w:color w:val="000000" w:themeColor="text1"/>
-          <w:sz w:val="32"/>
-          <w:szCs w:val="32"/>
+          <w:rFonts w:ascii="Times New Roman" w:hAnsi="Times New Roman" w:cs="Times New Roman" w:hint="eastAsia"/>
+          <w:sz w:val="24"/>
+          <w:szCs w:val="24"/>
           <w:lang w:eastAsia="zh-CN"/>
         </w:rPr>
         <mc:AlternateContent>
@@ -583,7 +579,7 @@
           </mc:Choice>
           <mc:Fallback>
             <w:pict>
-              <v:rect w14:anchorId="10FDC678" id="Rectangle 2" o:spid="_x0000_s1026" style="position:absolute;margin-left:183.75pt;margin-top:22.9pt;width:82.5pt;height:27pt;z-index:-251657216;visibility:visible;mso-wrap-style:square;mso-width-percent:0;mso-height-percent:0;mso-wrap-distance-left:9pt;mso-wrap-distance-top:0;mso-wrap-distance-right:9pt;mso-wrap-distance-bottom:0;mso-position-horizontal:absolute;mso-position-horizontal-relative:margin;mso-position-vertical:absolute;mso-position-vertical-relative:text;mso-width-percent:0;mso-height-percent:0;mso-width-relative:margin;mso-height-relative:margin;v-text-anchor:middle" o:gfxdata="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" fillcolor="white [3201]" strokecolor="black [3200]" strokeweight="1pt">
+              <v:rect w14:anchorId="288A43AA" id="Rectangle 2" o:spid="_x0000_s1026" style="position:absolute;margin-left:183.75pt;margin-top:22.9pt;width:82.5pt;height:27pt;z-index:-251657216;visibility:visible;mso-wrap-style:square;mso-width-percent:0;mso-height-percent:0;mso-wrap-distance-left:9pt;mso-wrap-distance-top:0;mso-wrap-distance-right:9pt;mso-wrap-distance-bottom:0;mso-position-horizontal:absolute;mso-position-horizontal-relative:margin;mso-position-vertical:absolute;mso-position-vertical-relative:text;mso-width-percent:0;mso-height-percent:0;mso-width-relative:margin;mso-height-relative:margin;v-text-anchor:middle" o:gfxdata="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" fillcolor="white [3201]" strokecolor="black [3200]" strokeweight="1pt">
                 <w10:wrap anchorx="margin"/>
               </v:rect>
             </w:pict>
@@ -595,7 +591,7 @@
           <w:rFonts w:ascii="Times New Roman" w:hAnsi="Times New Roman" w:cs="Times New Roman" w:hint="eastAsia"/>
           <w:sz w:val="24"/>
           <w:szCs w:val="24"/>
-          <w:lang w:val="en-US" w:eastAsia="zh-CN"/>
+          <w:lang w:eastAsia="zh-CN"/>
         </w:rPr>
         <w:t>g</w:t>
       </w:r>
@@ -641,13 +637,14 @@
         <w:pStyle w:val="NormalWeb"/>
         <w:jc w:val="center"/>
         <w:rPr>
-          <w:rFonts w:eastAsia="等线"/>
-        </w:rPr>
-      </w:pPr>
-      <w:r>
-        <w:rPr>
-          <w:rFonts w:eastAsia="等线" w:hint="eastAsia"/>
-          <w:noProof/>
+          <w:rFonts w:eastAsia="宋体"/>
+          <w:lang w:val="en-GB"/>
+        </w:rPr>
+      </w:pPr>
+      <w:r>
+        <w:rPr>
+          <w:rFonts w:eastAsia="宋体" w:hint="eastAsia"/>
+          <w:lang w:val="en-GB"/>
         </w:rPr>
         <mc:AlternateContent>
           <mc:Choice Requires="wps">
@@ -710,7 +707,7 @@
           </mc:Choice>
           <mc:Fallback>
             <w:pict>
-              <v:shapetype w14:anchorId="2F78A0CF" id="_x0000_t32" coordsize="21600,21600" o:spt="32" o:oned="t" path="m,l21600,21600e" filled="f">
+              <v:shapetype w14:anchorId="20554F13" id="_x0000_t32" coordsize="21600,21600" o:spt="32" o:oned="t" path="m,l21600,21600e" filled="f">
                 <v:path arrowok="t" fillok="f" o:connecttype="none"/>
                 <o:lock v:ext="edit" shapetype="t"/>
               </v:shapetype>
@@ -723,7 +720,8 @@
       </w:r>
       <w:r>
         <w:rPr>
-          <w:rFonts w:eastAsia="等线" w:hint="eastAsia"/>
+          <w:rFonts w:eastAsia="宋体" w:hint="eastAsia"/>
+          <w:lang w:val="en-GB"/>
         </w:rPr>
         <w:t>Start</w:t>
       </w:r>
@@ -736,23 +734,23 @@
         <w:spacing w:line="259" w:lineRule="auto"/>
         <w:jc w:val="both"/>
         <w:rPr>
-          <w:b/>
-          <w:bCs/>
-          <w:color w:val="000000" w:themeColor="text1"/>
-          <w:sz w:val="32"/>
-          <w:szCs w:val="32"/>
-          <w:lang w:eastAsia="zh-CN"/>
-        </w:rPr>
-      </w:pPr>
-      <w:r>
-        <w:rPr>
-          <w:rFonts w:eastAsia="等线"/>
-          <w:noProof/>
+          <w:rFonts w:ascii="Times New Roman" w:hAnsi="Times New Roman" w:cs="Times New Roman"/>
+          <w:sz w:val="24"/>
+          <w:szCs w:val="24"/>
+          <w:lang w:eastAsia="zh-CN"/>
+        </w:rPr>
+      </w:pPr>
+      <w:r>
+        <w:rPr>
+          <w:rFonts w:ascii="Times New Roman" w:hAnsi="Times New Roman" w:cs="Times New Roman"/>
+          <w:sz w:val="24"/>
+          <w:szCs w:val="24"/>
+          <w:lang w:eastAsia="zh-CN"/>
         </w:rPr>
         <mc:AlternateContent>
           <mc:Choice Requires="wps">
             <w:drawing>
-              <wp:anchor distT="0" distB="0" distL="114300" distR="114300" simplePos="0" relativeHeight="251660288" behindDoc="1" locked="0" layoutInCell="1" allowOverlap="1" wp14:anchorId="3430A341" wp14:editId="40F5A1EF">
+              <wp:anchor distT="0" distB="0" distL="114300" distR="114300" simplePos="0" relativeHeight="251660288" behindDoc="1" locked="0" layoutInCell="1" allowOverlap="1" wp14:anchorId="3430A341" wp14:editId="037E1067">
                 <wp:simplePos x="0" y="0"/>
                 <wp:positionH relativeFrom="margin">
                   <wp:posOffset>171450</wp:posOffset>
@@ -812,7 +810,7 @@
           </mc:Choice>
           <mc:Fallback>
             <w:pict>
-              <v:rect w14:anchorId="36114E4E" id="Rectangle 6" o:spid="_x0000_s1026" style="position:absolute;margin-left:13.5pt;margin-top:22.45pt;width:426pt;height:36pt;z-index:-251656192;visibility:visible;mso-wrap-style:square;mso-width-percent:0;mso-height-percent:0;mso-wrap-distance-left:9pt;mso-wrap-distance-top:0;mso-wrap-distance-right:9pt;mso-wrap-distance-bottom:0;mso-position-horizontal:absolute;mso-position-horizontal-relative:margin;mso-position-vertical:absolute;mso-position-vertical-relative:text;mso-width-percent:0;mso-height-percent:0;mso-width-relative:margin;mso-height-relative:margin;v-text-anchor:middle" o:gfxdata="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" fillcolor="white [3201]" strokecolor="black [3200]" strokeweight="1pt">
+              <v:rect w14:anchorId="37228A2B" id="Rectangle 6" o:spid="_x0000_s1026" style="position:absolute;margin-left:13.5pt;margin-top:22.45pt;width:426pt;height:36pt;z-index:-251656192;visibility:visible;mso-wrap-style:square;mso-width-percent:0;mso-height-percent:0;mso-wrap-distance-left:9pt;mso-wrap-distance-top:0;mso-wrap-distance-right:9pt;mso-wrap-distance-bottom:0;mso-position-horizontal:absolute;mso-position-horizontal-relative:margin;mso-position-vertical:absolute;mso-position-vertical-relative:text;mso-width-percent:0;mso-height-percent:0;mso-width-relative:margin;mso-height-relative:margin;v-text-anchor:middle" o:gfxdata="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" fillcolor="white [3201]" strokecolor="black [3200]" strokeweight="1pt">
                 <w10:wrap anchorx="margin"/>
               </v:rect>
             </w:pict>
@@ -825,18 +823,19 @@
         <w:pStyle w:val="NormalWeb"/>
         <w:jc w:val="center"/>
         <w:rPr>
-          <w:rFonts w:eastAsia="等线"/>
-        </w:rPr>
-      </w:pPr>
-      <w:r>
-        <w:rPr>
-          <w:rFonts w:eastAsia="等线" w:hint="eastAsia"/>
-          <w:noProof/>
+          <w:rFonts w:eastAsia="宋体"/>
+          <w:lang w:val="en-GB"/>
+        </w:rPr>
+      </w:pPr>
+      <w:r>
+        <w:rPr>
+          <w:rFonts w:eastAsia="宋体" w:hint="eastAsia"/>
+          <w:lang w:val="en-GB"/>
         </w:rPr>
         <mc:AlternateContent>
           <mc:Choice Requires="wps">
             <w:drawing>
-              <wp:anchor distT="0" distB="0" distL="114300" distR="114300" simplePos="0" relativeHeight="251669504" behindDoc="0" locked="0" layoutInCell="1" allowOverlap="1" wp14:anchorId="2F1B6A70" wp14:editId="0DC6BA52">
+              <wp:anchor distT="0" distB="0" distL="114300" distR="114300" simplePos="0" relativeHeight="251669504" behindDoc="0" locked="0" layoutInCell="1" allowOverlap="1" wp14:anchorId="2F1B6A70" wp14:editId="3C070494">
                 <wp:simplePos x="0" y="0"/>
                 <wp:positionH relativeFrom="column">
                   <wp:posOffset>2857500</wp:posOffset>
@@ -894,7 +893,7 @@
           </mc:Choice>
           <mc:Fallback>
             <w:pict>
-              <v:shape w14:anchorId="5668F478" id="Straight Arrow Connector 20" o:spid="_x0000_s1026" type="#_x0000_t32" style="position:absolute;margin-left:225pt;margin-top:32pt;width:.25pt;height:16.55pt;z-index:251669504;visibility:visible;mso-wrap-style:square;mso-width-percent:0;mso-height-percent:0;mso-wrap-distance-left:9pt;mso-wrap-distance-top:0;mso-wrap-distance-right:9pt;mso-wrap-distance-bottom:0;mso-position-horizontal:absolute;mso-position-horizontal-relative:text;mso-position-vertical:absolute;mso-position-vertical-relative:text;mso-width-percent:0;mso-height-percent:0;mso-width-relative:margin;mso-height-relative:margin" o:gfxdata="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" strokecolor="black [3200]" strokeweight=".5pt">
+              <v:shape w14:anchorId="0A95F1AF" id="Straight Arrow Connector 20" o:spid="_x0000_s1026" type="#_x0000_t32" style="position:absolute;margin-left:225pt;margin-top:32pt;width:.25pt;height:16.55pt;z-index:251669504;visibility:visible;mso-wrap-style:square;mso-width-percent:0;mso-height-percent:0;mso-wrap-distance-left:9pt;mso-wrap-distance-top:0;mso-wrap-distance-right:9pt;mso-wrap-distance-bottom:0;mso-position-horizontal:absolute;mso-position-horizontal-relative:text;mso-position-vertical:absolute;mso-position-vertical-relative:text;mso-width-percent:0;mso-height-percent:0;mso-width-relative:margin;mso-height-relative:margin" o:gfxdata="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" strokecolor="black [3200]" strokeweight=".5pt">
                 <v:stroke endarrow="block" joinstyle="miter"/>
               </v:shape>
             </w:pict>
@@ -903,7 +902,8 @@
       </w:r>
       <w:r>
         <w:rPr>
-          <w:rFonts w:eastAsia="等线" w:hint="eastAsia"/>
+          <w:rFonts w:eastAsia="宋体" w:hint="eastAsia"/>
+          <w:lang w:val="en-GB"/>
         </w:rPr>
         <w:t>Connect the three LEDs and temperature sensor to the Arduino on the breadboard.</w:t>
       </w:r>
@@ -913,18 +913,19 @@
         <w:pStyle w:val="NormalWeb"/>
         <w:jc w:val="center"/>
         <w:rPr>
-          <w:rFonts w:eastAsia="等线"/>
-        </w:rPr>
-      </w:pPr>
-      <w:r>
-        <w:rPr>
-          <w:rFonts w:eastAsia="等线"/>
-          <w:noProof/>
+          <w:rFonts w:eastAsia="宋体"/>
+          <w:lang w:val="en-GB"/>
+        </w:rPr>
+      </w:pPr>
+      <w:r>
+        <w:rPr>
+          <w:rFonts w:eastAsia="宋体"/>
+          <w:lang w:val="en-GB"/>
         </w:rPr>
         <mc:AlternateContent>
           <mc:Choice Requires="wps">
             <w:drawing>
-              <wp:anchor distT="0" distB="0" distL="114300" distR="114300" simplePos="0" relativeHeight="251662336" behindDoc="1" locked="0" layoutInCell="1" allowOverlap="1" wp14:anchorId="0C83E2FA" wp14:editId="646696ED">
+              <wp:anchor distT="0" distB="0" distL="114300" distR="114300" simplePos="0" relativeHeight="251662336" behindDoc="1" locked="0" layoutInCell="1" allowOverlap="1" wp14:anchorId="0C83E2FA" wp14:editId="7F9CE1A8">
                 <wp:simplePos x="0" y="0"/>
                 <wp:positionH relativeFrom="margin">
                   <wp:posOffset>598805</wp:posOffset>
@@ -984,7 +985,7 @@
           </mc:Choice>
           <mc:Fallback>
             <w:pict>
-              <v:rect w14:anchorId="76241CAD" id="Rectangle 8" o:spid="_x0000_s1026" style="position:absolute;margin-left:47.15pt;margin-top:14.8pt;width:354.75pt;height:36pt;z-index:-251654144;visibility:visible;mso-wrap-style:square;mso-width-percent:0;mso-height-percent:0;mso-wrap-distance-left:9pt;mso-wrap-distance-top:0;mso-wrap-distance-right:9pt;mso-wrap-distance-bottom:0;mso-position-horizontal:absolute;mso-position-horizontal-relative:margin;mso-position-vertical:absolute;mso-position-vertical-relative:text;mso-width-percent:0;mso-height-percent:0;mso-width-relative:margin;mso-height-relative:margin;v-text-anchor:middle" o:gfxdata="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" fillcolor="white [3201]" strokecolor="black [3200]" strokeweight="1pt">
+              <v:rect w14:anchorId="0D8409CC" id="Rectangle 8" o:spid="_x0000_s1026" style="position:absolute;margin-left:47.15pt;margin-top:14.8pt;width:354.75pt;height:36pt;z-index:-251654144;visibility:visible;mso-wrap-style:square;mso-width-percent:0;mso-height-percent:0;mso-wrap-distance-left:9pt;mso-wrap-distance-top:0;mso-wrap-distance-right:9pt;mso-wrap-distance-bottom:0;mso-position-horizontal:absolute;mso-position-horizontal-relative:margin;mso-position-vertical:absolute;mso-position-vertical-relative:text;mso-width-percent:0;mso-height-percent:0;mso-width-relative:margin;mso-height-relative:margin;v-text-anchor:middle" o:gfxdata="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" fillcolor="white [3201]" strokecolor="black [3200]" strokeweight="1pt">
                 <w10:wrap anchorx="margin"/>
               </v:rect>
             </w:pict>
@@ -997,18 +998,19 @@
         <w:pStyle w:val="NormalWeb"/>
         <w:jc w:val="center"/>
         <w:rPr>
-          <w:rFonts w:eastAsia="等线"/>
-        </w:rPr>
-      </w:pPr>
-      <w:r>
-        <w:rPr>
-          <w:rFonts w:eastAsia="等线" w:hint="eastAsia"/>
-          <w:noProof/>
+          <w:rFonts w:eastAsia="宋体"/>
+          <w:lang w:val="en-GB"/>
+        </w:rPr>
+      </w:pPr>
+      <w:r>
+        <w:rPr>
+          <w:rFonts w:eastAsia="宋体" w:hint="eastAsia"/>
+          <w:lang w:val="en-GB"/>
         </w:rPr>
         <mc:AlternateContent>
           <mc:Choice Requires="wps">
             <w:drawing>
-              <wp:anchor distT="0" distB="0" distL="114300" distR="114300" simplePos="0" relativeHeight="251671552" behindDoc="0" locked="0" layoutInCell="1" allowOverlap="1" wp14:anchorId="421782D0" wp14:editId="443E1D62">
+              <wp:anchor distT="0" distB="0" distL="114300" distR="114300" simplePos="0" relativeHeight="251671552" behindDoc="0" locked="0" layoutInCell="1" allowOverlap="1" wp14:anchorId="421782D0" wp14:editId="46AE65FC">
                 <wp:simplePos x="0" y="0"/>
                 <wp:positionH relativeFrom="column">
                   <wp:posOffset>2859196</wp:posOffset>
@@ -1066,7 +1068,7 @@
           </mc:Choice>
           <mc:Fallback>
             <w:pict>
-              <v:shape w14:anchorId="044651C7" id="Straight Arrow Connector 21" o:spid="_x0000_s1026" type="#_x0000_t32" style="position:absolute;margin-left:225.15pt;margin-top:22.65pt;width:.25pt;height:20.9pt;z-index:251671552;visibility:visible;mso-wrap-style:square;mso-width-percent:0;mso-height-percent:0;mso-wrap-distance-left:9pt;mso-wrap-distance-top:0;mso-wrap-distance-right:9pt;mso-wrap-distance-bottom:0;mso-position-horizontal:absolute;mso-position-horizontal-relative:text;mso-position-vertical:absolute;mso-position-vertical-relative:text;mso-width-percent:0;mso-height-percent:0;mso-width-relative:margin;mso-height-relative:margin" o:gfxdata="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" strokecolor="black [3200]" strokeweight=".5pt">
+              <v:shape w14:anchorId="76D7DE9C" id="Straight Arrow Connector 21" o:spid="_x0000_s1026" type="#_x0000_t32" style="position:absolute;margin-left:225.15pt;margin-top:22.65pt;width:.25pt;height:20.9pt;z-index:251671552;visibility:visible;mso-wrap-style:square;mso-width-percent:0;mso-height-percent:0;mso-wrap-distance-left:9pt;mso-wrap-distance-top:0;mso-wrap-distance-right:9pt;mso-wrap-distance-bottom:0;mso-position-horizontal:absolute;mso-position-horizontal-relative:text;mso-position-vertical:absolute;mso-position-vertical-relative:text;mso-width-percent:0;mso-height-percent:0;mso-width-relative:margin;mso-height-relative:margin" o:gfxdata="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" strokecolor="black [3200]" strokeweight=".5pt">
                 <v:stroke endarrow="block" joinstyle="miter"/>
               </v:shape>
             </w:pict>
@@ -1075,7 +1077,8 @@
       </w:r>
       <w:r>
         <w:rPr>
-          <w:rFonts w:eastAsia="等线" w:hint="eastAsia"/>
+          <w:rFonts w:eastAsia="宋体" w:hint="eastAsia"/>
+          <w:lang w:val="en-GB"/>
         </w:rPr>
         <w:t>Set green/yellow/red pins as OUTPUT, and turn all LEDs OFF.</w:t>
       </w:r>
@@ -1085,18 +1088,19 @@
         <w:pStyle w:val="NormalWeb"/>
         <w:jc w:val="center"/>
         <w:rPr>
-          <w:rFonts w:eastAsia="等线"/>
-        </w:rPr>
-      </w:pPr>
-      <w:r>
-        <w:rPr>
-          <w:rFonts w:eastAsia="等线"/>
-          <w:noProof/>
+          <w:rFonts w:eastAsia="宋体"/>
+          <w:lang w:val="en-GB"/>
+        </w:rPr>
+      </w:pPr>
+      <w:r>
+        <w:rPr>
+          <w:rFonts w:eastAsia="宋体"/>
+          <w:lang w:val="en-GB"/>
         </w:rPr>
         <mc:AlternateContent>
           <mc:Choice Requires="wps">
             <w:drawing>
-              <wp:anchor distT="0" distB="0" distL="114300" distR="114300" simplePos="0" relativeHeight="251711488" behindDoc="1" locked="0" layoutInCell="1" allowOverlap="1" wp14:anchorId="31A43203" wp14:editId="15354CD7">
+              <wp:anchor distT="0" distB="0" distL="114300" distR="114300" simplePos="0" relativeHeight="251711488" behindDoc="1" locked="0" layoutInCell="1" allowOverlap="1" wp14:anchorId="31A43203" wp14:editId="53284794">
                 <wp:simplePos x="0" y="0"/>
                 <wp:positionH relativeFrom="margin">
                   <wp:posOffset>1895475</wp:posOffset>
@@ -1153,7 +1157,7 @@
           </mc:Choice>
           <mc:Fallback>
             <w:pict>
-              <v:rect w14:anchorId="714D1393" id="Rectangle 49" o:spid="_x0000_s1026" style="position:absolute;margin-left:149.25pt;margin-top:15.95pt;width:150pt;height:36pt;z-index:-251604992;visibility:visible;mso-wrap-style:square;mso-height-percent:0;mso-wrap-distance-left:9pt;mso-wrap-distance-top:0;mso-wrap-distance-right:9pt;mso-wrap-distance-bottom:0;mso-position-horizontal:absolute;mso-position-horizontal-relative:margin;mso-position-vertical:absolute;mso-position-vertical-relative:text;mso-height-percent:0;mso-height-relative:margin;v-text-anchor:middle" o:gfxdata="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" fillcolor="white [3201]" strokecolor="black [3200]" strokeweight="1pt">
+              <v:rect w14:anchorId="140A481A" id="Rectangle 49" o:spid="_x0000_s1026" style="position:absolute;margin-left:149.25pt;margin-top:15.95pt;width:150pt;height:36pt;z-index:-251604992;visibility:visible;mso-wrap-style:square;mso-height-percent:0;mso-wrap-distance-left:9pt;mso-wrap-distance-top:0;mso-wrap-distance-right:9pt;mso-wrap-distance-bottom:0;mso-position-horizontal:absolute;mso-position-horizontal-relative:margin;mso-position-vertical:absolute;mso-position-vertical-relative:text;mso-height-percent:0;mso-height-relative:margin;v-text-anchor:middle" o:gfxdata="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" fillcolor="white [3201]" strokecolor="black [3200]" strokeweight="1pt">
                 <w10:wrap anchorx="margin"/>
               </v:rect>
             </w:pict>
@@ -1166,13 +1170,14 @@
         <w:pStyle w:val="NormalWeb"/>
         <w:jc w:val="center"/>
         <w:rPr>
-          <w:rFonts w:eastAsia="等线"/>
-        </w:rPr>
-      </w:pPr>
-      <w:r>
-        <w:rPr>
-          <w:rFonts w:eastAsia="等线" w:hint="eastAsia"/>
-          <w:noProof/>
+          <w:rFonts w:eastAsia="宋体"/>
+          <w:lang w:val="en-GB"/>
+        </w:rPr>
+      </w:pPr>
+      <w:r>
+        <w:rPr>
+          <w:rFonts w:eastAsia="宋体" w:hint="eastAsia"/>
+          <w:lang w:val="en-GB"/>
         </w:rPr>
         <mc:AlternateContent>
           <mc:Choice Requires="wps">
@@ -1235,7 +1240,7 @@
           </mc:Choice>
           <mc:Fallback>
             <w:pict>
-              <v:shape w14:anchorId="7BCF15CF" id="Straight Arrow Connector 50" o:spid="_x0000_s1026" type="#_x0000_t32" style="position:absolute;margin-left:225.75pt;margin-top:22.2pt;width:.25pt;height:20.9pt;z-index:-251606017;visibility:visible;mso-wrap-style:square;mso-width-percent:0;mso-height-percent:0;mso-wrap-distance-left:9pt;mso-wrap-distance-top:0;mso-wrap-distance-right:9pt;mso-wrap-distance-bottom:0;mso-position-horizontal:absolute;mso-position-horizontal-relative:text;mso-position-vertical:absolute;mso-position-vertical-relative:text;mso-width-percent:0;mso-height-percent:0;mso-width-relative:margin;mso-height-relative:margin" o:gfxdata="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" strokecolor="black [3200]" strokeweight=".5pt">
+              <v:shape w14:anchorId="2EE83A54" id="Straight Arrow Connector 50" o:spid="_x0000_s1026" type="#_x0000_t32" style="position:absolute;margin-left:225.75pt;margin-top:22.2pt;width:.25pt;height:20.9pt;z-index:-251606017;visibility:visible;mso-wrap-style:square;mso-width-percent:0;mso-height-percent:0;mso-wrap-distance-left:9pt;mso-wrap-distance-top:0;mso-wrap-distance-right:9pt;mso-wrap-distance-bottom:0;mso-position-horizontal:absolute;mso-position-horizontal-relative:text;mso-position-vertical:absolute;mso-position-vertical-relative:text;mso-width-percent:0;mso-height-percent:0;mso-width-relative:margin;mso-height-relative:margin" o:gfxdata="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" strokecolor="black [3200]" strokeweight=".5pt">
                 <v:stroke endarrow="block" joinstyle="miter"/>
               </v:shape>
             </w:pict>
@@ -1244,7 +1249,8 @@
       </w:r>
       <w:r>
         <w:rPr>
-          <w:rFonts w:eastAsia="等线" w:hint="eastAsia"/>
+          <w:rFonts w:eastAsia="宋体" w:hint="eastAsia"/>
+          <w:lang w:val="en-GB"/>
         </w:rPr>
         <w:t>Infinite While loop start</w:t>
       </w:r>
@@ -1254,13 +1260,14 @@
         <w:pStyle w:val="NormalWeb"/>
         <w:jc w:val="center"/>
         <w:rPr>
-          <w:rFonts w:eastAsia="等线" w:hint="eastAsia"/>
-        </w:rPr>
-      </w:pPr>
-      <w:r>
-        <w:rPr>
-          <w:rFonts w:eastAsia="等线" w:hint="eastAsia"/>
-          <w:noProof/>
+          <w:rFonts w:eastAsia="宋体" w:hint="eastAsia"/>
+          <w:lang w:val="en-GB"/>
+        </w:rPr>
+      </w:pPr>
+      <w:r>
+        <w:rPr>
+          <w:rFonts w:eastAsia="宋体" w:hint="eastAsia"/>
+          <w:lang w:val="en-GB"/>
         </w:rPr>
         <mc:AlternateContent>
           <mc:Choice Requires="wps">
@@ -1325,7 +1332,7 @@
           </mc:Choice>
           <mc:Fallback>
             <w:pict>
-              <v:shapetype w14:anchorId="72D4ECAD" id="_x0000_t34" coordsize="21600,21600" o:spt="34" o:oned="t" adj="10800" path="m,l@0,0@0,21600,21600,21600e" filled="f">
+              <v:shapetype w14:anchorId="0F4B4413" id="_x0000_t34" coordsize="21600,21600" o:spt="34" o:oned="t" adj="10800" path="m,l@0,0@0,21600,21600,21600e" filled="f">
                 <v:stroke joinstyle="miter"/>
                 <v:formulas>
                   <v:f eqn="val #0"/>
@@ -1345,8 +1352,8 @@
       </w:r>
       <w:r>
         <w:rPr>
-          <w:rFonts w:eastAsia="等线"/>
-          <w:noProof/>
+          <w:rFonts w:eastAsia="宋体"/>
+          <w:lang w:val="en-GB"/>
         </w:rPr>
         <mc:AlternateContent>
           <mc:Choice Requires="wps">
@@ -1408,7 +1415,7 @@
           </mc:Choice>
           <mc:Fallback>
             <w:pict>
-              <v:rect w14:anchorId="7C69EAD8" id="Rectangle 9" o:spid="_x0000_s1026" style="position:absolute;margin-left:149.9pt;margin-top:15.35pt;width:150pt;height:36pt;z-index:-251653120;visibility:visible;mso-wrap-style:square;mso-height-percent:0;mso-wrap-distance-left:9pt;mso-wrap-distance-top:0;mso-wrap-distance-right:9pt;mso-wrap-distance-bottom:0;mso-position-horizontal:absolute;mso-position-horizontal-relative:margin;mso-position-vertical:absolute;mso-position-vertical-relative:text;mso-height-percent:0;mso-height-relative:margin;v-text-anchor:middle" o:gfxdata="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" fillcolor="white [3201]" strokecolor="black [3200]" strokeweight="1pt">
+              <v:rect w14:anchorId="3D805324" id="Rectangle 9" o:spid="_x0000_s1026" style="position:absolute;margin-left:149.9pt;margin-top:15.35pt;width:150pt;height:36pt;z-index:-251653120;visibility:visible;mso-wrap-style:square;mso-height-percent:0;mso-wrap-distance-left:9pt;mso-wrap-distance-top:0;mso-wrap-distance-right:9pt;mso-wrap-distance-bottom:0;mso-position-horizontal:absolute;mso-position-horizontal-relative:margin;mso-position-vertical:absolute;mso-position-vertical-relative:text;mso-height-percent:0;mso-height-relative:margin;v-text-anchor:middle" o:gfxdata="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" fillcolor="white [3201]" strokecolor="black [3200]" strokeweight="1pt">
                 <w10:wrap anchorx="margin"/>
               </v:rect>
             </w:pict>
@@ -1421,13 +1428,13 @@
         <w:pStyle w:val="NormalWeb"/>
         <w:jc w:val="center"/>
         <w:rPr>
-          <w:rFonts w:eastAsia="等线"/>
-        </w:rPr>
-      </w:pPr>
-      <w:r>
-        <w:rPr>
-          <w:rFonts w:eastAsia="等线" w:hint="eastAsia"/>
-          <w:noProof/>
+          <w:rFonts w:eastAsia="宋体"/>
+          <w:lang w:val="en-GB"/>
+        </w:rPr>
+      </w:pPr>
+      <w:r>
+        <w:rPr>
+          <w:rFonts w:eastAsia="宋体" w:hint="eastAsia"/>
           <w:lang w:val="en-GB"/>
         </w:rPr>
         <mc:AlternateContent>
@@ -1493,7 +1500,7 @@
           </mc:Choice>
           <mc:Fallback>
             <w:pict>
-              <v:shape w14:anchorId="23CC0F5C" id="Connector: Elbow 36" o:spid="_x0000_s1026" type="#_x0000_t34" style="position:absolute;margin-left:300pt;margin-top:6.35pt;width:94.3pt;height:279pt;flip:x y;z-index:251696128;visibility:visible;mso-wrap-style:square;mso-width-percent:0;mso-height-percent:0;mso-wrap-distance-left:9pt;mso-wrap-distance-top:0;mso-wrap-distance-right:9pt;mso-wrap-distance-bottom:0;mso-position-horizontal:absolute;mso-position-horizontal-relative:text;mso-position-vertical:absolute;mso-position-vertical-relative:text;mso-width-percent:0;mso-height-percent:0;mso-width-relative:margin;mso-height-relative:margin" o:gfxdata="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" adj="-10674" strokecolor="black [3200]" strokeweight=".5pt">
+              <v:shape w14:anchorId="371A7F24" id="Connector: Elbow 36" o:spid="_x0000_s1026" type="#_x0000_t34" style="position:absolute;margin-left:300pt;margin-top:6.35pt;width:94.3pt;height:279pt;flip:x y;z-index:251696128;visibility:visible;mso-wrap-style:square;mso-width-percent:0;mso-height-percent:0;mso-wrap-distance-left:9pt;mso-wrap-distance-top:0;mso-wrap-distance-right:9pt;mso-wrap-distance-bottom:0;mso-position-horizontal:absolute;mso-position-horizontal-relative:text;mso-position-vertical:absolute;mso-position-vertical-relative:text;mso-width-percent:0;mso-height-percent:0;mso-width-relative:margin;mso-height-relative:margin" o:gfxdata="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" adj="-10674" strokecolor="black [3200]" strokeweight=".5pt">
                 <v:stroke endarrow="block"/>
               </v:shape>
             </w:pict>
@@ -1502,8 +1509,7 @@
       </w:r>
       <w:r>
         <w:rPr>
-          <w:rFonts w:eastAsia="等线" w:hint="eastAsia"/>
-          <w:noProof/>
+          <w:rFonts w:eastAsia="宋体" w:hint="eastAsia"/>
           <w:lang w:val="en-GB"/>
         </w:rPr>
         <mc:AlternateContent>
@@ -1569,7 +1575,7 @@
           </mc:Choice>
           <mc:Fallback>
             <w:pict>
-              <v:shape w14:anchorId="61CFEFF6" id="Connector: Elbow 35" o:spid="_x0000_s1026" type="#_x0000_t34" style="position:absolute;margin-left:57pt;margin-top:6.35pt;width:93pt;height:135pt;flip:y;z-index:251695104;visibility:visible;mso-wrap-style:square;mso-width-percent:0;mso-height-percent:0;mso-wrap-distance-left:9pt;mso-wrap-distance-top:0;mso-wrap-distance-right:9pt;mso-wrap-distance-bottom:0;mso-position-horizontal:absolute;mso-position-horizontal-relative:text;mso-position-vertical:absolute;mso-position-vertical-relative:text;mso-width-percent:0;mso-height-percent:0;mso-width-relative:margin;mso-height-relative:margin" o:gfxdata="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" adj="-6794" strokecolor="black [3200]" strokeweight=".5pt">
+              <v:shape w14:anchorId="5CD7E472" id="Connector: Elbow 35" o:spid="_x0000_s1026" type="#_x0000_t34" style="position:absolute;margin-left:57pt;margin-top:6.35pt;width:93pt;height:135pt;flip:y;z-index:251695104;visibility:visible;mso-wrap-style:square;mso-width-percent:0;mso-height-percent:0;mso-wrap-distance-left:9pt;mso-wrap-distance-top:0;mso-wrap-distance-right:9pt;mso-wrap-distance-bottom:0;mso-position-horizontal:absolute;mso-position-horizontal-relative:text;mso-position-vertical:absolute;mso-position-vertical-relative:text;mso-width-percent:0;mso-height-percent:0;mso-width-relative:margin;mso-height-relative:margin" o:gfxdata="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" adj="-6794" strokecolor="black [3200]" strokeweight=".5pt">
                 <v:stroke endarrow="block"/>
               </v:shape>
             </w:pict>
@@ -1578,8 +1584,8 @@
       </w:r>
       <w:r>
         <w:rPr>
-          <w:rFonts w:eastAsia="等线" w:hint="eastAsia"/>
-          <w:noProof/>
+          <w:rFonts w:eastAsia="宋体" w:hint="eastAsia"/>
+          <w:lang w:val="en-GB"/>
         </w:rPr>
         <mc:AlternateContent>
           <mc:Choice Requires="wps">
@@ -1642,7 +1648,7 @@
           </mc:Choice>
           <mc:Fallback>
             <w:pict>
-              <v:shape w14:anchorId="37A3F097" id="Straight Arrow Connector 22" o:spid="_x0000_s1026" type="#_x0000_t32" style="position:absolute;margin-left:225.2pt;margin-top:23.8pt;width:.25pt;height:20.15pt;z-index:251673600;visibility:visible;mso-wrap-style:square;mso-width-percent:0;mso-height-percent:0;mso-wrap-distance-left:9pt;mso-wrap-distance-top:0;mso-wrap-distance-right:9pt;mso-wrap-distance-bottom:0;mso-position-horizontal:absolute;mso-position-horizontal-relative:text;mso-position-vertical:absolute;mso-position-vertical-relative:text;mso-width-percent:0;mso-height-percent:0;mso-width-relative:margin;mso-height-relative:margin" o:gfxdata="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" strokecolor="black [3200]" strokeweight=".5pt">
+              <v:shape w14:anchorId="74209708" id="Straight Arrow Connector 22" o:spid="_x0000_s1026" type="#_x0000_t32" style="position:absolute;margin-left:225.2pt;margin-top:23.8pt;width:.25pt;height:20.15pt;z-index:251673600;visibility:visible;mso-wrap-style:square;mso-width-percent:0;mso-height-percent:0;mso-wrap-distance-left:9pt;mso-wrap-distance-top:0;mso-wrap-distance-right:9pt;mso-wrap-distance-bottom:0;mso-position-horizontal:absolute;mso-position-horizontal-relative:text;mso-position-vertical:absolute;mso-position-vertical-relative:text;mso-width-percent:0;mso-height-percent:0;mso-width-relative:margin;mso-height-relative:margin" o:gfxdata="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" strokecolor="black [3200]" strokeweight=".5pt">
                 <v:stroke endarrow="block" joinstyle="miter"/>
               </v:shape>
             </w:pict>
@@ -1651,7 +1657,8 @@
       </w:r>
       <w:r>
         <w:rPr>
-          <w:rFonts w:eastAsia="等线" w:hint="eastAsia"/>
+          <w:rFonts w:eastAsia="宋体" w:hint="eastAsia"/>
+          <w:lang w:val="en-GB"/>
         </w:rPr>
         <w:t>Read current temperature</w:t>
       </w:r>
@@ -1661,13 +1668,14 @@
         <w:pStyle w:val="NormalWeb"/>
         <w:jc w:val="center"/>
         <w:rPr>
-          <w:rFonts w:eastAsia="等线"/>
-        </w:rPr>
-      </w:pPr>
-      <w:r>
-        <w:rPr>
-          <w:rFonts w:eastAsia="等线"/>
-          <w:noProof/>
+          <w:rFonts w:eastAsia="宋体"/>
+          <w:lang w:val="en-GB"/>
+        </w:rPr>
+      </w:pPr>
+      <w:r>
+        <w:rPr>
+          <w:rFonts w:eastAsia="宋体"/>
+          <w:lang w:val="en-GB"/>
         </w:rPr>
         <mc:AlternateContent>
           <mc:Choice Requires="wps">
@@ -1778,8 +1786,8 @@
       </w:r>
       <w:r>
         <w:rPr>
-          <w:rFonts w:eastAsia="等线"/>
-          <w:noProof/>
+          <w:rFonts w:eastAsia="宋体"/>
+          <w:lang w:val="en-GB"/>
         </w:rPr>
         <mc:AlternateContent>
           <mc:Choice Requires="wps">
@@ -1841,7 +1849,7 @@
           </mc:Choice>
           <mc:Fallback>
             <w:pict>
-              <v:shapetype w14:anchorId="484C2F36" id="_x0000_t4" coordsize="21600,21600" o:spt="4" path="m10800,l,10800,10800,21600,21600,10800xe">
+              <v:shapetype w14:anchorId="0205F31B" id="_x0000_t4" coordsize="21600,21600" o:spt="4" path="m10800,l,10800,10800,21600,21600,10800xe">
                 <v:stroke joinstyle="miter"/>
                 <v:path gradientshapeok="t" o:connecttype="rect" textboxrect="5400,5400,16200,16200"/>
               </v:shapetype>
@@ -1858,14 +1866,14 @@
         <w:pStyle w:val="NormalWeb"/>
         <w:jc w:val="center"/>
         <w:rPr>
-          <w:rFonts w:eastAsia="等线" w:hint="eastAsia"/>
-          <w:lang w:val="en-GB"/>
-        </w:rPr>
-      </w:pPr>
-      <w:r>
-        <w:rPr>
-          <w:rFonts w:eastAsia="等线" w:hint="eastAsia"/>
-          <w:noProof/>
+          <w:rFonts w:eastAsia="宋体" w:hint="eastAsia"/>
+          <w:lang w:val="en-GB"/>
+        </w:rPr>
+      </w:pPr>
+      <w:r>
+        <w:rPr>
+          <w:rFonts w:eastAsia="宋体" w:hint="eastAsia"/>
+          <w:lang w:val="en-GB"/>
         </w:rPr>
         <mc:AlternateContent>
           <mc:Choice Requires="wps">
@@ -1930,7 +1938,7 @@
           </mc:Choice>
           <mc:Fallback>
             <w:pict>
-              <v:shape w14:anchorId="0BC24D52" id="Connector: Elbow 33" o:spid="_x0000_s1026" type="#_x0000_t34" style="position:absolute;margin-left:378.05pt;margin-top:4.4pt;width:3.6pt;height:142.2pt;flip:x;z-index:251693056;visibility:visible;mso-wrap-style:square;mso-width-percent:0;mso-height-percent:0;mso-wrap-distance-left:9pt;mso-wrap-distance-top:0;mso-wrap-distance-right:9pt;mso-wrap-distance-bottom:0;mso-position-horizontal:absolute;mso-position-horizontal-relative:text;mso-position-vertical:absolute;mso-position-vertical-relative:text;mso-width-percent:0;mso-height-percent:0;mso-width-relative:margin;mso-height-relative:margin" o:gfxdata="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" adj="-246220" strokecolor="black [3200]" strokeweight=".5pt">
+              <v:shape w14:anchorId="3084A164" id="Connector: Elbow 33" o:spid="_x0000_s1026" type="#_x0000_t34" style="position:absolute;margin-left:378.05pt;margin-top:4.4pt;width:3.6pt;height:142.2pt;flip:x;z-index:251693056;visibility:visible;mso-wrap-style:square;mso-width-percent:0;mso-height-percent:0;mso-wrap-distance-left:9pt;mso-wrap-distance-top:0;mso-wrap-distance-right:9pt;mso-wrap-distance-bottom:0;mso-position-horizontal:absolute;mso-position-horizontal-relative:text;mso-position-vertical:absolute;mso-position-vertical-relative:text;mso-width-percent:0;mso-height-percent:0;mso-width-relative:margin;mso-height-relative:margin" o:gfxdata="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" adj="-246220" strokecolor="black [3200]" strokeweight=".5pt">
                 <v:stroke endarrow="block"/>
               </v:shape>
             </w:pict>
@@ -1939,8 +1947,8 @@
       </w:r>
       <w:r>
         <w:rPr>
-          <w:rFonts w:eastAsia="等线" w:hint="eastAsia"/>
-          <w:noProof/>
+          <w:rFonts w:eastAsia="宋体" w:hint="eastAsia"/>
+          <w:lang w:val="en-GB"/>
         </w:rPr>
         <mc:AlternateContent>
           <mc:Choice Requires="wps">
@@ -2003,7 +2011,7 @@
           </mc:Choice>
           <mc:Fallback>
             <w:pict>
-              <v:shape w14:anchorId="49AD7B04" id="Straight Arrow Connector 23" o:spid="_x0000_s1026" type="#_x0000_t32" style="position:absolute;margin-left:224.9pt;margin-top:25.2pt;width:.2pt;height:44.65pt;z-index:251678720;visibility:visible;mso-wrap-style:square;mso-width-percent:0;mso-height-percent:0;mso-wrap-distance-left:9pt;mso-wrap-distance-top:0;mso-wrap-distance-right:9pt;mso-wrap-distance-bottom:0;mso-position-horizontal:absolute;mso-position-horizontal-relative:text;mso-position-vertical:absolute;mso-position-vertical-relative:text;mso-width-percent:0;mso-height-percent:0;mso-width-relative:margin;mso-height-relative:margin" o:gfxdata="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" strokecolor="black [3200]" strokeweight=".5pt">
+              <v:shape w14:anchorId="5516A22E" id="Straight Arrow Connector 23" o:spid="_x0000_s1026" type="#_x0000_t32" style="position:absolute;margin-left:224.9pt;margin-top:25.2pt;width:.2pt;height:44.65pt;z-index:251678720;visibility:visible;mso-wrap-style:square;mso-width-percent:0;mso-height-percent:0;mso-wrap-distance-left:9pt;mso-wrap-distance-top:0;mso-wrap-distance-right:9pt;mso-wrap-distance-bottom:0;mso-position-horizontal:absolute;mso-position-horizontal-relative:text;mso-position-vertical:absolute;mso-position-vertical-relative:text;mso-width-percent:0;mso-height-percent:0;mso-width-relative:margin;mso-height-relative:margin" o:gfxdata="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" strokecolor="black [3200]" strokeweight=".5pt">
                 <v:stroke endarrow="block" joinstyle="miter"/>
               </v:shape>
             </w:pict>
@@ -2012,41 +2020,42 @@
       </w:r>
       <w:r>
         <w:rPr>
-          <w:rFonts w:eastAsia="等线" w:hint="eastAsia"/>
+          <w:rFonts w:eastAsia="宋体" w:hint="eastAsia"/>
+          <w:lang w:val="en-GB"/>
         </w:rPr>
         <w:t xml:space="preserve">Is </w:t>
       </w:r>
       <w:r>
         <w:rPr>
-          <w:rFonts w:eastAsia="等线" w:hint="eastAsia"/>
+          <w:rFonts w:eastAsia="宋体" w:hint="eastAsia"/>
+          <w:lang w:val="en-GB"/>
         </w:rPr>
         <w:t xml:space="preserve">the </w:t>
       </w:r>
       <w:r>
         <w:rPr>
-          <w:rFonts w:eastAsia="等线" w:hint="eastAsia"/>
+          <w:rFonts w:eastAsia="宋体" w:hint="eastAsia"/>
+          <w:lang w:val="en-GB"/>
         </w:rPr>
         <w:t>temperature in the range 18-24</w:t>
       </w:r>
       <w:r>
         <w:rPr>
-          <w:rFonts w:ascii="Arial" w:eastAsia="宋体" w:hAnsi="Arial" w:cs="Arial"/>
-          <w:sz w:val="22"/>
-          <w:szCs w:val="22"/>
-          <w:lang w:val="en-GB" w:eastAsia="en-US"/>
+          <w:rFonts w:eastAsia="宋体"/>
+          <w:lang w:val="en-GB"/>
         </w:rPr>
         <w:t xml:space="preserve"> </w:t>
       </w:r>
       <w:r>
         <w:rPr>
-          <w:rFonts w:eastAsia="等线"/>
+          <w:rFonts w:eastAsia="宋体"/>
           <w:lang w:val="en-GB"/>
         </w:rPr>
         <w:t>°C</w:t>
       </w:r>
       <w:r>
         <w:rPr>
-          <w:rFonts w:eastAsia="等线" w:hint="eastAsia"/>
+          <w:rFonts w:eastAsia="宋体" w:hint="eastAsia"/>
           <w:lang w:val="en-GB"/>
         </w:rPr>
         <w:t>?</w:t>
@@ -2057,27 +2066,27 @@
         <w:pStyle w:val="NormalWeb"/>
         <w:jc w:val="center"/>
         <w:rPr>
-          <w:rFonts w:eastAsia="等线"/>
-          <w:lang w:val="en-GB"/>
-        </w:rPr>
-      </w:pPr>
-      <w:r>
-        <w:rPr>
-          <w:rFonts w:eastAsia="等线"/>
-          <w:noProof/>
+          <w:rFonts w:eastAsia="宋体"/>
+          <w:lang w:val="en-GB"/>
+        </w:rPr>
+      </w:pPr>
+      <w:r>
+        <w:rPr>
+          <w:rFonts w:eastAsia="宋体"/>
+          <w:lang w:val="en-GB"/>
         </w:rPr>
         <mc:AlternateContent>
           <mc:Choice Requires="wps">
             <w:drawing>
-              <wp:anchor distT="45720" distB="45720" distL="114300" distR="114300" simplePos="0" relativeHeight="251677696" behindDoc="0" locked="0" layoutInCell="1" allowOverlap="1" wp14:anchorId="38F7B435" wp14:editId="34342C8E">
+              <wp:anchor distT="45720" distB="45720" distL="114300" distR="114300" simplePos="0" relativeHeight="251677696" behindDoc="0" locked="0" layoutInCell="1" allowOverlap="1" wp14:anchorId="38F7B435" wp14:editId="30DFD5F5">
                 <wp:simplePos x="0" y="0"/>
                 <wp:positionH relativeFrom="column">
-                  <wp:posOffset>2406512</wp:posOffset>
+                  <wp:posOffset>2362290</wp:posOffset>
                 </wp:positionH>
                 <wp:positionV relativeFrom="paragraph">
-                  <wp:posOffset>117254</wp:posOffset>
+                  <wp:posOffset>118745</wp:posOffset>
                 </wp:positionV>
-                <wp:extent cx="457200" cy="228600"/>
+                <wp:extent cx="460375" cy="291465"/>
                 <wp:effectExtent l="0" t="0" r="0" b="0"/>
                 <wp:wrapSquare wrapText="bothSides"/>
                 <wp:docPr id="217" name="Text Box 2"/>
@@ -2093,7 +2102,7 @@
                       <wps:spPr bwMode="auto">
                         <a:xfrm>
                           <a:off x="0" y="0"/>
-                          <a:ext cx="457200" cy="228600"/>
+                          <a:ext cx="460375" cy="291465"/>
                         </a:xfrm>
                         <a:prstGeom prst="rect">
                           <a:avLst/>
@@ -2143,7 +2152,7 @@
           </mc:Choice>
           <mc:Fallback>
             <w:pict>
-              <v:shape w14:anchorId="38F7B435" id="_x0000_s1027" type="#_x0000_t202" style="position:absolute;left:0;text-align:left;margin-left:189.5pt;margin-top:9.25pt;width:36pt;height:18pt;z-index:251677696;visibility:visible;mso-wrap-style:square;mso-width-percent:0;mso-height-percent:0;mso-wrap-distance-left:9pt;mso-wrap-distance-top:3.6pt;mso-wrap-distance-right:9pt;mso-wrap-distance-bottom:3.6pt;mso-position-horizontal:absolute;mso-position-horizontal-relative:text;mso-position-vertical:absolute;mso-position-vertical-relative:text;mso-width-percent:0;mso-height-percent:0;mso-width-relative:margin;mso-height-relative:margin;v-text-anchor:top" o:gfxdata="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" stroked="f">
+              <v:shape w14:anchorId="38F7B435" id="_x0000_s1027" type="#_x0000_t202" style="position:absolute;left:0;text-align:left;margin-left:186pt;margin-top:9.35pt;width:36.25pt;height:22.95pt;z-index:251677696;visibility:visible;mso-wrap-style:square;mso-width-percent:0;mso-height-percent:0;mso-wrap-distance-left:9pt;mso-wrap-distance-top:3.6pt;mso-wrap-distance-right:9pt;mso-wrap-distance-bottom:3.6pt;mso-position-horizontal:absolute;mso-position-horizontal-relative:text;mso-position-vertical:absolute;mso-position-vertical-relative:text;mso-width-percent:0;mso-height-percent:0;mso-width-relative:margin;mso-height-relative:margin;v-text-anchor:top" o:gfxdata="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" stroked="f">
                 <v:textbox>
                   <w:txbxContent>
                     <w:p>
@@ -2174,14 +2183,13 @@
         <w:pStyle w:val="NormalWeb"/>
         <w:jc w:val="center"/>
         <w:rPr>
-          <w:rFonts w:eastAsia="等线"/>
-          <w:lang w:val="en-GB"/>
-        </w:rPr>
-      </w:pPr>
-      <w:r>
-        <w:rPr>
-          <w:rFonts w:eastAsia="等线"/>
-          <w:noProof/>
+          <w:rFonts w:eastAsia="宋体"/>
+          <w:lang w:val="en-GB"/>
+        </w:rPr>
+      </w:pPr>
+      <w:r>
+        <w:rPr>
+          <w:rFonts w:eastAsia="宋体"/>
           <w:lang w:val="en-GB"/>
         </w:rPr>
         <mc:AlternateContent>
@@ -2247,7 +2255,7 @@
           </mc:Choice>
           <mc:Fallback>
             <w:pict>
-              <v:rect w14:anchorId="5327A1D3" id="Rectangle 13" o:spid="_x0000_s1026" style="position:absolute;margin-left:56.95pt;margin-top:14.4pt;width:336.75pt;height:36pt;z-index:-251651072;visibility:visible;mso-wrap-style:square;mso-width-percent:0;mso-height-percent:0;mso-wrap-distance-left:9pt;mso-wrap-distance-top:0;mso-wrap-distance-right:9pt;mso-wrap-distance-bottom:0;mso-position-horizontal:absolute;mso-position-horizontal-relative:margin;mso-position-vertical:absolute;mso-position-vertical-relative:text;mso-width-percent:0;mso-height-percent:0;mso-width-relative:margin;mso-height-relative:margin;v-text-anchor:middle" o:gfxdata="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" fillcolor="white [3201]" strokecolor="black [3200]" strokeweight="1pt">
+              <v:rect w14:anchorId="51DC5390" id="Rectangle 13" o:spid="_x0000_s1026" style="position:absolute;margin-left:56.95pt;margin-top:14.4pt;width:336.75pt;height:36pt;z-index:-251651072;visibility:visible;mso-wrap-style:square;mso-width-percent:0;mso-height-percent:0;mso-wrap-distance-left:9pt;mso-wrap-distance-top:0;mso-wrap-distance-right:9pt;mso-wrap-distance-bottom:0;mso-position-horizontal:absolute;mso-position-horizontal-relative:margin;mso-position-vertical:absolute;mso-position-vertical-relative:text;mso-width-percent:0;mso-height-percent:0;mso-width-relative:margin;mso-height-relative:margin;v-text-anchor:middle" o:gfxdata="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" fillcolor="white [3201]" strokecolor="black [3200]" strokeweight="1pt">
                 <w10:wrap anchorx="margin"/>
               </v:rect>
             </w:pict>
@@ -2260,41 +2268,41 @@
         <w:pStyle w:val="NormalWeb"/>
         <w:jc w:val="center"/>
         <w:rPr>
-          <w:rFonts w:eastAsia="等线"/>
-          <w:lang w:val="en-GB"/>
-        </w:rPr>
-      </w:pPr>
-      <w:r>
-        <w:rPr>
-          <w:rFonts w:eastAsia="等线" w:hint="eastAsia"/>
+          <w:rFonts w:eastAsia="宋体"/>
+          <w:lang w:val="en-GB"/>
+        </w:rPr>
+      </w:pPr>
+      <w:r>
+        <w:rPr>
+          <w:rFonts w:eastAsia="宋体" w:hint="eastAsia"/>
           <w:lang w:val="en-GB"/>
         </w:rPr>
         <w:t>Turn on green LED constantly</w:t>
       </w:r>
       <w:r>
         <w:rPr>
-          <w:rFonts w:eastAsia="等线" w:hint="eastAsia"/>
+          <w:rFonts w:eastAsia="宋体" w:hint="eastAsia"/>
           <w:lang w:val="en-GB"/>
         </w:rPr>
         <w:t xml:space="preserve"> and turn</w:t>
       </w:r>
       <w:r>
         <w:rPr>
-          <w:rFonts w:eastAsia="等线" w:hint="eastAsia"/>
+          <w:rFonts w:eastAsia="宋体" w:hint="eastAsia"/>
           <w:lang w:val="en-GB"/>
         </w:rPr>
         <w:t xml:space="preserve"> off y</w:t>
       </w:r>
       <w:r>
         <w:rPr>
-          <w:rFonts w:eastAsia="等线" w:hint="eastAsia"/>
+          <w:rFonts w:eastAsia="宋体" w:hint="eastAsia"/>
           <w:lang w:val="en-GB"/>
         </w:rPr>
         <w:t xml:space="preserve">ellow and </w:t>
       </w:r>
       <w:r>
         <w:rPr>
-          <w:rFonts w:eastAsia="等线" w:hint="eastAsia"/>
+          <w:rFonts w:eastAsia="宋体" w:hint="eastAsia"/>
           <w:lang w:val="en-GB"/>
         </w:rPr>
         <w:t>red LEDs.</w:t>
@@ -2305,14 +2313,14 @@
         <w:pStyle w:val="NormalWeb"/>
         <w:jc w:val="center"/>
         <w:rPr>
-          <w:rFonts w:eastAsia="等线"/>
-          <w:lang w:val="en-GB"/>
-        </w:rPr>
-      </w:pPr>
-      <w:r>
-        <w:rPr>
-          <w:rFonts w:eastAsia="等线"/>
-          <w:noProof/>
+          <w:rFonts w:eastAsia="宋体"/>
+          <w:lang w:val="en-GB"/>
+        </w:rPr>
+      </w:pPr>
+      <w:r>
+        <w:rPr>
+          <w:rFonts w:eastAsia="宋体"/>
+          <w:lang w:val="en-GB"/>
         </w:rPr>
         <mc:AlternateContent>
           <mc:Choice Requires="wps">
@@ -2419,8 +2427,8 @@
       </w:r>
       <w:r>
         <w:rPr>
-          <w:rFonts w:eastAsia="等线"/>
-          <w:noProof/>
+          <w:rFonts w:eastAsia="宋体"/>
+          <w:lang w:val="en-GB"/>
         </w:rPr>
         <mc:AlternateContent>
           <mc:Choice Requires="wps">
@@ -2485,7 +2493,7 @@
           </mc:Choice>
           <mc:Fallback>
             <w:pict>
-              <v:shape w14:anchorId="15C095D2" id="Diamond 25" o:spid="_x0000_s1026" type="#_x0000_t4" style="position:absolute;margin-left:66.1pt;margin-top:11.4pt;width:312pt;height:45.35pt;z-index:-251634688;visibility:visible;mso-wrap-style:square;mso-width-percent:0;mso-height-percent:0;mso-wrap-distance-left:9pt;mso-wrap-distance-top:0;mso-wrap-distance-right:9pt;mso-wrap-distance-bottom:0;mso-position-horizontal:absolute;mso-position-horizontal-relative:margin;mso-position-vertical:absolute;mso-position-vertical-relative:text;mso-width-percent:0;mso-height-percent:0;mso-width-relative:margin;mso-height-relative:margin;v-text-anchor:middle" o:gfxdata="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" fillcolor="white [3201]" strokecolor="black [3200]" strokeweight="1pt">
+              <v:shape w14:anchorId="30B62711" id="Diamond 25" o:spid="_x0000_s1026" type="#_x0000_t4" style="position:absolute;margin-left:66.1pt;margin-top:11.4pt;width:312pt;height:45.35pt;z-index:-251634688;visibility:visible;mso-wrap-style:square;mso-width-percent:0;mso-height-percent:0;mso-wrap-distance-left:9pt;mso-wrap-distance-top:0;mso-wrap-distance-right:9pt;mso-wrap-distance-bottom:0;mso-position-horizontal:absolute;mso-position-horizontal-relative:margin;mso-position-vertical:absolute;mso-position-vertical-relative:text;mso-width-percent:0;mso-height-percent:0;mso-width-relative:margin;mso-height-relative:margin;v-text-anchor:middle" o:gfxdata="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" fillcolor="white [3201]" strokecolor="black [3200]" strokeweight="1pt">
                 <w10:wrap anchorx="margin"/>
               </v:shape>
             </w:pict>
@@ -2498,14 +2506,14 @@
         <w:pStyle w:val="NormalWeb"/>
         <w:jc w:val="center"/>
         <w:rPr>
-          <w:rFonts w:eastAsia="等线"/>
-          <w:lang w:val="en-GB"/>
-        </w:rPr>
-      </w:pPr>
-      <w:r>
-        <w:rPr>
-          <w:rFonts w:eastAsia="等线" w:hint="eastAsia"/>
-          <w:noProof/>
+          <w:rFonts w:eastAsia="宋体"/>
+          <w:lang w:val="en-GB"/>
+        </w:rPr>
+      </w:pPr>
+      <w:r>
+        <w:rPr>
+          <w:rFonts w:eastAsia="宋体" w:hint="eastAsia"/>
+          <w:lang w:val="en-GB"/>
         </w:rPr>
         <mc:AlternateContent>
           <mc:Choice Requires="wps">
@@ -2570,7 +2578,7 @@
           </mc:Choice>
           <mc:Fallback>
             <w:pict>
-              <v:shape w14:anchorId="3AE3C239" id="Connector: Elbow 34" o:spid="_x0000_s1026" type="#_x0000_t34" style="position:absolute;margin-left:69.85pt;margin-top:7.55pt;width:3.6pt;height:137.6pt;z-index:251694080;visibility:visible;mso-wrap-style:square;mso-width-percent:0;mso-height-percent:0;mso-wrap-distance-left:9pt;mso-wrap-distance-top:0;mso-wrap-distance-right:9pt;mso-wrap-distance-bottom:0;mso-position-horizontal:absolute;mso-position-horizontal-relative:text;mso-position-vertical:absolute;mso-position-vertical-relative:text;mso-width-percent:0;mso-height-percent:0;mso-width-relative:margin;mso-height-relative:margin" o:gfxdata="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" adj="-234963" strokecolor="black [3200]" strokeweight=".5pt">
+              <v:shape w14:anchorId="0613A8F6" id="Connector: Elbow 34" o:spid="_x0000_s1026" type="#_x0000_t34" style="position:absolute;margin-left:69.85pt;margin-top:7.55pt;width:3.6pt;height:137.6pt;z-index:251694080;visibility:visible;mso-wrap-style:square;mso-width-percent:0;mso-height-percent:0;mso-wrap-distance-left:9pt;mso-wrap-distance-top:0;mso-wrap-distance-right:9pt;mso-wrap-distance-bottom:0;mso-position-horizontal:absolute;mso-position-horizontal-relative:text;mso-position-vertical:absolute;mso-position-vertical-relative:text;mso-width-percent:0;mso-height-percent:0;mso-width-relative:margin;mso-height-relative:margin" o:gfxdata="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" adj="-234963" strokecolor="black [3200]" strokeweight=".5pt">
                 <v:stroke endarrow="block"/>
               </v:shape>
             </w:pict>
@@ -2579,8 +2587,8 @@
       </w:r>
       <w:r>
         <w:rPr>
-          <w:rFonts w:eastAsia="等线" w:hint="eastAsia"/>
-          <w:noProof/>
+          <w:rFonts w:eastAsia="宋体" w:hint="eastAsia"/>
+          <w:lang w:val="en-GB"/>
         </w:rPr>
         <mc:AlternateContent>
           <mc:Choice Requires="wps">
@@ -2643,7 +2651,7 @@
           </mc:Choice>
           <mc:Fallback>
             <w:pict>
-              <v:shape w14:anchorId="19A2CE4F" id="Straight Arrow Connector 31" o:spid="_x0000_s1026" type="#_x0000_t32" style="position:absolute;margin-left:225.2pt;margin-top:24pt;width:.2pt;height:43.2pt;z-index:-251658241;visibility:visible;mso-wrap-style:square;mso-width-percent:0;mso-height-percent:0;mso-wrap-distance-left:9pt;mso-wrap-distance-top:0;mso-wrap-distance-right:9pt;mso-wrap-distance-bottom:0;mso-position-horizontal:absolute;mso-position-horizontal-relative:text;mso-position-vertical:absolute;mso-position-vertical-relative:text;mso-width-percent:0;mso-height-percent:0;mso-width-relative:margin;mso-height-relative:margin" o:gfxdata="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" strokecolor="black [3200]" strokeweight=".5pt">
+              <v:shape w14:anchorId="661233E0" id="Straight Arrow Connector 31" o:spid="_x0000_s1026" type="#_x0000_t32" style="position:absolute;margin-left:225.2pt;margin-top:24pt;width:.2pt;height:43.2pt;z-index:-251658241;visibility:visible;mso-wrap-style:square;mso-width-percent:0;mso-height-percent:0;mso-wrap-distance-left:9pt;mso-wrap-distance-top:0;mso-wrap-distance-right:9pt;mso-wrap-distance-bottom:0;mso-position-horizontal:absolute;mso-position-horizontal-relative:text;mso-position-vertical:absolute;mso-position-vertical-relative:text;mso-width-percent:0;mso-height-percent:0;mso-width-relative:margin;mso-height-relative:margin" o:gfxdata="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" strokecolor="black [3200]" strokeweight=".5pt">
                 <v:stroke endarrow="block" joinstyle="miter"/>
               </v:shape>
             </w:pict>
@@ -2652,53 +2660,49 @@
       </w:r>
       <w:r>
         <w:rPr>
-          <w:rFonts w:eastAsia="等线" w:hint="eastAsia"/>
+          <w:rFonts w:eastAsia="宋体" w:hint="eastAsia"/>
+          <w:lang w:val="en-GB"/>
         </w:rPr>
         <w:t xml:space="preserve">Is </w:t>
       </w:r>
       <w:r>
         <w:rPr>
-          <w:rFonts w:eastAsia="等线" w:hint="eastAsia"/>
+          <w:rFonts w:eastAsia="宋体" w:hint="eastAsia"/>
+          <w:lang w:val="en-GB"/>
         </w:rPr>
         <w:t xml:space="preserve">the </w:t>
       </w:r>
       <w:r>
         <w:rPr>
-          <w:rFonts w:eastAsia="等线" w:hint="eastAsia"/>
+          <w:rFonts w:eastAsia="宋体" w:hint="eastAsia"/>
+          <w:lang w:val="en-GB"/>
         </w:rPr>
         <w:t xml:space="preserve">temperature </w:t>
       </w:r>
       <w:r>
         <w:rPr>
-          <w:rFonts w:eastAsia="等线" w:hint="eastAsia"/>
+          <w:rFonts w:eastAsia="宋体" w:hint="eastAsia"/>
+          <w:lang w:val="en-GB"/>
         </w:rPr>
         <w:t>below</w:t>
       </w:r>
       <w:r>
         <w:rPr>
-          <w:rFonts w:eastAsia="等线" w:hint="eastAsia"/>
+          <w:rFonts w:eastAsia="宋体" w:hint="eastAsia"/>
+          <w:lang w:val="en-GB"/>
         </w:rPr>
         <w:t xml:space="preserve"> 18</w:t>
       </w:r>
       <w:r>
         <w:rPr>
-          <w:rFonts w:ascii="Arial" w:eastAsia="宋体" w:hAnsi="Arial" w:cs="Arial"/>
-          <w:sz w:val="22"/>
-          <w:szCs w:val="22"/>
-          <w:lang w:val="en-GB" w:eastAsia="en-US"/>
-        </w:rPr>
-        <w:t xml:space="preserve"> </w:t>
-      </w:r>
-      <w:r>
-        <w:rPr>
-          <w:rFonts w:eastAsia="等线"/>
-          <w:lang w:val="en-GB"/>
-        </w:rPr>
-        <w:t>°C</w:t>
-      </w:r>
-      <w:r>
-        <w:rPr>
-          <w:rFonts w:eastAsia="等线" w:hint="eastAsia"/>
+          <w:rFonts w:eastAsia="宋体"/>
+          <w:lang w:val="en-GB"/>
+        </w:rPr>
+        <w:t xml:space="preserve"> °C</w:t>
+      </w:r>
+      <w:r>
+        <w:rPr>
+          <w:rFonts w:eastAsia="宋体" w:hint="eastAsia"/>
           <w:lang w:val="en-GB"/>
         </w:rPr>
         <w:t>?</w:t>
@@ -2709,14 +2713,14 @@
         <w:pStyle w:val="NormalWeb"/>
         <w:jc w:val="center"/>
         <w:rPr>
-          <w:rFonts w:eastAsia="等线"/>
-          <w:lang w:val="en-GB"/>
-        </w:rPr>
-      </w:pPr>
-      <w:r>
-        <w:rPr>
-          <w:rFonts w:eastAsia="等线"/>
-          <w:noProof/>
+          <w:rFonts w:eastAsia="宋体"/>
+          <w:lang w:val="en-GB"/>
+        </w:rPr>
+      </w:pPr>
+      <w:r>
+        <w:rPr>
+          <w:rFonts w:eastAsia="宋体"/>
+          <w:lang w:val="en-GB"/>
         </w:rPr>
         <mc:AlternateContent>
           <mc:Choice Requires="wps">
@@ -2826,14 +2830,13 @@
         <w:pStyle w:val="NormalWeb"/>
         <w:jc w:val="center"/>
         <w:rPr>
-          <w:rFonts w:eastAsia="等线"/>
-          <w:lang w:val="en-GB"/>
-        </w:rPr>
-      </w:pPr>
-      <w:r>
-        <w:rPr>
-          <w:rFonts w:eastAsia="等线"/>
-          <w:noProof/>
+          <w:rFonts w:eastAsia="宋体"/>
+          <w:lang w:val="en-GB"/>
+        </w:rPr>
+      </w:pPr>
+      <w:r>
+        <w:rPr>
+          <w:rFonts w:eastAsia="宋体"/>
           <w:lang w:val="en-GB"/>
         </w:rPr>
         <mc:AlternateContent>
@@ -2899,7 +2902,7 @@
           </mc:Choice>
           <mc:Fallback>
             <w:pict>
-              <v:rect w14:anchorId="0CF5F893" id="Rectangle 29" o:spid="_x0000_s1026" style="position:absolute;margin-left:57.75pt;margin-top:11.6pt;width:336.75pt;height:36pt;z-index:-251630592;visibility:visible;mso-wrap-style:square;mso-width-percent:0;mso-height-percent:0;mso-wrap-distance-left:9pt;mso-wrap-distance-top:0;mso-wrap-distance-right:9pt;mso-wrap-distance-bottom:0;mso-position-horizontal:absolute;mso-position-horizontal-relative:margin;mso-position-vertical:absolute;mso-position-vertical-relative:text;mso-width-percent:0;mso-height-percent:0;mso-width-relative:margin;mso-height-relative:margin;v-text-anchor:middle" o:gfxdata="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" fillcolor="white [3201]" strokecolor="black [3200]" strokeweight="1pt">
+              <v:rect w14:anchorId="30B294DB" id="Rectangle 29" o:spid="_x0000_s1026" style="position:absolute;margin-left:57.75pt;margin-top:11.6pt;width:336.75pt;height:36pt;z-index:-251630592;visibility:visible;mso-wrap-style:square;mso-width-percent:0;mso-height-percent:0;mso-wrap-distance-left:9pt;mso-wrap-distance-top:0;mso-wrap-distance-right:9pt;mso-wrap-distance-bottom:0;mso-position-horizontal:absolute;mso-position-horizontal-relative:margin;mso-position-vertical:absolute;mso-position-vertical-relative:text;mso-width-percent:0;mso-height-percent:0;mso-width-relative:margin;mso-height-relative:margin;v-text-anchor:middle" o:gfxdata="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" fillcolor="white [3201]" strokecolor="black [3200]" strokeweight="1pt">
                 <w10:wrap anchorx="margin"/>
               </v:rect>
             </w:pict>
@@ -2912,48 +2915,48 @@
         <w:pStyle w:val="NormalWeb"/>
         <w:jc w:val="center"/>
         <w:rPr>
-          <w:rFonts w:eastAsia="等线"/>
-          <w:lang w:val="en-GB"/>
-        </w:rPr>
-      </w:pPr>
-      <w:r>
-        <w:rPr>
-          <w:rFonts w:eastAsia="等线" w:hint="eastAsia"/>
+          <w:rFonts w:eastAsia="宋体"/>
+          <w:lang w:val="en-GB"/>
+        </w:rPr>
+      </w:pPr>
+      <w:r>
+        <w:rPr>
+          <w:rFonts w:eastAsia="宋体" w:hint="eastAsia"/>
           <w:lang w:val="en-GB"/>
         </w:rPr>
         <w:t>Yellow</w:t>
       </w:r>
       <w:r>
         <w:rPr>
-          <w:rFonts w:eastAsia="等线" w:hint="eastAsia"/>
+          <w:rFonts w:eastAsia="宋体" w:hint="eastAsia"/>
           <w:lang w:val="en-GB"/>
         </w:rPr>
         <w:t xml:space="preserve"> LED </w:t>
       </w:r>
       <w:r>
         <w:rPr>
-          <w:rFonts w:eastAsia="等线" w:hint="eastAsia"/>
+          <w:rFonts w:eastAsia="宋体" w:hint="eastAsia"/>
           <w:lang w:val="en-GB"/>
         </w:rPr>
         <w:t>blinks every 0.5s</w:t>
       </w:r>
       <w:r>
         <w:rPr>
-          <w:rFonts w:eastAsia="等线" w:hint="eastAsia"/>
+          <w:rFonts w:eastAsia="宋体" w:hint="eastAsia"/>
           <w:lang w:val="en-GB"/>
         </w:rPr>
         <w:t xml:space="preserve"> and turn off </w:t>
       </w:r>
       <w:r>
         <w:rPr>
-          <w:rFonts w:eastAsia="等线" w:hint="eastAsia"/>
+          <w:rFonts w:eastAsia="宋体" w:hint="eastAsia"/>
           <w:lang w:val="en-GB"/>
         </w:rPr>
         <w:t>green</w:t>
       </w:r>
       <w:r>
         <w:rPr>
-          <w:rFonts w:eastAsia="等线" w:hint="eastAsia"/>
+          <w:rFonts w:eastAsia="宋体" w:hint="eastAsia"/>
           <w:lang w:val="en-GB"/>
         </w:rPr>
         <w:t xml:space="preserve"> and red LEDs.</w:t>
@@ -2964,14 +2967,14 @@
         <w:pStyle w:val="NormalWeb"/>
         <w:jc w:val="center"/>
         <w:rPr>
-          <w:rFonts w:eastAsia="等线"/>
-          <w:lang w:val="en-GB"/>
-        </w:rPr>
-      </w:pPr>
-      <w:r>
-        <w:rPr>
-          <w:rFonts w:eastAsia="等线"/>
-          <w:noProof/>
+          <w:rFonts w:eastAsia="宋体"/>
+          <w:lang w:val="en-GB"/>
+        </w:rPr>
+      </w:pPr>
+      <w:r>
+        <w:rPr>
+          <w:rFonts w:eastAsia="宋体"/>
+          <w:lang w:val="en-GB"/>
         </w:rPr>
         <mc:AlternateContent>
           <mc:Choice Requires="wps">
@@ -3033,7 +3036,7 @@
           </mc:Choice>
           <mc:Fallback>
             <w:pict>
-              <v:shape w14:anchorId="57C4C1BF" id="Diamond 28" o:spid="_x0000_s1026" type="#_x0000_t4" style="position:absolute;margin-left:69.75pt;margin-top:15.55pt;width:312pt;height:36.75pt;z-index:-251632640;visibility:visible;mso-wrap-style:square;mso-width-percent:0;mso-wrap-distance-left:9pt;mso-wrap-distance-top:0;mso-wrap-distance-right:9pt;mso-wrap-distance-bottom:0;mso-position-horizontal:absolute;mso-position-horizontal-relative:margin;mso-position-vertical:absolute;mso-position-vertical-relative:text;mso-width-percent:0;mso-width-relative:margin;v-text-anchor:middle" o:gfxdata="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" fillcolor="white [3201]" strokecolor="black [3200]" strokeweight="1pt">
+              <v:shape w14:anchorId="6D70A30A" id="Diamond 28" o:spid="_x0000_s1026" type="#_x0000_t4" style="position:absolute;margin-left:69.75pt;margin-top:15.55pt;width:312pt;height:36.75pt;z-index:-251632640;visibility:visible;mso-wrap-style:square;mso-width-percent:0;mso-wrap-distance-left:9pt;mso-wrap-distance-top:0;mso-wrap-distance-right:9pt;mso-wrap-distance-bottom:0;mso-position-horizontal:absolute;mso-position-horizontal-relative:margin;mso-position-vertical:absolute;mso-position-vertical-relative:text;mso-width-percent:0;mso-width-relative:margin;v-text-anchor:middle" o:gfxdata="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" fillcolor="white [3201]" strokecolor="black [3200]" strokeweight="1pt">
                 <w10:wrap anchorx="margin"/>
               </v:shape>
             </w:pict>
@@ -3046,19 +3049,19 @@
         <w:pStyle w:val="NormalWeb"/>
         <w:jc w:val="center"/>
         <w:rPr>
-          <w:rFonts w:eastAsia="等线"/>
-          <w:lang w:val="en-GB"/>
-        </w:rPr>
-      </w:pPr>
-      <w:r>
-        <w:rPr>
-          <w:rFonts w:eastAsia="等线" w:hint="eastAsia"/>
-          <w:noProof/>
+          <w:rFonts w:eastAsia="宋体"/>
+          <w:lang w:val="en-GB"/>
+        </w:rPr>
+      </w:pPr>
+      <w:r>
+        <w:rPr>
+          <w:rFonts w:eastAsia="宋体" w:hint="eastAsia"/>
+          <w:lang w:val="en-GB"/>
         </w:rPr>
         <mc:AlternateContent>
           <mc:Choice Requires="wps">
             <w:drawing>
-              <wp:anchor distT="0" distB="0" distL="114300" distR="114300" simplePos="0" relativeHeight="251692032" behindDoc="0" locked="0" layoutInCell="1" allowOverlap="1" wp14:anchorId="3D761CE3" wp14:editId="336C0F94">
+              <wp:anchor distT="0" distB="0" distL="114300" distR="114300" simplePos="0" relativeHeight="251692032" behindDoc="0" locked="0" layoutInCell="1" allowOverlap="1" wp14:anchorId="3D761CE3" wp14:editId="36B55409">
                 <wp:simplePos x="0" y="0"/>
                 <wp:positionH relativeFrom="column">
                   <wp:posOffset>2857500</wp:posOffset>
@@ -3116,7 +3119,7 @@
           </mc:Choice>
           <mc:Fallback>
             <w:pict>
-              <v:shape w14:anchorId="31B66B2D" id="Straight Arrow Connector 32" o:spid="_x0000_s1026" type="#_x0000_t32" style="position:absolute;margin-left:225pt;margin-top:24.75pt;width:.2pt;height:36pt;z-index:251692032;visibility:visible;mso-wrap-style:square;mso-width-percent:0;mso-height-percent:0;mso-wrap-distance-left:9pt;mso-wrap-distance-top:0;mso-wrap-distance-right:9pt;mso-wrap-distance-bottom:0;mso-position-horizontal:absolute;mso-position-horizontal-relative:text;mso-position-vertical:absolute;mso-position-vertical-relative:text;mso-width-percent:0;mso-height-percent:0;mso-width-relative:margin;mso-height-relative:margin" o:gfxdata="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" strokecolor="black [3200]" strokeweight=".5pt">
+              <v:shape w14:anchorId="2F9DFE60" id="Straight Arrow Connector 32" o:spid="_x0000_s1026" type="#_x0000_t32" style="position:absolute;margin-left:225pt;margin-top:24.75pt;width:.2pt;height:36pt;z-index:251692032;visibility:visible;mso-wrap-style:square;mso-width-percent:0;mso-height-percent:0;mso-wrap-distance-left:9pt;mso-wrap-distance-top:0;mso-wrap-distance-right:9pt;mso-wrap-distance-bottom:0;mso-position-horizontal:absolute;mso-position-horizontal-relative:text;mso-position-vertical:absolute;mso-position-vertical-relative:text;mso-width-percent:0;mso-height-percent:0;mso-width-relative:margin;mso-height-relative:margin" o:gfxdata="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" strokecolor="black [3200]" strokeweight=".5pt">
                 <v:stroke endarrow="block" joinstyle="miter"/>
               </v:shape>
             </w:pict>
@@ -3125,47 +3128,42 @@
       </w:r>
       <w:r>
         <w:rPr>
-          <w:rFonts w:eastAsia="等线" w:hint="eastAsia"/>
+          <w:rFonts w:eastAsia="宋体" w:hint="eastAsia"/>
+          <w:lang w:val="en-GB"/>
         </w:rPr>
         <w:t xml:space="preserve">Is the temperature </w:t>
       </w:r>
       <w:r>
         <w:rPr>
-          <w:rFonts w:eastAsia="等线" w:hint="eastAsia"/>
+          <w:rFonts w:eastAsia="宋体" w:hint="eastAsia"/>
+          <w:lang w:val="en-GB"/>
         </w:rPr>
         <w:t>above</w:t>
       </w:r>
       <w:r>
         <w:rPr>
-          <w:rFonts w:eastAsia="等线" w:hint="eastAsia"/>
+          <w:rFonts w:eastAsia="宋体" w:hint="eastAsia"/>
+          <w:lang w:val="en-GB"/>
         </w:rPr>
         <w:t xml:space="preserve"> </w:t>
       </w:r>
       <w:r>
         <w:rPr>
-          <w:rFonts w:eastAsia="等线" w:hint="eastAsia"/>
+          <w:rFonts w:eastAsia="宋体" w:hint="eastAsia"/>
+          <w:lang w:val="en-GB"/>
         </w:rPr>
         <w:t>24</w:t>
       </w:r>
       <w:r>
         <w:rPr>
-          <w:rFonts w:ascii="Arial" w:eastAsia="宋体" w:hAnsi="Arial" w:cs="Arial"/>
-          <w:sz w:val="22"/>
-          <w:szCs w:val="22"/>
-          <w:lang w:val="en-GB" w:eastAsia="en-US"/>
-        </w:rPr>
-        <w:t xml:space="preserve"> </w:t>
-      </w:r>
-      <w:r>
-        <w:rPr>
-          <w:rFonts w:eastAsia="等线"/>
-          <w:lang w:val="en-GB"/>
-        </w:rPr>
-        <w:t>°C</w:t>
-      </w:r>
-      <w:r>
-        <w:rPr>
-          <w:rFonts w:eastAsia="等线" w:hint="eastAsia"/>
+          <w:rFonts w:eastAsia="宋体"/>
+          <w:lang w:val="en-GB"/>
+        </w:rPr>
+        <w:t xml:space="preserve"> °C</w:t>
+      </w:r>
+      <w:r>
+        <w:rPr>
+          <w:rFonts w:eastAsia="宋体" w:hint="eastAsia"/>
           <w:lang w:val="en-GB"/>
         </w:rPr>
         <w:t>?</w:t>
@@ -3176,28 +3174,32 @@
         <w:spacing w:line="259" w:lineRule="auto"/>
         <w:jc w:val="center"/>
         <w:rPr>
-          <w:color w:val="000000" w:themeColor="text1"/>
-          <w:lang w:eastAsia="zh-CN"/>
-        </w:rPr>
-      </w:pPr>
-      <w:r>
-        <w:rPr>
-          <w:rFonts w:eastAsia="等线"/>
-          <w:noProof/>
+          <w:rFonts w:ascii="Times New Roman" w:hAnsi="Times New Roman" w:cs="Times New Roman"/>
+          <w:sz w:val="24"/>
+          <w:szCs w:val="24"/>
+          <w:lang w:eastAsia="zh-CN"/>
+        </w:rPr>
+      </w:pPr>
+      <w:r>
+        <w:rPr>
+          <w:rFonts w:ascii="Times New Roman" w:hAnsi="Times New Roman" w:cs="Times New Roman"/>
+          <w:sz w:val="24"/>
+          <w:szCs w:val="24"/>
+          <w:lang w:eastAsia="zh-CN"/>
         </w:rPr>
         <mc:AlternateContent>
           <mc:Choice Requires="wps">
             <w:drawing>
-              <wp:anchor distT="45720" distB="45720" distL="114300" distR="114300" simplePos="0" relativeHeight="251706368" behindDoc="0" locked="0" layoutInCell="1" allowOverlap="1" wp14:anchorId="1063CE9C" wp14:editId="58BCA205">
+              <wp:anchor distT="45720" distB="45720" distL="114300" distR="114300" simplePos="0" relativeHeight="251706368" behindDoc="0" locked="0" layoutInCell="1" allowOverlap="1" wp14:anchorId="1063CE9C" wp14:editId="1E89E64A">
                 <wp:simplePos x="0" y="0"/>
                 <wp:positionH relativeFrom="column">
-                  <wp:posOffset>2924175</wp:posOffset>
+                  <wp:posOffset>2922905</wp:posOffset>
                 </wp:positionH>
                 <wp:positionV relativeFrom="paragraph">
-                  <wp:posOffset>67310</wp:posOffset>
+                  <wp:posOffset>66675</wp:posOffset>
                 </wp:positionV>
-                <wp:extent cx="457200" cy="352425"/>
-                <wp:effectExtent l="0" t="0" r="0" b="9525"/>
+                <wp:extent cx="457200" cy="242570"/>
+                <wp:effectExtent l="0" t="0" r="0" b="5080"/>
                 <wp:wrapSquare wrapText="bothSides"/>
                 <wp:docPr id="43" name="Text Box 2"/>
                 <wp:cNvGraphicFramePr>
@@ -3212,7 +3214,7 @@
                       <wps:spPr bwMode="auto">
                         <a:xfrm>
                           <a:off x="0" y="0"/>
-                          <a:ext cx="457200" cy="352425"/>
+                          <a:ext cx="457200" cy="242570"/>
                         </a:xfrm>
                         <a:prstGeom prst="rect">
                           <a:avLst/>
@@ -3262,7 +3264,7 @@
           </mc:Choice>
           <mc:Fallback>
             <w:pict>
-              <v:shape w14:anchorId="1063CE9C" id="_x0000_s1030" type="#_x0000_t202" style="position:absolute;left:0;text-align:left;margin-left:230.25pt;margin-top:5.3pt;width:36pt;height:27.75pt;z-index:251706368;visibility:visible;mso-wrap-style:square;mso-width-percent:0;mso-height-percent:0;mso-wrap-distance-left:9pt;mso-wrap-distance-top:3.6pt;mso-wrap-distance-right:9pt;mso-wrap-distance-bottom:3.6pt;mso-position-horizontal:absolute;mso-position-horizontal-relative:text;mso-position-vertical:absolute;mso-position-vertical-relative:text;mso-width-percent:0;mso-height-percent:0;mso-width-relative:margin;mso-height-relative:margin;v-text-anchor:top" o:gfxdata="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" stroked="f">
+              <v:shape w14:anchorId="1063CE9C" id="_x0000_s1030" type="#_x0000_t202" style="position:absolute;left:0;text-align:left;margin-left:230.15pt;margin-top:5.25pt;width:36pt;height:19.1pt;z-index:251706368;visibility:visible;mso-wrap-style:square;mso-width-percent:0;mso-height-percent:0;mso-wrap-distance-left:9pt;mso-wrap-distance-top:3.6pt;mso-wrap-distance-right:9pt;mso-wrap-distance-bottom:3.6pt;mso-position-horizontal:absolute;mso-position-horizontal-relative:text;mso-position-vertical:absolute;mso-position-vertical-relative:text;mso-width-percent:0;mso-height-percent:0;mso-width-relative:margin;mso-height-relative:margin;v-text-anchor:top" o:gfxdata="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" stroked="f">
                 <v:textbox>
                   <w:txbxContent>
                     <w:p>
@@ -3293,20 +3295,23 @@
         <w:spacing w:line="259" w:lineRule="auto"/>
         <w:jc w:val="center"/>
         <w:rPr>
-          <w:color w:val="000000" w:themeColor="text1"/>
-          <w:highlight w:val="cyan"/>
-          <w:lang w:eastAsia="zh-CN"/>
-        </w:rPr>
-      </w:pPr>
-      <w:r>
-        <w:rPr>
-          <w:rFonts w:eastAsia="等线"/>
-          <w:noProof/>
+          <w:rFonts w:ascii="Times New Roman" w:hAnsi="Times New Roman" w:cs="Times New Roman"/>
+          <w:sz w:val="24"/>
+          <w:szCs w:val="24"/>
+          <w:lang w:eastAsia="zh-CN"/>
+        </w:rPr>
+      </w:pPr>
+      <w:r>
+        <w:rPr>
+          <w:rFonts w:ascii="Times New Roman" w:hAnsi="Times New Roman" w:cs="Times New Roman"/>
+          <w:sz w:val="24"/>
+          <w:szCs w:val="24"/>
+          <w:lang w:eastAsia="zh-CN"/>
         </w:rPr>
         <mc:AlternateContent>
           <mc:Choice Requires="wps">
             <w:drawing>
-              <wp:anchor distT="0" distB="0" distL="114300" distR="114300" simplePos="0" relativeHeight="251687936" behindDoc="1" locked="0" layoutInCell="1" allowOverlap="1" wp14:anchorId="6FAB7831" wp14:editId="0BA825C1">
+              <wp:anchor distT="0" distB="0" distL="114300" distR="114300" simplePos="0" relativeHeight="251687936" behindDoc="1" locked="0" layoutInCell="1" allowOverlap="1" wp14:anchorId="6FAB7831" wp14:editId="089EF0D3">
                 <wp:simplePos x="0" y="0"/>
                 <wp:positionH relativeFrom="margin">
                   <wp:posOffset>733425</wp:posOffset>
@@ -3366,7 +3371,7 @@
           </mc:Choice>
           <mc:Fallback>
             <w:pict>
-              <v:rect w14:anchorId="26F00924" id="Rectangle 30" o:spid="_x0000_s1026" style="position:absolute;margin-left:57.75pt;margin-top:11.05pt;width:336.75pt;height:36pt;z-index:-251628544;visibility:visible;mso-wrap-style:square;mso-width-percent:0;mso-height-percent:0;mso-wrap-distance-left:9pt;mso-wrap-distance-top:0;mso-wrap-distance-right:9pt;mso-wrap-distance-bottom:0;mso-position-horizontal:absolute;mso-position-horizontal-relative:margin;mso-position-vertical:absolute;mso-position-vertical-relative:text;mso-width-percent:0;mso-height-percent:0;mso-width-relative:margin;mso-height-relative:margin;v-text-anchor:middle" o:gfxdata="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" fillcolor="white [3201]" strokecolor="black [3200]" strokeweight="1pt">
+              <v:rect w14:anchorId="21EB9769" id="Rectangle 30" o:spid="_x0000_s1026" style="position:absolute;margin-left:57.75pt;margin-top:11.05pt;width:336.75pt;height:36pt;z-index:-251628544;visibility:visible;mso-wrap-style:square;mso-width-percent:0;mso-height-percent:0;mso-wrap-distance-left:9pt;mso-wrap-distance-top:0;mso-wrap-distance-right:9pt;mso-wrap-distance-bottom:0;mso-position-horizontal:absolute;mso-position-horizontal-relative:margin;mso-position-vertical:absolute;mso-position-vertical-relative:text;mso-width-percent:0;mso-height-percent:0;mso-width-relative:margin;mso-height-relative:margin;v-text-anchor:middle" o:gfxdata="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" fillcolor="white [3201]" strokecolor="black [3200]" strokeweight="1pt">
                 <w10:wrap anchorx="margin"/>
               </v:rect>
             </w:pict>
@@ -3379,60 +3384,81 @@
         <w:spacing w:line="259" w:lineRule="auto"/>
         <w:jc w:val="center"/>
         <w:rPr>
-          <w:color w:val="000000" w:themeColor="text1"/>
-          <w:highlight w:val="cyan"/>
-          <w:lang w:eastAsia="zh-CN"/>
-        </w:rPr>
-      </w:pPr>
-      <w:r>
-        <w:rPr>
-          <w:rFonts w:eastAsia="等线" w:hint="eastAsia"/>
+          <w:rFonts w:ascii="Times New Roman" w:hAnsi="Times New Roman" w:cs="Times New Roman"/>
+          <w:sz w:val="24"/>
+          <w:szCs w:val="24"/>
+          <w:lang w:eastAsia="zh-CN"/>
+        </w:rPr>
+      </w:pPr>
+      <w:r>
+        <w:rPr>
+          <w:rFonts w:ascii="Times New Roman" w:hAnsi="Times New Roman" w:cs="Times New Roman" w:hint="eastAsia"/>
+          <w:sz w:val="24"/>
+          <w:szCs w:val="24"/>
           <w:lang w:eastAsia="zh-CN"/>
         </w:rPr>
         <w:t>Red</w:t>
       </w:r>
       <w:r>
         <w:rPr>
-          <w:rFonts w:eastAsia="等线" w:hint="eastAsia"/>
+          <w:rFonts w:ascii="Times New Roman" w:hAnsi="Times New Roman" w:cs="Times New Roman" w:hint="eastAsia"/>
+          <w:sz w:val="24"/>
+          <w:szCs w:val="24"/>
+          <w:lang w:eastAsia="zh-CN"/>
         </w:rPr>
         <w:t xml:space="preserve"> LED </w:t>
       </w:r>
       <w:r>
         <w:rPr>
-          <w:rFonts w:eastAsia="等线" w:hint="eastAsia"/>
+          <w:rFonts w:ascii="Times New Roman" w:hAnsi="Times New Roman" w:cs="Times New Roman" w:hint="eastAsia"/>
+          <w:sz w:val="24"/>
+          <w:szCs w:val="24"/>
           <w:lang w:eastAsia="zh-CN"/>
         </w:rPr>
         <w:t>blinks every 0.25s</w:t>
       </w:r>
       <w:r>
         <w:rPr>
-          <w:rFonts w:eastAsia="等线" w:hint="eastAsia"/>
+          <w:rFonts w:ascii="Times New Roman" w:hAnsi="Times New Roman" w:cs="Times New Roman" w:hint="eastAsia"/>
+          <w:sz w:val="24"/>
+          <w:szCs w:val="24"/>
+          <w:lang w:eastAsia="zh-CN"/>
         </w:rPr>
         <w:t xml:space="preserve"> and turn off </w:t>
       </w:r>
       <w:r>
         <w:rPr>
-          <w:rFonts w:eastAsia="等线" w:hint="eastAsia"/>
+          <w:rFonts w:ascii="Times New Roman" w:hAnsi="Times New Roman" w:cs="Times New Roman" w:hint="eastAsia"/>
+          <w:sz w:val="24"/>
+          <w:szCs w:val="24"/>
           <w:lang w:eastAsia="zh-CN"/>
         </w:rPr>
         <w:t>green</w:t>
       </w:r>
       <w:r>
         <w:rPr>
-          <w:rFonts w:eastAsia="等线" w:hint="eastAsia"/>
+          <w:rFonts w:ascii="Times New Roman" w:hAnsi="Times New Roman" w:cs="Times New Roman" w:hint="eastAsia"/>
+          <w:sz w:val="24"/>
+          <w:szCs w:val="24"/>
+          <w:lang w:eastAsia="zh-CN"/>
         </w:rPr>
         <w:t xml:space="preserve"> and </w:t>
       </w:r>
       <w:r>
         <w:rPr>
-          <w:rFonts w:eastAsia="等线" w:hint="eastAsia"/>
+          <w:rFonts w:ascii="Times New Roman" w:hAnsi="Times New Roman" w:cs="Times New Roman" w:hint="eastAsia"/>
+          <w:sz w:val="24"/>
+          <w:szCs w:val="24"/>
           <w:lang w:eastAsia="zh-CN"/>
         </w:rPr>
         <w:t>yellow</w:t>
       </w:r>
       <w:r>
         <w:rPr>
-          <w:rFonts w:eastAsia="等线" w:hint="eastAsia"/>
+          <w:rFonts w:ascii="Times New Roman" w:hAnsi="Times New Roman" w:cs="Times New Roman" w:hint="eastAsia"/>
+          <w:sz w:val="24"/>
+          <w:szCs w:val="24"/>
+          <w:lang w:eastAsia="zh-CN"/>
         </w:rPr>
         <w:t xml:space="preserve"> LEDs.</w:t>
       </w:r>
@@ -3468,6 +3494,7 @@
         </w:rPr>
         <w:t>)</w:t>
       </w:r>
+      <w:proofErr w:type="gramStart"/>
       <w:r>
         <w:rPr>
           <w:rFonts w:ascii="Times New Roman" w:hAnsi="Times New Roman" w:cs="Times New Roman" w:hint="eastAsia"/>
@@ -3493,7 +3520,17 @@
           <w:szCs w:val="24"/>
           <w:lang w:eastAsia="zh-CN"/>
         </w:rPr>
-        <w:t>Live Temperature Monitoring Graph</w:t>
+        <w:t>Live</w:t>
+      </w:r>
+      <w:proofErr w:type="gramEnd"/>
+      <w:r>
+        <w:rPr>
+          <w:rFonts w:ascii="Times New Roman" w:hAnsi="Times New Roman" w:cs="Times New Roman" w:hint="eastAsia"/>
+          <w:sz w:val="24"/>
+          <w:szCs w:val="24"/>
+          <w:lang w:eastAsia="zh-CN"/>
+        </w:rPr>
+        <w:t xml:space="preserve"> Temperature Monitoring Graph</w:t>
       </w:r>
       <w:r>
         <w:rPr>
@@ -3510,7 +3547,6 @@
         <w:spacing w:line="259" w:lineRule="auto"/>
         <w:jc w:val="center"/>
         <w:rPr>
-          <w:rFonts w:hint="eastAsia"/>
           <w:color w:val="000000" w:themeColor="text1"/>
           <w:highlight w:val="cyan"/>
           <w:lang w:eastAsia="zh-CN"/>
@@ -3573,6 +3609,3859 @@
           </wp:inline>
         </w:drawing>
       </w:r>
+    </w:p>
+    <w:p>
+      <w:pPr>
+        <w:spacing w:line="259" w:lineRule="auto"/>
+        <w:rPr>
+          <w:rFonts w:ascii="Times New Roman" w:hAnsi="Times New Roman" w:cs="Times New Roman"/>
+          <w:sz w:val="24"/>
+          <w:szCs w:val="24"/>
+          <w:lang w:eastAsia="zh-CN"/>
+        </w:rPr>
+      </w:pPr>
+      <w:r>
+        <w:rPr>
+          <w:rFonts w:hint="eastAsia"/>
+          <w:b/>
+          <w:bCs/>
+          <w:noProof/>
+          <w:color w:val="000000" w:themeColor="text1"/>
+          <w:sz w:val="32"/>
+          <w:szCs w:val="32"/>
+          <w:lang w:eastAsia="zh-CN"/>
+        </w:rPr>
+        <mc:AlternateContent>
+          <mc:Choice Requires="wps">
+            <w:drawing>
+              <wp:anchor distT="0" distB="0" distL="114300" distR="114300" simplePos="0" relativeHeight="251715584" behindDoc="1" locked="0" layoutInCell="1" allowOverlap="1" wp14:anchorId="42495242" wp14:editId="11E583EC">
+                <wp:simplePos x="0" y="0"/>
+                <wp:positionH relativeFrom="margin">
+                  <wp:posOffset>2333625</wp:posOffset>
+                </wp:positionH>
+                <wp:positionV relativeFrom="paragraph">
+                  <wp:posOffset>290830</wp:posOffset>
+                </wp:positionV>
+                <wp:extent cx="1047750" cy="342900"/>
+                <wp:effectExtent l="0" t="0" r="19050" b="19050"/>
+                <wp:wrapNone/>
+                <wp:docPr id="56" name="Rectangle 56"/>
+                <wp:cNvGraphicFramePr/>
+                <a:graphic xmlns:a="http://schemas.openxmlformats.org/drawingml/2006/main">
+                  <a:graphicData uri="http://schemas.microsoft.com/office/word/2010/wordprocessingShape">
+                    <wps:wsp>
+                      <wps:cNvSpPr/>
+                      <wps:spPr>
+                        <a:xfrm>
+                          <a:off x="0" y="0"/>
+                          <a:ext cx="1047750" cy="342900"/>
+                        </a:xfrm>
+                        <a:prstGeom prst="rect">
+                          <a:avLst/>
+                        </a:prstGeom>
+                      </wps:spPr>
+                      <wps:style>
+                        <a:lnRef idx="2">
+                          <a:schemeClr val="dk1"/>
+                        </a:lnRef>
+                        <a:fillRef idx="1">
+                          <a:schemeClr val="lt1"/>
+                        </a:fillRef>
+                        <a:effectRef idx="0">
+                          <a:schemeClr val="dk1"/>
+                        </a:effectRef>
+                        <a:fontRef idx="minor">
+                          <a:schemeClr val="dk1"/>
+                        </a:fontRef>
+                      </wps:style>
+                      <wps:bodyPr rot="0" spcFirstLastPara="0" vertOverflow="overflow" horzOverflow="overflow" vert="horz" wrap="square" lIns="91440" tIns="45720" rIns="91440" bIns="45720" numCol="1" spcCol="0" rtlCol="0" fromWordArt="0" anchor="ctr" anchorCtr="0" forceAA="0" compatLnSpc="1">
+                        <a:prstTxWarp prst="textNoShape">
+                          <a:avLst/>
+                        </a:prstTxWarp>
+                        <a:noAutofit/>
+                      </wps:bodyPr>
+                    </wps:wsp>
+                  </a:graphicData>
+                </a:graphic>
+                <wp14:sizeRelH relativeFrom="margin">
+                  <wp14:pctWidth>0</wp14:pctWidth>
+                </wp14:sizeRelH>
+                <wp14:sizeRelV relativeFrom="margin">
+                  <wp14:pctHeight>0</wp14:pctHeight>
+                </wp14:sizeRelV>
+              </wp:anchor>
+            </w:drawing>
+          </mc:Choice>
+          <mc:Fallback>
+            <w:pict>
+              <v:rect w14:anchorId="0119DE0A" id="Rectangle 56" o:spid="_x0000_s1026" style="position:absolute;margin-left:183.75pt;margin-top:22.9pt;width:82.5pt;height:27pt;z-index:-251600896;visibility:visible;mso-wrap-style:square;mso-width-percent:0;mso-height-percent:0;mso-wrap-distance-left:9pt;mso-wrap-distance-top:0;mso-wrap-distance-right:9pt;mso-wrap-distance-bottom:0;mso-position-horizontal:absolute;mso-position-horizontal-relative:margin;mso-position-vertical:absolute;mso-position-vertical-relative:text;mso-width-percent:0;mso-height-percent:0;mso-width-relative:margin;mso-height-relative:margin;v-text-anchor:middle" o:gfxdata="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" fillcolor="white [3201]" strokecolor="black [3200]" strokeweight="1pt">
+                <w10:wrap anchorx="margin"/>
+              </v:rect>
+            </w:pict>
+          </mc:Fallback>
+        </mc:AlternateContent>
+      </w:r>
+      <w:r>
+        <w:rPr>
+          <w:rFonts w:ascii="Times New Roman" w:hAnsi="Times New Roman" w:cs="Times New Roman" w:hint="eastAsia"/>
+          <w:sz w:val="24"/>
+          <w:szCs w:val="24"/>
+          <w:lang w:val="en-US" w:eastAsia="zh-CN"/>
+        </w:rPr>
+        <w:t>g</w:t>
+      </w:r>
+      <w:r>
+        <w:rPr>
+          <w:rFonts w:ascii="Times New Roman" w:hAnsi="Times New Roman" w:cs="Times New Roman"/>
+          <w:sz w:val="24"/>
+          <w:szCs w:val="24"/>
+          <w:lang w:eastAsia="zh-CN"/>
+        </w:rPr>
+        <w:t>)</w:t>
+      </w:r>
+      <w:r>
+        <w:rPr>
+          <w:rFonts w:ascii="Times New Roman" w:hAnsi="Times New Roman" w:cs="Times New Roman" w:hint="eastAsia"/>
+          <w:sz w:val="24"/>
+          <w:szCs w:val="24"/>
+          <w:lang w:eastAsia="zh-CN"/>
+        </w:rPr>
+        <w:t xml:space="preserve"> </w:t>
+      </w:r>
+      <w:r>
+        <w:rPr>
+          <w:rFonts w:ascii="Times New Roman" w:hAnsi="Times New Roman" w:cs="Times New Roman" w:hint="eastAsia"/>
+          <w:sz w:val="24"/>
+          <w:szCs w:val="24"/>
+          <w:lang w:eastAsia="zh-CN"/>
+        </w:rPr>
+        <w:t xml:space="preserve">Second, updated </w:t>
+      </w:r>
+      <w:r>
+        <w:rPr>
+          <w:rFonts w:ascii="Times New Roman" w:hAnsi="Times New Roman" w:cs="Times New Roman" w:hint="eastAsia"/>
+          <w:sz w:val="24"/>
+          <w:szCs w:val="24"/>
+          <w:lang w:eastAsia="zh-CN"/>
+        </w:rPr>
+        <w:t>Flowchart:</w:t>
+      </w:r>
+    </w:p>
+    <w:p>
+      <w:pPr>
+        <w:pStyle w:val="NormalWeb"/>
+        <w:jc w:val="center"/>
+        <w:rPr>
+          <w:rFonts w:eastAsia="宋体"/>
+          <w:lang w:val="en-GB"/>
+        </w:rPr>
+      </w:pPr>
+      <w:r>
+        <w:rPr>
+          <w:rFonts w:eastAsia="宋体" w:hint="eastAsia"/>
+          <w:lang w:val="en-GB"/>
+        </w:rPr>
+        <mc:AlternateContent>
+          <mc:Choice Requires="wps">
+            <w:drawing>
+              <wp:anchor distT="0" distB="0" distL="114300" distR="114300" simplePos="0" relativeHeight="251716608" behindDoc="1" locked="0" layoutInCell="1" allowOverlap="1" wp14:anchorId="2D02B553" wp14:editId="25FD9D86">
+                <wp:simplePos x="0" y="0"/>
+                <wp:positionH relativeFrom="column">
+                  <wp:posOffset>2867025</wp:posOffset>
+                </wp:positionH>
+                <wp:positionV relativeFrom="paragraph">
+                  <wp:posOffset>359496</wp:posOffset>
+                </wp:positionV>
+                <wp:extent cx="2540" cy="210312"/>
+                <wp:effectExtent l="76200" t="0" r="73660" b="56515"/>
+                <wp:wrapNone/>
+                <wp:docPr id="57" name="Straight Arrow Connector 57"/>
+                <wp:cNvGraphicFramePr/>
+                <a:graphic xmlns:a="http://schemas.openxmlformats.org/drawingml/2006/main">
+                  <a:graphicData uri="http://schemas.microsoft.com/office/word/2010/wordprocessingShape">
+                    <wps:wsp>
+                      <wps:cNvCnPr/>
+                      <wps:spPr>
+                        <a:xfrm>
+                          <a:off x="0" y="0"/>
+                          <a:ext cx="2540" cy="210312"/>
+                        </a:xfrm>
+                        <a:prstGeom prst="straightConnector1">
+                          <a:avLst/>
+                        </a:prstGeom>
+                        <a:ln>
+                          <a:tailEnd type="triangle"/>
+                        </a:ln>
+                      </wps:spPr>
+                      <wps:style>
+                        <a:lnRef idx="1">
+                          <a:schemeClr val="dk1"/>
+                        </a:lnRef>
+                        <a:fillRef idx="0">
+                          <a:schemeClr val="dk1"/>
+                        </a:fillRef>
+                        <a:effectRef idx="0">
+                          <a:schemeClr val="dk1"/>
+                        </a:effectRef>
+                        <a:fontRef idx="minor">
+                          <a:schemeClr val="tx1"/>
+                        </a:fontRef>
+                      </wps:style>
+                      <wps:bodyPr/>
+                    </wps:wsp>
+                  </a:graphicData>
+                </a:graphic>
+                <wp14:sizeRelH relativeFrom="margin">
+                  <wp14:pctWidth>0</wp14:pctWidth>
+                </wp14:sizeRelH>
+                <wp14:sizeRelV relativeFrom="margin">
+                  <wp14:pctHeight>0</wp14:pctHeight>
+                </wp14:sizeRelV>
+              </wp:anchor>
+            </w:drawing>
+          </mc:Choice>
+          <mc:Fallback>
+            <w:pict>
+              <v:shape w14:anchorId="35757DBA" id="Straight Arrow Connector 57" o:spid="_x0000_s1026" type="#_x0000_t32" style="position:absolute;margin-left:225.75pt;margin-top:28.3pt;width:.2pt;height:16.55pt;z-index:-251599872;visibility:visible;mso-wrap-style:square;mso-width-percent:0;mso-height-percent:0;mso-wrap-distance-left:9pt;mso-wrap-distance-top:0;mso-wrap-distance-right:9pt;mso-wrap-distance-bottom:0;mso-position-horizontal:absolute;mso-position-horizontal-relative:text;mso-position-vertical:absolute;mso-position-vertical-relative:text;mso-width-percent:0;mso-height-percent:0;mso-width-relative:margin;mso-height-relative:margin" o:gfxdata="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" strokecolor="black [3200]" strokeweight=".5pt">
+                <v:stroke endarrow="block" joinstyle="miter"/>
+              </v:shape>
+            </w:pict>
+          </mc:Fallback>
+        </mc:AlternateContent>
+      </w:r>
+      <w:r>
+        <w:rPr>
+          <w:rFonts w:eastAsia="宋体" w:hint="eastAsia"/>
+          <w:lang w:val="en-GB"/>
+        </w:rPr>
+        <w:t>Start</w:t>
+      </w:r>
+    </w:p>
+    <w:p>
+      <w:pPr>
+        <w:spacing w:line="259" w:lineRule="auto"/>
+        <w:jc w:val="center"/>
+        <w:rPr>
+          <w:rFonts w:ascii="Times New Roman" w:hAnsi="Times New Roman" w:cs="Times New Roman"/>
+          <w:sz w:val="24"/>
+          <w:szCs w:val="24"/>
+          <w:lang w:eastAsia="zh-CN"/>
+        </w:rPr>
+      </w:pPr>
+      <w:r>
+        <w:rPr>
+          <w:rFonts w:ascii="Times New Roman" w:hAnsi="Times New Roman" w:cs="Times New Roman"/>
+          <w:sz w:val="24"/>
+          <w:szCs w:val="24"/>
+          <w:lang w:eastAsia="zh-CN"/>
+        </w:rPr>
+        <mc:AlternateContent>
+          <mc:Choice Requires="wps">
+            <w:drawing>
+              <wp:anchor distT="0" distB="0" distL="114300" distR="114300" simplePos="0" relativeHeight="251721728" behindDoc="1" locked="0" layoutInCell="1" allowOverlap="1" wp14:anchorId="2A2333C9" wp14:editId="6D444A30">
+                <wp:simplePos x="0" y="0"/>
+                <wp:positionH relativeFrom="margin">
+                  <wp:posOffset>314833</wp:posOffset>
+                </wp:positionH>
+                <wp:positionV relativeFrom="paragraph">
+                  <wp:posOffset>138252</wp:posOffset>
+                </wp:positionV>
+                <wp:extent cx="5094732" cy="914400"/>
+                <wp:effectExtent l="0" t="0" r="10795" b="19050"/>
+                <wp:wrapNone/>
+                <wp:docPr id="60" name="Rectangle 60"/>
+                <wp:cNvGraphicFramePr/>
+                <a:graphic xmlns:a="http://schemas.openxmlformats.org/drawingml/2006/main">
+                  <a:graphicData uri="http://schemas.microsoft.com/office/word/2010/wordprocessingShape">
+                    <wps:wsp>
+                      <wps:cNvSpPr/>
+                      <wps:spPr>
+                        <a:xfrm>
+                          <a:off x="0" y="0"/>
+                          <a:ext cx="5094732" cy="914400"/>
+                        </a:xfrm>
+                        <a:prstGeom prst="rect">
+                          <a:avLst/>
+                        </a:prstGeom>
+                      </wps:spPr>
+                      <wps:style>
+                        <a:lnRef idx="2">
+                          <a:schemeClr val="dk1"/>
+                        </a:lnRef>
+                        <a:fillRef idx="1">
+                          <a:schemeClr val="lt1"/>
+                        </a:fillRef>
+                        <a:effectRef idx="0">
+                          <a:schemeClr val="dk1"/>
+                        </a:effectRef>
+                        <a:fontRef idx="minor">
+                          <a:schemeClr val="dk1"/>
+                        </a:fontRef>
+                      </wps:style>
+                      <wps:bodyPr rot="0" spcFirstLastPara="0" vertOverflow="overflow" horzOverflow="overflow" vert="horz" wrap="square" lIns="91440" tIns="45720" rIns="91440" bIns="45720" numCol="1" spcCol="0" rtlCol="0" fromWordArt="0" anchor="ctr" anchorCtr="0" forceAA="0" compatLnSpc="1">
+                        <a:prstTxWarp prst="textNoShape">
+                          <a:avLst/>
+                        </a:prstTxWarp>
+                        <a:noAutofit/>
+                      </wps:bodyPr>
+                    </wps:wsp>
+                  </a:graphicData>
+                </a:graphic>
+                <wp14:sizeRelH relativeFrom="margin">
+                  <wp14:pctWidth>0</wp14:pctWidth>
+                </wp14:sizeRelH>
+                <wp14:sizeRelV relativeFrom="margin">
+                  <wp14:pctHeight>0</wp14:pctHeight>
+                </wp14:sizeRelV>
+              </wp:anchor>
+            </w:drawing>
+          </mc:Choice>
+          <mc:Fallback>
+            <w:pict>
+              <v:rect w14:anchorId="7BCAC805" id="Rectangle 60" o:spid="_x0000_s1026" style="position:absolute;margin-left:24.8pt;margin-top:10.9pt;width:401.15pt;height:1in;z-index:-251594752;visibility:visible;mso-wrap-style:square;mso-width-percent:0;mso-height-percent:0;mso-wrap-distance-left:9pt;mso-wrap-distance-top:0;mso-wrap-distance-right:9pt;mso-wrap-distance-bottom:0;mso-position-horizontal:absolute;mso-position-horizontal-relative:margin;mso-position-vertical:absolute;mso-position-vertical-relative:text;mso-width-percent:0;mso-height-percent:0;mso-width-relative:margin;mso-height-relative:margin;v-text-anchor:middle" o:gfxdata="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" fillcolor="white [3201]" strokecolor="black [3200]" strokeweight="1pt">
+                <w10:wrap anchorx="margin"/>
+              </v:rect>
+            </w:pict>
+          </mc:Fallback>
+        </mc:AlternateContent>
+      </w:r>
+    </w:p>
+    <w:p>
+      <w:pPr>
+        <w:pStyle w:val="NormalWeb"/>
+        <w:jc w:val="center"/>
+        <w:rPr>
+          <w:rFonts w:eastAsia="宋体"/>
+          <w:lang w:val="en-GB"/>
+        </w:rPr>
+      </w:pPr>
+      <w:r>
+        <w:rPr>
+          <w:rFonts w:eastAsia="宋体" w:hint="eastAsia"/>
+          <w:lang w:val="en-GB"/>
+        </w:rPr>
+        <w:t xml:space="preserve">Connect </w:t>
+      </w:r>
+      <w:r>
+        <w:rPr>
+          <w:rFonts w:eastAsia="宋体"/>
+          <w:lang w:val="en-GB"/>
+        </w:rPr>
+        <w:t>green LED (D9), yellow LED (D10), red LED (D11),</w:t>
+      </w:r>
+    </w:p>
+    <w:p>
+      <w:pPr>
+        <w:pStyle w:val="NormalWeb"/>
+        <w:jc w:val="center"/>
+        <w:rPr>
+          <w:rFonts w:eastAsia="宋体"/>
+          <w:lang w:val="en-GB"/>
+        </w:rPr>
+      </w:pPr>
+      <w:r>
+        <w:rPr>
+          <w:rFonts w:eastAsia="宋体" w:hint="eastAsia"/>
+          <w:lang w:val="en-GB"/>
+        </w:rPr>
+        <w:t>and</w:t>
+      </w:r>
+      <w:r>
+        <w:rPr>
+          <w:rFonts w:eastAsia="宋体" w:hint="eastAsia"/>
+          <w:lang w:val="en-GB"/>
+        </w:rPr>
+        <mc:AlternateContent>
+          <mc:Choice Requires="wps">
+            <w:drawing>
+              <wp:anchor distT="0" distB="0" distL="114300" distR="114300" simplePos="0" relativeHeight="251719680" behindDoc="1" locked="0" layoutInCell="1" allowOverlap="1" wp14:anchorId="30A340F0" wp14:editId="1B966F4F">
+                <wp:simplePos x="0" y="0"/>
+                <wp:positionH relativeFrom="column">
+                  <wp:posOffset>2859593</wp:posOffset>
+                </wp:positionH>
+                <wp:positionV relativeFrom="paragraph">
+                  <wp:posOffset>330744</wp:posOffset>
+                </wp:positionV>
+                <wp:extent cx="2540" cy="210185"/>
+                <wp:effectExtent l="76200" t="0" r="73660" b="56515"/>
+                <wp:wrapNone/>
+                <wp:docPr id="58" name="Straight Arrow Connector 58"/>
+                <wp:cNvGraphicFramePr/>
+                <a:graphic xmlns:a="http://schemas.openxmlformats.org/drawingml/2006/main">
+                  <a:graphicData uri="http://schemas.microsoft.com/office/word/2010/wordprocessingShape">
+                    <wps:wsp>
+                      <wps:cNvCnPr/>
+                      <wps:spPr>
+                        <a:xfrm>
+                          <a:off x="0" y="0"/>
+                          <a:ext cx="2540" cy="210185"/>
+                        </a:xfrm>
+                        <a:prstGeom prst="straightConnector1">
+                          <a:avLst/>
+                        </a:prstGeom>
+                        <a:ln>
+                          <a:tailEnd type="triangle"/>
+                        </a:ln>
+                      </wps:spPr>
+                      <wps:style>
+                        <a:lnRef idx="1">
+                          <a:schemeClr val="dk1"/>
+                        </a:lnRef>
+                        <a:fillRef idx="0">
+                          <a:schemeClr val="dk1"/>
+                        </a:fillRef>
+                        <a:effectRef idx="0">
+                          <a:schemeClr val="dk1"/>
+                        </a:effectRef>
+                        <a:fontRef idx="minor">
+                          <a:schemeClr val="tx1"/>
+                        </a:fontRef>
+                      </wps:style>
+                      <wps:bodyPr/>
+                    </wps:wsp>
+                  </a:graphicData>
+                </a:graphic>
+                <wp14:sizeRelH relativeFrom="margin">
+                  <wp14:pctWidth>0</wp14:pctWidth>
+                </wp14:sizeRelH>
+                <wp14:sizeRelV relativeFrom="margin">
+                  <wp14:pctHeight>0</wp14:pctHeight>
+                </wp14:sizeRelV>
+              </wp:anchor>
+            </w:drawing>
+          </mc:Choice>
+          <mc:Fallback>
+            <w:pict>
+              <v:shape w14:anchorId="38DAA200" id="Straight Arrow Connector 58" o:spid="_x0000_s1026" type="#_x0000_t32" style="position:absolute;margin-left:225.15pt;margin-top:26.05pt;width:.2pt;height:16.55pt;z-index:-251596800;visibility:visible;mso-wrap-style:square;mso-width-percent:0;mso-height-percent:0;mso-wrap-distance-left:9pt;mso-wrap-distance-top:0;mso-wrap-distance-right:9pt;mso-wrap-distance-bottom:0;mso-position-horizontal:absolute;mso-position-horizontal-relative:text;mso-position-vertical:absolute;mso-position-vertical-relative:text;mso-width-percent:0;mso-height-percent:0;mso-width-relative:margin;mso-height-relative:margin" o:gfxdata="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" strokecolor="black [3200]" strokeweight=".5pt">
+                <v:stroke endarrow="block" joinstyle="miter"/>
+              </v:shape>
+            </w:pict>
+          </mc:Fallback>
+        </mc:AlternateContent>
+      </w:r>
+      <w:r>
+        <w:rPr>
+          <w:rFonts w:eastAsia="宋体" w:hint="eastAsia"/>
+          <w:lang w:val="en-GB"/>
+        </w:rPr>
+        <w:t xml:space="preserve"> temperature sensor to the Arduino on the breadboard.</w:t>
+      </w:r>
+    </w:p>
+    <w:p>
+      <w:pPr>
+        <w:pStyle w:val="NormalWeb"/>
+        <w:rPr>
+          <w:rFonts w:eastAsia="宋体"/>
+          <w:lang w:val="en-GB"/>
+        </w:rPr>
+      </w:pPr>
+      <w:r>
+        <w:rPr>
+          <w:rFonts w:eastAsia="宋体"/>
+          <w:lang w:val="en-GB"/>
+        </w:rPr>
+        <mc:AlternateContent>
+          <mc:Choice Requires="wps">
+            <w:drawing>
+              <wp:anchor distT="0" distB="0" distL="114300" distR="114300" simplePos="0" relativeHeight="251718656" behindDoc="1" locked="0" layoutInCell="1" allowOverlap="1" wp14:anchorId="303A56DB" wp14:editId="40CFAB41">
+                <wp:simplePos x="0" y="0"/>
+                <wp:positionH relativeFrom="margin">
+                  <wp:posOffset>1828735</wp:posOffset>
+                </wp:positionH>
+                <wp:positionV relativeFrom="paragraph">
+                  <wp:posOffset>202475</wp:posOffset>
+                </wp:positionV>
+                <wp:extent cx="2145600" cy="457200"/>
+                <wp:effectExtent l="0" t="0" r="26670" b="19050"/>
+                <wp:wrapNone/>
+                <wp:docPr id="59" name="Rectangle 59"/>
+                <wp:cNvGraphicFramePr/>
+                <a:graphic xmlns:a="http://schemas.openxmlformats.org/drawingml/2006/main">
+                  <a:graphicData uri="http://schemas.microsoft.com/office/word/2010/wordprocessingShape">
+                    <wps:wsp>
+                      <wps:cNvSpPr/>
+                      <wps:spPr>
+                        <a:xfrm>
+                          <a:off x="0" y="0"/>
+                          <a:ext cx="2145600" cy="457200"/>
+                        </a:xfrm>
+                        <a:prstGeom prst="rect">
+                          <a:avLst/>
+                        </a:prstGeom>
+                      </wps:spPr>
+                      <wps:style>
+                        <a:lnRef idx="2">
+                          <a:schemeClr val="dk1"/>
+                        </a:lnRef>
+                        <a:fillRef idx="1">
+                          <a:schemeClr val="lt1"/>
+                        </a:fillRef>
+                        <a:effectRef idx="0">
+                          <a:schemeClr val="dk1"/>
+                        </a:effectRef>
+                        <a:fontRef idx="minor">
+                          <a:schemeClr val="dk1"/>
+                        </a:fontRef>
+                      </wps:style>
+                      <wps:bodyPr rot="0" spcFirstLastPara="0" vertOverflow="overflow" horzOverflow="overflow" vert="horz" wrap="square" lIns="91440" tIns="45720" rIns="91440" bIns="45720" numCol="1" spcCol="0" rtlCol="0" fromWordArt="0" anchor="ctr" anchorCtr="0" forceAA="0" compatLnSpc="1">
+                        <a:prstTxWarp prst="textNoShape">
+                          <a:avLst/>
+                        </a:prstTxWarp>
+                        <a:noAutofit/>
+                      </wps:bodyPr>
+                    </wps:wsp>
+                  </a:graphicData>
+                </a:graphic>
+                <wp14:sizeRelH relativeFrom="margin">
+                  <wp14:pctWidth>0</wp14:pctWidth>
+                </wp14:sizeRelH>
+                <wp14:sizeRelV relativeFrom="margin">
+                  <wp14:pctHeight>0</wp14:pctHeight>
+                </wp14:sizeRelV>
+              </wp:anchor>
+            </w:drawing>
+          </mc:Choice>
+          <mc:Fallback>
+            <w:pict>
+              <v:rect w14:anchorId="2265F2BD" id="Rectangle 59" o:spid="_x0000_s1026" style="position:absolute;margin-left:2in;margin-top:15.95pt;width:168.95pt;height:36pt;z-index:-251597824;visibility:visible;mso-wrap-style:square;mso-width-percent:0;mso-height-percent:0;mso-wrap-distance-left:9pt;mso-wrap-distance-top:0;mso-wrap-distance-right:9pt;mso-wrap-distance-bottom:0;mso-position-horizontal:absolute;mso-position-horizontal-relative:margin;mso-position-vertical:absolute;mso-position-vertical-relative:text;mso-width-percent:0;mso-height-percent:0;mso-width-relative:margin;mso-height-relative:margin;v-text-anchor:middle" o:gfxdata="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" fillcolor="white [3201]" strokecolor="black [3200]" strokeweight="1pt">
+                <w10:wrap anchorx="margin"/>
+              </v:rect>
+            </w:pict>
+          </mc:Fallback>
+        </mc:AlternateContent>
+      </w:r>
+    </w:p>
+    <w:p>
+      <w:pPr>
+        <w:spacing w:line="259" w:lineRule="auto"/>
+        <w:jc w:val="center"/>
+        <w:rPr>
+          <w:rFonts w:ascii="Times New Roman" w:hAnsi="Times New Roman" w:cs="Times New Roman"/>
+          <w:sz w:val="24"/>
+          <w:szCs w:val="24"/>
+          <w:lang w:eastAsia="zh-CN"/>
+        </w:rPr>
+      </w:pPr>
+      <w:r>
+        <w:rPr>
+          <w:rFonts w:ascii="Times New Roman" w:hAnsi="Times New Roman" w:cs="Times New Roman" w:hint="eastAsia"/>
+          <w:sz w:val="24"/>
+          <w:szCs w:val="24"/>
+          <w:lang w:eastAsia="zh-CN"/>
+        </w:rPr>
+        <w:t>T</w:t>
+      </w:r>
+      <w:r>
+        <w:rPr>
+          <w:rFonts w:ascii="Times New Roman" w:hAnsi="Times New Roman" w:cs="Times New Roman"/>
+          <w:sz w:val="24"/>
+          <w:szCs w:val="24"/>
+          <w:lang w:eastAsia="zh-CN"/>
+        </w:rPr>
+        <w:t>urn all LEDs OFF</w:t>
+      </w:r>
+    </w:p>
+    <w:p>
+      <w:pPr>
+        <w:spacing w:line="259" w:lineRule="auto"/>
+        <w:jc w:val="center"/>
+        <w:rPr>
+          <w:rFonts w:ascii="Times New Roman" w:hAnsi="Times New Roman" w:cs="Times New Roman"/>
+          <w:sz w:val="24"/>
+          <w:szCs w:val="24"/>
+          <w:lang w:eastAsia="zh-CN"/>
+        </w:rPr>
+      </w:pPr>
+      <w:r>
+        <w:rPr>
+          <w:rFonts w:ascii="Times New Roman" w:hAnsi="Times New Roman" w:cs="Times New Roman" w:hint="eastAsia"/>
+          <w:sz w:val="24"/>
+          <w:szCs w:val="24"/>
+          <w:lang w:eastAsia="zh-CN"/>
+        </w:rPr>
+        <mc:AlternateContent>
+          <mc:Choice Requires="wps">
+            <w:drawing>
+              <wp:anchor distT="0" distB="0" distL="114300" distR="114300" simplePos="0" relativeHeight="251756544" behindDoc="1" locked="0" layoutInCell="1" allowOverlap="1" wp14:anchorId="7CB077AE" wp14:editId="6B0D907E">
+                <wp:simplePos x="0" y="0"/>
+                <wp:positionH relativeFrom="column">
+                  <wp:posOffset>2855400</wp:posOffset>
+                </wp:positionH>
+                <wp:positionV relativeFrom="paragraph">
+                  <wp:posOffset>14880</wp:posOffset>
+                </wp:positionV>
+                <wp:extent cx="0" cy="434245"/>
+                <wp:effectExtent l="76200" t="0" r="57150" b="61595"/>
+                <wp:wrapNone/>
+                <wp:docPr id="215" name="Straight Arrow Connector 215"/>
+                <wp:cNvGraphicFramePr/>
+                <a:graphic xmlns:a="http://schemas.openxmlformats.org/drawingml/2006/main">
+                  <a:graphicData uri="http://schemas.microsoft.com/office/word/2010/wordprocessingShape">
+                    <wps:wsp>
+                      <wps:cNvCnPr/>
+                      <wps:spPr>
+                        <a:xfrm flipH="1">
+                          <a:off x="0" y="0"/>
+                          <a:ext cx="0" cy="434245"/>
+                        </a:xfrm>
+                        <a:prstGeom prst="straightConnector1">
+                          <a:avLst/>
+                        </a:prstGeom>
+                        <a:ln>
+                          <a:tailEnd type="triangle"/>
+                        </a:ln>
+                      </wps:spPr>
+                      <wps:style>
+                        <a:lnRef idx="1">
+                          <a:schemeClr val="dk1"/>
+                        </a:lnRef>
+                        <a:fillRef idx="0">
+                          <a:schemeClr val="dk1"/>
+                        </a:fillRef>
+                        <a:effectRef idx="0">
+                          <a:schemeClr val="dk1"/>
+                        </a:effectRef>
+                        <a:fontRef idx="minor">
+                          <a:schemeClr val="tx1"/>
+                        </a:fontRef>
+                      </wps:style>
+                      <wps:bodyPr/>
+                    </wps:wsp>
+                  </a:graphicData>
+                </a:graphic>
+                <wp14:sizeRelH relativeFrom="margin">
+                  <wp14:pctWidth>0</wp14:pctWidth>
+                </wp14:sizeRelH>
+                <wp14:sizeRelV relativeFrom="margin">
+                  <wp14:pctHeight>0</wp14:pctHeight>
+                </wp14:sizeRelV>
+              </wp:anchor>
+            </w:drawing>
+          </mc:Choice>
+          <mc:Fallback>
+            <w:pict>
+              <v:shape w14:anchorId="166B8712" id="Straight Arrow Connector 215" o:spid="_x0000_s1026" type="#_x0000_t32" style="position:absolute;margin-left:224.85pt;margin-top:1.15pt;width:0;height:34.2pt;flip:x;z-index:-251559936;visibility:visible;mso-wrap-style:square;mso-width-percent:0;mso-height-percent:0;mso-wrap-distance-left:9pt;mso-wrap-distance-top:0;mso-wrap-distance-right:9pt;mso-wrap-distance-bottom:0;mso-position-horizontal:absolute;mso-position-horizontal-relative:text;mso-position-vertical:absolute;mso-position-vertical-relative:text;mso-width-percent:0;mso-height-percent:0;mso-width-relative:margin;mso-height-relative:margin" o:gfxdata="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" strokecolor="black [3200]" strokeweight=".5pt">
+                <v:stroke endarrow="block" joinstyle="miter"/>
+              </v:shape>
+            </w:pict>
+          </mc:Fallback>
+        </mc:AlternateContent>
+      </w:r>
+    </w:p>
+    <w:p>
+      <w:pPr>
+        <w:spacing w:line="259" w:lineRule="auto"/>
+        <w:jc w:val="center"/>
+        <w:rPr>
+          <w:rFonts w:ascii="Times New Roman" w:hAnsi="Times New Roman" w:cs="Times New Roman" w:hint="eastAsia"/>
+          <w:sz w:val="24"/>
+          <w:szCs w:val="24"/>
+          <w:lang w:eastAsia="zh-CN"/>
+        </w:rPr>
+      </w:pPr>
+      <w:r>
+        <w:rPr>
+          <w:rFonts w:ascii="Times New Roman" w:hAnsi="Times New Roman" w:cs="Times New Roman"/>
+          <w:sz w:val="24"/>
+          <w:szCs w:val="24"/>
+          <w:lang w:eastAsia="zh-CN"/>
+        </w:rPr>
+        <mc:AlternateContent>
+          <mc:Choice Requires="wps">
+            <w:drawing>
+              <wp:anchor distT="0" distB="0" distL="114300" distR="114300" simplePos="0" relativeHeight="251744256" behindDoc="1" locked="0" layoutInCell="1" allowOverlap="1" wp14:anchorId="3BB9F2B6" wp14:editId="6CBEBD28">
+                <wp:simplePos x="0" y="0"/>
+                <wp:positionH relativeFrom="margin">
+                  <wp:posOffset>316800</wp:posOffset>
+                </wp:positionH>
+                <wp:positionV relativeFrom="paragraph">
+                  <wp:posOffset>159650</wp:posOffset>
+                </wp:positionV>
+                <wp:extent cx="5094605" cy="457200"/>
+                <wp:effectExtent l="0" t="0" r="10795" b="19050"/>
+                <wp:wrapNone/>
+                <wp:docPr id="208" name="Rectangle 208"/>
+                <wp:cNvGraphicFramePr/>
+                <a:graphic xmlns:a="http://schemas.openxmlformats.org/drawingml/2006/main">
+                  <a:graphicData uri="http://schemas.microsoft.com/office/word/2010/wordprocessingShape">
+                    <wps:wsp>
+                      <wps:cNvSpPr/>
+                      <wps:spPr>
+                        <a:xfrm>
+                          <a:off x="0" y="0"/>
+                          <a:ext cx="5094605" cy="457200"/>
+                        </a:xfrm>
+                        <a:prstGeom prst="rect">
+                          <a:avLst/>
+                        </a:prstGeom>
+                      </wps:spPr>
+                      <wps:style>
+                        <a:lnRef idx="2">
+                          <a:schemeClr val="dk1"/>
+                        </a:lnRef>
+                        <a:fillRef idx="1">
+                          <a:schemeClr val="lt1"/>
+                        </a:fillRef>
+                        <a:effectRef idx="0">
+                          <a:schemeClr val="dk1"/>
+                        </a:effectRef>
+                        <a:fontRef idx="minor">
+                          <a:schemeClr val="dk1"/>
+                        </a:fontRef>
+                      </wps:style>
+                      <wps:bodyPr rot="0" spcFirstLastPara="0" vertOverflow="overflow" horzOverflow="overflow" vert="horz" wrap="square" lIns="91440" tIns="45720" rIns="91440" bIns="45720" numCol="1" spcCol="0" rtlCol="0" fromWordArt="0" anchor="ctr" anchorCtr="0" forceAA="0" compatLnSpc="1">
+                        <a:prstTxWarp prst="textNoShape">
+                          <a:avLst/>
+                        </a:prstTxWarp>
+                        <a:noAutofit/>
+                      </wps:bodyPr>
+                    </wps:wsp>
+                  </a:graphicData>
+                </a:graphic>
+                <wp14:sizeRelH relativeFrom="margin">
+                  <wp14:pctWidth>0</wp14:pctWidth>
+                </wp14:sizeRelH>
+                <wp14:sizeRelV relativeFrom="margin">
+                  <wp14:pctHeight>0</wp14:pctHeight>
+                </wp14:sizeRelV>
+              </wp:anchor>
+            </w:drawing>
+          </mc:Choice>
+          <mc:Fallback>
+            <w:pict>
+              <v:rect w14:anchorId="25F43CEE" id="Rectangle 208" o:spid="_x0000_s1026" style="position:absolute;margin-left:24.95pt;margin-top:12.55pt;width:401.15pt;height:36pt;z-index:-251572224;visibility:visible;mso-wrap-style:square;mso-width-percent:0;mso-height-percent:0;mso-wrap-distance-left:9pt;mso-wrap-distance-top:0;mso-wrap-distance-right:9pt;mso-wrap-distance-bottom:0;mso-position-horizontal:absolute;mso-position-horizontal-relative:margin;mso-position-vertical:absolute;mso-position-vertical-relative:text;mso-width-percent:0;mso-height-percent:0;mso-width-relative:margin;mso-height-relative:margin;v-text-anchor:middle" o:gfxdata="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" fillcolor="white [3201]" strokecolor="black [3200]" strokeweight="1pt">
+                <w10:wrap anchorx="margin"/>
+              </v:rect>
+            </w:pict>
+          </mc:Fallback>
+        </mc:AlternateContent>
+      </w:r>
+    </w:p>
+    <w:p>
+      <w:pPr>
+        <w:spacing w:line="259" w:lineRule="auto"/>
+        <w:jc w:val="center"/>
+        <w:rPr>
+          <w:rFonts w:ascii="Times New Roman" w:hAnsi="Times New Roman" w:cs="Times New Roman"/>
+          <w:sz w:val="24"/>
+          <w:szCs w:val="24"/>
+          <w:lang w:eastAsia="zh-CN"/>
+        </w:rPr>
+      </w:pPr>
+      <w:r>
+        <w:rPr>
+          <w:rFonts w:ascii="Times New Roman" w:hAnsi="Times New Roman" w:cs="Times New Roman"/>
+          <w:sz w:val="24"/>
+          <w:szCs w:val="24"/>
+          <w:lang w:eastAsia="zh-CN"/>
+        </w:rPr>
+        <w:t>Initialize 60</w:t>
+      </w:r>
+      <w:r>
+        <w:rPr>
+          <w:rFonts w:ascii="Times New Roman" w:hAnsi="Times New Roman" w:cs="Times New Roman" w:hint="eastAsia"/>
+          <w:sz w:val="24"/>
+          <w:szCs w:val="24"/>
+          <w:lang w:eastAsia="zh-CN"/>
+        </w:rPr>
+        <w:t xml:space="preserve"> </w:t>
+      </w:r>
+      <w:r>
+        <w:rPr>
+          <w:rFonts w:ascii="Times New Roman" w:hAnsi="Times New Roman" w:cs="Times New Roman"/>
+          <w:sz w:val="24"/>
+          <w:szCs w:val="24"/>
+          <w:lang w:eastAsia="zh-CN"/>
+        </w:rPr>
+        <w:t xml:space="preserve">second rolling live plot: title, labels, grid, </w:t>
+      </w:r>
+      <w:proofErr w:type="spellStart"/>
+      <w:r>
+        <w:rPr>
+          <w:rFonts w:ascii="Times New Roman" w:hAnsi="Times New Roman" w:cs="Times New Roman"/>
+          <w:sz w:val="24"/>
+          <w:szCs w:val="24"/>
+          <w:lang w:eastAsia="zh-CN"/>
+        </w:rPr>
+        <w:t>xlim</w:t>
+      </w:r>
+      <w:proofErr w:type="spellEnd"/>
+      <w:r>
+        <w:rPr>
+          <w:rFonts w:ascii="Times New Roman" w:hAnsi="Times New Roman" w:cs="Times New Roman"/>
+          <w:sz w:val="24"/>
+          <w:szCs w:val="24"/>
+          <w:lang w:eastAsia="zh-CN"/>
+        </w:rPr>
+        <w:t xml:space="preserve"> [0,60], </w:t>
+      </w:r>
+      <w:proofErr w:type="spellStart"/>
+      <w:r>
+        <w:rPr>
+          <w:rFonts w:ascii="Times New Roman" w:hAnsi="Times New Roman" w:cs="Times New Roman"/>
+          <w:sz w:val="24"/>
+          <w:szCs w:val="24"/>
+          <w:lang w:eastAsia="zh-CN"/>
+        </w:rPr>
+        <w:t>ylim</w:t>
+      </w:r>
+      <w:proofErr w:type="spellEnd"/>
+      <w:r>
+        <w:rPr>
+          <w:rFonts w:ascii="Times New Roman" w:hAnsi="Times New Roman" w:cs="Times New Roman"/>
+          <w:sz w:val="24"/>
+          <w:szCs w:val="24"/>
+          <w:lang w:eastAsia="zh-CN"/>
+        </w:rPr>
+        <w:t xml:space="preserve"> [24,27]</w:t>
+      </w:r>
+      <w:r>
+        <w:rPr>
+          <w:rFonts w:ascii="Times New Roman" w:hAnsi="Times New Roman" w:cs="Times New Roman" w:hint="eastAsia"/>
+          <w:sz w:val="24"/>
+          <w:szCs w:val="24"/>
+          <w:lang w:eastAsia="zh-CN"/>
+        </w:rPr>
+        <w:t>.</w:t>
+      </w:r>
+    </w:p>
+    <w:p>
+      <w:pPr>
+        <w:spacing w:line="259" w:lineRule="auto"/>
+        <w:jc w:val="center"/>
+        <w:rPr>
+          <w:rFonts w:ascii="Times New Roman" w:hAnsi="Times New Roman" w:cs="Times New Roman"/>
+          <w:sz w:val="24"/>
+          <w:szCs w:val="24"/>
+          <w:lang w:eastAsia="zh-CN"/>
+        </w:rPr>
+      </w:pPr>
+      <w:r>
+        <w:rPr>
+          <w:rFonts w:ascii="Times New Roman" w:hAnsi="Times New Roman" w:cs="Times New Roman" w:hint="eastAsia"/>
+          <w:sz w:val="24"/>
+          <w:szCs w:val="24"/>
+          <w:lang w:eastAsia="zh-CN"/>
+        </w:rPr>
+        <mc:AlternateContent>
+          <mc:Choice Requires="wps">
+            <w:drawing>
+              <wp:anchor distT="0" distB="0" distL="114300" distR="114300" simplePos="0" relativeHeight="251758592" behindDoc="1" locked="0" layoutInCell="1" allowOverlap="1" wp14:anchorId="4C503A34" wp14:editId="09DA417A">
+                <wp:simplePos x="0" y="0"/>
+                <wp:positionH relativeFrom="column">
+                  <wp:posOffset>2858135</wp:posOffset>
+                </wp:positionH>
+                <wp:positionV relativeFrom="paragraph">
+                  <wp:posOffset>20955</wp:posOffset>
+                </wp:positionV>
+                <wp:extent cx="2540" cy="365760"/>
+                <wp:effectExtent l="76200" t="0" r="73660" b="53340"/>
+                <wp:wrapNone/>
+                <wp:docPr id="219" name="Straight Arrow Connector 219"/>
+                <wp:cNvGraphicFramePr/>
+                <a:graphic xmlns:a="http://schemas.openxmlformats.org/drawingml/2006/main">
+                  <a:graphicData uri="http://schemas.microsoft.com/office/word/2010/wordprocessingShape">
+                    <wps:wsp>
+                      <wps:cNvCnPr/>
+                      <wps:spPr>
+                        <a:xfrm>
+                          <a:off x="0" y="0"/>
+                          <a:ext cx="2540" cy="365760"/>
+                        </a:xfrm>
+                        <a:prstGeom prst="straightConnector1">
+                          <a:avLst/>
+                        </a:prstGeom>
+                        <a:ln>
+                          <a:tailEnd type="triangle"/>
+                        </a:ln>
+                      </wps:spPr>
+                      <wps:style>
+                        <a:lnRef idx="1">
+                          <a:schemeClr val="dk1"/>
+                        </a:lnRef>
+                        <a:fillRef idx="0">
+                          <a:schemeClr val="dk1"/>
+                        </a:fillRef>
+                        <a:effectRef idx="0">
+                          <a:schemeClr val="dk1"/>
+                        </a:effectRef>
+                        <a:fontRef idx="minor">
+                          <a:schemeClr val="tx1"/>
+                        </a:fontRef>
+                      </wps:style>
+                      <wps:bodyPr/>
+                    </wps:wsp>
+                  </a:graphicData>
+                </a:graphic>
+                <wp14:sizeRelH relativeFrom="margin">
+                  <wp14:pctWidth>0</wp14:pctWidth>
+                </wp14:sizeRelH>
+                <wp14:sizeRelV relativeFrom="margin">
+                  <wp14:pctHeight>0</wp14:pctHeight>
+                </wp14:sizeRelV>
+              </wp:anchor>
+            </w:drawing>
+          </mc:Choice>
+          <mc:Fallback>
+            <w:pict>
+              <v:shape w14:anchorId="380BAD0D" id="Straight Arrow Connector 219" o:spid="_x0000_s1026" type="#_x0000_t32" style="position:absolute;margin-left:225.05pt;margin-top:1.65pt;width:.2pt;height:28.8pt;z-index:-251557888;visibility:visible;mso-wrap-style:square;mso-width-percent:0;mso-height-percent:0;mso-wrap-distance-left:9pt;mso-wrap-distance-top:0;mso-wrap-distance-right:9pt;mso-wrap-distance-bottom:0;mso-position-horizontal:absolute;mso-position-horizontal-relative:text;mso-position-vertical:absolute;mso-position-vertical-relative:text;mso-width-percent:0;mso-height-percent:0;mso-width-relative:margin;mso-height-relative:margin" o:gfxdata="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" strokecolor="black [3200]" strokeweight=".5pt">
+                <v:stroke endarrow="block" joinstyle="miter"/>
+              </v:shape>
+            </w:pict>
+          </mc:Fallback>
+        </mc:AlternateContent>
+      </w:r>
+    </w:p>
+    <w:p>
+      <w:pPr>
+        <w:spacing w:line="259" w:lineRule="auto"/>
+        <w:jc w:val="center"/>
+        <w:rPr>
+          <w:rFonts w:ascii="Times New Roman" w:hAnsi="Times New Roman" w:cs="Times New Roman"/>
+          <w:sz w:val="24"/>
+          <w:szCs w:val="24"/>
+          <w:lang w:eastAsia="zh-CN"/>
+        </w:rPr>
+      </w:pPr>
+      <w:r>
+        <w:rPr>
+          <w:rFonts w:ascii="Times New Roman" w:hAnsi="Times New Roman" w:cs="Times New Roman"/>
+          <w:sz w:val="24"/>
+          <w:szCs w:val="24"/>
+          <w:lang w:eastAsia="zh-CN"/>
+        </w:rPr>
+        <mc:AlternateContent>
+          <mc:Choice Requires="wps">
+            <w:drawing>
+              <wp:anchor distT="0" distB="0" distL="114300" distR="114300" simplePos="0" relativeHeight="251746304" behindDoc="1" locked="0" layoutInCell="1" allowOverlap="1" wp14:anchorId="654C4668" wp14:editId="585E864C">
+                <wp:simplePos x="0" y="0"/>
+                <wp:positionH relativeFrom="margin">
+                  <wp:posOffset>1940285</wp:posOffset>
+                </wp:positionH>
+                <wp:positionV relativeFrom="paragraph">
+                  <wp:posOffset>86095</wp:posOffset>
+                </wp:positionV>
+                <wp:extent cx="1942200" cy="457200"/>
+                <wp:effectExtent l="0" t="0" r="20320" b="19050"/>
+                <wp:wrapNone/>
+                <wp:docPr id="209" name="Rectangle 209"/>
+                <wp:cNvGraphicFramePr/>
+                <a:graphic xmlns:a="http://schemas.openxmlformats.org/drawingml/2006/main">
+                  <a:graphicData uri="http://schemas.microsoft.com/office/word/2010/wordprocessingShape">
+                    <wps:wsp>
+                      <wps:cNvSpPr/>
+                      <wps:spPr>
+                        <a:xfrm>
+                          <a:off x="0" y="0"/>
+                          <a:ext cx="1942200" cy="457200"/>
+                        </a:xfrm>
+                        <a:prstGeom prst="rect">
+                          <a:avLst/>
+                        </a:prstGeom>
+                      </wps:spPr>
+                      <wps:style>
+                        <a:lnRef idx="2">
+                          <a:schemeClr val="dk1"/>
+                        </a:lnRef>
+                        <a:fillRef idx="1">
+                          <a:schemeClr val="lt1"/>
+                        </a:fillRef>
+                        <a:effectRef idx="0">
+                          <a:schemeClr val="dk1"/>
+                        </a:effectRef>
+                        <a:fontRef idx="minor">
+                          <a:schemeClr val="dk1"/>
+                        </a:fontRef>
+                      </wps:style>
+                      <wps:bodyPr rot="0" spcFirstLastPara="0" vertOverflow="overflow" horzOverflow="overflow" vert="horz" wrap="square" lIns="91440" tIns="45720" rIns="91440" bIns="45720" numCol="1" spcCol="0" rtlCol="0" fromWordArt="0" anchor="ctr" anchorCtr="0" forceAA="0" compatLnSpc="1">
+                        <a:prstTxWarp prst="textNoShape">
+                          <a:avLst/>
+                        </a:prstTxWarp>
+                        <a:noAutofit/>
+                      </wps:bodyPr>
+                    </wps:wsp>
+                  </a:graphicData>
+                </a:graphic>
+                <wp14:sizeRelH relativeFrom="margin">
+                  <wp14:pctWidth>0</wp14:pctWidth>
+                </wp14:sizeRelH>
+                <wp14:sizeRelV relativeFrom="margin">
+                  <wp14:pctHeight>0</wp14:pctHeight>
+                </wp14:sizeRelV>
+              </wp:anchor>
+            </w:drawing>
+          </mc:Choice>
+          <mc:Fallback>
+            <w:pict>
+              <v:rect w14:anchorId="67316728" id="Rectangle 209" o:spid="_x0000_s1026" style="position:absolute;margin-left:152.8pt;margin-top:6.8pt;width:152.95pt;height:36pt;z-index:-251570176;visibility:visible;mso-wrap-style:square;mso-width-percent:0;mso-height-percent:0;mso-wrap-distance-left:9pt;mso-wrap-distance-top:0;mso-wrap-distance-right:9pt;mso-wrap-distance-bottom:0;mso-position-horizontal:absolute;mso-position-horizontal-relative:margin;mso-position-vertical:absolute;mso-position-vertical-relative:text;mso-width-percent:0;mso-height-percent:0;mso-width-relative:margin;mso-height-relative:margin;v-text-anchor:middle" o:gfxdata="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" fillcolor="white [3201]" strokecolor="black [3200]" strokeweight="1pt">
+                <w10:wrap anchorx="margin"/>
+              </v:rect>
+            </w:pict>
+          </mc:Fallback>
+        </mc:AlternateContent>
+      </w:r>
+    </w:p>
+    <w:p>
+      <w:pPr>
+        <w:spacing w:line="259" w:lineRule="auto"/>
+        <w:jc w:val="center"/>
+        <w:rPr>
+          <w:rFonts w:ascii="Times New Roman" w:hAnsi="Times New Roman" w:cs="Times New Roman"/>
+          <w:sz w:val="24"/>
+          <w:szCs w:val="24"/>
+          <w:lang w:eastAsia="zh-CN"/>
+        </w:rPr>
+      </w:pPr>
+      <w:r>
+        <w:rPr>
+          <w:rFonts w:ascii="Times New Roman" w:hAnsi="Times New Roman" w:cs="Times New Roman"/>
+          <w:sz w:val="24"/>
+          <w:szCs w:val="24"/>
+          <w:lang w:eastAsia="zh-CN"/>
+        </w:rPr>
+        <mc:AlternateContent>
+          <mc:Choice Requires="wps">
+            <w:drawing>
+              <wp:anchor distT="0" distB="0" distL="114300" distR="114300" simplePos="0" relativeHeight="251759616" behindDoc="0" locked="0" layoutInCell="1" allowOverlap="1" wp14:anchorId="71B5EDCD" wp14:editId="447931C6">
+                <wp:simplePos x="0" y="0"/>
+                <wp:positionH relativeFrom="column">
+                  <wp:posOffset>2855401</wp:posOffset>
+                </wp:positionH>
+                <wp:positionV relativeFrom="paragraph">
+                  <wp:posOffset>256966</wp:posOffset>
+                </wp:positionV>
+                <wp:extent cx="3000" cy="216000"/>
+                <wp:effectExtent l="0" t="0" r="35560" b="31750"/>
+                <wp:wrapNone/>
+                <wp:docPr id="220" name="Straight Connector 220"/>
+                <wp:cNvGraphicFramePr/>
+                <a:graphic xmlns:a="http://schemas.openxmlformats.org/drawingml/2006/main">
+                  <a:graphicData uri="http://schemas.microsoft.com/office/word/2010/wordprocessingShape">
+                    <wps:wsp>
+                      <wps:cNvCnPr/>
+                      <wps:spPr>
+                        <a:xfrm flipH="1">
+                          <a:off x="0" y="0"/>
+                          <a:ext cx="3000" cy="216000"/>
+                        </a:xfrm>
+                        <a:prstGeom prst="line">
+                          <a:avLst/>
+                        </a:prstGeom>
+                      </wps:spPr>
+                      <wps:style>
+                        <a:lnRef idx="1">
+                          <a:schemeClr val="dk1"/>
+                        </a:lnRef>
+                        <a:fillRef idx="0">
+                          <a:schemeClr val="dk1"/>
+                        </a:fillRef>
+                        <a:effectRef idx="0">
+                          <a:schemeClr val="dk1"/>
+                        </a:effectRef>
+                        <a:fontRef idx="minor">
+                          <a:schemeClr val="tx1"/>
+                        </a:fontRef>
+                      </wps:style>
+                      <wps:bodyPr/>
+                    </wps:wsp>
+                  </a:graphicData>
+                </a:graphic>
+                <wp14:sizeRelH relativeFrom="margin">
+                  <wp14:pctWidth>0</wp14:pctWidth>
+                </wp14:sizeRelH>
+              </wp:anchor>
+            </w:drawing>
+          </mc:Choice>
+          <mc:Fallback>
+            <w:pict>
+              <v:line w14:anchorId="4E41EED9" id="Straight Connector 220" o:spid="_x0000_s1026" style="position:absolute;flip:x;z-index:251759616;visibility:visible;mso-wrap-style:square;mso-width-percent:0;mso-wrap-distance-left:9pt;mso-wrap-distance-top:0;mso-wrap-distance-right:9pt;mso-wrap-distance-bottom:0;mso-position-horizontal:absolute;mso-position-horizontal-relative:text;mso-position-vertical:absolute;mso-position-vertical-relative:text;mso-width-percent:0;mso-width-relative:margin" from="224.85pt,20.25pt" to="225.1pt,37.25pt" o:gfxdata="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" strokecolor="black [3200]" strokeweight=".5pt">
+                <v:stroke joinstyle="miter"/>
+              </v:line>
+            </w:pict>
+          </mc:Fallback>
+        </mc:AlternateContent>
+      </w:r>
+      <w:r>
+        <w:rPr>
+          <w:rFonts w:ascii="Times New Roman" w:hAnsi="Times New Roman" w:cs="Times New Roman"/>
+          <w:sz w:val="24"/>
+          <w:szCs w:val="24"/>
+          <w:lang w:eastAsia="zh-CN"/>
+        </w:rPr>
+        <w:t>Infinite While loop start</w:t>
+      </w:r>
+    </w:p>
+    <w:p>
+      <w:pPr>
+        <w:spacing w:line="259" w:lineRule="auto"/>
+        <w:jc w:val="center"/>
+        <w:rPr>
+          <w:rFonts w:ascii="Times New Roman" w:hAnsi="Times New Roman" w:cs="Times New Roman"/>
+          <w:sz w:val="24"/>
+          <w:szCs w:val="24"/>
+          <w:lang w:eastAsia="zh-CN"/>
+        </w:rPr>
+      </w:pPr>
+      <w:r>
+        <w:rPr>
+          <w:rFonts w:ascii="Times New Roman" w:hAnsi="Times New Roman" w:cs="Times New Roman" w:hint="eastAsia"/>
+          <w:sz w:val="24"/>
+          <w:szCs w:val="24"/>
+          <w:lang w:eastAsia="zh-CN"/>
+        </w:rPr>
+        <w:lastRenderedPageBreak/>
+        <mc:AlternateContent>
+          <mc:Choice Requires="wps">
+            <w:drawing>
+              <wp:anchor distT="0" distB="0" distL="114300" distR="114300" simplePos="0" relativeHeight="251761664" behindDoc="0" locked="0" layoutInCell="1" allowOverlap="1" wp14:anchorId="0A38FF96" wp14:editId="56B49D80">
+                <wp:simplePos x="0" y="0"/>
+                <wp:positionH relativeFrom="column">
+                  <wp:posOffset>2850515</wp:posOffset>
+                </wp:positionH>
+                <wp:positionV relativeFrom="paragraph">
+                  <wp:posOffset>205902</wp:posOffset>
+                </wp:positionV>
+                <wp:extent cx="2540" cy="255905"/>
+                <wp:effectExtent l="76200" t="0" r="73660" b="48895"/>
+                <wp:wrapNone/>
+                <wp:docPr id="228" name="Straight Arrow Connector 228"/>
+                <wp:cNvGraphicFramePr/>
+                <a:graphic xmlns:a="http://schemas.openxmlformats.org/drawingml/2006/main">
+                  <a:graphicData uri="http://schemas.microsoft.com/office/word/2010/wordprocessingShape">
+                    <wps:wsp>
+                      <wps:cNvCnPr/>
+                      <wps:spPr>
+                        <a:xfrm>
+                          <a:off x="0" y="0"/>
+                          <a:ext cx="2540" cy="255905"/>
+                        </a:xfrm>
+                        <a:prstGeom prst="straightConnector1">
+                          <a:avLst/>
+                        </a:prstGeom>
+                        <a:ln>
+                          <a:tailEnd type="triangle"/>
+                        </a:ln>
+                      </wps:spPr>
+                      <wps:style>
+                        <a:lnRef idx="1">
+                          <a:schemeClr val="dk1"/>
+                        </a:lnRef>
+                        <a:fillRef idx="0">
+                          <a:schemeClr val="dk1"/>
+                        </a:fillRef>
+                        <a:effectRef idx="0">
+                          <a:schemeClr val="dk1"/>
+                        </a:effectRef>
+                        <a:fontRef idx="minor">
+                          <a:schemeClr val="tx1"/>
+                        </a:fontRef>
+                      </wps:style>
+                      <wps:bodyPr/>
+                    </wps:wsp>
+                  </a:graphicData>
+                </a:graphic>
+                <wp14:sizeRelH relativeFrom="margin">
+                  <wp14:pctWidth>0</wp14:pctWidth>
+                </wp14:sizeRelH>
+                <wp14:sizeRelV relativeFrom="margin">
+                  <wp14:pctHeight>0</wp14:pctHeight>
+                </wp14:sizeRelV>
+              </wp:anchor>
+            </w:drawing>
+          </mc:Choice>
+          <mc:Fallback>
+            <w:pict>
+              <v:shape w14:anchorId="544A7DD3" id="Straight Arrow Connector 228" o:spid="_x0000_s1026" type="#_x0000_t32" style="position:absolute;margin-left:224.45pt;margin-top:16.2pt;width:.2pt;height:20.15pt;z-index:251761664;visibility:visible;mso-wrap-style:square;mso-width-percent:0;mso-height-percent:0;mso-wrap-distance-left:9pt;mso-wrap-distance-top:0;mso-wrap-distance-right:9pt;mso-wrap-distance-bottom:0;mso-position-horizontal:absolute;mso-position-horizontal-relative:text;mso-position-vertical:absolute;mso-position-vertical-relative:text;mso-width-percent:0;mso-height-percent:0;mso-width-relative:margin;mso-height-relative:margin" o:gfxdata="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" strokecolor="black [3200]" strokeweight=".5pt">
+                <v:stroke endarrow="block" joinstyle="miter"/>
+              </v:shape>
+            </w:pict>
+          </mc:Fallback>
+        </mc:AlternateContent>
+      </w:r>
+    </w:p>
+    <w:p>
+      <w:pPr>
+        <w:spacing w:line="259" w:lineRule="auto"/>
+        <w:jc w:val="center"/>
+        <w:rPr>
+          <w:rFonts w:ascii="Times New Roman" w:hAnsi="Times New Roman" w:cs="Times New Roman"/>
+          <w:sz w:val="24"/>
+          <w:szCs w:val="24"/>
+          <w:lang w:eastAsia="zh-CN"/>
+        </w:rPr>
+      </w:pPr>
+      <w:r>
+        <w:rPr>
+          <w:rFonts w:ascii="Times New Roman" w:hAnsi="Times New Roman" w:cs="Times New Roman" w:hint="eastAsia"/>
+          <w:sz w:val="24"/>
+          <w:szCs w:val="24"/>
+          <w:lang w:eastAsia="zh-CN"/>
+        </w:rPr>
+        <mc:AlternateContent>
+          <mc:Choice Requires="wps">
+            <w:drawing>
+              <wp:anchor distT="0" distB="0" distL="114300" distR="114300" simplePos="0" relativeHeight="251770880" behindDoc="0" locked="0" layoutInCell="1" allowOverlap="1" wp14:anchorId="4091AFAD" wp14:editId="54AB63C9">
+                <wp:simplePos x="0" y="0"/>
+                <wp:positionH relativeFrom="column">
+                  <wp:posOffset>729762</wp:posOffset>
+                </wp:positionH>
+                <wp:positionV relativeFrom="paragraph">
+                  <wp:posOffset>167298</wp:posOffset>
+                </wp:positionV>
+                <wp:extent cx="525828" cy="7079566"/>
+                <wp:effectExtent l="723900" t="76200" r="0" b="26670"/>
+                <wp:wrapNone/>
+                <wp:docPr id="233" name="Connector: Elbow 233"/>
+                <wp:cNvGraphicFramePr/>
+                <a:graphic xmlns:a="http://schemas.openxmlformats.org/drawingml/2006/main">
+                  <a:graphicData uri="http://schemas.microsoft.com/office/word/2010/wordprocessingShape">
+                    <wps:wsp>
+                      <wps:cNvCnPr/>
+                      <wps:spPr>
+                        <a:xfrm flipV="1">
+                          <a:off x="0" y="0"/>
+                          <a:ext cx="525828" cy="7079566"/>
+                        </a:xfrm>
+                        <a:prstGeom prst="bentConnector3">
+                          <a:avLst>
+                            <a:gd name="adj1" fmla="val -137278"/>
+                          </a:avLst>
+                        </a:prstGeom>
+                        <a:ln>
+                          <a:tailEnd type="triangle"/>
+                        </a:ln>
+                      </wps:spPr>
+                      <wps:style>
+                        <a:lnRef idx="1">
+                          <a:schemeClr val="dk1"/>
+                        </a:lnRef>
+                        <a:fillRef idx="0">
+                          <a:schemeClr val="dk1"/>
+                        </a:fillRef>
+                        <a:effectRef idx="0">
+                          <a:schemeClr val="dk1"/>
+                        </a:effectRef>
+                        <a:fontRef idx="minor">
+                          <a:schemeClr val="tx1"/>
+                        </a:fontRef>
+                      </wps:style>
+                      <wps:bodyPr/>
+                    </wps:wsp>
+                  </a:graphicData>
+                </a:graphic>
+                <wp14:sizeRelH relativeFrom="margin">
+                  <wp14:pctWidth>0</wp14:pctWidth>
+                </wp14:sizeRelH>
+                <wp14:sizeRelV relativeFrom="margin">
+                  <wp14:pctHeight>0</wp14:pctHeight>
+                </wp14:sizeRelV>
+              </wp:anchor>
+            </w:drawing>
+          </mc:Choice>
+          <mc:Fallback>
+            <w:pict>
+              <v:shape w14:anchorId="5DB6F854" id="Connector: Elbow 233" o:spid="_x0000_s1026" type="#_x0000_t34" style="position:absolute;margin-left:57.45pt;margin-top:13.15pt;width:41.4pt;height:557.45pt;flip:y;z-index:251770880;visibility:visible;mso-wrap-style:square;mso-width-percent:0;mso-height-percent:0;mso-wrap-distance-left:9pt;mso-wrap-distance-top:0;mso-wrap-distance-right:9pt;mso-wrap-distance-bottom:0;mso-position-horizontal:absolute;mso-position-horizontal-relative:text;mso-position-vertical:absolute;mso-position-vertical-relative:text;mso-width-percent:0;mso-height-percent:0;mso-width-relative:margin;mso-height-relative:margin" o:gfxdata="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" adj="-29652" strokecolor="black [3200]" strokeweight=".5pt">
+                <v:stroke endarrow="block"/>
+              </v:shape>
+            </w:pict>
+          </mc:Fallback>
+        </mc:AlternateContent>
+      </w:r>
+      <w:r>
+        <w:rPr>
+          <w:rFonts w:ascii="Times New Roman" w:hAnsi="Times New Roman" w:cs="Times New Roman"/>
+          <w:sz w:val="24"/>
+          <w:szCs w:val="24"/>
+          <w:lang w:eastAsia="zh-CN"/>
+        </w:rPr>
+        <mc:AlternateContent>
+          <mc:Choice Requires="wps">
+            <w:drawing>
+              <wp:anchor distT="0" distB="0" distL="114300" distR="114300" simplePos="0" relativeHeight="251748352" behindDoc="1" locked="0" layoutInCell="1" allowOverlap="1" wp14:anchorId="5A4FF70A" wp14:editId="4E191A45">
+                <wp:simplePos x="0" y="0"/>
+                <wp:positionH relativeFrom="margin">
+                  <wp:posOffset>1260001</wp:posOffset>
+                </wp:positionH>
+                <wp:positionV relativeFrom="paragraph">
+                  <wp:posOffset>169970</wp:posOffset>
+                </wp:positionV>
+                <wp:extent cx="3083400" cy="457200"/>
+                <wp:effectExtent l="0" t="0" r="22225" b="19050"/>
+                <wp:wrapNone/>
+                <wp:docPr id="211" name="Rectangle 211"/>
+                <wp:cNvGraphicFramePr/>
+                <a:graphic xmlns:a="http://schemas.openxmlformats.org/drawingml/2006/main">
+                  <a:graphicData uri="http://schemas.microsoft.com/office/word/2010/wordprocessingShape">
+                    <wps:wsp>
+                      <wps:cNvSpPr/>
+                      <wps:spPr>
+                        <a:xfrm>
+                          <a:off x="0" y="0"/>
+                          <a:ext cx="3083400" cy="457200"/>
+                        </a:xfrm>
+                        <a:prstGeom prst="rect">
+                          <a:avLst/>
+                        </a:prstGeom>
+                      </wps:spPr>
+                      <wps:style>
+                        <a:lnRef idx="2">
+                          <a:schemeClr val="dk1"/>
+                        </a:lnRef>
+                        <a:fillRef idx="1">
+                          <a:schemeClr val="lt1"/>
+                        </a:fillRef>
+                        <a:effectRef idx="0">
+                          <a:schemeClr val="dk1"/>
+                        </a:effectRef>
+                        <a:fontRef idx="minor">
+                          <a:schemeClr val="dk1"/>
+                        </a:fontRef>
+                      </wps:style>
+                      <wps:bodyPr rot="0" spcFirstLastPara="0" vertOverflow="overflow" horzOverflow="overflow" vert="horz" wrap="square" lIns="91440" tIns="45720" rIns="91440" bIns="45720" numCol="1" spcCol="0" rtlCol="0" fromWordArt="0" anchor="ctr" anchorCtr="0" forceAA="0" compatLnSpc="1">
+                        <a:prstTxWarp prst="textNoShape">
+                          <a:avLst/>
+                        </a:prstTxWarp>
+                        <a:noAutofit/>
+                      </wps:bodyPr>
+                    </wps:wsp>
+                  </a:graphicData>
+                </a:graphic>
+                <wp14:sizeRelH relativeFrom="margin">
+                  <wp14:pctWidth>0</wp14:pctWidth>
+                </wp14:sizeRelH>
+                <wp14:sizeRelV relativeFrom="margin">
+                  <wp14:pctHeight>0</wp14:pctHeight>
+                </wp14:sizeRelV>
+              </wp:anchor>
+            </w:drawing>
+          </mc:Choice>
+          <mc:Fallback>
+            <w:pict>
+              <v:rect w14:anchorId="2F75A892" id="Rectangle 211" o:spid="_x0000_s1026" style="position:absolute;margin-left:99.2pt;margin-top:13.4pt;width:242.8pt;height:36pt;z-index:-251568128;visibility:visible;mso-wrap-style:square;mso-width-percent:0;mso-height-percent:0;mso-wrap-distance-left:9pt;mso-wrap-distance-top:0;mso-wrap-distance-right:9pt;mso-wrap-distance-bottom:0;mso-position-horizontal:absolute;mso-position-horizontal-relative:margin;mso-position-vertical:absolute;mso-position-vertical-relative:text;mso-width-percent:0;mso-height-percent:0;mso-width-relative:margin;mso-height-relative:margin;v-text-anchor:middle" o:gfxdata="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" fillcolor="white [3201]" strokecolor="black [3200]" strokeweight="1pt">
+                <w10:wrap anchorx="margin"/>
+              </v:rect>
+            </w:pict>
+          </mc:Fallback>
+        </mc:AlternateContent>
+      </w:r>
+    </w:p>
+    <w:p>
+      <w:pPr>
+        <w:spacing w:line="259" w:lineRule="auto"/>
+        <w:jc w:val="center"/>
+        <w:rPr>
+          <w:rFonts w:ascii="Times New Roman" w:hAnsi="Times New Roman" w:cs="Times New Roman"/>
+          <w:sz w:val="24"/>
+          <w:szCs w:val="24"/>
+          <w:lang w:eastAsia="zh-CN"/>
+        </w:rPr>
+      </w:pPr>
+      <w:r>
+        <w:rPr>
+          <w:rFonts w:ascii="Times New Roman" w:hAnsi="Times New Roman" w:cs="Times New Roman" w:hint="eastAsia"/>
+          <w:sz w:val="24"/>
+          <w:szCs w:val="24"/>
+          <w:lang w:eastAsia="zh-CN"/>
+        </w:rPr>
+        <mc:AlternateContent>
+          <mc:Choice Requires="wps">
+            <w:drawing>
+              <wp:anchor distT="0" distB="0" distL="114300" distR="114300" simplePos="0" relativeHeight="251738112" behindDoc="0" locked="0" layoutInCell="1" allowOverlap="1" wp14:anchorId="73CF601B" wp14:editId="0A4DB117">
+                <wp:simplePos x="0" y="0"/>
+                <wp:positionH relativeFrom="column">
+                  <wp:posOffset>4342187</wp:posOffset>
+                </wp:positionH>
+                <wp:positionV relativeFrom="paragraph">
+                  <wp:posOffset>106080</wp:posOffset>
+                </wp:positionV>
+                <wp:extent cx="668388" cy="5255859"/>
+                <wp:effectExtent l="38100" t="76200" r="627380" b="21590"/>
+                <wp:wrapNone/>
+                <wp:docPr id="61" name="Connector: Elbow 61"/>
+                <wp:cNvGraphicFramePr/>
+                <a:graphic xmlns:a="http://schemas.openxmlformats.org/drawingml/2006/main">
+                  <a:graphicData uri="http://schemas.microsoft.com/office/word/2010/wordprocessingShape">
+                    <wps:wsp>
+                      <wps:cNvCnPr/>
+                      <wps:spPr>
+                        <a:xfrm flipH="1" flipV="1">
+                          <a:off x="0" y="0"/>
+                          <a:ext cx="668388" cy="5255859"/>
+                        </a:xfrm>
+                        <a:prstGeom prst="bentConnector3">
+                          <a:avLst>
+                            <a:gd name="adj1" fmla="val -88352"/>
+                          </a:avLst>
+                        </a:prstGeom>
+                        <a:ln>
+                          <a:tailEnd type="triangle"/>
+                        </a:ln>
+                      </wps:spPr>
+                      <wps:style>
+                        <a:lnRef idx="1">
+                          <a:schemeClr val="dk1"/>
+                        </a:lnRef>
+                        <a:fillRef idx="0">
+                          <a:schemeClr val="dk1"/>
+                        </a:fillRef>
+                        <a:effectRef idx="0">
+                          <a:schemeClr val="dk1"/>
+                        </a:effectRef>
+                        <a:fontRef idx="minor">
+                          <a:schemeClr val="tx1"/>
+                        </a:fontRef>
+                      </wps:style>
+                      <wps:bodyPr/>
+                    </wps:wsp>
+                  </a:graphicData>
+                </a:graphic>
+                <wp14:sizeRelH relativeFrom="margin">
+                  <wp14:pctWidth>0</wp14:pctWidth>
+                </wp14:sizeRelH>
+                <wp14:sizeRelV relativeFrom="margin">
+                  <wp14:pctHeight>0</wp14:pctHeight>
+                </wp14:sizeRelV>
+              </wp:anchor>
+            </w:drawing>
+          </mc:Choice>
+          <mc:Fallback>
+            <w:pict>
+              <v:shape w14:anchorId="791F1144" id="Connector: Elbow 61" o:spid="_x0000_s1026" type="#_x0000_t34" style="position:absolute;margin-left:341.9pt;margin-top:8.35pt;width:52.65pt;height:413.85pt;flip:x y;z-index:251738112;visibility:visible;mso-wrap-style:square;mso-width-percent:0;mso-height-percent:0;mso-wrap-distance-left:9pt;mso-wrap-distance-top:0;mso-wrap-distance-right:9pt;mso-wrap-distance-bottom:0;mso-position-horizontal:absolute;mso-position-horizontal-relative:text;mso-position-vertical:absolute;mso-position-vertical-relative:text;mso-width-percent:0;mso-height-percent:0;mso-width-relative:margin;mso-height-relative:margin" o:gfxdata="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" adj="-19084" strokecolor="black [3200]" strokeweight=".5pt">
+                <v:stroke endarrow="block"/>
+              </v:shape>
+            </w:pict>
+          </mc:Fallback>
+        </mc:AlternateContent>
+      </w:r>
+      <w:r>
+        <w:rPr>
+          <w:rFonts w:ascii="Times New Roman" w:hAnsi="Times New Roman" w:cs="Times New Roman" w:hint="eastAsia"/>
+          <w:sz w:val="24"/>
+          <w:szCs w:val="24"/>
+          <w:lang w:eastAsia="zh-CN"/>
+        </w:rPr>
+        <mc:AlternateContent>
+          <mc:Choice Requires="wps">
+            <w:drawing>
+              <wp:anchor distT="0" distB="0" distL="114300" distR="114300" simplePos="0" relativeHeight="251737088" behindDoc="0" locked="0" layoutInCell="1" allowOverlap="1" wp14:anchorId="20BBB533" wp14:editId="1865FA48">
+                <wp:simplePos x="0" y="0"/>
+                <wp:positionH relativeFrom="column">
+                  <wp:posOffset>726600</wp:posOffset>
+                </wp:positionH>
+                <wp:positionV relativeFrom="paragraph">
+                  <wp:posOffset>104140</wp:posOffset>
+                </wp:positionV>
+                <wp:extent cx="530700" cy="3725700"/>
+                <wp:effectExtent l="628650" t="76200" r="0" b="27305"/>
+                <wp:wrapNone/>
+                <wp:docPr id="62" name="Connector: Elbow 62"/>
+                <wp:cNvGraphicFramePr/>
+                <a:graphic xmlns:a="http://schemas.openxmlformats.org/drawingml/2006/main">
+                  <a:graphicData uri="http://schemas.microsoft.com/office/word/2010/wordprocessingShape">
+                    <wps:wsp>
+                      <wps:cNvCnPr/>
+                      <wps:spPr>
+                        <a:xfrm flipV="1">
+                          <a:off x="0" y="0"/>
+                          <a:ext cx="530700" cy="3725700"/>
+                        </a:xfrm>
+                        <a:prstGeom prst="bentConnector3">
+                          <a:avLst>
+                            <a:gd name="adj1" fmla="val -118252"/>
+                          </a:avLst>
+                        </a:prstGeom>
+                        <a:ln>
+                          <a:tailEnd type="triangle"/>
+                        </a:ln>
+                      </wps:spPr>
+                      <wps:style>
+                        <a:lnRef idx="1">
+                          <a:schemeClr val="dk1"/>
+                        </a:lnRef>
+                        <a:fillRef idx="0">
+                          <a:schemeClr val="dk1"/>
+                        </a:fillRef>
+                        <a:effectRef idx="0">
+                          <a:schemeClr val="dk1"/>
+                        </a:effectRef>
+                        <a:fontRef idx="minor">
+                          <a:schemeClr val="tx1"/>
+                        </a:fontRef>
+                      </wps:style>
+                      <wps:bodyPr/>
+                    </wps:wsp>
+                  </a:graphicData>
+                </a:graphic>
+                <wp14:sizeRelH relativeFrom="margin">
+                  <wp14:pctWidth>0</wp14:pctWidth>
+                </wp14:sizeRelH>
+                <wp14:sizeRelV relativeFrom="margin">
+                  <wp14:pctHeight>0</wp14:pctHeight>
+                </wp14:sizeRelV>
+              </wp:anchor>
+            </w:drawing>
+          </mc:Choice>
+          <mc:Fallback>
+            <w:pict>
+              <v:shape w14:anchorId="2ACFC783" id="Connector: Elbow 62" o:spid="_x0000_s1026" type="#_x0000_t34" style="position:absolute;margin-left:57.2pt;margin-top:8.2pt;width:41.8pt;height:293.35pt;flip:y;z-index:251737088;visibility:visible;mso-wrap-style:square;mso-width-percent:0;mso-height-percent:0;mso-wrap-distance-left:9pt;mso-wrap-distance-top:0;mso-wrap-distance-right:9pt;mso-wrap-distance-bottom:0;mso-position-horizontal:absolute;mso-position-horizontal-relative:text;mso-position-vertical:absolute;mso-position-vertical-relative:text;mso-width-percent:0;mso-height-percent:0;mso-width-relative:margin;mso-height-relative:margin" o:gfxdata="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" adj="-25542" strokecolor="black [3200]" strokeweight=".5pt">
+                <v:stroke endarrow="block"/>
+              </v:shape>
+            </w:pict>
+          </mc:Fallback>
+        </mc:AlternateContent>
+      </w:r>
+      <w:r>
+        <w:rPr>
+          <w:rFonts w:ascii="Times New Roman" w:hAnsi="Times New Roman" w:cs="Times New Roman"/>
+          <w:sz w:val="24"/>
+          <w:szCs w:val="24"/>
+          <w:lang w:eastAsia="zh-CN"/>
+        </w:rPr>
+        <w:t>Read voltage from A0, convert to temperature.</w:t>
+      </w:r>
+    </w:p>
+    <w:p>
+      <w:pPr>
+        <w:spacing w:line="259" w:lineRule="auto"/>
+        <w:jc w:val="center"/>
+        <w:rPr>
+          <w:rFonts w:ascii="Times New Roman" w:hAnsi="Times New Roman" w:cs="Times New Roman"/>
+          <w:sz w:val="24"/>
+          <w:szCs w:val="24"/>
+          <w:lang w:eastAsia="zh-CN"/>
+        </w:rPr>
+      </w:pPr>
+      <w:r>
+        <w:rPr>
+          <w:rFonts w:ascii="Times New Roman" w:hAnsi="Times New Roman" w:cs="Times New Roman" w:hint="eastAsia"/>
+          <w:sz w:val="24"/>
+          <w:szCs w:val="24"/>
+          <w:lang w:eastAsia="zh-CN"/>
+        </w:rPr>
+        <mc:AlternateContent>
+          <mc:Choice Requires="wps">
+            <w:drawing>
+              <wp:anchor distT="0" distB="0" distL="114300" distR="114300" simplePos="0" relativeHeight="251767808" behindDoc="0" locked="0" layoutInCell="1" allowOverlap="1" wp14:anchorId="0934656B" wp14:editId="40385967">
+                <wp:simplePos x="0" y="0"/>
+                <wp:positionH relativeFrom="column">
+                  <wp:posOffset>2859971</wp:posOffset>
+                </wp:positionH>
+                <wp:positionV relativeFrom="paragraph">
+                  <wp:posOffset>43916</wp:posOffset>
+                </wp:positionV>
+                <wp:extent cx="0" cy="114678"/>
+                <wp:effectExtent l="76200" t="0" r="57150" b="57150"/>
+                <wp:wrapNone/>
+                <wp:docPr id="231" name="Straight Arrow Connector 231"/>
+                <wp:cNvGraphicFramePr/>
+                <a:graphic xmlns:a="http://schemas.openxmlformats.org/drawingml/2006/main">
+                  <a:graphicData uri="http://schemas.microsoft.com/office/word/2010/wordprocessingShape">
+                    <wps:wsp>
+                      <wps:cNvCnPr/>
+                      <wps:spPr>
+                        <a:xfrm flipH="1">
+                          <a:off x="0" y="0"/>
+                          <a:ext cx="0" cy="114678"/>
+                        </a:xfrm>
+                        <a:prstGeom prst="straightConnector1">
+                          <a:avLst/>
+                        </a:prstGeom>
+                        <a:ln>
+                          <a:tailEnd type="triangle"/>
+                        </a:ln>
+                      </wps:spPr>
+                      <wps:style>
+                        <a:lnRef idx="1">
+                          <a:schemeClr val="dk1"/>
+                        </a:lnRef>
+                        <a:fillRef idx="0">
+                          <a:schemeClr val="dk1"/>
+                        </a:fillRef>
+                        <a:effectRef idx="0">
+                          <a:schemeClr val="dk1"/>
+                        </a:effectRef>
+                        <a:fontRef idx="minor">
+                          <a:schemeClr val="tx1"/>
+                        </a:fontRef>
+                      </wps:style>
+                      <wps:bodyPr/>
+                    </wps:wsp>
+                  </a:graphicData>
+                </a:graphic>
+                <wp14:sizeRelH relativeFrom="margin">
+                  <wp14:pctWidth>0</wp14:pctWidth>
+                </wp14:sizeRelH>
+                <wp14:sizeRelV relativeFrom="margin">
+                  <wp14:pctHeight>0</wp14:pctHeight>
+                </wp14:sizeRelV>
+              </wp:anchor>
+            </w:drawing>
+          </mc:Choice>
+          <mc:Fallback>
+            <w:pict>
+              <v:shape w14:anchorId="0F84049D" id="Straight Arrow Connector 231" o:spid="_x0000_s1026" type="#_x0000_t32" style="position:absolute;margin-left:225.2pt;margin-top:3.45pt;width:0;height:9.05pt;flip:x;z-index:251767808;visibility:visible;mso-wrap-style:square;mso-width-percent:0;mso-height-percent:0;mso-wrap-distance-left:9pt;mso-wrap-distance-top:0;mso-wrap-distance-right:9pt;mso-wrap-distance-bottom:0;mso-position-horizontal:absolute;mso-position-horizontal-relative:text;mso-position-vertical:absolute;mso-position-vertical-relative:text;mso-width-percent:0;mso-height-percent:0;mso-width-relative:margin;mso-height-relative:margin" o:gfxdata="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" strokecolor="black [3200]" strokeweight=".5pt">
+                <v:stroke endarrow="block" joinstyle="miter"/>
+              </v:shape>
+            </w:pict>
+          </mc:Fallback>
+        </mc:AlternateContent>
+      </w:r>
+      <w:r>
+        <w:rPr>
+          <w:rFonts w:ascii="Times New Roman" w:hAnsi="Times New Roman" w:cs="Times New Roman"/>
+          <w:sz w:val="24"/>
+          <w:szCs w:val="24"/>
+          <w:lang w:eastAsia="zh-CN"/>
+        </w:rPr>
+        <mc:AlternateContent>
+          <mc:Choice Requires="wps">
+            <w:drawing>
+              <wp:anchor distT="0" distB="0" distL="114300" distR="114300" simplePos="0" relativeHeight="251750400" behindDoc="1" locked="0" layoutInCell="1" allowOverlap="1" wp14:anchorId="2E06F211" wp14:editId="78E2BA3E">
+                <wp:simplePos x="0" y="0"/>
+                <wp:positionH relativeFrom="margin">
+                  <wp:posOffset>1261040</wp:posOffset>
+                </wp:positionH>
+                <wp:positionV relativeFrom="paragraph">
+                  <wp:posOffset>157620</wp:posOffset>
+                </wp:positionV>
+                <wp:extent cx="3083400" cy="457200"/>
+                <wp:effectExtent l="0" t="0" r="22225" b="19050"/>
+                <wp:wrapNone/>
+                <wp:docPr id="212" name="Rectangle 212"/>
+                <wp:cNvGraphicFramePr/>
+                <a:graphic xmlns:a="http://schemas.openxmlformats.org/drawingml/2006/main">
+                  <a:graphicData uri="http://schemas.microsoft.com/office/word/2010/wordprocessingShape">
+                    <wps:wsp>
+                      <wps:cNvSpPr/>
+                      <wps:spPr>
+                        <a:xfrm>
+                          <a:off x="0" y="0"/>
+                          <a:ext cx="3083400" cy="457200"/>
+                        </a:xfrm>
+                        <a:prstGeom prst="rect">
+                          <a:avLst/>
+                        </a:prstGeom>
+                      </wps:spPr>
+                      <wps:style>
+                        <a:lnRef idx="2">
+                          <a:schemeClr val="dk1"/>
+                        </a:lnRef>
+                        <a:fillRef idx="1">
+                          <a:schemeClr val="lt1"/>
+                        </a:fillRef>
+                        <a:effectRef idx="0">
+                          <a:schemeClr val="dk1"/>
+                        </a:effectRef>
+                        <a:fontRef idx="minor">
+                          <a:schemeClr val="dk1"/>
+                        </a:fontRef>
+                      </wps:style>
+                      <wps:bodyPr rot="0" spcFirstLastPara="0" vertOverflow="overflow" horzOverflow="overflow" vert="horz" wrap="square" lIns="91440" tIns="45720" rIns="91440" bIns="45720" numCol="1" spcCol="0" rtlCol="0" fromWordArt="0" anchor="ctr" anchorCtr="0" forceAA="0" compatLnSpc="1">
+                        <a:prstTxWarp prst="textNoShape">
+                          <a:avLst/>
+                        </a:prstTxWarp>
+                        <a:noAutofit/>
+                      </wps:bodyPr>
+                    </wps:wsp>
+                  </a:graphicData>
+                </a:graphic>
+                <wp14:sizeRelH relativeFrom="margin">
+                  <wp14:pctWidth>0</wp14:pctWidth>
+                </wp14:sizeRelH>
+                <wp14:sizeRelV relativeFrom="margin">
+                  <wp14:pctHeight>0</wp14:pctHeight>
+                </wp14:sizeRelV>
+              </wp:anchor>
+            </w:drawing>
+          </mc:Choice>
+          <mc:Fallback>
+            <w:pict>
+              <v:rect w14:anchorId="52DA9E9D" id="Rectangle 212" o:spid="_x0000_s1026" style="position:absolute;margin-left:99.3pt;margin-top:12.4pt;width:242.8pt;height:36pt;z-index:-251566080;visibility:visible;mso-wrap-style:square;mso-width-percent:0;mso-height-percent:0;mso-wrap-distance-left:9pt;mso-wrap-distance-top:0;mso-wrap-distance-right:9pt;mso-wrap-distance-bottom:0;mso-position-horizontal:absolute;mso-position-horizontal-relative:margin;mso-position-vertical:absolute;mso-position-vertical-relative:text;mso-width-percent:0;mso-height-percent:0;mso-width-relative:margin;mso-height-relative:margin;v-text-anchor:middle" o:gfxdata="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" fillcolor="white [3201]" strokecolor="black [3200]" strokeweight="1pt">
+                <w10:wrap anchorx="margin"/>
+              </v:rect>
+            </w:pict>
+          </mc:Fallback>
+        </mc:AlternateContent>
+      </w:r>
+    </w:p>
+    <w:p>
+      <w:pPr>
+        <w:spacing w:line="259" w:lineRule="auto"/>
+        <w:jc w:val="center"/>
+        <w:rPr>
+          <w:rFonts w:ascii="Times New Roman" w:hAnsi="Times New Roman" w:cs="Times New Roman"/>
+          <w:sz w:val="24"/>
+          <w:szCs w:val="24"/>
+          <w:lang w:eastAsia="zh-CN"/>
+        </w:rPr>
+      </w:pPr>
+      <w:r>
+        <w:rPr>
+          <w:rFonts w:ascii="Times New Roman" w:hAnsi="Times New Roman" w:cs="Times New Roman"/>
+          <w:sz w:val="24"/>
+          <w:szCs w:val="24"/>
+          <w:lang w:eastAsia="zh-CN"/>
+        </w:rPr>
+        <w:t>Update time counter t, append time/temp data.</w:t>
+      </w:r>
+    </w:p>
+    <w:p>
+      <w:pPr>
+        <w:spacing w:line="259" w:lineRule="auto"/>
+        <w:jc w:val="center"/>
+        <w:rPr>
+          <w:rFonts w:ascii="Times New Roman" w:hAnsi="Times New Roman" w:cs="Times New Roman"/>
+          <w:sz w:val="24"/>
+          <w:szCs w:val="24"/>
+          <w:lang w:eastAsia="zh-CN"/>
+        </w:rPr>
+      </w:pPr>
+      <w:r>
+        <w:rPr>
+          <w:rFonts w:ascii="Times New Roman" w:hAnsi="Times New Roman" w:cs="Times New Roman" w:hint="eastAsia"/>
+          <w:sz w:val="24"/>
+          <w:szCs w:val="24"/>
+          <w:lang w:eastAsia="zh-CN"/>
+        </w:rPr>
+        <mc:AlternateContent>
+          <mc:Choice Requires="wps">
+            <w:drawing>
+              <wp:anchor distT="0" distB="0" distL="114300" distR="114300" simplePos="0" relativeHeight="251765760" behindDoc="0" locked="0" layoutInCell="1" allowOverlap="1" wp14:anchorId="5A8F18BA" wp14:editId="19775D1A">
+                <wp:simplePos x="0" y="0"/>
+                <wp:positionH relativeFrom="column">
+                  <wp:posOffset>2861480</wp:posOffset>
+                </wp:positionH>
+                <wp:positionV relativeFrom="paragraph">
+                  <wp:posOffset>31115</wp:posOffset>
+                </wp:positionV>
+                <wp:extent cx="0" cy="114678"/>
+                <wp:effectExtent l="76200" t="0" r="57150" b="57150"/>
+                <wp:wrapNone/>
+                <wp:docPr id="230" name="Straight Arrow Connector 230"/>
+                <wp:cNvGraphicFramePr/>
+                <a:graphic xmlns:a="http://schemas.openxmlformats.org/drawingml/2006/main">
+                  <a:graphicData uri="http://schemas.microsoft.com/office/word/2010/wordprocessingShape">
+                    <wps:wsp>
+                      <wps:cNvCnPr/>
+                      <wps:spPr>
+                        <a:xfrm flipH="1">
+                          <a:off x="0" y="0"/>
+                          <a:ext cx="0" cy="114678"/>
+                        </a:xfrm>
+                        <a:prstGeom prst="straightConnector1">
+                          <a:avLst/>
+                        </a:prstGeom>
+                        <a:ln>
+                          <a:tailEnd type="triangle"/>
+                        </a:ln>
+                      </wps:spPr>
+                      <wps:style>
+                        <a:lnRef idx="1">
+                          <a:schemeClr val="dk1"/>
+                        </a:lnRef>
+                        <a:fillRef idx="0">
+                          <a:schemeClr val="dk1"/>
+                        </a:fillRef>
+                        <a:effectRef idx="0">
+                          <a:schemeClr val="dk1"/>
+                        </a:effectRef>
+                        <a:fontRef idx="minor">
+                          <a:schemeClr val="tx1"/>
+                        </a:fontRef>
+                      </wps:style>
+                      <wps:bodyPr/>
+                    </wps:wsp>
+                  </a:graphicData>
+                </a:graphic>
+                <wp14:sizeRelH relativeFrom="margin">
+                  <wp14:pctWidth>0</wp14:pctWidth>
+                </wp14:sizeRelH>
+                <wp14:sizeRelV relativeFrom="margin">
+                  <wp14:pctHeight>0</wp14:pctHeight>
+                </wp14:sizeRelV>
+              </wp:anchor>
+            </w:drawing>
+          </mc:Choice>
+          <mc:Fallback>
+            <w:pict>
+              <v:shape w14:anchorId="11D19355" id="Straight Arrow Connector 230" o:spid="_x0000_s1026" type="#_x0000_t32" style="position:absolute;margin-left:225.3pt;margin-top:2.45pt;width:0;height:9.05pt;flip:x;z-index:251765760;visibility:visible;mso-wrap-style:square;mso-width-percent:0;mso-height-percent:0;mso-wrap-distance-left:9pt;mso-wrap-distance-top:0;mso-wrap-distance-right:9pt;mso-wrap-distance-bottom:0;mso-position-horizontal:absolute;mso-position-horizontal-relative:text;mso-position-vertical:absolute;mso-position-vertical-relative:text;mso-width-percent:0;mso-height-percent:0;mso-width-relative:margin;mso-height-relative:margin" o:gfxdata="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" strokecolor="black [3200]" strokeweight=".5pt">
+                <v:stroke endarrow="block" joinstyle="miter"/>
+              </v:shape>
+            </w:pict>
+          </mc:Fallback>
+        </mc:AlternateContent>
+      </w:r>
+      <w:r>
+        <w:rPr>
+          <w:rFonts w:ascii="Times New Roman" w:hAnsi="Times New Roman" w:cs="Times New Roman"/>
+          <w:sz w:val="24"/>
+          <w:szCs w:val="24"/>
+          <w:lang w:eastAsia="zh-CN"/>
+        </w:rPr>
+        <mc:AlternateContent>
+          <mc:Choice Requires="wps">
+            <w:drawing>
+              <wp:anchor distT="0" distB="0" distL="114300" distR="114300" simplePos="0" relativeHeight="251752448" behindDoc="1" locked="0" layoutInCell="1" allowOverlap="1" wp14:anchorId="7B7A9A03" wp14:editId="7F6DE573">
+                <wp:simplePos x="0" y="0"/>
+                <wp:positionH relativeFrom="margin">
+                  <wp:posOffset>1144800</wp:posOffset>
+                </wp:positionH>
+                <wp:positionV relativeFrom="paragraph">
+                  <wp:posOffset>144885</wp:posOffset>
+                </wp:positionV>
+                <wp:extent cx="3427200" cy="457200"/>
+                <wp:effectExtent l="0" t="0" r="20955" b="19050"/>
+                <wp:wrapNone/>
+                <wp:docPr id="213" name="Rectangle 213"/>
+                <wp:cNvGraphicFramePr/>
+                <a:graphic xmlns:a="http://schemas.openxmlformats.org/drawingml/2006/main">
+                  <a:graphicData uri="http://schemas.microsoft.com/office/word/2010/wordprocessingShape">
+                    <wps:wsp>
+                      <wps:cNvSpPr/>
+                      <wps:spPr>
+                        <a:xfrm>
+                          <a:off x="0" y="0"/>
+                          <a:ext cx="3427200" cy="457200"/>
+                        </a:xfrm>
+                        <a:prstGeom prst="rect">
+                          <a:avLst/>
+                        </a:prstGeom>
+                      </wps:spPr>
+                      <wps:style>
+                        <a:lnRef idx="2">
+                          <a:schemeClr val="dk1"/>
+                        </a:lnRef>
+                        <a:fillRef idx="1">
+                          <a:schemeClr val="lt1"/>
+                        </a:fillRef>
+                        <a:effectRef idx="0">
+                          <a:schemeClr val="dk1"/>
+                        </a:effectRef>
+                        <a:fontRef idx="minor">
+                          <a:schemeClr val="dk1"/>
+                        </a:fontRef>
+                      </wps:style>
+                      <wps:bodyPr rot="0" spcFirstLastPara="0" vertOverflow="overflow" horzOverflow="overflow" vert="horz" wrap="square" lIns="91440" tIns="45720" rIns="91440" bIns="45720" numCol="1" spcCol="0" rtlCol="0" fromWordArt="0" anchor="ctr" anchorCtr="0" forceAA="0" compatLnSpc="1">
+                        <a:prstTxWarp prst="textNoShape">
+                          <a:avLst/>
+                        </a:prstTxWarp>
+                        <a:noAutofit/>
+                      </wps:bodyPr>
+                    </wps:wsp>
+                  </a:graphicData>
+                </a:graphic>
+                <wp14:sizeRelH relativeFrom="margin">
+                  <wp14:pctWidth>0</wp14:pctWidth>
+                </wp14:sizeRelH>
+                <wp14:sizeRelV relativeFrom="margin">
+                  <wp14:pctHeight>0</wp14:pctHeight>
+                </wp14:sizeRelV>
+              </wp:anchor>
+            </w:drawing>
+          </mc:Choice>
+          <mc:Fallback>
+            <w:pict>
+              <v:rect w14:anchorId="5FC75B3D" id="Rectangle 213" o:spid="_x0000_s1026" style="position:absolute;margin-left:90.15pt;margin-top:11.4pt;width:269.85pt;height:36pt;z-index:-251564032;visibility:visible;mso-wrap-style:square;mso-width-percent:0;mso-height-percent:0;mso-wrap-distance-left:9pt;mso-wrap-distance-top:0;mso-wrap-distance-right:9pt;mso-wrap-distance-bottom:0;mso-position-horizontal:absolute;mso-position-horizontal-relative:margin;mso-position-vertical:absolute;mso-position-vertical-relative:text;mso-width-percent:0;mso-height-percent:0;mso-width-relative:margin;mso-height-relative:margin;v-text-anchor:middle" o:gfxdata="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" fillcolor="white [3201]" strokecolor="black [3200]" strokeweight="1pt">
+                <w10:wrap anchorx="margin"/>
+              </v:rect>
+            </w:pict>
+          </mc:Fallback>
+        </mc:AlternateContent>
+      </w:r>
+    </w:p>
+    <w:p>
+      <w:pPr>
+        <w:spacing w:line="259" w:lineRule="auto"/>
+        <w:jc w:val="center"/>
+        <w:rPr>
+          <w:rFonts w:ascii="Times New Roman" w:hAnsi="Times New Roman" w:cs="Times New Roman"/>
+          <w:sz w:val="24"/>
+          <w:szCs w:val="24"/>
+          <w:lang w:eastAsia="zh-CN"/>
+        </w:rPr>
+      </w:pPr>
+      <w:r>
+        <w:rPr>
+          <w:rFonts w:ascii="Times New Roman" w:hAnsi="Times New Roman" w:cs="Times New Roman"/>
+          <w:sz w:val="24"/>
+          <w:szCs w:val="24"/>
+          <w:lang w:eastAsia="zh-CN"/>
+        </w:rPr>
+        <w:t xml:space="preserve">If t &gt; 60: trim data to last 60s, update </w:t>
+      </w:r>
+      <w:proofErr w:type="spellStart"/>
+      <w:proofErr w:type="gramStart"/>
+      <w:r>
+        <w:rPr>
+          <w:rFonts w:ascii="Times New Roman" w:hAnsi="Times New Roman" w:cs="Times New Roman"/>
+          <w:sz w:val="24"/>
+          <w:szCs w:val="24"/>
+          <w:lang w:eastAsia="zh-CN"/>
+        </w:rPr>
+        <w:t>xlim</w:t>
+      </w:r>
+      <w:proofErr w:type="spellEnd"/>
+      <w:r>
+        <w:rPr>
+          <w:rFonts w:ascii="Times New Roman" w:hAnsi="Times New Roman" w:cs="Times New Roman"/>
+          <w:sz w:val="24"/>
+          <w:szCs w:val="24"/>
+          <w:lang w:eastAsia="zh-CN"/>
+        </w:rPr>
+        <w:t>(</w:t>
+      </w:r>
+      <w:proofErr w:type="gramEnd"/>
+      <w:r>
+        <w:rPr>
+          <w:rFonts w:ascii="Times New Roman" w:hAnsi="Times New Roman" w:cs="Times New Roman"/>
+          <w:sz w:val="24"/>
+          <w:szCs w:val="24"/>
+          <w:lang w:eastAsia="zh-CN"/>
+        </w:rPr>
+        <w:t>[t-60, t]).</w:t>
+      </w:r>
+    </w:p>
+    <w:p>
+      <w:pPr>
+        <w:spacing w:line="259" w:lineRule="auto"/>
+        <w:jc w:val="center"/>
+        <w:rPr>
+          <w:rFonts w:ascii="Times New Roman" w:hAnsi="Times New Roman" w:cs="Times New Roman"/>
+          <w:sz w:val="24"/>
+          <w:szCs w:val="24"/>
+          <w:lang w:eastAsia="zh-CN"/>
+        </w:rPr>
+      </w:pPr>
+      <w:r>
+        <w:rPr>
+          <w:rFonts w:ascii="Times New Roman" w:hAnsi="Times New Roman" w:cs="Times New Roman" w:hint="eastAsia"/>
+          <w:sz w:val="24"/>
+          <w:szCs w:val="24"/>
+          <w:lang w:eastAsia="zh-CN"/>
+        </w:rPr>
+        <mc:AlternateContent>
+          <mc:Choice Requires="wps">
+            <w:drawing>
+              <wp:anchor distT="0" distB="0" distL="114300" distR="114300" simplePos="0" relativeHeight="251769856" behindDoc="0" locked="0" layoutInCell="1" allowOverlap="1" wp14:anchorId="09A085DF" wp14:editId="43EB2E78">
+                <wp:simplePos x="0" y="0"/>
+                <wp:positionH relativeFrom="column">
+                  <wp:posOffset>2856626</wp:posOffset>
+                </wp:positionH>
+                <wp:positionV relativeFrom="paragraph">
+                  <wp:posOffset>24388</wp:posOffset>
+                </wp:positionV>
+                <wp:extent cx="0" cy="114678"/>
+                <wp:effectExtent l="76200" t="0" r="57150" b="57150"/>
+                <wp:wrapNone/>
+                <wp:docPr id="232" name="Straight Arrow Connector 232"/>
+                <wp:cNvGraphicFramePr/>
+                <a:graphic xmlns:a="http://schemas.openxmlformats.org/drawingml/2006/main">
+                  <a:graphicData uri="http://schemas.microsoft.com/office/word/2010/wordprocessingShape">
+                    <wps:wsp>
+                      <wps:cNvCnPr/>
+                      <wps:spPr>
+                        <a:xfrm flipH="1">
+                          <a:off x="0" y="0"/>
+                          <a:ext cx="0" cy="114678"/>
+                        </a:xfrm>
+                        <a:prstGeom prst="straightConnector1">
+                          <a:avLst/>
+                        </a:prstGeom>
+                        <a:ln>
+                          <a:tailEnd type="triangle"/>
+                        </a:ln>
+                      </wps:spPr>
+                      <wps:style>
+                        <a:lnRef idx="1">
+                          <a:schemeClr val="dk1"/>
+                        </a:lnRef>
+                        <a:fillRef idx="0">
+                          <a:schemeClr val="dk1"/>
+                        </a:fillRef>
+                        <a:effectRef idx="0">
+                          <a:schemeClr val="dk1"/>
+                        </a:effectRef>
+                        <a:fontRef idx="minor">
+                          <a:schemeClr val="tx1"/>
+                        </a:fontRef>
+                      </wps:style>
+                      <wps:bodyPr/>
+                    </wps:wsp>
+                  </a:graphicData>
+                </a:graphic>
+                <wp14:sizeRelH relativeFrom="margin">
+                  <wp14:pctWidth>0</wp14:pctWidth>
+                </wp14:sizeRelH>
+                <wp14:sizeRelV relativeFrom="margin">
+                  <wp14:pctHeight>0</wp14:pctHeight>
+                </wp14:sizeRelV>
+              </wp:anchor>
+            </w:drawing>
+          </mc:Choice>
+          <mc:Fallback>
+            <w:pict>
+              <v:shape w14:anchorId="7480CAA5" id="Straight Arrow Connector 232" o:spid="_x0000_s1026" type="#_x0000_t32" style="position:absolute;margin-left:224.95pt;margin-top:1.9pt;width:0;height:9.05pt;flip:x;z-index:251769856;visibility:visible;mso-wrap-style:square;mso-width-percent:0;mso-height-percent:0;mso-wrap-distance-left:9pt;mso-wrap-distance-top:0;mso-wrap-distance-right:9pt;mso-wrap-distance-bottom:0;mso-position-horizontal:absolute;mso-position-horizontal-relative:text;mso-position-vertical:absolute;mso-position-vertical-relative:text;mso-width-percent:0;mso-height-percent:0;mso-width-relative:margin;mso-height-relative:margin" o:gfxdata="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" strokecolor="black [3200]" strokeweight=".5pt">
+                <v:stroke endarrow="block" joinstyle="miter"/>
+              </v:shape>
+            </w:pict>
+          </mc:Fallback>
+        </mc:AlternateContent>
+      </w:r>
+      <w:r>
+        <w:rPr>
+          <w:rFonts w:ascii="Times New Roman" w:hAnsi="Times New Roman" w:cs="Times New Roman"/>
+          <w:sz w:val="24"/>
+          <w:szCs w:val="24"/>
+          <w:lang w:eastAsia="zh-CN"/>
+        </w:rPr>
+        <mc:AlternateContent>
+          <mc:Choice Requires="wps">
+            <w:drawing>
+              <wp:anchor distT="0" distB="0" distL="114300" distR="114300" simplePos="0" relativeHeight="251754496" behindDoc="1" locked="0" layoutInCell="1" allowOverlap="1" wp14:anchorId="25186D5F" wp14:editId="276B20CE">
+                <wp:simplePos x="0" y="0"/>
+                <wp:positionH relativeFrom="margin">
+                  <wp:posOffset>295200</wp:posOffset>
+                </wp:positionH>
+                <wp:positionV relativeFrom="paragraph">
+                  <wp:posOffset>139225</wp:posOffset>
+                </wp:positionV>
+                <wp:extent cx="5076900" cy="457200"/>
+                <wp:effectExtent l="0" t="0" r="28575" b="19050"/>
+                <wp:wrapNone/>
+                <wp:docPr id="214" name="Rectangle 214"/>
+                <wp:cNvGraphicFramePr/>
+                <a:graphic xmlns:a="http://schemas.openxmlformats.org/drawingml/2006/main">
+                  <a:graphicData uri="http://schemas.microsoft.com/office/word/2010/wordprocessingShape">
+                    <wps:wsp>
+                      <wps:cNvSpPr/>
+                      <wps:spPr>
+                        <a:xfrm>
+                          <a:off x="0" y="0"/>
+                          <a:ext cx="5076900" cy="457200"/>
+                        </a:xfrm>
+                        <a:prstGeom prst="rect">
+                          <a:avLst/>
+                        </a:prstGeom>
+                      </wps:spPr>
+                      <wps:style>
+                        <a:lnRef idx="2">
+                          <a:schemeClr val="dk1"/>
+                        </a:lnRef>
+                        <a:fillRef idx="1">
+                          <a:schemeClr val="lt1"/>
+                        </a:fillRef>
+                        <a:effectRef idx="0">
+                          <a:schemeClr val="dk1"/>
+                        </a:effectRef>
+                        <a:fontRef idx="minor">
+                          <a:schemeClr val="dk1"/>
+                        </a:fontRef>
+                      </wps:style>
+                      <wps:bodyPr rot="0" spcFirstLastPara="0" vertOverflow="overflow" horzOverflow="overflow" vert="horz" wrap="square" lIns="91440" tIns="45720" rIns="91440" bIns="45720" numCol="1" spcCol="0" rtlCol="0" fromWordArt="0" anchor="ctr" anchorCtr="0" forceAA="0" compatLnSpc="1">
+                        <a:prstTxWarp prst="textNoShape">
+                          <a:avLst/>
+                        </a:prstTxWarp>
+                        <a:noAutofit/>
+                      </wps:bodyPr>
+                    </wps:wsp>
+                  </a:graphicData>
+                </a:graphic>
+                <wp14:sizeRelH relativeFrom="margin">
+                  <wp14:pctWidth>0</wp14:pctWidth>
+                </wp14:sizeRelH>
+                <wp14:sizeRelV relativeFrom="margin">
+                  <wp14:pctHeight>0</wp14:pctHeight>
+                </wp14:sizeRelV>
+              </wp:anchor>
+            </w:drawing>
+          </mc:Choice>
+          <mc:Fallback>
+            <w:pict>
+              <v:rect w14:anchorId="51FE2BC1" id="Rectangle 214" o:spid="_x0000_s1026" style="position:absolute;margin-left:23.25pt;margin-top:10.95pt;width:399.75pt;height:36pt;z-index:-251561984;visibility:visible;mso-wrap-style:square;mso-width-percent:0;mso-height-percent:0;mso-wrap-distance-left:9pt;mso-wrap-distance-top:0;mso-wrap-distance-right:9pt;mso-wrap-distance-bottom:0;mso-position-horizontal:absolute;mso-position-horizontal-relative:margin;mso-position-vertical:absolute;mso-position-vertical-relative:text;mso-width-percent:0;mso-height-percent:0;mso-width-relative:margin;mso-height-relative:margin;v-text-anchor:middle" o:gfxdata="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" fillcolor="white [3201]" strokecolor="black [3200]" strokeweight="1pt">
+                <w10:wrap anchorx="margin"/>
+              </v:rect>
+            </w:pict>
+          </mc:Fallback>
+        </mc:AlternateContent>
+      </w:r>
+    </w:p>
+    <w:p>
+      <w:pPr>
+        <w:spacing w:line="259" w:lineRule="auto"/>
+        <w:jc w:val="center"/>
+        <w:rPr>
+          <w:rFonts w:ascii="Times New Roman" w:hAnsi="Times New Roman" w:cs="Times New Roman"/>
+          <w:sz w:val="24"/>
+          <w:szCs w:val="24"/>
+          <w:lang w:eastAsia="zh-CN"/>
+        </w:rPr>
+      </w:pPr>
+      <w:r>
+        <w:rPr>
+          <w:rFonts w:ascii="Times New Roman" w:hAnsi="Times New Roman" w:cs="Times New Roman"/>
+          <w:sz w:val="24"/>
+          <w:szCs w:val="24"/>
+          <w:lang w:eastAsia="zh-CN"/>
+        </w:rPr>
+        <w:t>Update live plot with new data (</w:t>
+      </w:r>
+      <w:proofErr w:type="spellStart"/>
+      <w:r>
+        <w:rPr>
+          <w:rFonts w:ascii="Times New Roman" w:hAnsi="Times New Roman" w:cs="Times New Roman"/>
+          <w:sz w:val="24"/>
+          <w:szCs w:val="24"/>
+          <w:lang w:eastAsia="zh-CN"/>
+        </w:rPr>
+        <w:t>drawnow</w:t>
+      </w:r>
+      <w:proofErr w:type="spellEnd"/>
+      <w:r>
+        <w:rPr>
+          <w:rFonts w:ascii="Times New Roman" w:hAnsi="Times New Roman" w:cs="Times New Roman"/>
+          <w:sz w:val="24"/>
+          <w:szCs w:val="24"/>
+          <w:lang w:eastAsia="zh-CN"/>
+        </w:rPr>
+        <w:t>), maintain 1</w:t>
+      </w:r>
+      <w:r>
+        <w:rPr>
+          <w:rFonts w:ascii="Times New Roman" w:hAnsi="Times New Roman" w:cs="Times New Roman" w:hint="eastAsia"/>
+          <w:sz w:val="24"/>
+          <w:szCs w:val="24"/>
+          <w:lang w:eastAsia="zh-CN"/>
+        </w:rPr>
+        <w:t xml:space="preserve"> </w:t>
+      </w:r>
+      <w:r>
+        <w:rPr>
+          <w:rFonts w:ascii="Times New Roman" w:hAnsi="Times New Roman" w:cs="Times New Roman"/>
+          <w:sz w:val="24"/>
+          <w:szCs w:val="24"/>
+          <w:lang w:eastAsia="zh-CN"/>
+        </w:rPr>
+        <w:t>second sampling interval</w:t>
+      </w:r>
+      <w:r>
+        <w:rPr>
+          <w:rFonts w:ascii="Times New Roman" w:hAnsi="Times New Roman" w:cs="Times New Roman" w:hint="eastAsia"/>
+          <w:sz w:val="24"/>
+          <w:szCs w:val="24"/>
+          <w:lang w:eastAsia="zh-CN"/>
+        </w:rPr>
+        <w:t>.</w:t>
+      </w:r>
+    </w:p>
+    <w:p>
+      <w:pPr>
+        <w:pStyle w:val="NormalWeb"/>
+        <w:rPr>
+          <w:rFonts w:eastAsia="宋体"/>
+          <w:lang w:val="en-GB"/>
+        </w:rPr>
+      </w:pPr>
+      <w:r>
+        <w:rPr>
+          <w:rFonts w:eastAsia="宋体" w:hint="eastAsia"/>
+          <w:lang w:val="en-GB"/>
+        </w:rPr>
+        <mc:AlternateContent>
+          <mc:Choice Requires="wps">
+            <w:drawing>
+              <wp:anchor distT="0" distB="0" distL="114300" distR="114300" simplePos="0" relativeHeight="251726848" behindDoc="0" locked="0" layoutInCell="1" allowOverlap="1" wp14:anchorId="4C68ABAB" wp14:editId="1F3AF932">
+                <wp:simplePos x="0" y="0"/>
+                <wp:positionH relativeFrom="column">
+                  <wp:posOffset>2862580</wp:posOffset>
+                </wp:positionH>
+                <wp:positionV relativeFrom="paragraph">
+                  <wp:posOffset>17365</wp:posOffset>
+                </wp:positionV>
+                <wp:extent cx="2540" cy="255905"/>
+                <wp:effectExtent l="76200" t="0" r="73660" b="48895"/>
+                <wp:wrapNone/>
+                <wp:docPr id="63" name="Straight Arrow Connector 63"/>
+                <wp:cNvGraphicFramePr/>
+                <a:graphic xmlns:a="http://schemas.openxmlformats.org/drawingml/2006/main">
+                  <a:graphicData uri="http://schemas.microsoft.com/office/word/2010/wordprocessingShape">
+                    <wps:wsp>
+                      <wps:cNvCnPr/>
+                      <wps:spPr>
+                        <a:xfrm>
+                          <a:off x="0" y="0"/>
+                          <a:ext cx="2540" cy="255905"/>
+                        </a:xfrm>
+                        <a:prstGeom prst="straightConnector1">
+                          <a:avLst/>
+                        </a:prstGeom>
+                        <a:ln>
+                          <a:tailEnd type="triangle"/>
+                        </a:ln>
+                      </wps:spPr>
+                      <wps:style>
+                        <a:lnRef idx="1">
+                          <a:schemeClr val="dk1"/>
+                        </a:lnRef>
+                        <a:fillRef idx="0">
+                          <a:schemeClr val="dk1"/>
+                        </a:fillRef>
+                        <a:effectRef idx="0">
+                          <a:schemeClr val="dk1"/>
+                        </a:effectRef>
+                        <a:fontRef idx="minor">
+                          <a:schemeClr val="tx1"/>
+                        </a:fontRef>
+                      </wps:style>
+                      <wps:bodyPr/>
+                    </wps:wsp>
+                  </a:graphicData>
+                </a:graphic>
+                <wp14:sizeRelH relativeFrom="margin">
+                  <wp14:pctWidth>0</wp14:pctWidth>
+                </wp14:sizeRelH>
+                <wp14:sizeRelV relativeFrom="margin">
+                  <wp14:pctHeight>0</wp14:pctHeight>
+                </wp14:sizeRelV>
+              </wp:anchor>
+            </w:drawing>
+          </mc:Choice>
+          <mc:Fallback>
+            <w:pict>
+              <v:shape w14:anchorId="369180D4" id="Straight Arrow Connector 63" o:spid="_x0000_s1026" type="#_x0000_t32" style="position:absolute;margin-left:225.4pt;margin-top:1.35pt;width:.2pt;height:20.15pt;z-index:251726848;visibility:visible;mso-wrap-style:square;mso-width-percent:0;mso-height-percent:0;mso-wrap-distance-left:9pt;mso-wrap-distance-top:0;mso-wrap-distance-right:9pt;mso-wrap-distance-bottom:0;mso-position-horizontal:absolute;mso-position-horizontal-relative:text;mso-position-vertical:absolute;mso-position-vertical-relative:text;mso-width-percent:0;mso-height-percent:0;mso-width-relative:margin;mso-height-relative:margin" o:gfxdata="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" strokecolor="black [3200]" strokeweight=".5pt">
+                <v:stroke endarrow="block" joinstyle="miter"/>
+              </v:shape>
+            </w:pict>
+          </mc:Fallback>
+        </mc:AlternateContent>
+      </w:r>
+      <w:r>
+        <w:rPr>
+          <w:rFonts w:eastAsia="宋体"/>
+          <w:lang w:val="en-GB"/>
+        </w:rPr>
+        <mc:AlternateContent>
+          <mc:Choice Requires="wps">
+            <w:drawing>
+              <wp:anchor distT="0" distB="0" distL="114300" distR="114300" simplePos="0" relativeHeight="251724800" behindDoc="1" locked="0" layoutInCell="1" allowOverlap="1" wp14:anchorId="26F444CB" wp14:editId="38A09F66">
+                <wp:simplePos x="0" y="0"/>
+                <wp:positionH relativeFrom="margin">
+                  <wp:posOffset>910125</wp:posOffset>
+                </wp:positionH>
+                <wp:positionV relativeFrom="paragraph">
+                  <wp:posOffset>280305</wp:posOffset>
+                </wp:positionV>
+                <wp:extent cx="3962400" cy="466725"/>
+                <wp:effectExtent l="38100" t="19050" r="0" b="47625"/>
+                <wp:wrapNone/>
+                <wp:docPr id="193" name="Diamond 193"/>
+                <wp:cNvGraphicFramePr/>
+                <a:graphic xmlns:a="http://schemas.openxmlformats.org/drawingml/2006/main">
+                  <a:graphicData uri="http://schemas.microsoft.com/office/word/2010/wordprocessingShape">
+                    <wps:wsp>
+                      <wps:cNvSpPr/>
+                      <wps:spPr>
+                        <a:xfrm>
+                          <a:off x="0" y="0"/>
+                          <a:ext cx="3962400" cy="466725"/>
+                        </a:xfrm>
+                        <a:prstGeom prst="diamond">
+                          <a:avLst/>
+                        </a:prstGeom>
+                      </wps:spPr>
+                      <wps:style>
+                        <a:lnRef idx="2">
+                          <a:schemeClr val="dk1"/>
+                        </a:lnRef>
+                        <a:fillRef idx="1">
+                          <a:schemeClr val="lt1"/>
+                        </a:fillRef>
+                        <a:effectRef idx="0">
+                          <a:schemeClr val="dk1"/>
+                        </a:effectRef>
+                        <a:fontRef idx="minor">
+                          <a:schemeClr val="dk1"/>
+                        </a:fontRef>
+                      </wps:style>
+                      <wps:bodyPr rot="0" spcFirstLastPara="0" vertOverflow="overflow" horzOverflow="overflow" vert="horz" wrap="square" lIns="91440" tIns="45720" rIns="91440" bIns="45720" numCol="1" spcCol="0" rtlCol="0" fromWordArt="0" anchor="ctr" anchorCtr="0" forceAA="0" compatLnSpc="1">
+                        <a:prstTxWarp prst="textNoShape">
+                          <a:avLst/>
+                        </a:prstTxWarp>
+                        <a:noAutofit/>
+                      </wps:bodyPr>
+                    </wps:wsp>
+                  </a:graphicData>
+                </a:graphic>
+                <wp14:sizeRelH relativeFrom="margin">
+                  <wp14:pctWidth>0</wp14:pctWidth>
+                </wp14:sizeRelH>
+              </wp:anchor>
+            </w:drawing>
+          </mc:Choice>
+          <mc:Fallback>
+            <w:pict>
+              <v:shape w14:anchorId="7B7C74AE" id="Diamond 193" o:spid="_x0000_s1026" type="#_x0000_t4" style="position:absolute;margin-left:71.65pt;margin-top:22.05pt;width:312pt;height:36.75pt;z-index:-251591680;visibility:visible;mso-wrap-style:square;mso-width-percent:0;mso-wrap-distance-left:9pt;mso-wrap-distance-top:0;mso-wrap-distance-right:9pt;mso-wrap-distance-bottom:0;mso-position-horizontal:absolute;mso-position-horizontal-relative:margin;mso-position-vertical:absolute;mso-position-vertical-relative:text;mso-width-percent:0;mso-width-relative:margin;v-text-anchor:middle" o:gfxdata="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" fillcolor="white [3201]" strokecolor="black [3200]" strokeweight="1pt">
+                <w10:wrap anchorx="margin"/>
+              </v:shape>
+            </w:pict>
+          </mc:Fallback>
+        </mc:AlternateContent>
+      </w:r>
+      <w:r>
+        <w:rPr>
+          <w:rFonts w:eastAsia="宋体"/>
+          <w:lang w:val="en-GB"/>
+        </w:rPr>
+        <mc:AlternateContent>
+          <mc:Choice Requires="wps">
+            <w:drawing>
+              <wp:anchor distT="45720" distB="45720" distL="114300" distR="114300" simplePos="0" relativeHeight="251739136" behindDoc="0" locked="0" layoutInCell="1" allowOverlap="1" wp14:anchorId="092154F0" wp14:editId="017BFCFC">
+                <wp:simplePos x="0" y="0"/>
+                <wp:positionH relativeFrom="column">
+                  <wp:posOffset>4873625</wp:posOffset>
+                </wp:positionH>
+                <wp:positionV relativeFrom="paragraph">
+                  <wp:posOffset>154940</wp:posOffset>
+                </wp:positionV>
+                <wp:extent cx="457200" cy="236855"/>
+                <wp:effectExtent l="0" t="0" r="19050" b="10795"/>
+                <wp:wrapNone/>
+                <wp:docPr id="192" name="Text Box 2"/>
+                <wp:cNvGraphicFramePr>
+                  <a:graphicFrameLocks xmlns:a="http://schemas.openxmlformats.org/drawingml/2006/main"/>
+                </wp:cNvGraphicFramePr>
+                <a:graphic xmlns:a="http://schemas.openxmlformats.org/drawingml/2006/main">
+                  <a:graphicData uri="http://schemas.microsoft.com/office/word/2010/wordprocessingShape">
+                    <wps:wsp>
+                      <wps:cNvSpPr txBox="1">
+                        <a:spLocks noChangeArrowheads="1"/>
+                      </wps:cNvSpPr>
+                      <wps:spPr bwMode="auto">
+                        <a:xfrm>
+                          <a:off x="0" y="0"/>
+                          <a:ext cx="457200" cy="236855"/>
+                        </a:xfrm>
+                        <a:prstGeom prst="rect">
+                          <a:avLst/>
+                        </a:prstGeom>
+                        <a:solidFill>
+                          <a:srgbClr val="FFFFFF"/>
+                        </a:solidFill>
+                        <a:ln w="9525">
+                          <a:solidFill>
+                            <a:schemeClr val="bg1"/>
+                          </a:solidFill>
+                          <a:miter lim="800000"/>
+                          <a:headEnd/>
+                          <a:tailEnd/>
+                        </a:ln>
+                      </wps:spPr>
+                      <wps:txbx>
+                        <w:txbxContent>
+                          <w:p>
+                            <w:pPr>
+                              <w:rPr>
+                                <w:rFonts w:hint="eastAsia"/>
+                              </w:rPr>
+                            </w:pPr>
+                            <w:r>
+                              <w:rPr>
+                                <w:rFonts w:hint="eastAsia"/>
+                                <w:lang w:eastAsia="zh-CN"/>
+                              </w:rPr>
+                              <w:t>No</w:t>
+                            </w:r>
+                          </w:p>
+                        </w:txbxContent>
+                      </wps:txbx>
+                      <wps:bodyPr rot="0" vert="horz" wrap="square" lIns="91440" tIns="45720" rIns="91440" bIns="45720" anchor="t" anchorCtr="0">
+                        <a:noAutofit/>
+                      </wps:bodyPr>
+                    </wps:wsp>
+                  </a:graphicData>
+                </a:graphic>
+                <wp14:sizeRelH relativeFrom="margin">
+                  <wp14:pctWidth>0</wp14:pctWidth>
+                </wp14:sizeRelH>
+                <wp14:sizeRelV relativeFrom="margin">
+                  <wp14:pctHeight>0</wp14:pctHeight>
+                </wp14:sizeRelV>
+              </wp:anchor>
+            </w:drawing>
+          </mc:Choice>
+          <mc:Fallback>
+            <w:pict>
+              <v:shape w14:anchorId="092154F0" id="_x0000_s1031" type="#_x0000_t202" style="position:absolute;margin-left:383.75pt;margin-top:12.2pt;width:36pt;height:18.65pt;z-index:251739136;visibility:visible;mso-wrap-style:square;mso-width-percent:0;mso-height-percent:0;mso-wrap-distance-left:9pt;mso-wrap-distance-top:3.6pt;mso-wrap-distance-right:9pt;mso-wrap-distance-bottom:3.6pt;mso-position-horizontal:absolute;mso-position-horizontal-relative:text;mso-position-vertical:absolute;mso-position-vertical-relative:text;mso-width-percent:0;mso-height-percent:0;mso-width-relative:margin;mso-height-relative:margin;v-text-anchor:top" o:gfxdata="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" strokecolor="white [3212]">
+                <v:textbox>
+                  <w:txbxContent>
+                    <w:p>
+                      <w:pPr>
+                        <w:rPr>
+                          <w:rFonts w:hint="eastAsia"/>
+                        </w:rPr>
+                      </w:pPr>
+                      <w:r>
+                        <w:rPr>
+                          <w:rFonts w:hint="eastAsia"/>
+                          <w:lang w:eastAsia="zh-CN"/>
+                        </w:rPr>
+                        <w:t>No</w:t>
+                      </w:r>
+                    </w:p>
+                  </w:txbxContent>
+                </v:textbox>
+              </v:shape>
+            </w:pict>
+          </mc:Fallback>
+        </mc:AlternateContent>
+      </w:r>
+    </w:p>
+    <w:p>
+      <w:pPr>
+        <w:pStyle w:val="NormalWeb"/>
+        <w:jc w:val="center"/>
+        <w:rPr>
+          <w:rFonts w:eastAsia="宋体" w:hint="eastAsia"/>
+          <w:lang w:val="en-GB"/>
+        </w:rPr>
+      </w:pPr>
+      <w:r>
+        <w:rPr>
+          <w:rFonts w:eastAsia="宋体" w:hint="eastAsia"/>
+          <w:lang w:val="en-GB"/>
+        </w:rPr>
+        <mc:AlternateContent>
+          <mc:Choice Requires="wps">
+            <w:drawing>
+              <wp:anchor distT="0" distB="0" distL="114300" distR="114300" simplePos="0" relativeHeight="251735040" behindDoc="0" locked="0" layoutInCell="1" allowOverlap="1" wp14:anchorId="0CD4CFA7" wp14:editId="2F1E0CE9">
+                <wp:simplePos x="0" y="0"/>
+                <wp:positionH relativeFrom="column">
+                  <wp:posOffset>4801376</wp:posOffset>
+                </wp:positionH>
+                <wp:positionV relativeFrom="paragraph">
+                  <wp:posOffset>55668</wp:posOffset>
+                </wp:positionV>
+                <wp:extent cx="45719" cy="1806011"/>
+                <wp:effectExtent l="38100" t="0" r="545465" b="99060"/>
+                <wp:wrapNone/>
+                <wp:docPr id="194" name="Connector: Elbow 194"/>
+                <wp:cNvGraphicFramePr/>
+                <a:graphic xmlns:a="http://schemas.openxmlformats.org/drawingml/2006/main">
+                  <a:graphicData uri="http://schemas.microsoft.com/office/word/2010/wordprocessingShape">
+                    <wps:wsp>
+                      <wps:cNvCnPr/>
+                      <wps:spPr>
+                        <a:xfrm flipH="1">
+                          <a:off x="0" y="0"/>
+                          <a:ext cx="45719" cy="1806011"/>
+                        </a:xfrm>
+                        <a:prstGeom prst="bentConnector3">
+                          <a:avLst>
+                            <a:gd name="adj1" fmla="val -1139909"/>
+                          </a:avLst>
+                        </a:prstGeom>
+                        <a:ln>
+                          <a:tailEnd type="triangle"/>
+                        </a:ln>
+                      </wps:spPr>
+                      <wps:style>
+                        <a:lnRef idx="1">
+                          <a:schemeClr val="dk1"/>
+                        </a:lnRef>
+                        <a:fillRef idx="0">
+                          <a:schemeClr val="dk1"/>
+                        </a:fillRef>
+                        <a:effectRef idx="0">
+                          <a:schemeClr val="dk1"/>
+                        </a:effectRef>
+                        <a:fontRef idx="minor">
+                          <a:schemeClr val="tx1"/>
+                        </a:fontRef>
+                      </wps:style>
+                      <wps:bodyPr/>
+                    </wps:wsp>
+                  </a:graphicData>
+                </a:graphic>
+                <wp14:sizeRelH relativeFrom="margin">
+                  <wp14:pctWidth>0</wp14:pctWidth>
+                </wp14:sizeRelH>
+                <wp14:sizeRelV relativeFrom="margin">
+                  <wp14:pctHeight>0</wp14:pctHeight>
+                </wp14:sizeRelV>
+              </wp:anchor>
+            </w:drawing>
+          </mc:Choice>
+          <mc:Fallback>
+            <w:pict>
+              <v:shape w14:anchorId="29F76C03" id="Connector: Elbow 194" o:spid="_x0000_s1026" type="#_x0000_t34" style="position:absolute;margin-left:378.05pt;margin-top:4.4pt;width:3.6pt;height:142.2pt;flip:x;z-index:251735040;visibility:visible;mso-wrap-style:square;mso-width-percent:0;mso-height-percent:0;mso-wrap-distance-left:9pt;mso-wrap-distance-top:0;mso-wrap-distance-right:9pt;mso-wrap-distance-bottom:0;mso-position-horizontal:absolute;mso-position-horizontal-relative:text;mso-position-vertical:absolute;mso-position-vertical-relative:text;mso-width-percent:0;mso-height-percent:0;mso-width-relative:margin;mso-height-relative:margin" o:gfxdata="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" adj="-246220" strokecolor="black [3200]" strokeweight=".5pt">
+                <v:stroke endarrow="block"/>
+              </v:shape>
+            </w:pict>
+          </mc:Fallback>
+        </mc:AlternateContent>
+      </w:r>
+      <w:r>
+        <w:rPr>
+          <w:rFonts w:eastAsia="宋体" w:hint="eastAsia"/>
+          <w:lang w:val="en-GB"/>
+        </w:rPr>
+        <mc:AlternateContent>
+          <mc:Choice Requires="wps">
+            <w:drawing>
+              <wp:anchor distT="0" distB="0" distL="114300" distR="114300" simplePos="0" relativeHeight="251728896" behindDoc="0" locked="0" layoutInCell="1" allowOverlap="1" wp14:anchorId="326934D2" wp14:editId="30C192B5">
+                <wp:simplePos x="0" y="0"/>
+                <wp:positionH relativeFrom="column">
+                  <wp:posOffset>2856155</wp:posOffset>
+                </wp:positionH>
+                <wp:positionV relativeFrom="paragraph">
+                  <wp:posOffset>319853</wp:posOffset>
+                </wp:positionV>
+                <wp:extent cx="2540" cy="566928"/>
+                <wp:effectExtent l="76200" t="0" r="73660" b="62230"/>
+                <wp:wrapNone/>
+                <wp:docPr id="195" name="Straight Arrow Connector 195"/>
+                <wp:cNvGraphicFramePr/>
+                <a:graphic xmlns:a="http://schemas.openxmlformats.org/drawingml/2006/main">
+                  <a:graphicData uri="http://schemas.microsoft.com/office/word/2010/wordprocessingShape">
+                    <wps:wsp>
+                      <wps:cNvCnPr/>
+                      <wps:spPr>
+                        <a:xfrm>
+                          <a:off x="0" y="0"/>
+                          <a:ext cx="2540" cy="566928"/>
+                        </a:xfrm>
+                        <a:prstGeom prst="straightConnector1">
+                          <a:avLst/>
+                        </a:prstGeom>
+                        <a:ln>
+                          <a:tailEnd type="triangle"/>
+                        </a:ln>
+                      </wps:spPr>
+                      <wps:style>
+                        <a:lnRef idx="1">
+                          <a:schemeClr val="dk1"/>
+                        </a:lnRef>
+                        <a:fillRef idx="0">
+                          <a:schemeClr val="dk1"/>
+                        </a:fillRef>
+                        <a:effectRef idx="0">
+                          <a:schemeClr val="dk1"/>
+                        </a:effectRef>
+                        <a:fontRef idx="minor">
+                          <a:schemeClr val="tx1"/>
+                        </a:fontRef>
+                      </wps:style>
+                      <wps:bodyPr/>
+                    </wps:wsp>
+                  </a:graphicData>
+                </a:graphic>
+                <wp14:sizeRelH relativeFrom="margin">
+                  <wp14:pctWidth>0</wp14:pctWidth>
+                </wp14:sizeRelH>
+                <wp14:sizeRelV relativeFrom="margin">
+                  <wp14:pctHeight>0</wp14:pctHeight>
+                </wp14:sizeRelV>
+              </wp:anchor>
+            </w:drawing>
+          </mc:Choice>
+          <mc:Fallback>
+            <w:pict>
+              <v:shape w14:anchorId="4144D120" id="Straight Arrow Connector 195" o:spid="_x0000_s1026" type="#_x0000_t32" style="position:absolute;margin-left:224.9pt;margin-top:25.2pt;width:.2pt;height:44.65pt;z-index:251728896;visibility:visible;mso-wrap-style:square;mso-width-percent:0;mso-height-percent:0;mso-wrap-distance-left:9pt;mso-wrap-distance-top:0;mso-wrap-distance-right:9pt;mso-wrap-distance-bottom:0;mso-position-horizontal:absolute;mso-position-horizontal-relative:text;mso-position-vertical:absolute;mso-position-vertical-relative:text;mso-width-percent:0;mso-height-percent:0;mso-width-relative:margin;mso-height-relative:margin" o:gfxdata="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" strokecolor="black [3200]" strokeweight=".5pt">
+                <v:stroke endarrow="block" joinstyle="miter"/>
+              </v:shape>
+            </w:pict>
+          </mc:Fallback>
+        </mc:AlternateContent>
+      </w:r>
+      <w:r>
+        <w:rPr>
+          <w:rFonts w:eastAsia="宋体" w:hint="eastAsia"/>
+          <w:lang w:val="en-GB"/>
+        </w:rPr>
+        <w:t>Is the temperature in the range 18-24</w:t>
+      </w:r>
+      <w:r>
+        <w:rPr>
+          <w:rFonts w:eastAsia="宋体"/>
+          <w:lang w:val="en-GB"/>
+        </w:rPr>
+        <w:t xml:space="preserve"> °C</w:t>
+      </w:r>
+      <w:r>
+        <w:rPr>
+          <w:rFonts w:eastAsia="宋体" w:hint="eastAsia"/>
+          <w:lang w:val="en-GB"/>
+        </w:rPr>
+        <w:t>?</w:t>
+      </w:r>
+    </w:p>
+    <w:p>
+      <w:pPr>
+        <w:pStyle w:val="NormalWeb"/>
+        <w:jc w:val="center"/>
+        <w:rPr>
+          <w:rFonts w:eastAsia="宋体"/>
+          <w:lang w:val="en-GB"/>
+        </w:rPr>
+      </w:pPr>
+      <w:r>
+        <w:rPr>
+          <w:rFonts w:eastAsia="宋体"/>
+          <w:lang w:val="en-GB"/>
+        </w:rPr>
+        <mc:AlternateContent>
+          <mc:Choice Requires="wps">
+            <w:drawing>
+              <wp:anchor distT="45720" distB="45720" distL="114300" distR="114300" simplePos="0" relativeHeight="251727872" behindDoc="0" locked="0" layoutInCell="1" allowOverlap="1" wp14:anchorId="19D6E75A" wp14:editId="5C223C45">
+                <wp:simplePos x="0" y="0"/>
+                <wp:positionH relativeFrom="column">
+                  <wp:posOffset>2383745</wp:posOffset>
+                </wp:positionH>
+                <wp:positionV relativeFrom="paragraph">
+                  <wp:posOffset>107680</wp:posOffset>
+                </wp:positionV>
+                <wp:extent cx="457200" cy="252730"/>
+                <wp:effectExtent l="0" t="0" r="0" b="0"/>
+                <wp:wrapSquare wrapText="bothSides"/>
+                <wp:docPr id="196" name="Text Box 2"/>
+                <wp:cNvGraphicFramePr>
+                  <a:graphicFrameLocks xmlns:a="http://schemas.openxmlformats.org/drawingml/2006/main"/>
+                </wp:cNvGraphicFramePr>
+                <a:graphic xmlns:a="http://schemas.openxmlformats.org/drawingml/2006/main">
+                  <a:graphicData uri="http://schemas.microsoft.com/office/word/2010/wordprocessingShape">
+                    <wps:wsp>
+                      <wps:cNvSpPr txBox="1">
+                        <a:spLocks noChangeArrowheads="1"/>
+                      </wps:cNvSpPr>
+                      <wps:spPr bwMode="auto">
+                        <a:xfrm>
+                          <a:off x="0" y="0"/>
+                          <a:ext cx="457200" cy="252730"/>
+                        </a:xfrm>
+                        <a:prstGeom prst="rect">
+                          <a:avLst/>
+                        </a:prstGeom>
+                        <a:solidFill>
+                          <a:srgbClr val="FFFFFF"/>
+                        </a:solidFill>
+                        <a:ln w="9525">
+                          <a:noFill/>
+                          <a:miter lim="800000"/>
+                          <a:headEnd/>
+                          <a:tailEnd/>
+                        </a:ln>
+                      </wps:spPr>
+                      <wps:txbx>
+                        <w:txbxContent>
+                          <w:p>
+                            <w:pPr>
+                              <w:rPr>
+                                <w:rFonts w:hint="eastAsia"/>
+                              </w:rPr>
+                            </w:pPr>
+                            <w:r>
+                              <w:rPr>
+                                <w:rFonts w:hint="eastAsia"/>
+                                <w:lang w:eastAsia="zh-CN"/>
+                              </w:rPr>
+                              <w:t>Yes</w:t>
+                            </w:r>
+                          </w:p>
+                        </w:txbxContent>
+                      </wps:txbx>
+                      <wps:bodyPr rot="0" vert="horz" wrap="square" lIns="91440" tIns="45720" rIns="91440" bIns="45720" anchor="t" anchorCtr="0">
+                        <a:noAutofit/>
+                      </wps:bodyPr>
+                    </wps:wsp>
+                  </a:graphicData>
+                </a:graphic>
+                <wp14:sizeRelH relativeFrom="margin">
+                  <wp14:pctWidth>0</wp14:pctWidth>
+                </wp14:sizeRelH>
+                <wp14:sizeRelV relativeFrom="margin">
+                  <wp14:pctHeight>0</wp14:pctHeight>
+                </wp14:sizeRelV>
+              </wp:anchor>
+            </w:drawing>
+          </mc:Choice>
+          <mc:Fallback>
+            <w:pict>
+              <v:shape w14:anchorId="19D6E75A" id="_x0000_s1032" type="#_x0000_t202" style="position:absolute;left:0;text-align:left;margin-left:187.7pt;margin-top:8.5pt;width:36pt;height:19.9pt;z-index:251727872;visibility:visible;mso-wrap-style:square;mso-width-percent:0;mso-height-percent:0;mso-wrap-distance-left:9pt;mso-wrap-distance-top:3.6pt;mso-wrap-distance-right:9pt;mso-wrap-distance-bottom:3.6pt;mso-position-horizontal:absolute;mso-position-horizontal-relative:text;mso-position-vertical:absolute;mso-position-vertical-relative:text;mso-width-percent:0;mso-height-percent:0;mso-width-relative:margin;mso-height-relative:margin;v-text-anchor:top" o:gfxdata="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" stroked="f">
+                <v:textbox>
+                  <w:txbxContent>
+                    <w:p>
+                      <w:pPr>
+                        <w:rPr>
+                          <w:rFonts w:hint="eastAsia"/>
+                        </w:rPr>
+                      </w:pPr>
+                      <w:r>
+                        <w:rPr>
+                          <w:rFonts w:hint="eastAsia"/>
+                          <w:lang w:eastAsia="zh-CN"/>
+                        </w:rPr>
+                        <w:t>Yes</w:t>
+                      </w:r>
+                    </w:p>
+                  </w:txbxContent>
+                </v:textbox>
+                <w10:wrap type="square"/>
+              </v:shape>
+            </w:pict>
+          </mc:Fallback>
+        </mc:AlternateContent>
+      </w:r>
+    </w:p>
+    <w:p>
+      <w:pPr>
+        <w:pStyle w:val="NormalWeb"/>
+        <w:jc w:val="center"/>
+        <w:rPr>
+          <w:rFonts w:eastAsia="宋体"/>
+          <w:lang w:val="en-GB"/>
+        </w:rPr>
+      </w:pPr>
+      <w:r>
+        <w:rPr>
+          <w:rFonts w:eastAsia="宋体"/>
+          <w:lang w:val="en-GB"/>
+        </w:rPr>
+        <mc:AlternateContent>
+          <mc:Choice Requires="wps">
+            <w:drawing>
+              <wp:anchor distT="0" distB="0" distL="114300" distR="114300" simplePos="0" relativeHeight="251725824" behindDoc="1" locked="0" layoutInCell="1" allowOverlap="1" wp14:anchorId="26194953" wp14:editId="331EC268">
+                <wp:simplePos x="0" y="0"/>
+                <wp:positionH relativeFrom="margin">
+                  <wp:posOffset>723265</wp:posOffset>
+                </wp:positionH>
+                <wp:positionV relativeFrom="paragraph">
+                  <wp:posOffset>182880</wp:posOffset>
+                </wp:positionV>
+                <wp:extent cx="4276725" cy="457200"/>
+                <wp:effectExtent l="0" t="0" r="28575" b="19050"/>
+                <wp:wrapNone/>
+                <wp:docPr id="197" name="Rectangle 197"/>
+                <wp:cNvGraphicFramePr/>
+                <a:graphic xmlns:a="http://schemas.openxmlformats.org/drawingml/2006/main">
+                  <a:graphicData uri="http://schemas.microsoft.com/office/word/2010/wordprocessingShape">
+                    <wps:wsp>
+                      <wps:cNvSpPr/>
+                      <wps:spPr>
+                        <a:xfrm>
+                          <a:off x="0" y="0"/>
+                          <a:ext cx="4276725" cy="457200"/>
+                        </a:xfrm>
+                        <a:prstGeom prst="rect">
+                          <a:avLst/>
+                        </a:prstGeom>
+                      </wps:spPr>
+                      <wps:style>
+                        <a:lnRef idx="2">
+                          <a:schemeClr val="dk1"/>
+                        </a:lnRef>
+                        <a:fillRef idx="1">
+                          <a:schemeClr val="lt1"/>
+                        </a:fillRef>
+                        <a:effectRef idx="0">
+                          <a:schemeClr val="dk1"/>
+                        </a:effectRef>
+                        <a:fontRef idx="minor">
+                          <a:schemeClr val="dk1"/>
+                        </a:fontRef>
+                      </wps:style>
+                      <wps:bodyPr rot="0" spcFirstLastPara="0" vertOverflow="overflow" horzOverflow="overflow" vert="horz" wrap="square" lIns="91440" tIns="45720" rIns="91440" bIns="45720" numCol="1" spcCol="0" rtlCol="0" fromWordArt="0" anchor="ctr" anchorCtr="0" forceAA="0" compatLnSpc="1">
+                        <a:prstTxWarp prst="textNoShape">
+                          <a:avLst/>
+                        </a:prstTxWarp>
+                        <a:noAutofit/>
+                      </wps:bodyPr>
+                    </wps:wsp>
+                  </a:graphicData>
+                </a:graphic>
+                <wp14:sizeRelH relativeFrom="margin">
+                  <wp14:pctWidth>0</wp14:pctWidth>
+                </wp14:sizeRelH>
+                <wp14:sizeRelV relativeFrom="margin">
+                  <wp14:pctHeight>0</wp14:pctHeight>
+                </wp14:sizeRelV>
+              </wp:anchor>
+            </w:drawing>
+          </mc:Choice>
+          <mc:Fallback>
+            <w:pict>
+              <v:rect w14:anchorId="7AF44239" id="Rectangle 197" o:spid="_x0000_s1026" style="position:absolute;margin-left:56.95pt;margin-top:14.4pt;width:336.75pt;height:36pt;z-index:-251590656;visibility:visible;mso-wrap-style:square;mso-width-percent:0;mso-height-percent:0;mso-wrap-distance-left:9pt;mso-wrap-distance-top:0;mso-wrap-distance-right:9pt;mso-wrap-distance-bottom:0;mso-position-horizontal:absolute;mso-position-horizontal-relative:margin;mso-position-vertical:absolute;mso-position-vertical-relative:text;mso-width-percent:0;mso-height-percent:0;mso-width-relative:margin;mso-height-relative:margin;v-text-anchor:middle" o:gfxdata="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" fillcolor="white [3201]" strokecolor="black [3200]" strokeweight="1pt">
+                <w10:wrap anchorx="margin"/>
+              </v:rect>
+            </w:pict>
+          </mc:Fallback>
+        </mc:AlternateContent>
+      </w:r>
+    </w:p>
+    <w:p>
+      <w:pPr>
+        <w:pStyle w:val="NormalWeb"/>
+        <w:jc w:val="center"/>
+        <w:rPr>
+          <w:rFonts w:eastAsia="宋体"/>
+          <w:lang w:val="en-GB"/>
+        </w:rPr>
+      </w:pPr>
+      <w:r>
+        <w:rPr>
+          <w:rFonts w:eastAsia="宋体" w:hint="eastAsia"/>
+          <w:lang w:val="en-GB"/>
+        </w:rPr>
+        <w:t>Turn on green LED constantly and turn off yellow and red LEDs.</w:t>
+      </w:r>
+    </w:p>
+    <w:p>
+      <w:pPr>
+        <w:pStyle w:val="NormalWeb"/>
+        <w:jc w:val="center"/>
+        <w:rPr>
+          <w:rFonts w:eastAsia="宋体"/>
+          <w:lang w:val="en-GB"/>
+        </w:rPr>
+      </w:pPr>
+      <w:r>
+        <w:rPr>
+          <w:rFonts w:eastAsia="宋体"/>
+          <w:lang w:val="en-GB"/>
+        </w:rPr>
+        <mc:AlternateContent>
+          <mc:Choice Requires="wps">
+            <w:drawing>
+              <wp:anchor distT="45720" distB="45720" distL="114300" distR="114300" simplePos="0" relativeHeight="251740160" behindDoc="0" locked="0" layoutInCell="1" allowOverlap="1" wp14:anchorId="3E14CDAC" wp14:editId="3F231AAC">
+                <wp:simplePos x="0" y="0"/>
+                <wp:positionH relativeFrom="column">
+                  <wp:posOffset>473710</wp:posOffset>
+                </wp:positionH>
+                <wp:positionV relativeFrom="paragraph">
+                  <wp:posOffset>173214</wp:posOffset>
+                </wp:positionV>
+                <wp:extent cx="458611" cy="236784"/>
+                <wp:effectExtent l="0" t="0" r="17780" b="11430"/>
+                <wp:wrapNone/>
+                <wp:docPr id="198" name="Text Box 2"/>
+                <wp:cNvGraphicFramePr>
+                  <a:graphicFrameLocks xmlns:a="http://schemas.openxmlformats.org/drawingml/2006/main"/>
+                </wp:cNvGraphicFramePr>
+                <a:graphic xmlns:a="http://schemas.openxmlformats.org/drawingml/2006/main">
+                  <a:graphicData uri="http://schemas.microsoft.com/office/word/2010/wordprocessingShape">
+                    <wps:wsp>
+                      <wps:cNvSpPr txBox="1">
+                        <a:spLocks noChangeArrowheads="1"/>
+                      </wps:cNvSpPr>
+                      <wps:spPr bwMode="auto">
+                        <a:xfrm>
+                          <a:off x="0" y="0"/>
+                          <a:ext cx="458611" cy="236784"/>
+                        </a:xfrm>
+                        <a:prstGeom prst="rect">
+                          <a:avLst/>
+                        </a:prstGeom>
+                        <a:solidFill>
+                          <a:srgbClr val="FFFFFF"/>
+                        </a:solidFill>
+                        <a:ln w="9525">
+                          <a:solidFill>
+                            <a:schemeClr val="bg1"/>
+                          </a:solidFill>
+                          <a:miter lim="800000"/>
+                          <a:headEnd/>
+                          <a:tailEnd/>
+                        </a:ln>
+                      </wps:spPr>
+                      <wps:txbx>
+                        <w:txbxContent>
+                          <w:p>
+                            <w:pPr>
+                              <w:rPr>
+                                <w:rFonts w:hint="eastAsia"/>
+                              </w:rPr>
+                            </w:pPr>
+                            <w:r>
+                              <w:rPr>
+                                <w:rFonts w:hint="eastAsia"/>
+                                <w:lang w:eastAsia="zh-CN"/>
+                              </w:rPr>
+                              <w:t>No</w:t>
+                            </w:r>
+                          </w:p>
+                        </w:txbxContent>
+                      </wps:txbx>
+                      <wps:bodyPr rot="0" vert="horz" wrap="square" lIns="91440" tIns="45720" rIns="91440" bIns="45720" anchor="t" anchorCtr="0">
+                        <a:noAutofit/>
+                      </wps:bodyPr>
+                    </wps:wsp>
+                  </a:graphicData>
+                </a:graphic>
+                <wp14:sizeRelH relativeFrom="margin">
+                  <wp14:pctWidth>0</wp14:pctWidth>
+                </wp14:sizeRelH>
+                <wp14:sizeRelV relativeFrom="margin">
+                  <wp14:pctHeight>0</wp14:pctHeight>
+                </wp14:sizeRelV>
+              </wp:anchor>
+            </w:drawing>
+          </mc:Choice>
+          <mc:Fallback>
+            <w:pict>
+              <v:shape w14:anchorId="3E14CDAC" id="_x0000_s1033" type="#_x0000_t202" style="position:absolute;left:0;text-align:left;margin-left:37.3pt;margin-top:13.65pt;width:36.1pt;height:18.65pt;z-index:251740160;visibility:visible;mso-wrap-style:square;mso-width-percent:0;mso-height-percent:0;mso-wrap-distance-left:9pt;mso-wrap-distance-top:3.6pt;mso-wrap-distance-right:9pt;mso-wrap-distance-bottom:3.6pt;mso-position-horizontal:absolute;mso-position-horizontal-relative:text;mso-position-vertical:absolute;mso-position-vertical-relative:text;mso-width-percent:0;mso-height-percent:0;mso-width-relative:margin;mso-height-relative:margin;v-text-anchor:top" o:gfxdata="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" strokecolor="white [3212]">
+                <v:textbox>
+                  <w:txbxContent>
+                    <w:p>
+                      <w:pPr>
+                        <w:rPr>
+                          <w:rFonts w:hint="eastAsia"/>
+                        </w:rPr>
+                      </w:pPr>
+                      <w:r>
+                        <w:rPr>
+                          <w:rFonts w:hint="eastAsia"/>
+                          <w:lang w:eastAsia="zh-CN"/>
+                        </w:rPr>
+                        <w:t>No</w:t>
+                      </w:r>
+                    </w:p>
+                  </w:txbxContent>
+                </v:textbox>
+              </v:shape>
+            </w:pict>
+          </mc:Fallback>
+        </mc:AlternateContent>
+      </w:r>
+      <w:r>
+        <w:rPr>
+          <w:rFonts w:eastAsia="宋体"/>
+          <w:lang w:val="en-GB"/>
+        </w:rPr>
+        <mc:AlternateContent>
+          <mc:Choice Requires="wps">
+            <w:drawing>
+              <wp:anchor distT="0" distB="0" distL="114300" distR="114300" simplePos="0" relativeHeight="251729920" behindDoc="1" locked="0" layoutInCell="1" allowOverlap="1" wp14:anchorId="40C3147F" wp14:editId="16F62814">
+                <wp:simplePos x="0" y="0"/>
+                <wp:positionH relativeFrom="margin">
+                  <wp:posOffset>839611</wp:posOffset>
+                </wp:positionH>
+                <wp:positionV relativeFrom="paragraph">
+                  <wp:posOffset>144852</wp:posOffset>
+                </wp:positionV>
+                <wp:extent cx="3962400" cy="576086"/>
+                <wp:effectExtent l="38100" t="19050" r="57150" b="33655"/>
+                <wp:wrapNone/>
+                <wp:docPr id="199" name="Diamond 199"/>
+                <wp:cNvGraphicFramePr/>
+                <a:graphic xmlns:a="http://schemas.openxmlformats.org/drawingml/2006/main">
+                  <a:graphicData uri="http://schemas.microsoft.com/office/word/2010/wordprocessingShape">
+                    <wps:wsp>
+                      <wps:cNvSpPr/>
+                      <wps:spPr>
+                        <a:xfrm>
+                          <a:off x="0" y="0"/>
+                          <a:ext cx="3962400" cy="576086"/>
+                        </a:xfrm>
+                        <a:prstGeom prst="diamond">
+                          <a:avLst/>
+                        </a:prstGeom>
+                      </wps:spPr>
+                      <wps:style>
+                        <a:lnRef idx="2">
+                          <a:schemeClr val="dk1"/>
+                        </a:lnRef>
+                        <a:fillRef idx="1">
+                          <a:schemeClr val="lt1"/>
+                        </a:fillRef>
+                        <a:effectRef idx="0">
+                          <a:schemeClr val="dk1"/>
+                        </a:effectRef>
+                        <a:fontRef idx="minor">
+                          <a:schemeClr val="dk1"/>
+                        </a:fontRef>
+                      </wps:style>
+                      <wps:bodyPr rot="0" spcFirstLastPara="0" vertOverflow="overflow" horzOverflow="overflow" vert="horz" wrap="square" lIns="91440" tIns="45720" rIns="91440" bIns="45720" numCol="1" spcCol="0" rtlCol="0" fromWordArt="0" anchor="ctr" anchorCtr="0" forceAA="0" compatLnSpc="1">
+                        <a:prstTxWarp prst="textNoShape">
+                          <a:avLst/>
+                        </a:prstTxWarp>
+                        <a:noAutofit/>
+                      </wps:bodyPr>
+                    </wps:wsp>
+                  </a:graphicData>
+                </a:graphic>
+                <wp14:sizeRelH relativeFrom="margin">
+                  <wp14:pctWidth>0</wp14:pctWidth>
+                </wp14:sizeRelH>
+                <wp14:sizeRelV relativeFrom="margin">
+                  <wp14:pctHeight>0</wp14:pctHeight>
+                </wp14:sizeRelV>
+              </wp:anchor>
+            </w:drawing>
+          </mc:Choice>
+          <mc:Fallback>
+            <w:pict>
+              <v:shape w14:anchorId="37A26289" id="Diamond 199" o:spid="_x0000_s1026" type="#_x0000_t4" style="position:absolute;margin-left:66.1pt;margin-top:11.4pt;width:312pt;height:45.35pt;z-index:-251586560;visibility:visible;mso-wrap-style:square;mso-width-percent:0;mso-height-percent:0;mso-wrap-distance-left:9pt;mso-wrap-distance-top:0;mso-wrap-distance-right:9pt;mso-wrap-distance-bottom:0;mso-position-horizontal:absolute;mso-position-horizontal-relative:margin;mso-position-vertical:absolute;mso-position-vertical-relative:text;mso-width-percent:0;mso-height-percent:0;mso-width-relative:margin;mso-height-relative:margin;v-text-anchor:middle" o:gfxdata="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" fillcolor="white [3201]" strokecolor="black [3200]" strokeweight="1pt">
+                <w10:wrap anchorx="margin"/>
+              </v:shape>
+            </w:pict>
+          </mc:Fallback>
+        </mc:AlternateContent>
+      </w:r>
+    </w:p>
+    <w:p>
+      <w:pPr>
+        <w:pStyle w:val="NormalWeb"/>
+        <w:jc w:val="center"/>
+        <w:rPr>
+          <w:rFonts w:eastAsia="宋体"/>
+          <w:lang w:val="en-GB"/>
+        </w:rPr>
+      </w:pPr>
+      <w:r>
+        <w:rPr>
+          <w:rFonts w:eastAsia="宋体" w:hint="eastAsia"/>
+          <w:lang w:val="en-GB"/>
+        </w:rPr>
+        <mc:AlternateContent>
+          <mc:Choice Requires="wps">
+            <w:drawing>
+              <wp:anchor distT="0" distB="0" distL="114300" distR="114300" simplePos="0" relativeHeight="251736064" behindDoc="0" locked="0" layoutInCell="1" allowOverlap="1" wp14:anchorId="7C6C35DE" wp14:editId="5E5B851A">
+                <wp:simplePos x="0" y="0"/>
+                <wp:positionH relativeFrom="column">
+                  <wp:posOffset>887024</wp:posOffset>
+                </wp:positionH>
+                <wp:positionV relativeFrom="paragraph">
+                  <wp:posOffset>95744</wp:posOffset>
+                </wp:positionV>
+                <wp:extent cx="45719" cy="1747449"/>
+                <wp:effectExtent l="495300" t="0" r="12065" b="100965"/>
+                <wp:wrapNone/>
+                <wp:docPr id="200" name="Connector: Elbow 200"/>
+                <wp:cNvGraphicFramePr/>
+                <a:graphic xmlns:a="http://schemas.openxmlformats.org/drawingml/2006/main">
+                  <a:graphicData uri="http://schemas.microsoft.com/office/word/2010/wordprocessingShape">
+                    <wps:wsp>
+                      <wps:cNvCnPr/>
+                      <wps:spPr>
+                        <a:xfrm>
+                          <a:off x="0" y="0"/>
+                          <a:ext cx="45719" cy="1747449"/>
+                        </a:xfrm>
+                        <a:prstGeom prst="bentConnector3">
+                          <a:avLst>
+                            <a:gd name="adj1" fmla="val -1087791"/>
+                          </a:avLst>
+                        </a:prstGeom>
+                        <a:ln>
+                          <a:tailEnd type="triangle"/>
+                        </a:ln>
+                      </wps:spPr>
+                      <wps:style>
+                        <a:lnRef idx="1">
+                          <a:schemeClr val="dk1"/>
+                        </a:lnRef>
+                        <a:fillRef idx="0">
+                          <a:schemeClr val="dk1"/>
+                        </a:fillRef>
+                        <a:effectRef idx="0">
+                          <a:schemeClr val="dk1"/>
+                        </a:effectRef>
+                        <a:fontRef idx="minor">
+                          <a:schemeClr val="tx1"/>
+                        </a:fontRef>
+                      </wps:style>
+                      <wps:bodyPr/>
+                    </wps:wsp>
+                  </a:graphicData>
+                </a:graphic>
+                <wp14:sizeRelH relativeFrom="margin">
+                  <wp14:pctWidth>0</wp14:pctWidth>
+                </wp14:sizeRelH>
+                <wp14:sizeRelV relativeFrom="margin">
+                  <wp14:pctHeight>0</wp14:pctHeight>
+                </wp14:sizeRelV>
+              </wp:anchor>
+            </w:drawing>
+          </mc:Choice>
+          <mc:Fallback>
+            <w:pict>
+              <v:shape w14:anchorId="2358F19A" id="Connector: Elbow 200" o:spid="_x0000_s1026" type="#_x0000_t34" style="position:absolute;margin-left:69.85pt;margin-top:7.55pt;width:3.6pt;height:137.6pt;z-index:251736064;visibility:visible;mso-wrap-style:square;mso-width-percent:0;mso-height-percent:0;mso-wrap-distance-left:9pt;mso-wrap-distance-top:0;mso-wrap-distance-right:9pt;mso-wrap-distance-bottom:0;mso-position-horizontal:absolute;mso-position-horizontal-relative:text;mso-position-vertical:absolute;mso-position-vertical-relative:text;mso-width-percent:0;mso-height-percent:0;mso-width-relative:margin;mso-height-relative:margin" o:gfxdata="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" adj="-234963" strokecolor="black [3200]" strokeweight=".5pt">
+                <v:stroke endarrow="block"/>
+              </v:shape>
+            </w:pict>
+          </mc:Fallback>
+        </mc:AlternateContent>
+      </w:r>
+      <w:r>
+        <w:rPr>
+          <w:rFonts w:eastAsia="宋体" w:hint="eastAsia"/>
+          <w:lang w:val="en-GB"/>
+        </w:rPr>
+        <mc:AlternateContent>
+          <mc:Choice Requires="wps">
+            <w:drawing>
+              <wp:anchor distT="0" distB="0" distL="114300" distR="114300" simplePos="0" relativeHeight="251723776" behindDoc="1" locked="0" layoutInCell="1" allowOverlap="1" wp14:anchorId="780E0F3B" wp14:editId="4E6B5400">
+                <wp:simplePos x="0" y="0"/>
+                <wp:positionH relativeFrom="column">
+                  <wp:posOffset>2860040</wp:posOffset>
+                </wp:positionH>
+                <wp:positionV relativeFrom="paragraph">
+                  <wp:posOffset>304800</wp:posOffset>
+                </wp:positionV>
+                <wp:extent cx="2540" cy="548640"/>
+                <wp:effectExtent l="76200" t="0" r="73660" b="60960"/>
+                <wp:wrapNone/>
+                <wp:docPr id="201" name="Straight Arrow Connector 201"/>
+                <wp:cNvGraphicFramePr/>
+                <a:graphic xmlns:a="http://schemas.openxmlformats.org/drawingml/2006/main">
+                  <a:graphicData uri="http://schemas.microsoft.com/office/word/2010/wordprocessingShape">
+                    <wps:wsp>
+                      <wps:cNvCnPr/>
+                      <wps:spPr>
+                        <a:xfrm>
+                          <a:off x="0" y="0"/>
+                          <a:ext cx="2540" cy="548640"/>
+                        </a:xfrm>
+                        <a:prstGeom prst="straightConnector1">
+                          <a:avLst/>
+                        </a:prstGeom>
+                        <a:ln>
+                          <a:tailEnd type="triangle"/>
+                        </a:ln>
+                      </wps:spPr>
+                      <wps:style>
+                        <a:lnRef idx="1">
+                          <a:schemeClr val="dk1"/>
+                        </a:lnRef>
+                        <a:fillRef idx="0">
+                          <a:schemeClr val="dk1"/>
+                        </a:fillRef>
+                        <a:effectRef idx="0">
+                          <a:schemeClr val="dk1"/>
+                        </a:effectRef>
+                        <a:fontRef idx="minor">
+                          <a:schemeClr val="tx1"/>
+                        </a:fontRef>
+                      </wps:style>
+                      <wps:bodyPr/>
+                    </wps:wsp>
+                  </a:graphicData>
+                </a:graphic>
+                <wp14:sizeRelH relativeFrom="margin">
+                  <wp14:pctWidth>0</wp14:pctWidth>
+                </wp14:sizeRelH>
+                <wp14:sizeRelV relativeFrom="margin">
+                  <wp14:pctHeight>0</wp14:pctHeight>
+                </wp14:sizeRelV>
+              </wp:anchor>
+            </w:drawing>
+          </mc:Choice>
+          <mc:Fallback>
+            <w:pict>
+              <v:shape w14:anchorId="13FA5131" id="Straight Arrow Connector 201" o:spid="_x0000_s1026" type="#_x0000_t32" style="position:absolute;margin-left:225.2pt;margin-top:24pt;width:.2pt;height:43.2pt;z-index:-251592704;visibility:visible;mso-wrap-style:square;mso-width-percent:0;mso-height-percent:0;mso-wrap-distance-left:9pt;mso-wrap-distance-top:0;mso-wrap-distance-right:9pt;mso-wrap-distance-bottom:0;mso-position-horizontal:absolute;mso-position-horizontal-relative:text;mso-position-vertical:absolute;mso-position-vertical-relative:text;mso-width-percent:0;mso-height-percent:0;mso-width-relative:margin;mso-height-relative:margin" o:gfxdata="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" strokecolor="black [3200]" strokeweight=".5pt">
+                <v:stroke endarrow="block" joinstyle="miter"/>
+              </v:shape>
+            </w:pict>
+          </mc:Fallback>
+        </mc:AlternateContent>
+      </w:r>
+      <w:r>
+        <w:rPr>
+          <w:rFonts w:eastAsia="宋体" w:hint="eastAsia"/>
+          <w:lang w:val="en-GB"/>
+        </w:rPr>
+        <w:t>Is the temperature below 18</w:t>
+      </w:r>
+      <w:r>
+        <w:rPr>
+          <w:rFonts w:eastAsia="宋体"/>
+          <w:lang w:val="en-GB"/>
+        </w:rPr>
+        <w:t xml:space="preserve"> °C</w:t>
+      </w:r>
+      <w:r>
+        <w:rPr>
+          <w:rFonts w:eastAsia="宋体" w:hint="eastAsia"/>
+          <w:lang w:val="en-GB"/>
+        </w:rPr>
+        <w:t>?</w:t>
+      </w:r>
+    </w:p>
+    <w:p>
+      <w:pPr>
+        <w:pStyle w:val="NormalWeb"/>
+        <w:jc w:val="center"/>
+        <w:rPr>
+          <w:rFonts w:eastAsia="宋体"/>
+          <w:lang w:val="en-GB"/>
+        </w:rPr>
+      </w:pPr>
+      <w:r>
+        <w:rPr>
+          <w:rFonts w:eastAsia="宋体"/>
+          <w:lang w:val="en-GB"/>
+        </w:rPr>
+        <mc:AlternateContent>
+          <mc:Choice Requires="wps">
+            <w:drawing>
+              <wp:anchor distT="45720" distB="45720" distL="114300" distR="114300" simplePos="0" relativeHeight="251742208" behindDoc="0" locked="0" layoutInCell="1" allowOverlap="1" wp14:anchorId="068270BA" wp14:editId="552B3230">
+                <wp:simplePos x="0" y="0"/>
+                <wp:positionH relativeFrom="column">
+                  <wp:posOffset>2924175</wp:posOffset>
+                </wp:positionH>
+                <wp:positionV relativeFrom="paragraph">
+                  <wp:posOffset>98425</wp:posOffset>
+                </wp:positionV>
+                <wp:extent cx="457200" cy="342900"/>
+                <wp:effectExtent l="0" t="0" r="0" b="0"/>
+                <wp:wrapSquare wrapText="bothSides"/>
+                <wp:docPr id="202" name="Text Box 2"/>
+                <wp:cNvGraphicFramePr>
+                  <a:graphicFrameLocks xmlns:a="http://schemas.openxmlformats.org/drawingml/2006/main"/>
+                </wp:cNvGraphicFramePr>
+                <a:graphic xmlns:a="http://schemas.openxmlformats.org/drawingml/2006/main">
+                  <a:graphicData uri="http://schemas.microsoft.com/office/word/2010/wordprocessingShape">
+                    <wps:wsp>
+                      <wps:cNvSpPr txBox="1">
+                        <a:spLocks noChangeArrowheads="1"/>
+                      </wps:cNvSpPr>
+                      <wps:spPr bwMode="auto">
+                        <a:xfrm>
+                          <a:off x="0" y="0"/>
+                          <a:ext cx="457200" cy="342900"/>
+                        </a:xfrm>
+                        <a:prstGeom prst="rect">
+                          <a:avLst/>
+                        </a:prstGeom>
+                        <a:solidFill>
+                          <a:srgbClr val="FFFFFF"/>
+                        </a:solidFill>
+                        <a:ln w="9525">
+                          <a:noFill/>
+                          <a:miter lim="800000"/>
+                          <a:headEnd/>
+                          <a:tailEnd/>
+                        </a:ln>
+                      </wps:spPr>
+                      <wps:txbx>
+                        <w:txbxContent>
+                          <w:p>
+                            <w:pPr>
+                              <w:rPr>
+                                <w:rFonts w:hint="eastAsia"/>
+                              </w:rPr>
+                            </w:pPr>
+                            <w:r>
+                              <w:rPr>
+                                <w:rFonts w:hint="eastAsia"/>
+                                <w:lang w:eastAsia="zh-CN"/>
+                              </w:rPr>
+                              <w:t>Yes</w:t>
+                            </w:r>
+                          </w:p>
+                        </w:txbxContent>
+                      </wps:txbx>
+                      <wps:bodyPr rot="0" vert="horz" wrap="square" lIns="91440" tIns="45720" rIns="91440" bIns="45720" anchor="t" anchorCtr="0">
+                        <a:noAutofit/>
+                      </wps:bodyPr>
+                    </wps:wsp>
+                  </a:graphicData>
+                </a:graphic>
+                <wp14:sizeRelH relativeFrom="margin">
+                  <wp14:pctWidth>0</wp14:pctWidth>
+                </wp14:sizeRelH>
+                <wp14:sizeRelV relativeFrom="margin">
+                  <wp14:pctHeight>0</wp14:pctHeight>
+                </wp14:sizeRelV>
+              </wp:anchor>
+            </w:drawing>
+          </mc:Choice>
+          <mc:Fallback>
+            <w:pict>
+              <v:shape w14:anchorId="068270BA" id="_x0000_s1034" type="#_x0000_t202" style="position:absolute;left:0;text-align:left;margin-left:230.25pt;margin-top:7.75pt;width:36pt;height:27pt;z-index:251742208;visibility:visible;mso-wrap-style:square;mso-width-percent:0;mso-height-percent:0;mso-wrap-distance-left:9pt;mso-wrap-distance-top:3.6pt;mso-wrap-distance-right:9pt;mso-wrap-distance-bottom:3.6pt;mso-position-horizontal:absolute;mso-position-horizontal-relative:text;mso-position-vertical:absolute;mso-position-vertical-relative:text;mso-width-percent:0;mso-height-percent:0;mso-width-relative:margin;mso-height-relative:margin;v-text-anchor:top" o:gfxdata="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" stroked="f">
+                <v:textbox>
+                  <w:txbxContent>
+                    <w:p>
+                      <w:pPr>
+                        <w:rPr>
+                          <w:rFonts w:hint="eastAsia"/>
+                        </w:rPr>
+                      </w:pPr>
+                      <w:r>
+                        <w:rPr>
+                          <w:rFonts w:hint="eastAsia"/>
+                          <w:lang w:eastAsia="zh-CN"/>
+                        </w:rPr>
+                        <w:t>Yes</w:t>
+                      </w:r>
+                    </w:p>
+                  </w:txbxContent>
+                </v:textbox>
+                <w10:wrap type="square"/>
+              </v:shape>
+            </w:pict>
+          </mc:Fallback>
+        </mc:AlternateContent>
+      </w:r>
+    </w:p>
+    <w:p>
+      <w:pPr>
+        <w:pStyle w:val="NormalWeb"/>
+        <w:jc w:val="center"/>
+        <w:rPr>
+          <w:rFonts w:eastAsia="宋体"/>
+          <w:lang w:val="en-GB"/>
+        </w:rPr>
+      </w:pPr>
+      <w:r>
+        <w:rPr>
+          <w:rFonts w:eastAsia="宋体"/>
+          <w:lang w:val="en-GB"/>
+        </w:rPr>
+        <mc:AlternateContent>
+          <mc:Choice Requires="wps">
+            <w:drawing>
+              <wp:anchor distT="0" distB="0" distL="114300" distR="114300" simplePos="0" relativeHeight="251731968" behindDoc="1" locked="0" layoutInCell="1" allowOverlap="1" wp14:anchorId="75313220" wp14:editId="7B5CFBE5">
+                <wp:simplePos x="0" y="0"/>
+                <wp:positionH relativeFrom="margin">
+                  <wp:posOffset>733425</wp:posOffset>
+                </wp:positionH>
+                <wp:positionV relativeFrom="paragraph">
+                  <wp:posOffset>147320</wp:posOffset>
+                </wp:positionV>
+                <wp:extent cx="4276725" cy="457200"/>
+                <wp:effectExtent l="0" t="0" r="28575" b="19050"/>
+                <wp:wrapNone/>
+                <wp:docPr id="203" name="Rectangle 203"/>
+                <wp:cNvGraphicFramePr/>
+                <a:graphic xmlns:a="http://schemas.openxmlformats.org/drawingml/2006/main">
+                  <a:graphicData uri="http://schemas.microsoft.com/office/word/2010/wordprocessingShape">
+                    <wps:wsp>
+                      <wps:cNvSpPr/>
+                      <wps:spPr>
+                        <a:xfrm>
+                          <a:off x="0" y="0"/>
+                          <a:ext cx="4276725" cy="457200"/>
+                        </a:xfrm>
+                        <a:prstGeom prst="rect">
+                          <a:avLst/>
+                        </a:prstGeom>
+                      </wps:spPr>
+                      <wps:style>
+                        <a:lnRef idx="2">
+                          <a:schemeClr val="dk1"/>
+                        </a:lnRef>
+                        <a:fillRef idx="1">
+                          <a:schemeClr val="lt1"/>
+                        </a:fillRef>
+                        <a:effectRef idx="0">
+                          <a:schemeClr val="dk1"/>
+                        </a:effectRef>
+                        <a:fontRef idx="minor">
+                          <a:schemeClr val="dk1"/>
+                        </a:fontRef>
+                      </wps:style>
+                      <wps:bodyPr rot="0" spcFirstLastPara="0" vertOverflow="overflow" horzOverflow="overflow" vert="horz" wrap="square" lIns="91440" tIns="45720" rIns="91440" bIns="45720" numCol="1" spcCol="0" rtlCol="0" fromWordArt="0" anchor="ctr" anchorCtr="0" forceAA="0" compatLnSpc="1">
+                        <a:prstTxWarp prst="textNoShape">
+                          <a:avLst/>
+                        </a:prstTxWarp>
+                        <a:noAutofit/>
+                      </wps:bodyPr>
+                    </wps:wsp>
+                  </a:graphicData>
+                </a:graphic>
+                <wp14:sizeRelH relativeFrom="margin">
+                  <wp14:pctWidth>0</wp14:pctWidth>
+                </wp14:sizeRelH>
+                <wp14:sizeRelV relativeFrom="margin">
+                  <wp14:pctHeight>0</wp14:pctHeight>
+                </wp14:sizeRelV>
+              </wp:anchor>
+            </w:drawing>
+          </mc:Choice>
+          <mc:Fallback>
+            <w:pict>
+              <v:rect w14:anchorId="1E41C8E9" id="Rectangle 203" o:spid="_x0000_s1026" style="position:absolute;margin-left:57.75pt;margin-top:11.6pt;width:336.75pt;height:36pt;z-index:-251584512;visibility:visible;mso-wrap-style:square;mso-width-percent:0;mso-height-percent:0;mso-wrap-distance-left:9pt;mso-wrap-distance-top:0;mso-wrap-distance-right:9pt;mso-wrap-distance-bottom:0;mso-position-horizontal:absolute;mso-position-horizontal-relative:margin;mso-position-vertical:absolute;mso-position-vertical-relative:text;mso-width-percent:0;mso-height-percent:0;mso-width-relative:margin;mso-height-relative:margin;v-text-anchor:middle" o:gfxdata="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" fillcolor="white [3201]" strokecolor="black [3200]" strokeweight="1pt">
+                <w10:wrap anchorx="margin"/>
+              </v:rect>
+            </w:pict>
+          </mc:Fallback>
+        </mc:AlternateContent>
+      </w:r>
+    </w:p>
+    <w:p>
+      <w:pPr>
+        <w:pStyle w:val="NormalWeb"/>
+        <w:jc w:val="center"/>
+        <w:rPr>
+          <w:rFonts w:eastAsia="宋体"/>
+          <w:lang w:val="en-GB"/>
+        </w:rPr>
+      </w:pPr>
+      <w:r>
+        <w:rPr>
+          <w:rFonts w:eastAsia="宋体" w:hint="eastAsia"/>
+          <w:lang w:val="en-GB"/>
+        </w:rPr>
+        <w:t>Yellow LED blinks every 0.5s and turn off green and red LEDs.</w:t>
+      </w:r>
+    </w:p>
+    <w:p>
+      <w:pPr>
+        <w:pStyle w:val="NormalWeb"/>
+        <w:jc w:val="center"/>
+        <w:rPr>
+          <w:rFonts w:eastAsia="宋体"/>
+          <w:lang w:val="en-GB"/>
+        </w:rPr>
+      </w:pPr>
+      <w:r>
+        <w:rPr>
+          <w:rFonts w:eastAsia="宋体"/>
+          <w:lang w:val="en-GB"/>
+        </w:rPr>
+        <mc:AlternateContent>
+          <mc:Choice Requires="wps">
+            <w:drawing>
+              <wp:anchor distT="0" distB="0" distL="114300" distR="114300" simplePos="0" relativeHeight="251730944" behindDoc="1" locked="0" layoutInCell="1" allowOverlap="1" wp14:anchorId="39386D36" wp14:editId="44C2958C">
+                <wp:simplePos x="0" y="0"/>
+                <wp:positionH relativeFrom="margin">
+                  <wp:posOffset>885825</wp:posOffset>
+                </wp:positionH>
+                <wp:positionV relativeFrom="paragraph">
+                  <wp:posOffset>197485</wp:posOffset>
+                </wp:positionV>
+                <wp:extent cx="3962400" cy="466725"/>
+                <wp:effectExtent l="38100" t="19050" r="0" b="47625"/>
+                <wp:wrapNone/>
+                <wp:docPr id="204" name="Diamond 204"/>
+                <wp:cNvGraphicFramePr/>
+                <a:graphic xmlns:a="http://schemas.openxmlformats.org/drawingml/2006/main">
+                  <a:graphicData uri="http://schemas.microsoft.com/office/word/2010/wordprocessingShape">
+                    <wps:wsp>
+                      <wps:cNvSpPr/>
+                      <wps:spPr>
+                        <a:xfrm>
+                          <a:off x="0" y="0"/>
+                          <a:ext cx="3962400" cy="466725"/>
+                        </a:xfrm>
+                        <a:prstGeom prst="diamond">
+                          <a:avLst/>
+                        </a:prstGeom>
+                      </wps:spPr>
+                      <wps:style>
+                        <a:lnRef idx="2">
+                          <a:schemeClr val="dk1"/>
+                        </a:lnRef>
+                        <a:fillRef idx="1">
+                          <a:schemeClr val="lt1"/>
+                        </a:fillRef>
+                        <a:effectRef idx="0">
+                          <a:schemeClr val="dk1"/>
+                        </a:effectRef>
+                        <a:fontRef idx="minor">
+                          <a:schemeClr val="dk1"/>
+                        </a:fontRef>
+                      </wps:style>
+                      <wps:bodyPr rot="0" spcFirstLastPara="0" vertOverflow="overflow" horzOverflow="overflow" vert="horz" wrap="square" lIns="91440" tIns="45720" rIns="91440" bIns="45720" numCol="1" spcCol="0" rtlCol="0" fromWordArt="0" anchor="ctr" anchorCtr="0" forceAA="0" compatLnSpc="1">
+                        <a:prstTxWarp prst="textNoShape">
+                          <a:avLst/>
+                        </a:prstTxWarp>
+                        <a:noAutofit/>
+                      </wps:bodyPr>
+                    </wps:wsp>
+                  </a:graphicData>
+                </a:graphic>
+                <wp14:sizeRelH relativeFrom="margin">
+                  <wp14:pctWidth>0</wp14:pctWidth>
+                </wp14:sizeRelH>
+              </wp:anchor>
+            </w:drawing>
+          </mc:Choice>
+          <mc:Fallback>
+            <w:pict>
+              <v:shape w14:anchorId="6BD2BEB2" id="Diamond 204" o:spid="_x0000_s1026" type="#_x0000_t4" style="position:absolute;margin-left:69.75pt;margin-top:15.55pt;width:312pt;height:36.75pt;z-index:-251585536;visibility:visible;mso-wrap-style:square;mso-width-percent:0;mso-wrap-distance-left:9pt;mso-wrap-distance-top:0;mso-wrap-distance-right:9pt;mso-wrap-distance-bottom:0;mso-position-horizontal:absolute;mso-position-horizontal-relative:margin;mso-position-vertical:absolute;mso-position-vertical-relative:text;mso-width-percent:0;mso-width-relative:margin;v-text-anchor:middle" o:gfxdata="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" fillcolor="white [3201]" strokecolor="black [3200]" strokeweight="1pt">
+                <w10:wrap anchorx="margin"/>
+              </v:shape>
+            </w:pict>
+          </mc:Fallback>
+        </mc:AlternateContent>
+      </w:r>
+    </w:p>
+    <w:p>
+      <w:pPr>
+        <w:pStyle w:val="NormalWeb"/>
+        <w:jc w:val="center"/>
+        <w:rPr>
+          <w:rFonts w:eastAsia="宋体"/>
+          <w:lang w:val="en-GB"/>
+        </w:rPr>
+      </w:pPr>
+      <w:r>
+        <w:rPr>
+          <w:rFonts w:eastAsia="宋体" w:hint="eastAsia"/>
+          <w:lang w:val="en-GB"/>
+        </w:rPr>
+        <mc:AlternateContent>
+          <mc:Choice Requires="wps">
+            <w:drawing>
+              <wp:anchor distT="0" distB="0" distL="114300" distR="114300" simplePos="0" relativeHeight="251734016" behindDoc="0" locked="0" layoutInCell="1" allowOverlap="1" wp14:anchorId="77EFE908" wp14:editId="49CBDB8E">
+                <wp:simplePos x="0" y="0"/>
+                <wp:positionH relativeFrom="column">
+                  <wp:posOffset>2857500</wp:posOffset>
+                </wp:positionH>
+                <wp:positionV relativeFrom="paragraph">
+                  <wp:posOffset>314325</wp:posOffset>
+                </wp:positionV>
+                <wp:extent cx="2540" cy="457200"/>
+                <wp:effectExtent l="76200" t="0" r="73660" b="57150"/>
+                <wp:wrapNone/>
+                <wp:docPr id="205" name="Straight Arrow Connector 205"/>
+                <wp:cNvGraphicFramePr/>
+                <a:graphic xmlns:a="http://schemas.openxmlformats.org/drawingml/2006/main">
+                  <a:graphicData uri="http://schemas.microsoft.com/office/word/2010/wordprocessingShape">
+                    <wps:wsp>
+                      <wps:cNvCnPr/>
+                      <wps:spPr>
+                        <a:xfrm>
+                          <a:off x="0" y="0"/>
+                          <a:ext cx="2540" cy="457200"/>
+                        </a:xfrm>
+                        <a:prstGeom prst="straightConnector1">
+                          <a:avLst/>
+                        </a:prstGeom>
+                        <a:ln>
+                          <a:tailEnd type="triangle"/>
+                        </a:ln>
+                      </wps:spPr>
+                      <wps:style>
+                        <a:lnRef idx="1">
+                          <a:schemeClr val="dk1"/>
+                        </a:lnRef>
+                        <a:fillRef idx="0">
+                          <a:schemeClr val="dk1"/>
+                        </a:fillRef>
+                        <a:effectRef idx="0">
+                          <a:schemeClr val="dk1"/>
+                        </a:effectRef>
+                        <a:fontRef idx="minor">
+                          <a:schemeClr val="tx1"/>
+                        </a:fontRef>
+                      </wps:style>
+                      <wps:bodyPr/>
+                    </wps:wsp>
+                  </a:graphicData>
+                </a:graphic>
+                <wp14:sizeRelH relativeFrom="margin">
+                  <wp14:pctWidth>0</wp14:pctWidth>
+                </wp14:sizeRelH>
+                <wp14:sizeRelV relativeFrom="margin">
+                  <wp14:pctHeight>0</wp14:pctHeight>
+                </wp14:sizeRelV>
+              </wp:anchor>
+            </w:drawing>
+          </mc:Choice>
+          <mc:Fallback>
+            <w:pict>
+              <v:shape w14:anchorId="05A32FD3" id="Straight Arrow Connector 205" o:spid="_x0000_s1026" type="#_x0000_t32" style="position:absolute;margin-left:225pt;margin-top:24.75pt;width:.2pt;height:36pt;z-index:251734016;visibility:visible;mso-wrap-style:square;mso-width-percent:0;mso-height-percent:0;mso-wrap-distance-left:9pt;mso-wrap-distance-top:0;mso-wrap-distance-right:9pt;mso-wrap-distance-bottom:0;mso-position-horizontal:absolute;mso-position-horizontal-relative:text;mso-position-vertical:absolute;mso-position-vertical-relative:text;mso-width-percent:0;mso-height-percent:0;mso-width-relative:margin;mso-height-relative:margin" o:gfxdata="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" strokecolor="black [3200]" strokeweight=".5pt">
+                <v:stroke endarrow="block" joinstyle="miter"/>
+              </v:shape>
+            </w:pict>
+          </mc:Fallback>
+        </mc:AlternateContent>
+      </w:r>
+      <w:r>
+        <w:rPr>
+          <w:rFonts w:eastAsia="宋体" w:hint="eastAsia"/>
+          <w:lang w:val="en-GB"/>
+        </w:rPr>
+        <w:t>Is the temperature above 24</w:t>
+      </w:r>
+      <w:r>
+        <w:rPr>
+          <w:rFonts w:eastAsia="宋体"/>
+          <w:lang w:val="en-GB"/>
+        </w:rPr>
+        <w:t xml:space="preserve"> °C</w:t>
+      </w:r>
+      <w:r>
+        <w:rPr>
+          <w:rFonts w:eastAsia="宋体" w:hint="eastAsia"/>
+          <w:lang w:val="en-GB"/>
+        </w:rPr>
+        <w:t>?</w:t>
+      </w:r>
+    </w:p>
+    <w:p>
+      <w:pPr>
+        <w:spacing w:line="259" w:lineRule="auto"/>
+        <w:jc w:val="center"/>
+        <w:rPr>
+          <w:rFonts w:ascii="Times New Roman" w:hAnsi="Times New Roman" w:cs="Times New Roman"/>
+          <w:sz w:val="24"/>
+          <w:szCs w:val="24"/>
+          <w:lang w:eastAsia="zh-CN"/>
+        </w:rPr>
+      </w:pPr>
+      <w:r>
+        <w:rPr>
+          <w:rFonts w:ascii="Times New Roman" w:hAnsi="Times New Roman" w:cs="Times New Roman"/>
+          <w:sz w:val="24"/>
+          <w:szCs w:val="24"/>
+          <w:lang w:eastAsia="zh-CN"/>
+        </w:rPr>
+        <mc:AlternateContent>
+          <mc:Choice Requires="wps">
+            <w:drawing>
+              <wp:anchor distT="45720" distB="45720" distL="114300" distR="114300" simplePos="0" relativeHeight="251741184" behindDoc="0" locked="0" layoutInCell="1" allowOverlap="1" wp14:anchorId="2CB2B5F9" wp14:editId="5F96C1FE">
+                <wp:simplePos x="0" y="0"/>
+                <wp:positionH relativeFrom="column">
+                  <wp:posOffset>2922905</wp:posOffset>
+                </wp:positionH>
+                <wp:positionV relativeFrom="paragraph">
+                  <wp:posOffset>69215</wp:posOffset>
+                </wp:positionV>
+                <wp:extent cx="457200" cy="316230"/>
+                <wp:effectExtent l="0" t="0" r="0" b="7620"/>
+                <wp:wrapSquare wrapText="bothSides"/>
+                <wp:docPr id="206" name="Text Box 2"/>
+                <wp:cNvGraphicFramePr>
+                  <a:graphicFrameLocks xmlns:a="http://schemas.openxmlformats.org/drawingml/2006/main"/>
+                </wp:cNvGraphicFramePr>
+                <a:graphic xmlns:a="http://schemas.openxmlformats.org/drawingml/2006/main">
+                  <a:graphicData uri="http://schemas.microsoft.com/office/word/2010/wordprocessingShape">
+                    <wps:wsp>
+                      <wps:cNvSpPr txBox="1">
+                        <a:spLocks noChangeArrowheads="1"/>
+                      </wps:cNvSpPr>
+                      <wps:spPr bwMode="auto">
+                        <a:xfrm>
+                          <a:off x="0" y="0"/>
+                          <a:ext cx="457200" cy="316230"/>
+                        </a:xfrm>
+                        <a:prstGeom prst="rect">
+                          <a:avLst/>
+                        </a:prstGeom>
+                        <a:solidFill>
+                          <a:srgbClr val="FFFFFF"/>
+                        </a:solidFill>
+                        <a:ln w="9525">
+                          <a:noFill/>
+                          <a:miter lim="800000"/>
+                          <a:headEnd/>
+                          <a:tailEnd/>
+                        </a:ln>
+                      </wps:spPr>
+                      <wps:txbx>
+                        <w:txbxContent>
+                          <w:p>
+                            <w:pPr>
+                              <w:rPr>
+                                <w:rFonts w:hint="eastAsia"/>
+                              </w:rPr>
+                            </w:pPr>
+                            <w:r>
+                              <w:rPr>
+                                <w:rFonts w:hint="eastAsia"/>
+                                <w:lang w:eastAsia="zh-CN"/>
+                              </w:rPr>
+                              <w:t>Yes</w:t>
+                            </w:r>
+                          </w:p>
+                        </w:txbxContent>
+                      </wps:txbx>
+                      <wps:bodyPr rot="0" vert="horz" wrap="square" lIns="91440" tIns="45720" rIns="91440" bIns="45720" anchor="t" anchorCtr="0">
+                        <a:noAutofit/>
+                      </wps:bodyPr>
+                    </wps:wsp>
+                  </a:graphicData>
+                </a:graphic>
+                <wp14:sizeRelH relativeFrom="margin">
+                  <wp14:pctWidth>0</wp14:pctWidth>
+                </wp14:sizeRelH>
+                <wp14:sizeRelV relativeFrom="margin">
+                  <wp14:pctHeight>0</wp14:pctHeight>
+                </wp14:sizeRelV>
+              </wp:anchor>
+            </w:drawing>
+          </mc:Choice>
+          <mc:Fallback>
+            <w:pict>
+              <v:shape w14:anchorId="2CB2B5F9" id="_x0000_s1035" type="#_x0000_t202" style="position:absolute;left:0;text-align:left;margin-left:230.15pt;margin-top:5.45pt;width:36pt;height:24.9pt;z-index:251741184;visibility:visible;mso-wrap-style:square;mso-width-percent:0;mso-height-percent:0;mso-wrap-distance-left:9pt;mso-wrap-distance-top:3.6pt;mso-wrap-distance-right:9pt;mso-wrap-distance-bottom:3.6pt;mso-position-horizontal:absolute;mso-position-horizontal-relative:text;mso-position-vertical:absolute;mso-position-vertical-relative:text;mso-width-percent:0;mso-height-percent:0;mso-width-relative:margin;mso-height-relative:margin;v-text-anchor:top" o:gfxdata="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" stroked="f">
+                <v:textbox>
+                  <w:txbxContent>
+                    <w:p>
+                      <w:pPr>
+                        <w:rPr>
+                          <w:rFonts w:hint="eastAsia"/>
+                        </w:rPr>
+                      </w:pPr>
+                      <w:r>
+                        <w:rPr>
+                          <w:rFonts w:hint="eastAsia"/>
+                          <w:lang w:eastAsia="zh-CN"/>
+                        </w:rPr>
+                        <w:t>Yes</w:t>
+                      </w:r>
+                    </w:p>
+                  </w:txbxContent>
+                </v:textbox>
+                <w10:wrap type="square"/>
+              </v:shape>
+            </w:pict>
+          </mc:Fallback>
+        </mc:AlternateContent>
+      </w:r>
+    </w:p>
+    <w:p>
+      <w:pPr>
+        <w:spacing w:line="259" w:lineRule="auto"/>
+        <w:jc w:val="center"/>
+        <w:rPr>
+          <w:rFonts w:ascii="Times New Roman" w:hAnsi="Times New Roman" w:cs="Times New Roman"/>
+          <w:sz w:val="24"/>
+          <w:szCs w:val="24"/>
+          <w:lang w:eastAsia="zh-CN"/>
+        </w:rPr>
+      </w:pPr>
+      <w:r>
+        <w:rPr>
+          <w:rFonts w:ascii="Times New Roman" w:hAnsi="Times New Roman" w:cs="Times New Roman"/>
+          <w:sz w:val="24"/>
+          <w:szCs w:val="24"/>
+          <w:lang w:eastAsia="zh-CN"/>
+        </w:rPr>
+        <mc:AlternateContent>
+          <mc:Choice Requires="wps">
+            <w:drawing>
+              <wp:anchor distT="0" distB="0" distL="114300" distR="114300" simplePos="0" relativeHeight="251732992" behindDoc="1" locked="0" layoutInCell="1" allowOverlap="1" wp14:anchorId="7D0F275D" wp14:editId="496604BC">
+                <wp:simplePos x="0" y="0"/>
+                <wp:positionH relativeFrom="margin">
+                  <wp:posOffset>733425</wp:posOffset>
+                </wp:positionH>
+                <wp:positionV relativeFrom="paragraph">
+                  <wp:posOffset>140335</wp:posOffset>
+                </wp:positionV>
+                <wp:extent cx="4276725" cy="457200"/>
+                <wp:effectExtent l="0" t="0" r="28575" b="19050"/>
+                <wp:wrapNone/>
+                <wp:docPr id="207" name="Rectangle 207"/>
+                <wp:cNvGraphicFramePr/>
+                <a:graphic xmlns:a="http://schemas.openxmlformats.org/drawingml/2006/main">
+                  <a:graphicData uri="http://schemas.microsoft.com/office/word/2010/wordprocessingShape">
+                    <wps:wsp>
+                      <wps:cNvSpPr/>
+                      <wps:spPr>
+                        <a:xfrm>
+                          <a:off x="0" y="0"/>
+                          <a:ext cx="4276725" cy="457200"/>
+                        </a:xfrm>
+                        <a:prstGeom prst="rect">
+                          <a:avLst/>
+                        </a:prstGeom>
+                      </wps:spPr>
+                      <wps:style>
+                        <a:lnRef idx="2">
+                          <a:schemeClr val="dk1"/>
+                        </a:lnRef>
+                        <a:fillRef idx="1">
+                          <a:schemeClr val="lt1"/>
+                        </a:fillRef>
+                        <a:effectRef idx="0">
+                          <a:schemeClr val="dk1"/>
+                        </a:effectRef>
+                        <a:fontRef idx="minor">
+                          <a:schemeClr val="dk1"/>
+                        </a:fontRef>
+                      </wps:style>
+                      <wps:bodyPr rot="0" spcFirstLastPara="0" vertOverflow="overflow" horzOverflow="overflow" vert="horz" wrap="square" lIns="91440" tIns="45720" rIns="91440" bIns="45720" numCol="1" spcCol="0" rtlCol="0" fromWordArt="0" anchor="ctr" anchorCtr="0" forceAA="0" compatLnSpc="1">
+                        <a:prstTxWarp prst="textNoShape">
+                          <a:avLst/>
+                        </a:prstTxWarp>
+                        <a:noAutofit/>
+                      </wps:bodyPr>
+                    </wps:wsp>
+                  </a:graphicData>
+                </a:graphic>
+                <wp14:sizeRelH relativeFrom="margin">
+                  <wp14:pctWidth>0</wp14:pctWidth>
+                </wp14:sizeRelH>
+                <wp14:sizeRelV relativeFrom="margin">
+                  <wp14:pctHeight>0</wp14:pctHeight>
+                </wp14:sizeRelV>
+              </wp:anchor>
+            </w:drawing>
+          </mc:Choice>
+          <mc:Fallback>
+            <w:pict>
+              <v:rect w14:anchorId="46CFF091" id="Rectangle 207" o:spid="_x0000_s1026" style="position:absolute;margin-left:57.75pt;margin-top:11.05pt;width:336.75pt;height:36pt;z-index:-251583488;visibility:visible;mso-wrap-style:square;mso-width-percent:0;mso-height-percent:0;mso-wrap-distance-left:9pt;mso-wrap-distance-top:0;mso-wrap-distance-right:9pt;mso-wrap-distance-bottom:0;mso-position-horizontal:absolute;mso-position-horizontal-relative:margin;mso-position-vertical:absolute;mso-position-vertical-relative:text;mso-width-percent:0;mso-height-percent:0;mso-width-relative:margin;mso-height-relative:margin;v-text-anchor:middle" o:gfxdata="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" fillcolor="white [3201]" strokecolor="black [3200]" strokeweight="1pt">
+                <w10:wrap anchorx="margin"/>
+              </v:rect>
+            </w:pict>
+          </mc:Fallback>
+        </mc:AlternateContent>
+      </w:r>
+    </w:p>
+    <w:p>
+      <w:pPr>
+        <w:spacing w:line="259" w:lineRule="auto"/>
+        <w:jc w:val="center"/>
+        <w:rPr>
+          <w:rFonts w:ascii="Times New Roman" w:eastAsia="等线" w:hAnsi="Times New Roman" w:cs="Times New Roman"/>
+          <w:sz w:val="24"/>
+          <w:szCs w:val="24"/>
+          <w:lang w:val="en-US" w:eastAsia="zh-CN"/>
+        </w:rPr>
+      </w:pPr>
+      <w:r>
+        <w:rPr>
+          <w:rFonts w:ascii="Times New Roman" w:hAnsi="Times New Roman" w:cs="Times New Roman" w:hint="eastAsia"/>
+          <w:sz w:val="24"/>
+          <w:szCs w:val="24"/>
+          <w:lang w:eastAsia="zh-CN"/>
+        </w:rPr>
+        <w:t>Red LED blinks every 0.25s and turn off green and yellow</w:t>
+      </w:r>
+      <w:r>
+        <w:rPr>
+          <w:rFonts w:eastAsia="等线" w:hint="eastAsia"/>
+        </w:rPr>
+        <w:t xml:space="preserve"> LEDs</w:t>
+      </w:r>
+    </w:p>
+    <w:p>
+      <w:pPr>
+        <w:spacing w:line="259" w:lineRule="auto"/>
+        <w:jc w:val="center"/>
+        <w:rPr>
+          <w:rFonts w:ascii="Times New Roman" w:eastAsia="等线" w:hAnsi="Times New Roman" w:cs="Times New Roman"/>
+          <w:sz w:val="24"/>
+          <w:szCs w:val="24"/>
+          <w:lang w:val="en-US" w:eastAsia="zh-CN"/>
+        </w:rPr>
+      </w:pPr>
+    </w:p>
+    <w:p>
+      <w:pPr>
+        <w:spacing w:line="259" w:lineRule="auto"/>
+        <w:jc w:val="center"/>
+        <w:rPr>
+          <w:rFonts w:ascii="Times New Roman" w:eastAsia="等线" w:hAnsi="Times New Roman" w:cs="Times New Roman" w:hint="eastAsia"/>
+          <w:sz w:val="24"/>
+          <w:szCs w:val="24"/>
+          <w:lang w:val="en-US" w:eastAsia="zh-CN"/>
+        </w:rPr>
+      </w:pPr>
+    </w:p>
+    <w:p>
+      <w:pPr>
+        <w:spacing w:line="259" w:lineRule="auto"/>
+        <w:jc w:val="center"/>
+        <w:rPr>
+          <w:rFonts w:ascii="Times New Roman" w:eastAsia="等线" w:hAnsi="Times New Roman" w:cs="Times New Roman" w:hint="eastAsia"/>
+          <w:sz w:val="24"/>
+          <w:szCs w:val="24"/>
+          <w:lang w:val="en-US" w:eastAsia="zh-CN"/>
+        </w:rPr>
+      </w:pPr>
     </w:p>
     <w:sectPr>
       <w:headerReference w:type="default" r:id="rId12"/>
@@ -3907,7 +7796,7 @@
               <v:stroke joinstyle="miter"/>
               <v:path gradientshapeok="t" o:connecttype="rect"/>
             </v:shapetype>
-            <v:shape id="Text Box 15" o:spid="_x0000_s1031" type="#_x0000_t202" style="position:absolute;margin-left:302.75pt;margin-top:-36.05pt;width:215.5pt;height:37pt;z-index:251658241;visibility:visible;mso-wrap-style:square;mso-width-percent:0;mso-height-percent:0;mso-wrap-distance-left:9pt;mso-wrap-distance-top:0;mso-wrap-distance-right:9pt;mso-wrap-distance-bottom:0;mso-position-horizontal:absolute;mso-position-horizontal-relative:text;mso-position-vertical:absolute;mso-position-vertical-relative:text;mso-width-percent:0;mso-height-percent:0;mso-width-relative:margin;mso-height-relative:margin;v-text-anchor:top" o:gfxdata="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" fillcolor="white [3201]" stroked="f" strokeweight=".5pt">
+            <v:shape id="Text Box 15" o:spid="_x0000_s1036" type="#_x0000_t202" style="position:absolute;margin-left:302.75pt;margin-top:-36.05pt;width:215.5pt;height:37pt;z-index:251658241;visibility:visible;mso-wrap-style:square;mso-width-percent:0;mso-height-percent:0;mso-wrap-distance-left:9pt;mso-wrap-distance-top:0;mso-wrap-distance-right:9pt;mso-wrap-distance-bottom:0;mso-position-horizontal:absolute;mso-position-horizontal-relative:text;mso-position-vertical:absolute;mso-position-vertical-relative:text;mso-width-percent:0;mso-height-percent:0;mso-width-relative:margin;mso-height-relative:margin;v-text-anchor:top" o:gfxdata="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" fillcolor="white [3201]" stroked="f" strokeweight=".5pt">
               <v:textbox>
                 <w:txbxContent>
                   <w:p>

--- a/MATLAB Coursework 2  Word Template.docx
+++ b/MATLAB Coursework 2  Word Template.docx
@@ -579,7 +579,7 @@
           </mc:Choice>
           <mc:Fallback>
             <w:pict>
-              <v:rect w14:anchorId="288A43AA" id="Rectangle 2" o:spid="_x0000_s1026" style="position:absolute;margin-left:183.75pt;margin-top:22.9pt;width:82.5pt;height:27pt;z-index:-251657216;visibility:visible;mso-wrap-style:square;mso-width-percent:0;mso-height-percent:0;mso-wrap-distance-left:9pt;mso-wrap-distance-top:0;mso-wrap-distance-right:9pt;mso-wrap-distance-bottom:0;mso-position-horizontal:absolute;mso-position-horizontal-relative:margin;mso-position-vertical:absolute;mso-position-vertical-relative:text;mso-width-percent:0;mso-height-percent:0;mso-width-relative:margin;mso-height-relative:margin;v-text-anchor:middle" o:gfxdata="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" fillcolor="white [3201]" strokecolor="black [3200]" strokeweight="1pt">
+              <v:rect w14:anchorId="6A7B4502" id="Rectangle 2" o:spid="_x0000_s1026" style="position:absolute;margin-left:183.75pt;margin-top:22.9pt;width:82.5pt;height:27pt;z-index:-251657216;visibility:visible;mso-wrap-style:square;mso-width-percent:0;mso-height-percent:0;mso-wrap-distance-left:9pt;mso-wrap-distance-top:0;mso-wrap-distance-right:9pt;mso-wrap-distance-bottom:0;mso-position-horizontal:absolute;mso-position-horizontal-relative:margin;mso-position-vertical:absolute;mso-position-vertical-relative:text;mso-width-percent:0;mso-height-percent:0;mso-width-relative:margin;mso-height-relative:margin;v-text-anchor:middle" o:gfxdata="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" fillcolor="white [3201]" strokecolor="black [3200]" strokeweight="1pt">
                 <w10:wrap anchorx="margin"/>
               </v:rect>
             </w:pict>
@@ -707,7 +707,7 @@
           </mc:Choice>
           <mc:Fallback>
             <w:pict>
-              <v:shapetype w14:anchorId="20554F13" id="_x0000_t32" coordsize="21600,21600" o:spt="32" o:oned="t" path="m,l21600,21600e" filled="f">
+              <v:shapetype w14:anchorId="409BAEE1" id="_x0000_t32" coordsize="21600,21600" o:spt="32" o:oned="t" path="m,l21600,21600e" filled="f">
                 <v:path arrowok="t" fillok="f" o:connecttype="none"/>
                 <o:lock v:ext="edit" shapetype="t"/>
               </v:shapetype>
@@ -810,7 +810,7 @@
           </mc:Choice>
           <mc:Fallback>
             <w:pict>
-              <v:rect w14:anchorId="37228A2B" id="Rectangle 6" o:spid="_x0000_s1026" style="position:absolute;margin-left:13.5pt;margin-top:22.45pt;width:426pt;height:36pt;z-index:-251656192;visibility:visible;mso-wrap-style:square;mso-width-percent:0;mso-height-percent:0;mso-wrap-distance-left:9pt;mso-wrap-distance-top:0;mso-wrap-distance-right:9pt;mso-wrap-distance-bottom:0;mso-position-horizontal:absolute;mso-position-horizontal-relative:margin;mso-position-vertical:absolute;mso-position-vertical-relative:text;mso-width-percent:0;mso-height-percent:0;mso-width-relative:margin;mso-height-relative:margin;v-text-anchor:middle" o:gfxdata="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" fillcolor="white [3201]" strokecolor="black [3200]" strokeweight="1pt">
+              <v:rect w14:anchorId="62A75E94" id="Rectangle 6" o:spid="_x0000_s1026" style="position:absolute;margin-left:13.5pt;margin-top:22.45pt;width:426pt;height:36pt;z-index:-251656192;visibility:visible;mso-wrap-style:square;mso-width-percent:0;mso-height-percent:0;mso-wrap-distance-left:9pt;mso-wrap-distance-top:0;mso-wrap-distance-right:9pt;mso-wrap-distance-bottom:0;mso-position-horizontal:absolute;mso-position-horizontal-relative:margin;mso-position-vertical:absolute;mso-position-vertical-relative:text;mso-width-percent:0;mso-height-percent:0;mso-width-relative:margin;mso-height-relative:margin;v-text-anchor:middle" o:gfxdata="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" fillcolor="white [3201]" strokecolor="black [3200]" strokeweight="1pt">
                 <w10:wrap anchorx="margin"/>
               </v:rect>
             </w:pict>
@@ -893,7 +893,7 @@
           </mc:Choice>
           <mc:Fallback>
             <w:pict>
-              <v:shape w14:anchorId="0A95F1AF" id="Straight Arrow Connector 20" o:spid="_x0000_s1026" type="#_x0000_t32" style="position:absolute;margin-left:225pt;margin-top:32pt;width:.25pt;height:16.55pt;z-index:251669504;visibility:visible;mso-wrap-style:square;mso-width-percent:0;mso-height-percent:0;mso-wrap-distance-left:9pt;mso-wrap-distance-top:0;mso-wrap-distance-right:9pt;mso-wrap-distance-bottom:0;mso-position-horizontal:absolute;mso-position-horizontal-relative:text;mso-position-vertical:absolute;mso-position-vertical-relative:text;mso-width-percent:0;mso-height-percent:0;mso-width-relative:margin;mso-height-relative:margin" o:gfxdata="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" strokecolor="black [3200]" strokeweight=".5pt">
+              <v:shape w14:anchorId="7B9503C0" id="Straight Arrow Connector 20" o:spid="_x0000_s1026" type="#_x0000_t32" style="position:absolute;margin-left:225pt;margin-top:32pt;width:.25pt;height:16.55pt;z-index:251669504;visibility:visible;mso-wrap-style:square;mso-width-percent:0;mso-height-percent:0;mso-wrap-distance-left:9pt;mso-wrap-distance-top:0;mso-wrap-distance-right:9pt;mso-wrap-distance-bottom:0;mso-position-horizontal:absolute;mso-position-horizontal-relative:text;mso-position-vertical:absolute;mso-position-vertical-relative:text;mso-width-percent:0;mso-height-percent:0;mso-width-relative:margin;mso-height-relative:margin" o:gfxdata="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" strokecolor="black [3200]" strokeweight=".5pt">
                 <v:stroke endarrow="block" joinstyle="miter"/>
               </v:shape>
             </w:pict>
@@ -985,7 +985,7 @@
           </mc:Choice>
           <mc:Fallback>
             <w:pict>
-              <v:rect w14:anchorId="0D8409CC" id="Rectangle 8" o:spid="_x0000_s1026" style="position:absolute;margin-left:47.15pt;margin-top:14.8pt;width:354.75pt;height:36pt;z-index:-251654144;visibility:visible;mso-wrap-style:square;mso-width-percent:0;mso-height-percent:0;mso-wrap-distance-left:9pt;mso-wrap-distance-top:0;mso-wrap-distance-right:9pt;mso-wrap-distance-bottom:0;mso-position-horizontal:absolute;mso-position-horizontal-relative:margin;mso-position-vertical:absolute;mso-position-vertical-relative:text;mso-width-percent:0;mso-height-percent:0;mso-width-relative:margin;mso-height-relative:margin;v-text-anchor:middle" o:gfxdata="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" fillcolor="white [3201]" strokecolor="black [3200]" strokeweight="1pt">
+              <v:rect w14:anchorId="0CCEF6E0" id="Rectangle 8" o:spid="_x0000_s1026" style="position:absolute;margin-left:47.15pt;margin-top:14.8pt;width:354.75pt;height:36pt;z-index:-251654144;visibility:visible;mso-wrap-style:square;mso-width-percent:0;mso-height-percent:0;mso-wrap-distance-left:9pt;mso-wrap-distance-top:0;mso-wrap-distance-right:9pt;mso-wrap-distance-bottom:0;mso-position-horizontal:absolute;mso-position-horizontal-relative:margin;mso-position-vertical:absolute;mso-position-vertical-relative:text;mso-width-percent:0;mso-height-percent:0;mso-width-relative:margin;mso-height-relative:margin;v-text-anchor:middle" o:gfxdata="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" fillcolor="white [3201]" strokecolor="black [3200]" strokeweight="1pt">
                 <w10:wrap anchorx="margin"/>
               </v:rect>
             </w:pict>
@@ -1068,7 +1068,7 @@
           </mc:Choice>
           <mc:Fallback>
             <w:pict>
-              <v:shape w14:anchorId="76D7DE9C" id="Straight Arrow Connector 21" o:spid="_x0000_s1026" type="#_x0000_t32" style="position:absolute;margin-left:225.15pt;margin-top:22.65pt;width:.25pt;height:20.9pt;z-index:251671552;visibility:visible;mso-wrap-style:square;mso-width-percent:0;mso-height-percent:0;mso-wrap-distance-left:9pt;mso-wrap-distance-top:0;mso-wrap-distance-right:9pt;mso-wrap-distance-bottom:0;mso-position-horizontal:absolute;mso-position-horizontal-relative:text;mso-position-vertical:absolute;mso-position-vertical-relative:text;mso-width-percent:0;mso-height-percent:0;mso-width-relative:margin;mso-height-relative:margin" o:gfxdata="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" strokecolor="black [3200]" strokeweight=".5pt">
+              <v:shape w14:anchorId="423CC872" id="Straight Arrow Connector 21" o:spid="_x0000_s1026" type="#_x0000_t32" style="position:absolute;margin-left:225.15pt;margin-top:22.65pt;width:.25pt;height:20.9pt;z-index:251671552;visibility:visible;mso-wrap-style:square;mso-width-percent:0;mso-height-percent:0;mso-wrap-distance-left:9pt;mso-wrap-distance-top:0;mso-wrap-distance-right:9pt;mso-wrap-distance-bottom:0;mso-position-horizontal:absolute;mso-position-horizontal-relative:text;mso-position-vertical:absolute;mso-position-vertical-relative:text;mso-width-percent:0;mso-height-percent:0;mso-width-relative:margin;mso-height-relative:margin" o:gfxdata="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" strokecolor="black [3200]" strokeweight=".5pt">
                 <v:stroke endarrow="block" joinstyle="miter"/>
               </v:shape>
             </w:pict>
@@ -1157,7 +1157,7 @@
           </mc:Choice>
           <mc:Fallback>
             <w:pict>
-              <v:rect w14:anchorId="140A481A" id="Rectangle 49" o:spid="_x0000_s1026" style="position:absolute;margin-left:149.25pt;margin-top:15.95pt;width:150pt;height:36pt;z-index:-251604992;visibility:visible;mso-wrap-style:square;mso-height-percent:0;mso-wrap-distance-left:9pt;mso-wrap-distance-top:0;mso-wrap-distance-right:9pt;mso-wrap-distance-bottom:0;mso-position-horizontal:absolute;mso-position-horizontal-relative:margin;mso-position-vertical:absolute;mso-position-vertical-relative:text;mso-height-percent:0;mso-height-relative:margin;v-text-anchor:middle" o:gfxdata="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" fillcolor="white [3201]" strokecolor="black [3200]" strokeweight="1pt">
+              <v:rect w14:anchorId="334FF34F" id="Rectangle 49" o:spid="_x0000_s1026" style="position:absolute;margin-left:149.25pt;margin-top:15.95pt;width:150pt;height:36pt;z-index:-251604992;visibility:visible;mso-wrap-style:square;mso-height-percent:0;mso-wrap-distance-left:9pt;mso-wrap-distance-top:0;mso-wrap-distance-right:9pt;mso-wrap-distance-bottom:0;mso-position-horizontal:absolute;mso-position-horizontal-relative:margin;mso-position-vertical:absolute;mso-position-vertical-relative:text;mso-height-percent:0;mso-height-relative:margin;v-text-anchor:middle" o:gfxdata="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" fillcolor="white [3201]" strokecolor="black [3200]" strokeweight="1pt">
                 <w10:wrap anchorx="margin"/>
               </v:rect>
             </w:pict>
@@ -1240,7 +1240,7 @@
           </mc:Choice>
           <mc:Fallback>
             <w:pict>
-              <v:shape w14:anchorId="2EE83A54" id="Straight Arrow Connector 50" o:spid="_x0000_s1026" type="#_x0000_t32" style="position:absolute;margin-left:225.75pt;margin-top:22.2pt;width:.25pt;height:20.9pt;z-index:-251606017;visibility:visible;mso-wrap-style:square;mso-width-percent:0;mso-height-percent:0;mso-wrap-distance-left:9pt;mso-wrap-distance-top:0;mso-wrap-distance-right:9pt;mso-wrap-distance-bottom:0;mso-position-horizontal:absolute;mso-position-horizontal-relative:text;mso-position-vertical:absolute;mso-position-vertical-relative:text;mso-width-percent:0;mso-height-percent:0;mso-width-relative:margin;mso-height-relative:margin" o:gfxdata="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" strokecolor="black [3200]" strokeweight=".5pt">
+              <v:shape w14:anchorId="12002D32" id="Straight Arrow Connector 50" o:spid="_x0000_s1026" type="#_x0000_t32" style="position:absolute;margin-left:225.75pt;margin-top:22.2pt;width:.25pt;height:20.9pt;z-index:-251606017;visibility:visible;mso-wrap-style:square;mso-width-percent:0;mso-height-percent:0;mso-wrap-distance-left:9pt;mso-wrap-distance-top:0;mso-wrap-distance-right:9pt;mso-wrap-distance-bottom:0;mso-position-horizontal:absolute;mso-position-horizontal-relative:text;mso-position-vertical:absolute;mso-position-vertical-relative:text;mso-width-percent:0;mso-height-percent:0;mso-width-relative:margin;mso-height-relative:margin" o:gfxdata="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" strokecolor="black [3200]" strokeweight=".5pt">
                 <v:stroke endarrow="block" joinstyle="miter"/>
               </v:shape>
             </w:pict>
@@ -1332,7 +1332,7 @@
           </mc:Choice>
           <mc:Fallback>
             <w:pict>
-              <v:shapetype w14:anchorId="0F4B4413" id="_x0000_t34" coordsize="21600,21600" o:spt="34" o:oned="t" adj="10800" path="m,l@0,0@0,21600,21600,21600e" filled="f">
+              <v:shapetype w14:anchorId="4ED75FE8" id="_x0000_t34" coordsize="21600,21600" o:spt="34" o:oned="t" adj="10800" path="m,l@0,0@0,21600,21600,21600e" filled="f">
                 <v:stroke joinstyle="miter"/>
                 <v:formulas>
                   <v:f eqn="val #0"/>
@@ -1415,7 +1415,7 @@
           </mc:Choice>
           <mc:Fallback>
             <w:pict>
-              <v:rect w14:anchorId="3D805324" id="Rectangle 9" o:spid="_x0000_s1026" style="position:absolute;margin-left:149.9pt;margin-top:15.35pt;width:150pt;height:36pt;z-index:-251653120;visibility:visible;mso-wrap-style:square;mso-height-percent:0;mso-wrap-distance-left:9pt;mso-wrap-distance-top:0;mso-wrap-distance-right:9pt;mso-wrap-distance-bottom:0;mso-position-horizontal:absolute;mso-position-horizontal-relative:margin;mso-position-vertical:absolute;mso-position-vertical-relative:text;mso-height-percent:0;mso-height-relative:margin;v-text-anchor:middle" o:gfxdata="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" fillcolor="white [3201]" strokecolor="black [3200]" strokeweight="1pt">
+              <v:rect w14:anchorId="2867F7F2" id="Rectangle 9" o:spid="_x0000_s1026" style="position:absolute;margin-left:149.9pt;margin-top:15.35pt;width:150pt;height:36pt;z-index:-251653120;visibility:visible;mso-wrap-style:square;mso-height-percent:0;mso-wrap-distance-left:9pt;mso-wrap-distance-top:0;mso-wrap-distance-right:9pt;mso-wrap-distance-bottom:0;mso-position-horizontal:absolute;mso-position-horizontal-relative:margin;mso-position-vertical:absolute;mso-position-vertical-relative:text;mso-height-percent:0;mso-height-relative:margin;v-text-anchor:middle" o:gfxdata="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" fillcolor="white [3201]" strokecolor="black [3200]" strokeweight="1pt">
                 <w10:wrap anchorx="margin"/>
               </v:rect>
             </w:pict>
@@ -1500,7 +1500,7 @@
           </mc:Choice>
           <mc:Fallback>
             <w:pict>
-              <v:shape w14:anchorId="371A7F24" id="Connector: Elbow 36" o:spid="_x0000_s1026" type="#_x0000_t34" style="position:absolute;margin-left:300pt;margin-top:6.35pt;width:94.3pt;height:279pt;flip:x y;z-index:251696128;visibility:visible;mso-wrap-style:square;mso-width-percent:0;mso-height-percent:0;mso-wrap-distance-left:9pt;mso-wrap-distance-top:0;mso-wrap-distance-right:9pt;mso-wrap-distance-bottom:0;mso-position-horizontal:absolute;mso-position-horizontal-relative:text;mso-position-vertical:absolute;mso-position-vertical-relative:text;mso-width-percent:0;mso-height-percent:0;mso-width-relative:margin;mso-height-relative:margin" o:gfxdata="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" adj="-10674" strokecolor="black [3200]" strokeweight=".5pt">
+              <v:shape w14:anchorId="6834218D" id="Connector: Elbow 36" o:spid="_x0000_s1026" type="#_x0000_t34" style="position:absolute;margin-left:300pt;margin-top:6.35pt;width:94.3pt;height:279pt;flip:x y;z-index:251696128;visibility:visible;mso-wrap-style:square;mso-width-percent:0;mso-height-percent:0;mso-wrap-distance-left:9pt;mso-wrap-distance-top:0;mso-wrap-distance-right:9pt;mso-wrap-distance-bottom:0;mso-position-horizontal:absolute;mso-position-horizontal-relative:text;mso-position-vertical:absolute;mso-position-vertical-relative:text;mso-width-percent:0;mso-height-percent:0;mso-width-relative:margin;mso-height-relative:margin" o:gfxdata="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" adj="-10674" strokecolor="black [3200]" strokeweight=".5pt">
                 <v:stroke endarrow="block"/>
               </v:shape>
             </w:pict>
@@ -1575,7 +1575,7 @@
           </mc:Choice>
           <mc:Fallback>
             <w:pict>
-              <v:shape w14:anchorId="5CD7E472" id="Connector: Elbow 35" o:spid="_x0000_s1026" type="#_x0000_t34" style="position:absolute;margin-left:57pt;margin-top:6.35pt;width:93pt;height:135pt;flip:y;z-index:251695104;visibility:visible;mso-wrap-style:square;mso-width-percent:0;mso-height-percent:0;mso-wrap-distance-left:9pt;mso-wrap-distance-top:0;mso-wrap-distance-right:9pt;mso-wrap-distance-bottom:0;mso-position-horizontal:absolute;mso-position-horizontal-relative:text;mso-position-vertical:absolute;mso-position-vertical-relative:text;mso-width-percent:0;mso-height-percent:0;mso-width-relative:margin;mso-height-relative:margin" o:gfxdata="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" adj="-6794" strokecolor="black [3200]" strokeweight=".5pt">
+              <v:shape w14:anchorId="09B68CB7" id="Connector: Elbow 35" o:spid="_x0000_s1026" type="#_x0000_t34" style="position:absolute;margin-left:57pt;margin-top:6.35pt;width:93pt;height:135pt;flip:y;z-index:251695104;visibility:visible;mso-wrap-style:square;mso-width-percent:0;mso-height-percent:0;mso-wrap-distance-left:9pt;mso-wrap-distance-top:0;mso-wrap-distance-right:9pt;mso-wrap-distance-bottom:0;mso-position-horizontal:absolute;mso-position-horizontal-relative:text;mso-position-vertical:absolute;mso-position-vertical-relative:text;mso-width-percent:0;mso-height-percent:0;mso-width-relative:margin;mso-height-relative:margin" o:gfxdata="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" adj="-6794" strokecolor="black [3200]" strokeweight=".5pt">
                 <v:stroke endarrow="block"/>
               </v:shape>
             </w:pict>
@@ -1648,7 +1648,7 @@
           </mc:Choice>
           <mc:Fallback>
             <w:pict>
-              <v:shape w14:anchorId="74209708" id="Straight Arrow Connector 22" o:spid="_x0000_s1026" type="#_x0000_t32" style="position:absolute;margin-left:225.2pt;margin-top:23.8pt;width:.25pt;height:20.15pt;z-index:251673600;visibility:visible;mso-wrap-style:square;mso-width-percent:0;mso-height-percent:0;mso-wrap-distance-left:9pt;mso-wrap-distance-top:0;mso-wrap-distance-right:9pt;mso-wrap-distance-bottom:0;mso-position-horizontal:absolute;mso-position-horizontal-relative:text;mso-position-vertical:absolute;mso-position-vertical-relative:text;mso-width-percent:0;mso-height-percent:0;mso-width-relative:margin;mso-height-relative:margin" o:gfxdata="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" strokecolor="black [3200]" strokeweight=".5pt">
+              <v:shape w14:anchorId="79B8FECC" id="Straight Arrow Connector 22" o:spid="_x0000_s1026" type="#_x0000_t32" style="position:absolute;margin-left:225.2pt;margin-top:23.8pt;width:.25pt;height:20.15pt;z-index:251673600;visibility:visible;mso-wrap-style:square;mso-width-percent:0;mso-height-percent:0;mso-wrap-distance-left:9pt;mso-wrap-distance-top:0;mso-wrap-distance-right:9pt;mso-wrap-distance-bottom:0;mso-position-horizontal:absolute;mso-position-horizontal-relative:text;mso-position-vertical:absolute;mso-position-vertical-relative:text;mso-width-percent:0;mso-height-percent:0;mso-width-relative:margin;mso-height-relative:margin" o:gfxdata="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" strokecolor="black [3200]" strokeweight=".5pt">
                 <v:stroke endarrow="block" joinstyle="miter"/>
               </v:shape>
             </w:pict>
@@ -1849,7 +1849,7 @@
           </mc:Choice>
           <mc:Fallback>
             <w:pict>
-              <v:shapetype w14:anchorId="0205F31B" id="_x0000_t4" coordsize="21600,21600" o:spt="4" path="m10800,l,10800,10800,21600,21600,10800xe">
+              <v:shapetype w14:anchorId="7600DDF5" id="_x0000_t4" coordsize="21600,21600" o:spt="4" path="m10800,l,10800,10800,21600,21600,10800xe">
                 <v:stroke joinstyle="miter"/>
                 <v:path gradientshapeok="t" o:connecttype="rect" textboxrect="5400,5400,16200,16200"/>
               </v:shapetype>
@@ -1938,7 +1938,7 @@
           </mc:Choice>
           <mc:Fallback>
             <w:pict>
-              <v:shape w14:anchorId="3084A164" id="Connector: Elbow 33" o:spid="_x0000_s1026" type="#_x0000_t34" style="position:absolute;margin-left:378.05pt;margin-top:4.4pt;width:3.6pt;height:142.2pt;flip:x;z-index:251693056;visibility:visible;mso-wrap-style:square;mso-width-percent:0;mso-height-percent:0;mso-wrap-distance-left:9pt;mso-wrap-distance-top:0;mso-wrap-distance-right:9pt;mso-wrap-distance-bottom:0;mso-position-horizontal:absolute;mso-position-horizontal-relative:text;mso-position-vertical:absolute;mso-position-vertical-relative:text;mso-width-percent:0;mso-height-percent:0;mso-width-relative:margin;mso-height-relative:margin" o:gfxdata="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" adj="-246220" strokecolor="black [3200]" strokeweight=".5pt">
+              <v:shape w14:anchorId="173E1B0D" id="Connector: Elbow 33" o:spid="_x0000_s1026" type="#_x0000_t34" style="position:absolute;margin-left:378.05pt;margin-top:4.4pt;width:3.6pt;height:142.2pt;flip:x;z-index:251693056;visibility:visible;mso-wrap-style:square;mso-width-percent:0;mso-height-percent:0;mso-wrap-distance-left:9pt;mso-wrap-distance-top:0;mso-wrap-distance-right:9pt;mso-wrap-distance-bottom:0;mso-position-horizontal:absolute;mso-position-horizontal-relative:text;mso-position-vertical:absolute;mso-position-vertical-relative:text;mso-width-percent:0;mso-height-percent:0;mso-width-relative:margin;mso-height-relative:margin" o:gfxdata="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" adj="-246220" strokecolor="black [3200]" strokeweight=".5pt">
                 <v:stroke endarrow="block"/>
               </v:shape>
             </w:pict>
@@ -2011,7 +2011,7 @@
           </mc:Choice>
           <mc:Fallback>
             <w:pict>
-              <v:shape w14:anchorId="5516A22E" id="Straight Arrow Connector 23" o:spid="_x0000_s1026" type="#_x0000_t32" style="position:absolute;margin-left:224.9pt;margin-top:25.2pt;width:.2pt;height:44.65pt;z-index:251678720;visibility:visible;mso-wrap-style:square;mso-width-percent:0;mso-height-percent:0;mso-wrap-distance-left:9pt;mso-wrap-distance-top:0;mso-wrap-distance-right:9pt;mso-wrap-distance-bottom:0;mso-position-horizontal:absolute;mso-position-horizontal-relative:text;mso-position-vertical:absolute;mso-position-vertical-relative:text;mso-width-percent:0;mso-height-percent:0;mso-width-relative:margin;mso-height-relative:margin" o:gfxdata="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" strokecolor="black [3200]" strokeweight=".5pt">
+              <v:shape w14:anchorId="6841B12A" id="Straight Arrow Connector 23" o:spid="_x0000_s1026" type="#_x0000_t32" style="position:absolute;margin-left:224.9pt;margin-top:25.2pt;width:.2pt;height:44.65pt;z-index:251678720;visibility:visible;mso-wrap-style:square;mso-width-percent:0;mso-height-percent:0;mso-wrap-distance-left:9pt;mso-wrap-distance-top:0;mso-wrap-distance-right:9pt;mso-wrap-distance-bottom:0;mso-position-horizontal:absolute;mso-position-horizontal-relative:text;mso-position-vertical:absolute;mso-position-vertical-relative:text;mso-width-percent:0;mso-height-percent:0;mso-width-relative:margin;mso-height-relative:margin" o:gfxdata="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" strokecolor="black [3200]" strokeweight=".5pt">
                 <v:stroke endarrow="block" joinstyle="miter"/>
               </v:shape>
             </w:pict>
@@ -2255,7 +2255,7 @@
           </mc:Choice>
           <mc:Fallback>
             <w:pict>
-              <v:rect w14:anchorId="51DC5390" id="Rectangle 13" o:spid="_x0000_s1026" style="position:absolute;margin-left:56.95pt;margin-top:14.4pt;width:336.75pt;height:36pt;z-index:-251651072;visibility:visible;mso-wrap-style:square;mso-width-percent:0;mso-height-percent:0;mso-wrap-distance-left:9pt;mso-wrap-distance-top:0;mso-wrap-distance-right:9pt;mso-wrap-distance-bottom:0;mso-position-horizontal:absolute;mso-position-horizontal-relative:margin;mso-position-vertical:absolute;mso-position-vertical-relative:text;mso-width-percent:0;mso-height-percent:0;mso-width-relative:margin;mso-height-relative:margin;v-text-anchor:middle" o:gfxdata="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" fillcolor="white [3201]" strokecolor="black [3200]" strokeweight="1pt">
+              <v:rect w14:anchorId="57D28A24" id="Rectangle 13" o:spid="_x0000_s1026" style="position:absolute;margin-left:56.95pt;margin-top:14.4pt;width:336.75pt;height:36pt;z-index:-251651072;visibility:visible;mso-wrap-style:square;mso-width-percent:0;mso-height-percent:0;mso-wrap-distance-left:9pt;mso-wrap-distance-top:0;mso-wrap-distance-right:9pt;mso-wrap-distance-bottom:0;mso-position-horizontal:absolute;mso-position-horizontal-relative:margin;mso-position-vertical:absolute;mso-position-vertical-relative:text;mso-width-percent:0;mso-height-percent:0;mso-width-relative:margin;mso-height-relative:margin;v-text-anchor:middle" o:gfxdata="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" fillcolor="white [3201]" strokecolor="black [3200]" strokeweight="1pt">
                 <w10:wrap anchorx="margin"/>
               </v:rect>
             </w:pict>
@@ -2493,7 +2493,7 @@
           </mc:Choice>
           <mc:Fallback>
             <w:pict>
-              <v:shape w14:anchorId="30B62711" id="Diamond 25" o:spid="_x0000_s1026" type="#_x0000_t4" style="position:absolute;margin-left:66.1pt;margin-top:11.4pt;width:312pt;height:45.35pt;z-index:-251634688;visibility:visible;mso-wrap-style:square;mso-width-percent:0;mso-height-percent:0;mso-wrap-distance-left:9pt;mso-wrap-distance-top:0;mso-wrap-distance-right:9pt;mso-wrap-distance-bottom:0;mso-position-horizontal:absolute;mso-position-horizontal-relative:margin;mso-position-vertical:absolute;mso-position-vertical-relative:text;mso-width-percent:0;mso-height-percent:0;mso-width-relative:margin;mso-height-relative:margin;v-text-anchor:middle" o:gfxdata="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" fillcolor="white [3201]" strokecolor="black [3200]" strokeweight="1pt">
+              <v:shape w14:anchorId="018BBDB3" id="Diamond 25" o:spid="_x0000_s1026" type="#_x0000_t4" style="position:absolute;margin-left:66.1pt;margin-top:11.4pt;width:312pt;height:45.35pt;z-index:-251634688;visibility:visible;mso-wrap-style:square;mso-width-percent:0;mso-height-percent:0;mso-wrap-distance-left:9pt;mso-wrap-distance-top:0;mso-wrap-distance-right:9pt;mso-wrap-distance-bottom:0;mso-position-horizontal:absolute;mso-position-horizontal-relative:margin;mso-position-vertical:absolute;mso-position-vertical-relative:text;mso-width-percent:0;mso-height-percent:0;mso-width-relative:margin;mso-height-relative:margin;v-text-anchor:middle" o:gfxdata="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" fillcolor="white [3201]" strokecolor="black [3200]" strokeweight="1pt">
                 <w10:wrap anchorx="margin"/>
               </v:shape>
             </w:pict>
@@ -2578,7 +2578,7 @@
           </mc:Choice>
           <mc:Fallback>
             <w:pict>
-              <v:shape w14:anchorId="0613A8F6" id="Connector: Elbow 34" o:spid="_x0000_s1026" type="#_x0000_t34" style="position:absolute;margin-left:69.85pt;margin-top:7.55pt;width:3.6pt;height:137.6pt;z-index:251694080;visibility:visible;mso-wrap-style:square;mso-width-percent:0;mso-height-percent:0;mso-wrap-distance-left:9pt;mso-wrap-distance-top:0;mso-wrap-distance-right:9pt;mso-wrap-distance-bottom:0;mso-position-horizontal:absolute;mso-position-horizontal-relative:text;mso-position-vertical:absolute;mso-position-vertical-relative:text;mso-width-percent:0;mso-height-percent:0;mso-width-relative:margin;mso-height-relative:margin" o:gfxdata="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" adj="-234963" strokecolor="black [3200]" strokeweight=".5pt">
+              <v:shape w14:anchorId="65899D01" id="Connector: Elbow 34" o:spid="_x0000_s1026" type="#_x0000_t34" style="position:absolute;margin-left:69.85pt;margin-top:7.55pt;width:3.6pt;height:137.6pt;z-index:251694080;visibility:visible;mso-wrap-style:square;mso-width-percent:0;mso-height-percent:0;mso-wrap-distance-left:9pt;mso-wrap-distance-top:0;mso-wrap-distance-right:9pt;mso-wrap-distance-bottom:0;mso-position-horizontal:absolute;mso-position-horizontal-relative:text;mso-position-vertical:absolute;mso-position-vertical-relative:text;mso-width-percent:0;mso-height-percent:0;mso-width-relative:margin;mso-height-relative:margin" o:gfxdata="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" adj="-234963" strokecolor="black [3200]" strokeweight=".5pt">
                 <v:stroke endarrow="block"/>
               </v:shape>
             </w:pict>
@@ -2651,7 +2651,7 @@
           </mc:Choice>
           <mc:Fallback>
             <w:pict>
-              <v:shape w14:anchorId="661233E0" id="Straight Arrow Connector 31" o:spid="_x0000_s1026" type="#_x0000_t32" style="position:absolute;margin-left:225.2pt;margin-top:24pt;width:.2pt;height:43.2pt;z-index:-251658241;visibility:visible;mso-wrap-style:square;mso-width-percent:0;mso-height-percent:0;mso-wrap-distance-left:9pt;mso-wrap-distance-top:0;mso-wrap-distance-right:9pt;mso-wrap-distance-bottom:0;mso-position-horizontal:absolute;mso-position-horizontal-relative:text;mso-position-vertical:absolute;mso-position-vertical-relative:text;mso-width-percent:0;mso-height-percent:0;mso-width-relative:margin;mso-height-relative:margin" o:gfxdata="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" strokecolor="black [3200]" strokeweight=".5pt">
+              <v:shape w14:anchorId="046D90CB" id="Straight Arrow Connector 31" o:spid="_x0000_s1026" type="#_x0000_t32" style="position:absolute;margin-left:225.2pt;margin-top:24pt;width:.2pt;height:43.2pt;z-index:-251658241;visibility:visible;mso-wrap-style:square;mso-width-percent:0;mso-height-percent:0;mso-wrap-distance-left:9pt;mso-wrap-distance-top:0;mso-wrap-distance-right:9pt;mso-wrap-distance-bottom:0;mso-position-horizontal:absolute;mso-position-horizontal-relative:text;mso-position-vertical:absolute;mso-position-vertical-relative:text;mso-width-percent:0;mso-height-percent:0;mso-width-relative:margin;mso-height-relative:margin" o:gfxdata="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" strokecolor="black [3200]" strokeweight=".5pt">
                 <v:stroke endarrow="block" joinstyle="miter"/>
               </v:shape>
             </w:pict>
@@ -2902,7 +2902,7 @@
           </mc:Choice>
           <mc:Fallback>
             <w:pict>
-              <v:rect w14:anchorId="30B294DB" id="Rectangle 29" o:spid="_x0000_s1026" style="position:absolute;margin-left:57.75pt;margin-top:11.6pt;width:336.75pt;height:36pt;z-index:-251630592;visibility:visible;mso-wrap-style:square;mso-width-percent:0;mso-height-percent:0;mso-wrap-distance-left:9pt;mso-wrap-distance-top:0;mso-wrap-distance-right:9pt;mso-wrap-distance-bottom:0;mso-position-horizontal:absolute;mso-position-horizontal-relative:margin;mso-position-vertical:absolute;mso-position-vertical-relative:text;mso-width-percent:0;mso-height-percent:0;mso-width-relative:margin;mso-height-relative:margin;v-text-anchor:middle" o:gfxdata="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" fillcolor="white [3201]" strokecolor="black [3200]" strokeweight="1pt">
+              <v:rect w14:anchorId="40EAF066" id="Rectangle 29" o:spid="_x0000_s1026" style="position:absolute;margin-left:57.75pt;margin-top:11.6pt;width:336.75pt;height:36pt;z-index:-251630592;visibility:visible;mso-wrap-style:square;mso-width-percent:0;mso-height-percent:0;mso-wrap-distance-left:9pt;mso-wrap-distance-top:0;mso-wrap-distance-right:9pt;mso-wrap-distance-bottom:0;mso-position-horizontal:absolute;mso-position-horizontal-relative:margin;mso-position-vertical:absolute;mso-position-vertical-relative:text;mso-width-percent:0;mso-height-percent:0;mso-width-relative:margin;mso-height-relative:margin;v-text-anchor:middle" o:gfxdata="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" fillcolor="white [3201]" strokecolor="black [3200]" strokeweight="1pt">
                 <w10:wrap anchorx="margin"/>
               </v:rect>
             </w:pict>
@@ -3036,7 +3036,7 @@
           </mc:Choice>
           <mc:Fallback>
             <w:pict>
-              <v:shape w14:anchorId="6D70A30A" id="Diamond 28" o:spid="_x0000_s1026" type="#_x0000_t4" style="position:absolute;margin-left:69.75pt;margin-top:15.55pt;width:312pt;height:36.75pt;z-index:-251632640;visibility:visible;mso-wrap-style:square;mso-width-percent:0;mso-wrap-distance-left:9pt;mso-wrap-distance-top:0;mso-wrap-distance-right:9pt;mso-wrap-distance-bottom:0;mso-position-horizontal:absolute;mso-position-horizontal-relative:margin;mso-position-vertical:absolute;mso-position-vertical-relative:text;mso-width-percent:0;mso-width-relative:margin;v-text-anchor:middle" o:gfxdata="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" fillcolor="white [3201]" strokecolor="black [3200]" strokeweight="1pt">
+              <v:shape w14:anchorId="00A0470D" id="Diamond 28" o:spid="_x0000_s1026" type="#_x0000_t4" style="position:absolute;margin-left:69.75pt;margin-top:15.55pt;width:312pt;height:36.75pt;z-index:-251632640;visibility:visible;mso-wrap-style:square;mso-width-percent:0;mso-wrap-distance-left:9pt;mso-wrap-distance-top:0;mso-wrap-distance-right:9pt;mso-wrap-distance-bottom:0;mso-position-horizontal:absolute;mso-position-horizontal-relative:margin;mso-position-vertical:absolute;mso-position-vertical-relative:text;mso-width-percent:0;mso-width-relative:margin;v-text-anchor:middle" o:gfxdata="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" fillcolor="white [3201]" strokecolor="black [3200]" strokeweight="1pt">
                 <w10:wrap anchorx="margin"/>
               </v:shape>
             </w:pict>
@@ -3119,7 +3119,7 @@
           </mc:Choice>
           <mc:Fallback>
             <w:pict>
-              <v:shape w14:anchorId="2F9DFE60" id="Straight Arrow Connector 32" o:spid="_x0000_s1026" type="#_x0000_t32" style="position:absolute;margin-left:225pt;margin-top:24.75pt;width:.2pt;height:36pt;z-index:251692032;visibility:visible;mso-wrap-style:square;mso-width-percent:0;mso-height-percent:0;mso-wrap-distance-left:9pt;mso-wrap-distance-top:0;mso-wrap-distance-right:9pt;mso-wrap-distance-bottom:0;mso-position-horizontal:absolute;mso-position-horizontal-relative:text;mso-position-vertical:absolute;mso-position-vertical-relative:text;mso-width-percent:0;mso-height-percent:0;mso-width-relative:margin;mso-height-relative:margin" o:gfxdata="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" strokecolor="black [3200]" strokeweight=".5pt">
+              <v:shape w14:anchorId="2B153F0D" id="Straight Arrow Connector 32" o:spid="_x0000_s1026" type="#_x0000_t32" style="position:absolute;margin-left:225pt;margin-top:24.75pt;width:.2pt;height:36pt;z-index:251692032;visibility:visible;mso-wrap-style:square;mso-width-percent:0;mso-height-percent:0;mso-wrap-distance-left:9pt;mso-wrap-distance-top:0;mso-wrap-distance-right:9pt;mso-wrap-distance-bottom:0;mso-position-horizontal:absolute;mso-position-horizontal-relative:text;mso-position-vertical:absolute;mso-position-vertical-relative:text;mso-width-percent:0;mso-height-percent:0;mso-width-relative:margin;mso-height-relative:margin" o:gfxdata="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" strokecolor="black [3200]" strokeweight=".5pt">
                 <v:stroke endarrow="block" joinstyle="miter"/>
               </v:shape>
             </w:pict>
@@ -3371,7 +3371,7 @@
           </mc:Choice>
           <mc:Fallback>
             <w:pict>
-              <v:rect w14:anchorId="21EB9769" id="Rectangle 30" o:spid="_x0000_s1026" style="position:absolute;margin-left:57.75pt;margin-top:11.05pt;width:336.75pt;height:36pt;z-index:-251628544;visibility:visible;mso-wrap-style:square;mso-width-percent:0;mso-height-percent:0;mso-wrap-distance-left:9pt;mso-wrap-distance-top:0;mso-wrap-distance-right:9pt;mso-wrap-distance-bottom:0;mso-position-horizontal:absolute;mso-position-horizontal-relative:margin;mso-position-vertical:absolute;mso-position-vertical-relative:text;mso-width-percent:0;mso-height-percent:0;mso-width-relative:margin;mso-height-relative:margin;v-text-anchor:middle" o:gfxdata="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" fillcolor="white [3201]" strokecolor="black [3200]" strokeweight="1pt">
+              <v:rect w14:anchorId="1760EB65" id="Rectangle 30" o:spid="_x0000_s1026" style="position:absolute;margin-left:57.75pt;margin-top:11.05pt;width:336.75pt;height:36pt;z-index:-251628544;visibility:visible;mso-wrap-style:square;mso-width-percent:0;mso-height-percent:0;mso-wrap-distance-left:9pt;mso-wrap-distance-top:0;mso-wrap-distance-right:9pt;mso-wrap-distance-bottom:0;mso-position-horizontal:absolute;mso-position-horizontal-relative:margin;mso-position-vertical:absolute;mso-position-vertical-relative:text;mso-width-percent:0;mso-height-percent:0;mso-width-relative:margin;mso-height-relative:margin;v-text-anchor:middle" o:gfxdata="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" fillcolor="white [3201]" strokecolor="black [3200]" strokeweight="1pt">
                 <w10:wrap anchorx="margin"/>
               </v:rect>
             </w:pict>
@@ -3634,7 +3634,7 @@
         <mc:AlternateContent>
           <mc:Choice Requires="wps">
             <w:drawing>
-              <wp:anchor distT="0" distB="0" distL="114300" distR="114300" simplePos="0" relativeHeight="251715584" behindDoc="1" locked="0" layoutInCell="1" allowOverlap="1" wp14:anchorId="42495242" wp14:editId="11E583EC">
+              <wp:anchor distT="0" distB="0" distL="114300" distR="114300" simplePos="0" relativeHeight="251715584" behindDoc="1" locked="0" layoutInCell="1" allowOverlap="1" wp14:anchorId="42495242" wp14:editId="020A82E5">
                 <wp:simplePos x="0" y="0"/>
                 <wp:positionH relativeFrom="margin">
                   <wp:posOffset>2333625</wp:posOffset>
@@ -3694,7 +3694,7 @@
           </mc:Choice>
           <mc:Fallback>
             <w:pict>
-              <v:rect w14:anchorId="0119DE0A" id="Rectangle 56" o:spid="_x0000_s1026" style="position:absolute;margin-left:183.75pt;margin-top:22.9pt;width:82.5pt;height:27pt;z-index:-251600896;visibility:visible;mso-wrap-style:square;mso-width-percent:0;mso-height-percent:0;mso-wrap-distance-left:9pt;mso-wrap-distance-top:0;mso-wrap-distance-right:9pt;mso-wrap-distance-bottom:0;mso-position-horizontal:absolute;mso-position-horizontal-relative:margin;mso-position-vertical:absolute;mso-position-vertical-relative:text;mso-width-percent:0;mso-height-percent:0;mso-width-relative:margin;mso-height-relative:margin;v-text-anchor:middle" o:gfxdata="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" fillcolor="white [3201]" strokecolor="black [3200]" strokeweight="1pt">
+              <v:rect w14:anchorId="6B9FD799" id="Rectangle 56" o:spid="_x0000_s1026" style="position:absolute;margin-left:183.75pt;margin-top:22.9pt;width:82.5pt;height:27pt;z-index:-251600896;visibility:visible;mso-wrap-style:square;mso-width-percent:0;mso-height-percent:0;mso-wrap-distance-left:9pt;mso-wrap-distance-top:0;mso-wrap-distance-right:9pt;mso-wrap-distance-bottom:0;mso-position-horizontal:absolute;mso-position-horizontal-relative:margin;mso-position-vertical:absolute;mso-position-vertical-relative:text;mso-width-percent:0;mso-height-percent:0;mso-width-relative:margin;mso-height-relative:margin;v-text-anchor:middle" o:gfxdata="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" fillcolor="white [3201]" strokecolor="black [3200]" strokeweight="1pt">
                 <w10:wrap anchorx="margin"/>
               </v:rect>
             </w:pict>
@@ -3764,16 +3764,16 @@
         <mc:AlternateContent>
           <mc:Choice Requires="wps">
             <w:drawing>
-              <wp:anchor distT="0" distB="0" distL="114300" distR="114300" simplePos="0" relativeHeight="251716608" behindDoc="1" locked="0" layoutInCell="1" allowOverlap="1" wp14:anchorId="2D02B553" wp14:editId="25FD9D86">
+              <wp:anchor distT="0" distB="0" distL="114300" distR="114300" simplePos="0" relativeHeight="251716608" behindDoc="1" locked="0" layoutInCell="1" allowOverlap="1" wp14:anchorId="2D02B553" wp14:editId="222BCE6A">
                 <wp:simplePos x="0" y="0"/>
                 <wp:positionH relativeFrom="column">
                   <wp:posOffset>2867025</wp:posOffset>
                 </wp:positionH>
                 <wp:positionV relativeFrom="paragraph">
-                  <wp:posOffset>359496</wp:posOffset>
+                  <wp:posOffset>359410</wp:posOffset>
                 </wp:positionV>
-                <wp:extent cx="2540" cy="210312"/>
-                <wp:effectExtent l="76200" t="0" r="73660" b="56515"/>
+                <wp:extent cx="2540" cy="347472"/>
+                <wp:effectExtent l="76200" t="0" r="73660" b="52705"/>
                 <wp:wrapNone/>
                 <wp:docPr id="57" name="Straight Arrow Connector 57"/>
                 <wp:cNvGraphicFramePr/>
@@ -3784,7 +3784,7 @@
                       <wps:spPr>
                         <a:xfrm>
                           <a:off x="0" y="0"/>
-                          <a:ext cx="2540" cy="210312"/>
+                          <a:ext cx="2540" cy="347472"/>
                         </a:xfrm>
                         <a:prstGeom prst="straightConnector1">
                           <a:avLst/>
@@ -3822,7 +3822,7 @@
           </mc:Choice>
           <mc:Fallback>
             <w:pict>
-              <v:shape w14:anchorId="35757DBA" id="Straight Arrow Connector 57" o:spid="_x0000_s1026" type="#_x0000_t32" style="position:absolute;margin-left:225.75pt;margin-top:28.3pt;width:.2pt;height:16.55pt;z-index:-251599872;visibility:visible;mso-wrap-style:square;mso-width-percent:0;mso-height-percent:0;mso-wrap-distance-left:9pt;mso-wrap-distance-top:0;mso-wrap-distance-right:9pt;mso-wrap-distance-bottom:0;mso-position-horizontal:absolute;mso-position-horizontal-relative:text;mso-position-vertical:absolute;mso-position-vertical-relative:text;mso-width-percent:0;mso-height-percent:0;mso-width-relative:margin;mso-height-relative:margin" o:gfxdata="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" strokecolor="black [3200]" strokeweight=".5pt">
+              <v:shape w14:anchorId="29981D32" id="Straight Arrow Connector 57" o:spid="_x0000_s1026" type="#_x0000_t32" style="position:absolute;margin-left:225.75pt;margin-top:28.3pt;width:.2pt;height:27.35pt;z-index:-251599872;visibility:visible;mso-wrap-style:square;mso-width-percent:0;mso-height-percent:0;mso-wrap-distance-left:9pt;mso-wrap-distance-top:0;mso-wrap-distance-right:9pt;mso-wrap-distance-bottom:0;mso-position-horizontal:absolute;mso-position-horizontal-relative:text;mso-position-vertical:absolute;mso-position-vertical-relative:text;mso-width-percent:0;mso-height-percent:0;mso-width-relative:margin;mso-height-relative:margin" o:gfxdata="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" strokecolor="black [3200]" strokeweight=".5pt">
                 <v:stroke endarrow="block" joinstyle="miter"/>
               </v:shape>
             </w:pict>
@@ -3839,37 +3839,38 @@
     </w:p>
     <w:p>
       <w:pPr>
-        <w:spacing w:line="259" w:lineRule="auto"/>
+        <w:pStyle w:val="NormalWeb"/>
         <w:jc w:val="center"/>
         <w:rPr>
-          <w:rFonts w:ascii="Times New Roman" w:hAnsi="Times New Roman" w:cs="Times New Roman"/>
-          <w:sz w:val="24"/>
-          <w:szCs w:val="24"/>
-          <w:lang w:eastAsia="zh-CN"/>
-        </w:rPr>
-      </w:pPr>
-      <w:r>
-        <w:rPr>
-          <w:rFonts w:ascii="Times New Roman" w:hAnsi="Times New Roman" w:cs="Times New Roman"/>
-          <w:sz w:val="24"/>
-          <w:szCs w:val="24"/>
-          <w:lang w:eastAsia="zh-CN"/>
+          <w:rFonts w:eastAsia="宋体"/>
+          <w:lang w:val="en-GB"/>
+        </w:rPr>
+      </w:pPr>
+      <w:r>
+        <w:rPr>
+          <w:rFonts w:hint="eastAsia"/>
+          <w:b/>
+          <w:bCs/>
+          <w:noProof/>
+          <w:color w:val="000000" w:themeColor="text1"/>
+          <w:sz w:val="32"/>
+          <w:szCs w:val="32"/>
         </w:rPr>
         <mc:AlternateContent>
           <mc:Choice Requires="wps">
             <w:drawing>
-              <wp:anchor distT="0" distB="0" distL="114300" distR="114300" simplePos="0" relativeHeight="251721728" behindDoc="1" locked="0" layoutInCell="1" allowOverlap="1" wp14:anchorId="2A2333C9" wp14:editId="6D444A30">
+              <wp:anchor distT="0" distB="0" distL="114300" distR="114300" simplePos="0" relativeHeight="251772928" behindDoc="1" locked="0" layoutInCell="1" allowOverlap="1" wp14:anchorId="36F67544" wp14:editId="1DA854F0">
                 <wp:simplePos x="0" y="0"/>
                 <wp:positionH relativeFrom="margin">
-                  <wp:posOffset>314833</wp:posOffset>
+                  <wp:posOffset>1654935</wp:posOffset>
                 </wp:positionH>
                 <wp:positionV relativeFrom="paragraph">
-                  <wp:posOffset>138252</wp:posOffset>
+                  <wp:posOffset>265600</wp:posOffset>
                 </wp:positionV>
-                <wp:extent cx="5094732" cy="914400"/>
-                <wp:effectExtent l="0" t="0" r="10795" b="19050"/>
+                <wp:extent cx="2421228" cy="342900"/>
+                <wp:effectExtent l="0" t="0" r="17780" b="19050"/>
                 <wp:wrapNone/>
-                <wp:docPr id="60" name="Rectangle 60"/>
+                <wp:docPr id="234" name="Rectangle 234"/>
                 <wp:cNvGraphicFramePr/>
                 <a:graphic xmlns:a="http://schemas.openxmlformats.org/drawingml/2006/main">
                   <a:graphicData uri="http://schemas.microsoft.com/office/word/2010/wordprocessingShape">
@@ -3878,7 +3879,7 @@
                       <wps:spPr>
                         <a:xfrm>
                           <a:off x="0" y="0"/>
-                          <a:ext cx="5094732" cy="914400"/>
+                          <a:ext cx="2421228" cy="342900"/>
                         </a:xfrm>
                         <a:prstGeom prst="rect">
                           <a:avLst/>
@@ -3918,7 +3919,7 @@
           </mc:Choice>
           <mc:Fallback>
             <w:pict>
-              <v:rect w14:anchorId="7BCAC805" id="Rectangle 60" o:spid="_x0000_s1026" style="position:absolute;margin-left:24.8pt;margin-top:10.9pt;width:401.15pt;height:1in;z-index:-251594752;visibility:visible;mso-wrap-style:square;mso-width-percent:0;mso-height-percent:0;mso-wrap-distance-left:9pt;mso-wrap-distance-top:0;mso-wrap-distance-right:9pt;mso-wrap-distance-bottom:0;mso-position-horizontal:absolute;mso-position-horizontal-relative:margin;mso-position-vertical:absolute;mso-position-vertical-relative:text;mso-width-percent:0;mso-height-percent:0;mso-width-relative:margin;mso-height-relative:margin;v-text-anchor:middle" o:gfxdata="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" fillcolor="white [3201]" strokecolor="black [3200]" strokeweight="1pt">
+              <v:rect w14:anchorId="3E807C5A" id="Rectangle 234" o:spid="_x0000_s1026" style="position:absolute;margin-left:130.3pt;margin-top:20.9pt;width:190.65pt;height:27pt;z-index:-251543552;visibility:visible;mso-wrap-style:square;mso-width-percent:0;mso-height-percent:0;mso-wrap-distance-left:9pt;mso-wrap-distance-top:0;mso-wrap-distance-right:9pt;mso-wrap-distance-bottom:0;mso-position-horizontal:absolute;mso-position-horizontal-relative:margin;mso-position-vertical:absolute;mso-position-vertical-relative:text;mso-width-percent:0;mso-height-percent:0;mso-width-relative:margin;mso-height-relative:margin;v-text-anchor:middle" o:gfxdata="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" fillcolor="white [3201]" strokecolor="black [3200]" strokeweight="1pt">
                 <w10:wrap anchorx="margin"/>
               </v:rect>
             </w:pict>
@@ -3940,52 +3941,21 @@
           <w:rFonts w:eastAsia="宋体" w:hint="eastAsia"/>
           <w:lang w:val="en-GB"/>
         </w:rPr>
-        <w:t xml:space="preserve">Connect </w:t>
-      </w:r>
-      <w:r>
-        <w:rPr>
-          <w:rFonts w:eastAsia="宋体"/>
-          <w:lang w:val="en-GB"/>
-        </w:rPr>
-        <w:t>green LED (D9), yellow LED (D10), red LED (D11),</w:t>
-      </w:r>
-    </w:p>
-    <w:p>
-      <w:pPr>
-        <w:pStyle w:val="NormalWeb"/>
-        <w:jc w:val="center"/>
-        <w:rPr>
-          <w:rFonts w:eastAsia="宋体"/>
-          <w:lang w:val="en-GB"/>
-        </w:rPr>
-      </w:pPr>
-      <w:r>
-        <w:rPr>
-          <w:rFonts w:eastAsia="宋体" w:hint="eastAsia"/>
-          <w:lang w:val="en-GB"/>
-        </w:rPr>
-        <w:t>and</w:t>
-      </w:r>
-      <w:r>
-        <w:rPr>
-          <w:rFonts w:eastAsia="宋体" w:hint="eastAsia"/>
-          <w:lang w:val="en-GB"/>
-        </w:rPr>
         <mc:AlternateContent>
           <mc:Choice Requires="wps">
             <w:drawing>
-              <wp:anchor distT="0" distB="0" distL="114300" distR="114300" simplePos="0" relativeHeight="251719680" behindDoc="1" locked="0" layoutInCell="1" allowOverlap="1" wp14:anchorId="30A340F0" wp14:editId="1B966F4F">
+              <wp:anchor distT="0" distB="0" distL="114300" distR="114300" simplePos="0" relativeHeight="251774976" behindDoc="1" locked="0" layoutInCell="1" allowOverlap="1" wp14:anchorId="3FBB7C39" wp14:editId="65B50E37">
                 <wp:simplePos x="0" y="0"/>
                 <wp:positionH relativeFrom="column">
-                  <wp:posOffset>2859593</wp:posOffset>
+                  <wp:posOffset>2863850</wp:posOffset>
                 </wp:positionH>
                 <wp:positionV relativeFrom="paragraph">
-                  <wp:posOffset>330744</wp:posOffset>
+                  <wp:posOffset>252730</wp:posOffset>
                 </wp:positionV>
-                <wp:extent cx="2540" cy="210185"/>
-                <wp:effectExtent l="76200" t="0" r="73660" b="56515"/>
+                <wp:extent cx="2540" cy="365760"/>
+                <wp:effectExtent l="76200" t="0" r="73660" b="53340"/>
                 <wp:wrapNone/>
-                <wp:docPr id="58" name="Straight Arrow Connector 58"/>
+                <wp:docPr id="235" name="Straight Arrow Connector 235"/>
                 <wp:cNvGraphicFramePr/>
                 <a:graphic xmlns:a="http://schemas.openxmlformats.org/drawingml/2006/main">
                   <a:graphicData uri="http://schemas.microsoft.com/office/word/2010/wordprocessingShape">
@@ -3994,7 +3964,7 @@
                       <wps:spPr>
                         <a:xfrm>
                           <a:off x="0" y="0"/>
-                          <a:ext cx="2540" cy="210185"/>
+                          <a:ext cx="2540" cy="365760"/>
                         </a:xfrm>
                         <a:prstGeom prst="straightConnector1">
                           <a:avLst/>
@@ -4032,7 +4002,7 @@
           </mc:Choice>
           <mc:Fallback>
             <w:pict>
-              <v:shape w14:anchorId="38DAA200" id="Straight Arrow Connector 58" o:spid="_x0000_s1026" type="#_x0000_t32" style="position:absolute;margin-left:225.15pt;margin-top:26.05pt;width:.2pt;height:16.55pt;z-index:-251596800;visibility:visible;mso-wrap-style:square;mso-width-percent:0;mso-height-percent:0;mso-wrap-distance-left:9pt;mso-wrap-distance-top:0;mso-wrap-distance-right:9pt;mso-wrap-distance-bottom:0;mso-position-horizontal:absolute;mso-position-horizontal-relative:text;mso-position-vertical:absolute;mso-position-vertical-relative:text;mso-width-percent:0;mso-height-percent:0;mso-width-relative:margin;mso-height-relative:margin" o:gfxdata="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" strokecolor="black [3200]" strokeweight=".5pt">
+              <v:shape w14:anchorId="3425629B" id="Straight Arrow Connector 235" o:spid="_x0000_s1026" type="#_x0000_t32" style="position:absolute;margin-left:225.5pt;margin-top:19.9pt;width:.2pt;height:28.8pt;z-index:-251541504;visibility:visible;mso-wrap-style:square;mso-width-percent:0;mso-height-percent:0;mso-wrap-distance-left:9pt;mso-wrap-distance-top:0;mso-wrap-distance-right:9pt;mso-wrap-distance-bottom:0;mso-position-horizontal:absolute;mso-position-horizontal-relative:text;mso-position-vertical:absolute;mso-position-vertical-relative:text;mso-width-percent:0;mso-height-percent:0;mso-width-relative:margin;mso-height-relative:margin" o:gfxdata="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" strokecolor="black [3200]" strokeweight=".5pt">
                 <v:stroke endarrow="block" joinstyle="miter"/>
               </v:shape>
             </w:pict>
@@ -4044,12 +4014,43 @@
           <w:rFonts w:eastAsia="宋体" w:hint="eastAsia"/>
           <w:lang w:val="en-GB"/>
         </w:rPr>
-        <w:t xml:space="preserve"> temperature sensor to the Arduino on the breadboard.</w:t>
+        <w:t xml:space="preserve">Create a </w:t>
+      </w:r>
+      <w:r>
+        <w:rPr>
+          <w:rFonts w:eastAsia="宋体"/>
+          <w:lang w:val="en-GB"/>
+        </w:rPr>
+        <w:t>function</w:t>
+      </w:r>
+      <w:r>
+        <w:rPr>
+          <w:rFonts w:eastAsia="宋体" w:hint="eastAsia"/>
+          <w:lang w:val="en-GB"/>
+        </w:rPr>
+        <w:t xml:space="preserve"> </w:t>
+      </w:r>
+      <w:proofErr w:type="spellStart"/>
+      <w:r>
+        <w:rPr>
+          <w:rFonts w:eastAsia="宋体"/>
+          <w:lang w:val="en-GB"/>
+        </w:rPr>
+        <w:t>temp_monitor.m</w:t>
+      </w:r>
+      <w:proofErr w:type="spellEnd"/>
+      <w:r>
+        <w:rPr>
+          <w:rFonts w:eastAsia="宋体" w:hint="eastAsia"/>
+          <w:lang w:val="en-GB"/>
+        </w:rPr>
+        <w:t>.</w:t>
       </w:r>
     </w:p>
     <w:p>
       <w:pPr>
         <w:pStyle w:val="NormalWeb"/>
+        <w:jc w:val="center"/>
         <w:rPr>
           <w:rFonts w:eastAsia="宋体"/>
           <w:lang w:val="en-GB"/>
@@ -4058,23 +4059,22 @@
       <w:r>
         <w:rPr>
           <w:rFonts w:eastAsia="宋体"/>
-          <w:lang w:val="en-GB"/>
         </w:rPr>
         <mc:AlternateContent>
           <mc:Choice Requires="wps">
             <w:drawing>
-              <wp:anchor distT="0" distB="0" distL="114300" distR="114300" simplePos="0" relativeHeight="251718656" behindDoc="1" locked="0" layoutInCell="1" allowOverlap="1" wp14:anchorId="303A56DB" wp14:editId="40CFAB41">
+              <wp:anchor distT="0" distB="0" distL="114300" distR="114300" simplePos="0" relativeHeight="251721728" behindDoc="1" locked="0" layoutInCell="1" allowOverlap="1" wp14:anchorId="2A2333C9" wp14:editId="30545D6D">
                 <wp:simplePos x="0" y="0"/>
                 <wp:positionH relativeFrom="margin">
-                  <wp:posOffset>1828735</wp:posOffset>
+                  <wp:posOffset>314960</wp:posOffset>
                 </wp:positionH>
                 <wp:positionV relativeFrom="paragraph">
-                  <wp:posOffset>202475</wp:posOffset>
+                  <wp:posOffset>278971</wp:posOffset>
                 </wp:positionV>
-                <wp:extent cx="2145600" cy="457200"/>
-                <wp:effectExtent l="0" t="0" r="26670" b="19050"/>
+                <wp:extent cx="5094605" cy="701604"/>
+                <wp:effectExtent l="0" t="0" r="10795" b="22860"/>
                 <wp:wrapNone/>
-                <wp:docPr id="59" name="Rectangle 59"/>
+                <wp:docPr id="60" name="Rectangle 60"/>
                 <wp:cNvGraphicFramePr/>
                 <a:graphic xmlns:a="http://schemas.openxmlformats.org/drawingml/2006/main">
                   <a:graphicData uri="http://schemas.microsoft.com/office/word/2010/wordprocessingShape">
@@ -4083,7 +4083,7 @@
                       <wps:spPr>
                         <a:xfrm>
                           <a:off x="0" y="0"/>
-                          <a:ext cx="2145600" cy="457200"/>
+                          <a:ext cx="5094605" cy="701604"/>
                         </a:xfrm>
                         <a:prstGeom prst="rect">
                           <a:avLst/>
@@ -4123,7 +4123,7 @@
           </mc:Choice>
           <mc:Fallback>
             <w:pict>
-              <v:rect w14:anchorId="2265F2BD" id="Rectangle 59" o:spid="_x0000_s1026" style="position:absolute;margin-left:2in;margin-top:15.95pt;width:168.95pt;height:36pt;z-index:-251597824;visibility:visible;mso-wrap-style:square;mso-width-percent:0;mso-height-percent:0;mso-wrap-distance-left:9pt;mso-wrap-distance-top:0;mso-wrap-distance-right:9pt;mso-wrap-distance-bottom:0;mso-position-horizontal:absolute;mso-position-horizontal-relative:margin;mso-position-vertical:absolute;mso-position-vertical-relative:text;mso-width-percent:0;mso-height-percent:0;mso-width-relative:margin;mso-height-relative:margin;v-text-anchor:middle" o:gfxdata="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" fillcolor="white [3201]" strokecolor="black [3200]" strokeweight="1pt">
+              <v:rect w14:anchorId="47B87E15" id="Rectangle 60" o:spid="_x0000_s1026" style="position:absolute;margin-left:24.8pt;margin-top:21.95pt;width:401.15pt;height:55.25pt;z-index:-251594752;visibility:visible;mso-wrap-style:square;mso-width-percent:0;mso-height-percent:0;mso-wrap-distance-left:9pt;mso-wrap-distance-top:0;mso-wrap-distance-right:9pt;mso-wrap-distance-bottom:0;mso-position-horizontal:absolute;mso-position-horizontal-relative:margin;mso-position-vertical:absolute;mso-position-vertical-relative:text;mso-width-percent:0;mso-height-percent:0;mso-width-relative:margin;mso-height-relative:margin;v-text-anchor:middle" o:gfxdata="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" fillcolor="white [3201]" strokecolor="black [3200]" strokeweight="1pt">
                 <w10:wrap anchorx="margin"/>
               </v:rect>
             </w:pict>
@@ -4133,76 +4133,66 @@
     </w:p>
     <w:p>
       <w:pPr>
-        <w:spacing w:line="259" w:lineRule="auto"/>
+        <w:pStyle w:val="NormalWeb"/>
         <w:jc w:val="center"/>
         <w:rPr>
-          <w:rFonts w:ascii="Times New Roman" w:hAnsi="Times New Roman" w:cs="Times New Roman"/>
-          <w:sz w:val="24"/>
-          <w:szCs w:val="24"/>
-          <w:lang w:eastAsia="zh-CN"/>
-        </w:rPr>
-      </w:pPr>
-      <w:r>
-        <w:rPr>
-          <w:rFonts w:ascii="Times New Roman" w:hAnsi="Times New Roman" w:cs="Times New Roman" w:hint="eastAsia"/>
-          <w:sz w:val="24"/>
-          <w:szCs w:val="24"/>
-          <w:lang w:eastAsia="zh-CN"/>
-        </w:rPr>
-        <w:t>T</w:t>
-      </w:r>
-      <w:r>
-        <w:rPr>
-          <w:rFonts w:ascii="Times New Roman" w:hAnsi="Times New Roman" w:cs="Times New Roman"/>
-          <w:sz w:val="24"/>
-          <w:szCs w:val="24"/>
-          <w:lang w:eastAsia="zh-CN"/>
-        </w:rPr>
-        <w:t>urn all LEDs OFF</w:t>
+          <w:rFonts w:eastAsia="宋体"/>
+          <w:lang w:val="en-GB"/>
+        </w:rPr>
+      </w:pPr>
+      <w:r>
+        <w:rPr>
+          <w:rFonts w:eastAsia="宋体" w:hint="eastAsia"/>
+          <w:lang w:val="en-GB"/>
+        </w:rPr>
+        <w:t xml:space="preserve">Connect </w:t>
+      </w:r>
+      <w:r>
+        <w:rPr>
+          <w:rFonts w:eastAsia="宋体"/>
+          <w:lang w:val="en-GB"/>
+        </w:rPr>
+        <w:t>green LED (D9), yellow LED (D10), red LED (D11),</w:t>
       </w:r>
     </w:p>
     <w:p>
       <w:pPr>
-        <w:spacing w:line="259" w:lineRule="auto"/>
+        <w:pStyle w:val="NormalWeb"/>
         <w:jc w:val="center"/>
         <w:rPr>
-          <w:rFonts w:ascii="Times New Roman" w:hAnsi="Times New Roman" w:cs="Times New Roman"/>
-          <w:sz w:val="24"/>
-          <w:szCs w:val="24"/>
-          <w:lang w:eastAsia="zh-CN"/>
-        </w:rPr>
-      </w:pPr>
-      <w:r>
-        <w:rPr>
-          <w:rFonts w:ascii="Times New Roman" w:hAnsi="Times New Roman" w:cs="Times New Roman" w:hint="eastAsia"/>
-          <w:sz w:val="24"/>
-          <w:szCs w:val="24"/>
-          <w:lang w:eastAsia="zh-CN"/>
+          <w:rFonts w:eastAsia="宋体"/>
+          <w:lang w:val="en-GB"/>
+        </w:rPr>
+      </w:pPr>
+      <w:r>
+        <w:rPr>
+          <w:rFonts w:eastAsia="宋体" w:hint="eastAsia"/>
+          <w:lang w:val="en-GB"/>
         </w:rPr>
         <mc:AlternateContent>
           <mc:Choice Requires="wps">
             <w:drawing>
-              <wp:anchor distT="0" distB="0" distL="114300" distR="114300" simplePos="0" relativeHeight="251756544" behindDoc="1" locked="0" layoutInCell="1" allowOverlap="1" wp14:anchorId="7CB077AE" wp14:editId="6B0D907E">
+              <wp:anchor distT="0" distB="0" distL="114300" distR="114300" simplePos="0" relativeHeight="251719680" behindDoc="1" locked="0" layoutInCell="1" allowOverlap="1" wp14:anchorId="30A340F0" wp14:editId="0B7C5766">
                 <wp:simplePos x="0" y="0"/>
                 <wp:positionH relativeFrom="column">
-                  <wp:posOffset>2855400</wp:posOffset>
+                  <wp:posOffset>2870545</wp:posOffset>
                 </wp:positionH>
                 <wp:positionV relativeFrom="paragraph">
-                  <wp:posOffset>14880</wp:posOffset>
+                  <wp:posOffset>291855</wp:posOffset>
                 </wp:positionV>
-                <wp:extent cx="0" cy="434245"/>
-                <wp:effectExtent l="76200" t="0" r="57150" b="61595"/>
+                <wp:extent cx="2540" cy="265176"/>
+                <wp:effectExtent l="76200" t="0" r="73660" b="59055"/>
                 <wp:wrapNone/>
-                <wp:docPr id="215" name="Straight Arrow Connector 215"/>
+                <wp:docPr id="58" name="Straight Arrow Connector 58"/>
                 <wp:cNvGraphicFramePr/>
                 <a:graphic xmlns:a="http://schemas.openxmlformats.org/drawingml/2006/main">
                   <a:graphicData uri="http://schemas.microsoft.com/office/word/2010/wordprocessingShape">
                     <wps:wsp>
                       <wps:cNvCnPr/>
                       <wps:spPr>
-                        <a:xfrm flipH="1">
+                        <a:xfrm>
                           <a:off x="0" y="0"/>
-                          <a:ext cx="0" cy="434245"/>
+                          <a:ext cx="2540" cy="265176"/>
                         </a:xfrm>
                         <a:prstGeom prst="straightConnector1">
                           <a:avLst/>
@@ -4240,12 +4230,217 @@
           </mc:Choice>
           <mc:Fallback>
             <w:pict>
-              <v:shape w14:anchorId="166B8712" id="Straight Arrow Connector 215" o:spid="_x0000_s1026" type="#_x0000_t32" style="position:absolute;margin-left:224.85pt;margin-top:1.15pt;width:0;height:34.2pt;flip:x;z-index:-251559936;visibility:visible;mso-wrap-style:square;mso-width-percent:0;mso-height-percent:0;mso-wrap-distance-left:9pt;mso-wrap-distance-top:0;mso-wrap-distance-right:9pt;mso-wrap-distance-bottom:0;mso-position-horizontal:absolute;mso-position-horizontal-relative:text;mso-position-vertical:absolute;mso-position-vertical-relative:text;mso-width-percent:0;mso-height-percent:0;mso-width-relative:margin;mso-height-relative:margin" o:gfxdata="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" strokecolor="black [3200]" strokeweight=".5pt">
+              <v:shape w14:anchorId="57AFF75D" id="Straight Arrow Connector 58" o:spid="_x0000_s1026" type="#_x0000_t32" style="position:absolute;margin-left:226.05pt;margin-top:23pt;width:.2pt;height:20.9pt;z-index:-251596800;visibility:visible;mso-wrap-style:square;mso-width-percent:0;mso-height-percent:0;mso-wrap-distance-left:9pt;mso-wrap-distance-top:0;mso-wrap-distance-right:9pt;mso-wrap-distance-bottom:0;mso-position-horizontal:absolute;mso-position-horizontal-relative:text;mso-position-vertical:absolute;mso-position-vertical-relative:text;mso-width-percent:0;mso-height-percent:0;mso-width-relative:margin;mso-height-relative:margin" o:gfxdata="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" strokecolor="black [3200]" strokeweight=".5pt">
                 <v:stroke endarrow="block" joinstyle="miter"/>
               </v:shape>
             </w:pict>
           </mc:Fallback>
         </mc:AlternateContent>
+      </w:r>
+      <w:r>
+        <w:rPr>
+          <w:rFonts w:eastAsia="宋体" w:hint="eastAsia"/>
+          <w:lang w:val="en-GB"/>
+        </w:rPr>
+        <w:t>and temperature sensor to the Arduino on the breadboard.</w:t>
+      </w:r>
+    </w:p>
+    <w:p>
+      <w:pPr>
+        <w:pStyle w:val="NormalWeb"/>
+        <w:rPr>
+          <w:rFonts w:eastAsia="宋体"/>
+          <w:lang w:val="en-GB"/>
+        </w:rPr>
+      </w:pPr>
+      <w:r>
+        <w:rPr>
+          <w:rFonts w:eastAsia="宋体"/>
+          <w:lang w:val="en-GB"/>
+        </w:rPr>
+        <mc:AlternateContent>
+          <mc:Choice Requires="wps">
+            <w:drawing>
+              <wp:anchor distT="0" distB="0" distL="114300" distR="114300" simplePos="0" relativeHeight="251718656" behindDoc="1" locked="0" layoutInCell="1" allowOverlap="1" wp14:anchorId="303A56DB" wp14:editId="7CA050BE">
+                <wp:simplePos x="0" y="0"/>
+                <wp:positionH relativeFrom="margin">
+                  <wp:posOffset>1828800</wp:posOffset>
+                </wp:positionH>
+                <wp:positionV relativeFrom="paragraph">
+                  <wp:posOffset>203200</wp:posOffset>
+                </wp:positionV>
+                <wp:extent cx="2145030" cy="412750"/>
+                <wp:effectExtent l="0" t="0" r="26670" b="25400"/>
+                <wp:wrapNone/>
+                <wp:docPr id="59" name="Rectangle 59"/>
+                <wp:cNvGraphicFramePr/>
+                <a:graphic xmlns:a="http://schemas.openxmlformats.org/drawingml/2006/main">
+                  <a:graphicData uri="http://schemas.microsoft.com/office/word/2010/wordprocessingShape">
+                    <wps:wsp>
+                      <wps:cNvSpPr/>
+                      <wps:spPr>
+                        <a:xfrm>
+                          <a:off x="0" y="0"/>
+                          <a:ext cx="2145030" cy="412750"/>
+                        </a:xfrm>
+                        <a:prstGeom prst="rect">
+                          <a:avLst/>
+                        </a:prstGeom>
+                      </wps:spPr>
+                      <wps:style>
+                        <a:lnRef idx="2">
+                          <a:schemeClr val="dk1"/>
+                        </a:lnRef>
+                        <a:fillRef idx="1">
+                          <a:schemeClr val="lt1"/>
+                        </a:fillRef>
+                        <a:effectRef idx="0">
+                          <a:schemeClr val="dk1"/>
+                        </a:effectRef>
+                        <a:fontRef idx="minor">
+                          <a:schemeClr val="dk1"/>
+                        </a:fontRef>
+                      </wps:style>
+                      <wps:bodyPr rot="0" spcFirstLastPara="0" vertOverflow="overflow" horzOverflow="overflow" vert="horz" wrap="square" lIns="91440" tIns="45720" rIns="91440" bIns="45720" numCol="1" spcCol="0" rtlCol="0" fromWordArt="0" anchor="ctr" anchorCtr="0" forceAA="0" compatLnSpc="1">
+                        <a:prstTxWarp prst="textNoShape">
+                          <a:avLst/>
+                        </a:prstTxWarp>
+                        <a:noAutofit/>
+                      </wps:bodyPr>
+                    </wps:wsp>
+                  </a:graphicData>
+                </a:graphic>
+                <wp14:sizeRelH relativeFrom="margin">
+                  <wp14:pctWidth>0</wp14:pctWidth>
+                </wp14:sizeRelH>
+                <wp14:sizeRelV relativeFrom="margin">
+                  <wp14:pctHeight>0</wp14:pctHeight>
+                </wp14:sizeRelV>
+              </wp:anchor>
+            </w:drawing>
+          </mc:Choice>
+          <mc:Fallback>
+            <w:pict>
+              <v:rect w14:anchorId="21ABA7B9" id="Rectangle 59" o:spid="_x0000_s1026" style="position:absolute;margin-left:2in;margin-top:16pt;width:168.9pt;height:32.5pt;z-index:-251597824;visibility:visible;mso-wrap-style:square;mso-width-percent:0;mso-height-percent:0;mso-wrap-distance-left:9pt;mso-wrap-distance-top:0;mso-wrap-distance-right:9pt;mso-wrap-distance-bottom:0;mso-position-horizontal:absolute;mso-position-horizontal-relative:margin;mso-position-vertical:absolute;mso-position-vertical-relative:text;mso-width-percent:0;mso-height-percent:0;mso-width-relative:margin;mso-height-relative:margin;v-text-anchor:middle" o:gfxdata="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" fillcolor="white [3201]" strokecolor="black [3200]" strokeweight="1pt">
+                <w10:wrap anchorx="margin"/>
+              </v:rect>
+            </w:pict>
+          </mc:Fallback>
+        </mc:AlternateContent>
+      </w:r>
+    </w:p>
+    <w:p>
+      <w:pPr>
+        <w:spacing w:line="259" w:lineRule="auto"/>
+        <w:jc w:val="center"/>
+        <w:rPr>
+          <w:rFonts w:ascii="Times New Roman" w:hAnsi="Times New Roman" w:cs="Times New Roman" w:hint="eastAsia"/>
+          <w:sz w:val="24"/>
+          <w:szCs w:val="24"/>
+          <w:lang w:eastAsia="zh-CN"/>
+        </w:rPr>
+      </w:pPr>
+      <w:r>
+        <w:rPr>
+          <w:rFonts w:ascii="Times New Roman" w:hAnsi="Times New Roman" w:cs="Times New Roman" w:hint="eastAsia"/>
+          <w:sz w:val="24"/>
+          <w:szCs w:val="24"/>
+          <w:lang w:eastAsia="zh-CN"/>
+        </w:rPr>
+        <mc:AlternateContent>
+          <mc:Choice Requires="wps">
+            <w:drawing>
+              <wp:anchor distT="0" distB="0" distL="114300" distR="114300" simplePos="0" relativeHeight="251756544" behindDoc="1" locked="0" layoutInCell="1" allowOverlap="1" wp14:anchorId="7CB077AE" wp14:editId="04C1D5DE">
+                <wp:simplePos x="0" y="0"/>
+                <wp:positionH relativeFrom="column">
+                  <wp:posOffset>2854960</wp:posOffset>
+                </wp:positionH>
+                <wp:positionV relativeFrom="paragraph">
+                  <wp:posOffset>266934</wp:posOffset>
+                </wp:positionV>
+                <wp:extent cx="0" cy="182880"/>
+                <wp:effectExtent l="76200" t="0" r="57150" b="64770"/>
+                <wp:wrapNone/>
+                <wp:docPr id="215" name="Straight Arrow Connector 215"/>
+                <wp:cNvGraphicFramePr/>
+                <a:graphic xmlns:a="http://schemas.openxmlformats.org/drawingml/2006/main">
+                  <a:graphicData uri="http://schemas.microsoft.com/office/word/2010/wordprocessingShape">
+                    <wps:wsp>
+                      <wps:cNvCnPr/>
+                      <wps:spPr>
+                        <a:xfrm flipH="1">
+                          <a:off x="0" y="0"/>
+                          <a:ext cx="0" cy="182880"/>
+                        </a:xfrm>
+                        <a:prstGeom prst="straightConnector1">
+                          <a:avLst/>
+                        </a:prstGeom>
+                        <a:ln>
+                          <a:tailEnd type="triangle"/>
+                        </a:ln>
+                      </wps:spPr>
+                      <wps:style>
+                        <a:lnRef idx="1">
+                          <a:schemeClr val="dk1"/>
+                        </a:lnRef>
+                        <a:fillRef idx="0">
+                          <a:schemeClr val="dk1"/>
+                        </a:fillRef>
+                        <a:effectRef idx="0">
+                          <a:schemeClr val="dk1"/>
+                        </a:effectRef>
+                        <a:fontRef idx="minor">
+                          <a:schemeClr val="tx1"/>
+                        </a:fontRef>
+                      </wps:style>
+                      <wps:bodyPr/>
+                    </wps:wsp>
+                  </a:graphicData>
+                </a:graphic>
+                <wp14:sizeRelH relativeFrom="margin">
+                  <wp14:pctWidth>0</wp14:pctWidth>
+                </wp14:sizeRelH>
+                <wp14:sizeRelV relativeFrom="margin">
+                  <wp14:pctHeight>0</wp14:pctHeight>
+                </wp14:sizeRelV>
+              </wp:anchor>
+            </w:drawing>
+          </mc:Choice>
+          <mc:Fallback>
+            <w:pict>
+              <v:shape w14:anchorId="1FDA8555" id="Straight Arrow Connector 215" o:spid="_x0000_s1026" type="#_x0000_t32" style="position:absolute;margin-left:224.8pt;margin-top:21pt;width:0;height:14.4pt;flip:x;z-index:-251559936;visibility:visible;mso-wrap-style:square;mso-width-percent:0;mso-height-percent:0;mso-wrap-distance-left:9pt;mso-wrap-distance-top:0;mso-wrap-distance-right:9pt;mso-wrap-distance-bottom:0;mso-position-horizontal:absolute;mso-position-horizontal-relative:text;mso-position-vertical:absolute;mso-position-vertical-relative:text;mso-width-percent:0;mso-height-percent:0;mso-width-relative:margin;mso-height-relative:margin" o:gfxdata="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" strokecolor="black [3200]" strokeweight=".5pt">
+                <v:stroke endarrow="block" joinstyle="miter"/>
+              </v:shape>
+            </w:pict>
+          </mc:Fallback>
+        </mc:AlternateContent>
+      </w:r>
+      <w:r>
+        <w:rPr>
+          <w:rFonts w:ascii="Times New Roman" w:hAnsi="Times New Roman" w:cs="Times New Roman" w:hint="eastAsia"/>
+          <w:sz w:val="24"/>
+          <w:szCs w:val="24"/>
+          <w:lang w:eastAsia="zh-CN"/>
+        </w:rPr>
+        <w:t>T</w:t>
+      </w:r>
+      <w:r>
+        <w:rPr>
+          <w:rFonts w:ascii="Times New Roman" w:hAnsi="Times New Roman" w:cs="Times New Roman"/>
+          <w:sz w:val="24"/>
+          <w:szCs w:val="24"/>
+          <w:lang w:eastAsia="zh-CN"/>
+        </w:rPr>
+        <w:t>urn all LEDs OFF</w:t>
+      </w:r>
+      <w:r>
+        <w:rPr>
+          <w:rFonts w:ascii="Times New Roman" w:hAnsi="Times New Roman" w:cs="Times New Roman" w:hint="eastAsia"/>
+          <w:sz w:val="24"/>
+          <w:szCs w:val="24"/>
+          <w:lang w:eastAsia="zh-CN"/>
+        </w:rPr>
+        <w:t>.</w:t>
       </w:r>
     </w:p>
     <w:p>
@@ -4329,7 +4524,7 @@
           </mc:Choice>
           <mc:Fallback>
             <w:pict>
-              <v:rect w14:anchorId="25F43CEE" id="Rectangle 208" o:spid="_x0000_s1026" style="position:absolute;margin-left:24.95pt;margin-top:12.55pt;width:401.15pt;height:36pt;z-index:-251572224;visibility:visible;mso-wrap-style:square;mso-width-percent:0;mso-height-percent:0;mso-wrap-distance-left:9pt;mso-wrap-distance-top:0;mso-wrap-distance-right:9pt;mso-wrap-distance-bottom:0;mso-position-horizontal:absolute;mso-position-horizontal-relative:margin;mso-position-vertical:absolute;mso-position-vertical-relative:text;mso-width-percent:0;mso-height-percent:0;mso-width-relative:margin;mso-height-relative:margin;v-text-anchor:middle" o:gfxdata="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" fillcolor="white [3201]" strokecolor="black [3200]" strokeweight="1pt">
+              <v:rect w14:anchorId="2D6874DC" id="Rectangle 208" o:spid="_x0000_s1026" style="position:absolute;margin-left:24.95pt;margin-top:12.55pt;width:401.15pt;height:36pt;z-index:-251572224;visibility:visible;mso-wrap-style:square;mso-width-percent:0;mso-height-percent:0;mso-wrap-distance-left:9pt;mso-wrap-distance-top:0;mso-wrap-distance-right:9pt;mso-wrap-distance-bottom:0;mso-position-horizontal:absolute;mso-position-horizontal-relative:margin;mso-position-vertical:absolute;mso-position-vertical-relative:text;mso-width-percent:0;mso-height-percent:0;mso-width-relative:margin;mso-height-relative:margin;v-text-anchor:middle" o:gfxdata="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" fillcolor="white [3201]" strokecolor="black [3200]" strokeweight="1pt">
                 <w10:wrap anchorx="margin"/>
               </v:rect>
             </w:pict>
@@ -4428,7 +4623,6 @@
     <w:p>
       <w:pPr>
         <w:spacing w:line="259" w:lineRule="auto"/>
-        <w:jc w:val="center"/>
         <w:rPr>
           <w:rFonts w:ascii="Times New Roman" w:hAnsi="Times New Roman" w:cs="Times New Roman"/>
           <w:sz w:val="24"/>
@@ -4438,7 +4632,7 @@
       </w:pPr>
       <w:r>
         <w:rPr>
-          <w:rFonts w:ascii="Times New Roman" w:hAnsi="Times New Roman" w:cs="Times New Roman" w:hint="eastAsia"/>
+          <w:rFonts w:ascii="Times New Roman" w:hAnsi="Times New Roman" w:cs="Times New Roman"/>
           <w:sz w:val="24"/>
           <w:szCs w:val="24"/>
           <w:lang w:eastAsia="zh-CN"/>
@@ -4446,100 +4640,13 @@
         <mc:AlternateContent>
           <mc:Choice Requires="wps">
             <w:drawing>
-              <wp:anchor distT="0" distB="0" distL="114300" distR="114300" simplePos="0" relativeHeight="251758592" behindDoc="1" locked="0" layoutInCell="1" allowOverlap="1" wp14:anchorId="4C503A34" wp14:editId="09DA417A">
+              <wp:anchor distT="0" distB="0" distL="114300" distR="114300" simplePos="0" relativeHeight="251746304" behindDoc="1" locked="0" layoutInCell="1" allowOverlap="1" wp14:anchorId="654C4668" wp14:editId="5C060B74">
                 <wp:simplePos x="0" y="0"/>
-                <wp:positionH relativeFrom="column">
-                  <wp:posOffset>2858135</wp:posOffset>
+                <wp:positionH relativeFrom="margin">
+                  <wp:posOffset>1915160</wp:posOffset>
                 </wp:positionH>
                 <wp:positionV relativeFrom="paragraph">
-                  <wp:posOffset>20955</wp:posOffset>
-                </wp:positionV>
-                <wp:extent cx="2540" cy="365760"/>
-                <wp:effectExtent l="76200" t="0" r="73660" b="53340"/>
-                <wp:wrapNone/>
-                <wp:docPr id="219" name="Straight Arrow Connector 219"/>
-                <wp:cNvGraphicFramePr/>
-                <a:graphic xmlns:a="http://schemas.openxmlformats.org/drawingml/2006/main">
-                  <a:graphicData uri="http://schemas.microsoft.com/office/word/2010/wordprocessingShape">
-                    <wps:wsp>
-                      <wps:cNvCnPr/>
-                      <wps:spPr>
-                        <a:xfrm>
-                          <a:off x="0" y="0"/>
-                          <a:ext cx="2540" cy="365760"/>
-                        </a:xfrm>
-                        <a:prstGeom prst="straightConnector1">
-                          <a:avLst/>
-                        </a:prstGeom>
-                        <a:ln>
-                          <a:tailEnd type="triangle"/>
-                        </a:ln>
-                      </wps:spPr>
-                      <wps:style>
-                        <a:lnRef idx="1">
-                          <a:schemeClr val="dk1"/>
-                        </a:lnRef>
-                        <a:fillRef idx="0">
-                          <a:schemeClr val="dk1"/>
-                        </a:fillRef>
-                        <a:effectRef idx="0">
-                          <a:schemeClr val="dk1"/>
-                        </a:effectRef>
-                        <a:fontRef idx="minor">
-                          <a:schemeClr val="tx1"/>
-                        </a:fontRef>
-                      </wps:style>
-                      <wps:bodyPr/>
-                    </wps:wsp>
-                  </a:graphicData>
-                </a:graphic>
-                <wp14:sizeRelH relativeFrom="margin">
-                  <wp14:pctWidth>0</wp14:pctWidth>
-                </wp14:sizeRelH>
-                <wp14:sizeRelV relativeFrom="margin">
-                  <wp14:pctHeight>0</wp14:pctHeight>
-                </wp14:sizeRelV>
-              </wp:anchor>
-            </w:drawing>
-          </mc:Choice>
-          <mc:Fallback>
-            <w:pict>
-              <v:shape w14:anchorId="380BAD0D" id="Straight Arrow Connector 219" o:spid="_x0000_s1026" type="#_x0000_t32" style="position:absolute;margin-left:225.05pt;margin-top:1.65pt;width:.2pt;height:28.8pt;z-index:-251557888;visibility:visible;mso-wrap-style:square;mso-width-percent:0;mso-height-percent:0;mso-wrap-distance-left:9pt;mso-wrap-distance-top:0;mso-wrap-distance-right:9pt;mso-wrap-distance-bottom:0;mso-position-horizontal:absolute;mso-position-horizontal-relative:text;mso-position-vertical:absolute;mso-position-vertical-relative:text;mso-width-percent:0;mso-height-percent:0;mso-width-relative:margin;mso-height-relative:margin" o:gfxdata="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" strokecolor="black [3200]" strokeweight=".5pt">
-                <v:stroke endarrow="block" joinstyle="miter"/>
-              </v:shape>
-            </w:pict>
-          </mc:Fallback>
-        </mc:AlternateContent>
-      </w:r>
-    </w:p>
-    <w:p>
-      <w:pPr>
-        <w:spacing w:line="259" w:lineRule="auto"/>
-        <w:jc w:val="center"/>
-        <w:rPr>
-          <w:rFonts w:ascii="Times New Roman" w:hAnsi="Times New Roman" w:cs="Times New Roman"/>
-          <w:sz w:val="24"/>
-          <w:szCs w:val="24"/>
-          <w:lang w:eastAsia="zh-CN"/>
-        </w:rPr>
-      </w:pPr>
-      <w:r>
-        <w:rPr>
-          <w:rFonts w:ascii="Times New Roman" w:hAnsi="Times New Roman" w:cs="Times New Roman"/>
-          <w:sz w:val="24"/>
-          <w:szCs w:val="24"/>
-          <w:lang w:eastAsia="zh-CN"/>
-        </w:rPr>
-        <mc:AlternateContent>
-          <mc:Choice Requires="wps">
-            <w:drawing>
-              <wp:anchor distT="0" distB="0" distL="114300" distR="114300" simplePos="0" relativeHeight="251746304" behindDoc="1" locked="0" layoutInCell="1" allowOverlap="1" wp14:anchorId="654C4668" wp14:editId="585E864C">
-                <wp:simplePos x="0" y="0"/>
-                <wp:positionH relativeFrom="margin">
-                  <wp:posOffset>1940285</wp:posOffset>
-                </wp:positionH>
-                <wp:positionV relativeFrom="paragraph">
-                  <wp:posOffset>86095</wp:posOffset>
+                  <wp:posOffset>132554</wp:posOffset>
                 </wp:positionV>
                 <wp:extent cx="1942200" cy="457200"/>
                 <wp:effectExtent l="0" t="0" r="20320" b="19050"/>
@@ -4593,28 +4700,16 @@
           </mc:Choice>
           <mc:Fallback>
             <w:pict>
-              <v:rect w14:anchorId="67316728" id="Rectangle 209" o:spid="_x0000_s1026" style="position:absolute;margin-left:152.8pt;margin-top:6.8pt;width:152.95pt;height:36pt;z-index:-251570176;visibility:visible;mso-wrap-style:square;mso-width-percent:0;mso-height-percent:0;mso-wrap-distance-left:9pt;mso-wrap-distance-top:0;mso-wrap-distance-right:9pt;mso-wrap-distance-bottom:0;mso-position-horizontal:absolute;mso-position-horizontal-relative:margin;mso-position-vertical:absolute;mso-position-vertical-relative:text;mso-width-percent:0;mso-height-percent:0;mso-width-relative:margin;mso-height-relative:margin;v-text-anchor:middle" o:gfxdata="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" fillcolor="white [3201]" strokecolor="black [3200]" strokeweight="1pt">
+              <v:rect w14:anchorId="1FB19F5A" id="Rectangle 209" o:spid="_x0000_s1026" style="position:absolute;margin-left:150.8pt;margin-top:10.45pt;width:152.95pt;height:36pt;z-index:-251570176;visibility:visible;mso-wrap-style:square;mso-width-percent:0;mso-height-percent:0;mso-wrap-distance-left:9pt;mso-wrap-distance-top:0;mso-wrap-distance-right:9pt;mso-wrap-distance-bottom:0;mso-position-horizontal:absolute;mso-position-horizontal-relative:margin;mso-position-vertical:absolute;mso-position-vertical-relative:text;mso-width-percent:0;mso-height-percent:0;mso-width-relative:margin;mso-height-relative:margin;v-text-anchor:middle" o:gfxdata="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" fillcolor="white [3201]" strokecolor="black [3200]" strokeweight="1pt">
                 <w10:wrap anchorx="margin"/>
               </v:rect>
             </w:pict>
           </mc:Fallback>
         </mc:AlternateContent>
       </w:r>
-    </w:p>
-    <w:p>
-      <w:pPr>
-        <w:spacing w:line="259" w:lineRule="auto"/>
-        <w:jc w:val="center"/>
-        <w:rPr>
-          <w:rFonts w:ascii="Times New Roman" w:hAnsi="Times New Roman" w:cs="Times New Roman"/>
-          <w:sz w:val="24"/>
-          <w:szCs w:val="24"/>
-          <w:lang w:eastAsia="zh-CN"/>
-        </w:rPr>
-      </w:pPr>
-      <w:r>
-        <w:rPr>
-          <w:rFonts w:ascii="Times New Roman" w:hAnsi="Times New Roman" w:cs="Times New Roman"/>
+      <w:r>
+        <w:rPr>
+          <w:rFonts w:ascii="Times New Roman" w:hAnsi="Times New Roman" w:cs="Times New Roman" w:hint="eastAsia"/>
           <w:sz w:val="24"/>
           <w:szCs w:val="24"/>
           <w:lang w:eastAsia="zh-CN"/>
@@ -4622,109 +4717,18 @@
         <mc:AlternateContent>
           <mc:Choice Requires="wps">
             <w:drawing>
-              <wp:anchor distT="0" distB="0" distL="114300" distR="114300" simplePos="0" relativeHeight="251759616" behindDoc="0" locked="0" layoutInCell="1" allowOverlap="1" wp14:anchorId="71B5EDCD" wp14:editId="447931C6">
+              <wp:anchor distT="0" distB="0" distL="114300" distR="114300" simplePos="0" relativeHeight="251758592" behindDoc="1" locked="0" layoutInCell="1" allowOverlap="1" wp14:anchorId="4C503A34" wp14:editId="32958062">
                 <wp:simplePos x="0" y="0"/>
                 <wp:positionH relativeFrom="column">
-                  <wp:posOffset>2855401</wp:posOffset>
+                  <wp:posOffset>2858135</wp:posOffset>
                 </wp:positionH>
                 <wp:positionV relativeFrom="paragraph">
-                  <wp:posOffset>256966</wp:posOffset>
+                  <wp:posOffset>20955</wp:posOffset>
                 </wp:positionV>
-                <wp:extent cx="3000" cy="216000"/>
-                <wp:effectExtent l="0" t="0" r="35560" b="31750"/>
+                <wp:extent cx="2540" cy="109728"/>
+                <wp:effectExtent l="76200" t="0" r="73660" b="62230"/>
                 <wp:wrapNone/>
-                <wp:docPr id="220" name="Straight Connector 220"/>
-                <wp:cNvGraphicFramePr/>
-                <a:graphic xmlns:a="http://schemas.openxmlformats.org/drawingml/2006/main">
-                  <a:graphicData uri="http://schemas.microsoft.com/office/word/2010/wordprocessingShape">
-                    <wps:wsp>
-                      <wps:cNvCnPr/>
-                      <wps:spPr>
-                        <a:xfrm flipH="1">
-                          <a:off x="0" y="0"/>
-                          <a:ext cx="3000" cy="216000"/>
-                        </a:xfrm>
-                        <a:prstGeom prst="line">
-                          <a:avLst/>
-                        </a:prstGeom>
-                      </wps:spPr>
-                      <wps:style>
-                        <a:lnRef idx="1">
-                          <a:schemeClr val="dk1"/>
-                        </a:lnRef>
-                        <a:fillRef idx="0">
-                          <a:schemeClr val="dk1"/>
-                        </a:fillRef>
-                        <a:effectRef idx="0">
-                          <a:schemeClr val="dk1"/>
-                        </a:effectRef>
-                        <a:fontRef idx="minor">
-                          <a:schemeClr val="tx1"/>
-                        </a:fontRef>
-                      </wps:style>
-                      <wps:bodyPr/>
-                    </wps:wsp>
-                  </a:graphicData>
-                </a:graphic>
-                <wp14:sizeRelH relativeFrom="margin">
-                  <wp14:pctWidth>0</wp14:pctWidth>
-                </wp14:sizeRelH>
-              </wp:anchor>
-            </w:drawing>
-          </mc:Choice>
-          <mc:Fallback>
-            <w:pict>
-              <v:line w14:anchorId="4E41EED9" id="Straight Connector 220" o:spid="_x0000_s1026" style="position:absolute;flip:x;z-index:251759616;visibility:visible;mso-wrap-style:square;mso-width-percent:0;mso-wrap-distance-left:9pt;mso-wrap-distance-top:0;mso-wrap-distance-right:9pt;mso-wrap-distance-bottom:0;mso-position-horizontal:absolute;mso-position-horizontal-relative:text;mso-position-vertical:absolute;mso-position-vertical-relative:text;mso-width-percent:0;mso-width-relative:margin" from="224.85pt,20.25pt" to="225.1pt,37.25pt" o:gfxdata="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" strokecolor="black [3200]" strokeweight=".5pt">
-                <v:stroke joinstyle="miter"/>
-              </v:line>
-            </w:pict>
-          </mc:Fallback>
-        </mc:AlternateContent>
-      </w:r>
-      <w:r>
-        <w:rPr>
-          <w:rFonts w:ascii="Times New Roman" w:hAnsi="Times New Roman" w:cs="Times New Roman"/>
-          <w:sz w:val="24"/>
-          <w:szCs w:val="24"/>
-          <w:lang w:eastAsia="zh-CN"/>
-        </w:rPr>
-        <w:t>Infinite While loop start</w:t>
-      </w:r>
-    </w:p>
-    <w:p>
-      <w:pPr>
-        <w:spacing w:line="259" w:lineRule="auto"/>
-        <w:jc w:val="center"/>
-        <w:rPr>
-          <w:rFonts w:ascii="Times New Roman" w:hAnsi="Times New Roman" w:cs="Times New Roman"/>
-          <w:sz w:val="24"/>
-          <w:szCs w:val="24"/>
-          <w:lang w:eastAsia="zh-CN"/>
-        </w:rPr>
-      </w:pPr>
-      <w:r>
-        <w:rPr>
-          <w:rFonts w:ascii="Times New Roman" w:hAnsi="Times New Roman" w:cs="Times New Roman" w:hint="eastAsia"/>
-          <w:sz w:val="24"/>
-          <w:szCs w:val="24"/>
-          <w:lang w:eastAsia="zh-CN"/>
-        </w:rPr>
-        <w:lastRenderedPageBreak/>
-        <mc:AlternateContent>
-          <mc:Choice Requires="wps">
-            <w:drawing>
-              <wp:anchor distT="0" distB="0" distL="114300" distR="114300" simplePos="0" relativeHeight="251761664" behindDoc="0" locked="0" layoutInCell="1" allowOverlap="1" wp14:anchorId="0A38FF96" wp14:editId="56B49D80">
-                <wp:simplePos x="0" y="0"/>
-                <wp:positionH relativeFrom="column">
-                  <wp:posOffset>2850515</wp:posOffset>
-                </wp:positionH>
-                <wp:positionV relativeFrom="paragraph">
-                  <wp:posOffset>205902</wp:posOffset>
-                </wp:positionV>
-                <wp:extent cx="2540" cy="255905"/>
-                <wp:effectExtent l="76200" t="0" r="73660" b="48895"/>
-                <wp:wrapNone/>
-                <wp:docPr id="228" name="Straight Arrow Connector 228"/>
+                <wp:docPr id="219" name="Straight Arrow Connector 219"/>
                 <wp:cNvGraphicFramePr/>
                 <a:graphic xmlns:a="http://schemas.openxmlformats.org/drawingml/2006/main">
                   <a:graphicData uri="http://schemas.microsoft.com/office/word/2010/wordprocessingShape">
@@ -4733,7 +4737,7 @@
                       <wps:spPr>
                         <a:xfrm>
                           <a:off x="0" y="0"/>
-                          <a:ext cx="2540" cy="255905"/>
+                          <a:ext cx="2540" cy="109728"/>
                         </a:xfrm>
                         <a:prstGeom prst="straightConnector1">
                           <a:avLst/>
@@ -4771,7 +4775,7 @@
           </mc:Choice>
           <mc:Fallback>
             <w:pict>
-              <v:shape w14:anchorId="544A7DD3" id="Straight Arrow Connector 228" o:spid="_x0000_s1026" type="#_x0000_t32" style="position:absolute;margin-left:224.45pt;margin-top:16.2pt;width:.2pt;height:20.15pt;z-index:251761664;visibility:visible;mso-wrap-style:square;mso-width-percent:0;mso-height-percent:0;mso-wrap-distance-left:9pt;mso-wrap-distance-top:0;mso-wrap-distance-right:9pt;mso-wrap-distance-bottom:0;mso-position-horizontal:absolute;mso-position-horizontal-relative:text;mso-position-vertical:absolute;mso-position-vertical-relative:text;mso-width-percent:0;mso-height-percent:0;mso-width-relative:margin;mso-height-relative:margin" o:gfxdata="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" strokecolor="black [3200]" strokeweight=".5pt">
+              <v:shape w14:anchorId="3B4DE837" id="Straight Arrow Connector 219" o:spid="_x0000_s1026" type="#_x0000_t32" style="position:absolute;margin-left:225.05pt;margin-top:1.65pt;width:.2pt;height:8.65pt;z-index:-251557888;visibility:visible;mso-wrap-style:square;mso-width-percent:0;mso-height-percent:0;mso-wrap-distance-left:9pt;mso-wrap-distance-top:0;mso-wrap-distance-right:9pt;mso-wrap-distance-bottom:0;mso-position-horizontal:absolute;mso-position-horizontal-relative:text;mso-position-vertical:absolute;mso-position-vertical-relative:text;mso-width-percent:0;mso-height-percent:0;mso-width-relative:margin;mso-height-relative:margin" o:gfxdata="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" strokecolor="black [3200]" strokeweight=".5pt">
                 <v:stroke endarrow="block" joinstyle="miter"/>
               </v:shape>
             </w:pict>
@@ -4784,12 +4788,21 @@
         <w:spacing w:line="259" w:lineRule="auto"/>
         <w:jc w:val="center"/>
         <w:rPr>
+          <w:rFonts w:ascii="Times New Roman" w:hAnsi="Times New Roman" w:cs="Times New Roman" w:hint="eastAsia"/>
+          <w:sz w:val="24"/>
+          <w:szCs w:val="24"/>
+          <w:lang w:eastAsia="zh-CN"/>
+        </w:rPr>
+      </w:pPr>
+      <w:r>
+        <w:rPr>
           <w:rFonts w:ascii="Times New Roman" w:hAnsi="Times New Roman" w:cs="Times New Roman"/>
           <w:sz w:val="24"/>
           <w:szCs w:val="24"/>
           <w:lang w:eastAsia="zh-CN"/>
         </w:rPr>
-      </w:pPr>
+        <w:t>Infinite While loop start</w:t>
+      </w:r>
       <w:r>
         <w:rPr>
           <w:rFonts w:ascii="Times New Roman" w:hAnsi="Times New Roman" w:cs="Times New Roman" w:hint="eastAsia"/>
@@ -4797,16 +4810,38 @@
           <w:szCs w:val="24"/>
           <w:lang w:eastAsia="zh-CN"/>
         </w:rPr>
+        <w:t>.</w:t>
+      </w:r>
+    </w:p>
+    <w:p>
+      <w:pPr>
+        <w:spacing w:line="259" w:lineRule="auto"/>
+        <w:jc w:val="center"/>
+        <w:rPr>
+          <w:rFonts w:ascii="Times New Roman" w:hAnsi="Times New Roman" w:cs="Times New Roman"/>
+          <w:sz w:val="24"/>
+          <w:szCs w:val="24"/>
+          <w:lang w:eastAsia="zh-CN"/>
+        </w:rPr>
+      </w:pPr>
+      <w:r>
+        <w:rPr>
+          <w:rFonts w:ascii="Times New Roman" w:hAnsi="Times New Roman" w:cs="Times New Roman" w:hint="eastAsia"/>
+          <w:sz w:val="24"/>
+          <w:szCs w:val="24"/>
+          <w:lang w:eastAsia="zh-CN"/>
+        </w:rPr>
+        <w:lastRenderedPageBreak/>
         <mc:AlternateContent>
           <mc:Choice Requires="wps">
             <w:drawing>
-              <wp:anchor distT="0" distB="0" distL="114300" distR="114300" simplePos="0" relativeHeight="251770880" behindDoc="0" locked="0" layoutInCell="1" allowOverlap="1" wp14:anchorId="4091AFAD" wp14:editId="54AB63C9">
+              <wp:anchor distT="0" distB="0" distL="114300" distR="114300" simplePos="0" relativeHeight="251770880" behindDoc="0" locked="0" layoutInCell="1" allowOverlap="1" wp14:anchorId="4091AFAD" wp14:editId="2B35B47C">
                 <wp:simplePos x="0" y="0"/>
                 <wp:positionH relativeFrom="column">
-                  <wp:posOffset>729762</wp:posOffset>
+                  <wp:posOffset>716736</wp:posOffset>
                 </wp:positionH>
                 <wp:positionV relativeFrom="paragraph">
-                  <wp:posOffset>167298</wp:posOffset>
+                  <wp:posOffset>263597</wp:posOffset>
                 </wp:positionV>
                 <wp:extent cx="525828" cy="7079566"/>
                 <wp:effectExtent l="723900" t="76200" r="0" b="26670"/>
@@ -4860,8 +4895,83 @@
           </mc:Choice>
           <mc:Fallback>
             <w:pict>
-              <v:shape w14:anchorId="5DB6F854" id="Connector: Elbow 233" o:spid="_x0000_s1026" type="#_x0000_t34" style="position:absolute;margin-left:57.45pt;margin-top:13.15pt;width:41.4pt;height:557.45pt;flip:y;z-index:251770880;visibility:visible;mso-wrap-style:square;mso-width-percent:0;mso-height-percent:0;mso-wrap-distance-left:9pt;mso-wrap-distance-top:0;mso-wrap-distance-right:9pt;mso-wrap-distance-bottom:0;mso-position-horizontal:absolute;mso-position-horizontal-relative:text;mso-position-vertical:absolute;mso-position-vertical-relative:text;mso-width-percent:0;mso-height-percent:0;mso-width-relative:margin;mso-height-relative:margin" o:gfxdata="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" adj="-29652" strokecolor="black [3200]" strokeweight=".5pt">
+              <v:shape w14:anchorId="166FC48E" id="Connector: Elbow 233" o:spid="_x0000_s1026" type="#_x0000_t34" style="position:absolute;margin-left:56.45pt;margin-top:20.75pt;width:41.4pt;height:557.45pt;flip:y;z-index:251770880;visibility:visible;mso-wrap-style:square;mso-width-percent:0;mso-height-percent:0;mso-wrap-distance-left:9pt;mso-wrap-distance-top:0;mso-wrap-distance-right:9pt;mso-wrap-distance-bottom:0;mso-position-horizontal:absolute;mso-position-horizontal-relative:text;mso-position-vertical:absolute;mso-position-vertical-relative:text;mso-width-percent:0;mso-height-percent:0;mso-width-relative:margin;mso-height-relative:margin" o:gfxdata="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" adj="-29652" strokecolor="black [3200]" strokeweight=".5pt">
                 <v:stroke endarrow="block"/>
+              </v:shape>
+            </w:pict>
+          </mc:Fallback>
+        </mc:AlternateContent>
+      </w:r>
+      <w:r>
+        <w:rPr>
+          <w:rFonts w:ascii="Times New Roman" w:hAnsi="Times New Roman" w:cs="Times New Roman" w:hint="eastAsia"/>
+          <w:sz w:val="24"/>
+          <w:szCs w:val="24"/>
+          <w:lang w:eastAsia="zh-CN"/>
+        </w:rPr>
+        <mc:AlternateContent>
+          <mc:Choice Requires="wps">
+            <w:drawing>
+              <wp:anchor distT="0" distB="0" distL="114300" distR="114300" simplePos="0" relativeHeight="251761664" behindDoc="0" locked="0" layoutInCell="1" allowOverlap="1" wp14:anchorId="0A38FF96" wp14:editId="47897933">
+                <wp:simplePos x="0" y="0"/>
+                <wp:positionH relativeFrom="column">
+                  <wp:posOffset>2856955</wp:posOffset>
+                </wp:positionH>
+                <wp:positionV relativeFrom="paragraph">
+                  <wp:posOffset>-89875</wp:posOffset>
+                </wp:positionV>
+                <wp:extent cx="2540" cy="255905"/>
+                <wp:effectExtent l="76200" t="0" r="73660" b="48895"/>
+                <wp:wrapNone/>
+                <wp:docPr id="228" name="Straight Arrow Connector 228"/>
+                <wp:cNvGraphicFramePr/>
+                <a:graphic xmlns:a="http://schemas.openxmlformats.org/drawingml/2006/main">
+                  <a:graphicData uri="http://schemas.microsoft.com/office/word/2010/wordprocessingShape">
+                    <wps:wsp>
+                      <wps:cNvCnPr/>
+                      <wps:spPr>
+                        <a:xfrm>
+                          <a:off x="0" y="0"/>
+                          <a:ext cx="2540" cy="255905"/>
+                        </a:xfrm>
+                        <a:prstGeom prst="straightConnector1">
+                          <a:avLst/>
+                        </a:prstGeom>
+                        <a:ln>
+                          <a:tailEnd type="triangle"/>
+                        </a:ln>
+                      </wps:spPr>
+                      <wps:style>
+                        <a:lnRef idx="1">
+                          <a:schemeClr val="dk1"/>
+                        </a:lnRef>
+                        <a:fillRef idx="0">
+                          <a:schemeClr val="dk1"/>
+                        </a:fillRef>
+                        <a:effectRef idx="0">
+                          <a:schemeClr val="dk1"/>
+                        </a:effectRef>
+                        <a:fontRef idx="minor">
+                          <a:schemeClr val="tx1"/>
+                        </a:fontRef>
+                      </wps:style>
+                      <wps:bodyPr/>
+                    </wps:wsp>
+                  </a:graphicData>
+                </a:graphic>
+                <wp14:sizeRelH relativeFrom="margin">
+                  <wp14:pctWidth>0</wp14:pctWidth>
+                </wp14:sizeRelH>
+                <wp14:sizeRelV relativeFrom="margin">
+                  <wp14:pctHeight>0</wp14:pctHeight>
+                </wp14:sizeRelV>
+              </wp:anchor>
+            </w:drawing>
+          </mc:Choice>
+          <mc:Fallback>
+            <w:pict>
+              <v:shape w14:anchorId="0A51C3E1" id="Straight Arrow Connector 228" o:spid="_x0000_s1026" type="#_x0000_t32" style="position:absolute;margin-left:224.95pt;margin-top:-7.1pt;width:.2pt;height:20.15pt;z-index:251761664;visibility:visible;mso-wrap-style:square;mso-width-percent:0;mso-height-percent:0;mso-wrap-distance-left:9pt;mso-wrap-distance-top:0;mso-wrap-distance-right:9pt;mso-wrap-distance-bottom:0;mso-position-horizontal:absolute;mso-position-horizontal-relative:text;mso-position-vertical:absolute;mso-position-vertical-relative:text;mso-width-percent:0;mso-height-percent:0;mso-width-relative:margin;mso-height-relative:margin" o:gfxdata="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" strokecolor="black [3200]" strokeweight=".5pt">
+                <v:stroke endarrow="block" joinstyle="miter"/>
               </v:shape>
             </w:pict>
           </mc:Fallback>
@@ -4937,7 +5047,7 @@
           </mc:Choice>
           <mc:Fallback>
             <w:pict>
-              <v:rect w14:anchorId="2F75A892" id="Rectangle 211" o:spid="_x0000_s1026" style="position:absolute;margin-left:99.2pt;margin-top:13.4pt;width:242.8pt;height:36pt;z-index:-251568128;visibility:visible;mso-wrap-style:square;mso-width-percent:0;mso-height-percent:0;mso-wrap-distance-left:9pt;mso-wrap-distance-top:0;mso-wrap-distance-right:9pt;mso-wrap-distance-bottom:0;mso-position-horizontal:absolute;mso-position-horizontal-relative:margin;mso-position-vertical:absolute;mso-position-vertical-relative:text;mso-width-percent:0;mso-height-percent:0;mso-width-relative:margin;mso-height-relative:margin;v-text-anchor:middle" o:gfxdata="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" fillcolor="white [3201]" strokecolor="black [3200]" strokeweight="1pt">
+              <v:rect w14:anchorId="168ED960" id="Rectangle 211" o:spid="_x0000_s1026" style="position:absolute;margin-left:99.2pt;margin-top:13.4pt;width:242.8pt;height:36pt;z-index:-251568128;visibility:visible;mso-wrap-style:square;mso-width-percent:0;mso-height-percent:0;mso-wrap-distance-left:9pt;mso-wrap-distance-top:0;mso-wrap-distance-right:9pt;mso-wrap-distance-bottom:0;mso-position-horizontal:absolute;mso-position-horizontal-relative:margin;mso-position-vertical:absolute;mso-position-vertical-relative:text;mso-width-percent:0;mso-height-percent:0;mso-width-relative:margin;mso-height-relative:margin;v-text-anchor:middle" o:gfxdata="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" fillcolor="white [3201]" strokecolor="black [3200]" strokeweight="1pt">
                 <w10:wrap anchorx="margin"/>
               </v:rect>
             </w:pict>
@@ -4966,7 +5076,84 @@
         <mc:AlternateContent>
           <mc:Choice Requires="wps">
             <w:drawing>
-              <wp:anchor distT="0" distB="0" distL="114300" distR="114300" simplePos="0" relativeHeight="251738112" behindDoc="0" locked="0" layoutInCell="1" allowOverlap="1" wp14:anchorId="73CF601B" wp14:editId="0A4DB117">
+              <wp:anchor distT="0" distB="0" distL="114300" distR="114300" simplePos="0" relativeHeight="251737088" behindDoc="0" locked="0" layoutInCell="1" allowOverlap="1" wp14:anchorId="20BBB533" wp14:editId="710BDC0A">
+                <wp:simplePos x="0" y="0"/>
+                <wp:positionH relativeFrom="column">
+                  <wp:posOffset>719847</wp:posOffset>
+                </wp:positionH>
+                <wp:positionV relativeFrom="paragraph">
+                  <wp:posOffset>106382</wp:posOffset>
+                </wp:positionV>
+                <wp:extent cx="536305" cy="3484123"/>
+                <wp:effectExtent l="647700" t="76200" r="0" b="21590"/>
+                <wp:wrapNone/>
+                <wp:docPr id="62" name="Connector: Elbow 62"/>
+                <wp:cNvGraphicFramePr/>
+                <a:graphic xmlns:a="http://schemas.openxmlformats.org/drawingml/2006/main">
+                  <a:graphicData uri="http://schemas.microsoft.com/office/word/2010/wordprocessingShape">
+                    <wps:wsp>
+                      <wps:cNvCnPr/>
+                      <wps:spPr>
+                        <a:xfrm flipV="1">
+                          <a:off x="0" y="0"/>
+                          <a:ext cx="536305" cy="3484123"/>
+                        </a:xfrm>
+                        <a:prstGeom prst="bentConnector3">
+                          <a:avLst>
+                            <a:gd name="adj1" fmla="val -118252"/>
+                          </a:avLst>
+                        </a:prstGeom>
+                        <a:ln>
+                          <a:tailEnd type="triangle"/>
+                        </a:ln>
+                      </wps:spPr>
+                      <wps:style>
+                        <a:lnRef idx="1">
+                          <a:schemeClr val="dk1"/>
+                        </a:lnRef>
+                        <a:fillRef idx="0">
+                          <a:schemeClr val="dk1"/>
+                        </a:fillRef>
+                        <a:effectRef idx="0">
+                          <a:schemeClr val="dk1"/>
+                        </a:effectRef>
+                        <a:fontRef idx="minor">
+                          <a:schemeClr val="tx1"/>
+                        </a:fontRef>
+                      </wps:style>
+                      <wps:bodyPr/>
+                    </wps:wsp>
+                  </a:graphicData>
+                </a:graphic>
+                <wp14:sizeRelH relativeFrom="margin">
+                  <wp14:pctWidth>0</wp14:pctWidth>
+                </wp14:sizeRelH>
+                <wp14:sizeRelV relativeFrom="margin">
+                  <wp14:pctHeight>0</wp14:pctHeight>
+                </wp14:sizeRelV>
+              </wp:anchor>
+            </w:drawing>
+          </mc:Choice>
+          <mc:Fallback>
+            <w:pict>
+              <v:shape w14:anchorId="07775D0A" id="Connector: Elbow 62" o:spid="_x0000_s1026" type="#_x0000_t34" style="position:absolute;margin-left:56.7pt;margin-top:8.4pt;width:42.25pt;height:274.35pt;flip:y;z-index:251737088;visibility:visible;mso-wrap-style:square;mso-width-percent:0;mso-height-percent:0;mso-wrap-distance-left:9pt;mso-wrap-distance-top:0;mso-wrap-distance-right:9pt;mso-wrap-distance-bottom:0;mso-position-horizontal:absolute;mso-position-horizontal-relative:text;mso-position-vertical:absolute;mso-position-vertical-relative:text;mso-width-percent:0;mso-height-percent:0;mso-width-relative:margin;mso-height-relative:margin" o:gfxdata="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" adj="-25542" strokecolor="black [3200]" strokeweight=".5pt">
+                <v:stroke endarrow="block"/>
+              </v:shape>
+            </w:pict>
+          </mc:Fallback>
+        </mc:AlternateContent>
+      </w:r>
+      <w:r>
+        <w:rPr>
+          <w:rFonts w:ascii="Times New Roman" w:hAnsi="Times New Roman" w:cs="Times New Roman" w:hint="eastAsia"/>
+          <w:sz w:val="24"/>
+          <w:szCs w:val="24"/>
+          <w:lang w:eastAsia="zh-CN"/>
+        </w:rPr>
+        <mc:AlternateContent>
+          <mc:Choice Requires="wps">
+            <w:drawing>
+              <wp:anchor distT="0" distB="0" distL="114300" distR="114300" simplePos="0" relativeHeight="251738112" behindDoc="0" locked="0" layoutInCell="1" allowOverlap="1" wp14:anchorId="73CF601B" wp14:editId="34B77D46">
                 <wp:simplePos x="0" y="0"/>
                 <wp:positionH relativeFrom="column">
                   <wp:posOffset>4342187</wp:posOffset>
@@ -5026,84 +5213,7 @@
           </mc:Choice>
           <mc:Fallback>
             <w:pict>
-              <v:shape w14:anchorId="791F1144" id="Connector: Elbow 61" o:spid="_x0000_s1026" type="#_x0000_t34" style="position:absolute;margin-left:341.9pt;margin-top:8.35pt;width:52.65pt;height:413.85pt;flip:x y;z-index:251738112;visibility:visible;mso-wrap-style:square;mso-width-percent:0;mso-height-percent:0;mso-wrap-distance-left:9pt;mso-wrap-distance-top:0;mso-wrap-distance-right:9pt;mso-wrap-distance-bottom:0;mso-position-horizontal:absolute;mso-position-horizontal-relative:text;mso-position-vertical:absolute;mso-position-vertical-relative:text;mso-width-percent:0;mso-height-percent:0;mso-width-relative:margin;mso-height-relative:margin" o:gfxdata="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" adj="-19084" strokecolor="black [3200]" strokeweight=".5pt">
-                <v:stroke endarrow="block"/>
-              </v:shape>
-            </w:pict>
-          </mc:Fallback>
-        </mc:AlternateContent>
-      </w:r>
-      <w:r>
-        <w:rPr>
-          <w:rFonts w:ascii="Times New Roman" w:hAnsi="Times New Roman" w:cs="Times New Roman" w:hint="eastAsia"/>
-          <w:sz w:val="24"/>
-          <w:szCs w:val="24"/>
-          <w:lang w:eastAsia="zh-CN"/>
-        </w:rPr>
-        <mc:AlternateContent>
-          <mc:Choice Requires="wps">
-            <w:drawing>
-              <wp:anchor distT="0" distB="0" distL="114300" distR="114300" simplePos="0" relativeHeight="251737088" behindDoc="0" locked="0" layoutInCell="1" allowOverlap="1" wp14:anchorId="20BBB533" wp14:editId="1865FA48">
-                <wp:simplePos x="0" y="0"/>
-                <wp:positionH relativeFrom="column">
-                  <wp:posOffset>726600</wp:posOffset>
-                </wp:positionH>
-                <wp:positionV relativeFrom="paragraph">
-                  <wp:posOffset>104140</wp:posOffset>
-                </wp:positionV>
-                <wp:extent cx="530700" cy="3725700"/>
-                <wp:effectExtent l="628650" t="76200" r="0" b="27305"/>
-                <wp:wrapNone/>
-                <wp:docPr id="62" name="Connector: Elbow 62"/>
-                <wp:cNvGraphicFramePr/>
-                <a:graphic xmlns:a="http://schemas.openxmlformats.org/drawingml/2006/main">
-                  <a:graphicData uri="http://schemas.microsoft.com/office/word/2010/wordprocessingShape">
-                    <wps:wsp>
-                      <wps:cNvCnPr/>
-                      <wps:spPr>
-                        <a:xfrm flipV="1">
-                          <a:off x="0" y="0"/>
-                          <a:ext cx="530700" cy="3725700"/>
-                        </a:xfrm>
-                        <a:prstGeom prst="bentConnector3">
-                          <a:avLst>
-                            <a:gd name="adj1" fmla="val -118252"/>
-                          </a:avLst>
-                        </a:prstGeom>
-                        <a:ln>
-                          <a:tailEnd type="triangle"/>
-                        </a:ln>
-                      </wps:spPr>
-                      <wps:style>
-                        <a:lnRef idx="1">
-                          <a:schemeClr val="dk1"/>
-                        </a:lnRef>
-                        <a:fillRef idx="0">
-                          <a:schemeClr val="dk1"/>
-                        </a:fillRef>
-                        <a:effectRef idx="0">
-                          <a:schemeClr val="dk1"/>
-                        </a:effectRef>
-                        <a:fontRef idx="minor">
-                          <a:schemeClr val="tx1"/>
-                        </a:fontRef>
-                      </wps:style>
-                      <wps:bodyPr/>
-                    </wps:wsp>
-                  </a:graphicData>
-                </a:graphic>
-                <wp14:sizeRelH relativeFrom="margin">
-                  <wp14:pctWidth>0</wp14:pctWidth>
-                </wp14:sizeRelH>
-                <wp14:sizeRelV relativeFrom="margin">
-                  <wp14:pctHeight>0</wp14:pctHeight>
-                </wp14:sizeRelV>
-              </wp:anchor>
-            </w:drawing>
-          </mc:Choice>
-          <mc:Fallback>
-            <w:pict>
-              <v:shape w14:anchorId="2ACFC783" id="Connector: Elbow 62" o:spid="_x0000_s1026" type="#_x0000_t34" style="position:absolute;margin-left:57.2pt;margin-top:8.2pt;width:41.8pt;height:293.35pt;flip:y;z-index:251737088;visibility:visible;mso-wrap-style:square;mso-width-percent:0;mso-height-percent:0;mso-wrap-distance-left:9pt;mso-wrap-distance-top:0;mso-wrap-distance-right:9pt;mso-wrap-distance-bottom:0;mso-position-horizontal:absolute;mso-position-horizontal-relative:text;mso-position-vertical:absolute;mso-position-vertical-relative:text;mso-width-percent:0;mso-height-percent:0;mso-width-relative:margin;mso-height-relative:margin" o:gfxdata="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" adj="-25542" strokecolor="black [3200]" strokeweight=".5pt">
+              <v:shape w14:anchorId="09B6099D" id="Connector: Elbow 61" o:spid="_x0000_s1026" type="#_x0000_t34" style="position:absolute;margin-left:341.9pt;margin-top:8.35pt;width:52.65pt;height:413.85pt;flip:x y;z-index:251738112;visibility:visible;mso-wrap-style:square;mso-width-percent:0;mso-height-percent:0;mso-wrap-distance-left:9pt;mso-wrap-distance-top:0;mso-wrap-distance-right:9pt;mso-wrap-distance-bottom:0;mso-position-horizontal:absolute;mso-position-horizontal-relative:text;mso-position-vertical:absolute;mso-position-vertical-relative:text;mso-width-percent:0;mso-height-percent:0;mso-width-relative:margin;mso-height-relative:margin" o:gfxdata="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" adj="-19084" strokecolor="black [3200]" strokeweight=".5pt">
                 <v:stroke endarrow="block"/>
               </v:shape>
             </w:pict>
@@ -5199,7 +5309,7 @@
           </mc:Choice>
           <mc:Fallback>
             <w:pict>
-              <v:shape w14:anchorId="0F84049D" id="Straight Arrow Connector 231" o:spid="_x0000_s1026" type="#_x0000_t32" style="position:absolute;margin-left:225.2pt;margin-top:3.45pt;width:0;height:9.05pt;flip:x;z-index:251767808;visibility:visible;mso-wrap-style:square;mso-width-percent:0;mso-height-percent:0;mso-wrap-distance-left:9pt;mso-wrap-distance-top:0;mso-wrap-distance-right:9pt;mso-wrap-distance-bottom:0;mso-position-horizontal:absolute;mso-position-horizontal-relative:text;mso-position-vertical:absolute;mso-position-vertical-relative:text;mso-width-percent:0;mso-height-percent:0;mso-width-relative:margin;mso-height-relative:margin" o:gfxdata="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" strokecolor="black [3200]" strokeweight=".5pt">
+              <v:shape w14:anchorId="0616E058" id="Straight Arrow Connector 231" o:spid="_x0000_s1026" type="#_x0000_t32" style="position:absolute;margin-left:225.2pt;margin-top:3.45pt;width:0;height:9.05pt;flip:x;z-index:251767808;visibility:visible;mso-wrap-style:square;mso-width-percent:0;mso-height-percent:0;mso-wrap-distance-left:9pt;mso-wrap-distance-top:0;mso-wrap-distance-right:9pt;mso-wrap-distance-bottom:0;mso-position-horizontal:absolute;mso-position-horizontal-relative:text;mso-position-vertical:absolute;mso-position-vertical-relative:text;mso-width-percent:0;mso-height-percent:0;mso-width-relative:margin;mso-height-relative:margin" o:gfxdata="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" strokecolor="black [3200]" strokeweight=".5pt">
                 <v:stroke endarrow="block" joinstyle="miter"/>
               </v:shape>
             </w:pict>
@@ -5276,7 +5386,7 @@
           </mc:Choice>
           <mc:Fallback>
             <w:pict>
-              <v:rect w14:anchorId="52DA9E9D" id="Rectangle 212" o:spid="_x0000_s1026" style="position:absolute;margin-left:99.3pt;margin-top:12.4pt;width:242.8pt;height:36pt;z-index:-251566080;visibility:visible;mso-wrap-style:square;mso-width-percent:0;mso-height-percent:0;mso-wrap-distance-left:9pt;mso-wrap-distance-top:0;mso-wrap-distance-right:9pt;mso-wrap-distance-bottom:0;mso-position-horizontal:absolute;mso-position-horizontal-relative:margin;mso-position-vertical:absolute;mso-position-vertical-relative:text;mso-width-percent:0;mso-height-percent:0;mso-width-relative:margin;mso-height-relative:margin;v-text-anchor:middle" o:gfxdata="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" fillcolor="white [3201]" strokecolor="black [3200]" strokeweight="1pt">
+              <v:rect w14:anchorId="6484C2BB" id="Rectangle 212" o:spid="_x0000_s1026" style="position:absolute;margin-left:99.3pt;margin-top:12.4pt;width:242.8pt;height:36pt;z-index:-251566080;visibility:visible;mso-wrap-style:square;mso-width-percent:0;mso-height-percent:0;mso-wrap-distance-left:9pt;mso-wrap-distance-top:0;mso-wrap-distance-right:9pt;mso-wrap-distance-bottom:0;mso-position-horizontal:absolute;mso-position-horizontal-relative:margin;mso-position-vertical:absolute;mso-position-vertical-relative:text;mso-width-percent:0;mso-height-percent:0;mso-width-relative:margin;mso-height-relative:margin;v-text-anchor:middle" o:gfxdata="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" fillcolor="white [3201]" strokecolor="black [3200]" strokeweight="1pt">
                 <w10:wrap anchorx="margin"/>
               </v:rect>
             </w:pict>
@@ -5384,7 +5494,7 @@
           </mc:Choice>
           <mc:Fallback>
             <w:pict>
-              <v:shape w14:anchorId="11D19355" id="Straight Arrow Connector 230" o:spid="_x0000_s1026" type="#_x0000_t32" style="position:absolute;margin-left:225.3pt;margin-top:2.45pt;width:0;height:9.05pt;flip:x;z-index:251765760;visibility:visible;mso-wrap-style:square;mso-width-percent:0;mso-height-percent:0;mso-wrap-distance-left:9pt;mso-wrap-distance-top:0;mso-wrap-distance-right:9pt;mso-wrap-distance-bottom:0;mso-position-horizontal:absolute;mso-position-horizontal-relative:text;mso-position-vertical:absolute;mso-position-vertical-relative:text;mso-width-percent:0;mso-height-percent:0;mso-width-relative:margin;mso-height-relative:margin" o:gfxdata="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" strokecolor="black [3200]" strokeweight=".5pt">
+              <v:shape w14:anchorId="11BBB0B3" id="Straight Arrow Connector 230" o:spid="_x0000_s1026" type="#_x0000_t32" style="position:absolute;margin-left:225.3pt;margin-top:2.45pt;width:0;height:9.05pt;flip:x;z-index:251765760;visibility:visible;mso-wrap-style:square;mso-width-percent:0;mso-height-percent:0;mso-wrap-distance-left:9pt;mso-wrap-distance-top:0;mso-wrap-distance-right:9pt;mso-wrap-distance-bottom:0;mso-position-horizontal:absolute;mso-position-horizontal-relative:text;mso-position-vertical:absolute;mso-position-vertical-relative:text;mso-width-percent:0;mso-height-percent:0;mso-width-relative:margin;mso-height-relative:margin" o:gfxdata="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" strokecolor="black [3200]" strokeweight=".5pt">
                 <v:stroke endarrow="block" joinstyle="miter"/>
               </v:shape>
             </w:pict>
@@ -5461,7 +5571,7 @@
           </mc:Choice>
           <mc:Fallback>
             <w:pict>
-              <v:rect w14:anchorId="5FC75B3D" id="Rectangle 213" o:spid="_x0000_s1026" style="position:absolute;margin-left:90.15pt;margin-top:11.4pt;width:269.85pt;height:36pt;z-index:-251564032;visibility:visible;mso-wrap-style:square;mso-width-percent:0;mso-height-percent:0;mso-wrap-distance-left:9pt;mso-wrap-distance-top:0;mso-wrap-distance-right:9pt;mso-wrap-distance-bottom:0;mso-position-horizontal:absolute;mso-position-horizontal-relative:margin;mso-position-vertical:absolute;mso-position-vertical-relative:text;mso-width-percent:0;mso-height-percent:0;mso-width-relative:margin;mso-height-relative:margin;v-text-anchor:middle" o:gfxdata="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" fillcolor="white [3201]" strokecolor="black [3200]" strokeweight="1pt">
+              <v:rect w14:anchorId="2C38BB2F" id="Rectangle 213" o:spid="_x0000_s1026" style="position:absolute;margin-left:90.15pt;margin-top:11.4pt;width:269.85pt;height:36pt;z-index:-251564032;visibility:visible;mso-wrap-style:square;mso-width-percent:0;mso-height-percent:0;mso-wrap-distance-left:9pt;mso-wrap-distance-top:0;mso-wrap-distance-right:9pt;mso-wrap-distance-bottom:0;mso-position-horizontal:absolute;mso-position-horizontal-relative:margin;mso-position-vertical:absolute;mso-position-vertical-relative:text;mso-width-percent:0;mso-height-percent:0;mso-width-relative:margin;mso-height-relative:margin;v-text-anchor:middle" o:gfxdata="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" fillcolor="white [3201]" strokecolor="black [3200]" strokeweight="1pt">
                 <w10:wrap anchorx="margin"/>
               </v:rect>
             </w:pict>
@@ -5600,7 +5710,7 @@
           </mc:Choice>
           <mc:Fallback>
             <w:pict>
-              <v:shape w14:anchorId="7480CAA5" id="Straight Arrow Connector 232" o:spid="_x0000_s1026" type="#_x0000_t32" style="position:absolute;margin-left:224.95pt;margin-top:1.9pt;width:0;height:9.05pt;flip:x;z-index:251769856;visibility:visible;mso-wrap-style:square;mso-width-percent:0;mso-height-percent:0;mso-wrap-distance-left:9pt;mso-wrap-distance-top:0;mso-wrap-distance-right:9pt;mso-wrap-distance-bottom:0;mso-position-horizontal:absolute;mso-position-horizontal-relative:text;mso-position-vertical:absolute;mso-position-vertical-relative:text;mso-width-percent:0;mso-height-percent:0;mso-width-relative:margin;mso-height-relative:margin" o:gfxdata="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" strokecolor="black [3200]" strokeweight=".5pt">
+              <v:shape w14:anchorId="7D8E35E9" id="Straight Arrow Connector 232" o:spid="_x0000_s1026" type="#_x0000_t32" style="position:absolute;margin-left:224.95pt;margin-top:1.9pt;width:0;height:9.05pt;flip:x;z-index:251769856;visibility:visible;mso-wrap-style:square;mso-width-percent:0;mso-height-percent:0;mso-wrap-distance-left:9pt;mso-wrap-distance-top:0;mso-wrap-distance-right:9pt;mso-wrap-distance-bottom:0;mso-position-horizontal:absolute;mso-position-horizontal-relative:text;mso-position-vertical:absolute;mso-position-vertical-relative:text;mso-width-percent:0;mso-height-percent:0;mso-width-relative:margin;mso-height-relative:margin" o:gfxdata="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" strokecolor="black [3200]" strokeweight=".5pt">
                 <v:stroke endarrow="block" joinstyle="miter"/>
               </v:shape>
             </w:pict>
@@ -5677,7 +5787,7 @@
           </mc:Choice>
           <mc:Fallback>
             <w:pict>
-              <v:rect w14:anchorId="51FE2BC1" id="Rectangle 214" o:spid="_x0000_s1026" style="position:absolute;margin-left:23.25pt;margin-top:10.95pt;width:399.75pt;height:36pt;z-index:-251561984;visibility:visible;mso-wrap-style:square;mso-width-percent:0;mso-height-percent:0;mso-wrap-distance-left:9pt;mso-wrap-distance-top:0;mso-wrap-distance-right:9pt;mso-wrap-distance-bottom:0;mso-position-horizontal:absolute;mso-position-horizontal-relative:margin;mso-position-vertical:absolute;mso-position-vertical-relative:text;mso-width-percent:0;mso-height-percent:0;mso-width-relative:margin;mso-height-relative:margin;v-text-anchor:middle" o:gfxdata="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" fillcolor="white [3201]" strokecolor="black [3200]" strokeweight="1pt">
+              <v:rect w14:anchorId="22E532EA" id="Rectangle 214" o:spid="_x0000_s1026" style="position:absolute;margin-left:23.25pt;margin-top:10.95pt;width:399.75pt;height:36pt;z-index:-251561984;visibility:visible;mso-wrap-style:square;mso-width-percent:0;mso-height-percent:0;mso-wrap-distance-left:9pt;mso-wrap-distance-top:0;mso-wrap-distance-right:9pt;mso-wrap-distance-bottom:0;mso-position-horizontal:absolute;mso-position-horizontal-relative:margin;mso-position-vertical:absolute;mso-position-vertical-relative:text;mso-width-percent:0;mso-height-percent:0;mso-width-relative:margin;mso-height-relative:margin;v-text-anchor:middle" o:gfxdata="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" fillcolor="white [3201]" strokecolor="black [3200]" strokeweight="1pt">
                 <w10:wrap anchorx="margin"/>
               </v:rect>
             </w:pict>
@@ -5827,7 +5937,7 @@
           </mc:Choice>
           <mc:Fallback>
             <w:pict>
-              <v:shape w14:anchorId="369180D4" id="Straight Arrow Connector 63" o:spid="_x0000_s1026" type="#_x0000_t32" style="position:absolute;margin-left:225.4pt;margin-top:1.35pt;width:.2pt;height:20.15pt;z-index:251726848;visibility:visible;mso-wrap-style:square;mso-width-percent:0;mso-height-percent:0;mso-wrap-distance-left:9pt;mso-wrap-distance-top:0;mso-wrap-distance-right:9pt;mso-wrap-distance-bottom:0;mso-position-horizontal:absolute;mso-position-horizontal-relative:text;mso-position-vertical:absolute;mso-position-vertical-relative:text;mso-width-percent:0;mso-height-percent:0;mso-width-relative:margin;mso-height-relative:margin" o:gfxdata="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" strokecolor="black [3200]" strokeweight=".5pt">
+              <v:shape w14:anchorId="57B68F5A" id="Straight Arrow Connector 63" o:spid="_x0000_s1026" type="#_x0000_t32" style="position:absolute;margin-left:225.4pt;margin-top:1.35pt;width:.2pt;height:20.15pt;z-index:251726848;visibility:visible;mso-wrap-style:square;mso-width-percent:0;mso-height-percent:0;mso-wrap-distance-left:9pt;mso-wrap-distance-top:0;mso-wrap-distance-right:9pt;mso-wrap-distance-bottom:0;mso-position-horizontal:absolute;mso-position-horizontal-relative:text;mso-position-vertical:absolute;mso-position-vertical-relative:text;mso-width-percent:0;mso-height-percent:0;mso-width-relative:margin;mso-height-relative:margin" o:gfxdata="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" strokecolor="black [3200]" strokeweight=".5pt">
                 <v:stroke endarrow="block" joinstyle="miter"/>
               </v:shape>
             </w:pict>
@@ -5899,7 +6009,7 @@
           </mc:Choice>
           <mc:Fallback>
             <w:pict>
-              <v:shape w14:anchorId="7B7C74AE" id="Diamond 193" o:spid="_x0000_s1026" type="#_x0000_t4" style="position:absolute;margin-left:71.65pt;margin-top:22.05pt;width:312pt;height:36.75pt;z-index:-251591680;visibility:visible;mso-wrap-style:square;mso-width-percent:0;mso-wrap-distance-left:9pt;mso-wrap-distance-top:0;mso-wrap-distance-right:9pt;mso-wrap-distance-bottom:0;mso-position-horizontal:absolute;mso-position-horizontal-relative:margin;mso-position-vertical:absolute;mso-position-vertical-relative:text;mso-width-percent:0;mso-width-relative:margin;v-text-anchor:middle" o:gfxdata="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" fillcolor="white [3201]" strokecolor="black [3200]" strokeweight="1pt">
+              <v:shape w14:anchorId="078B28F0" id="Diamond 193" o:spid="_x0000_s1026" type="#_x0000_t4" style="position:absolute;margin-left:71.65pt;margin-top:22.05pt;width:312pt;height:36.75pt;z-index:-251591680;visibility:visible;mso-wrap-style:square;mso-width-percent:0;mso-wrap-distance-left:9pt;mso-wrap-distance-top:0;mso-wrap-distance-right:9pt;mso-wrap-distance-bottom:0;mso-position-horizontal:absolute;mso-position-horizontal-relative:margin;mso-position-vertical:absolute;mso-position-vertical-relative:text;mso-width-percent:0;mso-width-relative:margin;v-text-anchor:middle" o:gfxdata="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" fillcolor="white [3201]" strokecolor="black [3200]" strokeweight="1pt">
                 <w10:wrap anchorx="margin"/>
               </v:shape>
             </w:pict>
@@ -6092,7 +6202,7 @@
           </mc:Choice>
           <mc:Fallback>
             <w:pict>
-              <v:shape w14:anchorId="29F76C03" id="Connector: Elbow 194" o:spid="_x0000_s1026" type="#_x0000_t34" style="position:absolute;margin-left:378.05pt;margin-top:4.4pt;width:3.6pt;height:142.2pt;flip:x;z-index:251735040;visibility:visible;mso-wrap-style:square;mso-width-percent:0;mso-height-percent:0;mso-wrap-distance-left:9pt;mso-wrap-distance-top:0;mso-wrap-distance-right:9pt;mso-wrap-distance-bottom:0;mso-position-horizontal:absolute;mso-position-horizontal-relative:text;mso-position-vertical:absolute;mso-position-vertical-relative:text;mso-width-percent:0;mso-height-percent:0;mso-width-relative:margin;mso-height-relative:margin" o:gfxdata="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" adj="-246220" strokecolor="black [3200]" strokeweight=".5pt">
+              <v:shape w14:anchorId="7996984E" id="Connector: Elbow 194" o:spid="_x0000_s1026" type="#_x0000_t34" style="position:absolute;margin-left:378.05pt;margin-top:4.4pt;width:3.6pt;height:142.2pt;flip:x;z-index:251735040;visibility:visible;mso-wrap-style:square;mso-width-percent:0;mso-height-percent:0;mso-wrap-distance-left:9pt;mso-wrap-distance-top:0;mso-wrap-distance-right:9pt;mso-wrap-distance-bottom:0;mso-position-horizontal:absolute;mso-position-horizontal-relative:text;mso-position-vertical:absolute;mso-position-vertical-relative:text;mso-width-percent:0;mso-height-percent:0;mso-width-relative:margin;mso-height-relative:margin" o:gfxdata="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" adj="-246220" strokecolor="black [3200]" strokeweight=".5pt">
                 <v:stroke endarrow="block"/>
               </v:shape>
             </w:pict>
@@ -6165,7 +6275,7 @@
           </mc:Choice>
           <mc:Fallback>
             <w:pict>
-              <v:shape w14:anchorId="4144D120" id="Straight Arrow Connector 195" o:spid="_x0000_s1026" type="#_x0000_t32" style="position:absolute;margin-left:224.9pt;margin-top:25.2pt;width:.2pt;height:44.65pt;z-index:251728896;visibility:visible;mso-wrap-style:square;mso-width-percent:0;mso-height-percent:0;mso-wrap-distance-left:9pt;mso-wrap-distance-top:0;mso-wrap-distance-right:9pt;mso-wrap-distance-bottom:0;mso-position-horizontal:absolute;mso-position-horizontal-relative:text;mso-position-vertical:absolute;mso-position-vertical-relative:text;mso-width-percent:0;mso-height-percent:0;mso-width-relative:margin;mso-height-relative:margin" o:gfxdata="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" strokecolor="black [3200]" strokeweight=".5pt">
+              <v:shape w14:anchorId="26836AF4" id="Straight Arrow Connector 195" o:spid="_x0000_s1026" type="#_x0000_t32" style="position:absolute;margin-left:224.9pt;margin-top:25.2pt;width:.2pt;height:44.65pt;z-index:251728896;visibility:visible;mso-wrap-style:square;mso-width-percent:0;mso-height-percent:0;mso-wrap-distance-left:9pt;mso-wrap-distance-top:0;mso-wrap-distance-right:9pt;mso-wrap-distance-bottom:0;mso-position-horizontal:absolute;mso-position-horizontal-relative:text;mso-position-vertical:absolute;mso-position-vertical-relative:text;mso-width-percent:0;mso-height-percent:0;mso-width-relative:margin;mso-height-relative:margin" o:gfxdata="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" strokecolor="black [3200]" strokeweight=".5pt">
                 <v:stroke endarrow="block" joinstyle="miter"/>
               </v:shape>
             </w:pict>
@@ -6388,7 +6498,7 @@
           </mc:Choice>
           <mc:Fallback>
             <w:pict>
-              <v:rect w14:anchorId="7AF44239" id="Rectangle 197" o:spid="_x0000_s1026" style="position:absolute;margin-left:56.95pt;margin-top:14.4pt;width:336.75pt;height:36pt;z-index:-251590656;visibility:visible;mso-wrap-style:square;mso-width-percent:0;mso-height-percent:0;mso-wrap-distance-left:9pt;mso-wrap-distance-top:0;mso-wrap-distance-right:9pt;mso-wrap-distance-bottom:0;mso-position-horizontal:absolute;mso-position-horizontal-relative:margin;mso-position-vertical:absolute;mso-position-vertical-relative:text;mso-width-percent:0;mso-height-percent:0;mso-width-relative:margin;mso-height-relative:margin;v-text-anchor:middle" o:gfxdata="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" fillcolor="white [3201]" strokecolor="black [3200]" strokeweight="1pt">
+              <v:rect w14:anchorId="0F652C00" id="Rectangle 197" o:spid="_x0000_s1026" style="position:absolute;margin-left:56.95pt;margin-top:14.4pt;width:336.75pt;height:36pt;z-index:-251590656;visibility:visible;mso-wrap-style:square;mso-width-percent:0;mso-height-percent:0;mso-wrap-distance-left:9pt;mso-wrap-distance-top:0;mso-wrap-distance-right:9pt;mso-wrap-distance-bottom:0;mso-position-horizontal:absolute;mso-position-horizontal-relative:margin;mso-position-vertical:absolute;mso-position-vertical-relative:text;mso-width-percent:0;mso-height-percent:0;mso-width-relative:margin;mso-height-relative:margin;v-text-anchor:middle" o:gfxdata="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" fillcolor="white [3201]" strokecolor="black [3200]" strokeweight="1pt">
                 <w10:wrap anchorx="margin"/>
               </v:rect>
             </w:pict>
@@ -6598,7 +6708,7 @@
           </mc:Choice>
           <mc:Fallback>
             <w:pict>
-              <v:shape w14:anchorId="37A26289" id="Diamond 199" o:spid="_x0000_s1026" type="#_x0000_t4" style="position:absolute;margin-left:66.1pt;margin-top:11.4pt;width:312pt;height:45.35pt;z-index:-251586560;visibility:visible;mso-wrap-style:square;mso-width-percent:0;mso-height-percent:0;mso-wrap-distance-left:9pt;mso-wrap-distance-top:0;mso-wrap-distance-right:9pt;mso-wrap-distance-bottom:0;mso-position-horizontal:absolute;mso-position-horizontal-relative:margin;mso-position-vertical:absolute;mso-position-vertical-relative:text;mso-width-percent:0;mso-height-percent:0;mso-width-relative:margin;mso-height-relative:margin;v-text-anchor:middle" o:gfxdata="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" fillcolor="white [3201]" strokecolor="black [3200]" strokeweight="1pt">
+              <v:shape w14:anchorId="2EAC2665" id="Diamond 199" o:spid="_x0000_s1026" type="#_x0000_t4" style="position:absolute;margin-left:66.1pt;margin-top:11.4pt;width:312pt;height:45.35pt;z-index:-251586560;visibility:visible;mso-wrap-style:square;mso-width-percent:0;mso-height-percent:0;mso-wrap-distance-left:9pt;mso-wrap-distance-top:0;mso-wrap-distance-right:9pt;mso-wrap-distance-bottom:0;mso-position-horizontal:absolute;mso-position-horizontal-relative:margin;mso-position-vertical:absolute;mso-position-vertical-relative:text;mso-width-percent:0;mso-height-percent:0;mso-width-relative:margin;mso-height-relative:margin;v-text-anchor:middle" o:gfxdata="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" fillcolor="white [3201]" strokecolor="black [3200]" strokeweight="1pt">
                 <w10:wrap anchorx="margin"/>
               </v:shape>
             </w:pict>
@@ -6683,7 +6793,7 @@
           </mc:Choice>
           <mc:Fallback>
             <w:pict>
-              <v:shape w14:anchorId="2358F19A" id="Connector: Elbow 200" o:spid="_x0000_s1026" type="#_x0000_t34" style="position:absolute;margin-left:69.85pt;margin-top:7.55pt;width:3.6pt;height:137.6pt;z-index:251736064;visibility:visible;mso-wrap-style:square;mso-width-percent:0;mso-height-percent:0;mso-wrap-distance-left:9pt;mso-wrap-distance-top:0;mso-wrap-distance-right:9pt;mso-wrap-distance-bottom:0;mso-position-horizontal:absolute;mso-position-horizontal-relative:text;mso-position-vertical:absolute;mso-position-vertical-relative:text;mso-width-percent:0;mso-height-percent:0;mso-width-relative:margin;mso-height-relative:margin" o:gfxdata="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" adj="-234963" strokecolor="black [3200]" strokeweight=".5pt">
+              <v:shape w14:anchorId="47FC9DD3" id="Connector: Elbow 200" o:spid="_x0000_s1026" type="#_x0000_t34" style="position:absolute;margin-left:69.85pt;margin-top:7.55pt;width:3.6pt;height:137.6pt;z-index:251736064;visibility:visible;mso-wrap-style:square;mso-width-percent:0;mso-height-percent:0;mso-wrap-distance-left:9pt;mso-wrap-distance-top:0;mso-wrap-distance-right:9pt;mso-wrap-distance-bottom:0;mso-position-horizontal:absolute;mso-position-horizontal-relative:text;mso-position-vertical:absolute;mso-position-vertical-relative:text;mso-width-percent:0;mso-height-percent:0;mso-width-relative:margin;mso-height-relative:margin" o:gfxdata="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" adj="-234963" strokecolor="black [3200]" strokeweight=".5pt">
                 <v:stroke endarrow="block"/>
               </v:shape>
             </w:pict>
@@ -6756,7 +6866,7 @@
           </mc:Choice>
           <mc:Fallback>
             <w:pict>
-              <v:shape w14:anchorId="13FA5131" id="Straight Arrow Connector 201" o:spid="_x0000_s1026" type="#_x0000_t32" style="position:absolute;margin-left:225.2pt;margin-top:24pt;width:.2pt;height:43.2pt;z-index:-251592704;visibility:visible;mso-wrap-style:square;mso-width-percent:0;mso-height-percent:0;mso-wrap-distance-left:9pt;mso-wrap-distance-top:0;mso-wrap-distance-right:9pt;mso-wrap-distance-bottom:0;mso-position-horizontal:absolute;mso-position-horizontal-relative:text;mso-position-vertical:absolute;mso-position-vertical-relative:text;mso-width-percent:0;mso-height-percent:0;mso-width-relative:margin;mso-height-relative:margin" o:gfxdata="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" strokecolor="black [3200]" strokeweight=".5pt">
+              <v:shape w14:anchorId="28E7BC12" id="Straight Arrow Connector 201" o:spid="_x0000_s1026" type="#_x0000_t32" style="position:absolute;margin-left:225.2pt;margin-top:24pt;width:.2pt;height:43.2pt;z-index:-251592704;visibility:visible;mso-wrap-style:square;mso-width-percent:0;mso-height-percent:0;mso-wrap-distance-left:9pt;mso-wrap-distance-top:0;mso-wrap-distance-right:9pt;mso-wrap-distance-bottom:0;mso-position-horizontal:absolute;mso-position-horizontal-relative:text;mso-position-vertical:absolute;mso-position-vertical-relative:text;mso-width-percent:0;mso-height-percent:0;mso-width-relative:margin;mso-height-relative:margin" o:gfxdata="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" strokecolor="black [3200]" strokeweight=".5pt">
                 <v:stroke endarrow="block" joinstyle="miter"/>
               </v:shape>
             </w:pict>
@@ -6979,7 +7089,7 @@
           </mc:Choice>
           <mc:Fallback>
             <w:pict>
-              <v:rect w14:anchorId="1E41C8E9" id="Rectangle 203" o:spid="_x0000_s1026" style="position:absolute;margin-left:57.75pt;margin-top:11.6pt;width:336.75pt;height:36pt;z-index:-251584512;visibility:visible;mso-wrap-style:square;mso-width-percent:0;mso-height-percent:0;mso-wrap-distance-left:9pt;mso-wrap-distance-top:0;mso-wrap-distance-right:9pt;mso-wrap-distance-bottom:0;mso-position-horizontal:absolute;mso-position-horizontal-relative:margin;mso-position-vertical:absolute;mso-position-vertical-relative:text;mso-width-percent:0;mso-height-percent:0;mso-width-relative:margin;mso-height-relative:margin;v-text-anchor:middle" o:gfxdata="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" fillcolor="white [3201]" strokecolor="black [3200]" strokeweight="1pt">
+              <v:rect w14:anchorId="2547C798" id="Rectangle 203" o:spid="_x0000_s1026" style="position:absolute;margin-left:57.75pt;margin-top:11.6pt;width:336.75pt;height:36pt;z-index:-251584512;visibility:visible;mso-wrap-style:square;mso-width-percent:0;mso-height-percent:0;mso-wrap-distance-left:9pt;mso-wrap-distance-top:0;mso-wrap-distance-right:9pt;mso-wrap-distance-bottom:0;mso-position-horizontal:absolute;mso-position-horizontal-relative:margin;mso-position-vertical:absolute;mso-position-vertical-relative:text;mso-width-percent:0;mso-height-percent:0;mso-width-relative:margin;mso-height-relative:margin;v-text-anchor:middle" o:gfxdata="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" fillcolor="white [3201]" strokecolor="black [3200]" strokeweight="1pt">
                 <w10:wrap anchorx="margin"/>
               </v:rect>
             </w:pict>
@@ -7078,7 +7188,7 @@
           </mc:Choice>
           <mc:Fallback>
             <w:pict>
-              <v:shape w14:anchorId="6BD2BEB2" id="Diamond 204" o:spid="_x0000_s1026" type="#_x0000_t4" style="position:absolute;margin-left:69.75pt;margin-top:15.55pt;width:312pt;height:36.75pt;z-index:-251585536;visibility:visible;mso-wrap-style:square;mso-width-percent:0;mso-wrap-distance-left:9pt;mso-wrap-distance-top:0;mso-wrap-distance-right:9pt;mso-wrap-distance-bottom:0;mso-position-horizontal:absolute;mso-position-horizontal-relative:margin;mso-position-vertical:absolute;mso-position-vertical-relative:text;mso-width-percent:0;mso-width-relative:margin;v-text-anchor:middle" o:gfxdata="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" fillcolor="white [3201]" strokecolor="black [3200]" strokeweight="1pt">
+              <v:shape w14:anchorId="31800329" id="Diamond 204" o:spid="_x0000_s1026" type="#_x0000_t4" style="position:absolute;margin-left:69.75pt;margin-top:15.55pt;width:312pt;height:36.75pt;z-index:-251585536;visibility:visible;mso-wrap-style:square;mso-width-percent:0;mso-wrap-distance-left:9pt;mso-wrap-distance-top:0;mso-wrap-distance-right:9pt;mso-wrap-distance-bottom:0;mso-position-horizontal:absolute;mso-position-horizontal-relative:margin;mso-position-vertical:absolute;mso-position-vertical-relative:text;mso-width-percent:0;mso-width-relative:margin;v-text-anchor:middle" o:gfxdata="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" fillcolor="white [3201]" strokecolor="black [3200]" strokeweight="1pt">
                 <w10:wrap anchorx="margin"/>
               </v:shape>
             </w:pict>
@@ -7161,7 +7271,7 @@
           </mc:Choice>
           <mc:Fallback>
             <w:pict>
-              <v:shape w14:anchorId="05A32FD3" id="Straight Arrow Connector 205" o:spid="_x0000_s1026" type="#_x0000_t32" style="position:absolute;margin-left:225pt;margin-top:24.75pt;width:.2pt;height:36pt;z-index:251734016;visibility:visible;mso-wrap-style:square;mso-width-percent:0;mso-height-percent:0;mso-wrap-distance-left:9pt;mso-wrap-distance-top:0;mso-wrap-distance-right:9pt;mso-wrap-distance-bottom:0;mso-position-horizontal:absolute;mso-position-horizontal-relative:text;mso-position-vertical:absolute;mso-position-vertical-relative:text;mso-width-percent:0;mso-height-percent:0;mso-width-relative:margin;mso-height-relative:margin" o:gfxdata="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" strokecolor="black [3200]" strokeweight=".5pt">
+              <v:shape w14:anchorId="5E13D81E" id="Straight Arrow Connector 205" o:spid="_x0000_s1026" type="#_x0000_t32" style="position:absolute;margin-left:225pt;margin-top:24.75pt;width:.2pt;height:36pt;z-index:251734016;visibility:visible;mso-wrap-style:square;mso-width-percent:0;mso-height-percent:0;mso-wrap-distance-left:9pt;mso-wrap-distance-top:0;mso-wrap-distance-right:9pt;mso-wrap-distance-bottom:0;mso-position-horizontal:absolute;mso-position-horizontal-relative:text;mso-position-vertical:absolute;mso-position-vertical-relative:text;mso-width-percent:0;mso-height-percent:0;mso-width-relative:margin;mso-height-relative:margin" o:gfxdata="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" strokecolor="black [3200]" strokeweight=".5pt">
                 <v:stroke endarrow="block" joinstyle="miter"/>
               </v:shape>
             </w:pict>
@@ -7392,7 +7502,7 @@
           </mc:Choice>
           <mc:Fallback>
             <w:pict>
-              <v:rect w14:anchorId="46CFF091" id="Rectangle 207" o:spid="_x0000_s1026" style="position:absolute;margin-left:57.75pt;margin-top:11.05pt;width:336.75pt;height:36pt;z-index:-251583488;visibility:visible;mso-wrap-style:square;mso-width-percent:0;mso-height-percent:0;mso-wrap-distance-left:9pt;mso-wrap-distance-top:0;mso-wrap-distance-right:9pt;mso-wrap-distance-bottom:0;mso-position-horizontal:absolute;mso-position-horizontal-relative:margin;mso-position-vertical:absolute;mso-position-vertical-relative:text;mso-width-percent:0;mso-height-percent:0;mso-width-relative:margin;mso-height-relative:margin;v-text-anchor:middle" o:gfxdata="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" fillcolor="white [3201]" strokecolor="black [3200]" strokeweight="1pt">
+              <v:rect w14:anchorId="5DD0A273" id="Rectangle 207" o:spid="_x0000_s1026" style="position:absolute;margin-left:57.75pt;margin-top:11.05pt;width:336.75pt;height:36pt;z-index:-251583488;visibility:visible;mso-wrap-style:square;mso-width-percent:0;mso-height-percent:0;mso-wrap-distance-left:9pt;mso-wrap-distance-top:0;mso-wrap-distance-right:9pt;mso-wrap-distance-bottom:0;mso-position-horizontal:absolute;mso-position-horizontal-relative:margin;mso-position-vertical:absolute;mso-position-vertical-relative:text;mso-width-percent:0;mso-height-percent:0;mso-width-relative:margin;mso-height-relative:margin;v-text-anchor:middle" o:gfxdata="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" fillcolor="white [3201]" strokecolor="black [3200]" strokeweight="1pt">
                 <w10:wrap anchorx="margin"/>
               </v:rect>
             </w:pict>
@@ -7405,10 +7515,10 @@
         <w:spacing w:line="259" w:lineRule="auto"/>
         <w:jc w:val="center"/>
         <w:rPr>
-          <w:rFonts w:ascii="Times New Roman" w:eastAsia="等线" w:hAnsi="Times New Roman" w:cs="Times New Roman"/>
-          <w:sz w:val="24"/>
-          <w:szCs w:val="24"/>
-          <w:lang w:val="en-US" w:eastAsia="zh-CN"/>
+          <w:rFonts w:ascii="Times New Roman" w:hAnsi="Times New Roman" w:cs="Times New Roman"/>
+          <w:sz w:val="24"/>
+          <w:szCs w:val="24"/>
+          <w:lang w:eastAsia="zh-CN"/>
         </w:rPr>
       </w:pPr>
       <w:r>
@@ -7422,9 +7532,21 @@
       </w:r>
       <w:r>
         <w:rPr>
-          <w:rFonts w:eastAsia="等线" w:hint="eastAsia"/>
+          <w:rFonts w:ascii="Times New Roman" w:hAnsi="Times New Roman" w:cs="Times New Roman" w:hint="eastAsia"/>
+          <w:sz w:val="24"/>
+          <w:szCs w:val="24"/>
+          <w:lang w:eastAsia="zh-CN"/>
         </w:rPr>
         <w:t xml:space="preserve"> LEDs</w:t>
+      </w:r>
+      <w:r>
+        <w:rPr>
+          <w:rFonts w:ascii="Times New Roman" w:hAnsi="Times New Roman" w:cs="Times New Roman" w:hint="eastAsia"/>
+          <w:sz w:val="24"/>
+          <w:szCs w:val="24"/>
+          <w:lang w:eastAsia="zh-CN"/>
+        </w:rPr>
+        <w:t>.</w:t>
       </w:r>
     </w:p>
     <w:p>
@@ -7444,12 +7566,4410 @@
         <w:spacing w:line="259" w:lineRule="auto"/>
         <w:jc w:val="center"/>
         <w:rPr>
+          <w:rFonts w:ascii="Times New Roman" w:eastAsia="等线" w:hAnsi="Times New Roman" w:cs="Times New Roman"/>
+          <w:sz w:val="24"/>
+          <w:szCs w:val="24"/>
+          <w:lang w:val="en-US" w:eastAsia="zh-CN"/>
+        </w:rPr>
+      </w:pPr>
+    </w:p>
+    <w:p>
+      <w:pPr>
+        <w:spacing w:line="259" w:lineRule="auto"/>
+        <w:rPr>
+          <w:rFonts w:ascii="Times New Roman" w:eastAsia="等线" w:hAnsi="Times New Roman" w:cs="Times New Roman"/>
+          <w:sz w:val="24"/>
+          <w:szCs w:val="24"/>
+          <w:lang w:val="en-US" w:eastAsia="zh-CN"/>
+        </w:rPr>
+      </w:pPr>
+      <w:r>
+        <w:rPr>
+          <w:rFonts w:ascii="Times New Roman" w:eastAsia="等线" w:hAnsi="Times New Roman" w:cs="Times New Roman"/>
+          <w:sz w:val="24"/>
+          <w:szCs w:val="24"/>
+          <w:lang w:val="en-US" w:eastAsia="zh-CN"/>
+        </w:rPr>
+        <w:br w:type="page"/>
+      </w:r>
+    </w:p>
+    <w:p>
+      <w:pPr>
+        <w:spacing w:line="259" w:lineRule="auto"/>
+        <w:rPr>
+          <w:b/>
+          <w:bCs/>
+          <w:color w:val="000000" w:themeColor="text1"/>
+          <w:sz w:val="32"/>
+          <w:szCs w:val="32"/>
+          <w:lang w:eastAsia="zh-CN"/>
+        </w:rPr>
+      </w:pPr>
+      <w:r>
+        <w:rPr>
+          <w:rFonts w:hint="eastAsia"/>
+          <w:b/>
+          <w:bCs/>
+          <w:color w:val="000000" w:themeColor="text1"/>
+          <w:sz w:val="32"/>
+          <w:szCs w:val="32"/>
+          <w:lang w:eastAsia="zh-CN"/>
+        </w:rPr>
+        <w:lastRenderedPageBreak/>
+        <w:t>T</w:t>
+      </w:r>
+      <w:r>
+        <w:rPr>
+          <w:rFonts w:hint="eastAsia"/>
+          <w:b/>
+          <w:bCs/>
+          <w:color w:val="000000" w:themeColor="text1"/>
+          <w:sz w:val="32"/>
+          <w:szCs w:val="32"/>
+          <w:lang w:eastAsia="zh-CN"/>
+        </w:rPr>
+        <w:t xml:space="preserve">ask </w:t>
+      </w:r>
+    </w:p>
+    <w:p>
+      <w:pPr>
+        <w:spacing w:line="259" w:lineRule="auto"/>
+        <w:rPr>
+          <w:rFonts w:ascii="Times New Roman" w:hAnsi="Times New Roman" w:cs="Times New Roman"/>
+          <w:sz w:val="24"/>
+          <w:szCs w:val="24"/>
+          <w:lang w:eastAsia="zh-CN"/>
+        </w:rPr>
+      </w:pPr>
+      <w:r>
+        <w:rPr>
+          <w:rFonts w:ascii="Times New Roman" w:hAnsi="Times New Roman" w:cs="Times New Roman" w:hint="eastAsia"/>
+          <w:sz w:val="24"/>
+          <w:szCs w:val="24"/>
+          <w:lang w:eastAsia="zh-CN"/>
+        </w:rPr>
+        <w:t>a</w:t>
+      </w:r>
+      <w:r>
+        <w:rPr>
+          <w:rFonts w:ascii="Times New Roman" w:hAnsi="Times New Roman" w:cs="Times New Roman"/>
+          <w:sz w:val="24"/>
+          <w:szCs w:val="24"/>
+          <w:lang w:eastAsia="zh-CN"/>
+        </w:rPr>
+        <w:t>)</w:t>
+      </w:r>
+      <w:r>
+        <w:rPr>
+          <w:rFonts w:ascii="Times New Roman" w:hAnsi="Times New Roman" w:cs="Times New Roman" w:hint="eastAsia"/>
+          <w:sz w:val="24"/>
+          <w:szCs w:val="24"/>
+          <w:lang w:eastAsia="zh-CN"/>
+        </w:rPr>
+        <w:t xml:space="preserve"> Flowchart:</w:t>
+      </w:r>
+    </w:p>
+    <w:p>
+      <w:pPr>
+        <w:pStyle w:val="NormalWeb"/>
+        <w:jc w:val="center"/>
+        <w:rPr>
+          <w:rFonts w:eastAsia="宋体"/>
+          <w:lang w:val="en-GB"/>
+        </w:rPr>
+      </w:pPr>
+      <w:r>
+        <w:rPr>
+          <w:rFonts w:hint="eastAsia"/>
+        </w:rPr>
+        <mc:AlternateContent>
+          <mc:Choice Requires="wps">
+            <w:drawing>
+              <wp:anchor distT="0" distB="0" distL="114300" distR="114300" simplePos="0" relativeHeight="251777024" behindDoc="1" locked="0" layoutInCell="1" allowOverlap="1" wp14:anchorId="395C6455" wp14:editId="2DB39865">
+                <wp:simplePos x="0" y="0"/>
+                <wp:positionH relativeFrom="margin">
+                  <wp:posOffset>2381885</wp:posOffset>
+                </wp:positionH>
+                <wp:positionV relativeFrom="paragraph">
+                  <wp:posOffset>6350</wp:posOffset>
+                </wp:positionV>
+                <wp:extent cx="1047750" cy="342900"/>
+                <wp:effectExtent l="0" t="0" r="19050" b="19050"/>
+                <wp:wrapNone/>
+                <wp:docPr id="236" name="Rectangle 236"/>
+                <wp:cNvGraphicFramePr/>
+                <a:graphic xmlns:a="http://schemas.openxmlformats.org/drawingml/2006/main">
+                  <a:graphicData uri="http://schemas.microsoft.com/office/word/2010/wordprocessingShape">
+                    <wps:wsp>
+                      <wps:cNvSpPr/>
+                      <wps:spPr>
+                        <a:xfrm>
+                          <a:off x="0" y="0"/>
+                          <a:ext cx="1047750" cy="342900"/>
+                        </a:xfrm>
+                        <a:prstGeom prst="rect">
+                          <a:avLst/>
+                        </a:prstGeom>
+                      </wps:spPr>
+                      <wps:style>
+                        <a:lnRef idx="2">
+                          <a:schemeClr val="dk1"/>
+                        </a:lnRef>
+                        <a:fillRef idx="1">
+                          <a:schemeClr val="lt1"/>
+                        </a:fillRef>
+                        <a:effectRef idx="0">
+                          <a:schemeClr val="dk1"/>
+                        </a:effectRef>
+                        <a:fontRef idx="minor">
+                          <a:schemeClr val="dk1"/>
+                        </a:fontRef>
+                      </wps:style>
+                      <wps:bodyPr rot="0" spcFirstLastPara="0" vertOverflow="overflow" horzOverflow="overflow" vert="horz" wrap="square" lIns="91440" tIns="45720" rIns="91440" bIns="45720" numCol="1" spcCol="0" rtlCol="0" fromWordArt="0" anchor="ctr" anchorCtr="0" forceAA="0" compatLnSpc="1">
+                        <a:prstTxWarp prst="textNoShape">
+                          <a:avLst/>
+                        </a:prstTxWarp>
+                        <a:noAutofit/>
+                      </wps:bodyPr>
+                    </wps:wsp>
+                  </a:graphicData>
+                </a:graphic>
+                <wp14:sizeRelH relativeFrom="margin">
+                  <wp14:pctWidth>0</wp14:pctWidth>
+                </wp14:sizeRelH>
+                <wp14:sizeRelV relativeFrom="margin">
+                  <wp14:pctHeight>0</wp14:pctHeight>
+                </wp14:sizeRelV>
+              </wp:anchor>
+            </w:drawing>
+          </mc:Choice>
+          <mc:Fallback>
+            <w:pict>
+              <v:rect w14:anchorId="229A362B" id="Rectangle 236" o:spid="_x0000_s1026" style="position:absolute;margin-left:187.55pt;margin-top:.5pt;width:82.5pt;height:27pt;z-index:-251539456;visibility:visible;mso-wrap-style:square;mso-width-percent:0;mso-height-percent:0;mso-wrap-distance-left:9pt;mso-wrap-distance-top:0;mso-wrap-distance-right:9pt;mso-wrap-distance-bottom:0;mso-position-horizontal:absolute;mso-position-horizontal-relative:margin;mso-position-vertical:absolute;mso-position-vertical-relative:text;mso-width-percent:0;mso-height-percent:0;mso-width-relative:margin;mso-height-relative:margin;v-text-anchor:middle" o:gfxdata="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" fillcolor="white [3201]" strokecolor="black [3200]" strokeweight="1pt">
+                <w10:wrap anchorx="margin"/>
+              </v:rect>
+            </w:pict>
+          </mc:Fallback>
+        </mc:AlternateContent>
+      </w:r>
+      <w:r>
+        <w:rPr>
+          <w:rFonts w:eastAsia="宋体" w:hint="eastAsia"/>
+          <w:lang w:val="en-GB"/>
+        </w:rPr>
+        <mc:AlternateContent>
+          <mc:Choice Requires="wps">
+            <w:drawing>
+              <wp:anchor distT="0" distB="0" distL="114300" distR="114300" simplePos="0" relativeHeight="251779072" behindDoc="1" locked="0" layoutInCell="1" allowOverlap="1" wp14:anchorId="37F3D8A5" wp14:editId="20CB100E">
+                <wp:simplePos x="0" y="0"/>
+                <wp:positionH relativeFrom="column">
+                  <wp:posOffset>2867025</wp:posOffset>
+                </wp:positionH>
+                <wp:positionV relativeFrom="paragraph">
+                  <wp:posOffset>359410</wp:posOffset>
+                </wp:positionV>
+                <wp:extent cx="2540" cy="347472"/>
+                <wp:effectExtent l="76200" t="0" r="73660" b="52705"/>
+                <wp:wrapNone/>
+                <wp:docPr id="237" name="Straight Arrow Connector 237"/>
+                <wp:cNvGraphicFramePr/>
+                <a:graphic xmlns:a="http://schemas.openxmlformats.org/drawingml/2006/main">
+                  <a:graphicData uri="http://schemas.microsoft.com/office/word/2010/wordprocessingShape">
+                    <wps:wsp>
+                      <wps:cNvCnPr/>
+                      <wps:spPr>
+                        <a:xfrm>
+                          <a:off x="0" y="0"/>
+                          <a:ext cx="2540" cy="347472"/>
+                        </a:xfrm>
+                        <a:prstGeom prst="straightConnector1">
+                          <a:avLst/>
+                        </a:prstGeom>
+                        <a:ln>
+                          <a:tailEnd type="triangle"/>
+                        </a:ln>
+                      </wps:spPr>
+                      <wps:style>
+                        <a:lnRef idx="1">
+                          <a:schemeClr val="dk1"/>
+                        </a:lnRef>
+                        <a:fillRef idx="0">
+                          <a:schemeClr val="dk1"/>
+                        </a:fillRef>
+                        <a:effectRef idx="0">
+                          <a:schemeClr val="dk1"/>
+                        </a:effectRef>
+                        <a:fontRef idx="minor">
+                          <a:schemeClr val="tx1"/>
+                        </a:fontRef>
+                      </wps:style>
+                      <wps:bodyPr/>
+                    </wps:wsp>
+                  </a:graphicData>
+                </a:graphic>
+                <wp14:sizeRelH relativeFrom="margin">
+                  <wp14:pctWidth>0</wp14:pctWidth>
+                </wp14:sizeRelH>
+                <wp14:sizeRelV relativeFrom="margin">
+                  <wp14:pctHeight>0</wp14:pctHeight>
+                </wp14:sizeRelV>
+              </wp:anchor>
+            </w:drawing>
+          </mc:Choice>
+          <mc:Fallback>
+            <w:pict>
+              <v:shape w14:anchorId="3F1A4FFE" id="Straight Arrow Connector 237" o:spid="_x0000_s1026" type="#_x0000_t32" style="position:absolute;margin-left:225.75pt;margin-top:28.3pt;width:.2pt;height:27.35pt;z-index:-251537408;visibility:visible;mso-wrap-style:square;mso-width-percent:0;mso-height-percent:0;mso-wrap-distance-left:9pt;mso-wrap-distance-top:0;mso-wrap-distance-right:9pt;mso-wrap-distance-bottom:0;mso-position-horizontal:absolute;mso-position-horizontal-relative:text;mso-position-vertical:absolute;mso-position-vertical-relative:text;mso-width-percent:0;mso-height-percent:0;mso-width-relative:margin;mso-height-relative:margin" o:gfxdata="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" strokecolor="black [3200]" strokeweight=".5pt">
+                <v:stroke endarrow="block" joinstyle="miter"/>
+              </v:shape>
+            </w:pict>
+          </mc:Fallback>
+        </mc:AlternateContent>
+      </w:r>
+      <w:r>
+        <w:rPr>
+          <w:rFonts w:eastAsia="宋体" w:hint="eastAsia"/>
+          <w:lang w:val="en-GB"/>
+        </w:rPr>
+        <w:t>Start</w:t>
+      </w:r>
+    </w:p>
+    <w:p>
+      <w:pPr>
+        <w:pStyle w:val="NormalWeb"/>
+        <w:jc w:val="center"/>
+        <w:rPr>
+          <w:rFonts w:eastAsia="宋体"/>
+          <w:lang w:val="en-GB"/>
+        </w:rPr>
+      </w:pPr>
+      <w:r>
+        <w:rPr>
+          <w:rFonts w:hint="eastAsia"/>
+          <w:b/>
+          <w:bCs/>
+          <w:noProof/>
+          <w:color w:val="000000" w:themeColor="text1"/>
+          <w:sz w:val="32"/>
+          <w:szCs w:val="32"/>
+        </w:rPr>
+        <mc:AlternateContent>
+          <mc:Choice Requires="wps">
+            <w:drawing>
+              <wp:anchor distT="0" distB="0" distL="114300" distR="114300" simplePos="0" relativeHeight="251781120" behindDoc="1" locked="0" layoutInCell="1" allowOverlap="1" wp14:anchorId="2933A1F5" wp14:editId="3CD908AC">
+                <wp:simplePos x="0" y="0"/>
+                <wp:positionH relativeFrom="margin">
+                  <wp:posOffset>1654935</wp:posOffset>
+                </wp:positionH>
+                <wp:positionV relativeFrom="paragraph">
+                  <wp:posOffset>265600</wp:posOffset>
+                </wp:positionV>
+                <wp:extent cx="2421228" cy="342900"/>
+                <wp:effectExtent l="0" t="0" r="17780" b="19050"/>
+                <wp:wrapNone/>
+                <wp:docPr id="238" name="Rectangle 238"/>
+                <wp:cNvGraphicFramePr/>
+                <a:graphic xmlns:a="http://schemas.openxmlformats.org/drawingml/2006/main">
+                  <a:graphicData uri="http://schemas.microsoft.com/office/word/2010/wordprocessingShape">
+                    <wps:wsp>
+                      <wps:cNvSpPr/>
+                      <wps:spPr>
+                        <a:xfrm>
+                          <a:off x="0" y="0"/>
+                          <a:ext cx="2421228" cy="342900"/>
+                        </a:xfrm>
+                        <a:prstGeom prst="rect">
+                          <a:avLst/>
+                        </a:prstGeom>
+                      </wps:spPr>
+                      <wps:style>
+                        <a:lnRef idx="2">
+                          <a:schemeClr val="dk1"/>
+                        </a:lnRef>
+                        <a:fillRef idx="1">
+                          <a:schemeClr val="lt1"/>
+                        </a:fillRef>
+                        <a:effectRef idx="0">
+                          <a:schemeClr val="dk1"/>
+                        </a:effectRef>
+                        <a:fontRef idx="minor">
+                          <a:schemeClr val="dk1"/>
+                        </a:fontRef>
+                      </wps:style>
+                      <wps:bodyPr rot="0" spcFirstLastPara="0" vertOverflow="overflow" horzOverflow="overflow" vert="horz" wrap="square" lIns="91440" tIns="45720" rIns="91440" bIns="45720" numCol="1" spcCol="0" rtlCol="0" fromWordArt="0" anchor="ctr" anchorCtr="0" forceAA="0" compatLnSpc="1">
+                        <a:prstTxWarp prst="textNoShape">
+                          <a:avLst/>
+                        </a:prstTxWarp>
+                        <a:noAutofit/>
+                      </wps:bodyPr>
+                    </wps:wsp>
+                  </a:graphicData>
+                </a:graphic>
+                <wp14:sizeRelH relativeFrom="margin">
+                  <wp14:pctWidth>0</wp14:pctWidth>
+                </wp14:sizeRelH>
+                <wp14:sizeRelV relativeFrom="margin">
+                  <wp14:pctHeight>0</wp14:pctHeight>
+                </wp14:sizeRelV>
+              </wp:anchor>
+            </w:drawing>
+          </mc:Choice>
+          <mc:Fallback>
+            <w:pict>
+              <v:rect w14:anchorId="13D3C108" id="Rectangle 238" o:spid="_x0000_s1026" style="position:absolute;margin-left:130.3pt;margin-top:20.9pt;width:190.65pt;height:27pt;z-index:-251535360;visibility:visible;mso-wrap-style:square;mso-width-percent:0;mso-height-percent:0;mso-wrap-distance-left:9pt;mso-wrap-distance-top:0;mso-wrap-distance-right:9pt;mso-wrap-distance-bottom:0;mso-position-horizontal:absolute;mso-position-horizontal-relative:margin;mso-position-vertical:absolute;mso-position-vertical-relative:text;mso-width-percent:0;mso-height-percent:0;mso-width-relative:margin;mso-height-relative:margin;v-text-anchor:middle" o:gfxdata="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" fillcolor="white [3201]" strokecolor="black [3200]" strokeweight="1pt">
+                <w10:wrap anchorx="margin"/>
+              </v:rect>
+            </w:pict>
+          </mc:Fallback>
+        </mc:AlternateContent>
+      </w:r>
+    </w:p>
+    <w:p>
+      <w:pPr>
+        <w:pStyle w:val="NormalWeb"/>
+        <w:jc w:val="center"/>
+        <w:rPr>
+          <w:rFonts w:eastAsia="宋体"/>
+          <w:lang w:val="en-GB"/>
+        </w:rPr>
+      </w:pPr>
+      <w:r>
+        <w:rPr>
+          <w:rFonts w:eastAsia="宋体" w:hint="eastAsia"/>
+          <w:lang w:val="en-GB"/>
+        </w:rPr>
+        <mc:AlternateContent>
+          <mc:Choice Requires="wps">
+            <w:drawing>
+              <wp:anchor distT="0" distB="0" distL="114300" distR="114300" simplePos="0" relativeHeight="251782144" behindDoc="1" locked="0" layoutInCell="1" allowOverlap="1" wp14:anchorId="6D2E9210" wp14:editId="2EA65903">
+                <wp:simplePos x="0" y="0"/>
+                <wp:positionH relativeFrom="column">
+                  <wp:posOffset>2863850</wp:posOffset>
+                </wp:positionH>
+                <wp:positionV relativeFrom="paragraph">
+                  <wp:posOffset>252730</wp:posOffset>
+                </wp:positionV>
+                <wp:extent cx="2540" cy="365760"/>
+                <wp:effectExtent l="76200" t="0" r="73660" b="53340"/>
+                <wp:wrapNone/>
+                <wp:docPr id="239" name="Straight Arrow Connector 239"/>
+                <wp:cNvGraphicFramePr/>
+                <a:graphic xmlns:a="http://schemas.openxmlformats.org/drawingml/2006/main">
+                  <a:graphicData uri="http://schemas.microsoft.com/office/word/2010/wordprocessingShape">
+                    <wps:wsp>
+                      <wps:cNvCnPr/>
+                      <wps:spPr>
+                        <a:xfrm>
+                          <a:off x="0" y="0"/>
+                          <a:ext cx="2540" cy="365760"/>
+                        </a:xfrm>
+                        <a:prstGeom prst="straightConnector1">
+                          <a:avLst/>
+                        </a:prstGeom>
+                        <a:ln>
+                          <a:tailEnd type="triangle"/>
+                        </a:ln>
+                      </wps:spPr>
+                      <wps:style>
+                        <a:lnRef idx="1">
+                          <a:schemeClr val="dk1"/>
+                        </a:lnRef>
+                        <a:fillRef idx="0">
+                          <a:schemeClr val="dk1"/>
+                        </a:fillRef>
+                        <a:effectRef idx="0">
+                          <a:schemeClr val="dk1"/>
+                        </a:effectRef>
+                        <a:fontRef idx="minor">
+                          <a:schemeClr val="tx1"/>
+                        </a:fontRef>
+                      </wps:style>
+                      <wps:bodyPr/>
+                    </wps:wsp>
+                  </a:graphicData>
+                </a:graphic>
+                <wp14:sizeRelH relativeFrom="margin">
+                  <wp14:pctWidth>0</wp14:pctWidth>
+                </wp14:sizeRelH>
+                <wp14:sizeRelV relativeFrom="margin">
+                  <wp14:pctHeight>0</wp14:pctHeight>
+                </wp14:sizeRelV>
+              </wp:anchor>
+            </w:drawing>
+          </mc:Choice>
+          <mc:Fallback>
+            <w:pict>
+              <v:shape w14:anchorId="32AF5CA5" id="Straight Arrow Connector 239" o:spid="_x0000_s1026" type="#_x0000_t32" style="position:absolute;margin-left:225.5pt;margin-top:19.9pt;width:.2pt;height:28.8pt;z-index:-251534336;visibility:visible;mso-wrap-style:square;mso-width-percent:0;mso-height-percent:0;mso-wrap-distance-left:9pt;mso-wrap-distance-top:0;mso-wrap-distance-right:9pt;mso-wrap-distance-bottom:0;mso-position-horizontal:absolute;mso-position-horizontal-relative:text;mso-position-vertical:absolute;mso-position-vertical-relative:text;mso-width-percent:0;mso-height-percent:0;mso-width-relative:margin;mso-height-relative:margin" o:gfxdata="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" strokecolor="black [3200]" strokeweight=".5pt">
+                <v:stroke endarrow="block" joinstyle="miter"/>
+              </v:shape>
+            </w:pict>
+          </mc:Fallback>
+        </mc:AlternateContent>
+      </w:r>
+      <w:r>
+        <w:rPr>
+          <w:rFonts w:eastAsia="宋体" w:hint="eastAsia"/>
+          <w:lang w:val="en-GB"/>
+        </w:rPr>
+        <w:t xml:space="preserve">Create a </w:t>
+      </w:r>
+      <w:r>
+        <w:rPr>
+          <w:rFonts w:eastAsia="宋体"/>
+          <w:lang w:val="en-GB"/>
+        </w:rPr>
+        <w:t>function</w:t>
+      </w:r>
+      <w:r>
+        <w:rPr>
+          <w:rFonts w:eastAsia="宋体" w:hint="eastAsia"/>
+          <w:lang w:val="en-GB"/>
+        </w:rPr>
+        <w:t xml:space="preserve"> </w:t>
+      </w:r>
+      <w:proofErr w:type="spellStart"/>
+      <w:r>
+        <w:rPr>
+          <w:rFonts w:eastAsia="宋体"/>
+          <w:lang w:val="en-GB"/>
+        </w:rPr>
+        <w:t>temp_</w:t>
+      </w:r>
+      <w:r>
+        <w:rPr>
+          <w:rFonts w:eastAsia="宋体"/>
+          <w:lang w:val="en-GB"/>
+        </w:rPr>
+        <w:t>prediction</w:t>
+      </w:r>
+      <w:r>
+        <w:rPr>
+          <w:rFonts w:eastAsia="宋体"/>
+          <w:lang w:val="en-GB"/>
+        </w:rPr>
+        <w:t>.m</w:t>
+      </w:r>
+      <w:proofErr w:type="spellEnd"/>
+      <w:r>
+        <w:rPr>
+          <w:rFonts w:eastAsia="宋体" w:hint="eastAsia"/>
+          <w:lang w:val="en-GB"/>
+        </w:rPr>
+        <w:t>.</w:t>
+      </w:r>
+    </w:p>
+    <w:p>
+      <w:pPr>
+        <w:pStyle w:val="NormalWeb"/>
+        <w:jc w:val="center"/>
+        <w:rPr>
+          <w:rFonts w:eastAsia="宋体"/>
+          <w:lang w:val="en-GB"/>
+        </w:rPr>
+      </w:pPr>
+      <w:r>
+        <w:rPr>
+          <w:rFonts w:eastAsia="宋体"/>
+        </w:rPr>
+        <mc:AlternateContent>
+          <mc:Choice Requires="wps">
+            <w:drawing>
+              <wp:anchor distT="0" distB="0" distL="114300" distR="114300" simplePos="0" relativeHeight="251780096" behindDoc="1" locked="0" layoutInCell="1" allowOverlap="1" wp14:anchorId="3EB1A2D4" wp14:editId="3FC07795">
+                <wp:simplePos x="0" y="0"/>
+                <wp:positionH relativeFrom="margin">
+                  <wp:posOffset>314960</wp:posOffset>
+                </wp:positionH>
+                <wp:positionV relativeFrom="paragraph">
+                  <wp:posOffset>278971</wp:posOffset>
+                </wp:positionV>
+                <wp:extent cx="5094605" cy="701604"/>
+                <wp:effectExtent l="0" t="0" r="10795" b="22860"/>
+                <wp:wrapNone/>
+                <wp:docPr id="240" name="Rectangle 240"/>
+                <wp:cNvGraphicFramePr/>
+                <a:graphic xmlns:a="http://schemas.openxmlformats.org/drawingml/2006/main">
+                  <a:graphicData uri="http://schemas.microsoft.com/office/word/2010/wordprocessingShape">
+                    <wps:wsp>
+                      <wps:cNvSpPr/>
+                      <wps:spPr>
+                        <a:xfrm>
+                          <a:off x="0" y="0"/>
+                          <a:ext cx="5094605" cy="701604"/>
+                        </a:xfrm>
+                        <a:prstGeom prst="rect">
+                          <a:avLst/>
+                        </a:prstGeom>
+                      </wps:spPr>
+                      <wps:style>
+                        <a:lnRef idx="2">
+                          <a:schemeClr val="dk1"/>
+                        </a:lnRef>
+                        <a:fillRef idx="1">
+                          <a:schemeClr val="lt1"/>
+                        </a:fillRef>
+                        <a:effectRef idx="0">
+                          <a:schemeClr val="dk1"/>
+                        </a:effectRef>
+                        <a:fontRef idx="minor">
+                          <a:schemeClr val="dk1"/>
+                        </a:fontRef>
+                      </wps:style>
+                      <wps:bodyPr rot="0" spcFirstLastPara="0" vertOverflow="overflow" horzOverflow="overflow" vert="horz" wrap="square" lIns="91440" tIns="45720" rIns="91440" bIns="45720" numCol="1" spcCol="0" rtlCol="0" fromWordArt="0" anchor="ctr" anchorCtr="0" forceAA="0" compatLnSpc="1">
+                        <a:prstTxWarp prst="textNoShape">
+                          <a:avLst/>
+                        </a:prstTxWarp>
+                        <a:noAutofit/>
+                      </wps:bodyPr>
+                    </wps:wsp>
+                  </a:graphicData>
+                </a:graphic>
+                <wp14:sizeRelH relativeFrom="margin">
+                  <wp14:pctWidth>0</wp14:pctWidth>
+                </wp14:sizeRelH>
+                <wp14:sizeRelV relativeFrom="margin">
+                  <wp14:pctHeight>0</wp14:pctHeight>
+                </wp14:sizeRelV>
+              </wp:anchor>
+            </w:drawing>
+          </mc:Choice>
+          <mc:Fallback>
+            <w:pict>
+              <v:rect w14:anchorId="409CB4A4" id="Rectangle 240" o:spid="_x0000_s1026" style="position:absolute;margin-left:24.8pt;margin-top:21.95pt;width:401.15pt;height:55.25pt;z-index:-251536384;visibility:visible;mso-wrap-style:square;mso-width-percent:0;mso-height-percent:0;mso-wrap-distance-left:9pt;mso-wrap-distance-top:0;mso-wrap-distance-right:9pt;mso-wrap-distance-bottom:0;mso-position-horizontal:absolute;mso-position-horizontal-relative:margin;mso-position-vertical:absolute;mso-position-vertical-relative:text;mso-width-percent:0;mso-height-percent:0;mso-width-relative:margin;mso-height-relative:margin;v-text-anchor:middle" o:gfxdata="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" fillcolor="white [3201]" strokecolor="black [3200]" strokeweight="1pt">
+                <w10:wrap anchorx="margin"/>
+              </v:rect>
+            </w:pict>
+          </mc:Fallback>
+        </mc:AlternateContent>
+      </w:r>
+    </w:p>
+    <w:p>
+      <w:pPr>
+        <w:pStyle w:val="NormalWeb"/>
+        <w:jc w:val="center"/>
+        <w:rPr>
+          <w:rFonts w:eastAsia="宋体"/>
+          <w:lang w:val="en-GB"/>
+        </w:rPr>
+      </w:pPr>
+      <w:r>
+        <w:rPr>
+          <w:rFonts w:eastAsia="宋体" w:hint="eastAsia"/>
+          <w:lang w:val="en-GB"/>
+        </w:rPr>
+        <w:t xml:space="preserve">Connect </w:t>
+      </w:r>
+      <w:r>
+        <w:rPr>
+          <w:rFonts w:eastAsia="宋体"/>
+          <w:lang w:val="en-GB"/>
+        </w:rPr>
+        <w:t>green LED (D9), yellow LED (D10), red LED (D11),</w:t>
+      </w:r>
+    </w:p>
+    <w:p>
+      <w:pPr>
+        <w:pStyle w:val="NormalWeb"/>
+        <w:jc w:val="center"/>
+        <w:rPr>
+          <w:rFonts w:eastAsia="宋体"/>
+          <w:lang w:val="en-GB"/>
+        </w:rPr>
+      </w:pPr>
+      <w:r>
+        <w:rPr>
+          <w:rFonts w:eastAsia="宋体" w:hint="eastAsia"/>
+          <w:lang w:val="en-GB"/>
+        </w:rPr>
+        <mc:AlternateContent>
+          <mc:Choice Requires="wps">
+            <w:drawing>
+              <wp:anchor distT="0" distB="0" distL="114300" distR="114300" simplePos="0" relativeHeight="251785216" behindDoc="1" locked="0" layoutInCell="1" allowOverlap="1" wp14:anchorId="783C2D73" wp14:editId="37A88459">
+                <wp:simplePos x="0" y="0"/>
+                <wp:positionH relativeFrom="column">
+                  <wp:posOffset>2870545</wp:posOffset>
+                </wp:positionH>
+                <wp:positionV relativeFrom="paragraph">
+                  <wp:posOffset>291855</wp:posOffset>
+                </wp:positionV>
+                <wp:extent cx="2540" cy="265176"/>
+                <wp:effectExtent l="76200" t="0" r="73660" b="59055"/>
+                <wp:wrapNone/>
+                <wp:docPr id="241" name="Straight Arrow Connector 241"/>
+                <wp:cNvGraphicFramePr/>
+                <a:graphic xmlns:a="http://schemas.openxmlformats.org/drawingml/2006/main">
+                  <a:graphicData uri="http://schemas.microsoft.com/office/word/2010/wordprocessingShape">
+                    <wps:wsp>
+                      <wps:cNvCnPr/>
+                      <wps:spPr>
+                        <a:xfrm>
+                          <a:off x="0" y="0"/>
+                          <a:ext cx="2540" cy="265176"/>
+                        </a:xfrm>
+                        <a:prstGeom prst="straightConnector1">
+                          <a:avLst/>
+                        </a:prstGeom>
+                        <a:ln>
+                          <a:tailEnd type="triangle"/>
+                        </a:ln>
+                      </wps:spPr>
+                      <wps:style>
+                        <a:lnRef idx="1">
+                          <a:schemeClr val="dk1"/>
+                        </a:lnRef>
+                        <a:fillRef idx="0">
+                          <a:schemeClr val="dk1"/>
+                        </a:fillRef>
+                        <a:effectRef idx="0">
+                          <a:schemeClr val="dk1"/>
+                        </a:effectRef>
+                        <a:fontRef idx="minor">
+                          <a:schemeClr val="tx1"/>
+                        </a:fontRef>
+                      </wps:style>
+                      <wps:bodyPr/>
+                    </wps:wsp>
+                  </a:graphicData>
+                </a:graphic>
+                <wp14:sizeRelH relativeFrom="margin">
+                  <wp14:pctWidth>0</wp14:pctWidth>
+                </wp14:sizeRelH>
+                <wp14:sizeRelV relativeFrom="margin">
+                  <wp14:pctHeight>0</wp14:pctHeight>
+                </wp14:sizeRelV>
+              </wp:anchor>
+            </w:drawing>
+          </mc:Choice>
+          <mc:Fallback>
+            <w:pict>
+              <v:shape w14:anchorId="4699FD38" id="Straight Arrow Connector 241" o:spid="_x0000_s1026" type="#_x0000_t32" style="position:absolute;margin-left:226.05pt;margin-top:23pt;width:.2pt;height:20.9pt;z-index:-251531264;visibility:visible;mso-wrap-style:square;mso-width-percent:0;mso-height-percent:0;mso-wrap-distance-left:9pt;mso-wrap-distance-top:0;mso-wrap-distance-right:9pt;mso-wrap-distance-bottom:0;mso-position-horizontal:absolute;mso-position-horizontal-relative:text;mso-position-vertical:absolute;mso-position-vertical-relative:text;mso-width-percent:0;mso-height-percent:0;mso-width-relative:margin;mso-height-relative:margin" o:gfxdata="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" strokecolor="black [3200]" strokeweight=".5pt">
+                <v:stroke endarrow="block" joinstyle="miter"/>
+              </v:shape>
+            </w:pict>
+          </mc:Fallback>
+        </mc:AlternateContent>
+      </w:r>
+      <w:r>
+        <w:rPr>
+          <w:rFonts w:eastAsia="宋体" w:hint="eastAsia"/>
+          <w:lang w:val="en-GB"/>
+        </w:rPr>
+        <w:t>and temperature sensor to the Arduino on the breadboard.</w:t>
+      </w:r>
+    </w:p>
+    <w:p>
+      <w:pPr>
+        <w:pStyle w:val="NormalWeb"/>
+        <w:rPr>
+          <w:rFonts w:eastAsia="宋体"/>
+          <w:lang w:val="en-GB"/>
+        </w:rPr>
+      </w:pPr>
+      <w:r>
+        <w:rPr>
+          <w:rFonts w:eastAsia="宋体"/>
+          <w:lang w:val="en-GB"/>
+        </w:rPr>
+        <mc:AlternateContent>
+          <mc:Choice Requires="wps">
+            <w:drawing>
+              <wp:anchor distT="0" distB="0" distL="114300" distR="114300" simplePos="0" relativeHeight="251784192" behindDoc="1" locked="0" layoutInCell="1" allowOverlap="1" wp14:anchorId="56EA0FA4" wp14:editId="7E8B3C68">
+                <wp:simplePos x="0" y="0"/>
+                <wp:positionH relativeFrom="margin">
+                  <wp:posOffset>1828800</wp:posOffset>
+                </wp:positionH>
+                <wp:positionV relativeFrom="paragraph">
+                  <wp:posOffset>203200</wp:posOffset>
+                </wp:positionV>
+                <wp:extent cx="2145030" cy="412750"/>
+                <wp:effectExtent l="0" t="0" r="26670" b="25400"/>
+                <wp:wrapNone/>
+                <wp:docPr id="242" name="Rectangle 242"/>
+                <wp:cNvGraphicFramePr/>
+                <a:graphic xmlns:a="http://schemas.openxmlformats.org/drawingml/2006/main">
+                  <a:graphicData uri="http://schemas.microsoft.com/office/word/2010/wordprocessingShape">
+                    <wps:wsp>
+                      <wps:cNvSpPr/>
+                      <wps:spPr>
+                        <a:xfrm>
+                          <a:off x="0" y="0"/>
+                          <a:ext cx="2145030" cy="412750"/>
+                        </a:xfrm>
+                        <a:prstGeom prst="rect">
+                          <a:avLst/>
+                        </a:prstGeom>
+                      </wps:spPr>
+                      <wps:style>
+                        <a:lnRef idx="2">
+                          <a:schemeClr val="dk1"/>
+                        </a:lnRef>
+                        <a:fillRef idx="1">
+                          <a:schemeClr val="lt1"/>
+                        </a:fillRef>
+                        <a:effectRef idx="0">
+                          <a:schemeClr val="dk1"/>
+                        </a:effectRef>
+                        <a:fontRef idx="minor">
+                          <a:schemeClr val="dk1"/>
+                        </a:fontRef>
+                      </wps:style>
+                      <wps:bodyPr rot="0" spcFirstLastPara="0" vertOverflow="overflow" horzOverflow="overflow" vert="horz" wrap="square" lIns="91440" tIns="45720" rIns="91440" bIns="45720" numCol="1" spcCol="0" rtlCol="0" fromWordArt="0" anchor="ctr" anchorCtr="0" forceAA="0" compatLnSpc="1">
+                        <a:prstTxWarp prst="textNoShape">
+                          <a:avLst/>
+                        </a:prstTxWarp>
+                        <a:noAutofit/>
+                      </wps:bodyPr>
+                    </wps:wsp>
+                  </a:graphicData>
+                </a:graphic>
+                <wp14:sizeRelH relativeFrom="margin">
+                  <wp14:pctWidth>0</wp14:pctWidth>
+                </wp14:sizeRelH>
+                <wp14:sizeRelV relativeFrom="margin">
+                  <wp14:pctHeight>0</wp14:pctHeight>
+                </wp14:sizeRelV>
+              </wp:anchor>
+            </w:drawing>
+          </mc:Choice>
+          <mc:Fallback>
+            <w:pict>
+              <v:rect w14:anchorId="0B83C76D" id="Rectangle 242" o:spid="_x0000_s1026" style="position:absolute;margin-left:2in;margin-top:16pt;width:168.9pt;height:32.5pt;z-index:-251532288;visibility:visible;mso-wrap-style:square;mso-width-percent:0;mso-height-percent:0;mso-wrap-distance-left:9pt;mso-wrap-distance-top:0;mso-wrap-distance-right:9pt;mso-wrap-distance-bottom:0;mso-position-horizontal:absolute;mso-position-horizontal-relative:margin;mso-position-vertical:absolute;mso-position-vertical-relative:text;mso-width-percent:0;mso-height-percent:0;mso-width-relative:margin;mso-height-relative:margin;v-text-anchor:middle" o:gfxdata="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" fillcolor="white [3201]" strokecolor="black [3200]" strokeweight="1pt">
+                <w10:wrap anchorx="margin"/>
+              </v:rect>
+            </w:pict>
+          </mc:Fallback>
+        </mc:AlternateContent>
+      </w:r>
+    </w:p>
+    <w:p>
+      <w:pPr>
+        <w:spacing w:line="259" w:lineRule="auto"/>
+        <w:jc w:val="center"/>
+        <w:rPr>
+          <w:rFonts w:ascii="Times New Roman" w:hAnsi="Times New Roman" w:cs="Times New Roman" w:hint="eastAsia"/>
+          <w:sz w:val="24"/>
+          <w:szCs w:val="24"/>
+          <w:lang w:eastAsia="zh-CN"/>
+        </w:rPr>
+      </w:pPr>
+      <w:r>
+        <w:rPr>
+          <w:rFonts w:ascii="Times New Roman" w:hAnsi="Times New Roman" w:cs="Times New Roman" w:hint="eastAsia"/>
+          <w:sz w:val="24"/>
+          <w:szCs w:val="24"/>
+          <w:lang w:eastAsia="zh-CN"/>
+        </w:rPr>
+        <mc:AlternateContent>
+          <mc:Choice Requires="wps">
+            <w:drawing>
+              <wp:anchor distT="0" distB="0" distL="114300" distR="114300" simplePos="0" relativeHeight="251787264" behindDoc="1" locked="0" layoutInCell="1" allowOverlap="1" wp14:anchorId="0F212D04" wp14:editId="0A510ABA">
+                <wp:simplePos x="0" y="0"/>
+                <wp:positionH relativeFrom="column">
+                  <wp:posOffset>2854960</wp:posOffset>
+                </wp:positionH>
+                <wp:positionV relativeFrom="paragraph">
+                  <wp:posOffset>266934</wp:posOffset>
+                </wp:positionV>
+                <wp:extent cx="0" cy="182880"/>
+                <wp:effectExtent l="76200" t="0" r="57150" b="64770"/>
+                <wp:wrapNone/>
+                <wp:docPr id="243" name="Straight Arrow Connector 243"/>
+                <wp:cNvGraphicFramePr/>
+                <a:graphic xmlns:a="http://schemas.openxmlformats.org/drawingml/2006/main">
+                  <a:graphicData uri="http://schemas.microsoft.com/office/word/2010/wordprocessingShape">
+                    <wps:wsp>
+                      <wps:cNvCnPr/>
+                      <wps:spPr>
+                        <a:xfrm flipH="1">
+                          <a:off x="0" y="0"/>
+                          <a:ext cx="0" cy="182880"/>
+                        </a:xfrm>
+                        <a:prstGeom prst="straightConnector1">
+                          <a:avLst/>
+                        </a:prstGeom>
+                        <a:ln>
+                          <a:tailEnd type="triangle"/>
+                        </a:ln>
+                      </wps:spPr>
+                      <wps:style>
+                        <a:lnRef idx="1">
+                          <a:schemeClr val="dk1"/>
+                        </a:lnRef>
+                        <a:fillRef idx="0">
+                          <a:schemeClr val="dk1"/>
+                        </a:fillRef>
+                        <a:effectRef idx="0">
+                          <a:schemeClr val="dk1"/>
+                        </a:effectRef>
+                        <a:fontRef idx="minor">
+                          <a:schemeClr val="tx1"/>
+                        </a:fontRef>
+                      </wps:style>
+                      <wps:bodyPr/>
+                    </wps:wsp>
+                  </a:graphicData>
+                </a:graphic>
+                <wp14:sizeRelH relativeFrom="margin">
+                  <wp14:pctWidth>0</wp14:pctWidth>
+                </wp14:sizeRelH>
+                <wp14:sizeRelV relativeFrom="margin">
+                  <wp14:pctHeight>0</wp14:pctHeight>
+                </wp14:sizeRelV>
+              </wp:anchor>
+            </w:drawing>
+          </mc:Choice>
+          <mc:Fallback>
+            <w:pict>
+              <v:shape w14:anchorId="31C9239E" id="Straight Arrow Connector 243" o:spid="_x0000_s1026" type="#_x0000_t32" style="position:absolute;margin-left:224.8pt;margin-top:21pt;width:0;height:14.4pt;flip:x;z-index:-251529216;visibility:visible;mso-wrap-style:square;mso-width-percent:0;mso-height-percent:0;mso-wrap-distance-left:9pt;mso-wrap-distance-top:0;mso-wrap-distance-right:9pt;mso-wrap-distance-bottom:0;mso-position-horizontal:absolute;mso-position-horizontal-relative:text;mso-position-vertical:absolute;mso-position-vertical-relative:text;mso-width-percent:0;mso-height-percent:0;mso-width-relative:margin;mso-height-relative:margin" o:gfxdata="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" strokecolor="black [3200]" strokeweight=".5pt">
+                <v:stroke endarrow="block" joinstyle="miter"/>
+              </v:shape>
+            </w:pict>
+          </mc:Fallback>
+        </mc:AlternateContent>
+      </w:r>
+      <w:r>
+        <w:rPr>
+          <w:rFonts w:ascii="Times New Roman" w:hAnsi="Times New Roman" w:cs="Times New Roman" w:hint="eastAsia"/>
+          <w:sz w:val="24"/>
+          <w:szCs w:val="24"/>
+          <w:lang w:eastAsia="zh-CN"/>
+        </w:rPr>
+        <w:t>T</w:t>
+      </w:r>
+      <w:r>
+        <w:rPr>
+          <w:rFonts w:ascii="Times New Roman" w:hAnsi="Times New Roman" w:cs="Times New Roman"/>
+          <w:sz w:val="24"/>
+          <w:szCs w:val="24"/>
+          <w:lang w:eastAsia="zh-CN"/>
+        </w:rPr>
+        <w:t>urn all LEDs OFF</w:t>
+      </w:r>
+      <w:r>
+        <w:rPr>
+          <w:rFonts w:ascii="Times New Roman" w:hAnsi="Times New Roman" w:cs="Times New Roman" w:hint="eastAsia"/>
+          <w:sz w:val="24"/>
+          <w:szCs w:val="24"/>
+          <w:lang w:eastAsia="zh-CN"/>
+        </w:rPr>
+        <w:t>.</w:t>
+      </w:r>
+    </w:p>
+    <w:p>
+      <w:pPr>
+        <w:spacing w:line="259" w:lineRule="auto"/>
+        <w:rPr>
+          <w:rFonts w:ascii="Times New Roman" w:eastAsia="等线" w:hAnsi="Times New Roman" w:cs="Times New Roman"/>
+          <w:sz w:val="24"/>
+          <w:szCs w:val="24"/>
+          <w:lang w:val="en-US" w:eastAsia="zh-CN"/>
+        </w:rPr>
+      </w:pPr>
+      <w:r>
+        <mc:AlternateContent>
+          <mc:Choice Requires="wps">
+            <w:drawing>
+              <wp:anchor distT="0" distB="0" distL="114300" distR="114300" simplePos="0" relativeHeight="251804672" behindDoc="1" locked="0" layoutInCell="1" allowOverlap="1" wp14:anchorId="6491346D" wp14:editId="72205B8B">
+                <wp:simplePos x="0" y="0"/>
+                <wp:positionH relativeFrom="margin">
+                  <wp:posOffset>1776919</wp:posOffset>
+                </wp:positionH>
+                <wp:positionV relativeFrom="paragraph">
+                  <wp:posOffset>159142</wp:posOffset>
+                </wp:positionV>
+                <wp:extent cx="2145030" cy="412750"/>
+                <wp:effectExtent l="0" t="0" r="26670" b="25400"/>
+                <wp:wrapNone/>
+                <wp:docPr id="258" name="Rectangle 258"/>
+                <wp:cNvGraphicFramePr/>
+                <a:graphic xmlns:a="http://schemas.openxmlformats.org/drawingml/2006/main">
+                  <a:graphicData uri="http://schemas.microsoft.com/office/word/2010/wordprocessingShape">
+                    <wps:wsp>
+                      <wps:cNvSpPr/>
+                      <wps:spPr>
+                        <a:xfrm>
+                          <a:off x="0" y="0"/>
+                          <a:ext cx="2145030" cy="412750"/>
+                        </a:xfrm>
+                        <a:prstGeom prst="rect">
+                          <a:avLst/>
+                        </a:prstGeom>
+                      </wps:spPr>
+                      <wps:style>
+                        <a:lnRef idx="2">
+                          <a:schemeClr val="dk1"/>
+                        </a:lnRef>
+                        <a:fillRef idx="1">
+                          <a:schemeClr val="lt1"/>
+                        </a:fillRef>
+                        <a:effectRef idx="0">
+                          <a:schemeClr val="dk1"/>
+                        </a:effectRef>
+                        <a:fontRef idx="minor">
+                          <a:schemeClr val="dk1"/>
+                        </a:fontRef>
+                      </wps:style>
+                      <wps:bodyPr rot="0" spcFirstLastPara="0" vertOverflow="overflow" horzOverflow="overflow" vert="horz" wrap="square" lIns="91440" tIns="45720" rIns="91440" bIns="45720" numCol="1" spcCol="0" rtlCol="0" fromWordArt="0" anchor="ctr" anchorCtr="0" forceAA="0" compatLnSpc="1">
+                        <a:prstTxWarp prst="textNoShape">
+                          <a:avLst/>
+                        </a:prstTxWarp>
+                        <a:noAutofit/>
+                      </wps:bodyPr>
+                    </wps:wsp>
+                  </a:graphicData>
+                </a:graphic>
+                <wp14:sizeRelH relativeFrom="margin">
+                  <wp14:pctWidth>0</wp14:pctWidth>
+                </wp14:sizeRelH>
+                <wp14:sizeRelV relativeFrom="margin">
+                  <wp14:pctHeight>0</wp14:pctHeight>
+                </wp14:sizeRelV>
+              </wp:anchor>
+            </w:drawing>
+          </mc:Choice>
+          <mc:Fallback>
+            <w:pict>
+              <v:rect w14:anchorId="44594551" id="Rectangle 258" o:spid="_x0000_s1026" style="position:absolute;margin-left:139.9pt;margin-top:12.55pt;width:168.9pt;height:32.5pt;z-index:-251511808;visibility:visible;mso-wrap-style:square;mso-width-percent:0;mso-height-percent:0;mso-wrap-distance-left:9pt;mso-wrap-distance-top:0;mso-wrap-distance-right:9pt;mso-wrap-distance-bottom:0;mso-position-horizontal:absolute;mso-position-horizontal-relative:margin;mso-position-vertical:absolute;mso-position-vertical-relative:text;mso-width-percent:0;mso-height-percent:0;mso-width-relative:margin;mso-height-relative:margin;v-text-anchor:middle" o:gfxdata="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" fillcolor="white [3201]" strokecolor="black [3200]" strokeweight="1pt">
+                <w10:wrap anchorx="margin"/>
+              </v:rect>
+            </w:pict>
+          </mc:Fallback>
+        </mc:AlternateContent>
+      </w:r>
+    </w:p>
+    <w:p>
+      <w:pPr>
+        <w:spacing w:line="259" w:lineRule="auto"/>
+        <w:jc w:val="center"/>
+        <w:rPr>
+          <w:rFonts w:ascii="Times New Roman" w:hAnsi="Times New Roman" w:cs="Times New Roman" w:hint="eastAsia"/>
+          <w:sz w:val="24"/>
+          <w:szCs w:val="24"/>
+          <w:lang w:eastAsia="zh-CN"/>
+        </w:rPr>
+      </w:pPr>
+      <w:r>
+        <w:rPr>
+          <w:rFonts w:ascii="Times New Roman" w:hAnsi="Times New Roman" w:cs="Times New Roman" w:hint="eastAsia"/>
+          <w:sz w:val="24"/>
+          <w:szCs w:val="24"/>
+          <w:lang w:eastAsia="zh-CN"/>
+        </w:rPr>
+        <mc:AlternateContent>
+          <mc:Choice Requires="wps">
+            <w:drawing>
+              <wp:anchor distT="0" distB="0" distL="114300" distR="114300" simplePos="0" relativeHeight="251821056" behindDoc="1" locked="0" layoutInCell="1" allowOverlap="1" wp14:anchorId="13DF5505" wp14:editId="43E56890">
+                <wp:simplePos x="0" y="0"/>
+                <wp:positionH relativeFrom="column">
+                  <wp:posOffset>2855722</wp:posOffset>
+                </wp:positionH>
+                <wp:positionV relativeFrom="paragraph">
+                  <wp:posOffset>283845</wp:posOffset>
+                </wp:positionV>
+                <wp:extent cx="0" cy="182880"/>
+                <wp:effectExtent l="76200" t="0" r="57150" b="64770"/>
+                <wp:wrapNone/>
+                <wp:docPr id="266" name="Straight Arrow Connector 266"/>
+                <wp:cNvGraphicFramePr/>
+                <a:graphic xmlns:a="http://schemas.openxmlformats.org/drawingml/2006/main">
+                  <a:graphicData uri="http://schemas.microsoft.com/office/word/2010/wordprocessingShape">
+                    <wps:wsp>
+                      <wps:cNvCnPr/>
+                      <wps:spPr>
+                        <a:xfrm flipH="1">
+                          <a:off x="0" y="0"/>
+                          <a:ext cx="0" cy="182880"/>
+                        </a:xfrm>
+                        <a:prstGeom prst="straightConnector1">
+                          <a:avLst/>
+                        </a:prstGeom>
+                        <a:ln>
+                          <a:tailEnd type="triangle"/>
+                        </a:ln>
+                      </wps:spPr>
+                      <wps:style>
+                        <a:lnRef idx="1">
+                          <a:schemeClr val="dk1"/>
+                        </a:lnRef>
+                        <a:fillRef idx="0">
+                          <a:schemeClr val="dk1"/>
+                        </a:fillRef>
+                        <a:effectRef idx="0">
+                          <a:schemeClr val="dk1"/>
+                        </a:effectRef>
+                        <a:fontRef idx="minor">
+                          <a:schemeClr val="tx1"/>
+                        </a:fontRef>
+                      </wps:style>
+                      <wps:bodyPr/>
+                    </wps:wsp>
+                  </a:graphicData>
+                </a:graphic>
+                <wp14:sizeRelH relativeFrom="margin">
+                  <wp14:pctWidth>0</wp14:pctWidth>
+                </wp14:sizeRelH>
+                <wp14:sizeRelV relativeFrom="margin">
+                  <wp14:pctHeight>0</wp14:pctHeight>
+                </wp14:sizeRelV>
+              </wp:anchor>
+            </w:drawing>
+          </mc:Choice>
+          <mc:Fallback>
+            <w:pict>
+              <v:shape w14:anchorId="271335D4" id="Straight Arrow Connector 266" o:spid="_x0000_s1026" type="#_x0000_t32" style="position:absolute;margin-left:224.85pt;margin-top:22.35pt;width:0;height:14.4pt;flip:x;z-index:-251495424;visibility:visible;mso-wrap-style:square;mso-width-percent:0;mso-height-percent:0;mso-wrap-distance-left:9pt;mso-wrap-distance-top:0;mso-wrap-distance-right:9pt;mso-wrap-distance-bottom:0;mso-position-horizontal:absolute;mso-position-horizontal-relative:text;mso-position-vertical:absolute;mso-position-vertical-relative:text;mso-width-percent:0;mso-height-percent:0;mso-width-relative:margin;mso-height-relative:margin" o:gfxdata="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" strokecolor="black [3200]" strokeweight=".5pt">
+                <v:stroke endarrow="block" joinstyle="miter"/>
+              </v:shape>
+            </w:pict>
+          </mc:Fallback>
+        </mc:AlternateContent>
+      </w:r>
+      <w:r>
+        <w:rPr>
+          <w:rFonts w:ascii="Times New Roman" w:hAnsi="Times New Roman" w:cs="Times New Roman"/>
+          <w:sz w:val="24"/>
+          <w:szCs w:val="24"/>
+          <w:lang w:eastAsia="zh-CN"/>
+        </w:rPr>
+        <w:t>Infinite While loop start</w:t>
+      </w:r>
+      <w:r>
+        <w:rPr>
+          <w:rFonts w:ascii="Times New Roman" w:hAnsi="Times New Roman" w:cs="Times New Roman" w:hint="eastAsia"/>
+          <w:sz w:val="24"/>
+          <w:szCs w:val="24"/>
+          <w:lang w:eastAsia="zh-CN"/>
+        </w:rPr>
+        <w:t>.</w:t>
+      </w:r>
+    </w:p>
+    <w:p>
+      <w:pPr>
+        <w:spacing w:line="259" w:lineRule="auto"/>
+        <w:jc w:val="center"/>
+        <w:rPr>
+          <w:rFonts w:ascii="Times New Roman" w:eastAsia="等线" w:hAnsi="Times New Roman" w:cs="Times New Roman"/>
+          <w:sz w:val="24"/>
+          <w:szCs w:val="24"/>
+          <w:lang w:val="en-US" w:eastAsia="zh-CN"/>
+        </w:rPr>
+      </w:pPr>
+      <w:r>
+        <w:rPr>
+          <w:rFonts w:ascii="Times New Roman" w:eastAsia="等线" w:hAnsi="Times New Roman" w:cs="Times New Roman"/>
+          <w:noProof/>
+          <w:sz w:val="24"/>
+          <w:szCs w:val="24"/>
+          <w:lang w:val="en-US" w:eastAsia="zh-CN"/>
+        </w:rPr>
+        <mc:AlternateContent>
+          <mc:Choice Requires="wps">
+            <w:drawing>
+              <wp:anchor distT="0" distB="0" distL="114300" distR="114300" simplePos="0" relativeHeight="251841536" behindDoc="0" locked="0" layoutInCell="1" allowOverlap="1" wp14:anchorId="67D854A1" wp14:editId="19A3ABC2">
+                <wp:simplePos x="0" y="0"/>
+                <wp:positionH relativeFrom="column">
+                  <wp:posOffset>115824</wp:posOffset>
+                </wp:positionH>
+                <wp:positionV relativeFrom="paragraph">
+                  <wp:posOffset>279400</wp:posOffset>
+                </wp:positionV>
+                <wp:extent cx="1194816" cy="4253484"/>
+                <wp:effectExtent l="19050" t="76200" r="0" b="33020"/>
+                <wp:wrapNone/>
+                <wp:docPr id="284" name="Connector: Elbow 284"/>
+                <wp:cNvGraphicFramePr/>
+                <a:graphic xmlns:a="http://schemas.openxmlformats.org/drawingml/2006/main">
+                  <a:graphicData uri="http://schemas.microsoft.com/office/word/2010/wordprocessingShape">
+                    <wps:wsp>
+                      <wps:cNvCnPr/>
+                      <wps:spPr>
+                        <a:xfrm flipV="1">
+                          <a:off x="0" y="0"/>
+                          <a:ext cx="1194816" cy="4253484"/>
+                        </a:xfrm>
+                        <a:prstGeom prst="bentConnector3">
+                          <a:avLst>
+                            <a:gd name="adj1" fmla="val -16"/>
+                          </a:avLst>
+                        </a:prstGeom>
+                        <a:ln>
+                          <a:tailEnd type="triangle"/>
+                        </a:ln>
+                      </wps:spPr>
+                      <wps:style>
+                        <a:lnRef idx="1">
+                          <a:schemeClr val="dk1"/>
+                        </a:lnRef>
+                        <a:fillRef idx="0">
+                          <a:schemeClr val="dk1"/>
+                        </a:fillRef>
+                        <a:effectRef idx="0">
+                          <a:schemeClr val="dk1"/>
+                        </a:effectRef>
+                        <a:fontRef idx="minor">
+                          <a:schemeClr val="tx1"/>
+                        </a:fontRef>
+                      </wps:style>
+                      <wps:bodyPr/>
+                    </wps:wsp>
+                  </a:graphicData>
+                </a:graphic>
+                <wp14:sizeRelH relativeFrom="margin">
+                  <wp14:pctWidth>0</wp14:pctWidth>
+                </wp14:sizeRelH>
+                <wp14:sizeRelV relativeFrom="margin">
+                  <wp14:pctHeight>0</wp14:pctHeight>
+                </wp14:sizeRelV>
+              </wp:anchor>
+            </w:drawing>
+          </mc:Choice>
+          <mc:Fallback>
+            <w:pict>
+              <v:shape w14:anchorId="36C874D0" id="Connector: Elbow 284" o:spid="_x0000_s1026" type="#_x0000_t34" style="position:absolute;margin-left:9.1pt;margin-top:22pt;width:94.1pt;height:334.9pt;flip:y;z-index:251841536;visibility:visible;mso-wrap-style:square;mso-width-percent:0;mso-height-percent:0;mso-wrap-distance-left:9pt;mso-wrap-distance-top:0;mso-wrap-distance-right:9pt;mso-wrap-distance-bottom:0;mso-position-horizontal:absolute;mso-position-horizontal-relative:text;mso-position-vertical:absolute;mso-position-vertical-relative:text;mso-width-percent:0;mso-height-percent:0;mso-width-relative:margin;mso-height-relative:margin" o:gfxdata="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" adj="-3" strokecolor="black [3200]" strokeweight=".5pt">
+                <v:stroke endarrow="block"/>
+              </v:shape>
+            </w:pict>
+          </mc:Fallback>
+        </mc:AlternateContent>
+      </w:r>
+      <w:r>
+        <mc:AlternateContent>
+          <mc:Choice Requires="wps">
+            <w:drawing>
+              <wp:anchor distT="0" distB="0" distL="114300" distR="114300" simplePos="0" relativeHeight="251806720" behindDoc="1" locked="0" layoutInCell="1" allowOverlap="1" wp14:anchorId="025E717A" wp14:editId="629B4623">
+                <wp:simplePos x="0" y="0"/>
+                <wp:positionH relativeFrom="margin">
+                  <wp:posOffset>1312828</wp:posOffset>
+                </wp:positionH>
+                <wp:positionV relativeFrom="paragraph">
+                  <wp:posOffset>177165</wp:posOffset>
+                </wp:positionV>
+                <wp:extent cx="3054485" cy="412750"/>
+                <wp:effectExtent l="0" t="0" r="12700" b="25400"/>
+                <wp:wrapNone/>
+                <wp:docPr id="259" name="Rectangle 259"/>
+                <wp:cNvGraphicFramePr/>
+                <a:graphic xmlns:a="http://schemas.openxmlformats.org/drawingml/2006/main">
+                  <a:graphicData uri="http://schemas.microsoft.com/office/word/2010/wordprocessingShape">
+                    <wps:wsp>
+                      <wps:cNvSpPr/>
+                      <wps:spPr>
+                        <a:xfrm>
+                          <a:off x="0" y="0"/>
+                          <a:ext cx="3054485" cy="412750"/>
+                        </a:xfrm>
+                        <a:prstGeom prst="rect">
+                          <a:avLst/>
+                        </a:prstGeom>
+                      </wps:spPr>
+                      <wps:style>
+                        <a:lnRef idx="2">
+                          <a:schemeClr val="dk1"/>
+                        </a:lnRef>
+                        <a:fillRef idx="1">
+                          <a:schemeClr val="lt1"/>
+                        </a:fillRef>
+                        <a:effectRef idx="0">
+                          <a:schemeClr val="dk1"/>
+                        </a:effectRef>
+                        <a:fontRef idx="minor">
+                          <a:schemeClr val="dk1"/>
+                        </a:fontRef>
+                      </wps:style>
+                      <wps:bodyPr rot="0" spcFirstLastPara="0" vertOverflow="overflow" horzOverflow="overflow" vert="horz" wrap="square" lIns="91440" tIns="45720" rIns="91440" bIns="45720" numCol="1" spcCol="0" rtlCol="0" fromWordArt="0" anchor="ctr" anchorCtr="0" forceAA="0" compatLnSpc="1">
+                        <a:prstTxWarp prst="textNoShape">
+                          <a:avLst/>
+                        </a:prstTxWarp>
+                        <a:noAutofit/>
+                      </wps:bodyPr>
+                    </wps:wsp>
+                  </a:graphicData>
+                </a:graphic>
+                <wp14:sizeRelH relativeFrom="margin">
+                  <wp14:pctWidth>0</wp14:pctWidth>
+                </wp14:sizeRelH>
+                <wp14:sizeRelV relativeFrom="margin">
+                  <wp14:pctHeight>0</wp14:pctHeight>
+                </wp14:sizeRelV>
+              </wp:anchor>
+            </w:drawing>
+          </mc:Choice>
+          <mc:Fallback>
+            <w:pict>
+              <v:rect w14:anchorId="0CBE5D81" id="Rectangle 259" o:spid="_x0000_s1026" style="position:absolute;margin-left:103.35pt;margin-top:13.95pt;width:240.5pt;height:32.5pt;z-index:-251509760;visibility:visible;mso-wrap-style:square;mso-width-percent:0;mso-height-percent:0;mso-wrap-distance-left:9pt;mso-wrap-distance-top:0;mso-wrap-distance-right:9pt;mso-wrap-distance-bottom:0;mso-position-horizontal:absolute;mso-position-horizontal-relative:margin;mso-position-vertical:absolute;mso-position-vertical-relative:text;mso-width-percent:0;mso-height-percent:0;mso-width-relative:margin;mso-height-relative:margin;v-text-anchor:middle" o:gfxdata="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" fillcolor="white [3201]" strokecolor="black [3200]" strokeweight="1pt">
+                <w10:wrap anchorx="margin"/>
+              </v:rect>
+            </w:pict>
+          </mc:Fallback>
+        </mc:AlternateContent>
+      </w:r>
+    </w:p>
+    <w:p>
+      <w:pPr>
+        <w:spacing w:line="259" w:lineRule="auto"/>
+        <w:jc w:val="center"/>
+        <w:rPr>
+          <w:rFonts w:ascii="Times New Roman" w:hAnsi="Times New Roman" w:cs="Times New Roman"/>
+          <w:sz w:val="24"/>
+          <w:szCs w:val="24"/>
+          <w:lang w:eastAsia="zh-CN"/>
+        </w:rPr>
+      </w:pPr>
+      <w:r>
+        <w:rPr>
+          <w:rFonts w:ascii="Times New Roman" w:eastAsia="等线" w:hAnsi="Times New Roman" w:cs="Times New Roman"/>
+          <w:noProof/>
+          <w:sz w:val="24"/>
+          <w:szCs w:val="24"/>
+          <w:lang w:val="en-US" w:eastAsia="zh-CN"/>
+        </w:rPr>
+        <mc:AlternateContent>
+          <mc:Choice Requires="wps">
+            <w:drawing>
+              <wp:anchor distT="0" distB="0" distL="114300" distR="114300" simplePos="0" relativeHeight="251843584" behindDoc="0" locked="0" layoutInCell="1" allowOverlap="1" wp14:anchorId="7EC8D0D7" wp14:editId="4F2688D1">
+                <wp:simplePos x="0" y="0"/>
+                <wp:positionH relativeFrom="column">
+                  <wp:posOffset>457963</wp:posOffset>
+                </wp:positionH>
+                <wp:positionV relativeFrom="paragraph">
+                  <wp:posOffset>217170</wp:posOffset>
+                </wp:positionV>
+                <wp:extent cx="852678" cy="4024630"/>
+                <wp:effectExtent l="19050" t="76200" r="0" b="33020"/>
+                <wp:wrapNone/>
+                <wp:docPr id="285" name="Connector: Elbow 285"/>
+                <wp:cNvGraphicFramePr/>
+                <a:graphic xmlns:a="http://schemas.openxmlformats.org/drawingml/2006/main">
+                  <a:graphicData uri="http://schemas.microsoft.com/office/word/2010/wordprocessingShape">
+                    <wps:wsp>
+                      <wps:cNvCnPr/>
+                      <wps:spPr>
+                        <a:xfrm flipV="1">
+                          <a:off x="0" y="0"/>
+                          <a:ext cx="852678" cy="4024630"/>
+                        </a:xfrm>
+                        <a:prstGeom prst="bentConnector3">
+                          <a:avLst>
+                            <a:gd name="adj1" fmla="val -16"/>
+                          </a:avLst>
+                        </a:prstGeom>
+                        <a:ln>
+                          <a:tailEnd type="triangle"/>
+                        </a:ln>
+                      </wps:spPr>
+                      <wps:style>
+                        <a:lnRef idx="1">
+                          <a:schemeClr val="dk1"/>
+                        </a:lnRef>
+                        <a:fillRef idx="0">
+                          <a:schemeClr val="dk1"/>
+                        </a:fillRef>
+                        <a:effectRef idx="0">
+                          <a:schemeClr val="dk1"/>
+                        </a:effectRef>
+                        <a:fontRef idx="minor">
+                          <a:schemeClr val="tx1"/>
+                        </a:fontRef>
+                      </wps:style>
+                      <wps:bodyPr/>
+                    </wps:wsp>
+                  </a:graphicData>
+                </a:graphic>
+                <wp14:sizeRelH relativeFrom="margin">
+                  <wp14:pctWidth>0</wp14:pctWidth>
+                </wp14:sizeRelH>
+                <wp14:sizeRelV relativeFrom="margin">
+                  <wp14:pctHeight>0</wp14:pctHeight>
+                </wp14:sizeRelV>
+              </wp:anchor>
+            </w:drawing>
+          </mc:Choice>
+          <mc:Fallback>
+            <w:pict>
+              <v:shape w14:anchorId="6DE6FCEF" id="Connector: Elbow 285" o:spid="_x0000_s1026" type="#_x0000_t34" style="position:absolute;margin-left:36.05pt;margin-top:17.1pt;width:67.15pt;height:316.9pt;flip:y;z-index:251843584;visibility:visible;mso-wrap-style:square;mso-width-percent:0;mso-height-percent:0;mso-wrap-distance-left:9pt;mso-wrap-distance-top:0;mso-wrap-distance-right:9pt;mso-wrap-distance-bottom:0;mso-position-horizontal:absolute;mso-position-horizontal-relative:text;mso-position-vertical:absolute;mso-position-vertical-relative:text;mso-width-percent:0;mso-height-percent:0;mso-width-relative:margin;mso-height-relative:margin" o:gfxdata="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" adj="-3" strokecolor="black [3200]" strokeweight=".5pt">
+                <v:stroke endarrow="block"/>
+              </v:shape>
+            </w:pict>
+          </mc:Fallback>
+        </mc:AlternateContent>
+      </w:r>
+      <w:r>
+        <w:rPr>
+          <w:rFonts w:ascii="Times New Roman" w:eastAsia="等线" w:hAnsi="Times New Roman" w:cs="Times New Roman"/>
+          <w:noProof/>
+          <w:sz w:val="24"/>
+          <w:szCs w:val="24"/>
+          <w:lang w:val="en-US" w:eastAsia="zh-CN"/>
+        </w:rPr>
+        <mc:AlternateContent>
+          <mc:Choice Requires="wps">
+            <w:drawing>
+              <wp:anchor distT="0" distB="0" distL="114300" distR="114300" simplePos="0" relativeHeight="251840512" behindDoc="0" locked="0" layoutInCell="1" allowOverlap="1" wp14:anchorId="3F6BB93B" wp14:editId="620BD0F5">
+                <wp:simplePos x="0" y="0"/>
+                <wp:positionH relativeFrom="column">
+                  <wp:posOffset>4383277</wp:posOffset>
+                </wp:positionH>
+                <wp:positionV relativeFrom="paragraph">
+                  <wp:posOffset>102870</wp:posOffset>
+                </wp:positionV>
+                <wp:extent cx="1216787" cy="4138930"/>
+                <wp:effectExtent l="38100" t="76200" r="21590" b="33020"/>
+                <wp:wrapNone/>
+                <wp:docPr id="283" name="Connector: Elbow 283"/>
+                <wp:cNvGraphicFramePr/>
+                <a:graphic xmlns:a="http://schemas.openxmlformats.org/drawingml/2006/main">
+                  <a:graphicData uri="http://schemas.microsoft.com/office/word/2010/wordprocessingShape">
+                    <wps:wsp>
+                      <wps:cNvCnPr/>
+                      <wps:spPr>
+                        <a:xfrm flipH="1" flipV="1">
+                          <a:off x="0" y="0"/>
+                          <a:ext cx="1216787" cy="4138930"/>
+                        </a:xfrm>
+                        <a:prstGeom prst="bentConnector3">
+                          <a:avLst>
+                            <a:gd name="adj1" fmla="val 397"/>
+                          </a:avLst>
+                        </a:prstGeom>
+                        <a:ln>
+                          <a:tailEnd type="triangle"/>
+                        </a:ln>
+                      </wps:spPr>
+                      <wps:style>
+                        <a:lnRef idx="1">
+                          <a:schemeClr val="dk1"/>
+                        </a:lnRef>
+                        <a:fillRef idx="0">
+                          <a:schemeClr val="dk1"/>
+                        </a:fillRef>
+                        <a:effectRef idx="0">
+                          <a:schemeClr val="dk1"/>
+                        </a:effectRef>
+                        <a:fontRef idx="minor">
+                          <a:schemeClr val="tx1"/>
+                        </a:fontRef>
+                      </wps:style>
+                      <wps:bodyPr/>
+                    </wps:wsp>
+                  </a:graphicData>
+                </a:graphic>
+                <wp14:sizeRelH relativeFrom="margin">
+                  <wp14:pctWidth>0</wp14:pctWidth>
+                </wp14:sizeRelH>
+                <wp14:sizeRelV relativeFrom="margin">
+                  <wp14:pctHeight>0</wp14:pctHeight>
+                </wp14:sizeRelV>
+              </wp:anchor>
+            </w:drawing>
+          </mc:Choice>
+          <mc:Fallback>
+            <w:pict>
+              <v:shape w14:anchorId="6EE14690" id="Connector: Elbow 283" o:spid="_x0000_s1026" type="#_x0000_t34" style="position:absolute;margin-left:345.15pt;margin-top:8.1pt;width:95.8pt;height:325.9pt;flip:x y;z-index:251840512;visibility:visible;mso-wrap-style:square;mso-width-percent:0;mso-height-percent:0;mso-wrap-distance-left:9pt;mso-wrap-distance-top:0;mso-wrap-distance-right:9pt;mso-wrap-distance-bottom:0;mso-position-horizontal:absolute;mso-position-horizontal-relative:text;mso-position-vertical:absolute;mso-position-vertical-relative:text;mso-width-percent:0;mso-height-percent:0;mso-width-relative:margin;mso-height-relative:margin" o:gfxdata="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" adj="86" strokecolor="black [3200]" strokeweight=".5pt">
+                <v:stroke endarrow="block"/>
+              </v:shape>
+            </w:pict>
+          </mc:Fallback>
+        </mc:AlternateContent>
+      </w:r>
+      <w:r>
+        <w:rPr>
+          <w:rFonts w:ascii="Times New Roman" w:hAnsi="Times New Roman" w:cs="Times New Roman"/>
+          <w:sz w:val="24"/>
+          <w:szCs w:val="24"/>
+          <w:lang w:eastAsia="zh-CN"/>
+        </w:rPr>
+        <w:t>Read voltage from A0, convert to temperature</w:t>
+      </w:r>
+      <w:r>
+        <w:rPr>
+          <w:rFonts w:ascii="Times New Roman" w:hAnsi="Times New Roman" w:cs="Times New Roman" w:hint="eastAsia"/>
+          <w:sz w:val="24"/>
+          <w:szCs w:val="24"/>
+          <w:lang w:eastAsia="zh-CN"/>
+        </w:rPr>
+        <w:t>.</w:t>
+      </w:r>
+    </w:p>
+    <w:p>
+      <w:pPr>
+        <w:spacing w:line="259" w:lineRule="auto"/>
+        <w:jc w:val="center"/>
+        <w:rPr>
+          <w:rFonts w:ascii="Times New Roman" w:hAnsi="Times New Roman" w:cs="Times New Roman"/>
+          <w:sz w:val="24"/>
+          <w:szCs w:val="24"/>
+          <w:lang w:eastAsia="zh-CN"/>
+        </w:rPr>
+      </w:pPr>
+      <w:r>
+        <w:rPr>
+          <w:rFonts w:ascii="Times New Roman" w:hAnsi="Times New Roman" w:cs="Times New Roman" w:hint="eastAsia"/>
+          <w:sz w:val="24"/>
+          <w:szCs w:val="24"/>
+          <w:lang w:eastAsia="zh-CN"/>
+        </w:rPr>
+        <mc:AlternateContent>
+          <mc:Choice Requires="wps">
+            <w:drawing>
+              <wp:anchor distT="0" distB="0" distL="114300" distR="114300" simplePos="0" relativeHeight="251835392" behindDoc="1" locked="0" layoutInCell="1" allowOverlap="1" wp14:anchorId="59CFA817" wp14:editId="1C07DD47">
+                <wp:simplePos x="0" y="0"/>
+                <wp:positionH relativeFrom="column">
+                  <wp:posOffset>2856865</wp:posOffset>
+                </wp:positionH>
+                <wp:positionV relativeFrom="paragraph">
+                  <wp:posOffset>10795</wp:posOffset>
+                </wp:positionV>
+                <wp:extent cx="0" cy="164465"/>
+                <wp:effectExtent l="76200" t="0" r="57150" b="64135"/>
+                <wp:wrapNone/>
+                <wp:docPr id="278" name="Straight Arrow Connector 278"/>
+                <wp:cNvGraphicFramePr/>
+                <a:graphic xmlns:a="http://schemas.openxmlformats.org/drawingml/2006/main">
+                  <a:graphicData uri="http://schemas.microsoft.com/office/word/2010/wordprocessingShape">
+                    <wps:wsp>
+                      <wps:cNvCnPr/>
+                      <wps:spPr>
+                        <a:xfrm flipH="1">
+                          <a:off x="0" y="0"/>
+                          <a:ext cx="0" cy="164465"/>
+                        </a:xfrm>
+                        <a:prstGeom prst="straightConnector1">
+                          <a:avLst/>
+                        </a:prstGeom>
+                        <a:ln>
+                          <a:tailEnd type="triangle"/>
+                        </a:ln>
+                      </wps:spPr>
+                      <wps:style>
+                        <a:lnRef idx="1">
+                          <a:schemeClr val="dk1"/>
+                        </a:lnRef>
+                        <a:fillRef idx="0">
+                          <a:schemeClr val="dk1"/>
+                        </a:fillRef>
+                        <a:effectRef idx="0">
+                          <a:schemeClr val="dk1"/>
+                        </a:effectRef>
+                        <a:fontRef idx="minor">
+                          <a:schemeClr val="tx1"/>
+                        </a:fontRef>
+                      </wps:style>
+                      <wps:bodyPr/>
+                    </wps:wsp>
+                  </a:graphicData>
+                </a:graphic>
+                <wp14:sizeRelH relativeFrom="margin">
+                  <wp14:pctWidth>0</wp14:pctWidth>
+                </wp14:sizeRelH>
+                <wp14:sizeRelV relativeFrom="margin">
+                  <wp14:pctHeight>0</wp14:pctHeight>
+                </wp14:sizeRelV>
+              </wp:anchor>
+            </w:drawing>
+          </mc:Choice>
+          <mc:Fallback>
+            <w:pict>
+              <v:shape w14:anchorId="31C8C613" id="Straight Arrow Connector 278" o:spid="_x0000_s1026" type="#_x0000_t32" style="position:absolute;margin-left:224.95pt;margin-top:.85pt;width:0;height:12.95pt;flip:x;z-index:-251481088;visibility:visible;mso-wrap-style:square;mso-width-percent:0;mso-height-percent:0;mso-wrap-distance-left:9pt;mso-wrap-distance-top:0;mso-wrap-distance-right:9pt;mso-wrap-distance-bottom:0;mso-position-horizontal:absolute;mso-position-horizontal-relative:text;mso-position-vertical:absolute;mso-position-vertical-relative:text;mso-width-percent:0;mso-height-percent:0;mso-width-relative:margin;mso-height-relative:margin" o:gfxdata="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" strokecolor="black [3200]" strokeweight=".5pt">
+                <v:stroke endarrow="block" joinstyle="miter"/>
+              </v:shape>
+            </w:pict>
+          </mc:Fallback>
+        </mc:AlternateContent>
+      </w:r>
+      <w:r>
+        <mc:AlternateContent>
+          <mc:Choice Requires="wps">
+            <w:drawing>
+              <wp:anchor distT="0" distB="0" distL="114300" distR="114300" simplePos="0" relativeHeight="251833344" behindDoc="1" locked="0" layoutInCell="1" allowOverlap="1" wp14:anchorId="56BCCE74" wp14:editId="40643BC2">
+                <wp:simplePos x="0" y="0"/>
+                <wp:positionH relativeFrom="margin">
+                  <wp:posOffset>1329614</wp:posOffset>
+                </wp:positionH>
+                <wp:positionV relativeFrom="paragraph">
+                  <wp:posOffset>176555</wp:posOffset>
+                </wp:positionV>
+                <wp:extent cx="3054485" cy="412750"/>
+                <wp:effectExtent l="0" t="0" r="12700" b="25400"/>
+                <wp:wrapNone/>
+                <wp:docPr id="277" name="Rectangle 277"/>
+                <wp:cNvGraphicFramePr/>
+                <a:graphic xmlns:a="http://schemas.openxmlformats.org/drawingml/2006/main">
+                  <a:graphicData uri="http://schemas.microsoft.com/office/word/2010/wordprocessingShape">
+                    <wps:wsp>
+                      <wps:cNvSpPr/>
+                      <wps:spPr>
+                        <a:xfrm>
+                          <a:off x="0" y="0"/>
+                          <a:ext cx="3054485" cy="412750"/>
+                        </a:xfrm>
+                        <a:prstGeom prst="rect">
+                          <a:avLst/>
+                        </a:prstGeom>
+                      </wps:spPr>
+                      <wps:style>
+                        <a:lnRef idx="2">
+                          <a:schemeClr val="dk1"/>
+                        </a:lnRef>
+                        <a:fillRef idx="1">
+                          <a:schemeClr val="lt1"/>
+                        </a:fillRef>
+                        <a:effectRef idx="0">
+                          <a:schemeClr val="dk1"/>
+                        </a:effectRef>
+                        <a:fontRef idx="minor">
+                          <a:schemeClr val="dk1"/>
+                        </a:fontRef>
+                      </wps:style>
+                      <wps:bodyPr rot="0" spcFirstLastPara="0" vertOverflow="overflow" horzOverflow="overflow" vert="horz" wrap="square" lIns="91440" tIns="45720" rIns="91440" bIns="45720" numCol="1" spcCol="0" rtlCol="0" fromWordArt="0" anchor="ctr" anchorCtr="0" forceAA="0" compatLnSpc="1">
+                        <a:prstTxWarp prst="textNoShape">
+                          <a:avLst/>
+                        </a:prstTxWarp>
+                        <a:noAutofit/>
+                      </wps:bodyPr>
+                    </wps:wsp>
+                  </a:graphicData>
+                </a:graphic>
+                <wp14:sizeRelH relativeFrom="margin">
+                  <wp14:pctWidth>0</wp14:pctWidth>
+                </wp14:sizeRelH>
+                <wp14:sizeRelV relativeFrom="margin">
+                  <wp14:pctHeight>0</wp14:pctHeight>
+                </wp14:sizeRelV>
+              </wp:anchor>
+            </w:drawing>
+          </mc:Choice>
+          <mc:Fallback>
+            <w:pict>
+              <v:rect w14:anchorId="7D47C504" id="Rectangle 277" o:spid="_x0000_s1026" style="position:absolute;margin-left:104.7pt;margin-top:13.9pt;width:240.5pt;height:32.5pt;z-index:-251483136;visibility:visible;mso-wrap-style:square;mso-width-percent:0;mso-height-percent:0;mso-wrap-distance-left:9pt;mso-wrap-distance-top:0;mso-wrap-distance-right:9pt;mso-wrap-distance-bottom:0;mso-position-horizontal:absolute;mso-position-horizontal-relative:margin;mso-position-vertical:absolute;mso-position-vertical-relative:text;mso-width-percent:0;mso-height-percent:0;mso-width-relative:margin;mso-height-relative:margin;v-text-anchor:middle" o:gfxdata="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" fillcolor="white [3201]" strokecolor="black [3200]" strokeweight="1pt">
+                <w10:wrap anchorx="margin"/>
+              </v:rect>
+            </w:pict>
+          </mc:Fallback>
+        </mc:AlternateContent>
+      </w:r>
+    </w:p>
+    <w:p>
+      <w:pPr>
+        <w:spacing w:line="259" w:lineRule="auto"/>
+        <w:jc w:val="center"/>
+        <w:rPr>
+          <w:rFonts w:ascii="Times New Roman" w:eastAsia="等线" w:hAnsi="Times New Roman" w:cs="Times New Roman"/>
+          <w:sz w:val="24"/>
+          <w:szCs w:val="24"/>
+          <w:lang w:val="en-US" w:eastAsia="zh-CN"/>
+        </w:rPr>
+      </w:pPr>
+      <w:r>
+        <w:rPr>
           <w:rFonts w:ascii="Times New Roman" w:eastAsia="等线" w:hAnsi="Times New Roman" w:cs="Times New Roman" w:hint="eastAsia"/>
           <w:sz w:val="24"/>
           <w:szCs w:val="24"/>
           <w:lang w:val="en-US" w:eastAsia="zh-CN"/>
         </w:rPr>
-      </w:pPr>
+        <w:t>Smooth Out Short-term Noise Spikes</w:t>
+      </w:r>
+      <w:r>
+        <w:rPr>
+          <w:rFonts w:ascii="Times New Roman" w:eastAsia="等线" w:hAnsi="Times New Roman" w:cs="Times New Roman"/>
+          <w:sz w:val="24"/>
+          <w:szCs w:val="24"/>
+          <w:lang w:val="en-US" w:eastAsia="zh-CN"/>
+        </w:rPr>
+        <w:t xml:space="preserve"> </w:t>
+      </w:r>
+    </w:p>
+    <w:p>
+      <w:pPr>
+        <w:spacing w:line="259" w:lineRule="auto"/>
+        <w:jc w:val="center"/>
+        <w:rPr>
+          <w:rFonts w:ascii="Times New Roman" w:eastAsia="等线" w:hAnsi="Times New Roman" w:cs="Times New Roman"/>
+          <w:sz w:val="24"/>
+          <w:szCs w:val="24"/>
+          <w:lang w:val="en-US" w:eastAsia="zh-CN"/>
+        </w:rPr>
+      </w:pPr>
+      <w:r>
+        <w:rPr>
+          <w:rFonts w:ascii="Times New Roman" w:hAnsi="Times New Roman" w:cs="Times New Roman" w:hint="eastAsia"/>
+          <w:sz w:val="24"/>
+          <w:szCs w:val="24"/>
+          <w:lang w:eastAsia="zh-CN"/>
+        </w:rPr>
+        <mc:AlternateContent>
+          <mc:Choice Requires="wps">
+            <w:drawing>
+              <wp:anchor distT="0" distB="0" distL="114300" distR="114300" simplePos="0" relativeHeight="251823104" behindDoc="1" locked="0" layoutInCell="1" allowOverlap="1" wp14:anchorId="795EB79A" wp14:editId="3BBFDBBD">
+                <wp:simplePos x="0" y="0"/>
+                <wp:positionH relativeFrom="column">
+                  <wp:posOffset>2856865</wp:posOffset>
+                </wp:positionH>
+                <wp:positionV relativeFrom="paragraph">
+                  <wp:posOffset>16510</wp:posOffset>
+                </wp:positionV>
+                <wp:extent cx="0" cy="201168"/>
+                <wp:effectExtent l="76200" t="0" r="57150" b="66040"/>
+                <wp:wrapNone/>
+                <wp:docPr id="267" name="Straight Arrow Connector 267"/>
+                <wp:cNvGraphicFramePr/>
+                <a:graphic xmlns:a="http://schemas.openxmlformats.org/drawingml/2006/main">
+                  <a:graphicData uri="http://schemas.microsoft.com/office/word/2010/wordprocessingShape">
+                    <wps:wsp>
+                      <wps:cNvCnPr/>
+                      <wps:spPr>
+                        <a:xfrm flipH="1">
+                          <a:off x="0" y="0"/>
+                          <a:ext cx="0" cy="201168"/>
+                        </a:xfrm>
+                        <a:prstGeom prst="straightConnector1">
+                          <a:avLst/>
+                        </a:prstGeom>
+                        <a:ln>
+                          <a:tailEnd type="triangle"/>
+                        </a:ln>
+                      </wps:spPr>
+                      <wps:style>
+                        <a:lnRef idx="1">
+                          <a:schemeClr val="dk1"/>
+                        </a:lnRef>
+                        <a:fillRef idx="0">
+                          <a:schemeClr val="dk1"/>
+                        </a:fillRef>
+                        <a:effectRef idx="0">
+                          <a:schemeClr val="dk1"/>
+                        </a:effectRef>
+                        <a:fontRef idx="minor">
+                          <a:schemeClr val="tx1"/>
+                        </a:fontRef>
+                      </wps:style>
+                      <wps:bodyPr/>
+                    </wps:wsp>
+                  </a:graphicData>
+                </a:graphic>
+                <wp14:sizeRelH relativeFrom="margin">
+                  <wp14:pctWidth>0</wp14:pctWidth>
+                </wp14:sizeRelH>
+                <wp14:sizeRelV relativeFrom="margin">
+                  <wp14:pctHeight>0</wp14:pctHeight>
+                </wp14:sizeRelV>
+              </wp:anchor>
+            </w:drawing>
+          </mc:Choice>
+          <mc:Fallback>
+            <w:pict>
+              <v:shape w14:anchorId="4356C967" id="Straight Arrow Connector 267" o:spid="_x0000_s1026" type="#_x0000_t32" style="position:absolute;margin-left:224.95pt;margin-top:1.3pt;width:0;height:15.85pt;flip:x;z-index:-251493376;visibility:visible;mso-wrap-style:square;mso-width-percent:0;mso-height-percent:0;mso-wrap-distance-left:9pt;mso-wrap-distance-top:0;mso-wrap-distance-right:9pt;mso-wrap-distance-bottom:0;mso-position-horizontal:absolute;mso-position-horizontal-relative:text;mso-position-vertical:absolute;mso-position-vertical-relative:text;mso-width-percent:0;mso-height-percent:0;mso-width-relative:margin;mso-height-relative:margin" o:gfxdata="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" strokecolor="black [3200]" strokeweight=".5pt">
+                <v:stroke endarrow="block" joinstyle="miter"/>
+              </v:shape>
+            </w:pict>
+          </mc:Fallback>
+        </mc:AlternateContent>
+      </w:r>
+      <w:r>
+        <mc:AlternateContent>
+          <mc:Choice Requires="wps">
+            <w:drawing>
+              <wp:anchor distT="0" distB="0" distL="114300" distR="114300" simplePos="0" relativeHeight="251808768" behindDoc="1" locked="0" layoutInCell="1" allowOverlap="1" wp14:anchorId="319E0F41" wp14:editId="72613640">
+                <wp:simplePos x="0" y="0"/>
+                <wp:positionH relativeFrom="margin">
+                  <wp:posOffset>1284050</wp:posOffset>
+                </wp:positionH>
+                <wp:positionV relativeFrom="paragraph">
+                  <wp:posOffset>218169</wp:posOffset>
+                </wp:positionV>
+                <wp:extent cx="3219855" cy="943583"/>
+                <wp:effectExtent l="0" t="0" r="19050" b="28575"/>
+                <wp:wrapNone/>
+                <wp:docPr id="260" name="Rectangle 260"/>
+                <wp:cNvGraphicFramePr/>
+                <a:graphic xmlns:a="http://schemas.openxmlformats.org/drawingml/2006/main">
+                  <a:graphicData uri="http://schemas.microsoft.com/office/word/2010/wordprocessingShape">
+                    <wps:wsp>
+                      <wps:cNvSpPr/>
+                      <wps:spPr>
+                        <a:xfrm>
+                          <a:off x="0" y="0"/>
+                          <a:ext cx="3219855" cy="943583"/>
+                        </a:xfrm>
+                        <a:prstGeom prst="rect">
+                          <a:avLst/>
+                        </a:prstGeom>
+                      </wps:spPr>
+                      <wps:style>
+                        <a:lnRef idx="2">
+                          <a:schemeClr val="dk1"/>
+                        </a:lnRef>
+                        <a:fillRef idx="1">
+                          <a:schemeClr val="lt1"/>
+                        </a:fillRef>
+                        <a:effectRef idx="0">
+                          <a:schemeClr val="dk1"/>
+                        </a:effectRef>
+                        <a:fontRef idx="minor">
+                          <a:schemeClr val="dk1"/>
+                        </a:fontRef>
+                      </wps:style>
+                      <wps:bodyPr rot="0" spcFirstLastPara="0" vertOverflow="overflow" horzOverflow="overflow" vert="horz" wrap="square" lIns="91440" tIns="45720" rIns="91440" bIns="45720" numCol="1" spcCol="0" rtlCol="0" fromWordArt="0" anchor="ctr" anchorCtr="0" forceAA="0" compatLnSpc="1">
+                        <a:prstTxWarp prst="textNoShape">
+                          <a:avLst/>
+                        </a:prstTxWarp>
+                        <a:noAutofit/>
+                      </wps:bodyPr>
+                    </wps:wsp>
+                  </a:graphicData>
+                </a:graphic>
+                <wp14:sizeRelH relativeFrom="margin">
+                  <wp14:pctWidth>0</wp14:pctWidth>
+                </wp14:sizeRelH>
+                <wp14:sizeRelV relativeFrom="margin">
+                  <wp14:pctHeight>0</wp14:pctHeight>
+                </wp14:sizeRelV>
+              </wp:anchor>
+            </w:drawing>
+          </mc:Choice>
+          <mc:Fallback>
+            <w:pict>
+              <v:rect w14:anchorId="49376137" id="Rectangle 260" o:spid="_x0000_s1026" style="position:absolute;margin-left:101.1pt;margin-top:17.2pt;width:253.55pt;height:74.3pt;z-index:-251507712;visibility:visible;mso-wrap-style:square;mso-width-percent:0;mso-height-percent:0;mso-wrap-distance-left:9pt;mso-wrap-distance-top:0;mso-wrap-distance-right:9pt;mso-wrap-distance-bottom:0;mso-position-horizontal:absolute;mso-position-horizontal-relative:margin;mso-position-vertical:absolute;mso-position-vertical-relative:text;mso-width-percent:0;mso-height-percent:0;mso-width-relative:margin;mso-height-relative:margin;v-text-anchor:middle" o:gfxdata="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" fillcolor="white [3201]" strokecolor="black [3200]" strokeweight="1pt">
+                <w10:wrap anchorx="margin"/>
+              </v:rect>
+            </w:pict>
+          </mc:Fallback>
+        </mc:AlternateContent>
+      </w:r>
+    </w:p>
+    <w:p>
+      <w:pPr>
+        <w:spacing w:line="259" w:lineRule="auto"/>
+        <w:jc w:val="center"/>
+        <w:rPr>
+          <w:rFonts w:ascii="Times New Roman" w:eastAsia="等线" w:hAnsi="Times New Roman" w:cs="Times New Roman"/>
+          <w:sz w:val="24"/>
+          <w:szCs w:val="24"/>
+          <w:lang w:val="en-US" w:eastAsia="zh-CN"/>
+        </w:rPr>
+      </w:pPr>
+      <w:r>
+        <w:rPr>
+          <w:rFonts w:ascii="Times New Roman" w:eastAsia="等线" w:hAnsi="Times New Roman" w:cs="Times New Roman"/>
+          <w:sz w:val="24"/>
+          <w:szCs w:val="24"/>
+          <w:lang w:val="en-US" w:eastAsia="zh-CN"/>
+        </w:rPr>
+        <w:t xml:space="preserve">Calculate temperature rate of change (derivative):            </w:t>
+      </w:r>
+    </w:p>
+    <w:p>
+      <w:pPr>
+        <w:spacing w:line="259" w:lineRule="auto"/>
+        <w:jc w:val="center"/>
+        <w:rPr>
+          <w:rFonts w:ascii="Times New Roman" w:eastAsia="等线" w:hAnsi="Times New Roman" w:cs="Times New Roman"/>
+          <w:sz w:val="24"/>
+          <w:szCs w:val="24"/>
+          <w:lang w:val="en-US" w:eastAsia="zh-CN"/>
+        </w:rPr>
+      </w:pPr>
+      <w:r>
+        <w:rPr>
+          <w:rFonts w:ascii="Times New Roman" w:eastAsia="等线" w:hAnsi="Times New Roman" w:cs="Times New Roman"/>
+          <w:sz w:val="24"/>
+          <w:szCs w:val="24"/>
+          <w:lang w:val="en-US" w:eastAsia="zh-CN"/>
+        </w:rPr>
+        <w:t xml:space="preserve">ΔT = Current Temp – Previous Temp                              </w:t>
+      </w:r>
+    </w:p>
+    <w:p>
+      <w:pPr>
+        <w:spacing w:line="259" w:lineRule="auto"/>
+        <w:jc w:val="center"/>
+        <w:rPr>
+          <w:rFonts w:ascii="Times New Roman" w:eastAsia="等线" w:hAnsi="Times New Roman" w:cs="Times New Roman"/>
+          <w:sz w:val="24"/>
+          <w:szCs w:val="24"/>
+          <w:lang w:val="en-US" w:eastAsia="zh-CN"/>
+        </w:rPr>
+      </w:pPr>
+      <w:r>
+        <w:rPr>
+          <w:rFonts w:ascii="Times New Roman" w:hAnsi="Times New Roman" w:cs="Times New Roman" w:hint="eastAsia"/>
+          <w:sz w:val="24"/>
+          <w:szCs w:val="24"/>
+          <w:lang w:eastAsia="zh-CN"/>
+        </w:rPr>
+        <mc:AlternateContent>
+          <mc:Choice Requires="wps">
+            <w:drawing>
+              <wp:anchor distT="0" distB="0" distL="114300" distR="114300" simplePos="0" relativeHeight="251825152" behindDoc="1" locked="0" layoutInCell="1" allowOverlap="1" wp14:anchorId="37951C76" wp14:editId="1334163D">
+                <wp:simplePos x="0" y="0"/>
+                <wp:positionH relativeFrom="column">
+                  <wp:posOffset>2855316</wp:posOffset>
+                </wp:positionH>
+                <wp:positionV relativeFrom="paragraph">
+                  <wp:posOffset>289014</wp:posOffset>
+                </wp:positionV>
+                <wp:extent cx="0" cy="182880"/>
+                <wp:effectExtent l="76200" t="0" r="57150" b="64770"/>
+                <wp:wrapNone/>
+                <wp:docPr id="269" name="Straight Arrow Connector 269"/>
+                <wp:cNvGraphicFramePr/>
+                <a:graphic xmlns:a="http://schemas.openxmlformats.org/drawingml/2006/main">
+                  <a:graphicData uri="http://schemas.microsoft.com/office/word/2010/wordprocessingShape">
+                    <wps:wsp>
+                      <wps:cNvCnPr/>
+                      <wps:spPr>
+                        <a:xfrm flipH="1">
+                          <a:off x="0" y="0"/>
+                          <a:ext cx="0" cy="182880"/>
+                        </a:xfrm>
+                        <a:prstGeom prst="straightConnector1">
+                          <a:avLst/>
+                        </a:prstGeom>
+                        <a:ln>
+                          <a:tailEnd type="triangle"/>
+                        </a:ln>
+                      </wps:spPr>
+                      <wps:style>
+                        <a:lnRef idx="1">
+                          <a:schemeClr val="dk1"/>
+                        </a:lnRef>
+                        <a:fillRef idx="0">
+                          <a:schemeClr val="dk1"/>
+                        </a:fillRef>
+                        <a:effectRef idx="0">
+                          <a:schemeClr val="dk1"/>
+                        </a:effectRef>
+                        <a:fontRef idx="minor">
+                          <a:schemeClr val="tx1"/>
+                        </a:fontRef>
+                      </wps:style>
+                      <wps:bodyPr/>
+                    </wps:wsp>
+                  </a:graphicData>
+                </a:graphic>
+                <wp14:sizeRelH relativeFrom="margin">
+                  <wp14:pctWidth>0</wp14:pctWidth>
+                </wp14:sizeRelH>
+                <wp14:sizeRelV relativeFrom="margin">
+                  <wp14:pctHeight>0</wp14:pctHeight>
+                </wp14:sizeRelV>
+              </wp:anchor>
+            </w:drawing>
+          </mc:Choice>
+          <mc:Fallback>
+            <w:pict>
+              <v:shape w14:anchorId="5153EBD3" id="Straight Arrow Connector 269" o:spid="_x0000_s1026" type="#_x0000_t32" style="position:absolute;margin-left:224.85pt;margin-top:22.75pt;width:0;height:14.4pt;flip:x;z-index:-251491328;visibility:visible;mso-wrap-style:square;mso-width-percent:0;mso-height-percent:0;mso-wrap-distance-left:9pt;mso-wrap-distance-top:0;mso-wrap-distance-right:9pt;mso-wrap-distance-bottom:0;mso-position-horizontal:absolute;mso-position-horizontal-relative:text;mso-position-vertical:absolute;mso-position-vertical-relative:text;mso-width-percent:0;mso-height-percent:0;mso-width-relative:margin;mso-height-relative:margin" o:gfxdata="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" strokecolor="black [3200]" strokeweight=".5pt">
+                <v:stroke endarrow="block" joinstyle="miter"/>
+              </v:shape>
+            </w:pict>
+          </mc:Fallback>
+        </mc:AlternateContent>
+      </w:r>
+      <w:r>
+        <w:rPr>
+          <w:rFonts w:ascii="Times New Roman" w:eastAsia="等线" w:hAnsi="Times New Roman" w:cs="Times New Roman"/>
+          <w:sz w:val="24"/>
+          <w:szCs w:val="24"/>
+          <w:lang w:val="en-US" w:eastAsia="zh-CN"/>
+        </w:rPr>
+        <w:t xml:space="preserve"> Rate (°C/s) = ΔT / Time Interval (1 s)      </w:t>
+      </w:r>
+    </w:p>
+    <w:p>
+      <w:pPr>
+        <w:spacing w:line="259" w:lineRule="auto"/>
+        <w:jc w:val="center"/>
+        <w:rPr>
+          <w:rFonts w:ascii="Times New Roman" w:eastAsia="等线" w:hAnsi="Times New Roman" w:cs="Times New Roman"/>
+          <w:sz w:val="24"/>
+          <w:szCs w:val="24"/>
+          <w:lang w:val="en-US" w:eastAsia="zh-CN"/>
+        </w:rPr>
+      </w:pPr>
+      <w:r>
+        <mc:AlternateContent>
+          <mc:Choice Requires="wps">
+            <w:drawing>
+              <wp:anchor distT="0" distB="0" distL="114300" distR="114300" simplePos="0" relativeHeight="251810816" behindDoc="1" locked="0" layoutInCell="1" allowOverlap="1" wp14:anchorId="7C702DF7" wp14:editId="46660185">
+                <wp:simplePos x="0" y="0"/>
+                <wp:positionH relativeFrom="margin">
+                  <wp:posOffset>1828719</wp:posOffset>
+                </wp:positionH>
+                <wp:positionV relativeFrom="paragraph">
+                  <wp:posOffset>193257</wp:posOffset>
+                </wp:positionV>
+                <wp:extent cx="2145030" cy="412750"/>
+                <wp:effectExtent l="0" t="0" r="26670" b="25400"/>
+                <wp:wrapNone/>
+                <wp:docPr id="261" name="Rectangle 261"/>
+                <wp:cNvGraphicFramePr/>
+                <a:graphic xmlns:a="http://schemas.openxmlformats.org/drawingml/2006/main">
+                  <a:graphicData uri="http://schemas.microsoft.com/office/word/2010/wordprocessingShape">
+                    <wps:wsp>
+                      <wps:cNvSpPr/>
+                      <wps:spPr>
+                        <a:xfrm>
+                          <a:off x="0" y="0"/>
+                          <a:ext cx="2145030" cy="412750"/>
+                        </a:xfrm>
+                        <a:prstGeom prst="rect">
+                          <a:avLst/>
+                        </a:prstGeom>
+                      </wps:spPr>
+                      <wps:style>
+                        <a:lnRef idx="2">
+                          <a:schemeClr val="dk1"/>
+                        </a:lnRef>
+                        <a:fillRef idx="1">
+                          <a:schemeClr val="lt1"/>
+                        </a:fillRef>
+                        <a:effectRef idx="0">
+                          <a:schemeClr val="dk1"/>
+                        </a:effectRef>
+                        <a:fontRef idx="minor">
+                          <a:schemeClr val="dk1"/>
+                        </a:fontRef>
+                      </wps:style>
+                      <wps:bodyPr rot="0" spcFirstLastPara="0" vertOverflow="overflow" horzOverflow="overflow" vert="horz" wrap="square" lIns="91440" tIns="45720" rIns="91440" bIns="45720" numCol="1" spcCol="0" rtlCol="0" fromWordArt="0" anchor="ctr" anchorCtr="0" forceAA="0" compatLnSpc="1">
+                        <a:prstTxWarp prst="textNoShape">
+                          <a:avLst/>
+                        </a:prstTxWarp>
+                        <a:noAutofit/>
+                      </wps:bodyPr>
+                    </wps:wsp>
+                  </a:graphicData>
+                </a:graphic>
+                <wp14:sizeRelH relativeFrom="margin">
+                  <wp14:pctWidth>0</wp14:pctWidth>
+                </wp14:sizeRelH>
+                <wp14:sizeRelV relativeFrom="margin">
+                  <wp14:pctHeight>0</wp14:pctHeight>
+                </wp14:sizeRelV>
+              </wp:anchor>
+            </w:drawing>
+          </mc:Choice>
+          <mc:Fallback>
+            <w:pict>
+              <v:rect w14:anchorId="2205E0F7" id="Rectangle 261" o:spid="_x0000_s1026" style="position:absolute;margin-left:2in;margin-top:15.2pt;width:168.9pt;height:32.5pt;z-index:-251505664;visibility:visible;mso-wrap-style:square;mso-width-percent:0;mso-height-percent:0;mso-wrap-distance-left:9pt;mso-wrap-distance-top:0;mso-wrap-distance-right:9pt;mso-wrap-distance-bottom:0;mso-position-horizontal:absolute;mso-position-horizontal-relative:margin;mso-position-vertical:absolute;mso-position-vertical-relative:text;mso-width-percent:0;mso-height-percent:0;mso-width-relative:margin;mso-height-relative:margin;v-text-anchor:middle" o:gfxdata="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" fillcolor="white [3201]" strokecolor="black [3200]" strokeweight="1pt">
+                <w10:wrap anchorx="margin"/>
+              </v:rect>
+            </w:pict>
+          </mc:Fallback>
+        </mc:AlternateContent>
+      </w:r>
+    </w:p>
+    <w:p>
+      <w:pPr>
+        <w:spacing w:line="259" w:lineRule="auto"/>
+        <w:jc w:val="center"/>
+        <w:rPr>
+          <w:rFonts w:ascii="Times New Roman" w:eastAsia="等线" w:hAnsi="Times New Roman" w:cs="Times New Roman"/>
+          <w:sz w:val="24"/>
+          <w:szCs w:val="24"/>
+          <w:lang w:val="en-US" w:eastAsia="zh-CN"/>
+        </w:rPr>
+      </w:pPr>
+      <w:r>
+        <w:rPr>
+          <w:rFonts w:ascii="Times New Roman" w:eastAsia="等线" w:hAnsi="Times New Roman" w:cs="Times New Roman" w:hint="eastAsia"/>
+          <w:sz w:val="24"/>
+          <w:szCs w:val="24"/>
+          <w:lang w:val="en-US" w:eastAsia="zh-CN"/>
+        </w:rPr>
+        <w:t>Print rate of change</w:t>
+      </w:r>
+    </w:p>
+    <w:p>
+      <w:pPr>
+        <w:spacing w:line="259" w:lineRule="auto"/>
+        <w:jc w:val="center"/>
+        <w:rPr>
+          <w:rFonts w:ascii="Times New Roman" w:eastAsia="等线" w:hAnsi="Times New Roman" w:cs="Times New Roman"/>
+          <w:sz w:val="24"/>
+          <w:szCs w:val="24"/>
+          <w:lang w:val="en-US" w:eastAsia="zh-CN"/>
+        </w:rPr>
+      </w:pPr>
+      <w:r>
+        <w:rPr>
+          <w:rFonts w:ascii="Times New Roman" w:hAnsi="Times New Roman" w:cs="Times New Roman" w:hint="eastAsia"/>
+          <w:sz w:val="24"/>
+          <w:szCs w:val="24"/>
+          <w:lang w:eastAsia="zh-CN"/>
+        </w:rPr>
+        <mc:AlternateContent>
+          <mc:Choice Requires="wps">
+            <w:drawing>
+              <wp:anchor distT="0" distB="0" distL="114300" distR="114300" simplePos="0" relativeHeight="251827200" behindDoc="1" locked="0" layoutInCell="1" allowOverlap="1" wp14:anchorId="28895336" wp14:editId="152161DD">
+                <wp:simplePos x="0" y="0"/>
+                <wp:positionH relativeFrom="column">
+                  <wp:posOffset>2854924</wp:posOffset>
+                </wp:positionH>
+                <wp:positionV relativeFrom="paragraph">
+                  <wp:posOffset>27940</wp:posOffset>
+                </wp:positionV>
+                <wp:extent cx="0" cy="457200"/>
+                <wp:effectExtent l="76200" t="0" r="57150" b="57150"/>
+                <wp:wrapNone/>
+                <wp:docPr id="270" name="Straight Arrow Connector 270"/>
+                <wp:cNvGraphicFramePr/>
+                <a:graphic xmlns:a="http://schemas.openxmlformats.org/drawingml/2006/main">
+                  <a:graphicData uri="http://schemas.microsoft.com/office/word/2010/wordprocessingShape">
+                    <wps:wsp>
+                      <wps:cNvCnPr/>
+                      <wps:spPr>
+                        <a:xfrm flipH="1">
+                          <a:off x="0" y="0"/>
+                          <a:ext cx="0" cy="457200"/>
+                        </a:xfrm>
+                        <a:prstGeom prst="straightConnector1">
+                          <a:avLst/>
+                        </a:prstGeom>
+                        <a:ln>
+                          <a:tailEnd type="triangle"/>
+                        </a:ln>
+                      </wps:spPr>
+                      <wps:style>
+                        <a:lnRef idx="1">
+                          <a:schemeClr val="dk1"/>
+                        </a:lnRef>
+                        <a:fillRef idx="0">
+                          <a:schemeClr val="dk1"/>
+                        </a:fillRef>
+                        <a:effectRef idx="0">
+                          <a:schemeClr val="dk1"/>
+                        </a:effectRef>
+                        <a:fontRef idx="minor">
+                          <a:schemeClr val="tx1"/>
+                        </a:fontRef>
+                      </wps:style>
+                      <wps:bodyPr/>
+                    </wps:wsp>
+                  </a:graphicData>
+                </a:graphic>
+                <wp14:sizeRelH relativeFrom="margin">
+                  <wp14:pctWidth>0</wp14:pctWidth>
+                </wp14:sizeRelH>
+                <wp14:sizeRelV relativeFrom="margin">
+                  <wp14:pctHeight>0</wp14:pctHeight>
+                </wp14:sizeRelV>
+              </wp:anchor>
+            </w:drawing>
+          </mc:Choice>
+          <mc:Fallback>
+            <w:pict>
+              <v:shape w14:anchorId="0785207B" id="Straight Arrow Connector 270" o:spid="_x0000_s1026" type="#_x0000_t32" style="position:absolute;margin-left:224.8pt;margin-top:2.2pt;width:0;height:36pt;flip:x;z-index:-251489280;visibility:visible;mso-wrap-style:square;mso-width-percent:0;mso-height-percent:0;mso-wrap-distance-left:9pt;mso-wrap-distance-top:0;mso-wrap-distance-right:9pt;mso-wrap-distance-bottom:0;mso-position-horizontal:absolute;mso-position-horizontal-relative:text;mso-position-vertical:absolute;mso-position-vertical-relative:text;mso-width-percent:0;mso-height-percent:0;mso-width-relative:margin;mso-height-relative:margin" o:gfxdata="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" strokecolor="black [3200]" strokeweight=".5pt">
+                <v:stroke endarrow="block" joinstyle="miter"/>
+              </v:shape>
+            </w:pict>
+          </mc:Fallback>
+        </mc:AlternateContent>
+      </w:r>
+      <w:r>
+        <w:rPr>
+          <w:rFonts w:ascii="Times New Roman" w:eastAsia="等线" w:hAnsi="Times New Roman" w:cs="Times New Roman"/>
+          <w:sz w:val="24"/>
+          <w:szCs w:val="24"/>
+          <w:lang w:val="en-US" w:eastAsia="zh-CN"/>
+        </w:rPr>
+        <w:t xml:space="preserve">                  </w:t>
+      </w:r>
+    </w:p>
+    <w:p>
+      <w:pPr>
+        <w:spacing w:line="259" w:lineRule="auto"/>
+        <w:jc w:val="center"/>
+        <w:rPr>
+          <w:rFonts w:ascii="Times New Roman" w:eastAsia="等线" w:hAnsi="Times New Roman" w:cs="Times New Roman"/>
+          <w:sz w:val="24"/>
+          <w:szCs w:val="24"/>
+          <w:lang w:val="en-US" w:eastAsia="zh-CN"/>
+        </w:rPr>
+      </w:pPr>
+      <w:r>
+        <mc:AlternateContent>
+          <mc:Choice Requires="wps">
+            <w:drawing>
+              <wp:anchor distT="0" distB="0" distL="114300" distR="114300" simplePos="0" relativeHeight="251812864" behindDoc="1" locked="0" layoutInCell="1" allowOverlap="1" wp14:anchorId="78479A9D" wp14:editId="4C0C4DD3">
+                <wp:simplePos x="0" y="0"/>
+                <wp:positionH relativeFrom="margin">
+                  <wp:posOffset>1313233</wp:posOffset>
+                </wp:positionH>
+                <wp:positionV relativeFrom="paragraph">
+                  <wp:posOffset>186893</wp:posOffset>
+                </wp:positionV>
+                <wp:extent cx="3122579" cy="963038"/>
+                <wp:effectExtent l="0" t="0" r="20955" b="27940"/>
+                <wp:wrapNone/>
+                <wp:docPr id="262" name="Rectangle 262"/>
+                <wp:cNvGraphicFramePr/>
+                <a:graphic xmlns:a="http://schemas.openxmlformats.org/drawingml/2006/main">
+                  <a:graphicData uri="http://schemas.microsoft.com/office/word/2010/wordprocessingShape">
+                    <wps:wsp>
+                      <wps:cNvSpPr/>
+                      <wps:spPr>
+                        <a:xfrm>
+                          <a:off x="0" y="0"/>
+                          <a:ext cx="3122579" cy="963038"/>
+                        </a:xfrm>
+                        <a:prstGeom prst="rect">
+                          <a:avLst/>
+                        </a:prstGeom>
+                      </wps:spPr>
+                      <wps:style>
+                        <a:lnRef idx="2">
+                          <a:schemeClr val="dk1"/>
+                        </a:lnRef>
+                        <a:fillRef idx="1">
+                          <a:schemeClr val="lt1"/>
+                        </a:fillRef>
+                        <a:effectRef idx="0">
+                          <a:schemeClr val="dk1"/>
+                        </a:effectRef>
+                        <a:fontRef idx="minor">
+                          <a:schemeClr val="dk1"/>
+                        </a:fontRef>
+                      </wps:style>
+                      <wps:bodyPr rot="0" spcFirstLastPara="0" vertOverflow="overflow" horzOverflow="overflow" vert="horz" wrap="square" lIns="91440" tIns="45720" rIns="91440" bIns="45720" numCol="1" spcCol="0" rtlCol="0" fromWordArt="0" anchor="ctr" anchorCtr="0" forceAA="0" compatLnSpc="1">
+                        <a:prstTxWarp prst="textNoShape">
+                          <a:avLst/>
+                        </a:prstTxWarp>
+                        <a:noAutofit/>
+                      </wps:bodyPr>
+                    </wps:wsp>
+                  </a:graphicData>
+                </a:graphic>
+                <wp14:sizeRelH relativeFrom="margin">
+                  <wp14:pctWidth>0</wp14:pctWidth>
+                </wp14:sizeRelH>
+                <wp14:sizeRelV relativeFrom="margin">
+                  <wp14:pctHeight>0</wp14:pctHeight>
+                </wp14:sizeRelV>
+              </wp:anchor>
+            </w:drawing>
+          </mc:Choice>
+          <mc:Fallback>
+            <w:pict>
+              <v:rect w14:anchorId="12347118" id="Rectangle 262" o:spid="_x0000_s1026" style="position:absolute;margin-left:103.4pt;margin-top:14.7pt;width:245.85pt;height:75.85pt;z-index:-251503616;visibility:visible;mso-wrap-style:square;mso-width-percent:0;mso-height-percent:0;mso-wrap-distance-left:9pt;mso-wrap-distance-top:0;mso-wrap-distance-right:9pt;mso-wrap-distance-bottom:0;mso-position-horizontal:absolute;mso-position-horizontal-relative:margin;mso-position-vertical:absolute;mso-position-vertical-relative:text;mso-width-percent:0;mso-height-percent:0;mso-width-relative:margin;mso-height-relative:margin;v-text-anchor:middle" o:gfxdata="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" fillcolor="white [3201]" strokecolor="black [3200]" strokeweight="1pt">
+                <w10:wrap anchorx="margin"/>
+              </v:rect>
+            </w:pict>
+          </mc:Fallback>
+        </mc:AlternateContent>
+      </w:r>
+      <w:r>
+        <w:rPr>
+          <w:rFonts w:ascii="Times New Roman" w:eastAsia="等线" w:hAnsi="Times New Roman" w:cs="Times New Roman"/>
+          <w:sz w:val="24"/>
+          <w:szCs w:val="24"/>
+          <w:lang w:val="en-US" w:eastAsia="zh-CN"/>
+        </w:rPr>
+        <w:t xml:space="preserve">                   </w:t>
+      </w:r>
+    </w:p>
+    <w:p>
+      <w:pPr>
+        <w:spacing w:line="259" w:lineRule="auto"/>
+        <w:jc w:val="center"/>
+        <w:rPr>
+          <w:rFonts w:ascii="Times New Roman" w:eastAsia="等线" w:hAnsi="Times New Roman" w:cs="Times New Roman"/>
+          <w:sz w:val="24"/>
+          <w:szCs w:val="24"/>
+          <w:lang w:val="en-US" w:eastAsia="zh-CN"/>
+        </w:rPr>
+      </w:pPr>
+      <w:r>
+        <w:rPr>
+          <w:rFonts w:ascii="Times New Roman" w:eastAsia="等线" w:hAnsi="Times New Roman" w:cs="Times New Roman"/>
+          <w:sz w:val="24"/>
+          <w:szCs w:val="24"/>
+          <w:lang w:val="en-US" w:eastAsia="zh-CN"/>
+        </w:rPr>
+        <w:t xml:space="preserve"> Predict temperature in 5 minutes:    </w:t>
+      </w:r>
+    </w:p>
+    <w:p>
+      <w:pPr>
+        <w:spacing w:line="259" w:lineRule="auto"/>
+        <w:jc w:val="center"/>
+        <w:rPr>
+          <w:rFonts w:ascii="Times New Roman" w:eastAsia="等线" w:hAnsi="Times New Roman" w:cs="Times New Roman"/>
+          <w:sz w:val="24"/>
+          <w:szCs w:val="24"/>
+          <w:lang w:val="en-US" w:eastAsia="zh-CN"/>
+        </w:rPr>
+      </w:pPr>
+      <w:r>
+        <w:rPr>
+          <w:rFonts w:ascii="Times New Roman" w:eastAsia="等线" w:hAnsi="Times New Roman" w:cs="Times New Roman"/>
+          <w:sz w:val="24"/>
+          <w:szCs w:val="24"/>
+          <w:lang w:val="en-US" w:eastAsia="zh-CN"/>
+        </w:rPr>
+        <w:t xml:space="preserve">      </w:t>
+      </w:r>
+      <w:r>
+        <w:rPr>
+          <w:rFonts w:ascii="Times New Roman" w:eastAsia="等线" w:hAnsi="Times New Roman" w:cs="Times New Roman"/>
+          <w:sz w:val="24"/>
+          <w:szCs w:val="24"/>
+          <w:lang w:val="en-US" w:eastAsia="zh-CN"/>
+        </w:rPr>
+        <w:t xml:space="preserve">Rate (°C/min) = Rate (°C/s) × 60            </w:t>
+      </w:r>
+      <w:r>
+        <w:rPr>
+          <w:rFonts w:ascii="Times New Roman" w:eastAsia="等线" w:hAnsi="Times New Roman" w:cs="Times New Roman"/>
+          <w:sz w:val="24"/>
+          <w:szCs w:val="24"/>
+          <w:lang w:val="en-US" w:eastAsia="zh-CN"/>
+        </w:rPr>
+        <w:t xml:space="preserve">                   </w:t>
+      </w:r>
+    </w:p>
+    <w:p>
+      <w:pPr>
+        <w:spacing w:line="259" w:lineRule="auto"/>
+        <w:jc w:val="center"/>
+        <w:rPr>
+          <w:rFonts w:ascii="Times New Roman" w:eastAsia="等线" w:hAnsi="Times New Roman" w:cs="Times New Roman"/>
+          <w:sz w:val="24"/>
+          <w:szCs w:val="24"/>
+          <w:lang w:val="en-US" w:eastAsia="zh-CN"/>
+        </w:rPr>
+      </w:pPr>
+      <w:r>
+        <w:rPr>
+          <w:rFonts w:ascii="Times New Roman" w:hAnsi="Times New Roman" w:cs="Times New Roman" w:hint="eastAsia"/>
+          <w:sz w:val="24"/>
+          <w:szCs w:val="24"/>
+          <w:lang w:eastAsia="zh-CN"/>
+        </w:rPr>
+        <mc:AlternateContent>
+          <mc:Choice Requires="wps">
+            <w:drawing>
+              <wp:anchor distT="0" distB="0" distL="114300" distR="114300" simplePos="0" relativeHeight="251829248" behindDoc="1" locked="0" layoutInCell="1" allowOverlap="1" wp14:anchorId="75D6273C" wp14:editId="34539645">
+                <wp:simplePos x="0" y="0"/>
+                <wp:positionH relativeFrom="column">
+                  <wp:posOffset>2855595</wp:posOffset>
+                </wp:positionH>
+                <wp:positionV relativeFrom="paragraph">
+                  <wp:posOffset>277802</wp:posOffset>
+                </wp:positionV>
+                <wp:extent cx="0" cy="182880"/>
+                <wp:effectExtent l="76200" t="0" r="57150" b="64770"/>
+                <wp:wrapNone/>
+                <wp:docPr id="271" name="Straight Arrow Connector 271"/>
+                <wp:cNvGraphicFramePr/>
+                <a:graphic xmlns:a="http://schemas.openxmlformats.org/drawingml/2006/main">
+                  <a:graphicData uri="http://schemas.microsoft.com/office/word/2010/wordprocessingShape">
+                    <wps:wsp>
+                      <wps:cNvCnPr/>
+                      <wps:spPr>
+                        <a:xfrm flipH="1">
+                          <a:off x="0" y="0"/>
+                          <a:ext cx="0" cy="182880"/>
+                        </a:xfrm>
+                        <a:prstGeom prst="straightConnector1">
+                          <a:avLst/>
+                        </a:prstGeom>
+                        <a:ln>
+                          <a:tailEnd type="triangle"/>
+                        </a:ln>
+                      </wps:spPr>
+                      <wps:style>
+                        <a:lnRef idx="1">
+                          <a:schemeClr val="dk1"/>
+                        </a:lnRef>
+                        <a:fillRef idx="0">
+                          <a:schemeClr val="dk1"/>
+                        </a:fillRef>
+                        <a:effectRef idx="0">
+                          <a:schemeClr val="dk1"/>
+                        </a:effectRef>
+                        <a:fontRef idx="minor">
+                          <a:schemeClr val="tx1"/>
+                        </a:fontRef>
+                      </wps:style>
+                      <wps:bodyPr/>
+                    </wps:wsp>
+                  </a:graphicData>
+                </a:graphic>
+                <wp14:sizeRelH relativeFrom="margin">
+                  <wp14:pctWidth>0</wp14:pctWidth>
+                </wp14:sizeRelH>
+                <wp14:sizeRelV relativeFrom="margin">
+                  <wp14:pctHeight>0</wp14:pctHeight>
+                </wp14:sizeRelV>
+              </wp:anchor>
+            </w:drawing>
+          </mc:Choice>
+          <mc:Fallback>
+            <w:pict>
+              <v:shape w14:anchorId="60BB8F1B" id="Straight Arrow Connector 271" o:spid="_x0000_s1026" type="#_x0000_t32" style="position:absolute;margin-left:224.85pt;margin-top:21.85pt;width:0;height:14.4pt;flip:x;z-index:-251487232;visibility:visible;mso-wrap-style:square;mso-width-percent:0;mso-height-percent:0;mso-wrap-distance-left:9pt;mso-wrap-distance-top:0;mso-wrap-distance-right:9pt;mso-wrap-distance-bottom:0;mso-position-horizontal:absolute;mso-position-horizontal-relative:text;mso-position-vertical:absolute;mso-position-vertical-relative:text;mso-width-percent:0;mso-height-percent:0;mso-width-relative:margin;mso-height-relative:margin" o:gfxdata="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" strokecolor="black [3200]" strokeweight=".5pt">
+                <v:stroke endarrow="block" joinstyle="miter"/>
+              </v:shape>
+            </w:pict>
+          </mc:Fallback>
+        </mc:AlternateContent>
+      </w:r>
+      <w:r>
+        <w:rPr>
+          <w:rFonts w:ascii="Times New Roman" w:eastAsia="等线" w:hAnsi="Times New Roman" w:cs="Times New Roman"/>
+          <w:sz w:val="24"/>
+          <w:szCs w:val="24"/>
+          <w:lang w:val="en-US" w:eastAsia="zh-CN"/>
+        </w:rPr>
+        <w:t xml:space="preserve">Predicted Temp = Current Temp + (Rate × 5)                     </w:t>
+      </w:r>
+    </w:p>
+    <w:p>
+      <w:pPr>
+        <w:spacing w:line="259" w:lineRule="auto"/>
+        <w:jc w:val="center"/>
+        <w:rPr>
+          <w:rFonts w:ascii="Times New Roman" w:eastAsia="等线" w:hAnsi="Times New Roman" w:cs="Times New Roman"/>
+          <w:sz w:val="24"/>
+          <w:szCs w:val="24"/>
+          <w:lang w:val="en-US" w:eastAsia="zh-CN"/>
+        </w:rPr>
+      </w:pPr>
+    </w:p>
+    <w:p>
+      <w:pPr>
+        <w:spacing w:line="259" w:lineRule="auto"/>
+        <w:jc w:val="center"/>
+        <w:rPr>
+          <w:rFonts w:ascii="Times New Roman" w:eastAsia="等线" w:hAnsi="Times New Roman" w:cs="Times New Roman" w:hint="eastAsia"/>
+          <w:sz w:val="24"/>
+          <w:szCs w:val="24"/>
+          <w:lang w:val="en-US" w:eastAsia="zh-CN"/>
+        </w:rPr>
+      </w:pPr>
+      <w:r>
+        <w:rPr>
+          <w:rFonts w:eastAsia="等线" w:hint="eastAsia"/>
+          <w:noProof/>
+        </w:rPr>
+        <w:lastRenderedPageBreak/>
+        <mc:AlternateContent>
+          <mc:Choice Requires="wps">
+            <w:drawing>
+              <wp:anchor distT="0" distB="0" distL="114300" distR="114300" simplePos="0" relativeHeight="251839488" behindDoc="0" locked="0" layoutInCell="1" allowOverlap="1" wp14:anchorId="783C7FCE" wp14:editId="4F743040">
+                <wp:simplePos x="0" y="0"/>
+                <wp:positionH relativeFrom="column">
+                  <wp:posOffset>5010912</wp:posOffset>
+                </wp:positionH>
+                <wp:positionV relativeFrom="paragraph">
+                  <wp:posOffset>-115824</wp:posOffset>
+                </wp:positionV>
+                <wp:extent cx="589788" cy="3544824"/>
+                <wp:effectExtent l="0" t="0" r="20320" b="36830"/>
+                <wp:wrapNone/>
+                <wp:docPr id="282" name="Connector: Elbow 282"/>
+                <wp:cNvGraphicFramePr/>
+                <a:graphic xmlns:a="http://schemas.openxmlformats.org/drawingml/2006/main">
+                  <a:graphicData uri="http://schemas.microsoft.com/office/word/2010/wordprocessingShape">
+                    <wps:wsp>
+                      <wps:cNvCnPr/>
+                      <wps:spPr>
+                        <a:xfrm flipV="1">
+                          <a:off x="0" y="0"/>
+                          <a:ext cx="589788" cy="3544824"/>
+                        </a:xfrm>
+                        <a:prstGeom prst="bentConnector3">
+                          <a:avLst>
+                            <a:gd name="adj1" fmla="val 99253"/>
+                          </a:avLst>
+                        </a:prstGeom>
+                      </wps:spPr>
+                      <wps:style>
+                        <a:lnRef idx="1">
+                          <a:schemeClr val="dk1"/>
+                        </a:lnRef>
+                        <a:fillRef idx="0">
+                          <a:schemeClr val="dk1"/>
+                        </a:fillRef>
+                        <a:effectRef idx="0">
+                          <a:schemeClr val="dk1"/>
+                        </a:effectRef>
+                        <a:fontRef idx="minor">
+                          <a:schemeClr val="tx1"/>
+                        </a:fontRef>
+                      </wps:style>
+                      <wps:bodyPr/>
+                    </wps:wsp>
+                  </a:graphicData>
+                </a:graphic>
+                <wp14:sizeRelH relativeFrom="margin">
+                  <wp14:pctWidth>0</wp14:pctWidth>
+                </wp14:sizeRelH>
+                <wp14:sizeRelV relativeFrom="margin">
+                  <wp14:pctHeight>0</wp14:pctHeight>
+                </wp14:sizeRelV>
+              </wp:anchor>
+            </w:drawing>
+          </mc:Choice>
+          <mc:Fallback>
+            <w:pict>
+              <v:shape w14:anchorId="1944A434" id="Connector: Elbow 282" o:spid="_x0000_s1026" type="#_x0000_t34" style="position:absolute;margin-left:394.55pt;margin-top:-9.1pt;width:46.45pt;height:279.1pt;flip:y;z-index:251839488;visibility:visible;mso-wrap-style:square;mso-width-percent:0;mso-height-percent:0;mso-wrap-distance-left:9pt;mso-wrap-distance-top:0;mso-wrap-distance-right:9pt;mso-wrap-distance-bottom:0;mso-position-horizontal:absolute;mso-position-horizontal-relative:text;mso-position-vertical:absolute;mso-position-vertical-relative:text;mso-width-percent:0;mso-height-percent:0;mso-width-relative:margin;mso-height-relative:margin" o:gfxdata="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" adj="21439" strokecolor="black [3200]" strokeweight=".5pt"/>
+            </w:pict>
+          </mc:Fallback>
+        </mc:AlternateContent>
+      </w:r>
+      <w:r>
+        <w:rPr>
+          <w:rFonts w:eastAsia="等线" w:hint="eastAsia"/>
+          <w:noProof/>
+        </w:rPr>
+        <mc:AlternateContent>
+          <mc:Choice Requires="wps">
+            <w:drawing>
+              <wp:anchor distT="0" distB="0" distL="114300" distR="114300" simplePos="0" relativeHeight="251838464" behindDoc="0" locked="0" layoutInCell="1" allowOverlap="1" wp14:anchorId="792758FA" wp14:editId="4BA6760F">
+                <wp:simplePos x="0" y="0"/>
+                <wp:positionH relativeFrom="column">
+                  <wp:posOffset>103632</wp:posOffset>
+                </wp:positionH>
+                <wp:positionV relativeFrom="paragraph">
+                  <wp:posOffset>-146304</wp:posOffset>
+                </wp:positionV>
+                <wp:extent cx="627888" cy="5289804"/>
+                <wp:effectExtent l="0" t="0" r="20320" b="25400"/>
+                <wp:wrapNone/>
+                <wp:docPr id="281" name="Connector: Elbow 281"/>
+                <wp:cNvGraphicFramePr/>
+                <a:graphic xmlns:a="http://schemas.openxmlformats.org/drawingml/2006/main">
+                  <a:graphicData uri="http://schemas.microsoft.com/office/word/2010/wordprocessingShape">
+                    <wps:wsp>
+                      <wps:cNvCnPr/>
+                      <wps:spPr>
+                        <a:xfrm flipH="1" flipV="1">
+                          <a:off x="0" y="0"/>
+                          <a:ext cx="627888" cy="5289804"/>
+                        </a:xfrm>
+                        <a:prstGeom prst="bentConnector3">
+                          <a:avLst>
+                            <a:gd name="adj1" fmla="val 99238"/>
+                          </a:avLst>
+                        </a:prstGeom>
+                      </wps:spPr>
+                      <wps:style>
+                        <a:lnRef idx="1">
+                          <a:schemeClr val="dk1"/>
+                        </a:lnRef>
+                        <a:fillRef idx="0">
+                          <a:schemeClr val="dk1"/>
+                        </a:fillRef>
+                        <a:effectRef idx="0">
+                          <a:schemeClr val="dk1"/>
+                        </a:effectRef>
+                        <a:fontRef idx="minor">
+                          <a:schemeClr val="tx1"/>
+                        </a:fontRef>
+                      </wps:style>
+                      <wps:bodyPr/>
+                    </wps:wsp>
+                  </a:graphicData>
+                </a:graphic>
+                <wp14:sizeRelH relativeFrom="margin">
+                  <wp14:pctWidth>0</wp14:pctWidth>
+                </wp14:sizeRelH>
+                <wp14:sizeRelV relativeFrom="margin">
+                  <wp14:pctHeight>0</wp14:pctHeight>
+                </wp14:sizeRelV>
+              </wp:anchor>
+            </w:drawing>
+          </mc:Choice>
+          <mc:Fallback>
+            <w:pict>
+              <v:shape w14:anchorId="1B815197" id="Connector: Elbow 281" o:spid="_x0000_s1026" type="#_x0000_t34" style="position:absolute;margin-left:8.15pt;margin-top:-11.5pt;width:49.45pt;height:416.5pt;flip:x y;z-index:251838464;visibility:visible;mso-wrap-style:square;mso-width-percent:0;mso-height-percent:0;mso-wrap-distance-left:9pt;mso-wrap-distance-top:0;mso-wrap-distance-right:9pt;mso-wrap-distance-bottom:0;mso-position-horizontal:absolute;mso-position-horizontal-relative:text;mso-position-vertical:absolute;mso-position-vertical-relative:text;mso-width-percent:0;mso-height-percent:0;mso-width-relative:margin;mso-height-relative:margin" o:gfxdata="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" adj="21435" strokecolor="black [3200]" strokeweight=".5pt"/>
+            </w:pict>
+          </mc:Fallback>
+        </mc:AlternateContent>
+      </w:r>
+      <w:r>
+        <w:rPr>
+          <w:rFonts w:eastAsia="等线" w:hint="eastAsia"/>
+          <w:noProof/>
+        </w:rPr>
+        <mc:AlternateContent>
+          <mc:Choice Requires="wps">
+            <w:drawing>
+              <wp:anchor distT="0" distB="0" distL="114300" distR="114300" simplePos="0" relativeHeight="251836416" behindDoc="0" locked="0" layoutInCell="1" allowOverlap="1" wp14:anchorId="7D2CEFE1" wp14:editId="040901E0">
+                <wp:simplePos x="0" y="0"/>
+                <wp:positionH relativeFrom="column">
+                  <wp:posOffset>457200</wp:posOffset>
+                </wp:positionH>
+                <wp:positionV relativeFrom="paragraph">
+                  <wp:posOffset>-146304</wp:posOffset>
+                </wp:positionV>
+                <wp:extent cx="268224" cy="1860804"/>
+                <wp:effectExtent l="0" t="0" r="17780" b="25400"/>
+                <wp:wrapNone/>
+                <wp:docPr id="280" name="Connector: Elbow 280"/>
+                <wp:cNvGraphicFramePr/>
+                <a:graphic xmlns:a="http://schemas.openxmlformats.org/drawingml/2006/main">
+                  <a:graphicData uri="http://schemas.microsoft.com/office/word/2010/wordprocessingShape">
+                    <wps:wsp>
+                      <wps:cNvCnPr/>
+                      <wps:spPr>
+                        <a:xfrm flipH="1" flipV="1">
+                          <a:off x="0" y="0"/>
+                          <a:ext cx="268224" cy="1860804"/>
+                        </a:xfrm>
+                        <a:prstGeom prst="bentConnector3">
+                          <a:avLst>
+                            <a:gd name="adj1" fmla="val 99238"/>
+                          </a:avLst>
+                        </a:prstGeom>
+                      </wps:spPr>
+                      <wps:style>
+                        <a:lnRef idx="1">
+                          <a:schemeClr val="dk1"/>
+                        </a:lnRef>
+                        <a:fillRef idx="0">
+                          <a:schemeClr val="dk1"/>
+                        </a:fillRef>
+                        <a:effectRef idx="0">
+                          <a:schemeClr val="dk1"/>
+                        </a:effectRef>
+                        <a:fontRef idx="minor">
+                          <a:schemeClr val="tx1"/>
+                        </a:fontRef>
+                      </wps:style>
+                      <wps:bodyPr/>
+                    </wps:wsp>
+                  </a:graphicData>
+                </a:graphic>
+                <wp14:sizeRelH relativeFrom="margin">
+                  <wp14:pctWidth>0</wp14:pctWidth>
+                </wp14:sizeRelH>
+                <wp14:sizeRelV relativeFrom="margin">
+                  <wp14:pctHeight>0</wp14:pctHeight>
+                </wp14:sizeRelV>
+              </wp:anchor>
+            </w:drawing>
+          </mc:Choice>
+          <mc:Fallback>
+            <w:pict>
+              <v:shape w14:anchorId="223BAE20" id="Connector: Elbow 280" o:spid="_x0000_s1026" type="#_x0000_t34" style="position:absolute;margin-left:36pt;margin-top:-11.5pt;width:21.1pt;height:146.5pt;flip:x y;z-index:251836416;visibility:visible;mso-wrap-style:square;mso-width-percent:0;mso-height-percent:0;mso-wrap-distance-left:9pt;mso-wrap-distance-top:0;mso-wrap-distance-right:9pt;mso-wrap-distance-bottom:0;mso-position-horizontal:absolute;mso-position-horizontal-relative:text;mso-position-vertical:absolute;mso-position-vertical-relative:text;mso-width-percent:0;mso-height-percent:0;mso-width-relative:margin;mso-height-relative:margin" o:gfxdata="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" adj="21435" strokecolor="black [3200]" strokeweight=".5pt"/>
+            </w:pict>
+          </mc:Fallback>
+        </mc:AlternateContent>
+      </w:r>
+      <w:r>
+        <mc:AlternateContent>
+          <mc:Choice Requires="wps">
+            <w:drawing>
+              <wp:anchor distT="0" distB="0" distL="114300" distR="114300" simplePos="0" relativeHeight="251814912" behindDoc="1" locked="0" layoutInCell="1" allowOverlap="1" wp14:anchorId="20C26FB7" wp14:editId="4EBA1605">
+                <wp:simplePos x="0" y="0"/>
+                <wp:positionH relativeFrom="margin">
+                  <wp:posOffset>1221054</wp:posOffset>
+                </wp:positionH>
+                <wp:positionV relativeFrom="paragraph">
+                  <wp:posOffset>-149225</wp:posOffset>
+                </wp:positionV>
+                <wp:extent cx="3278221" cy="412750"/>
+                <wp:effectExtent l="0" t="0" r="17780" b="25400"/>
+                <wp:wrapNone/>
+                <wp:docPr id="263" name="Rectangle 263"/>
+                <wp:cNvGraphicFramePr/>
+                <a:graphic xmlns:a="http://schemas.openxmlformats.org/drawingml/2006/main">
+                  <a:graphicData uri="http://schemas.microsoft.com/office/word/2010/wordprocessingShape">
+                    <wps:wsp>
+                      <wps:cNvSpPr/>
+                      <wps:spPr>
+                        <a:xfrm>
+                          <a:off x="0" y="0"/>
+                          <a:ext cx="3278221" cy="412750"/>
+                        </a:xfrm>
+                        <a:prstGeom prst="rect">
+                          <a:avLst/>
+                        </a:prstGeom>
+                      </wps:spPr>
+                      <wps:style>
+                        <a:lnRef idx="2">
+                          <a:schemeClr val="dk1"/>
+                        </a:lnRef>
+                        <a:fillRef idx="1">
+                          <a:schemeClr val="lt1"/>
+                        </a:fillRef>
+                        <a:effectRef idx="0">
+                          <a:schemeClr val="dk1"/>
+                        </a:effectRef>
+                        <a:fontRef idx="minor">
+                          <a:schemeClr val="dk1"/>
+                        </a:fontRef>
+                      </wps:style>
+                      <wps:bodyPr rot="0" spcFirstLastPara="0" vertOverflow="overflow" horzOverflow="overflow" vert="horz" wrap="square" lIns="91440" tIns="45720" rIns="91440" bIns="45720" numCol="1" spcCol="0" rtlCol="0" fromWordArt="0" anchor="ctr" anchorCtr="0" forceAA="0" compatLnSpc="1">
+                        <a:prstTxWarp prst="textNoShape">
+                          <a:avLst/>
+                        </a:prstTxWarp>
+                        <a:noAutofit/>
+                      </wps:bodyPr>
+                    </wps:wsp>
+                  </a:graphicData>
+                </a:graphic>
+                <wp14:sizeRelH relativeFrom="margin">
+                  <wp14:pctWidth>0</wp14:pctWidth>
+                </wp14:sizeRelH>
+                <wp14:sizeRelV relativeFrom="margin">
+                  <wp14:pctHeight>0</wp14:pctHeight>
+                </wp14:sizeRelV>
+              </wp:anchor>
+            </w:drawing>
+          </mc:Choice>
+          <mc:Fallback>
+            <w:pict>
+              <v:rect w14:anchorId="01CC5914" id="Rectangle 263" o:spid="_x0000_s1026" style="position:absolute;margin-left:96.15pt;margin-top:-11.75pt;width:258.15pt;height:32.5pt;z-index:-251501568;visibility:visible;mso-wrap-style:square;mso-width-percent:0;mso-height-percent:0;mso-wrap-distance-left:9pt;mso-wrap-distance-top:0;mso-wrap-distance-right:9pt;mso-wrap-distance-bottom:0;mso-position-horizontal:absolute;mso-position-horizontal-relative:margin;mso-position-vertical:absolute;mso-position-vertical-relative:text;mso-width-percent:0;mso-height-percent:0;mso-width-relative:margin;mso-height-relative:margin;v-text-anchor:middle" o:gfxdata="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" fillcolor="white [3201]" strokecolor="black [3200]" strokeweight="1pt">
+                <w10:wrap anchorx="margin"/>
+              </v:rect>
+            </w:pict>
+          </mc:Fallback>
+        </mc:AlternateContent>
+      </w:r>
+      <w:r>
+        <w:rPr>
+          <w:rFonts w:ascii="Times New Roman" w:hAnsi="Times New Roman" w:cs="Times New Roman" w:hint="eastAsia"/>
+          <w:sz w:val="24"/>
+          <w:szCs w:val="24"/>
+          <w:lang w:eastAsia="zh-CN"/>
+        </w:rPr>
+        <mc:AlternateContent>
+          <mc:Choice Requires="wps">
+            <w:drawing>
+              <wp:anchor distT="0" distB="0" distL="114300" distR="114300" simplePos="0" relativeHeight="251831296" behindDoc="1" locked="0" layoutInCell="1" allowOverlap="1" wp14:anchorId="71539753" wp14:editId="1EC31F26">
+                <wp:simplePos x="0" y="0"/>
+                <wp:positionH relativeFrom="column">
+                  <wp:posOffset>2863723</wp:posOffset>
+                </wp:positionH>
+                <wp:positionV relativeFrom="paragraph">
+                  <wp:posOffset>263982</wp:posOffset>
+                </wp:positionV>
+                <wp:extent cx="0" cy="146304"/>
+                <wp:effectExtent l="76200" t="0" r="57150" b="63500"/>
+                <wp:wrapNone/>
+                <wp:docPr id="272" name="Straight Arrow Connector 272"/>
+                <wp:cNvGraphicFramePr/>
+                <a:graphic xmlns:a="http://schemas.openxmlformats.org/drawingml/2006/main">
+                  <a:graphicData uri="http://schemas.microsoft.com/office/word/2010/wordprocessingShape">
+                    <wps:wsp>
+                      <wps:cNvCnPr/>
+                      <wps:spPr>
+                        <a:xfrm flipH="1">
+                          <a:off x="0" y="0"/>
+                          <a:ext cx="0" cy="146304"/>
+                        </a:xfrm>
+                        <a:prstGeom prst="straightConnector1">
+                          <a:avLst/>
+                        </a:prstGeom>
+                        <a:noFill/>
+                        <a:ln w="6350" cap="flat" cmpd="sng" algn="ctr">
+                          <a:solidFill>
+                            <a:sysClr val="windowText" lastClr="000000"/>
+                          </a:solidFill>
+                          <a:prstDash val="solid"/>
+                          <a:miter lim="800000"/>
+                          <a:tailEnd type="triangle"/>
+                        </a:ln>
+                        <a:effectLst/>
+                      </wps:spPr>
+                      <wps:bodyPr/>
+                    </wps:wsp>
+                  </a:graphicData>
+                </a:graphic>
+                <wp14:sizeRelH relativeFrom="margin">
+                  <wp14:pctWidth>0</wp14:pctWidth>
+                </wp14:sizeRelH>
+                <wp14:sizeRelV relativeFrom="margin">
+                  <wp14:pctHeight>0</wp14:pctHeight>
+                </wp14:sizeRelV>
+              </wp:anchor>
+            </w:drawing>
+          </mc:Choice>
+          <mc:Fallback>
+            <w:pict>
+              <v:shape w14:anchorId="1A2C04B9" id="Straight Arrow Connector 272" o:spid="_x0000_s1026" type="#_x0000_t32" style="position:absolute;margin-left:225.5pt;margin-top:20.8pt;width:0;height:11.5pt;flip:x;z-index:-251485184;visibility:visible;mso-wrap-style:square;mso-width-percent:0;mso-height-percent:0;mso-wrap-distance-left:9pt;mso-wrap-distance-top:0;mso-wrap-distance-right:9pt;mso-wrap-distance-bottom:0;mso-position-horizontal:absolute;mso-position-horizontal-relative:text;mso-position-vertical:absolute;mso-position-vertical-relative:text;mso-width-percent:0;mso-height-percent:0;mso-width-relative:margin;mso-height-relative:margin" o:gfxdata="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" strokecolor="windowText" strokeweight=".5pt">
+                <v:stroke endarrow="block" joinstyle="miter"/>
+              </v:shape>
+            </w:pict>
+          </mc:Fallback>
+        </mc:AlternateContent>
+      </w:r>
+      <w:r>
+        <w:rPr>
+          <w:rFonts w:ascii="Times New Roman" w:eastAsia="等线" w:hAnsi="Times New Roman" w:cs="Times New Roman"/>
+          <w:sz w:val="24"/>
+          <w:szCs w:val="24"/>
+          <w:lang w:val="en-US" w:eastAsia="zh-CN"/>
+        </w:rPr>
+        <w:t>Print Current temperature</w:t>
+      </w:r>
+      <w:r>
+        <w:rPr>
+          <w:rFonts w:ascii="Times New Roman" w:eastAsia="等线" w:hAnsi="Times New Roman" w:cs="Times New Roman" w:hint="eastAsia"/>
+          <w:sz w:val="24"/>
+          <w:szCs w:val="24"/>
+          <w:lang w:val="en-US" w:eastAsia="zh-CN"/>
+        </w:rPr>
+        <w:t xml:space="preserve"> and</w:t>
+      </w:r>
+      <w:r>
+        <w:rPr>
+          <w:rFonts w:ascii="Times New Roman" w:eastAsia="等线" w:hAnsi="Times New Roman" w:cs="Times New Roman"/>
+          <w:sz w:val="24"/>
+          <w:szCs w:val="24"/>
+          <w:lang w:val="en-US" w:eastAsia="zh-CN"/>
+        </w:rPr>
+        <w:t xml:space="preserve"> 5</w:t>
+      </w:r>
+      <w:r>
+        <w:rPr>
+          <w:rFonts w:ascii="Times New Roman" w:eastAsia="等线" w:hAnsi="Times New Roman" w:cs="Times New Roman" w:hint="eastAsia"/>
+          <w:sz w:val="24"/>
+          <w:szCs w:val="24"/>
+          <w:lang w:val="en-US" w:eastAsia="zh-CN"/>
+        </w:rPr>
+        <w:t>-</w:t>
+      </w:r>
+      <w:r>
+        <w:rPr>
+          <w:rFonts w:ascii="Times New Roman" w:eastAsia="等线" w:hAnsi="Times New Roman" w:cs="Times New Roman"/>
+          <w:sz w:val="24"/>
+          <w:szCs w:val="24"/>
+          <w:lang w:val="en-US" w:eastAsia="zh-CN"/>
+        </w:rPr>
+        <w:t>minute prediction</w:t>
+      </w:r>
+      <w:r>
+        <w:rPr>
+          <w:rFonts w:ascii="Times New Roman" w:eastAsia="等线" w:hAnsi="Times New Roman" w:cs="Times New Roman" w:hint="eastAsia"/>
+          <w:sz w:val="24"/>
+          <w:szCs w:val="24"/>
+          <w:lang w:val="en-US" w:eastAsia="zh-CN"/>
+        </w:rPr>
+        <w:t>.</w:t>
+      </w:r>
+    </w:p>
+    <w:p>
+      <w:pPr>
+        <w:spacing w:line="259" w:lineRule="auto"/>
+        <w:jc w:val="center"/>
+        <w:rPr>
+          <w:rFonts w:ascii="Times New Roman" w:eastAsia="等线" w:hAnsi="Times New Roman" w:cs="Times New Roman"/>
+          <w:sz w:val="24"/>
+          <w:szCs w:val="24"/>
+          <w:lang w:val="en-US" w:eastAsia="zh-CN"/>
+        </w:rPr>
+      </w:pPr>
+    </w:p>
+    <w:p>
+      <w:pPr>
+        <w:spacing w:line="259" w:lineRule="auto"/>
+        <w:jc w:val="center"/>
+        <w:rPr>
+          <w:rFonts w:ascii="Times New Roman" w:eastAsia="等线" w:hAnsi="Times New Roman" w:cs="Times New Roman" w:hint="eastAsia"/>
+          <w:sz w:val="24"/>
+          <w:szCs w:val="24"/>
+          <w:lang w:val="en-US" w:eastAsia="zh-CN"/>
+        </w:rPr>
+      </w:pPr>
+      <w:r>
+        <w:rPr>
+          <w:rFonts w:eastAsia="等线"/>
+          <w:lang w:val="en-US"/>
+        </w:rPr>
+        <mc:AlternateContent>
+          <mc:Choice Requires="wps">
+            <w:drawing>
+              <wp:anchor distT="45720" distB="45720" distL="114300" distR="114300" simplePos="0" relativeHeight="251819008" behindDoc="0" locked="0" layoutInCell="1" allowOverlap="1" wp14:anchorId="7E5B0EC0" wp14:editId="259F3DBF">
+                <wp:simplePos x="0" y="0"/>
+                <wp:positionH relativeFrom="column">
+                  <wp:posOffset>5145942</wp:posOffset>
+                </wp:positionH>
+                <wp:positionV relativeFrom="paragraph">
+                  <wp:posOffset>-175456</wp:posOffset>
+                </wp:positionV>
+                <wp:extent cx="458611" cy="268970"/>
+                <wp:effectExtent l="0" t="0" r="17780" b="17145"/>
+                <wp:wrapNone/>
+                <wp:docPr id="265" name="Text Box 2"/>
+                <wp:cNvGraphicFramePr>
+                  <a:graphicFrameLocks xmlns:a="http://schemas.openxmlformats.org/drawingml/2006/main"/>
+                </wp:cNvGraphicFramePr>
+                <a:graphic xmlns:a="http://schemas.openxmlformats.org/drawingml/2006/main">
+                  <a:graphicData uri="http://schemas.microsoft.com/office/word/2010/wordprocessingShape">
+                    <wps:wsp>
+                      <wps:cNvSpPr txBox="1">
+                        <a:spLocks noChangeArrowheads="1"/>
+                      </wps:cNvSpPr>
+                      <wps:spPr bwMode="auto">
+                        <a:xfrm>
+                          <a:off x="0" y="0"/>
+                          <a:ext cx="458611" cy="268970"/>
+                        </a:xfrm>
+                        <a:prstGeom prst="rect">
+                          <a:avLst/>
+                        </a:prstGeom>
+                        <a:solidFill>
+                          <a:srgbClr val="FFFFFF"/>
+                        </a:solidFill>
+                        <a:ln w="9525">
+                          <a:solidFill>
+                            <a:schemeClr val="bg1"/>
+                          </a:solidFill>
+                          <a:miter lim="800000"/>
+                          <a:headEnd/>
+                          <a:tailEnd/>
+                        </a:ln>
+                      </wps:spPr>
+                      <wps:txbx>
+                        <w:txbxContent>
+                          <w:p>
+                            <w:pPr>
+                              <w:rPr>
+                                <w:rFonts w:hint="eastAsia"/>
+                              </w:rPr>
+                            </w:pPr>
+                            <w:r>
+                              <w:rPr>
+                                <w:rFonts w:hint="eastAsia"/>
+                                <w:lang w:eastAsia="zh-CN"/>
+                              </w:rPr>
+                              <w:t>No</w:t>
+                            </w:r>
+                          </w:p>
+                        </w:txbxContent>
+                      </wps:txbx>
+                      <wps:bodyPr rot="0" vert="horz" wrap="square" lIns="91440" tIns="45720" rIns="91440" bIns="45720" anchor="t" anchorCtr="0">
+                        <a:noAutofit/>
+                      </wps:bodyPr>
+                    </wps:wsp>
+                  </a:graphicData>
+                </a:graphic>
+                <wp14:sizeRelH relativeFrom="margin">
+                  <wp14:pctWidth>0</wp14:pctWidth>
+                </wp14:sizeRelH>
+                <wp14:sizeRelV relativeFrom="margin">
+                  <wp14:pctHeight>0</wp14:pctHeight>
+                </wp14:sizeRelV>
+              </wp:anchor>
+            </w:drawing>
+          </mc:Choice>
+          <mc:Fallback>
+            <w:pict>
+              <v:shape w14:anchorId="7E5B0EC0" id="_x0000_s1036" type="#_x0000_t202" style="position:absolute;left:0;text-align:left;margin-left:405.2pt;margin-top:-13.8pt;width:36.1pt;height:21.2pt;z-index:251819008;visibility:visible;mso-wrap-style:square;mso-width-percent:0;mso-height-percent:0;mso-wrap-distance-left:9pt;mso-wrap-distance-top:3.6pt;mso-wrap-distance-right:9pt;mso-wrap-distance-bottom:3.6pt;mso-position-horizontal:absolute;mso-position-horizontal-relative:text;mso-position-vertical:absolute;mso-position-vertical-relative:text;mso-width-percent:0;mso-height-percent:0;mso-width-relative:margin;mso-height-relative:margin;v-text-anchor:top" o:gfxdata="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" strokecolor="white [3212]">
+                <v:textbox>
+                  <w:txbxContent>
+                    <w:p>
+                      <w:pPr>
+                        <w:rPr>
+                          <w:rFonts w:hint="eastAsia"/>
+                        </w:rPr>
+                      </w:pPr>
+                      <w:r>
+                        <w:rPr>
+                          <w:rFonts w:hint="eastAsia"/>
+                          <w:lang w:eastAsia="zh-CN"/>
+                        </w:rPr>
+                        <w:t>No</w:t>
+                      </w:r>
+                    </w:p>
+                  </w:txbxContent>
+                </v:textbox>
+              </v:shape>
+            </w:pict>
+          </mc:Fallback>
+        </mc:AlternateContent>
+      </w:r>
+      <w:r>
+        <w:rPr>
+          <w:rFonts w:hint="eastAsia"/>
+        </w:rPr>
+        <mc:AlternateContent>
+          <mc:Choice Requires="wps">
+            <w:drawing>
+              <wp:anchor distT="0" distB="0" distL="114300" distR="114300" simplePos="0" relativeHeight="251798528" behindDoc="0" locked="0" layoutInCell="1" allowOverlap="1" wp14:anchorId="098FBEB9" wp14:editId="57804358">
+                <wp:simplePos x="0" y="0"/>
+                <wp:positionH relativeFrom="column">
+                  <wp:posOffset>4803238</wp:posOffset>
+                </wp:positionH>
+                <wp:positionV relativeFrom="paragraph">
+                  <wp:posOffset>114056</wp:posOffset>
+                </wp:positionV>
+                <wp:extent cx="289174" cy="1748035"/>
+                <wp:effectExtent l="38100" t="0" r="415925" b="100330"/>
+                <wp:wrapNone/>
+                <wp:docPr id="244" name="Connector: Elbow 244"/>
+                <wp:cNvGraphicFramePr/>
+                <a:graphic xmlns:a="http://schemas.openxmlformats.org/drawingml/2006/main">
+                  <a:graphicData uri="http://schemas.microsoft.com/office/word/2010/wordprocessingShape">
+                    <wps:wsp>
+                      <wps:cNvCnPr/>
+                      <wps:spPr>
+                        <a:xfrm flipH="1">
+                          <a:off x="0" y="0"/>
+                          <a:ext cx="289174" cy="1748035"/>
+                        </a:xfrm>
+                        <a:prstGeom prst="bentConnector3">
+                          <a:avLst>
+                            <a:gd name="adj1" fmla="val -136555"/>
+                          </a:avLst>
+                        </a:prstGeom>
+                        <a:ln>
+                          <a:tailEnd type="triangle"/>
+                        </a:ln>
+                      </wps:spPr>
+                      <wps:style>
+                        <a:lnRef idx="1">
+                          <a:schemeClr val="dk1"/>
+                        </a:lnRef>
+                        <a:fillRef idx="0">
+                          <a:schemeClr val="dk1"/>
+                        </a:fillRef>
+                        <a:effectRef idx="0">
+                          <a:schemeClr val="dk1"/>
+                        </a:effectRef>
+                        <a:fontRef idx="minor">
+                          <a:schemeClr val="tx1"/>
+                        </a:fontRef>
+                      </wps:style>
+                      <wps:bodyPr/>
+                    </wps:wsp>
+                  </a:graphicData>
+                </a:graphic>
+                <wp14:sizeRelH relativeFrom="margin">
+                  <wp14:pctWidth>0</wp14:pctWidth>
+                </wp14:sizeRelH>
+                <wp14:sizeRelV relativeFrom="margin">
+                  <wp14:pctHeight>0</wp14:pctHeight>
+                </wp14:sizeRelV>
+              </wp:anchor>
+            </w:drawing>
+          </mc:Choice>
+          <mc:Fallback>
+            <w:pict>
+              <v:shape w14:anchorId="2E172766" id="Connector: Elbow 244" o:spid="_x0000_s1026" type="#_x0000_t34" style="position:absolute;margin-left:378.2pt;margin-top:9pt;width:22.75pt;height:137.65pt;flip:x;z-index:251798528;visibility:visible;mso-wrap-style:square;mso-width-percent:0;mso-height-percent:0;mso-wrap-distance-left:9pt;mso-wrap-distance-top:0;mso-wrap-distance-right:9pt;mso-wrap-distance-bottom:0;mso-position-horizontal:absolute;mso-position-horizontal-relative:text;mso-position-vertical:absolute;mso-position-vertical-relative:text;mso-width-percent:0;mso-height-percent:0;mso-width-relative:margin;mso-height-relative:margin" o:gfxdata="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" adj="-29496" strokecolor="black [3200]" strokeweight=".5pt">
+                <v:stroke endarrow="block"/>
+              </v:shape>
+            </w:pict>
+          </mc:Fallback>
+        </mc:AlternateContent>
+      </w:r>
+      <w:r>
+        <w:rPr>
+          <w:rFonts w:eastAsia="等线"/>
+          <w:lang w:val="en-US"/>
+        </w:rPr>
+        <mc:AlternateContent>
+          <mc:Choice Requires="wps">
+            <w:drawing>
+              <wp:anchor distT="0" distB="0" distL="114300" distR="114300" simplePos="0" relativeHeight="251816960" behindDoc="1" locked="0" layoutInCell="1" allowOverlap="1" wp14:anchorId="0B7934B1" wp14:editId="1E435A6F">
+                <wp:simplePos x="0" y="0"/>
+                <wp:positionH relativeFrom="margin">
+                  <wp:posOffset>640715</wp:posOffset>
+                </wp:positionH>
+                <wp:positionV relativeFrom="paragraph">
+                  <wp:posOffset>-175652</wp:posOffset>
+                </wp:positionV>
+                <wp:extent cx="4446351" cy="574337"/>
+                <wp:effectExtent l="38100" t="19050" r="49530" b="35560"/>
+                <wp:wrapNone/>
+                <wp:docPr id="264" name="Diamond 264"/>
+                <wp:cNvGraphicFramePr/>
+                <a:graphic xmlns:a="http://schemas.openxmlformats.org/drawingml/2006/main">
+                  <a:graphicData uri="http://schemas.microsoft.com/office/word/2010/wordprocessingShape">
+                    <wps:wsp>
+                      <wps:cNvSpPr/>
+                      <wps:spPr>
+                        <a:xfrm>
+                          <a:off x="0" y="0"/>
+                          <a:ext cx="4446351" cy="574337"/>
+                        </a:xfrm>
+                        <a:prstGeom prst="diamond">
+                          <a:avLst/>
+                        </a:prstGeom>
+                      </wps:spPr>
+                      <wps:style>
+                        <a:lnRef idx="2">
+                          <a:schemeClr val="dk1"/>
+                        </a:lnRef>
+                        <a:fillRef idx="1">
+                          <a:schemeClr val="lt1"/>
+                        </a:fillRef>
+                        <a:effectRef idx="0">
+                          <a:schemeClr val="dk1"/>
+                        </a:effectRef>
+                        <a:fontRef idx="minor">
+                          <a:schemeClr val="dk1"/>
+                        </a:fontRef>
+                      </wps:style>
+                      <wps:bodyPr rot="0" spcFirstLastPara="0" vertOverflow="overflow" horzOverflow="overflow" vert="horz" wrap="square" lIns="91440" tIns="45720" rIns="91440" bIns="45720" numCol="1" spcCol="0" rtlCol="0" fromWordArt="0" anchor="ctr" anchorCtr="0" forceAA="0" compatLnSpc="1">
+                        <a:prstTxWarp prst="textNoShape">
+                          <a:avLst/>
+                        </a:prstTxWarp>
+                        <a:noAutofit/>
+                      </wps:bodyPr>
+                    </wps:wsp>
+                  </a:graphicData>
+                </a:graphic>
+                <wp14:sizeRelH relativeFrom="margin">
+                  <wp14:pctWidth>0</wp14:pctWidth>
+                </wp14:sizeRelH>
+                <wp14:sizeRelV relativeFrom="margin">
+                  <wp14:pctHeight>0</wp14:pctHeight>
+                </wp14:sizeRelV>
+              </wp:anchor>
+            </w:drawing>
+          </mc:Choice>
+          <mc:Fallback>
+            <w:pict>
+              <v:shape w14:anchorId="2E5F4039" id="Diamond 264" o:spid="_x0000_s1026" type="#_x0000_t4" style="position:absolute;margin-left:50.45pt;margin-top:-13.85pt;width:350.1pt;height:45.2pt;z-index:-251499520;visibility:visible;mso-wrap-style:square;mso-width-percent:0;mso-height-percent:0;mso-wrap-distance-left:9pt;mso-wrap-distance-top:0;mso-wrap-distance-right:9pt;mso-wrap-distance-bottom:0;mso-position-horizontal:absolute;mso-position-horizontal-relative:margin;mso-position-vertical:absolute;mso-position-vertical-relative:text;mso-width-percent:0;mso-height-percent:0;mso-width-relative:margin;mso-height-relative:margin;v-text-anchor:middle" o:gfxdata="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" fillcolor="white [3201]" strokecolor="black [3200]" strokeweight="1pt">
+                <w10:wrap anchorx="margin"/>
+              </v:shape>
+            </w:pict>
+          </mc:Fallback>
+        </mc:AlternateContent>
+      </w:r>
+      <w:r>
+        <w:rPr>
+          <w:rFonts w:ascii="Times New Roman" w:eastAsia="等线" w:hAnsi="Times New Roman" w:cs="Times New Roman"/>
+          <w:sz w:val="24"/>
+          <w:szCs w:val="24"/>
+          <w:lang w:val="en-US" w:eastAsia="zh-CN"/>
+        </w:rPr>
+        <w:t xml:space="preserve"> </w:t>
+      </w:r>
+      <w:r>
+        <w:rPr>
+          <w:rFonts w:ascii="Times New Roman" w:eastAsia="等线" w:hAnsi="Times New Roman" w:cs="Times New Roman"/>
+          <w:sz w:val="24"/>
+          <w:szCs w:val="24"/>
+          <w:lang w:val="en-US" w:eastAsia="zh-CN"/>
+        </w:rPr>
+        <w:t>Is temperature rate between -4 °C/min and +4 °C/min?</w:t>
+      </w:r>
+    </w:p>
+    <w:p>
+      <w:pPr>
+        <w:pStyle w:val="NormalWeb"/>
+        <w:jc w:val="center"/>
+        <w:rPr>
+          <w:rFonts w:eastAsia="宋体"/>
+          <w:lang w:val="en-GB"/>
+        </w:rPr>
+      </w:pPr>
+      <w:r>
+        <w:rPr>
+          <w:rFonts w:eastAsia="宋体" w:hint="eastAsia"/>
+          <w:lang w:val="en-GB"/>
+        </w:rPr>
+        <mc:AlternateContent>
+          <mc:Choice Requires="wps">
+            <w:drawing>
+              <wp:anchor distT="0" distB="0" distL="114300" distR="114300" simplePos="0" relativeHeight="251792384" behindDoc="0" locked="0" layoutInCell="1" allowOverlap="1" wp14:anchorId="5DCC608D" wp14:editId="18F10C86">
+                <wp:simplePos x="0" y="0"/>
+                <wp:positionH relativeFrom="column">
+                  <wp:posOffset>2855595</wp:posOffset>
+                </wp:positionH>
+                <wp:positionV relativeFrom="paragraph">
+                  <wp:posOffset>108585</wp:posOffset>
+                </wp:positionV>
+                <wp:extent cx="1488" cy="502920"/>
+                <wp:effectExtent l="76200" t="0" r="74930" b="49530"/>
+                <wp:wrapNone/>
+                <wp:docPr id="245" name="Straight Arrow Connector 245"/>
+                <wp:cNvGraphicFramePr/>
+                <a:graphic xmlns:a="http://schemas.openxmlformats.org/drawingml/2006/main">
+                  <a:graphicData uri="http://schemas.microsoft.com/office/word/2010/wordprocessingShape">
+                    <wps:wsp>
+                      <wps:cNvCnPr/>
+                      <wps:spPr>
+                        <a:xfrm>
+                          <a:off x="0" y="0"/>
+                          <a:ext cx="1488" cy="502920"/>
+                        </a:xfrm>
+                        <a:prstGeom prst="straightConnector1">
+                          <a:avLst/>
+                        </a:prstGeom>
+                        <a:ln>
+                          <a:tailEnd type="triangle"/>
+                        </a:ln>
+                      </wps:spPr>
+                      <wps:style>
+                        <a:lnRef idx="1">
+                          <a:schemeClr val="dk1"/>
+                        </a:lnRef>
+                        <a:fillRef idx="0">
+                          <a:schemeClr val="dk1"/>
+                        </a:fillRef>
+                        <a:effectRef idx="0">
+                          <a:schemeClr val="dk1"/>
+                        </a:effectRef>
+                        <a:fontRef idx="minor">
+                          <a:schemeClr val="tx1"/>
+                        </a:fontRef>
+                      </wps:style>
+                      <wps:bodyPr/>
+                    </wps:wsp>
+                  </a:graphicData>
+                </a:graphic>
+                <wp14:sizeRelH relativeFrom="margin">
+                  <wp14:pctWidth>0</wp14:pctWidth>
+                </wp14:sizeRelH>
+                <wp14:sizeRelV relativeFrom="margin">
+                  <wp14:pctHeight>0</wp14:pctHeight>
+                </wp14:sizeRelV>
+              </wp:anchor>
+            </w:drawing>
+          </mc:Choice>
+          <mc:Fallback>
+            <w:pict>
+              <v:shape w14:anchorId="5D64BECE" id="Straight Arrow Connector 245" o:spid="_x0000_s1026" type="#_x0000_t32" style="position:absolute;margin-left:224.85pt;margin-top:8.55pt;width:.1pt;height:39.6pt;z-index:251792384;visibility:visible;mso-wrap-style:square;mso-width-percent:0;mso-height-percent:0;mso-wrap-distance-left:9pt;mso-wrap-distance-top:0;mso-wrap-distance-right:9pt;mso-wrap-distance-bottom:0;mso-position-horizontal:absolute;mso-position-horizontal-relative:text;mso-position-vertical:absolute;mso-position-vertical-relative:text;mso-width-percent:0;mso-height-percent:0;mso-width-relative:margin;mso-height-relative:margin" o:gfxdata="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" strokecolor="black [3200]" strokeweight=".5pt">
+                <v:stroke endarrow="block" joinstyle="miter"/>
+              </v:shape>
+            </w:pict>
+          </mc:Fallback>
+        </mc:AlternateContent>
+      </w:r>
+      <w:r>
+        <w:rPr>
+          <w:rFonts w:eastAsia="宋体"/>
+          <w:lang w:val="en-GB"/>
+        </w:rPr>
+        <mc:AlternateContent>
+          <mc:Choice Requires="wps">
+            <w:drawing>
+              <wp:anchor distT="45720" distB="45720" distL="114300" distR="114300" simplePos="0" relativeHeight="251791360" behindDoc="0" locked="0" layoutInCell="1" allowOverlap="1" wp14:anchorId="2E9B5176" wp14:editId="727A2CFF">
+                <wp:simplePos x="0" y="0"/>
+                <wp:positionH relativeFrom="column">
+                  <wp:posOffset>2403529</wp:posOffset>
+                </wp:positionH>
+                <wp:positionV relativeFrom="paragraph">
+                  <wp:posOffset>185136</wp:posOffset>
+                </wp:positionV>
+                <wp:extent cx="457200" cy="252730"/>
+                <wp:effectExtent l="0" t="0" r="0" b="0"/>
+                <wp:wrapSquare wrapText="bothSides"/>
+                <wp:docPr id="246" name="Text Box 2"/>
+                <wp:cNvGraphicFramePr>
+                  <a:graphicFrameLocks xmlns:a="http://schemas.openxmlformats.org/drawingml/2006/main"/>
+                </wp:cNvGraphicFramePr>
+                <a:graphic xmlns:a="http://schemas.openxmlformats.org/drawingml/2006/main">
+                  <a:graphicData uri="http://schemas.microsoft.com/office/word/2010/wordprocessingShape">
+                    <wps:wsp>
+                      <wps:cNvSpPr txBox="1">
+                        <a:spLocks noChangeArrowheads="1"/>
+                      </wps:cNvSpPr>
+                      <wps:spPr bwMode="auto">
+                        <a:xfrm>
+                          <a:off x="0" y="0"/>
+                          <a:ext cx="457200" cy="252730"/>
+                        </a:xfrm>
+                        <a:prstGeom prst="rect">
+                          <a:avLst/>
+                        </a:prstGeom>
+                        <a:solidFill>
+                          <a:srgbClr val="FFFFFF"/>
+                        </a:solidFill>
+                        <a:ln w="9525">
+                          <a:noFill/>
+                          <a:miter lim="800000"/>
+                          <a:headEnd/>
+                          <a:tailEnd/>
+                        </a:ln>
+                      </wps:spPr>
+                      <wps:txbx>
+                        <w:txbxContent>
+                          <w:p>
+                            <w:pPr>
+                              <w:rPr>
+                                <w:rFonts w:hint="eastAsia"/>
+                              </w:rPr>
+                            </w:pPr>
+                            <w:r>
+                              <w:rPr>
+                                <w:rFonts w:hint="eastAsia"/>
+                                <w:lang w:eastAsia="zh-CN"/>
+                              </w:rPr>
+                              <w:t>Yes</w:t>
+                            </w:r>
+                          </w:p>
+                        </w:txbxContent>
+                      </wps:txbx>
+                      <wps:bodyPr rot="0" vert="horz" wrap="square" lIns="91440" tIns="45720" rIns="91440" bIns="45720" anchor="t" anchorCtr="0">
+                        <a:noAutofit/>
+                      </wps:bodyPr>
+                    </wps:wsp>
+                  </a:graphicData>
+                </a:graphic>
+                <wp14:sizeRelH relativeFrom="margin">
+                  <wp14:pctWidth>0</wp14:pctWidth>
+                </wp14:sizeRelH>
+                <wp14:sizeRelV relativeFrom="margin">
+                  <wp14:pctHeight>0</wp14:pctHeight>
+                </wp14:sizeRelV>
+              </wp:anchor>
+            </w:drawing>
+          </mc:Choice>
+          <mc:Fallback>
+            <w:pict>
+              <v:shape w14:anchorId="2E9B5176" id="_x0000_s1037" type="#_x0000_t202" style="position:absolute;left:0;text-align:left;margin-left:189.25pt;margin-top:14.6pt;width:36pt;height:19.9pt;z-index:251791360;visibility:visible;mso-wrap-style:square;mso-width-percent:0;mso-height-percent:0;mso-wrap-distance-left:9pt;mso-wrap-distance-top:3.6pt;mso-wrap-distance-right:9pt;mso-wrap-distance-bottom:3.6pt;mso-position-horizontal:absolute;mso-position-horizontal-relative:text;mso-position-vertical:absolute;mso-position-vertical-relative:text;mso-width-percent:0;mso-height-percent:0;mso-width-relative:margin;mso-height-relative:margin;v-text-anchor:top" o:gfxdata="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" stroked="f">
+                <v:textbox>
+                  <w:txbxContent>
+                    <w:p>
+                      <w:pPr>
+                        <w:rPr>
+                          <w:rFonts w:hint="eastAsia"/>
+                        </w:rPr>
+                      </w:pPr>
+                      <w:r>
+                        <w:rPr>
+                          <w:rFonts w:hint="eastAsia"/>
+                          <w:lang w:eastAsia="zh-CN"/>
+                        </w:rPr>
+                        <w:t>Yes</w:t>
+                      </w:r>
+                    </w:p>
+                  </w:txbxContent>
+                </v:textbox>
+                <w10:wrap type="square"/>
+              </v:shape>
+            </w:pict>
+          </mc:Fallback>
+        </mc:AlternateContent>
+      </w:r>
+    </w:p>
+    <w:p>
+      <w:pPr>
+        <w:pStyle w:val="NormalWeb"/>
+        <w:jc w:val="center"/>
+        <w:rPr>
+          <w:rFonts w:eastAsia="宋体"/>
+          <w:lang w:val="en-GB"/>
+        </w:rPr>
+      </w:pPr>
+      <w:r>
+        <w:rPr>
+          <w:rFonts w:eastAsia="宋体"/>
+          <w:lang w:val="en-GB"/>
+        </w:rPr>
+        <mc:AlternateContent>
+          <mc:Choice Requires="wps">
+            <w:drawing>
+              <wp:anchor distT="0" distB="0" distL="114300" distR="114300" simplePos="0" relativeHeight="251790336" behindDoc="1" locked="0" layoutInCell="1" allowOverlap="1" wp14:anchorId="2EDE760C" wp14:editId="541D14F1">
+                <wp:simplePos x="0" y="0"/>
+                <wp:positionH relativeFrom="margin">
+                  <wp:posOffset>723265</wp:posOffset>
+                </wp:positionH>
+                <wp:positionV relativeFrom="paragraph">
+                  <wp:posOffset>182880</wp:posOffset>
+                </wp:positionV>
+                <wp:extent cx="4276725" cy="457200"/>
+                <wp:effectExtent l="0" t="0" r="28575" b="19050"/>
+                <wp:wrapNone/>
+                <wp:docPr id="247" name="Rectangle 247"/>
+                <wp:cNvGraphicFramePr/>
+                <a:graphic xmlns:a="http://schemas.openxmlformats.org/drawingml/2006/main">
+                  <a:graphicData uri="http://schemas.microsoft.com/office/word/2010/wordprocessingShape">
+                    <wps:wsp>
+                      <wps:cNvSpPr/>
+                      <wps:spPr>
+                        <a:xfrm>
+                          <a:off x="0" y="0"/>
+                          <a:ext cx="4276725" cy="457200"/>
+                        </a:xfrm>
+                        <a:prstGeom prst="rect">
+                          <a:avLst/>
+                        </a:prstGeom>
+                      </wps:spPr>
+                      <wps:style>
+                        <a:lnRef idx="2">
+                          <a:schemeClr val="dk1"/>
+                        </a:lnRef>
+                        <a:fillRef idx="1">
+                          <a:schemeClr val="lt1"/>
+                        </a:fillRef>
+                        <a:effectRef idx="0">
+                          <a:schemeClr val="dk1"/>
+                        </a:effectRef>
+                        <a:fontRef idx="minor">
+                          <a:schemeClr val="dk1"/>
+                        </a:fontRef>
+                      </wps:style>
+                      <wps:bodyPr rot="0" spcFirstLastPara="0" vertOverflow="overflow" horzOverflow="overflow" vert="horz" wrap="square" lIns="91440" tIns="45720" rIns="91440" bIns="45720" numCol="1" spcCol="0" rtlCol="0" fromWordArt="0" anchor="ctr" anchorCtr="0" forceAA="0" compatLnSpc="1">
+                        <a:prstTxWarp prst="textNoShape">
+                          <a:avLst/>
+                        </a:prstTxWarp>
+                        <a:noAutofit/>
+                      </wps:bodyPr>
+                    </wps:wsp>
+                  </a:graphicData>
+                </a:graphic>
+                <wp14:sizeRelH relativeFrom="margin">
+                  <wp14:pctWidth>0</wp14:pctWidth>
+                </wp14:sizeRelH>
+                <wp14:sizeRelV relativeFrom="margin">
+                  <wp14:pctHeight>0</wp14:pctHeight>
+                </wp14:sizeRelV>
+              </wp:anchor>
+            </w:drawing>
+          </mc:Choice>
+          <mc:Fallback>
+            <w:pict>
+              <v:rect w14:anchorId="5AB00BDB" id="Rectangle 247" o:spid="_x0000_s1026" style="position:absolute;margin-left:56.95pt;margin-top:14.4pt;width:336.75pt;height:36pt;z-index:-251526144;visibility:visible;mso-wrap-style:square;mso-width-percent:0;mso-height-percent:0;mso-wrap-distance-left:9pt;mso-wrap-distance-top:0;mso-wrap-distance-right:9pt;mso-wrap-distance-bottom:0;mso-position-horizontal:absolute;mso-position-horizontal-relative:margin;mso-position-vertical:absolute;mso-position-vertical-relative:text;mso-width-percent:0;mso-height-percent:0;mso-width-relative:margin;mso-height-relative:margin;v-text-anchor:middle" o:gfxdata="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" fillcolor="white [3201]" strokecolor="black [3200]" strokeweight="1pt">
+                <w10:wrap anchorx="margin"/>
+              </v:rect>
+            </w:pict>
+          </mc:Fallback>
+        </mc:AlternateContent>
+      </w:r>
+    </w:p>
+    <w:p>
+      <w:pPr>
+        <w:pStyle w:val="NormalWeb"/>
+        <w:jc w:val="center"/>
+        <w:rPr>
+          <w:rFonts w:eastAsia="等线"/>
+        </w:rPr>
+      </w:pPr>
+      <w:r>
+        <w:rPr>
+          <w:rFonts w:eastAsia="等线" w:hint="eastAsia"/>
+        </w:rPr>
+        <w:t>Turn on green LED constantly and turn off yellow and red LEDs.</w:t>
+      </w:r>
+    </w:p>
+    <w:p>
+      <w:pPr>
+        <w:pStyle w:val="NormalWeb"/>
+        <w:jc w:val="center"/>
+        <w:rPr>
+          <w:rFonts w:eastAsia="等线"/>
+        </w:rPr>
+      </w:pPr>
+      <w:r>
+        <w:rPr>
+          <w:rFonts w:eastAsia="等线"/>
+        </w:rPr>
+        <mc:AlternateContent>
+          <mc:Choice Requires="wps">
+            <w:drawing>
+              <wp:anchor distT="45720" distB="45720" distL="114300" distR="114300" simplePos="0" relativeHeight="251800576" behindDoc="0" locked="0" layoutInCell="1" allowOverlap="1" wp14:anchorId="2FCDAA76" wp14:editId="7AB94760">
+                <wp:simplePos x="0" y="0"/>
+                <wp:positionH relativeFrom="column">
+                  <wp:posOffset>386080</wp:posOffset>
+                </wp:positionH>
+                <wp:positionV relativeFrom="paragraph">
+                  <wp:posOffset>140970</wp:posOffset>
+                </wp:positionV>
+                <wp:extent cx="454025" cy="268970"/>
+                <wp:effectExtent l="0" t="0" r="22225" b="17145"/>
+                <wp:wrapNone/>
+                <wp:docPr id="248" name="Text Box 2"/>
+                <wp:cNvGraphicFramePr>
+                  <a:graphicFrameLocks xmlns:a="http://schemas.openxmlformats.org/drawingml/2006/main"/>
+                </wp:cNvGraphicFramePr>
+                <a:graphic xmlns:a="http://schemas.openxmlformats.org/drawingml/2006/main">
+                  <a:graphicData uri="http://schemas.microsoft.com/office/word/2010/wordprocessingShape">
+                    <wps:wsp>
+                      <wps:cNvSpPr txBox="1">
+                        <a:spLocks noChangeArrowheads="1"/>
+                      </wps:cNvSpPr>
+                      <wps:spPr bwMode="auto">
+                        <a:xfrm>
+                          <a:off x="0" y="0"/>
+                          <a:ext cx="454025" cy="268970"/>
+                        </a:xfrm>
+                        <a:prstGeom prst="rect">
+                          <a:avLst/>
+                        </a:prstGeom>
+                        <a:solidFill>
+                          <a:srgbClr val="FFFFFF"/>
+                        </a:solidFill>
+                        <a:ln w="9525">
+                          <a:solidFill>
+                            <a:schemeClr val="bg1"/>
+                          </a:solidFill>
+                          <a:miter lim="800000"/>
+                          <a:headEnd/>
+                          <a:tailEnd/>
+                        </a:ln>
+                      </wps:spPr>
+                      <wps:txbx>
+                        <w:txbxContent>
+                          <w:p>
+                            <w:pPr>
+                              <w:rPr>
+                                <w:rFonts w:hint="eastAsia"/>
+                              </w:rPr>
+                            </w:pPr>
+                            <w:r>
+                              <w:rPr>
+                                <w:rFonts w:hint="eastAsia"/>
+                                <w:lang w:eastAsia="zh-CN"/>
+                              </w:rPr>
+                              <w:t>No</w:t>
+                            </w:r>
+                          </w:p>
+                        </w:txbxContent>
+                      </wps:txbx>
+                      <wps:bodyPr rot="0" vert="horz" wrap="square" lIns="91440" tIns="45720" rIns="91440" bIns="45720" anchor="t" anchorCtr="0">
+                        <a:noAutofit/>
+                      </wps:bodyPr>
+                    </wps:wsp>
+                  </a:graphicData>
+                </a:graphic>
+                <wp14:sizeRelH relativeFrom="margin">
+                  <wp14:pctWidth>0</wp14:pctWidth>
+                </wp14:sizeRelH>
+                <wp14:sizeRelV relativeFrom="margin">
+                  <wp14:pctHeight>0</wp14:pctHeight>
+                </wp14:sizeRelV>
+              </wp:anchor>
+            </w:drawing>
+          </mc:Choice>
+          <mc:Fallback>
+            <w:pict>
+              <v:shape w14:anchorId="2FCDAA76" id="_x0000_s1038" type="#_x0000_t202" style="position:absolute;left:0;text-align:left;margin-left:30.4pt;margin-top:11.1pt;width:35.75pt;height:21.2pt;z-index:251800576;visibility:visible;mso-wrap-style:square;mso-width-percent:0;mso-height-percent:0;mso-wrap-distance-left:9pt;mso-wrap-distance-top:3.6pt;mso-wrap-distance-right:9pt;mso-wrap-distance-bottom:3.6pt;mso-position-horizontal:absolute;mso-position-horizontal-relative:text;mso-position-vertical:absolute;mso-position-vertical-relative:text;mso-width-percent:0;mso-height-percent:0;mso-width-relative:margin;mso-height-relative:margin;v-text-anchor:top" o:gfxdata="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" strokecolor="white [3212]">
+                <v:textbox>
+                  <w:txbxContent>
+                    <w:p>
+                      <w:pPr>
+                        <w:rPr>
+                          <w:rFonts w:hint="eastAsia"/>
+                        </w:rPr>
+                      </w:pPr>
+                      <w:r>
+                        <w:rPr>
+                          <w:rFonts w:hint="eastAsia"/>
+                          <w:lang w:eastAsia="zh-CN"/>
+                        </w:rPr>
+                        <w:t>No</w:t>
+                      </w:r>
+                    </w:p>
+                  </w:txbxContent>
+                </v:textbox>
+              </v:shape>
+            </w:pict>
+          </mc:Fallback>
+        </mc:AlternateContent>
+      </w:r>
+      <w:r>
+        <w:rPr>
+          <w:rFonts w:eastAsia="等线"/>
+        </w:rPr>
+        <mc:AlternateContent>
+          <mc:Choice Requires="wps">
+            <w:drawing>
+              <wp:anchor distT="0" distB="0" distL="114300" distR="114300" simplePos="0" relativeHeight="251793408" behindDoc="1" locked="0" layoutInCell="1" allowOverlap="1" wp14:anchorId="2DD70831" wp14:editId="30F4284F">
+                <wp:simplePos x="0" y="0"/>
+                <wp:positionH relativeFrom="margin">
+                  <wp:posOffset>839611</wp:posOffset>
+                </wp:positionH>
+                <wp:positionV relativeFrom="paragraph">
+                  <wp:posOffset>144852</wp:posOffset>
+                </wp:positionV>
+                <wp:extent cx="3962400" cy="576086"/>
+                <wp:effectExtent l="38100" t="19050" r="57150" b="33655"/>
+                <wp:wrapNone/>
+                <wp:docPr id="249" name="Diamond 249"/>
+                <wp:cNvGraphicFramePr/>
+                <a:graphic xmlns:a="http://schemas.openxmlformats.org/drawingml/2006/main">
+                  <a:graphicData uri="http://schemas.microsoft.com/office/word/2010/wordprocessingShape">
+                    <wps:wsp>
+                      <wps:cNvSpPr/>
+                      <wps:spPr>
+                        <a:xfrm>
+                          <a:off x="0" y="0"/>
+                          <a:ext cx="3962400" cy="576086"/>
+                        </a:xfrm>
+                        <a:prstGeom prst="diamond">
+                          <a:avLst/>
+                        </a:prstGeom>
+                      </wps:spPr>
+                      <wps:style>
+                        <a:lnRef idx="2">
+                          <a:schemeClr val="dk1"/>
+                        </a:lnRef>
+                        <a:fillRef idx="1">
+                          <a:schemeClr val="lt1"/>
+                        </a:fillRef>
+                        <a:effectRef idx="0">
+                          <a:schemeClr val="dk1"/>
+                        </a:effectRef>
+                        <a:fontRef idx="minor">
+                          <a:schemeClr val="dk1"/>
+                        </a:fontRef>
+                      </wps:style>
+                      <wps:bodyPr rot="0" spcFirstLastPara="0" vertOverflow="overflow" horzOverflow="overflow" vert="horz" wrap="square" lIns="91440" tIns="45720" rIns="91440" bIns="45720" numCol="1" spcCol="0" rtlCol="0" fromWordArt="0" anchor="ctr" anchorCtr="0" forceAA="0" compatLnSpc="1">
+                        <a:prstTxWarp prst="textNoShape">
+                          <a:avLst/>
+                        </a:prstTxWarp>
+                        <a:noAutofit/>
+                      </wps:bodyPr>
+                    </wps:wsp>
+                  </a:graphicData>
+                </a:graphic>
+                <wp14:sizeRelH relativeFrom="margin">
+                  <wp14:pctWidth>0</wp14:pctWidth>
+                </wp14:sizeRelH>
+                <wp14:sizeRelV relativeFrom="margin">
+                  <wp14:pctHeight>0</wp14:pctHeight>
+                </wp14:sizeRelV>
+              </wp:anchor>
+            </w:drawing>
+          </mc:Choice>
+          <mc:Fallback>
+            <w:pict>
+              <v:shape w14:anchorId="0E9DDCBF" id="Diamond 249" o:spid="_x0000_s1026" type="#_x0000_t4" style="position:absolute;margin-left:66.1pt;margin-top:11.4pt;width:312pt;height:45.35pt;z-index:-251523072;visibility:visible;mso-wrap-style:square;mso-width-percent:0;mso-height-percent:0;mso-wrap-distance-left:9pt;mso-wrap-distance-top:0;mso-wrap-distance-right:9pt;mso-wrap-distance-bottom:0;mso-position-horizontal:absolute;mso-position-horizontal-relative:margin;mso-position-vertical:absolute;mso-position-vertical-relative:text;mso-width-percent:0;mso-height-percent:0;mso-width-relative:margin;mso-height-relative:margin;v-text-anchor:middle" o:gfxdata="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" fillcolor="white [3201]" strokecolor="black [3200]" strokeweight="1pt">
+                <w10:wrap anchorx="margin"/>
+              </v:shape>
+            </w:pict>
+          </mc:Fallback>
+        </mc:AlternateContent>
+      </w:r>
+    </w:p>
+    <w:p>
+      <w:pPr>
+        <w:pStyle w:val="NormalWeb"/>
+        <w:jc w:val="center"/>
+        <w:rPr>
+          <w:rFonts w:eastAsia="等线"/>
+        </w:rPr>
+      </w:pPr>
+      <w:r>
+        <w:rPr>
+          <w:rFonts w:eastAsia="等线" w:hint="eastAsia"/>
+        </w:rPr>
+        <mc:AlternateContent>
+          <mc:Choice Requires="wps">
+            <w:drawing>
+              <wp:anchor distT="0" distB="0" distL="114300" distR="114300" simplePos="0" relativeHeight="251799552" behindDoc="0" locked="0" layoutInCell="1" allowOverlap="1" wp14:anchorId="2670540C" wp14:editId="21BB310C">
+                <wp:simplePos x="0" y="0"/>
+                <wp:positionH relativeFrom="column">
+                  <wp:posOffset>685801</wp:posOffset>
+                </wp:positionH>
+                <wp:positionV relativeFrom="paragraph">
+                  <wp:posOffset>80010</wp:posOffset>
+                </wp:positionV>
+                <wp:extent cx="152400" cy="1798320"/>
+                <wp:effectExtent l="361950" t="0" r="19050" b="87630"/>
+                <wp:wrapNone/>
+                <wp:docPr id="250" name="Connector: Elbow 250"/>
+                <wp:cNvGraphicFramePr/>
+                <a:graphic xmlns:a="http://schemas.openxmlformats.org/drawingml/2006/main">
+                  <a:graphicData uri="http://schemas.microsoft.com/office/word/2010/wordprocessingShape">
+                    <wps:wsp>
+                      <wps:cNvCnPr/>
+                      <wps:spPr>
+                        <a:xfrm flipH="1">
+                          <a:off x="0" y="0"/>
+                          <a:ext cx="152400" cy="1798320"/>
+                        </a:xfrm>
+                        <a:prstGeom prst="bentConnector3">
+                          <a:avLst>
+                            <a:gd name="adj1" fmla="val 325543"/>
+                          </a:avLst>
+                        </a:prstGeom>
+                        <a:ln>
+                          <a:tailEnd type="triangle"/>
+                        </a:ln>
+                      </wps:spPr>
+                      <wps:style>
+                        <a:lnRef idx="1">
+                          <a:schemeClr val="dk1"/>
+                        </a:lnRef>
+                        <a:fillRef idx="0">
+                          <a:schemeClr val="dk1"/>
+                        </a:fillRef>
+                        <a:effectRef idx="0">
+                          <a:schemeClr val="dk1"/>
+                        </a:effectRef>
+                        <a:fontRef idx="minor">
+                          <a:schemeClr val="tx1"/>
+                        </a:fontRef>
+                      </wps:style>
+                      <wps:bodyPr/>
+                    </wps:wsp>
+                  </a:graphicData>
+                </a:graphic>
+                <wp14:sizeRelH relativeFrom="margin">
+                  <wp14:pctWidth>0</wp14:pctWidth>
+                </wp14:sizeRelH>
+                <wp14:sizeRelV relativeFrom="margin">
+                  <wp14:pctHeight>0</wp14:pctHeight>
+                </wp14:sizeRelV>
+              </wp:anchor>
+            </w:drawing>
+          </mc:Choice>
+          <mc:Fallback>
+            <w:pict>
+              <v:shape w14:anchorId="228F949B" id="Connector: Elbow 250" o:spid="_x0000_s1026" type="#_x0000_t34" style="position:absolute;margin-left:54pt;margin-top:6.3pt;width:12pt;height:141.6pt;flip:x;z-index:251799552;visibility:visible;mso-wrap-style:square;mso-width-percent:0;mso-height-percent:0;mso-wrap-distance-left:9pt;mso-wrap-distance-top:0;mso-wrap-distance-right:9pt;mso-wrap-distance-bottom:0;mso-position-horizontal:absolute;mso-position-horizontal-relative:text;mso-position-vertical:absolute;mso-position-vertical-relative:text;mso-width-percent:0;mso-height-percent:0;mso-width-relative:margin;mso-height-relative:margin" o:gfxdata="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" adj="70317" strokecolor="black [3200]" strokeweight=".5pt">
+                <v:stroke endarrow="block"/>
+              </v:shape>
+            </w:pict>
+          </mc:Fallback>
+        </mc:AlternateContent>
+      </w:r>
+      <w:r>
+        <w:rPr>
+          <w:rFonts w:eastAsia="等线" w:hint="eastAsia"/>
+        </w:rPr>
+        <mc:AlternateContent>
+          <mc:Choice Requires="wps">
+            <w:drawing>
+              <wp:anchor distT="0" distB="0" distL="114300" distR="114300" simplePos="0" relativeHeight="251789312" behindDoc="1" locked="0" layoutInCell="1" allowOverlap="1" wp14:anchorId="5F55B0D8" wp14:editId="255564BD">
+                <wp:simplePos x="0" y="0"/>
+                <wp:positionH relativeFrom="column">
+                  <wp:posOffset>2860040</wp:posOffset>
+                </wp:positionH>
+                <wp:positionV relativeFrom="paragraph">
+                  <wp:posOffset>304800</wp:posOffset>
+                </wp:positionV>
+                <wp:extent cx="2540" cy="548640"/>
+                <wp:effectExtent l="76200" t="0" r="73660" b="60960"/>
+                <wp:wrapNone/>
+                <wp:docPr id="251" name="Straight Arrow Connector 251"/>
+                <wp:cNvGraphicFramePr/>
+                <a:graphic xmlns:a="http://schemas.openxmlformats.org/drawingml/2006/main">
+                  <a:graphicData uri="http://schemas.microsoft.com/office/word/2010/wordprocessingShape">
+                    <wps:wsp>
+                      <wps:cNvCnPr/>
+                      <wps:spPr>
+                        <a:xfrm>
+                          <a:off x="0" y="0"/>
+                          <a:ext cx="2540" cy="548640"/>
+                        </a:xfrm>
+                        <a:prstGeom prst="straightConnector1">
+                          <a:avLst/>
+                        </a:prstGeom>
+                        <a:ln>
+                          <a:tailEnd type="triangle"/>
+                        </a:ln>
+                      </wps:spPr>
+                      <wps:style>
+                        <a:lnRef idx="1">
+                          <a:schemeClr val="dk1"/>
+                        </a:lnRef>
+                        <a:fillRef idx="0">
+                          <a:schemeClr val="dk1"/>
+                        </a:fillRef>
+                        <a:effectRef idx="0">
+                          <a:schemeClr val="dk1"/>
+                        </a:effectRef>
+                        <a:fontRef idx="minor">
+                          <a:schemeClr val="tx1"/>
+                        </a:fontRef>
+                      </wps:style>
+                      <wps:bodyPr/>
+                    </wps:wsp>
+                  </a:graphicData>
+                </a:graphic>
+                <wp14:sizeRelH relativeFrom="margin">
+                  <wp14:pctWidth>0</wp14:pctWidth>
+                </wp14:sizeRelH>
+                <wp14:sizeRelV relativeFrom="margin">
+                  <wp14:pctHeight>0</wp14:pctHeight>
+                </wp14:sizeRelV>
+              </wp:anchor>
+            </w:drawing>
+          </mc:Choice>
+          <mc:Fallback>
+            <w:pict>
+              <v:shape w14:anchorId="0081F093" id="Straight Arrow Connector 251" o:spid="_x0000_s1026" type="#_x0000_t32" style="position:absolute;margin-left:225.2pt;margin-top:24pt;width:.2pt;height:43.2pt;z-index:-251527168;visibility:visible;mso-wrap-style:square;mso-width-percent:0;mso-height-percent:0;mso-wrap-distance-left:9pt;mso-wrap-distance-top:0;mso-wrap-distance-right:9pt;mso-wrap-distance-bottom:0;mso-position-horizontal:absolute;mso-position-horizontal-relative:text;mso-position-vertical:absolute;mso-position-vertical-relative:text;mso-width-percent:0;mso-height-percent:0;mso-width-relative:margin;mso-height-relative:margin" o:gfxdata="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" strokecolor="black [3200]" strokeweight=".5pt">
+                <v:stroke endarrow="block" joinstyle="miter"/>
+              </v:shape>
+            </w:pict>
+          </mc:Fallback>
+        </mc:AlternateContent>
+      </w:r>
+      <w:r>
+        <w:rPr>
+          <w:rFonts w:eastAsia="等线"/>
+        </w:rPr>
+        <w:t xml:space="preserve"> </w:t>
+      </w:r>
+      <w:r>
+        <w:rPr>
+          <w:rFonts w:eastAsia="等线"/>
+        </w:rPr>
+        <w:t xml:space="preserve">Is temperature rate </w:t>
+      </w:r>
+      <w:r>
+        <w:rPr>
+          <w:rFonts w:eastAsia="等线"/>
+        </w:rPr>
+        <w:t>less than -4°C/min</w:t>
+      </w:r>
+      <w:r>
+        <w:rPr>
+          <w:rFonts w:eastAsia="等线" w:hint="eastAsia"/>
+        </w:rPr>
+        <w:t>?</w:t>
+      </w:r>
+    </w:p>
+    <w:p>
+      <w:pPr>
+        <w:pStyle w:val="NormalWeb"/>
+        <w:jc w:val="center"/>
+        <w:rPr>
+          <w:rFonts w:eastAsia="等线"/>
+        </w:rPr>
+      </w:pPr>
+      <w:r>
+        <w:rPr>
+          <w:rFonts w:eastAsia="等线"/>
+        </w:rPr>
+        <mc:AlternateContent>
+          <mc:Choice Requires="wps">
+            <w:drawing>
+              <wp:anchor distT="45720" distB="45720" distL="114300" distR="114300" simplePos="0" relativeHeight="251802624" behindDoc="0" locked="0" layoutInCell="1" allowOverlap="1" wp14:anchorId="1E46ADC9" wp14:editId="58067628">
+                <wp:simplePos x="0" y="0"/>
+                <wp:positionH relativeFrom="column">
+                  <wp:posOffset>2924175</wp:posOffset>
+                </wp:positionH>
+                <wp:positionV relativeFrom="paragraph">
+                  <wp:posOffset>98425</wp:posOffset>
+                </wp:positionV>
+                <wp:extent cx="457200" cy="342900"/>
+                <wp:effectExtent l="0" t="0" r="0" b="0"/>
+                <wp:wrapSquare wrapText="bothSides"/>
+                <wp:docPr id="252" name="Text Box 2"/>
+                <wp:cNvGraphicFramePr>
+                  <a:graphicFrameLocks xmlns:a="http://schemas.openxmlformats.org/drawingml/2006/main"/>
+                </wp:cNvGraphicFramePr>
+                <a:graphic xmlns:a="http://schemas.openxmlformats.org/drawingml/2006/main">
+                  <a:graphicData uri="http://schemas.microsoft.com/office/word/2010/wordprocessingShape">
+                    <wps:wsp>
+                      <wps:cNvSpPr txBox="1">
+                        <a:spLocks noChangeArrowheads="1"/>
+                      </wps:cNvSpPr>
+                      <wps:spPr bwMode="auto">
+                        <a:xfrm>
+                          <a:off x="0" y="0"/>
+                          <a:ext cx="457200" cy="342900"/>
+                        </a:xfrm>
+                        <a:prstGeom prst="rect">
+                          <a:avLst/>
+                        </a:prstGeom>
+                        <a:solidFill>
+                          <a:srgbClr val="FFFFFF"/>
+                        </a:solidFill>
+                        <a:ln w="9525">
+                          <a:noFill/>
+                          <a:miter lim="800000"/>
+                          <a:headEnd/>
+                          <a:tailEnd/>
+                        </a:ln>
+                      </wps:spPr>
+                      <wps:txbx>
+                        <w:txbxContent>
+                          <w:p>
+                            <w:pPr>
+                              <w:rPr>
+                                <w:rFonts w:hint="eastAsia"/>
+                              </w:rPr>
+                            </w:pPr>
+                            <w:r>
+                              <w:rPr>
+                                <w:rFonts w:hint="eastAsia"/>
+                                <w:lang w:eastAsia="zh-CN"/>
+                              </w:rPr>
+                              <w:t>Yes</w:t>
+                            </w:r>
+                          </w:p>
+                        </w:txbxContent>
+                      </wps:txbx>
+                      <wps:bodyPr rot="0" vert="horz" wrap="square" lIns="91440" tIns="45720" rIns="91440" bIns="45720" anchor="t" anchorCtr="0">
+                        <a:noAutofit/>
+                      </wps:bodyPr>
+                    </wps:wsp>
+                  </a:graphicData>
+                </a:graphic>
+                <wp14:sizeRelH relativeFrom="margin">
+                  <wp14:pctWidth>0</wp14:pctWidth>
+                </wp14:sizeRelH>
+                <wp14:sizeRelV relativeFrom="margin">
+                  <wp14:pctHeight>0</wp14:pctHeight>
+                </wp14:sizeRelV>
+              </wp:anchor>
+            </w:drawing>
+          </mc:Choice>
+          <mc:Fallback>
+            <w:pict>
+              <v:shape w14:anchorId="1E46ADC9" id="_x0000_s1039" type="#_x0000_t202" style="position:absolute;left:0;text-align:left;margin-left:230.25pt;margin-top:7.75pt;width:36pt;height:27pt;z-index:251802624;visibility:visible;mso-wrap-style:square;mso-width-percent:0;mso-height-percent:0;mso-wrap-distance-left:9pt;mso-wrap-distance-top:3.6pt;mso-wrap-distance-right:9pt;mso-wrap-distance-bottom:3.6pt;mso-position-horizontal:absolute;mso-position-horizontal-relative:text;mso-position-vertical:absolute;mso-position-vertical-relative:text;mso-width-percent:0;mso-height-percent:0;mso-width-relative:margin;mso-height-relative:margin;v-text-anchor:top" o:gfxdata="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" stroked="f">
+                <v:textbox>
+                  <w:txbxContent>
+                    <w:p>
+                      <w:pPr>
+                        <w:rPr>
+                          <w:rFonts w:hint="eastAsia"/>
+                        </w:rPr>
+                      </w:pPr>
+                      <w:r>
+                        <w:rPr>
+                          <w:rFonts w:hint="eastAsia"/>
+                          <w:lang w:eastAsia="zh-CN"/>
+                        </w:rPr>
+                        <w:t>Yes</w:t>
+                      </w:r>
+                    </w:p>
+                  </w:txbxContent>
+                </v:textbox>
+                <w10:wrap type="square"/>
+              </v:shape>
+            </w:pict>
+          </mc:Fallback>
+        </mc:AlternateContent>
+      </w:r>
+    </w:p>
+    <w:p>
+      <w:pPr>
+        <w:pStyle w:val="NormalWeb"/>
+        <w:jc w:val="center"/>
+        <w:rPr>
+          <w:rFonts w:eastAsia="等线"/>
+        </w:rPr>
+      </w:pPr>
+      <w:r>
+        <w:rPr>
+          <w:rFonts w:eastAsia="等线"/>
+        </w:rPr>
+        <mc:AlternateContent>
+          <mc:Choice Requires="wps">
+            <w:drawing>
+              <wp:anchor distT="0" distB="0" distL="114300" distR="114300" simplePos="0" relativeHeight="251795456" behindDoc="1" locked="0" layoutInCell="1" allowOverlap="1" wp14:anchorId="5FEAC0F0" wp14:editId="0AEFD206">
+                <wp:simplePos x="0" y="0"/>
+                <wp:positionH relativeFrom="margin">
+                  <wp:posOffset>733425</wp:posOffset>
+                </wp:positionH>
+                <wp:positionV relativeFrom="paragraph">
+                  <wp:posOffset>147320</wp:posOffset>
+                </wp:positionV>
+                <wp:extent cx="4276725" cy="457200"/>
+                <wp:effectExtent l="0" t="0" r="28575" b="19050"/>
+                <wp:wrapNone/>
+                <wp:docPr id="253" name="Rectangle 253"/>
+                <wp:cNvGraphicFramePr/>
+                <a:graphic xmlns:a="http://schemas.openxmlformats.org/drawingml/2006/main">
+                  <a:graphicData uri="http://schemas.microsoft.com/office/word/2010/wordprocessingShape">
+                    <wps:wsp>
+                      <wps:cNvSpPr/>
+                      <wps:spPr>
+                        <a:xfrm>
+                          <a:off x="0" y="0"/>
+                          <a:ext cx="4276725" cy="457200"/>
+                        </a:xfrm>
+                        <a:prstGeom prst="rect">
+                          <a:avLst/>
+                        </a:prstGeom>
+                      </wps:spPr>
+                      <wps:style>
+                        <a:lnRef idx="2">
+                          <a:schemeClr val="dk1"/>
+                        </a:lnRef>
+                        <a:fillRef idx="1">
+                          <a:schemeClr val="lt1"/>
+                        </a:fillRef>
+                        <a:effectRef idx="0">
+                          <a:schemeClr val="dk1"/>
+                        </a:effectRef>
+                        <a:fontRef idx="minor">
+                          <a:schemeClr val="dk1"/>
+                        </a:fontRef>
+                      </wps:style>
+                      <wps:bodyPr rot="0" spcFirstLastPara="0" vertOverflow="overflow" horzOverflow="overflow" vert="horz" wrap="square" lIns="91440" tIns="45720" rIns="91440" bIns="45720" numCol="1" spcCol="0" rtlCol="0" fromWordArt="0" anchor="ctr" anchorCtr="0" forceAA="0" compatLnSpc="1">
+                        <a:prstTxWarp prst="textNoShape">
+                          <a:avLst/>
+                        </a:prstTxWarp>
+                        <a:noAutofit/>
+                      </wps:bodyPr>
+                    </wps:wsp>
+                  </a:graphicData>
+                </a:graphic>
+                <wp14:sizeRelH relativeFrom="margin">
+                  <wp14:pctWidth>0</wp14:pctWidth>
+                </wp14:sizeRelH>
+                <wp14:sizeRelV relativeFrom="margin">
+                  <wp14:pctHeight>0</wp14:pctHeight>
+                </wp14:sizeRelV>
+              </wp:anchor>
+            </w:drawing>
+          </mc:Choice>
+          <mc:Fallback>
+            <w:pict>
+              <v:rect w14:anchorId="4BA39FDD" id="Rectangle 253" o:spid="_x0000_s1026" style="position:absolute;margin-left:57.75pt;margin-top:11.6pt;width:336.75pt;height:36pt;z-index:-251521024;visibility:visible;mso-wrap-style:square;mso-width-percent:0;mso-height-percent:0;mso-wrap-distance-left:9pt;mso-wrap-distance-top:0;mso-wrap-distance-right:9pt;mso-wrap-distance-bottom:0;mso-position-horizontal:absolute;mso-position-horizontal-relative:margin;mso-position-vertical:absolute;mso-position-vertical-relative:text;mso-width-percent:0;mso-height-percent:0;mso-width-relative:margin;mso-height-relative:margin;v-text-anchor:middle" o:gfxdata="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" fillcolor="white [3201]" strokecolor="black [3200]" strokeweight="1pt">
+                <w10:wrap anchorx="margin"/>
+              </v:rect>
+            </w:pict>
+          </mc:Fallback>
+        </mc:AlternateContent>
+      </w:r>
+    </w:p>
+    <w:p>
+      <w:pPr>
+        <w:pStyle w:val="NormalWeb"/>
+        <w:jc w:val="center"/>
+        <w:rPr>
+          <w:rFonts w:eastAsia="等线"/>
+        </w:rPr>
+      </w:pPr>
+      <w:r>
+        <w:rPr>
+          <w:rFonts w:eastAsia="等线" w:hint="eastAsia"/>
+        </w:rPr>
+        <w:t xml:space="preserve">Turn on </w:t>
+      </w:r>
+      <w:r>
+        <w:rPr>
+          <w:rFonts w:eastAsia="等线" w:hint="eastAsia"/>
+        </w:rPr>
+        <w:t>yellow</w:t>
+      </w:r>
+      <w:r>
+        <w:rPr>
+          <w:rFonts w:eastAsia="等线" w:hint="eastAsia"/>
+        </w:rPr>
+        <w:t xml:space="preserve"> LED constantly and turn off green and red LEDs.</w:t>
+      </w:r>
+    </w:p>
+    <w:p>
+      <w:pPr>
+        <w:pStyle w:val="NormalWeb"/>
+        <w:jc w:val="center"/>
+        <w:rPr>
+          <w:rFonts w:eastAsia="等线"/>
+        </w:rPr>
+      </w:pPr>
+      <w:r>
+        <w:rPr>
+          <w:rFonts w:eastAsia="等线"/>
+        </w:rPr>
+        <mc:AlternateContent>
+          <mc:Choice Requires="wps">
+            <w:drawing>
+              <wp:anchor distT="0" distB="0" distL="114300" distR="114300" simplePos="0" relativeHeight="251794432" behindDoc="1" locked="0" layoutInCell="1" allowOverlap="1" wp14:anchorId="1D3924AE" wp14:editId="2D58DC77">
+                <wp:simplePos x="0" y="0"/>
+                <wp:positionH relativeFrom="margin">
+                  <wp:posOffset>729155</wp:posOffset>
+                </wp:positionH>
+                <wp:positionV relativeFrom="paragraph">
+                  <wp:posOffset>173679</wp:posOffset>
+                </wp:positionV>
+                <wp:extent cx="4203079" cy="584065"/>
+                <wp:effectExtent l="38100" t="19050" r="64135" b="45085"/>
+                <wp:wrapNone/>
+                <wp:docPr id="254" name="Diamond 254"/>
+                <wp:cNvGraphicFramePr/>
+                <a:graphic xmlns:a="http://schemas.openxmlformats.org/drawingml/2006/main">
+                  <a:graphicData uri="http://schemas.microsoft.com/office/word/2010/wordprocessingShape">
+                    <wps:wsp>
+                      <wps:cNvSpPr/>
+                      <wps:spPr>
+                        <a:xfrm>
+                          <a:off x="0" y="0"/>
+                          <a:ext cx="4203079" cy="584065"/>
+                        </a:xfrm>
+                        <a:prstGeom prst="diamond">
+                          <a:avLst/>
+                        </a:prstGeom>
+                      </wps:spPr>
+                      <wps:style>
+                        <a:lnRef idx="2">
+                          <a:schemeClr val="dk1"/>
+                        </a:lnRef>
+                        <a:fillRef idx="1">
+                          <a:schemeClr val="lt1"/>
+                        </a:fillRef>
+                        <a:effectRef idx="0">
+                          <a:schemeClr val="dk1"/>
+                        </a:effectRef>
+                        <a:fontRef idx="minor">
+                          <a:schemeClr val="dk1"/>
+                        </a:fontRef>
+                      </wps:style>
+                      <wps:bodyPr rot="0" spcFirstLastPara="0" vertOverflow="overflow" horzOverflow="overflow" vert="horz" wrap="square" lIns="91440" tIns="45720" rIns="91440" bIns="45720" numCol="1" spcCol="0" rtlCol="0" fromWordArt="0" anchor="ctr" anchorCtr="0" forceAA="0" compatLnSpc="1">
+                        <a:prstTxWarp prst="textNoShape">
+                          <a:avLst/>
+                        </a:prstTxWarp>
+                        <a:noAutofit/>
+                      </wps:bodyPr>
+                    </wps:wsp>
+                  </a:graphicData>
+                </a:graphic>
+                <wp14:sizeRelH relativeFrom="margin">
+                  <wp14:pctWidth>0</wp14:pctWidth>
+                </wp14:sizeRelH>
+                <wp14:sizeRelV relativeFrom="margin">
+                  <wp14:pctHeight>0</wp14:pctHeight>
+                </wp14:sizeRelV>
+              </wp:anchor>
+            </w:drawing>
+          </mc:Choice>
+          <mc:Fallback>
+            <w:pict>
+              <v:shape w14:anchorId="4FA03BD4" id="Diamond 254" o:spid="_x0000_s1026" type="#_x0000_t4" style="position:absolute;margin-left:57.4pt;margin-top:13.7pt;width:330.95pt;height:46pt;z-index:-251522048;visibility:visible;mso-wrap-style:square;mso-width-percent:0;mso-height-percent:0;mso-wrap-distance-left:9pt;mso-wrap-distance-top:0;mso-wrap-distance-right:9pt;mso-wrap-distance-bottom:0;mso-position-horizontal:absolute;mso-position-horizontal-relative:margin;mso-position-vertical:absolute;mso-position-vertical-relative:text;mso-width-percent:0;mso-height-percent:0;mso-width-relative:margin;mso-height-relative:margin;v-text-anchor:middle" o:gfxdata="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" fillcolor="white [3201]" strokecolor="black [3200]" strokeweight="1pt">
+                <w10:wrap anchorx="margin"/>
+              </v:shape>
+            </w:pict>
+          </mc:Fallback>
+        </mc:AlternateContent>
+      </w:r>
+    </w:p>
+    <w:p>
+      <w:pPr>
+        <w:pStyle w:val="NormalWeb"/>
+        <w:jc w:val="center"/>
+        <w:rPr>
+          <w:rFonts w:eastAsia="等线"/>
+        </w:rPr>
+      </w:pPr>
+      <w:r>
+        <w:rPr>
+          <w:rFonts w:eastAsia="等线" w:hint="eastAsia"/>
+        </w:rPr>
+        <w:t xml:space="preserve">Is the </w:t>
+      </w:r>
+      <w:r>
+        <w:rPr>
+          <w:rFonts w:eastAsia="等线"/>
+        </w:rPr>
+        <w:t>temperature rate greater than +4°C/min</w:t>
+      </w:r>
+      <w:r>
+        <w:rPr>
+          <w:rFonts w:eastAsia="等线" w:hint="eastAsia"/>
+        </w:rPr>
+        <w:t>?</w:t>
+      </w:r>
+    </w:p>
+    <w:p>
+      <w:pPr>
+        <w:spacing w:line="259" w:lineRule="auto"/>
+        <w:jc w:val="center"/>
+        <w:rPr>
+          <w:rFonts w:ascii="Times New Roman" w:eastAsia="等线" w:hAnsi="Times New Roman" w:cs="Times New Roman"/>
+          <w:sz w:val="24"/>
+          <w:szCs w:val="24"/>
+          <w:lang w:val="en-US" w:eastAsia="zh-CN"/>
+        </w:rPr>
+      </w:pPr>
+      <w:r>
+        <w:rPr>
+          <w:rFonts w:eastAsia="等线" w:hint="eastAsia"/>
+          <w:lang w:val="en-US"/>
+        </w:rPr>
+        <mc:AlternateContent>
+          <mc:Choice Requires="wps">
+            <w:drawing>
+              <wp:anchor distT="0" distB="0" distL="114300" distR="114300" simplePos="0" relativeHeight="251797504" behindDoc="0" locked="0" layoutInCell="1" allowOverlap="1" wp14:anchorId="36EFE52A" wp14:editId="450E821E">
+                <wp:simplePos x="0" y="0"/>
+                <wp:positionH relativeFrom="column">
+                  <wp:posOffset>2857500</wp:posOffset>
+                </wp:positionH>
+                <wp:positionV relativeFrom="paragraph">
+                  <wp:posOffset>43644</wp:posOffset>
+                </wp:positionV>
+                <wp:extent cx="2540" cy="365760"/>
+                <wp:effectExtent l="76200" t="0" r="73660" b="53340"/>
+                <wp:wrapNone/>
+                <wp:docPr id="255" name="Straight Arrow Connector 255"/>
+                <wp:cNvGraphicFramePr/>
+                <a:graphic xmlns:a="http://schemas.openxmlformats.org/drawingml/2006/main">
+                  <a:graphicData uri="http://schemas.microsoft.com/office/word/2010/wordprocessingShape">
+                    <wps:wsp>
+                      <wps:cNvCnPr/>
+                      <wps:spPr>
+                        <a:xfrm>
+                          <a:off x="0" y="0"/>
+                          <a:ext cx="2540" cy="365760"/>
+                        </a:xfrm>
+                        <a:prstGeom prst="straightConnector1">
+                          <a:avLst/>
+                        </a:prstGeom>
+                        <a:ln>
+                          <a:tailEnd type="triangle"/>
+                        </a:ln>
+                      </wps:spPr>
+                      <wps:style>
+                        <a:lnRef idx="1">
+                          <a:schemeClr val="dk1"/>
+                        </a:lnRef>
+                        <a:fillRef idx="0">
+                          <a:schemeClr val="dk1"/>
+                        </a:fillRef>
+                        <a:effectRef idx="0">
+                          <a:schemeClr val="dk1"/>
+                        </a:effectRef>
+                        <a:fontRef idx="minor">
+                          <a:schemeClr val="tx1"/>
+                        </a:fontRef>
+                      </wps:style>
+                      <wps:bodyPr/>
+                    </wps:wsp>
+                  </a:graphicData>
+                </a:graphic>
+                <wp14:sizeRelH relativeFrom="margin">
+                  <wp14:pctWidth>0</wp14:pctWidth>
+                </wp14:sizeRelH>
+                <wp14:sizeRelV relativeFrom="margin">
+                  <wp14:pctHeight>0</wp14:pctHeight>
+                </wp14:sizeRelV>
+              </wp:anchor>
+            </w:drawing>
+          </mc:Choice>
+          <mc:Fallback>
+            <w:pict>
+              <v:shape w14:anchorId="085A8245" id="Straight Arrow Connector 255" o:spid="_x0000_s1026" type="#_x0000_t32" style="position:absolute;margin-left:225pt;margin-top:3.45pt;width:.2pt;height:28.8pt;z-index:251797504;visibility:visible;mso-wrap-style:square;mso-width-percent:0;mso-height-percent:0;mso-wrap-distance-left:9pt;mso-wrap-distance-top:0;mso-wrap-distance-right:9pt;mso-wrap-distance-bottom:0;mso-position-horizontal:absolute;mso-position-horizontal-relative:text;mso-position-vertical:absolute;mso-position-vertical-relative:text;mso-width-percent:0;mso-height-percent:0;mso-width-relative:margin;mso-height-relative:margin" o:gfxdata="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" strokecolor="black [3200]" strokeweight=".5pt">
+                <v:stroke endarrow="block" joinstyle="miter"/>
+              </v:shape>
+            </w:pict>
+          </mc:Fallback>
+        </mc:AlternateContent>
+      </w:r>
+      <w:r>
+        <w:rPr>
+          <w:rFonts w:ascii="Times New Roman" w:eastAsia="等线" w:hAnsi="Times New Roman" w:cs="Times New Roman"/>
+          <w:sz w:val="24"/>
+          <w:szCs w:val="24"/>
+          <w:lang w:val="en-US" w:eastAsia="zh-CN"/>
+        </w:rPr>
+        <mc:AlternateContent>
+          <mc:Choice Requires="wps">
+            <w:drawing>
+              <wp:anchor distT="45720" distB="45720" distL="114300" distR="114300" simplePos="0" relativeHeight="251801600" behindDoc="0" locked="0" layoutInCell="1" allowOverlap="1" wp14:anchorId="5DC73E9A" wp14:editId="58A29E46">
+                <wp:simplePos x="0" y="0"/>
+                <wp:positionH relativeFrom="column">
+                  <wp:posOffset>2922905</wp:posOffset>
+                </wp:positionH>
+                <wp:positionV relativeFrom="paragraph">
+                  <wp:posOffset>69215</wp:posOffset>
+                </wp:positionV>
+                <wp:extent cx="457200" cy="316230"/>
+                <wp:effectExtent l="0" t="0" r="0" b="7620"/>
+                <wp:wrapSquare wrapText="bothSides"/>
+                <wp:docPr id="256" name="Text Box 2"/>
+                <wp:cNvGraphicFramePr>
+                  <a:graphicFrameLocks xmlns:a="http://schemas.openxmlformats.org/drawingml/2006/main"/>
+                </wp:cNvGraphicFramePr>
+                <a:graphic xmlns:a="http://schemas.openxmlformats.org/drawingml/2006/main">
+                  <a:graphicData uri="http://schemas.microsoft.com/office/word/2010/wordprocessingShape">
+                    <wps:wsp>
+                      <wps:cNvSpPr txBox="1">
+                        <a:spLocks noChangeArrowheads="1"/>
+                      </wps:cNvSpPr>
+                      <wps:spPr bwMode="auto">
+                        <a:xfrm>
+                          <a:off x="0" y="0"/>
+                          <a:ext cx="457200" cy="316230"/>
+                        </a:xfrm>
+                        <a:prstGeom prst="rect">
+                          <a:avLst/>
+                        </a:prstGeom>
+                        <a:solidFill>
+                          <a:srgbClr val="FFFFFF"/>
+                        </a:solidFill>
+                        <a:ln w="9525">
+                          <a:noFill/>
+                          <a:miter lim="800000"/>
+                          <a:headEnd/>
+                          <a:tailEnd/>
+                        </a:ln>
+                      </wps:spPr>
+                      <wps:txbx>
+                        <w:txbxContent>
+                          <w:p>
+                            <w:pPr>
+                              <w:rPr>
+                                <w:rFonts w:hint="eastAsia"/>
+                              </w:rPr>
+                            </w:pPr>
+                            <w:r>
+                              <w:rPr>
+                                <w:rFonts w:hint="eastAsia"/>
+                                <w:lang w:eastAsia="zh-CN"/>
+                              </w:rPr>
+                              <w:t>Yes</w:t>
+                            </w:r>
+                          </w:p>
+                        </w:txbxContent>
+                      </wps:txbx>
+                      <wps:bodyPr rot="0" vert="horz" wrap="square" lIns="91440" tIns="45720" rIns="91440" bIns="45720" anchor="t" anchorCtr="0">
+                        <a:noAutofit/>
+                      </wps:bodyPr>
+                    </wps:wsp>
+                  </a:graphicData>
+                </a:graphic>
+                <wp14:sizeRelH relativeFrom="margin">
+                  <wp14:pctWidth>0</wp14:pctWidth>
+                </wp14:sizeRelH>
+                <wp14:sizeRelV relativeFrom="margin">
+                  <wp14:pctHeight>0</wp14:pctHeight>
+                </wp14:sizeRelV>
+              </wp:anchor>
+            </w:drawing>
+          </mc:Choice>
+          <mc:Fallback>
+            <w:pict>
+              <v:shape w14:anchorId="5DC73E9A" id="_x0000_s1040" type="#_x0000_t202" style="position:absolute;left:0;text-align:left;margin-left:230.15pt;margin-top:5.45pt;width:36pt;height:24.9pt;z-index:251801600;visibility:visible;mso-wrap-style:square;mso-width-percent:0;mso-height-percent:0;mso-wrap-distance-left:9pt;mso-wrap-distance-top:3.6pt;mso-wrap-distance-right:9pt;mso-wrap-distance-bottom:3.6pt;mso-position-horizontal:absolute;mso-position-horizontal-relative:text;mso-position-vertical:absolute;mso-position-vertical-relative:text;mso-width-percent:0;mso-height-percent:0;mso-width-relative:margin;mso-height-relative:margin;v-text-anchor:top" o:gfxdata="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" stroked="f">
+                <v:textbox>
+                  <w:txbxContent>
+                    <w:p>
+                      <w:pPr>
+                        <w:rPr>
+                          <w:rFonts w:hint="eastAsia"/>
+                        </w:rPr>
+                      </w:pPr>
+                      <w:r>
+                        <w:rPr>
+                          <w:rFonts w:hint="eastAsia"/>
+                          <w:lang w:eastAsia="zh-CN"/>
+                        </w:rPr>
+                        <w:t>Yes</w:t>
+                      </w:r>
+                    </w:p>
+                  </w:txbxContent>
+                </v:textbox>
+                <w10:wrap type="square"/>
+              </v:shape>
+            </w:pict>
+          </mc:Fallback>
+        </mc:AlternateContent>
+      </w:r>
+    </w:p>
+    <w:p>
+      <w:pPr>
+        <w:spacing w:line="259" w:lineRule="auto"/>
+        <w:jc w:val="center"/>
+        <w:rPr>
+          <w:rFonts w:ascii="Times New Roman" w:eastAsia="等线" w:hAnsi="Times New Roman" w:cs="Times New Roman"/>
+          <w:sz w:val="24"/>
+          <w:szCs w:val="24"/>
+          <w:lang w:val="en-US" w:eastAsia="zh-CN"/>
+        </w:rPr>
+      </w:pPr>
+      <w:r>
+        <w:rPr>
+          <w:rFonts w:ascii="Times New Roman" w:eastAsia="等线" w:hAnsi="Times New Roman" w:cs="Times New Roman"/>
+          <w:sz w:val="24"/>
+          <w:szCs w:val="24"/>
+          <w:lang w:val="en-US" w:eastAsia="zh-CN"/>
+        </w:rPr>
+        <mc:AlternateContent>
+          <mc:Choice Requires="wps">
+            <w:drawing>
+              <wp:anchor distT="0" distB="0" distL="114300" distR="114300" simplePos="0" relativeHeight="251796480" behindDoc="1" locked="0" layoutInCell="1" allowOverlap="1" wp14:anchorId="4CD48710" wp14:editId="719EDA6A">
+                <wp:simplePos x="0" y="0"/>
+                <wp:positionH relativeFrom="margin">
+                  <wp:posOffset>733425</wp:posOffset>
+                </wp:positionH>
+                <wp:positionV relativeFrom="paragraph">
+                  <wp:posOffset>140335</wp:posOffset>
+                </wp:positionV>
+                <wp:extent cx="4276725" cy="457200"/>
+                <wp:effectExtent l="0" t="0" r="28575" b="19050"/>
+                <wp:wrapNone/>
+                <wp:docPr id="257" name="Rectangle 257"/>
+                <wp:cNvGraphicFramePr/>
+                <a:graphic xmlns:a="http://schemas.openxmlformats.org/drawingml/2006/main">
+                  <a:graphicData uri="http://schemas.microsoft.com/office/word/2010/wordprocessingShape">
+                    <wps:wsp>
+                      <wps:cNvSpPr/>
+                      <wps:spPr>
+                        <a:xfrm>
+                          <a:off x="0" y="0"/>
+                          <a:ext cx="4276725" cy="457200"/>
+                        </a:xfrm>
+                        <a:prstGeom prst="rect">
+                          <a:avLst/>
+                        </a:prstGeom>
+                      </wps:spPr>
+                      <wps:style>
+                        <a:lnRef idx="2">
+                          <a:schemeClr val="dk1"/>
+                        </a:lnRef>
+                        <a:fillRef idx="1">
+                          <a:schemeClr val="lt1"/>
+                        </a:fillRef>
+                        <a:effectRef idx="0">
+                          <a:schemeClr val="dk1"/>
+                        </a:effectRef>
+                        <a:fontRef idx="minor">
+                          <a:schemeClr val="dk1"/>
+                        </a:fontRef>
+                      </wps:style>
+                      <wps:bodyPr rot="0" spcFirstLastPara="0" vertOverflow="overflow" horzOverflow="overflow" vert="horz" wrap="square" lIns="91440" tIns="45720" rIns="91440" bIns="45720" numCol="1" spcCol="0" rtlCol="0" fromWordArt="0" anchor="ctr" anchorCtr="0" forceAA="0" compatLnSpc="1">
+                        <a:prstTxWarp prst="textNoShape">
+                          <a:avLst/>
+                        </a:prstTxWarp>
+                        <a:noAutofit/>
+                      </wps:bodyPr>
+                    </wps:wsp>
+                  </a:graphicData>
+                </a:graphic>
+                <wp14:sizeRelH relativeFrom="margin">
+                  <wp14:pctWidth>0</wp14:pctWidth>
+                </wp14:sizeRelH>
+                <wp14:sizeRelV relativeFrom="margin">
+                  <wp14:pctHeight>0</wp14:pctHeight>
+                </wp14:sizeRelV>
+              </wp:anchor>
+            </w:drawing>
+          </mc:Choice>
+          <mc:Fallback>
+            <w:pict>
+              <v:rect w14:anchorId="69DD44FE" id="Rectangle 257" o:spid="_x0000_s1026" style="position:absolute;margin-left:57.75pt;margin-top:11.05pt;width:336.75pt;height:36pt;z-index:-251520000;visibility:visible;mso-wrap-style:square;mso-width-percent:0;mso-height-percent:0;mso-wrap-distance-left:9pt;mso-wrap-distance-top:0;mso-wrap-distance-right:9pt;mso-wrap-distance-bottom:0;mso-position-horizontal:absolute;mso-position-horizontal-relative:margin;mso-position-vertical:absolute;mso-position-vertical-relative:text;mso-width-percent:0;mso-height-percent:0;mso-width-relative:margin;mso-height-relative:margin;v-text-anchor:middle" o:gfxdata="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" fillcolor="white [3201]" strokecolor="black [3200]" strokeweight="1pt">
+                <w10:wrap anchorx="margin"/>
+              </v:rect>
+            </w:pict>
+          </mc:Fallback>
+        </mc:AlternateContent>
+      </w:r>
+    </w:p>
+    <w:p>
+      <w:pPr>
+        <w:spacing w:line="259" w:lineRule="auto"/>
+        <w:jc w:val="center"/>
+        <w:rPr>
+          <w:rFonts w:ascii="Times New Roman" w:eastAsia="等线" w:hAnsi="Times New Roman" w:cs="Times New Roman"/>
+          <w:sz w:val="24"/>
+          <w:szCs w:val="24"/>
+          <w:lang w:val="en-US" w:eastAsia="zh-CN"/>
+        </w:rPr>
+      </w:pPr>
+      <w:r>
+        <w:rPr>
+          <w:rFonts w:ascii="Times New Roman" w:eastAsia="等线" w:hAnsi="Times New Roman" w:cs="Times New Roman" w:hint="eastAsia"/>
+          <w:sz w:val="24"/>
+          <w:szCs w:val="24"/>
+          <w:lang w:val="en-US" w:eastAsia="zh-CN"/>
+        </w:rPr>
+        <w:t xml:space="preserve">Turn on </w:t>
+      </w:r>
+      <w:r>
+        <w:rPr>
+          <w:rFonts w:ascii="Times New Roman" w:eastAsia="等线" w:hAnsi="Times New Roman" w:cs="Times New Roman" w:hint="eastAsia"/>
+          <w:sz w:val="24"/>
+          <w:szCs w:val="24"/>
+          <w:lang w:val="en-US" w:eastAsia="zh-CN"/>
+        </w:rPr>
+        <w:t>red</w:t>
+      </w:r>
+      <w:r>
+        <w:rPr>
+          <w:rFonts w:ascii="Times New Roman" w:eastAsia="等线" w:hAnsi="Times New Roman" w:cs="Times New Roman" w:hint="eastAsia"/>
+          <w:sz w:val="24"/>
+          <w:szCs w:val="24"/>
+          <w:lang w:val="en-US" w:eastAsia="zh-CN"/>
+        </w:rPr>
+        <w:t xml:space="preserve"> LED constantly </w:t>
+      </w:r>
+      <w:r>
+        <w:rPr>
+          <w:rFonts w:ascii="Times New Roman" w:eastAsia="等线" w:hAnsi="Times New Roman" w:cs="Times New Roman" w:hint="eastAsia"/>
+          <w:sz w:val="24"/>
+          <w:szCs w:val="24"/>
+          <w:lang w:val="en-US" w:eastAsia="zh-CN"/>
+        </w:rPr>
+        <w:t>and turn off green and yellow LEDs.</w:t>
+      </w:r>
     </w:p>
     <w:p>
       <w:pPr>
@@ -7796,7 +12316,7 @@
               <v:stroke joinstyle="miter"/>
               <v:path gradientshapeok="t" o:connecttype="rect"/>
             </v:shapetype>
-            <v:shape id="Text Box 15" o:spid="_x0000_s1036" type="#_x0000_t202" style="position:absolute;margin-left:302.75pt;margin-top:-36.05pt;width:215.5pt;height:37pt;z-index:251658241;visibility:visible;mso-wrap-style:square;mso-width-percent:0;mso-height-percent:0;mso-wrap-distance-left:9pt;mso-wrap-distance-top:0;mso-wrap-distance-right:9pt;mso-wrap-distance-bottom:0;mso-position-horizontal:absolute;mso-position-horizontal-relative:text;mso-position-vertical:absolute;mso-position-vertical-relative:text;mso-width-percent:0;mso-height-percent:0;mso-width-relative:margin;mso-height-relative:margin;v-text-anchor:top" o:gfxdata="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" fillcolor="white [3201]" stroked="f" strokeweight=".5pt">
+            <v:shape id="Text Box 15" o:spid="_x0000_s1041" type="#_x0000_t202" style="position:absolute;margin-left:302.75pt;margin-top:-36.05pt;width:215.5pt;height:37pt;z-index:251658241;visibility:visible;mso-wrap-style:square;mso-width-percent:0;mso-height-percent:0;mso-wrap-distance-left:9pt;mso-wrap-distance-top:0;mso-wrap-distance-right:9pt;mso-wrap-distance-bottom:0;mso-position-horizontal:absolute;mso-position-horizontal-relative:text;mso-position-vertical:absolute;mso-position-vertical-relative:text;mso-width-percent:0;mso-height-percent:0;mso-width-relative:margin;mso-height-relative:margin;v-text-anchor:top" o:gfxdata="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" fillcolor="white [3201]" stroked="f" strokeweight=".5pt">
               <v:textbox>
                 <w:txbxContent>
                   <w:p>
@@ -8706,7 +13226,7 @@
   <w:style w:type="paragraph" w:default="1" w:styleId="Normal">
     <w:name w:val="Normal"/>
     <w:qFormat/>
-    <w:rsid w:val="005072DF"/>
+    <w:rsid w:val="008F4A5A"/>
     <w:pPr>
       <w:spacing w:line="312" w:lineRule="auto"/>
     </w:pPr>
